--- a/docs/tz.docx
+++ b/docs/tz.docx
@@ -339,8 +339,1961 @@
       </w:pPr>
     </w:p>
     <w:p>
+      <w:pPr>
+        <w:pStyle w:val="TOC1"/>
+        <w:tabs>
+          <w:tab w:val="right" w:leader="dot" w:pos="9345"/>
+        </w:tabs>
+        <w:rPr>
+          <w:rFonts w:asciiTheme="minorHAnsi" w:eastAsiaTheme="minorEastAsia" w:hAnsiTheme="minorHAnsi" w:cstheme="minorBidi"/>
+          <w:noProof/>
+          <w:kern w:val="2"/>
+          <w:sz w:val="24"/>
+          <w:szCs w:val="24"/>
+          <w:lang w:eastAsia="ru-RU"/>
+          <w14:ligatures w14:val="standardContextual"/>
+        </w:rPr>
+      </w:pPr>
       <w:r>
         <w:lastRenderedPageBreak/>
+        <w:fldChar w:fldCharType="begin"/>
+      </w:r>
+      <w:r>
+        <w:instrText xml:space="preserve"> TOC \o "1-2" \h \z \u </w:instrText>
+      </w:r>
+      <w:r>
+        <w:fldChar w:fldCharType="separate"/>
+      </w:r>
+      <w:hyperlink w:anchor="_Toc240361334" w:history="1">
+        <w:r>
+          <w:rPr>
+            <w:rStyle w:val="Hyperlink"/>
+            <w:rFonts w:eastAsia="SimSun"/>
+            <w:noProof/>
+            <w:lang w:eastAsia="zh-CN"/>
+          </w:rPr>
+          <w:t>1 ОБЩИЕ СВЕДЕНИЯ</w:t>
+        </w:r>
+        <w:r>
+          <w:rPr>
+            <w:noProof/>
+            <w:webHidden/>
+          </w:rPr>
+          <w:tab/>
+        </w:r>
+        <w:r>
+          <w:rPr>
+            <w:noProof/>
+            <w:webHidden/>
+          </w:rPr>
+          <w:fldChar w:fldCharType="begin"/>
+        </w:r>
+        <w:r>
+          <w:rPr>
+            <w:noProof/>
+            <w:webHidden/>
+          </w:rPr>
+          <w:instrText xml:space="preserve"> PAGEREF _Toc240361334 \h </w:instrText>
+        </w:r>
+        <w:r>
+          <w:rPr>
+            <w:noProof/>
+            <w:webHidden/>
+          </w:rPr>
+        </w:r>
+        <w:r>
+          <w:rPr>
+            <w:noProof/>
+            <w:webHidden/>
+          </w:rPr>
+          <w:fldChar w:fldCharType="separate"/>
+        </w:r>
+        <w:r>
+          <w:rPr>
+            <w:noProof/>
+            <w:webHidden/>
+          </w:rPr>
+          <w:t>4</w:t>
+        </w:r>
+        <w:r>
+          <w:rPr>
+            <w:noProof/>
+            <w:webHidden/>
+          </w:rPr>
+          <w:fldChar w:fldCharType="end"/>
+        </w:r>
+      </w:hyperlink>
+    </w:p>
+    <w:p>
+      <w:pPr>
+        <w:pStyle w:val="TOC2"/>
+        <w:tabs>
+          <w:tab w:val="right" w:leader="dot" w:pos="9345"/>
+        </w:tabs>
+        <w:rPr>
+          <w:rFonts w:asciiTheme="minorHAnsi" w:eastAsiaTheme="minorEastAsia" w:hAnsiTheme="minorHAnsi" w:cstheme="minorBidi"/>
+          <w:noProof/>
+          <w:kern w:val="2"/>
+          <w:sz w:val="24"/>
+          <w:szCs w:val="24"/>
+          <w:lang w:eastAsia="ru-RU"/>
+          <w14:ligatures w14:val="standardContextual"/>
+        </w:rPr>
+      </w:pPr>
+      <w:hyperlink w:anchor="_Toc240361335" w:history="1">
+        <w:r>
+          <w:rPr>
+            <w:rStyle w:val="Hyperlink"/>
+            <w:rFonts w:eastAsia="SimSun"/>
+            <w:noProof/>
+            <w:lang w:eastAsia="zh-CN"/>
+          </w:rPr>
+          <w:t>1.1 Полное наименование автоматизированной системы и её условное обозначение</w:t>
+        </w:r>
+        <w:r>
+          <w:rPr>
+            <w:noProof/>
+            <w:webHidden/>
+          </w:rPr>
+          <w:tab/>
+        </w:r>
+        <w:r>
+          <w:rPr>
+            <w:noProof/>
+            <w:webHidden/>
+          </w:rPr>
+          <w:fldChar w:fldCharType="begin"/>
+        </w:r>
+        <w:r>
+          <w:rPr>
+            <w:noProof/>
+            <w:webHidden/>
+          </w:rPr>
+          <w:instrText xml:space="preserve"> PAGEREF _Toc240361335 \h </w:instrText>
+        </w:r>
+        <w:r>
+          <w:rPr>
+            <w:noProof/>
+            <w:webHidden/>
+          </w:rPr>
+        </w:r>
+        <w:r>
+          <w:rPr>
+            <w:noProof/>
+            <w:webHidden/>
+          </w:rPr>
+          <w:fldChar w:fldCharType="separate"/>
+        </w:r>
+        <w:r>
+          <w:rPr>
+            <w:noProof/>
+            <w:webHidden/>
+          </w:rPr>
+          <w:t>4</w:t>
+        </w:r>
+        <w:r>
+          <w:rPr>
+            <w:noProof/>
+            <w:webHidden/>
+          </w:rPr>
+          <w:fldChar w:fldCharType="end"/>
+        </w:r>
+      </w:hyperlink>
+    </w:p>
+    <w:p>
+      <w:pPr>
+        <w:pStyle w:val="TOC2"/>
+        <w:tabs>
+          <w:tab w:val="right" w:leader="dot" w:pos="9345"/>
+        </w:tabs>
+        <w:rPr>
+          <w:rFonts w:asciiTheme="minorHAnsi" w:eastAsiaTheme="minorEastAsia" w:hAnsiTheme="minorHAnsi" w:cstheme="minorBidi"/>
+          <w:noProof/>
+          <w:kern w:val="2"/>
+          <w:sz w:val="24"/>
+          <w:szCs w:val="24"/>
+          <w:lang w:eastAsia="ru-RU"/>
+          <w14:ligatures w14:val="standardContextual"/>
+        </w:rPr>
+      </w:pPr>
+      <w:hyperlink w:anchor="_Toc240361336" w:history="1">
+        <w:r>
+          <w:rPr>
+            <w:rStyle w:val="Hyperlink"/>
+            <w:rFonts w:eastAsia="SimSun"/>
+            <w:noProof/>
+            <w:lang w:eastAsia="zh-CN"/>
+          </w:rPr>
+          <w:t>1.2 Наименование заказчика</w:t>
+        </w:r>
+        <w:r>
+          <w:rPr>
+            <w:noProof/>
+            <w:webHidden/>
+          </w:rPr>
+          <w:tab/>
+        </w:r>
+        <w:r>
+          <w:rPr>
+            <w:noProof/>
+            <w:webHidden/>
+          </w:rPr>
+          <w:fldChar w:fldCharType="begin"/>
+        </w:r>
+        <w:r>
+          <w:rPr>
+            <w:noProof/>
+            <w:webHidden/>
+          </w:rPr>
+          <w:instrText xml:space="preserve"> PAGEREF _Toc240361336 \h </w:instrText>
+        </w:r>
+        <w:r>
+          <w:rPr>
+            <w:noProof/>
+            <w:webHidden/>
+          </w:rPr>
+        </w:r>
+        <w:r>
+          <w:rPr>
+            <w:noProof/>
+            <w:webHidden/>
+          </w:rPr>
+          <w:fldChar w:fldCharType="separate"/>
+        </w:r>
+        <w:r>
+          <w:rPr>
+            <w:noProof/>
+            <w:webHidden/>
+          </w:rPr>
+          <w:t>4</w:t>
+        </w:r>
+        <w:r>
+          <w:rPr>
+            <w:noProof/>
+            <w:webHidden/>
+          </w:rPr>
+          <w:fldChar w:fldCharType="end"/>
+        </w:r>
+      </w:hyperlink>
+    </w:p>
+    <w:p>
+      <w:pPr>
+        <w:pStyle w:val="TOC2"/>
+        <w:tabs>
+          <w:tab w:val="right" w:leader="dot" w:pos="9345"/>
+        </w:tabs>
+        <w:rPr>
+          <w:rFonts w:asciiTheme="minorHAnsi" w:eastAsiaTheme="minorEastAsia" w:hAnsiTheme="minorHAnsi" w:cstheme="minorBidi"/>
+          <w:noProof/>
+          <w:kern w:val="2"/>
+          <w:sz w:val="24"/>
+          <w:szCs w:val="24"/>
+          <w:lang w:eastAsia="ru-RU"/>
+          <w14:ligatures w14:val="standardContextual"/>
+        </w:rPr>
+      </w:pPr>
+      <w:hyperlink w:anchor="_Toc240361337" w:history="1">
+        <w:r>
+          <w:rPr>
+            <w:rStyle w:val="Hyperlink"/>
+            <w:rFonts w:eastAsia="SimSun"/>
+            <w:noProof/>
+            <w:lang w:eastAsia="zh-CN"/>
+          </w:rPr>
+          <w:t>1.3 Перечень документов, на основании которых создается АС</w:t>
+        </w:r>
+        <w:r>
+          <w:rPr>
+            <w:noProof/>
+            <w:webHidden/>
+          </w:rPr>
+          <w:tab/>
+        </w:r>
+        <w:r>
+          <w:rPr>
+            <w:noProof/>
+            <w:webHidden/>
+          </w:rPr>
+          <w:fldChar w:fldCharType="begin"/>
+        </w:r>
+        <w:r>
+          <w:rPr>
+            <w:noProof/>
+            <w:webHidden/>
+          </w:rPr>
+          <w:instrText xml:space="preserve"> PAGEREF _Toc240361337 \h </w:instrText>
+        </w:r>
+        <w:r>
+          <w:rPr>
+            <w:noProof/>
+            <w:webHidden/>
+          </w:rPr>
+        </w:r>
+        <w:r>
+          <w:rPr>
+            <w:noProof/>
+            <w:webHidden/>
+          </w:rPr>
+          <w:fldChar w:fldCharType="separate"/>
+        </w:r>
+        <w:r>
+          <w:rPr>
+            <w:noProof/>
+            <w:webHidden/>
+          </w:rPr>
+          <w:t>4</w:t>
+        </w:r>
+        <w:r>
+          <w:rPr>
+            <w:noProof/>
+            <w:webHidden/>
+          </w:rPr>
+          <w:fldChar w:fldCharType="end"/>
+        </w:r>
+      </w:hyperlink>
+    </w:p>
+    <w:p>
+      <w:pPr>
+        <w:pStyle w:val="TOC2"/>
+        <w:tabs>
+          <w:tab w:val="right" w:leader="dot" w:pos="9345"/>
+        </w:tabs>
+        <w:rPr>
+          <w:rFonts w:asciiTheme="minorHAnsi" w:eastAsiaTheme="minorEastAsia" w:hAnsiTheme="minorHAnsi" w:cstheme="minorBidi"/>
+          <w:noProof/>
+          <w:kern w:val="2"/>
+          <w:sz w:val="24"/>
+          <w:szCs w:val="24"/>
+          <w:lang w:eastAsia="ru-RU"/>
+          <w14:ligatures w14:val="standardContextual"/>
+        </w:rPr>
+      </w:pPr>
+      <w:hyperlink w:anchor="_Toc240361338" w:history="1">
+        <w:r>
+          <w:rPr>
+            <w:rStyle w:val="Hyperlink"/>
+            <w:rFonts w:eastAsia="SimSun"/>
+            <w:noProof/>
+            <w:lang w:eastAsia="zh-CN"/>
+          </w:rPr>
+          <w:t>1.4 Плановые сроки начала и окончания работы по созданию АС</w:t>
+        </w:r>
+        <w:r>
+          <w:rPr>
+            <w:noProof/>
+            <w:webHidden/>
+          </w:rPr>
+          <w:tab/>
+        </w:r>
+        <w:r>
+          <w:rPr>
+            <w:noProof/>
+            <w:webHidden/>
+          </w:rPr>
+          <w:fldChar w:fldCharType="begin"/>
+        </w:r>
+        <w:r>
+          <w:rPr>
+            <w:noProof/>
+            <w:webHidden/>
+          </w:rPr>
+          <w:instrText xml:space="preserve"> PAGEREF _Toc240361338 \h </w:instrText>
+        </w:r>
+        <w:r>
+          <w:rPr>
+            <w:noProof/>
+            <w:webHidden/>
+          </w:rPr>
+        </w:r>
+        <w:r>
+          <w:rPr>
+            <w:noProof/>
+            <w:webHidden/>
+          </w:rPr>
+          <w:fldChar w:fldCharType="separate"/>
+        </w:r>
+        <w:r>
+          <w:rPr>
+            <w:noProof/>
+            <w:webHidden/>
+          </w:rPr>
+          <w:t>5</w:t>
+        </w:r>
+        <w:r>
+          <w:rPr>
+            <w:noProof/>
+            <w:webHidden/>
+          </w:rPr>
+          <w:fldChar w:fldCharType="end"/>
+        </w:r>
+      </w:hyperlink>
+    </w:p>
+    <w:p>
+      <w:pPr>
+        <w:pStyle w:val="TOC1"/>
+        <w:tabs>
+          <w:tab w:val="right" w:leader="dot" w:pos="9345"/>
+        </w:tabs>
+        <w:rPr>
+          <w:rFonts w:asciiTheme="minorHAnsi" w:eastAsiaTheme="minorEastAsia" w:hAnsiTheme="minorHAnsi" w:cstheme="minorBidi"/>
+          <w:noProof/>
+          <w:kern w:val="2"/>
+          <w:sz w:val="24"/>
+          <w:szCs w:val="24"/>
+          <w:lang w:eastAsia="ru-RU"/>
+          <w14:ligatures w14:val="standardContextual"/>
+        </w:rPr>
+      </w:pPr>
+      <w:hyperlink w:anchor="_Toc240361339" w:history="1">
+        <w:r>
+          <w:rPr>
+            <w:rStyle w:val="Hyperlink"/>
+            <w:noProof/>
+          </w:rPr>
+          <w:t>2 ЦЕЛИ И НАЗНАЧЕНИЕ СОЗДАНИЯ АВТОМАТИЗИРОВАННОЙ СИСТЕМЫ</w:t>
+        </w:r>
+        <w:r>
+          <w:rPr>
+            <w:noProof/>
+            <w:webHidden/>
+          </w:rPr>
+          <w:tab/>
+        </w:r>
+        <w:r>
+          <w:rPr>
+            <w:noProof/>
+            <w:webHidden/>
+          </w:rPr>
+          <w:fldChar w:fldCharType="begin"/>
+        </w:r>
+        <w:r>
+          <w:rPr>
+            <w:noProof/>
+            <w:webHidden/>
+          </w:rPr>
+          <w:instrText xml:space="preserve"> PAGEREF _Toc240361339 \h </w:instrText>
+        </w:r>
+        <w:r>
+          <w:rPr>
+            <w:noProof/>
+            <w:webHidden/>
+          </w:rPr>
+        </w:r>
+        <w:r>
+          <w:rPr>
+            <w:noProof/>
+            <w:webHidden/>
+          </w:rPr>
+          <w:fldChar w:fldCharType="separate"/>
+        </w:r>
+        <w:r>
+          <w:rPr>
+            <w:noProof/>
+            <w:webHidden/>
+          </w:rPr>
+          <w:t>6</w:t>
+        </w:r>
+        <w:r>
+          <w:rPr>
+            <w:noProof/>
+            <w:webHidden/>
+          </w:rPr>
+          <w:fldChar w:fldCharType="end"/>
+        </w:r>
+      </w:hyperlink>
+    </w:p>
+    <w:p>
+      <w:pPr>
+        <w:pStyle w:val="TOC2"/>
+        <w:tabs>
+          <w:tab w:val="right" w:leader="dot" w:pos="9345"/>
+        </w:tabs>
+        <w:rPr>
+          <w:rFonts w:asciiTheme="minorHAnsi" w:eastAsiaTheme="minorEastAsia" w:hAnsiTheme="minorHAnsi" w:cstheme="minorBidi"/>
+          <w:noProof/>
+          <w:kern w:val="2"/>
+          <w:sz w:val="24"/>
+          <w:szCs w:val="24"/>
+          <w:lang w:eastAsia="ru-RU"/>
+          <w14:ligatures w14:val="standardContextual"/>
+        </w:rPr>
+      </w:pPr>
+      <w:hyperlink w:anchor="_Toc240361340" w:history="1">
+        <w:r>
+          <w:rPr>
+            <w:rStyle w:val="Hyperlink"/>
+            <w:noProof/>
+          </w:rPr>
+          <w:t>2.1 Цели создания АС</w:t>
+        </w:r>
+        <w:r>
+          <w:rPr>
+            <w:noProof/>
+            <w:webHidden/>
+          </w:rPr>
+          <w:tab/>
+        </w:r>
+        <w:r>
+          <w:rPr>
+            <w:noProof/>
+            <w:webHidden/>
+          </w:rPr>
+          <w:fldChar w:fldCharType="begin"/>
+        </w:r>
+        <w:r>
+          <w:rPr>
+            <w:noProof/>
+            <w:webHidden/>
+          </w:rPr>
+          <w:instrText xml:space="preserve"> PAGEREF _Toc240361340 \h </w:instrText>
+        </w:r>
+        <w:r>
+          <w:rPr>
+            <w:noProof/>
+            <w:webHidden/>
+          </w:rPr>
+        </w:r>
+        <w:r>
+          <w:rPr>
+            <w:noProof/>
+            <w:webHidden/>
+          </w:rPr>
+          <w:fldChar w:fldCharType="separate"/>
+        </w:r>
+        <w:r>
+          <w:rPr>
+            <w:noProof/>
+            <w:webHidden/>
+          </w:rPr>
+          <w:t>6</w:t>
+        </w:r>
+        <w:r>
+          <w:rPr>
+            <w:noProof/>
+            <w:webHidden/>
+          </w:rPr>
+          <w:fldChar w:fldCharType="end"/>
+        </w:r>
+      </w:hyperlink>
+    </w:p>
+    <w:p>
+      <w:pPr>
+        <w:pStyle w:val="TOC2"/>
+        <w:tabs>
+          <w:tab w:val="right" w:leader="dot" w:pos="9345"/>
+        </w:tabs>
+        <w:rPr>
+          <w:rFonts w:asciiTheme="minorHAnsi" w:eastAsiaTheme="minorEastAsia" w:hAnsiTheme="minorHAnsi" w:cstheme="minorBidi"/>
+          <w:noProof/>
+          <w:kern w:val="2"/>
+          <w:sz w:val="24"/>
+          <w:szCs w:val="24"/>
+          <w:lang w:eastAsia="ru-RU"/>
+          <w14:ligatures w14:val="standardContextual"/>
+        </w:rPr>
+      </w:pPr>
+      <w:hyperlink w:anchor="_Toc240361341" w:history="1">
+        <w:r>
+          <w:rPr>
+            <w:rStyle w:val="Hyperlink"/>
+            <w:noProof/>
+          </w:rPr>
+          <w:t>2.2 Назначение АС</w:t>
+        </w:r>
+        <w:r>
+          <w:rPr>
+            <w:noProof/>
+            <w:webHidden/>
+          </w:rPr>
+          <w:tab/>
+        </w:r>
+        <w:r>
+          <w:rPr>
+            <w:noProof/>
+            <w:webHidden/>
+          </w:rPr>
+          <w:fldChar w:fldCharType="begin"/>
+        </w:r>
+        <w:r>
+          <w:rPr>
+            <w:noProof/>
+            <w:webHidden/>
+          </w:rPr>
+          <w:instrText xml:space="preserve"> PAGEREF _Toc240361341 \h </w:instrText>
+        </w:r>
+        <w:r>
+          <w:rPr>
+            <w:noProof/>
+            <w:webHidden/>
+          </w:rPr>
+        </w:r>
+        <w:r>
+          <w:rPr>
+            <w:noProof/>
+            <w:webHidden/>
+          </w:rPr>
+          <w:fldChar w:fldCharType="separate"/>
+        </w:r>
+        <w:r>
+          <w:rPr>
+            <w:noProof/>
+            <w:webHidden/>
+          </w:rPr>
+          <w:t>6</w:t>
+        </w:r>
+        <w:r>
+          <w:rPr>
+            <w:noProof/>
+            <w:webHidden/>
+          </w:rPr>
+          <w:fldChar w:fldCharType="end"/>
+        </w:r>
+      </w:hyperlink>
+    </w:p>
+    <w:p>
+      <w:pPr>
+        <w:pStyle w:val="TOC1"/>
+        <w:tabs>
+          <w:tab w:val="right" w:leader="dot" w:pos="9345"/>
+        </w:tabs>
+        <w:rPr>
+          <w:rFonts w:asciiTheme="minorHAnsi" w:eastAsiaTheme="minorEastAsia" w:hAnsiTheme="minorHAnsi" w:cstheme="minorBidi"/>
+          <w:noProof/>
+          <w:kern w:val="2"/>
+          <w:sz w:val="24"/>
+          <w:szCs w:val="24"/>
+          <w:lang w:eastAsia="ru-RU"/>
+          <w14:ligatures w14:val="standardContextual"/>
+        </w:rPr>
+      </w:pPr>
+      <w:hyperlink w:anchor="_Toc240361342" w:history="1">
+        <w:r>
+          <w:rPr>
+            <w:rStyle w:val="Hyperlink"/>
+            <w:noProof/>
+          </w:rPr>
+          <w:t>3 ТРЕБОВАНИЯ К АВТОМАТИЗИРОВАННОЙ СИСТЕМЕ</w:t>
+        </w:r>
+        <w:r>
+          <w:rPr>
+            <w:noProof/>
+            <w:webHidden/>
+          </w:rPr>
+          <w:tab/>
+        </w:r>
+        <w:r>
+          <w:rPr>
+            <w:noProof/>
+            <w:webHidden/>
+          </w:rPr>
+          <w:fldChar w:fldCharType="begin"/>
+        </w:r>
+        <w:r>
+          <w:rPr>
+            <w:noProof/>
+            <w:webHidden/>
+          </w:rPr>
+          <w:instrText xml:space="preserve"> PAGEREF _Toc240361342 \h </w:instrText>
+        </w:r>
+        <w:r>
+          <w:rPr>
+            <w:noProof/>
+            <w:webHidden/>
+          </w:rPr>
+        </w:r>
+        <w:r>
+          <w:rPr>
+            <w:noProof/>
+            <w:webHidden/>
+          </w:rPr>
+          <w:fldChar w:fldCharType="separate"/>
+        </w:r>
+        <w:r>
+          <w:rPr>
+            <w:noProof/>
+            <w:webHidden/>
+          </w:rPr>
+          <w:t>7</w:t>
+        </w:r>
+        <w:r>
+          <w:rPr>
+            <w:noProof/>
+            <w:webHidden/>
+          </w:rPr>
+          <w:fldChar w:fldCharType="end"/>
+        </w:r>
+      </w:hyperlink>
+    </w:p>
+    <w:p>
+      <w:pPr>
+        <w:pStyle w:val="TOC2"/>
+        <w:tabs>
+          <w:tab w:val="right" w:leader="dot" w:pos="9345"/>
+        </w:tabs>
+        <w:rPr>
+          <w:rFonts w:asciiTheme="minorHAnsi" w:eastAsiaTheme="minorEastAsia" w:hAnsiTheme="minorHAnsi" w:cstheme="minorBidi"/>
+          <w:noProof/>
+          <w:kern w:val="2"/>
+          <w:sz w:val="24"/>
+          <w:szCs w:val="24"/>
+          <w:lang w:eastAsia="ru-RU"/>
+          <w14:ligatures w14:val="standardContextual"/>
+        </w:rPr>
+      </w:pPr>
+      <w:hyperlink w:anchor="_Toc240361343" w:history="1">
+        <w:r>
+          <w:rPr>
+            <w:rStyle w:val="Hyperlink"/>
+            <w:noProof/>
+          </w:rPr>
+          <w:t>3.1 Требования к структуре АС в целом</w:t>
+        </w:r>
+        <w:r>
+          <w:rPr>
+            <w:noProof/>
+            <w:webHidden/>
+          </w:rPr>
+          <w:tab/>
+        </w:r>
+        <w:r>
+          <w:rPr>
+            <w:noProof/>
+            <w:webHidden/>
+          </w:rPr>
+          <w:fldChar w:fldCharType="begin"/>
+        </w:r>
+        <w:r>
+          <w:rPr>
+            <w:noProof/>
+            <w:webHidden/>
+          </w:rPr>
+          <w:instrText xml:space="preserve"> PAGEREF _Toc240361343 \h </w:instrText>
+        </w:r>
+        <w:r>
+          <w:rPr>
+            <w:noProof/>
+            <w:webHidden/>
+          </w:rPr>
+        </w:r>
+        <w:r>
+          <w:rPr>
+            <w:noProof/>
+            <w:webHidden/>
+          </w:rPr>
+          <w:fldChar w:fldCharType="separate"/>
+        </w:r>
+        <w:r>
+          <w:rPr>
+            <w:noProof/>
+            <w:webHidden/>
+          </w:rPr>
+          <w:t>7</w:t>
+        </w:r>
+        <w:r>
+          <w:rPr>
+            <w:noProof/>
+            <w:webHidden/>
+          </w:rPr>
+          <w:fldChar w:fldCharType="end"/>
+        </w:r>
+      </w:hyperlink>
+    </w:p>
+    <w:p>
+      <w:pPr>
+        <w:pStyle w:val="TOC2"/>
+        <w:tabs>
+          <w:tab w:val="right" w:leader="dot" w:pos="9345"/>
+        </w:tabs>
+        <w:rPr>
+          <w:rFonts w:asciiTheme="minorHAnsi" w:eastAsiaTheme="minorEastAsia" w:hAnsiTheme="minorHAnsi" w:cstheme="minorBidi"/>
+          <w:noProof/>
+          <w:kern w:val="2"/>
+          <w:sz w:val="24"/>
+          <w:szCs w:val="24"/>
+          <w:lang w:eastAsia="ru-RU"/>
+          <w14:ligatures w14:val="standardContextual"/>
+        </w:rPr>
+      </w:pPr>
+      <w:hyperlink w:anchor="_Toc240361344" w:history="1">
+        <w:r>
+          <w:rPr>
+            <w:rStyle w:val="Hyperlink"/>
+            <w:noProof/>
+          </w:rPr>
+          <w:t>3.2 Требования к функциям (задачам), выполняемым АС</w:t>
+        </w:r>
+        <w:r>
+          <w:rPr>
+            <w:noProof/>
+            <w:webHidden/>
+          </w:rPr>
+          <w:tab/>
+        </w:r>
+        <w:r>
+          <w:rPr>
+            <w:noProof/>
+            <w:webHidden/>
+          </w:rPr>
+          <w:fldChar w:fldCharType="begin"/>
+        </w:r>
+        <w:r>
+          <w:rPr>
+            <w:noProof/>
+            <w:webHidden/>
+          </w:rPr>
+          <w:instrText xml:space="preserve"> PAGEREF _Toc240361344 \h </w:instrText>
+        </w:r>
+        <w:r>
+          <w:rPr>
+            <w:noProof/>
+            <w:webHidden/>
+          </w:rPr>
+        </w:r>
+        <w:r>
+          <w:rPr>
+            <w:noProof/>
+            <w:webHidden/>
+          </w:rPr>
+          <w:fldChar w:fldCharType="separate"/>
+        </w:r>
+        <w:r>
+          <w:rPr>
+            <w:noProof/>
+            <w:webHidden/>
+          </w:rPr>
+          <w:t>9</w:t>
+        </w:r>
+        <w:r>
+          <w:rPr>
+            <w:noProof/>
+            <w:webHidden/>
+          </w:rPr>
+          <w:fldChar w:fldCharType="end"/>
+        </w:r>
+      </w:hyperlink>
+    </w:p>
+    <w:p>
+      <w:pPr>
+        <w:pStyle w:val="TOC2"/>
+        <w:tabs>
+          <w:tab w:val="right" w:leader="dot" w:pos="9345"/>
+        </w:tabs>
+        <w:rPr>
+          <w:rFonts w:asciiTheme="minorHAnsi" w:eastAsiaTheme="minorEastAsia" w:hAnsiTheme="minorHAnsi" w:cstheme="minorBidi"/>
+          <w:noProof/>
+          <w:kern w:val="2"/>
+          <w:sz w:val="24"/>
+          <w:szCs w:val="24"/>
+          <w:lang w:eastAsia="ru-RU"/>
+          <w14:ligatures w14:val="standardContextual"/>
+        </w:rPr>
+      </w:pPr>
+      <w:hyperlink w:anchor="_Toc240361345" w:history="1">
+        <w:r>
+          <w:rPr>
+            <w:rStyle w:val="Hyperlink"/>
+            <w:noProof/>
+          </w:rPr>
+          <w:t>3.3 Требования к видам обеспечения АС</w:t>
+        </w:r>
+        <w:r>
+          <w:rPr>
+            <w:noProof/>
+            <w:webHidden/>
+          </w:rPr>
+          <w:tab/>
+        </w:r>
+        <w:r>
+          <w:rPr>
+            <w:noProof/>
+            <w:webHidden/>
+          </w:rPr>
+          <w:fldChar w:fldCharType="begin"/>
+        </w:r>
+        <w:r>
+          <w:rPr>
+            <w:noProof/>
+            <w:webHidden/>
+          </w:rPr>
+          <w:instrText xml:space="preserve"> PAGEREF _Toc240361345 \h </w:instrText>
+        </w:r>
+        <w:r>
+          <w:rPr>
+            <w:noProof/>
+            <w:webHidden/>
+          </w:rPr>
+        </w:r>
+        <w:r>
+          <w:rPr>
+            <w:noProof/>
+            <w:webHidden/>
+          </w:rPr>
+          <w:fldChar w:fldCharType="separate"/>
+        </w:r>
+        <w:r>
+          <w:rPr>
+            <w:noProof/>
+            <w:webHidden/>
+          </w:rPr>
+          <w:t>10</w:t>
+        </w:r>
+        <w:r>
+          <w:rPr>
+            <w:noProof/>
+            <w:webHidden/>
+          </w:rPr>
+          <w:fldChar w:fldCharType="end"/>
+        </w:r>
+      </w:hyperlink>
+    </w:p>
+    <w:p>
+      <w:pPr>
+        <w:pStyle w:val="TOC2"/>
+        <w:tabs>
+          <w:tab w:val="right" w:leader="dot" w:pos="9345"/>
+        </w:tabs>
+        <w:rPr>
+          <w:rFonts w:asciiTheme="minorHAnsi" w:eastAsiaTheme="minorEastAsia" w:hAnsiTheme="minorHAnsi" w:cstheme="minorBidi"/>
+          <w:noProof/>
+          <w:kern w:val="2"/>
+          <w:sz w:val="24"/>
+          <w:szCs w:val="24"/>
+          <w:lang w:eastAsia="ru-RU"/>
+          <w14:ligatures w14:val="standardContextual"/>
+        </w:rPr>
+      </w:pPr>
+      <w:hyperlink w:anchor="_Toc240361346" w:history="1">
+        <w:r>
+          <w:rPr>
+            <w:rStyle w:val="Hyperlink"/>
+            <w:noProof/>
+          </w:rPr>
+          <w:t>3.4 Общие технические требования к АС</w:t>
+        </w:r>
+        <w:r>
+          <w:rPr>
+            <w:noProof/>
+            <w:webHidden/>
+          </w:rPr>
+          <w:tab/>
+        </w:r>
+        <w:r>
+          <w:rPr>
+            <w:noProof/>
+            <w:webHidden/>
+          </w:rPr>
+          <w:fldChar w:fldCharType="begin"/>
+        </w:r>
+        <w:r>
+          <w:rPr>
+            <w:noProof/>
+            <w:webHidden/>
+          </w:rPr>
+          <w:instrText xml:space="preserve"> PAGEREF _Toc240361346 \h </w:instrText>
+        </w:r>
+        <w:r>
+          <w:rPr>
+            <w:noProof/>
+            <w:webHidden/>
+          </w:rPr>
+        </w:r>
+        <w:r>
+          <w:rPr>
+            <w:noProof/>
+            <w:webHidden/>
+          </w:rPr>
+          <w:fldChar w:fldCharType="separate"/>
+        </w:r>
+        <w:r>
+          <w:rPr>
+            <w:noProof/>
+            <w:webHidden/>
+          </w:rPr>
+          <w:t>11</w:t>
+        </w:r>
+        <w:r>
+          <w:rPr>
+            <w:noProof/>
+            <w:webHidden/>
+          </w:rPr>
+          <w:fldChar w:fldCharType="end"/>
+        </w:r>
+      </w:hyperlink>
+    </w:p>
+    <w:p>
+      <w:pPr>
+        <w:pStyle w:val="TOC1"/>
+        <w:tabs>
+          <w:tab w:val="right" w:leader="dot" w:pos="9345"/>
+        </w:tabs>
+        <w:rPr>
+          <w:rFonts w:asciiTheme="minorHAnsi" w:eastAsiaTheme="minorEastAsia" w:hAnsiTheme="minorHAnsi" w:cstheme="minorBidi"/>
+          <w:noProof/>
+          <w:kern w:val="2"/>
+          <w:sz w:val="24"/>
+          <w:szCs w:val="24"/>
+          <w:lang w:eastAsia="ru-RU"/>
+          <w14:ligatures w14:val="standardContextual"/>
+        </w:rPr>
+      </w:pPr>
+      <w:hyperlink w:anchor="_Toc240361347" w:history="1">
+        <w:r>
+          <w:rPr>
+            <w:rStyle w:val="Hyperlink"/>
+            <w:rFonts w:eastAsia="SimSun"/>
+            <w:noProof/>
+            <w:lang w:eastAsia="zh-CN"/>
+          </w:rPr>
+          <w:t>4 СОСТАВ И СОДЕРЖАНИЕ РАБОТ ПО СОЗДАНИЮ АВТОМАТИЗИРОВАННОЙ СИСТЕМЫ</w:t>
+        </w:r>
+        <w:r>
+          <w:rPr>
+            <w:noProof/>
+            <w:webHidden/>
+          </w:rPr>
+          <w:tab/>
+        </w:r>
+        <w:r>
+          <w:rPr>
+            <w:noProof/>
+            <w:webHidden/>
+          </w:rPr>
+          <w:fldChar w:fldCharType="begin"/>
+        </w:r>
+        <w:r>
+          <w:rPr>
+            <w:noProof/>
+            <w:webHidden/>
+          </w:rPr>
+          <w:instrText xml:space="preserve"> PAGEREF _Toc240361347 \h </w:instrText>
+        </w:r>
+        <w:r>
+          <w:rPr>
+            <w:noProof/>
+            <w:webHidden/>
+          </w:rPr>
+        </w:r>
+        <w:r>
+          <w:rPr>
+            <w:noProof/>
+            <w:webHidden/>
+          </w:rPr>
+          <w:fldChar w:fldCharType="separate"/>
+        </w:r>
+        <w:r>
+          <w:rPr>
+            <w:noProof/>
+            <w:webHidden/>
+          </w:rPr>
+          <w:t>12</w:t>
+        </w:r>
+        <w:r>
+          <w:rPr>
+            <w:noProof/>
+            <w:webHidden/>
+          </w:rPr>
+          <w:fldChar w:fldCharType="end"/>
+        </w:r>
+      </w:hyperlink>
+    </w:p>
+    <w:p>
+      <w:pPr>
+        <w:pStyle w:val="TOC1"/>
+        <w:tabs>
+          <w:tab w:val="right" w:leader="dot" w:pos="9345"/>
+        </w:tabs>
+        <w:rPr>
+          <w:rFonts w:asciiTheme="minorHAnsi" w:eastAsiaTheme="minorEastAsia" w:hAnsiTheme="minorHAnsi" w:cstheme="minorBidi"/>
+          <w:noProof/>
+          <w:kern w:val="2"/>
+          <w:sz w:val="24"/>
+          <w:szCs w:val="24"/>
+          <w:lang w:eastAsia="ru-RU"/>
+          <w14:ligatures w14:val="standardContextual"/>
+        </w:rPr>
+      </w:pPr>
+      <w:hyperlink w:anchor="_Toc240361348" w:history="1">
+        <w:r>
+          <w:rPr>
+            <w:rStyle w:val="Hyperlink"/>
+            <w:noProof/>
+          </w:rPr>
+          <w:t>5 ПОРЯДОК РАЗРАБОТКИ АВТОМАТИЗИРОВАННОЙ СИСТЕМЫ</w:t>
+        </w:r>
+        <w:r>
+          <w:rPr>
+            <w:noProof/>
+            <w:webHidden/>
+          </w:rPr>
+          <w:tab/>
+        </w:r>
+        <w:r>
+          <w:rPr>
+            <w:noProof/>
+            <w:webHidden/>
+          </w:rPr>
+          <w:fldChar w:fldCharType="begin"/>
+        </w:r>
+        <w:r>
+          <w:rPr>
+            <w:noProof/>
+            <w:webHidden/>
+          </w:rPr>
+          <w:instrText xml:space="preserve"> PAGEREF _Toc240361348 \h </w:instrText>
+        </w:r>
+        <w:r>
+          <w:rPr>
+            <w:noProof/>
+            <w:webHidden/>
+          </w:rPr>
+        </w:r>
+        <w:r>
+          <w:rPr>
+            <w:noProof/>
+            <w:webHidden/>
+          </w:rPr>
+          <w:fldChar w:fldCharType="separate"/>
+        </w:r>
+        <w:r>
+          <w:rPr>
+            <w:noProof/>
+            <w:webHidden/>
+          </w:rPr>
+          <w:t>13</w:t>
+        </w:r>
+        <w:r>
+          <w:rPr>
+            <w:noProof/>
+            <w:webHidden/>
+          </w:rPr>
+          <w:fldChar w:fldCharType="end"/>
+        </w:r>
+      </w:hyperlink>
+    </w:p>
+    <w:p>
+      <w:pPr>
+        <w:pStyle w:val="TOC2"/>
+        <w:tabs>
+          <w:tab w:val="right" w:leader="dot" w:pos="9345"/>
+        </w:tabs>
+        <w:rPr>
+          <w:rFonts w:asciiTheme="minorHAnsi" w:eastAsiaTheme="minorEastAsia" w:hAnsiTheme="minorHAnsi" w:cstheme="minorBidi"/>
+          <w:noProof/>
+          <w:kern w:val="2"/>
+          <w:sz w:val="24"/>
+          <w:szCs w:val="24"/>
+          <w:lang w:eastAsia="ru-RU"/>
+          <w14:ligatures w14:val="standardContextual"/>
+        </w:rPr>
+      </w:pPr>
+      <w:hyperlink w:anchor="_Toc240361349" w:history="1">
+        <w:r>
+          <w:rPr>
+            <w:rStyle w:val="Hyperlink"/>
+            <w:noProof/>
+          </w:rPr>
+          <w:t>5.1 Порядок организации разработки АС</w:t>
+        </w:r>
+        <w:r>
+          <w:rPr>
+            <w:noProof/>
+            <w:webHidden/>
+          </w:rPr>
+          <w:tab/>
+        </w:r>
+        <w:r>
+          <w:rPr>
+            <w:noProof/>
+            <w:webHidden/>
+          </w:rPr>
+          <w:fldChar w:fldCharType="begin"/>
+        </w:r>
+        <w:r>
+          <w:rPr>
+            <w:noProof/>
+            <w:webHidden/>
+          </w:rPr>
+          <w:instrText xml:space="preserve"> PAGEREF _Toc240361349 \h </w:instrText>
+        </w:r>
+        <w:r>
+          <w:rPr>
+            <w:noProof/>
+            <w:webHidden/>
+          </w:rPr>
+        </w:r>
+        <w:r>
+          <w:rPr>
+            <w:noProof/>
+            <w:webHidden/>
+          </w:rPr>
+          <w:fldChar w:fldCharType="separate"/>
+        </w:r>
+        <w:r>
+          <w:rPr>
+            <w:noProof/>
+            <w:webHidden/>
+          </w:rPr>
+          <w:t>13</w:t>
+        </w:r>
+        <w:r>
+          <w:rPr>
+            <w:noProof/>
+            <w:webHidden/>
+          </w:rPr>
+          <w:fldChar w:fldCharType="end"/>
+        </w:r>
+      </w:hyperlink>
+    </w:p>
+    <w:p>
+      <w:pPr>
+        <w:pStyle w:val="TOC2"/>
+        <w:tabs>
+          <w:tab w:val="right" w:leader="dot" w:pos="9345"/>
+        </w:tabs>
+        <w:rPr>
+          <w:rFonts w:asciiTheme="minorHAnsi" w:eastAsiaTheme="minorEastAsia" w:hAnsiTheme="minorHAnsi" w:cstheme="minorBidi"/>
+          <w:noProof/>
+          <w:kern w:val="2"/>
+          <w:sz w:val="24"/>
+          <w:szCs w:val="24"/>
+          <w:lang w:eastAsia="ru-RU"/>
+          <w14:ligatures w14:val="standardContextual"/>
+        </w:rPr>
+      </w:pPr>
+      <w:hyperlink w:anchor="_Toc240361350" w:history="1">
+        <w:r>
+          <w:rPr>
+            <w:rStyle w:val="Hyperlink"/>
+            <w:noProof/>
+          </w:rPr>
+          <w:t>5.2 Перечень документов и исходных данных для разработки АС</w:t>
+        </w:r>
+        <w:r>
+          <w:rPr>
+            <w:noProof/>
+            <w:webHidden/>
+          </w:rPr>
+          <w:tab/>
+        </w:r>
+        <w:r>
+          <w:rPr>
+            <w:noProof/>
+            <w:webHidden/>
+          </w:rPr>
+          <w:fldChar w:fldCharType="begin"/>
+        </w:r>
+        <w:r>
+          <w:rPr>
+            <w:noProof/>
+            <w:webHidden/>
+          </w:rPr>
+          <w:instrText xml:space="preserve"> PAGEREF _Toc240361350 \h </w:instrText>
+        </w:r>
+        <w:r>
+          <w:rPr>
+            <w:noProof/>
+            <w:webHidden/>
+          </w:rPr>
+        </w:r>
+        <w:r>
+          <w:rPr>
+            <w:noProof/>
+            <w:webHidden/>
+          </w:rPr>
+          <w:fldChar w:fldCharType="separate"/>
+        </w:r>
+        <w:r>
+          <w:rPr>
+            <w:noProof/>
+            <w:webHidden/>
+          </w:rPr>
+          <w:t>13</w:t>
+        </w:r>
+        <w:r>
+          <w:rPr>
+            <w:noProof/>
+            <w:webHidden/>
+          </w:rPr>
+          <w:fldChar w:fldCharType="end"/>
+        </w:r>
+      </w:hyperlink>
+    </w:p>
+    <w:p>
+      <w:pPr>
+        <w:pStyle w:val="TOC2"/>
+        <w:tabs>
+          <w:tab w:val="right" w:leader="dot" w:pos="9345"/>
+        </w:tabs>
+        <w:rPr>
+          <w:rFonts w:asciiTheme="minorHAnsi" w:eastAsiaTheme="minorEastAsia" w:hAnsiTheme="minorHAnsi" w:cstheme="minorBidi"/>
+          <w:noProof/>
+          <w:kern w:val="2"/>
+          <w:sz w:val="24"/>
+          <w:szCs w:val="24"/>
+          <w:lang w:eastAsia="ru-RU"/>
+          <w14:ligatures w14:val="standardContextual"/>
+        </w:rPr>
+      </w:pPr>
+      <w:hyperlink w:anchor="_Toc240361351" w:history="1">
+        <w:r>
+          <w:rPr>
+            <w:rStyle w:val="Hyperlink"/>
+            <w:noProof/>
+          </w:rPr>
+          <w:t>5.3 Перечень документов, предъявляемых по окончании соответствующих этапов работ</w:t>
+        </w:r>
+        <w:r>
+          <w:rPr>
+            <w:noProof/>
+            <w:webHidden/>
+          </w:rPr>
+          <w:tab/>
+        </w:r>
+        <w:r>
+          <w:rPr>
+            <w:noProof/>
+            <w:webHidden/>
+          </w:rPr>
+          <w:fldChar w:fldCharType="begin"/>
+        </w:r>
+        <w:r>
+          <w:rPr>
+            <w:noProof/>
+            <w:webHidden/>
+          </w:rPr>
+          <w:instrText xml:space="preserve"> PAGEREF _Toc240361351 \h </w:instrText>
+        </w:r>
+        <w:r>
+          <w:rPr>
+            <w:noProof/>
+            <w:webHidden/>
+          </w:rPr>
+        </w:r>
+        <w:r>
+          <w:rPr>
+            <w:noProof/>
+            <w:webHidden/>
+          </w:rPr>
+          <w:fldChar w:fldCharType="separate"/>
+        </w:r>
+        <w:r>
+          <w:rPr>
+            <w:noProof/>
+            <w:webHidden/>
+          </w:rPr>
+          <w:t>13</w:t>
+        </w:r>
+        <w:r>
+          <w:rPr>
+            <w:noProof/>
+            <w:webHidden/>
+          </w:rPr>
+          <w:fldChar w:fldCharType="end"/>
+        </w:r>
+      </w:hyperlink>
+    </w:p>
+    <w:p>
+      <w:pPr>
+        <w:pStyle w:val="TOC1"/>
+        <w:tabs>
+          <w:tab w:val="right" w:leader="dot" w:pos="9345"/>
+        </w:tabs>
+        <w:rPr>
+          <w:rFonts w:asciiTheme="minorHAnsi" w:eastAsiaTheme="minorEastAsia" w:hAnsiTheme="minorHAnsi" w:cstheme="minorBidi"/>
+          <w:noProof/>
+          <w:kern w:val="2"/>
+          <w:sz w:val="24"/>
+          <w:szCs w:val="24"/>
+          <w:lang w:eastAsia="ru-RU"/>
+          <w14:ligatures w14:val="standardContextual"/>
+        </w:rPr>
+      </w:pPr>
+      <w:hyperlink w:anchor="_Toc240361352" w:history="1">
+        <w:r>
+          <w:rPr>
+            <w:rStyle w:val="Hyperlink"/>
+            <w:noProof/>
+          </w:rPr>
+          <w:t>6 ПОРЯДОК КОНТРОЛЯ И ПРИЕМКИ АВТОМАТИЗИРОВАННОЙ СИСТЕМЫ</w:t>
+        </w:r>
+        <w:r>
+          <w:rPr>
+            <w:noProof/>
+            <w:webHidden/>
+          </w:rPr>
+          <w:tab/>
+        </w:r>
+        <w:r>
+          <w:rPr>
+            <w:noProof/>
+            <w:webHidden/>
+          </w:rPr>
+          <w:fldChar w:fldCharType="begin"/>
+        </w:r>
+        <w:r>
+          <w:rPr>
+            <w:noProof/>
+            <w:webHidden/>
+          </w:rPr>
+          <w:instrText xml:space="preserve"> PAGEREF _Toc240361352 \h </w:instrText>
+        </w:r>
+        <w:r>
+          <w:rPr>
+            <w:noProof/>
+            <w:webHidden/>
+          </w:rPr>
+        </w:r>
+        <w:r>
+          <w:rPr>
+            <w:noProof/>
+            <w:webHidden/>
+          </w:rPr>
+          <w:fldChar w:fldCharType="separate"/>
+        </w:r>
+        <w:r>
+          <w:rPr>
+            <w:noProof/>
+            <w:webHidden/>
+          </w:rPr>
+          <w:t>14</w:t>
+        </w:r>
+        <w:r>
+          <w:rPr>
+            <w:noProof/>
+            <w:webHidden/>
+          </w:rPr>
+          <w:fldChar w:fldCharType="end"/>
+        </w:r>
+      </w:hyperlink>
+    </w:p>
+    <w:p>
+      <w:pPr>
+        <w:pStyle w:val="TOC2"/>
+        <w:tabs>
+          <w:tab w:val="right" w:leader="dot" w:pos="9345"/>
+        </w:tabs>
+        <w:rPr>
+          <w:rFonts w:asciiTheme="minorHAnsi" w:eastAsiaTheme="minorEastAsia" w:hAnsiTheme="minorHAnsi" w:cstheme="minorBidi"/>
+          <w:noProof/>
+          <w:kern w:val="2"/>
+          <w:sz w:val="24"/>
+          <w:szCs w:val="24"/>
+          <w:lang w:eastAsia="ru-RU"/>
+          <w14:ligatures w14:val="standardContextual"/>
+        </w:rPr>
+      </w:pPr>
+      <w:hyperlink w:anchor="_Toc240361353" w:history="1">
+        <w:r>
+          <w:rPr>
+            <w:rStyle w:val="Hyperlink"/>
+            <w:noProof/>
+          </w:rPr>
+          <w:t>6.1 Виды, состав и методы испытаний АС и ее составных частей</w:t>
+        </w:r>
+        <w:r>
+          <w:rPr>
+            <w:noProof/>
+            <w:webHidden/>
+          </w:rPr>
+          <w:tab/>
+        </w:r>
+        <w:r>
+          <w:rPr>
+            <w:noProof/>
+            <w:webHidden/>
+          </w:rPr>
+          <w:fldChar w:fldCharType="begin"/>
+        </w:r>
+        <w:r>
+          <w:rPr>
+            <w:noProof/>
+            <w:webHidden/>
+          </w:rPr>
+          <w:instrText xml:space="preserve"> PAGEREF _Toc240361353 \h </w:instrText>
+        </w:r>
+        <w:r>
+          <w:rPr>
+            <w:noProof/>
+            <w:webHidden/>
+          </w:rPr>
+        </w:r>
+        <w:r>
+          <w:rPr>
+            <w:noProof/>
+            <w:webHidden/>
+          </w:rPr>
+          <w:fldChar w:fldCharType="separate"/>
+        </w:r>
+        <w:r>
+          <w:rPr>
+            <w:noProof/>
+            <w:webHidden/>
+          </w:rPr>
+          <w:t>14</w:t>
+        </w:r>
+        <w:r>
+          <w:rPr>
+            <w:noProof/>
+            <w:webHidden/>
+          </w:rPr>
+          <w:fldChar w:fldCharType="end"/>
+        </w:r>
+      </w:hyperlink>
+    </w:p>
+    <w:p>
+      <w:pPr>
+        <w:pStyle w:val="TOC2"/>
+        <w:tabs>
+          <w:tab w:val="right" w:leader="dot" w:pos="9345"/>
+        </w:tabs>
+        <w:rPr>
+          <w:rFonts w:asciiTheme="minorHAnsi" w:eastAsiaTheme="minorEastAsia" w:hAnsiTheme="minorHAnsi" w:cstheme="minorBidi"/>
+          <w:noProof/>
+          <w:kern w:val="2"/>
+          <w:sz w:val="24"/>
+          <w:szCs w:val="24"/>
+          <w:lang w:eastAsia="ru-RU"/>
+          <w14:ligatures w14:val="standardContextual"/>
+        </w:rPr>
+      </w:pPr>
+      <w:hyperlink w:anchor="_Toc240361354" w:history="1">
+        <w:r>
+          <w:rPr>
+            <w:rStyle w:val="Hyperlink"/>
+            <w:noProof/>
+          </w:rPr>
+          <w:t>6.2 Общие требования к приёмке работ по стадиям</w:t>
+        </w:r>
+        <w:r>
+          <w:rPr>
+            <w:noProof/>
+            <w:webHidden/>
+          </w:rPr>
+          <w:tab/>
+        </w:r>
+        <w:r>
+          <w:rPr>
+            <w:noProof/>
+            <w:webHidden/>
+          </w:rPr>
+          <w:fldChar w:fldCharType="begin"/>
+        </w:r>
+        <w:r>
+          <w:rPr>
+            <w:noProof/>
+            <w:webHidden/>
+          </w:rPr>
+          <w:instrText xml:space="preserve"> PAGEREF _Toc240361354 \h </w:instrText>
+        </w:r>
+        <w:r>
+          <w:rPr>
+            <w:noProof/>
+            <w:webHidden/>
+          </w:rPr>
+        </w:r>
+        <w:r>
+          <w:rPr>
+            <w:noProof/>
+            <w:webHidden/>
+          </w:rPr>
+          <w:fldChar w:fldCharType="separate"/>
+        </w:r>
+        <w:r>
+          <w:rPr>
+            <w:noProof/>
+            <w:webHidden/>
+          </w:rPr>
+          <w:t>14</w:t>
+        </w:r>
+        <w:r>
+          <w:rPr>
+            <w:noProof/>
+            <w:webHidden/>
+          </w:rPr>
+          <w:fldChar w:fldCharType="end"/>
+        </w:r>
+      </w:hyperlink>
+    </w:p>
+    <w:p>
+      <w:pPr>
+        <w:pStyle w:val="TOC1"/>
+        <w:tabs>
+          <w:tab w:val="right" w:leader="dot" w:pos="9345"/>
+        </w:tabs>
+        <w:rPr>
+          <w:rFonts w:asciiTheme="minorHAnsi" w:eastAsiaTheme="minorEastAsia" w:hAnsiTheme="minorHAnsi" w:cstheme="minorBidi"/>
+          <w:noProof/>
+          <w:kern w:val="2"/>
+          <w:sz w:val="24"/>
+          <w:szCs w:val="24"/>
+          <w:lang w:eastAsia="ru-RU"/>
+          <w14:ligatures w14:val="standardContextual"/>
+        </w:rPr>
+      </w:pPr>
+      <w:hyperlink w:anchor="_Toc240361355" w:history="1">
+        <w:r>
+          <w:rPr>
+            <w:rStyle w:val="Hyperlink"/>
+            <w:noProof/>
+          </w:rPr>
+          <w:t>7 ТРЕБОВАНИЯ К ДОКУМЕНТИРОВАНИЮ</w:t>
+        </w:r>
+        <w:r>
+          <w:rPr>
+            <w:noProof/>
+            <w:webHidden/>
+          </w:rPr>
+          <w:tab/>
+        </w:r>
+        <w:r>
+          <w:rPr>
+            <w:noProof/>
+            <w:webHidden/>
+          </w:rPr>
+          <w:fldChar w:fldCharType="begin"/>
+        </w:r>
+        <w:r>
+          <w:rPr>
+            <w:noProof/>
+            <w:webHidden/>
+          </w:rPr>
+          <w:instrText xml:space="preserve"> PAGEREF _Toc240361355 \h </w:instrText>
+        </w:r>
+        <w:r>
+          <w:rPr>
+            <w:noProof/>
+            <w:webHidden/>
+          </w:rPr>
+        </w:r>
+        <w:r>
+          <w:rPr>
+            <w:noProof/>
+            <w:webHidden/>
+          </w:rPr>
+          <w:fldChar w:fldCharType="separate"/>
+        </w:r>
+        <w:r>
+          <w:rPr>
+            <w:noProof/>
+            <w:webHidden/>
+          </w:rPr>
+          <w:t>16</w:t>
+        </w:r>
+        <w:r>
+          <w:rPr>
+            <w:noProof/>
+            <w:webHidden/>
+          </w:rPr>
+          <w:fldChar w:fldCharType="end"/>
+        </w:r>
+      </w:hyperlink>
+    </w:p>
+    <w:p>
+      <w:pPr>
+        <w:pStyle w:val="TOC2"/>
+        <w:tabs>
+          <w:tab w:val="right" w:leader="dot" w:pos="9345"/>
+        </w:tabs>
+        <w:rPr>
+          <w:rFonts w:asciiTheme="minorHAnsi" w:eastAsiaTheme="minorEastAsia" w:hAnsiTheme="minorHAnsi" w:cstheme="minorBidi"/>
+          <w:noProof/>
+          <w:kern w:val="2"/>
+          <w:sz w:val="24"/>
+          <w:szCs w:val="24"/>
+          <w:lang w:eastAsia="ru-RU"/>
+          <w14:ligatures w14:val="standardContextual"/>
+        </w:rPr>
+      </w:pPr>
+      <w:hyperlink w:anchor="_Toc240361356" w:history="1">
+        <w:r>
+          <w:rPr>
+            <w:rStyle w:val="Hyperlink"/>
+            <w:noProof/>
+          </w:rPr>
+          <w:t>7.1 Перечень подлежащих разработке документов</w:t>
+        </w:r>
+        <w:r>
+          <w:rPr>
+            <w:noProof/>
+            <w:webHidden/>
+          </w:rPr>
+          <w:tab/>
+        </w:r>
+        <w:r>
+          <w:rPr>
+            <w:noProof/>
+            <w:webHidden/>
+          </w:rPr>
+          <w:fldChar w:fldCharType="begin"/>
+        </w:r>
+        <w:r>
+          <w:rPr>
+            <w:noProof/>
+            <w:webHidden/>
+          </w:rPr>
+          <w:instrText xml:space="preserve"> PAGEREF _Toc240361356 \h </w:instrText>
+        </w:r>
+        <w:r>
+          <w:rPr>
+            <w:noProof/>
+            <w:webHidden/>
+          </w:rPr>
+        </w:r>
+        <w:r>
+          <w:rPr>
+            <w:noProof/>
+            <w:webHidden/>
+          </w:rPr>
+          <w:fldChar w:fldCharType="separate"/>
+        </w:r>
+        <w:r>
+          <w:rPr>
+            <w:noProof/>
+            <w:webHidden/>
+          </w:rPr>
+          <w:t>16</w:t>
+        </w:r>
+        <w:r>
+          <w:rPr>
+            <w:noProof/>
+            <w:webHidden/>
+          </w:rPr>
+          <w:fldChar w:fldCharType="end"/>
+        </w:r>
+      </w:hyperlink>
+    </w:p>
+    <w:p>
+      <w:pPr>
+        <w:pStyle w:val="TOC2"/>
+        <w:tabs>
+          <w:tab w:val="right" w:leader="dot" w:pos="9345"/>
+        </w:tabs>
+        <w:rPr>
+          <w:rFonts w:asciiTheme="minorHAnsi" w:eastAsiaTheme="minorEastAsia" w:hAnsiTheme="minorHAnsi" w:cstheme="minorBidi"/>
+          <w:noProof/>
+          <w:kern w:val="2"/>
+          <w:sz w:val="24"/>
+          <w:szCs w:val="24"/>
+          <w:lang w:eastAsia="ru-RU"/>
+          <w14:ligatures w14:val="standardContextual"/>
+        </w:rPr>
+      </w:pPr>
+      <w:hyperlink w:anchor="_Toc240361357" w:history="1">
+        <w:r>
+          <w:rPr>
+            <w:rStyle w:val="Hyperlink"/>
+            <w:noProof/>
+          </w:rPr>
+          <w:t>7.2 Вид представления и количество документов</w:t>
+        </w:r>
+        <w:r>
+          <w:rPr>
+            <w:noProof/>
+            <w:webHidden/>
+          </w:rPr>
+          <w:tab/>
+        </w:r>
+        <w:r>
+          <w:rPr>
+            <w:noProof/>
+            <w:webHidden/>
+          </w:rPr>
+          <w:fldChar w:fldCharType="begin"/>
+        </w:r>
+        <w:r>
+          <w:rPr>
+            <w:noProof/>
+            <w:webHidden/>
+          </w:rPr>
+          <w:instrText xml:space="preserve"> PAGEREF _Toc240361357 \h </w:instrText>
+        </w:r>
+        <w:r>
+          <w:rPr>
+            <w:noProof/>
+            <w:webHidden/>
+          </w:rPr>
+        </w:r>
+        <w:r>
+          <w:rPr>
+            <w:noProof/>
+            <w:webHidden/>
+          </w:rPr>
+          <w:fldChar w:fldCharType="separate"/>
+        </w:r>
+        <w:r>
+          <w:rPr>
+            <w:noProof/>
+            <w:webHidden/>
+          </w:rPr>
+          <w:t>16</w:t>
+        </w:r>
+        <w:r>
+          <w:rPr>
+            <w:noProof/>
+            <w:webHidden/>
+          </w:rPr>
+          <w:fldChar w:fldCharType="end"/>
+        </w:r>
+      </w:hyperlink>
+    </w:p>
+    <w:p>
+      <w:pPr>
+        <w:pStyle w:val="TOC2"/>
+        <w:tabs>
+          <w:tab w:val="right" w:leader="dot" w:pos="9345"/>
+        </w:tabs>
+        <w:rPr>
+          <w:rFonts w:asciiTheme="minorHAnsi" w:eastAsiaTheme="minorEastAsia" w:hAnsiTheme="minorHAnsi" w:cstheme="minorBidi"/>
+          <w:noProof/>
+          <w:kern w:val="2"/>
+          <w:sz w:val="24"/>
+          <w:szCs w:val="24"/>
+          <w:lang w:eastAsia="ru-RU"/>
+          <w14:ligatures w14:val="standardContextual"/>
+        </w:rPr>
+      </w:pPr>
+      <w:hyperlink w:anchor="_Toc240361358" w:history="1">
+        <w:r>
+          <w:rPr>
+            <w:rStyle w:val="Hyperlink"/>
+            <w:noProof/>
+          </w:rPr>
+          <w:t>7.3 Требования по использованию ЕСКД и ЕСПД при разработке документов</w:t>
+        </w:r>
+        <w:r>
+          <w:rPr>
+            <w:noProof/>
+            <w:webHidden/>
+          </w:rPr>
+          <w:tab/>
+        </w:r>
+        <w:r>
+          <w:rPr>
+            <w:noProof/>
+            <w:webHidden/>
+          </w:rPr>
+          <w:fldChar w:fldCharType="begin"/>
+        </w:r>
+        <w:r>
+          <w:rPr>
+            <w:noProof/>
+            <w:webHidden/>
+          </w:rPr>
+          <w:instrText xml:space="preserve"> PAGEREF _Toc240361358 \h </w:instrText>
+        </w:r>
+        <w:r>
+          <w:rPr>
+            <w:noProof/>
+            <w:webHidden/>
+          </w:rPr>
+        </w:r>
+        <w:r>
+          <w:rPr>
+            <w:noProof/>
+            <w:webHidden/>
+          </w:rPr>
+          <w:fldChar w:fldCharType="separate"/>
+        </w:r>
+        <w:r>
+          <w:rPr>
+            <w:noProof/>
+            <w:webHidden/>
+          </w:rPr>
+          <w:t>16</w:t>
+        </w:r>
+        <w:r>
+          <w:rPr>
+            <w:noProof/>
+            <w:webHidden/>
+          </w:rPr>
+          <w:fldChar w:fldCharType="end"/>
+        </w:r>
+      </w:hyperlink>
+    </w:p>
+    <w:p>
+      <w:pPr>
+        <w:pStyle w:val="TOC1"/>
+        <w:tabs>
+          <w:tab w:val="right" w:leader="dot" w:pos="9345"/>
+        </w:tabs>
+        <w:rPr>
+          <w:rFonts w:asciiTheme="minorHAnsi" w:eastAsiaTheme="minorEastAsia" w:hAnsiTheme="minorHAnsi" w:cstheme="minorBidi"/>
+          <w:noProof/>
+          <w:kern w:val="2"/>
+          <w:sz w:val="24"/>
+          <w:szCs w:val="24"/>
+          <w:lang w:eastAsia="ru-RU"/>
+          <w14:ligatures w14:val="standardContextual"/>
+        </w:rPr>
+      </w:pPr>
+      <w:hyperlink w:anchor="_Toc240361359" w:history="1">
+        <w:r>
+          <w:rPr>
+            <w:rStyle w:val="Hyperlink"/>
+            <w:noProof/>
+          </w:rPr>
+          <w:t>8 ИСТОЧНИКИ РАЗРАБОТКИ</w:t>
+        </w:r>
+        <w:r>
+          <w:rPr>
+            <w:noProof/>
+            <w:webHidden/>
+          </w:rPr>
+          <w:tab/>
+        </w:r>
+        <w:r>
+          <w:rPr>
+            <w:noProof/>
+            <w:webHidden/>
+          </w:rPr>
+          <w:fldChar w:fldCharType="begin"/>
+        </w:r>
+        <w:r>
+          <w:rPr>
+            <w:noProof/>
+            <w:webHidden/>
+          </w:rPr>
+          <w:instrText xml:space="preserve"> PAGEREF _Toc240361359 \h </w:instrText>
+        </w:r>
+        <w:r>
+          <w:rPr>
+            <w:noProof/>
+            <w:webHidden/>
+          </w:rPr>
+        </w:r>
+        <w:r>
+          <w:rPr>
+            <w:noProof/>
+            <w:webHidden/>
+          </w:rPr>
+          <w:fldChar w:fldCharType="separate"/>
+        </w:r>
+        <w:r>
+          <w:rPr>
+            <w:noProof/>
+            <w:webHidden/>
+          </w:rPr>
+          <w:t>18</w:t>
+        </w:r>
+        <w:r>
+          <w:rPr>
+            <w:noProof/>
+            <w:webHidden/>
+          </w:rPr>
+          <w:fldChar w:fldCharType="end"/>
+        </w:r>
+      </w:hyperlink>
+    </w:p>
+    <w:p>
+      <w:pPr>
+        <w:ind w:firstLine="0"/>
+      </w:pPr>
+      <w:r>
+        <w:fldChar w:fldCharType="end"/>
+      </w:r>
+    </w:p>
+    <w:p>
+      <w:r>
         <w:br w:type="page"/>
       </w:r>
     </w:p>
@@ -361,6 +2314,8 @@
         </w:rPr>
       </w:pPr>
       <w:bookmarkStart w:id="0" w:name="_Toc178595972"/>
+      <w:bookmarkStart w:id="1" w:name="_Toc240213975"/>
+      <w:bookmarkStart w:id="2" w:name="_Toc240361334"/>
       <w:r>
         <w:rPr>
           <w:rFonts w:eastAsia="SimSun"/>
@@ -374,6 +2329,8 @@
         <w:t>1 ОБЩИЕ СВЕДЕНИЯ</w:t>
       </w:r>
       <w:bookmarkEnd w:id="0"/>
+      <w:bookmarkEnd w:id="1"/>
+      <w:bookmarkEnd w:id="2"/>
     </w:p>
     <w:p>
       <w:pPr>
@@ -402,7 +2359,9 @@
           <w:lang w:eastAsia="zh-CN"/>
         </w:rPr>
       </w:pPr>
-      <w:bookmarkStart w:id="1" w:name="_Toc178595973"/>
+      <w:bookmarkStart w:id="3" w:name="_Toc178595973"/>
+      <w:bookmarkStart w:id="4" w:name="_Toc240213976"/>
+      <w:bookmarkStart w:id="5" w:name="_Toc240361335"/>
       <w:r>
         <w:rPr>
           <w:rFonts w:eastAsia="SimSun"/>
@@ -412,7 +2371,9 @@
         </w:rPr>
         <w:t>1.1 Полное наименование автоматизированной системы и её условное обозначение</w:t>
       </w:r>
-      <w:bookmarkEnd w:id="1"/>
+      <w:bookmarkEnd w:id="3"/>
+      <w:bookmarkEnd w:id="4"/>
+      <w:bookmarkEnd w:id="5"/>
     </w:p>
     <w:p>
       <w:pPr>
@@ -443,10 +2404,25 @@
         <w:rPr>
           <w:rFonts w:eastAsia="SimSun"/>
           <w:szCs w:val="28"/>
-          <w:highlight w:val="yellow"/>
           <w:lang w:eastAsia="zh-CN"/>
         </w:rPr>
-        <w:t>«»</w:t>
+        <w:t>«</w:t>
+      </w:r>
+      <w:r>
+        <w:rPr>
+          <w:rFonts w:eastAsia="SimSun"/>
+          <w:szCs w:val="28"/>
+          <w:lang w:eastAsia="zh-CN"/>
+        </w:rPr>
+        <w:t>Эксцентриковая шайба</w:t>
+      </w:r>
+      <w:r>
+        <w:rPr>
+          <w:rFonts w:eastAsia="SimSun"/>
+          <w:szCs w:val="28"/>
+          <w:lang w:eastAsia="zh-CN"/>
+        </w:rPr>
+        <w:t>»</w:t>
       </w:r>
       <w:r>
         <w:rPr>
@@ -507,7 +2483,9 @@
           <w:lang w:eastAsia="zh-CN"/>
         </w:rPr>
       </w:pPr>
-      <w:bookmarkStart w:id="2" w:name="_Toc178595974"/>
+      <w:bookmarkStart w:id="6" w:name="_Toc178595974"/>
+      <w:bookmarkStart w:id="7" w:name="_Toc240213977"/>
+      <w:bookmarkStart w:id="8" w:name="_Toc240361336"/>
       <w:r>
         <w:rPr>
           <w:rFonts w:eastAsia="SimSun"/>
@@ -517,7 +2495,9 @@
         </w:rPr>
         <w:t>1.2 Наименование заказчика</w:t>
       </w:r>
-      <w:bookmarkEnd w:id="2"/>
+      <w:bookmarkEnd w:id="6"/>
+      <w:bookmarkEnd w:id="7"/>
+      <w:bookmarkEnd w:id="8"/>
     </w:p>
     <w:p>
       <w:pPr>
@@ -588,7 +2568,9 @@
           <w:lang w:eastAsia="zh-CN"/>
         </w:rPr>
       </w:pPr>
-      <w:bookmarkStart w:id="3" w:name="_Toc178595975"/>
+      <w:bookmarkStart w:id="9" w:name="_Toc178595975"/>
+      <w:bookmarkStart w:id="10" w:name="_Toc240213978"/>
+      <w:bookmarkStart w:id="11" w:name="_Toc240361337"/>
       <w:r>
         <w:rPr>
           <w:rFonts w:eastAsia="SimSun"/>
@@ -598,7 +2580,9 @@
         </w:rPr>
         <w:t>1.3 Перечень документов, на основании которых создается АС</w:t>
       </w:r>
-      <w:bookmarkEnd w:id="3"/>
+      <w:bookmarkEnd w:id="9"/>
+      <w:bookmarkEnd w:id="10"/>
+      <w:bookmarkEnd w:id="11"/>
     </w:p>
     <w:p>
       <w:pPr>
@@ -696,25 +2680,26 @@
     </w:p>
     <w:p>
       <w:pPr>
-        <w:ind w:firstLine="0"/>
-        <w:rPr>
-          <w:rFonts w:eastAsia="SimSun"/>
-          <w:b/>
+        <w:pStyle w:val="Heading2"/>
+        <w:rPr>
+          <w:rFonts w:eastAsia="SimSun"/>
+          <w:b w:val="0"/>
           <w:szCs w:val="26"/>
           <w:lang w:eastAsia="zh-CN"/>
         </w:rPr>
       </w:pPr>
-      <w:bookmarkStart w:id="4" w:name="_Toc178595976"/>
-      <w:r>
-        <w:rPr>
-          <w:rFonts w:eastAsia="SimSun"/>
-          <w:b/>
+      <w:bookmarkStart w:id="12" w:name="_Toc178595976"/>
+      <w:bookmarkStart w:id="13" w:name="_Toc240361338"/>
+      <w:r>
+        <w:rPr>
+          <w:rFonts w:eastAsia="SimSun"/>
           <w:szCs w:val="26"/>
           <w:lang w:eastAsia="zh-CN"/>
         </w:rPr>
         <w:t>1.4 Плановые сроки начала и окончания работы по созданию АС</w:t>
       </w:r>
-      <w:bookmarkEnd w:id="4"/>
+      <w:bookmarkEnd w:id="12"/>
+      <w:bookmarkEnd w:id="13"/>
     </w:p>
     <w:p>
       <w:pPr>
@@ -744,22 +2729,7 @@
           <w:highlight w:val="yellow"/>
           <w:lang w:eastAsia="zh-CN"/>
         </w:rPr>
-        <w:t>с 23 сентября 2024 года</w:t>
-      </w:r>
-    </w:p>
-    <w:p>
-      <w:pPr>
-        <w:rPr>
-          <w:rFonts w:eastAsia="SimSun"/>
-          <w:lang w:eastAsia="zh-CN"/>
-        </w:rPr>
-      </w:pPr>
-      <w:r>
-        <w:rPr>
-          <w:rFonts w:eastAsia="SimSun"/>
-          <w:lang w:eastAsia="zh-CN"/>
-        </w:rPr>
-        <w:t xml:space="preserve">Плановый срок окончания работ: </w:t>
+        <w:t>с 23 сентября 202</w:t>
       </w:r>
       <w:r>
         <w:rPr>
@@ -767,7 +2737,65 @@
           <w:highlight w:val="yellow"/>
           <w:lang w:eastAsia="zh-CN"/>
         </w:rPr>
-        <w:t>не позднее 29 декабря 2024 года.</w:t>
+        <w:t>6</w:t>
+      </w:r>
+      <w:r>
+        <w:rPr>
+          <w:rFonts w:eastAsia="SimSun"/>
+          <w:highlight w:val="yellow"/>
+          <w:lang w:eastAsia="zh-CN"/>
+        </w:rPr>
+        <w:t xml:space="preserve"> года</w:t>
+      </w:r>
+    </w:p>
+    <w:p>
+      <w:pPr>
+        <w:rPr>
+          <w:rFonts w:eastAsia="SimSun"/>
+          <w:lang w:eastAsia="zh-CN"/>
+        </w:rPr>
+      </w:pPr>
+      <w:r>
+        <w:rPr>
+          <w:rFonts w:eastAsia="SimSun"/>
+          <w:lang w:eastAsia="zh-CN"/>
+        </w:rPr>
+        <w:t xml:space="preserve">Плановый срок окончания работ: </w:t>
+      </w:r>
+      <w:r>
+        <w:rPr>
+          <w:rFonts w:eastAsia="SimSun"/>
+          <w:lang w:eastAsia="zh-CN"/>
+        </w:rPr>
+        <w:t>не позднее 2</w:t>
+      </w:r>
+      <w:r>
+        <w:rPr>
+          <w:rFonts w:eastAsia="SimSun"/>
+          <w:lang w:eastAsia="zh-CN"/>
+        </w:rPr>
+        <w:t>7</w:t>
+      </w:r>
+      <w:r>
+        <w:rPr>
+          <w:rFonts w:eastAsia="SimSun"/>
+          <w:lang w:eastAsia="zh-CN"/>
+        </w:rPr>
+        <w:t xml:space="preserve"> декабря 202</w:t>
+      </w:r>
+      <w:r>
+        <w:rPr>
+          <w:rFonts w:eastAsia="SimSun"/>
+          <w:lang w:eastAsia="zh-CN"/>
+        </w:rPr>
+        <w:t>6</w:t>
+      </w:r>
+      <w:r>
+        <w:rPr>
+          <w:rFonts w:eastAsia="SimSun"/>
+          <w:lang w:eastAsia="zh-CN"/>
+        </w:rPr>
+        <w:t xml:space="preserve"> года.</w:t>
       </w:r>
     </w:p>
     <w:p>
@@ -777,177 +2805,206 @@
     </w:p>
     <w:p>
       <w:pPr>
+        <w:pStyle w:val="Heading1"/>
+        <w:rPr>
+          <w:b w:val="0"/>
+          <w:bCs/>
+        </w:rPr>
+      </w:pPr>
+      <w:bookmarkStart w:id="14" w:name="_Toc178595977"/>
+      <w:bookmarkStart w:id="15" w:name="_Toc240361339"/>
+      <w:r>
+        <w:rPr>
+          <w:bCs/>
+        </w:rPr>
+        <w:lastRenderedPageBreak/>
+        <w:t>2 ЦЕЛИ И НАЗНАЧЕНИЕ СОЗДАНИЯ АВТОМАТИЗИРОВАННОЙ СИСТЕМЫ</w:t>
+      </w:r>
+      <w:bookmarkEnd w:id="14"/>
+      <w:bookmarkEnd w:id="15"/>
+    </w:p>
+    <w:p/>
+    <w:p>
+      <w:pPr>
+        <w:pStyle w:val="Heading2"/>
+      </w:pPr>
+      <w:bookmarkStart w:id="16" w:name="_Toc178595978"/>
+      <w:bookmarkStart w:id="17" w:name="_Toc240361340"/>
+      <w:r>
+        <w:t>2.1 Цели создания АС</w:t>
+      </w:r>
+      <w:bookmarkEnd w:id="16"/>
+      <w:bookmarkEnd w:id="17"/>
+    </w:p>
+    <w:p>
+      <w:pPr>
+        <w:jc w:val="center"/>
+      </w:pPr>
+    </w:p>
+    <w:p>
+      <w:r>
+        <w:t>Цел</w:t>
+      </w:r>
+      <w:r>
+        <w:t>ью</w:t>
+      </w:r>
+      <w:r>
+        <w:t xml:space="preserve"> выполнения работ по разработке плагина «</w:t>
+      </w:r>
+      <w:r>
+        <w:t>Эксцентриковая шайба</w:t>
+      </w:r>
+      <w:r>
+        <w:t xml:space="preserve">» для САПР </w:t>
+      </w:r>
+      <w:proofErr w:type="spellStart"/>
+      <w:r>
+        <w:rPr>
+          <w:lang w:val="en-US"/>
+        </w:rPr>
+        <w:t>nanoCAD</w:t>
+      </w:r>
+      <w:proofErr w:type="spellEnd"/>
+      <w:r>
+        <w:t xml:space="preserve"> является автоматизация построения</w:t>
+      </w:r>
+      <w:r>
+        <w:t xml:space="preserve"> </w:t>
+      </w:r>
+      <w:r>
+        <w:t>шайб</w:t>
+      </w:r>
+      <w:r>
+        <w:t>.</w:t>
+      </w:r>
+    </w:p>
+    <w:p/>
+    <w:p>
+      <w:pPr>
+        <w:pStyle w:val="Heading2"/>
+      </w:pPr>
+      <w:bookmarkStart w:id="18" w:name="_Toc178595979"/>
+      <w:bookmarkStart w:id="19" w:name="_Toc240361341"/>
+      <w:r>
+        <w:t>2.2 Назначение АС</w:t>
+      </w:r>
+      <w:bookmarkEnd w:id="18"/>
+      <w:bookmarkEnd w:id="19"/>
+    </w:p>
+    <w:p/>
+    <w:p>
+      <w:r>
+        <w:t xml:space="preserve">Назначение разрабатываемого плагина обусловлено быстрым моделированием </w:t>
+      </w:r>
+      <w:r>
+        <w:t>шайб</w:t>
+      </w:r>
+      <w:r>
+        <w:t xml:space="preserve"> разных видов. Благодаря данному расширению, производители </w:t>
+      </w:r>
+      <w:r>
+        <w:t>шайб</w:t>
+      </w:r>
+      <w:r>
+        <w:t xml:space="preserve"> смогут наглядно рассмотреть спроектированную модель, при необходимости перестроить под необходимые им параметры. На рисунке 2.1 представлена модель</w:t>
+      </w:r>
+      <w:r>
+        <w:t xml:space="preserve"> эксцентриковой шайбы</w:t>
+      </w:r>
+      <w:r>
+        <w:t>.</w:t>
+      </w:r>
+    </w:p>
+    <w:p>
+      <w:pPr>
+        <w:spacing w:line="240" w:lineRule="auto"/>
         <w:ind w:firstLine="0"/>
         <w:jc w:val="center"/>
-        <w:rPr>
-          <w:b/>
-          <w:bCs/>
-        </w:rPr>
-      </w:pPr>
-      <w:bookmarkStart w:id="5" w:name="_Toc178595977"/>
-      <w:r>
-        <w:rPr>
-          <w:b/>
-          <w:bCs/>
-        </w:rPr>
-        <w:lastRenderedPageBreak/>
-        <w:t>2 ЦЕЛИ И НАЗНАЧЕНИЕ СОЗДАНИЯ АВТОМАТИЗИРОВАННОЙ СИСТЕМЫ</w:t>
-      </w:r>
-      <w:bookmarkEnd w:id="5"/>
-    </w:p>
-    <w:p/>
-    <w:p>
-      <w:pPr>
+      </w:pPr>
+      <w:r>
+        <w:rPr>
+          <w:noProof/>
+        </w:rPr>
+        <w:drawing>
+          <wp:inline distT="0" distB="0" distL="0" distR="0" wp14:anchorId="3A4CA506" wp14:editId="0330D046">
+            <wp:extent cx="3598177" cy="3394710"/>
+            <wp:effectExtent l="0" t="0" r="2540" b="0"/>
+            <wp:docPr id="1390701724" name="Picture 1"/>
+            <wp:cNvGraphicFramePr>
+              <a:graphicFrameLocks xmlns:a="http://schemas.openxmlformats.org/drawingml/2006/main" noChangeAspect="1"/>
+            </wp:cNvGraphicFramePr>
+            <a:graphic xmlns:a="http://schemas.openxmlformats.org/drawingml/2006/main">
+              <a:graphicData uri="http://schemas.openxmlformats.org/drawingml/2006/picture">
+                <pic:pic xmlns:pic="http://schemas.openxmlformats.org/drawingml/2006/picture">
+                  <pic:nvPicPr>
+                    <pic:cNvPr id="1390701724" name=""/>
+                    <pic:cNvPicPr/>
+                  </pic:nvPicPr>
+                  <pic:blipFill>
+                    <a:blip r:embed="rId6"/>
+                    <a:stretch>
+                      <a:fillRect/>
+                    </a:stretch>
+                  </pic:blipFill>
+                  <pic:spPr>
+                    <a:xfrm>
+                      <a:off x="0" y="0"/>
+                      <a:ext cx="3602944" cy="3399208"/>
+                    </a:xfrm>
+                    <a:prstGeom prst="rect">
+                      <a:avLst/>
+                    </a:prstGeom>
+                  </pic:spPr>
+                </pic:pic>
+              </a:graphicData>
+            </a:graphic>
+          </wp:inline>
+        </w:drawing>
+      </w:r>
+    </w:p>
+    <w:p>
+      <w:pPr>
+        <w:spacing w:line="240" w:lineRule="auto"/>
         <w:ind w:firstLine="0"/>
         <w:jc w:val="center"/>
-        <w:rPr>
-          <w:b/>
-          <w:bCs/>
-        </w:rPr>
-      </w:pPr>
-      <w:bookmarkStart w:id="6" w:name="_Toc178595978"/>
-      <w:r>
-        <w:rPr>
-          <w:b/>
-          <w:bCs/>
-        </w:rPr>
-        <w:t>2.1 Цели создания АС</w:t>
-      </w:r>
-      <w:bookmarkEnd w:id="6"/>
-    </w:p>
-    <w:p>
-      <w:pPr>
-        <w:jc w:val="center"/>
-      </w:pPr>
-    </w:p>
-    <w:p>
-      <w:r>
-        <w:t>Цел</w:t>
-      </w:r>
-      <w:r>
-        <w:t>ью</w:t>
-      </w:r>
-      <w:r>
-        <w:t xml:space="preserve"> выполнения работ по разработке плагина «</w:t>
-      </w:r>
-      <w:r>
-        <w:t>Эксцентриковая шайба</w:t>
-      </w:r>
-      <w:r>
-        <w:t xml:space="preserve">» для САПР </w:t>
-      </w:r>
-      <w:proofErr w:type="spellStart"/>
-      <w:r>
-        <w:rPr>
-          <w:lang w:val="en-US"/>
-        </w:rPr>
-        <w:t>nanoCAD</w:t>
-      </w:r>
-      <w:proofErr w:type="spellEnd"/>
-      <w:r>
-        <w:t xml:space="preserve"> является автоматизация построения</w:t>
-      </w:r>
-      <w:r>
-        <w:t xml:space="preserve"> </w:t>
-      </w:r>
-      <w:r>
-        <w:t>шайб</w:t>
-      </w:r>
-      <w:r>
-        <w:t>.</w:t>
+      </w:pPr>
+      <w:r>
+        <w:t xml:space="preserve">Рисунок 2.1 − </w:t>
+      </w:r>
+      <w:r>
+        <w:t>Чертеж объекта моделирования</w:t>
       </w:r>
     </w:p>
     <w:p/>
     <w:p>
-      <w:pPr>
-        <w:ind w:firstLine="0"/>
-        <w:jc w:val="center"/>
-        <w:rPr>
-          <w:b/>
-          <w:bCs/>
-        </w:rPr>
-      </w:pPr>
-      <w:bookmarkStart w:id="7" w:name="_Toc178595979"/>
-      <w:r>
-        <w:rPr>
-          <w:b/>
-          <w:bCs/>
-        </w:rPr>
-        <w:t>2.2 Назначение АС</w:t>
-      </w:r>
-      <w:bookmarkEnd w:id="7"/>
-    </w:p>
-    <w:p/>
-    <w:p>
-      <w:r>
-        <w:t xml:space="preserve">Назначение разрабатываемого плагина обусловлено быстрым моделированием </w:t>
-      </w:r>
-      <w:r>
-        <w:t>шайб</w:t>
-      </w:r>
-      <w:r>
-        <w:t xml:space="preserve"> разных видов. Благодаря данному расширению, производители </w:t>
-      </w:r>
-      <w:r>
-        <w:t>шайб</w:t>
-      </w:r>
-      <w:r>
-        <w:t xml:space="preserve"> смогут наглядно рассмотреть спроектированную модель, при необходимости перестроить под необходимые им параметры. На рисунке 2.1 представлена модель</w:t>
-      </w:r>
-      <w:r>
-        <w:t xml:space="preserve"> эксцентриковой шайбы</w:t>
-      </w:r>
-      <w:r>
-        <w:t>.</w:t>
-      </w:r>
-    </w:p>
-    <w:p/>
-    <w:p>
-      <w:r>
-        <w:t xml:space="preserve">Рисунок 2.1 − </w:t>
-      </w:r>
-    </w:p>
-    <w:p/>
-    <w:p>
       <w:r>
         <w:br w:type="page"/>
       </w:r>
     </w:p>
     <w:p>
       <w:pPr>
-        <w:ind w:firstLine="0"/>
-        <w:jc w:val="center"/>
-        <w:rPr>
-          <w:b/>
-          <w:bCs/>
-        </w:rPr>
-      </w:pPr>
-      <w:r>
-        <w:rPr>
-          <w:b/>
-          <w:bCs/>
-        </w:rPr>
+        <w:pStyle w:val="Heading1"/>
+        <w:rPr>
+          <w:b w:val="0"/>
+        </w:rPr>
+      </w:pPr>
+      <w:bookmarkStart w:id="20" w:name="_Toc240361342"/>
+      <w:r>
         <w:lastRenderedPageBreak/>
         <w:t>3 ТРЕБОВАНИЯ К АВТОМАТИЗИРОВАННОЙ СИСТЕМЕ</w:t>
       </w:r>
+      <w:bookmarkEnd w:id="20"/>
     </w:p>
     <w:p/>
     <w:p>
       <w:pPr>
-        <w:ind w:firstLine="0"/>
-        <w:jc w:val="center"/>
-        <w:rPr>
-          <w:b/>
-          <w:bCs/>
-        </w:rPr>
-      </w:pPr>
-      <w:r>
-        <w:rPr>
-          <w:b/>
-          <w:bCs/>
-        </w:rPr>
+        <w:pStyle w:val="Heading2"/>
+      </w:pPr>
+      <w:bookmarkStart w:id="21" w:name="_Toc240361343"/>
+      <w:r>
         <w:t>3.1 Требования к структуре АС в целом</w:t>
       </w:r>
+      <w:bookmarkEnd w:id="21"/>
     </w:p>
     <w:p>
       <w:pPr>
@@ -993,7 +3050,13 @@
         <w:ind w:left="0" w:firstLine="709"/>
       </w:pPr>
       <w:r>
-        <w:t>Сторонняя программа (desktop-приложение), способная запускать nanoCAD и инициировать построение детали через API/скриптинг.</w:t>
+        <w:t>Сторонняя программа</w:t>
+      </w:r>
+      <w:r>
+        <w:t xml:space="preserve"> </w:t>
+      </w:r>
+      <w:r>
+        <w:t>(desktop-приложение), способная запускать nanoCAD и инициировать построение детали через API/скриптинг.</w:t>
       </w:r>
     </w:p>
     <w:p>
@@ -1019,11 +3082,23 @@
     </w:p>
     <w:p>
       <w:r>
-        <w:t>АС должна обеспечивать построение параметрической 3D</w:t>
+        <w:t>АС должна обеспечивать построение параметрической</w:t>
+      </w:r>
+      <w:r>
+        <w:t xml:space="preserve"> </w:t>
+      </w:r>
+      <w:r>
+        <w:t>3D</w:t>
       </w:r>
       <w:r>
         <w:noBreakHyphen/>
-        <w:t>модели детали “Эксцентриковая шайба” по вводимым пользователем параметрам и выполнять проверку корректности введённых значений.</w:t>
+        <w:t>модели детали “Эксцентриковая шайба”</w:t>
+      </w:r>
+      <w:r>
+        <w:t xml:space="preserve"> </w:t>
+      </w:r>
+      <w:r>
+        <w:t>по вводимым пользователем параметрам и выполнять проверку корректности введённых значений.</w:t>
       </w:r>
     </w:p>
     <w:p>
@@ -1045,7 +3120,19 @@
         </w:numPr>
       </w:pPr>
       <w:r>
-        <w:t>D — внешний диаметр шайбы, мм (например, 20–200);</w:t>
+        <w:t>D</w:t>
+      </w:r>
+      <w:r>
+        <w:t xml:space="preserve"> </w:t>
+      </w:r>
+      <w:r>
+        <w:t>— внешний диаметр шайбы, мм (например,</w:t>
+      </w:r>
+      <w:r>
+        <w:t xml:space="preserve"> </w:t>
+      </w:r>
+      <w:r>
+        <w:t>20–200);</w:t>
       </w:r>
     </w:p>
     <w:p>
@@ -1056,7 +3143,19 @@
         </w:numPr>
       </w:pPr>
       <w:r>
-        <w:t>H — толщина шайбы, мм (например, 1–50);</w:t>
+        <w:t>H</w:t>
+      </w:r>
+      <w:r>
+        <w:t xml:space="preserve"> </w:t>
+      </w:r>
+      <w:r>
+        <w:t>— толщина шайбы, мм (например,</w:t>
+      </w:r>
+      <w:r>
+        <w:t xml:space="preserve"> </w:t>
+      </w:r>
+      <w:r>
+        <w:t>1–50);</w:t>
       </w:r>
     </w:p>
     <w:p>
@@ -1067,7 +3166,19 @@
         </w:numPr>
       </w:pPr>
       <w:r>
-        <w:t>d — диаметр отверстия, мм (например, 5–150);</w:t>
+        <w:t>d</w:t>
+      </w:r>
+      <w:r>
+        <w:t xml:space="preserve"> </w:t>
+      </w:r>
+      <w:r>
+        <w:t>— диаметр отверстия, мм (например,</w:t>
+      </w:r>
+      <w:r>
+        <w:t xml:space="preserve"> </w:t>
+      </w:r>
+      <w:r>
+        <w:t>5–150);</w:t>
       </w:r>
     </w:p>
     <w:p>
@@ -1078,7 +3189,19 @@
         </w:numPr>
       </w:pPr>
       <w:r>
-        <w:t>e — эксцентриситет (смещение центра отверстия относительно центра шайбы вдоль оси X), мм (например, 0–80);</w:t>
+        <w:t>e</w:t>
+      </w:r>
+      <w:r>
+        <w:t xml:space="preserve"> </w:t>
+      </w:r>
+      <w:r>
+        <w:t>— эксцентриситет (смещение центра отверстия относительно центра шайбы вдоль оси X), мм (например,</w:t>
+      </w:r>
+      <w:r>
+        <w:t xml:space="preserve"> </w:t>
+      </w:r>
+      <w:r>
+        <w:t>0–80);</w:t>
       </w:r>
     </w:p>
     <w:p>
@@ -1089,7 +3212,19 @@
         </w:numPr>
       </w:pPr>
       <w:r>
-        <w:t>S — минимальная толщина стенки, мм (например, 0.5–10).</w:t>
+        <w:t>S</w:t>
+      </w:r>
+      <w:r>
+        <w:t xml:space="preserve"> </w:t>
+      </w:r>
+      <w:r>
+        <w:t>— минимальная толщина стенки, мм (например,</w:t>
+      </w:r>
+      <w:r>
+        <w:t xml:space="preserve"> </w:t>
+      </w:r>
+      <w:r>
+        <w:t>0.5–10).</w:t>
       </w:r>
     </w:p>
     <w:p>
@@ -1101,10 +3236,36 @@
         <w:t>Зависимые параметры:</w:t>
       </w:r>
       <w:r>
-        <w:t> d и e являются взаимозависимыми и должны удовлетворять условию:</w:t>
-      </w:r>
-    </w:p>
-    <w:p>
+        <w:t xml:space="preserve"> </w:t>
+      </w:r>
+      <w:r>
+        <w:t>d</w:t>
+      </w:r>
+      <w:r>
+        <w:t xml:space="preserve"> </w:t>
+      </w:r>
+      <w:r>
+        <w:t>и</w:t>
+      </w:r>
+      <w:r>
+        <w:t xml:space="preserve"> </w:t>
+      </w:r>
+      <w:r>
+        <w:t>e</w:t>
+      </w:r>
+      <w:r>
+        <w:t xml:space="preserve"> </w:t>
+      </w:r>
+      <w:r>
+        <w:t>являются взаимозависимыми и должны удовлетворять условию:</w:t>
+      </w:r>
+    </w:p>
+    <w:p>
+      <w:pPr>
+        <w:rPr>
+          <w:lang w:val="en-US"/>
+        </w:rPr>
+      </w:pPr>
       <m:oMathPara>
         <m:oMath>
           <m:r>
@@ -1144,12 +3305,6 @@
             </w:rPr>
             <m:t>-S</m:t>
           </m:r>
-          <m:r>
-            <m:rPr>
-              <m:sty m:val="p"/>
-            </m:rPr>
-            <w:br/>
-          </m:r>
         </m:oMath>
       </m:oMathPara>
     </w:p>
@@ -1168,7 +3323,31 @@
       </w:pPr>
       <w:r>
         <w:lastRenderedPageBreak/>
-        <w:t>при изменении d система должна автоматически пересчитывать допустимый диапазон e (верхнюю границу):</w:t>
+        <w:t>при изменении</w:t>
+      </w:r>
+      <w:r>
+        <w:t xml:space="preserve"> </w:t>
+      </w:r>
+      <w:r>
+        <w:t>d</w:t>
+      </w:r>
+      <w:r>
+        <w:t xml:space="preserve"> </w:t>
+      </w:r>
+      <w:r>
+        <w:t>система должна автоматически пересчитывать допустимый диапазон</w:t>
+      </w:r>
+      <w:r>
+        <w:t xml:space="preserve"> </w:t>
+      </w:r>
+      <w:r>
+        <w:t>e</w:t>
+      </w:r>
+      <w:r>
+        <w:t xml:space="preserve"> </w:t>
+      </w:r>
+      <w:r>
+        <w:t>(верхнюю границу):</w:t>
       </w:r>
       <w:r>
         <w:br/>
@@ -1237,12 +3416,6 @@
             </w:rPr>
             <m:t>-S</m:t>
           </m:r>
-          <m:r>
-            <m:rPr>
-              <m:sty m:val="p"/>
-            </m:rPr>
-            <w:br/>
-          </m:r>
         </m:oMath>
       </m:oMathPara>
     </w:p>
@@ -1334,12 +3507,6 @@
               </m:r>
             </m:e>
           </m:d>
-          <m:r>
-            <m:rPr>
-              <m:sty m:val="p"/>
-            </m:rPr>
-            <w:br/>
-          </m:r>
         </m:oMath>
       </m:oMathPara>
     </w:p>
@@ -1352,7 +3519,13 @@
         <w:ind w:left="0" w:firstLine="709"/>
       </w:pPr>
       <w:r>
-        <w:t>при вводе значений, нарушающих условие зависимости или общие ограничения (например, D \le d + 2S, H \le 0), должна отображаться ошибка валидации с указанием, какой параметр необходимо изменить (например: «уменьшите e» или «увеличьте D/уменьшите d»).</w:t>
+        <w:t>при вводе значений, нарушающих условие зависимости или общие ограничения</w:t>
+      </w:r>
+      <w:r>
+        <w:t xml:space="preserve">, </w:t>
+      </w:r>
+      <w:r>
+        <w:t>должна отображаться ошибка валидации с указанием, какой параметр необходимо изменить (например: «уменьшите e» или «увеличьте D/уменьшите d»).</w:t>
       </w:r>
     </w:p>
     <w:p>
@@ -1390,7 +3563,13 @@
         <w:ind w:left="0" w:firstLine="709"/>
       </w:pPr>
       <w:r>
-        <w:t>Время построения модели при условии запущенного nanoCAD не должно превышать одной минуты.</w:t>
+        <w:t>Время построения модели при условии запущенного nanoCAD не должно превышать</w:t>
+      </w:r>
+      <w:r>
+        <w:t xml:space="preserve"> </w:t>
+      </w:r>
+      <w:r>
+        <w:t>одной минуты.</w:t>
       </w:r>
     </w:p>
     <w:p>
@@ -1402,7 +3581,31 @@
         <w:ind w:left="0" w:firstLine="709"/>
       </w:pPr>
       <w:r>
-        <w:t>Система не должна позволять выполнять построение детали при некорректно заданных параметрах, включая нарушение зависимости d и e согласно п. 3.1.1.</w:t>
+        <w:t>Система не должна позволять выполнять построение детали при некорректно заданных параметрах, включая нарушение зависимости</w:t>
+      </w:r>
+      <w:r>
+        <w:t xml:space="preserve"> </w:t>
+      </w:r>
+      <w:r>
+        <w:t>d</w:t>
+      </w:r>
+      <w:r>
+        <w:t xml:space="preserve"> </w:t>
+      </w:r>
+      <w:r>
+        <w:t>и</w:t>
+      </w:r>
+      <w:r>
+        <w:t xml:space="preserve"> </w:t>
+      </w:r>
+      <w:r>
+        <w:t>e</w:t>
+      </w:r>
+      <w:r>
+        <w:t xml:space="preserve"> </w:t>
+      </w:r>
+      <w:r>
+        <w:t>согласно п. 3.1.1.</w:t>
       </w:r>
     </w:p>
     <w:p>
@@ -1445,15 +3648,15 @@
     </w:p>
     <w:p>
       <w:r>
+        <w:t>3.1.6 Требования к эргономике и технической эстетике</w:t>
+      </w:r>
+      <w:r>
+        <w:t>.</w:t>
+      </w:r>
+    </w:p>
+    <w:p>
+      <w:r>
         <w:lastRenderedPageBreak/>
-        <w:t>3.1.6 Требования к эргономике и технической эстетике</w:t>
-      </w:r>
-      <w:r>
-        <w:t>.</w:t>
-      </w:r>
-    </w:p>
-    <w:p>
-      <w:r>
         <w:t>Пользовательский интерфейс должен быть выполнен в виде desktop</w:t>
       </w:r>
       <w:r>
@@ -1463,24 +3666,18 @@
     </w:p>
     <w:p>
       <w:r>
-        <w:t xml:space="preserve">Интерфейс должен быть адаптирован под минимальное разрешение экрана 1920×1080, </w:t>
-      </w:r>
-      <w:r>
-        <w:rPr>
-          <w:highlight w:val="yellow"/>
-        </w:rPr>
-        <w:t>э</w:t>
-      </w:r>
-      <w:r>
-        <w:rPr>
-          <w:highlight w:val="yellow"/>
-        </w:rPr>
-        <w:t>лементы интерфейса должны отвечать рекомендациям по верстке интерфейсов desktop-приложений указанным в источнике [1]</w:t>
-      </w:r>
-      <w:r>
-        <w:rPr>
-          <w:highlight w:val="yellow"/>
-        </w:rPr>
+        <w:t>Интерфейс должен быть адаптирован под минимальное разрешение экрана</w:t>
+      </w:r>
+      <w:r>
+        <w:t xml:space="preserve"> </w:t>
+      </w:r>
+      <w:r>
+        <w:t xml:space="preserve">1920×1080, </w:t>
+      </w:r>
+      <w:r>
+        <w:t>элементы интерфейса должны отвечать рекомендациям по верстке интерфейсов desktop-приложений указанным в источнике [1]</w:t>
+      </w:r>
+      <w:r>
         <w:t>.</w:t>
       </w:r>
     </w:p>
@@ -1577,20 +3774,13 @@
     <w:p/>
     <w:p>
       <w:pPr>
-        <w:ind w:firstLine="0"/>
-        <w:jc w:val="center"/>
-        <w:rPr>
-          <w:b/>
-          <w:bCs/>
-        </w:rPr>
-      </w:pPr>
-      <w:r>
-        <w:rPr>
-          <w:b/>
-          <w:bCs/>
-        </w:rPr>
+        <w:pStyle w:val="Heading2"/>
+      </w:pPr>
+      <w:bookmarkStart w:id="22" w:name="_Toc240361344"/>
+      <w:r>
         <w:t>3.2 Требования к функциям (задачам), выполняемым АС</w:t>
       </w:r>
+      <w:bookmarkEnd w:id="22"/>
     </w:p>
     <w:p/>
     <w:p>
@@ -1608,7 +3798,6 @@
     </w:p>
     <w:p>
       <w:r>
-        <w:lastRenderedPageBreak/>
         <w:t>АС должна обеспечивать:</w:t>
       </w:r>
     </w:p>
@@ -1621,7 +3810,14 @@
         <w:ind w:left="0" w:firstLine="709"/>
       </w:pPr>
       <w:r>
-        <w:t>ввод пользователем параметров D, H, d, e, S;</w:t>
+        <w:lastRenderedPageBreak/>
+        <w:t>ввод пользователем параметров</w:t>
+      </w:r>
+      <w:r>
+        <w:t xml:space="preserve"> </w:t>
+      </w:r>
+      <w:r>
+        <w:t>D, H, d, e, S;</w:t>
       </w:r>
     </w:p>
     <w:p>
@@ -1707,20 +3903,13 @@
     <w:p/>
     <w:p>
       <w:pPr>
-        <w:ind w:firstLine="0"/>
-        <w:jc w:val="center"/>
-        <w:rPr>
-          <w:b/>
-          <w:bCs/>
-        </w:rPr>
-      </w:pPr>
-      <w:r>
-        <w:rPr>
-          <w:b/>
-          <w:bCs/>
-        </w:rPr>
+        <w:pStyle w:val="Heading2"/>
+      </w:pPr>
+      <w:bookmarkStart w:id="23" w:name="_Toc240361345"/>
+      <w:r>
         <w:t>3.3 Требования к видам обеспечения АС</w:t>
       </w:r>
+      <w:bookmarkEnd w:id="23"/>
     </w:p>
     <w:p/>
     <w:p>
@@ -1779,7 +3968,19 @@
         <w:ind w:left="0" w:firstLine="709"/>
       </w:pPr>
       <w:r>
-        <w:t>САПР: nanoCAD 26 (учебная лицензия допускается).</w:t>
+        <w:t>САПР:</w:t>
+      </w:r>
+      <w:r>
+        <w:t xml:space="preserve"> </w:t>
+      </w:r>
+      <w:r>
+        <w:t>nanoCAD 26</w:t>
+      </w:r>
+      <w:r>
+        <w:t xml:space="preserve"> </w:t>
+      </w:r>
+      <w:r>
+        <w:t>(учебная лицензия допускается).</w:t>
       </w:r>
     </w:p>
     <w:p>
@@ -1791,7 +3992,19 @@
         <w:ind w:left="0" w:firstLine="709"/>
       </w:pPr>
       <w:r>
-        <w:t>Плагин: C#, платформа .NET 6.</w:t>
+        <w:t>Плагин:</w:t>
+      </w:r>
+      <w:r>
+        <w:t xml:space="preserve"> </w:t>
+      </w:r>
+      <w:r>
+        <w:t>C#, платформа</w:t>
+      </w:r>
+      <w:r>
+        <w:t xml:space="preserve"> </w:t>
+      </w:r>
+      <w:r>
+        <w:t>.NET 6.</w:t>
       </w:r>
     </w:p>
     <w:p>
@@ -1803,7 +4016,13 @@
         <w:ind w:left="0" w:firstLine="709"/>
       </w:pPr>
       <w:r>
-        <w:t>ОС: Windows 10 и выше, разрядность x64.</w:t>
+        <w:t>ОС: Windows 10 и выше, разрядность</w:t>
+      </w:r>
+      <w:r>
+        <w:t xml:space="preserve"> </w:t>
+      </w:r>
+      <w:r>
+        <w:t>x64.</w:t>
       </w:r>
     </w:p>
     <w:p>
@@ -1832,7 +4051,6 @@
     </w:p>
     <w:p>
       <w:r>
-        <w:lastRenderedPageBreak/>
         <w:t>Минимальные требования к ПК:</w:t>
       </w:r>
     </w:p>
@@ -1845,6 +4063,7 @@
         <w:ind w:left="0" w:firstLine="709"/>
       </w:pPr>
       <w:r>
+        <w:lastRenderedPageBreak/>
         <w:t>ЦП: 2.5 ГГц и выше;</w:t>
       </w:r>
     </w:p>
@@ -1913,6 +4132,1706 @@
     <w:p/>
     <w:p>
       <w:pPr>
+        <w:pStyle w:val="Heading2"/>
+      </w:pPr>
+      <w:bookmarkStart w:id="24" w:name="_Toc240361346"/>
+      <w:r>
+        <w:t>3.4 Общие технические требования к АС</w:t>
+      </w:r>
+      <w:bookmarkEnd w:id="24"/>
+    </w:p>
+    <w:p/>
+    <w:p>
+      <w:r>
+        <w:t>Требования к общим техническим требованиям к АС не предъявляются.</w:t>
+      </w:r>
+    </w:p>
+    <w:p>
+      <w:r>
+        <w:br w:type="page"/>
+      </w:r>
+    </w:p>
+    <w:p>
+      <w:pPr>
+        <w:pStyle w:val="Heading1"/>
+        <w:rPr>
+          <w:rFonts w:eastAsia="SimSun" w:cs="Times New Roman"/>
+          <w:bCs/>
+          <w:color w:val="000000"/>
+          <w:szCs w:val="28"/>
+          <w:lang w:eastAsia="zh-CN"/>
+        </w:rPr>
+      </w:pPr>
+      <w:bookmarkStart w:id="25" w:name="_Toc178595985"/>
+      <w:bookmarkStart w:id="26" w:name="_Toc240361347"/>
+      <w:r>
+        <w:rPr>
+          <w:rFonts w:eastAsia="SimSun" w:cs="Times New Roman"/>
+          <w:bCs/>
+          <w:color w:val="000000"/>
+          <w:szCs w:val="28"/>
+          <w:lang w:eastAsia="zh-CN"/>
+        </w:rPr>
+        <w:lastRenderedPageBreak/>
+        <w:t>4 СОСТАВ И СОДЕРЖАНИЕ РАБОТ ПО СОЗДАНИЮ АВТОМАТИЗИРОВАННОЙ СИСТЕМЫ</w:t>
+      </w:r>
+      <w:bookmarkEnd w:id="25"/>
+      <w:bookmarkEnd w:id="26"/>
+    </w:p>
+    <w:p>
+      <w:pPr>
+        <w:ind w:firstLine="708"/>
+        <w:rPr>
+          <w:rFonts w:eastAsia="SimSun"/>
+          <w:b/>
+          <w:bCs/>
+          <w:szCs w:val="28"/>
+          <w:lang w:eastAsia="zh-CN"/>
+        </w:rPr>
+      </w:pPr>
+    </w:p>
+    <w:p>
+      <w:pPr>
+        <w:ind w:right="327" w:firstLine="708"/>
+        <w:rPr>
+          <w:rFonts w:eastAsia="SimSun"/>
+          <w:szCs w:val="28"/>
+          <w:lang w:eastAsia="zh-CN"/>
+        </w:rPr>
+      </w:pPr>
+      <w:r>
+        <w:rPr>
+          <w:rFonts w:eastAsia="SimSun"/>
+          <w:szCs w:val="28"/>
+          <w:lang w:eastAsia="zh-CN"/>
+        </w:rPr>
+        <w:t>Этапы проведения работ по разработке плагина «</w:t>
+      </w:r>
+      <w:r>
+        <w:rPr>
+          <w:rFonts w:eastAsia="SimSun"/>
+          <w:szCs w:val="28"/>
+          <w:lang w:eastAsia="zh-CN"/>
+        </w:rPr>
+        <w:t>Эксцентриковая шайба</w:t>
+      </w:r>
+      <w:r>
+        <w:rPr>
+          <w:rFonts w:eastAsia="SimSun"/>
+          <w:szCs w:val="28"/>
+          <w:lang w:eastAsia="zh-CN"/>
+        </w:rPr>
+        <w:t>» для САПР «</w:t>
+      </w:r>
+      <w:proofErr w:type="spellStart"/>
+      <w:r>
+        <w:rPr>
+          <w:rFonts w:eastAsia="SimSun"/>
+          <w:szCs w:val="28"/>
+          <w:lang w:val="en-US" w:eastAsia="zh-CN"/>
+        </w:rPr>
+        <w:t>nanoCAD</w:t>
+      </w:r>
+      <w:proofErr w:type="spellEnd"/>
+      <w:r>
+        <w:rPr>
+          <w:rFonts w:eastAsia="SimSun"/>
+          <w:szCs w:val="28"/>
+          <w:lang w:eastAsia="zh-CN"/>
+        </w:rPr>
+        <w:t>» приведены в таблице 4.1.</w:t>
+      </w:r>
+    </w:p>
+    <w:p>
+      <w:pPr>
+        <w:ind w:right="327" w:firstLine="708"/>
+        <w:rPr>
+          <w:rFonts w:eastAsia="SimSun"/>
+          <w:szCs w:val="28"/>
+          <w:lang w:eastAsia="zh-CN"/>
+        </w:rPr>
+      </w:pPr>
+    </w:p>
+    <w:p>
+      <w:pPr>
+        <w:ind w:right="327" w:firstLine="708"/>
+        <w:rPr>
+          <w:rFonts w:eastAsia="SimSun"/>
+          <w:szCs w:val="28"/>
+          <w:lang w:eastAsia="zh-CN"/>
+        </w:rPr>
+      </w:pPr>
+      <w:r>
+        <w:rPr>
+          <w:rFonts w:eastAsia="SimSun"/>
+          <w:szCs w:val="28"/>
+          <w:lang w:eastAsia="zh-CN"/>
+        </w:rPr>
+        <w:t xml:space="preserve">Таблица </w:t>
+      </w:r>
+      <w:r>
+        <w:rPr>
+          <w:rFonts w:eastAsia="SimSun"/>
+          <w:szCs w:val="28"/>
+          <w:lang w:eastAsia="zh-CN"/>
+        </w:rPr>
+        <w:t>4.1 − Этапы проведения работ по разработке плагина «</w:t>
+      </w:r>
+      <w:r>
+        <w:rPr>
+          <w:rFonts w:eastAsia="SimSun"/>
+          <w:szCs w:val="28"/>
+          <w:lang w:eastAsia="zh-CN"/>
+        </w:rPr>
+        <w:t>Эксцентриковая шайба</w:t>
+      </w:r>
+      <w:r>
+        <w:rPr>
+          <w:rFonts w:eastAsia="SimSun"/>
+          <w:szCs w:val="28"/>
+          <w:lang w:eastAsia="zh-CN"/>
+        </w:rPr>
+        <w:t>» для САПР «</w:t>
+      </w:r>
+      <w:proofErr w:type="spellStart"/>
+      <w:r>
+        <w:rPr>
+          <w:rFonts w:eastAsia="SimSun"/>
+          <w:szCs w:val="28"/>
+          <w:lang w:val="en-US" w:eastAsia="zh-CN"/>
+        </w:rPr>
+        <w:t>nanoCAD</w:t>
+      </w:r>
+      <w:proofErr w:type="spellEnd"/>
+      <w:r>
+        <w:rPr>
+          <w:rFonts w:eastAsia="SimSun"/>
+          <w:szCs w:val="28"/>
+          <w:lang w:eastAsia="zh-CN"/>
+        </w:rPr>
+        <w:t>».</w:t>
+      </w:r>
+    </w:p>
+    <w:tbl>
+      <w:tblPr>
+        <w:tblStyle w:val="TableGrid"/>
+        <w:tblW w:w="9072" w:type="dxa"/>
+        <w:tblInd w:w="250" w:type="dxa"/>
+        <w:tblBorders>
+          <w:bottom w:val="none" w:sz="0" w:space="0" w:color="auto"/>
+        </w:tblBorders>
+        <w:tblLayout w:type="fixed"/>
+        <w:tblLook w:val="04A0" w:firstRow="1" w:lastRow="0" w:firstColumn="1" w:lastColumn="0" w:noHBand="0" w:noVBand="1"/>
+      </w:tblPr>
+      <w:tblGrid>
+        <w:gridCol w:w="851"/>
+        <w:gridCol w:w="1871"/>
+        <w:gridCol w:w="2410"/>
+        <w:gridCol w:w="992"/>
+        <w:gridCol w:w="1418"/>
+        <w:gridCol w:w="1530"/>
+      </w:tblGrid>
+      <w:tr>
+        <w:tc>
+          <w:tcPr>
+            <w:tcW w:w="851" w:type="dxa"/>
+          </w:tcPr>
+          <w:p>
+            <w:pPr>
+              <w:jc w:val="center"/>
+              <w:rPr>
+                <w:sz w:val="22"/>
+                <w:lang w:eastAsia="zh-CN"/>
+              </w:rPr>
+            </w:pPr>
+            <w:r>
+              <w:rPr>
+                <w:sz w:val="22"/>
+                <w:lang w:eastAsia="zh-CN"/>
+              </w:rPr>
+              <w:t>Этап</w:t>
+            </w:r>
+          </w:p>
+        </w:tc>
+        <w:tc>
+          <w:tcPr>
+            <w:tcW w:w="1871" w:type="dxa"/>
+          </w:tcPr>
+          <w:p>
+            <w:pPr>
+              <w:jc w:val="center"/>
+              <w:rPr>
+                <w:sz w:val="22"/>
+                <w:lang w:eastAsia="zh-CN"/>
+              </w:rPr>
+            </w:pPr>
+            <w:r>
+              <w:rPr>
+                <w:sz w:val="22"/>
+                <w:lang w:eastAsia="zh-CN"/>
+              </w:rPr>
+              <w:t>Состав работ</w:t>
+            </w:r>
+          </w:p>
+        </w:tc>
+        <w:tc>
+          <w:tcPr>
+            <w:tcW w:w="2410" w:type="dxa"/>
+          </w:tcPr>
+          <w:p>
+            <w:pPr>
+              <w:jc w:val="center"/>
+              <w:rPr>
+                <w:sz w:val="22"/>
+                <w:lang w:eastAsia="zh-CN"/>
+              </w:rPr>
+            </w:pPr>
+            <w:r>
+              <w:rPr>
+                <w:sz w:val="22"/>
+                <w:lang w:eastAsia="zh-CN"/>
+              </w:rPr>
+              <w:t>Наименование документа</w:t>
+            </w:r>
+          </w:p>
+        </w:tc>
+        <w:tc>
+          <w:tcPr>
+            <w:tcW w:w="992" w:type="dxa"/>
+          </w:tcPr>
+          <w:p>
+            <w:pPr>
+              <w:jc w:val="center"/>
+              <w:rPr>
+                <w:sz w:val="22"/>
+                <w:lang w:eastAsia="zh-CN"/>
+              </w:rPr>
+            </w:pPr>
+            <w:r>
+              <w:rPr>
+                <w:sz w:val="22"/>
+                <w:lang w:eastAsia="zh-CN"/>
+              </w:rPr>
+              <w:t>Обозначение</w:t>
+            </w:r>
+          </w:p>
+        </w:tc>
+        <w:tc>
+          <w:tcPr>
+            <w:tcW w:w="1418" w:type="dxa"/>
+          </w:tcPr>
+          <w:p>
+            <w:pPr>
+              <w:jc w:val="center"/>
+              <w:rPr>
+                <w:sz w:val="22"/>
+                <w:lang w:eastAsia="zh-CN"/>
+              </w:rPr>
+            </w:pPr>
+            <w:r>
+              <w:rPr>
+                <w:sz w:val="22"/>
+                <w:lang w:eastAsia="zh-CN"/>
+              </w:rPr>
+              <w:t>Разработано согласно</w:t>
+            </w:r>
+          </w:p>
+        </w:tc>
+        <w:tc>
+          <w:tcPr>
+            <w:tcW w:w="1530" w:type="dxa"/>
+          </w:tcPr>
+          <w:p>
+            <w:pPr>
+              <w:jc w:val="center"/>
+              <w:rPr>
+                <w:sz w:val="22"/>
+                <w:lang w:eastAsia="zh-CN"/>
+              </w:rPr>
+            </w:pPr>
+            <w:r>
+              <w:rPr>
+                <w:sz w:val="22"/>
+                <w:lang w:eastAsia="zh-CN"/>
+              </w:rPr>
+              <w:t>Сроки выполнения</w:t>
+            </w:r>
+          </w:p>
+        </w:tc>
+      </w:tr>
+      <w:tr>
+        <w:tc>
+          <w:tcPr>
+            <w:tcW w:w="851" w:type="dxa"/>
+          </w:tcPr>
+          <w:p>
+            <w:pPr>
+              <w:jc w:val="center"/>
+              <w:rPr>
+                <w:sz w:val="22"/>
+                <w:lang w:eastAsia="zh-CN"/>
+              </w:rPr>
+            </w:pPr>
+            <w:r>
+              <w:rPr>
+                <w:sz w:val="22"/>
+                <w:lang w:eastAsia="zh-CN"/>
+              </w:rPr>
+              <w:t>1</w:t>
+            </w:r>
+          </w:p>
+        </w:tc>
+        <w:tc>
+          <w:tcPr>
+            <w:tcW w:w="1871" w:type="dxa"/>
+          </w:tcPr>
+          <w:p>
+            <w:pPr>
+              <w:jc w:val="center"/>
+              <w:rPr>
+                <w:sz w:val="22"/>
+                <w:lang w:eastAsia="zh-CN"/>
+              </w:rPr>
+            </w:pPr>
+            <w:r>
+              <w:rPr>
+                <w:sz w:val="22"/>
+                <w:lang w:eastAsia="zh-CN"/>
+              </w:rPr>
+              <w:t>Создание технического задания</w:t>
+            </w:r>
+          </w:p>
+        </w:tc>
+        <w:tc>
+          <w:tcPr>
+            <w:tcW w:w="2410" w:type="dxa"/>
+          </w:tcPr>
+          <w:p>
+            <w:pPr>
+              <w:jc w:val="center"/>
+              <w:rPr>
+                <w:sz w:val="22"/>
+                <w:lang w:eastAsia="zh-CN"/>
+              </w:rPr>
+            </w:pPr>
+            <w:r>
+              <w:rPr>
+                <w:sz w:val="22"/>
+                <w:lang w:eastAsia="zh-CN"/>
+              </w:rPr>
+              <w:t>Техническое задание</w:t>
+            </w:r>
+          </w:p>
+        </w:tc>
+        <w:tc>
+          <w:tcPr>
+            <w:tcW w:w="992" w:type="dxa"/>
+          </w:tcPr>
+          <w:p>
+            <w:pPr>
+              <w:jc w:val="center"/>
+              <w:rPr>
+                <w:sz w:val="22"/>
+                <w:lang w:eastAsia="zh-CN"/>
+              </w:rPr>
+            </w:pPr>
+            <w:r>
+              <w:rPr>
+                <w:sz w:val="22"/>
+                <w:lang w:eastAsia="zh-CN"/>
+              </w:rPr>
+              <w:t>-</w:t>
+            </w:r>
+          </w:p>
+        </w:tc>
+        <w:tc>
+          <w:tcPr>
+            <w:tcW w:w="1418" w:type="dxa"/>
+          </w:tcPr>
+          <w:p>
+            <w:pPr>
+              <w:jc w:val="center"/>
+              <w:rPr>
+                <w:sz w:val="22"/>
+                <w:lang w:eastAsia="zh-CN"/>
+              </w:rPr>
+            </w:pPr>
+            <w:r>
+              <w:rPr>
+                <w:sz w:val="22"/>
+                <w:lang w:eastAsia="zh-CN"/>
+              </w:rPr>
+              <w:t>ГОСТ 34.602-2020</w:t>
+            </w:r>
+          </w:p>
+        </w:tc>
+        <w:tc>
+          <w:tcPr>
+            <w:tcW w:w="1530" w:type="dxa"/>
+          </w:tcPr>
+          <w:p>
+            <w:pPr>
+              <w:jc w:val="center"/>
+              <w:rPr>
+                <w:sz w:val="22"/>
+                <w:lang w:eastAsia="zh-CN"/>
+              </w:rPr>
+            </w:pPr>
+            <w:r>
+              <w:rPr>
+                <w:sz w:val="22"/>
+                <w:lang w:eastAsia="zh-CN"/>
+              </w:rPr>
+              <w:t xml:space="preserve">Не позднее </w:t>
+            </w:r>
+            <w:r>
+              <w:rPr>
+                <w:sz w:val="22"/>
+                <w:lang w:eastAsia="zh-CN"/>
+              </w:rPr>
+              <w:t>30.</w:t>
+            </w:r>
+            <w:r>
+              <w:rPr>
+                <w:sz w:val="22"/>
+                <w:lang w:val="en-US" w:eastAsia="zh-CN"/>
+              </w:rPr>
+              <w:t>09</w:t>
+            </w:r>
+            <w:r>
+              <w:rPr>
+                <w:sz w:val="22"/>
+                <w:lang w:eastAsia="zh-CN"/>
+              </w:rPr>
+              <w:t>.</w:t>
+            </w:r>
+            <w:r>
+              <w:rPr>
+                <w:sz w:val="22"/>
+                <w:lang w:eastAsia="zh-CN"/>
+              </w:rPr>
+              <w:t>202</w:t>
+            </w:r>
+            <w:r>
+              <w:rPr>
+                <w:sz w:val="22"/>
+                <w:lang w:eastAsia="zh-CN"/>
+              </w:rPr>
+              <w:t>6</w:t>
+            </w:r>
+            <w:r>
+              <w:rPr>
+                <w:sz w:val="22"/>
+                <w:lang w:eastAsia="zh-CN"/>
+              </w:rPr>
+              <w:t xml:space="preserve"> </w:t>
+            </w:r>
+          </w:p>
+        </w:tc>
+      </w:tr>
+      <w:tr>
+        <w:tc>
+          <w:tcPr>
+            <w:tcW w:w="851" w:type="dxa"/>
+          </w:tcPr>
+          <w:p>
+            <w:pPr>
+              <w:jc w:val="center"/>
+              <w:rPr>
+                <w:sz w:val="22"/>
+                <w:lang w:eastAsia="zh-CN"/>
+              </w:rPr>
+            </w:pPr>
+            <w:r>
+              <w:rPr>
+                <w:sz w:val="22"/>
+                <w:lang w:eastAsia="zh-CN"/>
+              </w:rPr>
+              <w:t>2</w:t>
+            </w:r>
+          </w:p>
+        </w:tc>
+        <w:tc>
+          <w:tcPr>
+            <w:tcW w:w="1871" w:type="dxa"/>
+          </w:tcPr>
+          <w:p>
+            <w:pPr>
+              <w:jc w:val="center"/>
+              <w:rPr>
+                <w:sz w:val="22"/>
+                <w:lang w:eastAsia="zh-CN"/>
+              </w:rPr>
+            </w:pPr>
+            <w:r>
+              <w:rPr>
+                <w:sz w:val="22"/>
+                <w:lang w:eastAsia="zh-CN"/>
+              </w:rPr>
+              <w:t>Создание проекта системы</w:t>
+            </w:r>
+          </w:p>
+        </w:tc>
+        <w:tc>
+          <w:tcPr>
+            <w:tcW w:w="2410" w:type="dxa"/>
+          </w:tcPr>
+          <w:p>
+            <w:pPr>
+              <w:jc w:val="center"/>
+              <w:rPr>
+                <w:sz w:val="22"/>
+                <w:lang w:eastAsia="zh-CN"/>
+              </w:rPr>
+            </w:pPr>
+            <w:r>
+              <w:rPr>
+                <w:sz w:val="22"/>
+                <w:lang w:eastAsia="zh-CN"/>
+              </w:rPr>
+              <w:t>Проект системы</w:t>
+            </w:r>
+          </w:p>
+        </w:tc>
+        <w:tc>
+          <w:tcPr>
+            <w:tcW w:w="992" w:type="dxa"/>
+          </w:tcPr>
+          <w:p>
+            <w:pPr>
+              <w:jc w:val="center"/>
+              <w:rPr>
+                <w:sz w:val="22"/>
+                <w:lang w:eastAsia="zh-CN"/>
+              </w:rPr>
+            </w:pPr>
+            <w:r>
+              <w:rPr>
+                <w:sz w:val="22"/>
+                <w:lang w:eastAsia="zh-CN"/>
+              </w:rPr>
+              <w:t>-</w:t>
+            </w:r>
+          </w:p>
+        </w:tc>
+        <w:tc>
+          <w:tcPr>
+            <w:tcW w:w="1418" w:type="dxa"/>
+          </w:tcPr>
+          <w:p>
+            <w:pPr>
+              <w:jc w:val="center"/>
+              <w:rPr>
+                <w:sz w:val="22"/>
+                <w:lang w:eastAsia="zh-CN"/>
+              </w:rPr>
+            </w:pPr>
+            <w:r>
+              <w:rPr>
+                <w:sz w:val="22"/>
+                <w:lang w:eastAsia="zh-CN"/>
+              </w:rPr>
+              <w:t>ОС ТУСУР 01-2021</w:t>
+            </w:r>
+          </w:p>
+        </w:tc>
+        <w:tc>
+          <w:tcPr>
+            <w:tcW w:w="1530" w:type="dxa"/>
+          </w:tcPr>
+          <w:p>
+            <w:pPr>
+              <w:jc w:val="center"/>
+              <w:rPr>
+                <w:sz w:val="22"/>
+                <w:lang w:eastAsia="zh-CN"/>
+              </w:rPr>
+            </w:pPr>
+            <w:r>
+              <w:rPr>
+                <w:sz w:val="22"/>
+                <w:lang w:eastAsia="zh-CN"/>
+              </w:rPr>
+              <w:t xml:space="preserve">Не позднее </w:t>
+            </w:r>
+            <w:r>
+              <w:rPr>
+                <w:sz w:val="22"/>
+                <w:lang w:eastAsia="zh-CN"/>
+              </w:rPr>
+              <w:t>2.11</w:t>
+            </w:r>
+            <w:r>
+              <w:rPr>
+                <w:sz w:val="22"/>
+                <w:lang w:eastAsia="zh-CN"/>
+              </w:rPr>
+              <w:t>.202</w:t>
+            </w:r>
+            <w:r>
+              <w:rPr>
+                <w:sz w:val="22"/>
+                <w:lang w:eastAsia="zh-CN"/>
+              </w:rPr>
+              <w:t>6</w:t>
+            </w:r>
+            <w:r>
+              <w:rPr>
+                <w:sz w:val="22"/>
+                <w:lang w:eastAsia="zh-CN"/>
+              </w:rPr>
+              <w:t xml:space="preserve"> </w:t>
+            </w:r>
+          </w:p>
+        </w:tc>
+      </w:tr>
+      <w:tr>
+        <w:tblPrEx>
+          <w:tblBorders>
+            <w:bottom w:val="single" w:sz="4" w:space="0" w:color="auto"/>
+          </w:tblBorders>
+        </w:tblPrEx>
+        <w:tc>
+          <w:tcPr>
+            <w:tcW w:w="851" w:type="dxa"/>
+            <w:vMerge w:val="restart"/>
+          </w:tcPr>
+          <w:p>
+            <w:pPr>
+              <w:jc w:val="center"/>
+              <w:rPr>
+                <w:sz w:val="22"/>
+                <w:lang w:eastAsia="zh-CN"/>
+              </w:rPr>
+            </w:pPr>
+            <w:r>
+              <w:rPr>
+                <w:sz w:val="22"/>
+                <w:lang w:eastAsia="zh-CN"/>
+              </w:rPr>
+              <w:t>3</w:t>
+            </w:r>
+          </w:p>
+        </w:tc>
+        <w:tc>
+          <w:tcPr>
+            <w:tcW w:w="1871" w:type="dxa"/>
+            <w:vMerge w:val="restart"/>
+          </w:tcPr>
+          <w:p>
+            <w:pPr>
+              <w:jc w:val="center"/>
+              <w:rPr>
+                <w:sz w:val="22"/>
+                <w:lang w:eastAsia="zh-CN"/>
+              </w:rPr>
+            </w:pPr>
+            <w:r>
+              <w:rPr>
+                <w:sz w:val="22"/>
+                <w:lang w:eastAsia="zh-CN"/>
+              </w:rPr>
+              <w:t>Реализация плагина</w:t>
+            </w:r>
+          </w:p>
+        </w:tc>
+        <w:tc>
+          <w:tcPr>
+            <w:tcW w:w="2410" w:type="dxa"/>
+          </w:tcPr>
+          <w:p>
+            <w:pPr>
+              <w:jc w:val="center"/>
+              <w:rPr>
+                <w:sz w:val="22"/>
+                <w:lang w:eastAsia="zh-CN"/>
+              </w:rPr>
+            </w:pPr>
+            <w:r>
+              <w:rPr>
+                <w:sz w:val="22"/>
+                <w:lang w:eastAsia="zh-CN"/>
+              </w:rPr>
+              <w:t>Программный код</w:t>
+            </w:r>
+          </w:p>
+        </w:tc>
+        <w:tc>
+          <w:tcPr>
+            <w:tcW w:w="992" w:type="dxa"/>
+            <w:vMerge w:val="restart"/>
+          </w:tcPr>
+          <w:p>
+            <w:pPr>
+              <w:jc w:val="center"/>
+              <w:rPr>
+                <w:sz w:val="22"/>
+                <w:lang w:eastAsia="zh-CN"/>
+              </w:rPr>
+            </w:pPr>
+            <w:r>
+              <w:rPr>
+                <w:sz w:val="22"/>
+                <w:lang w:eastAsia="zh-CN"/>
+              </w:rPr>
+              <w:t>-</w:t>
+            </w:r>
+          </w:p>
+        </w:tc>
+        <w:tc>
+          <w:tcPr>
+            <w:tcW w:w="1418" w:type="dxa"/>
+            <w:vMerge w:val="restart"/>
+          </w:tcPr>
+          <w:p>
+            <w:pPr>
+              <w:jc w:val="center"/>
+              <w:rPr>
+                <w:sz w:val="22"/>
+                <w:lang w:val="en-US" w:eastAsia="zh-CN"/>
+              </w:rPr>
+            </w:pPr>
+            <w:r>
+              <w:rPr>
+                <w:sz w:val="22"/>
+                <w:lang w:val="en-US" w:eastAsia="zh-CN"/>
+              </w:rPr>
+              <w:t>RSDN Magazine #1-2004</w:t>
+            </w:r>
+          </w:p>
+        </w:tc>
+        <w:tc>
+          <w:tcPr>
+            <w:tcW w:w="1530" w:type="dxa"/>
+            <w:vMerge w:val="restart"/>
+          </w:tcPr>
+          <w:p>
+            <w:pPr>
+              <w:jc w:val="center"/>
+              <w:rPr>
+                <w:sz w:val="22"/>
+                <w:lang w:eastAsia="zh-CN"/>
+              </w:rPr>
+            </w:pPr>
+            <w:r>
+              <w:rPr>
+                <w:sz w:val="22"/>
+                <w:lang w:eastAsia="zh-CN"/>
+              </w:rPr>
+              <w:t xml:space="preserve">Не позднее </w:t>
+            </w:r>
+            <w:r>
+              <w:rPr>
+                <w:sz w:val="22"/>
+                <w:lang w:eastAsia="zh-CN"/>
+              </w:rPr>
+              <w:t>23.11</w:t>
+            </w:r>
+            <w:r>
+              <w:rPr>
+                <w:sz w:val="22"/>
+                <w:lang w:eastAsia="zh-CN"/>
+              </w:rPr>
+              <w:t>.202</w:t>
+            </w:r>
+            <w:r>
+              <w:rPr>
+                <w:sz w:val="22"/>
+                <w:lang w:eastAsia="zh-CN"/>
+              </w:rPr>
+              <w:t>6</w:t>
+            </w:r>
+          </w:p>
+        </w:tc>
+      </w:tr>
+      <w:tr>
+        <w:tblPrEx>
+          <w:tblBorders>
+            <w:bottom w:val="single" w:sz="4" w:space="0" w:color="auto"/>
+          </w:tblBorders>
+        </w:tblPrEx>
+        <w:tc>
+          <w:tcPr>
+            <w:tcW w:w="851" w:type="dxa"/>
+            <w:vMerge/>
+          </w:tcPr>
+          <w:p>
+            <w:pPr>
+              <w:jc w:val="center"/>
+              <w:rPr>
+                <w:sz w:val="22"/>
+                <w:lang w:eastAsia="zh-CN"/>
+              </w:rPr>
+            </w:pPr>
+          </w:p>
+        </w:tc>
+        <w:tc>
+          <w:tcPr>
+            <w:tcW w:w="1871" w:type="dxa"/>
+            <w:vMerge/>
+          </w:tcPr>
+          <w:p>
+            <w:pPr>
+              <w:jc w:val="center"/>
+              <w:rPr>
+                <w:sz w:val="22"/>
+                <w:lang w:eastAsia="zh-CN"/>
+              </w:rPr>
+            </w:pPr>
+          </w:p>
+        </w:tc>
+        <w:tc>
+          <w:tcPr>
+            <w:tcW w:w="2410" w:type="dxa"/>
+          </w:tcPr>
+          <w:p>
+            <w:pPr>
+              <w:jc w:val="center"/>
+              <w:rPr>
+                <w:sz w:val="22"/>
+                <w:lang w:eastAsia="zh-CN"/>
+              </w:rPr>
+            </w:pPr>
+            <w:r>
+              <w:rPr>
+                <w:sz w:val="22"/>
+                <w:lang w:eastAsia="zh-CN"/>
+              </w:rPr>
+              <w:t>Документ с тремя вариантами дополнительной функциональности плагина для согласования</w:t>
+            </w:r>
+          </w:p>
+        </w:tc>
+        <w:tc>
+          <w:tcPr>
+            <w:tcW w:w="992" w:type="dxa"/>
+            <w:vMerge/>
+          </w:tcPr>
+          <w:p>
+            <w:pPr>
+              <w:jc w:val="center"/>
+              <w:rPr>
+                <w:sz w:val="22"/>
+                <w:lang w:eastAsia="zh-CN"/>
+              </w:rPr>
+            </w:pPr>
+          </w:p>
+        </w:tc>
+        <w:tc>
+          <w:tcPr>
+            <w:tcW w:w="1418" w:type="dxa"/>
+            <w:vMerge/>
+          </w:tcPr>
+          <w:p>
+            <w:pPr>
+              <w:jc w:val="center"/>
+              <w:rPr>
+                <w:sz w:val="22"/>
+                <w:lang w:eastAsia="zh-CN"/>
+              </w:rPr>
+            </w:pPr>
+          </w:p>
+        </w:tc>
+        <w:tc>
+          <w:tcPr>
+            <w:tcW w:w="1530" w:type="dxa"/>
+            <w:vMerge/>
+          </w:tcPr>
+          <w:p>
+            <w:pPr>
+              <w:jc w:val="center"/>
+              <w:rPr>
+                <w:sz w:val="22"/>
+                <w:lang w:eastAsia="zh-CN"/>
+              </w:rPr>
+            </w:pPr>
+          </w:p>
+        </w:tc>
+      </w:tr>
+      <w:tr>
+        <w:tblPrEx>
+          <w:tblBorders>
+            <w:bottom w:val="single" w:sz="4" w:space="0" w:color="auto"/>
+          </w:tblBorders>
+        </w:tblPrEx>
+        <w:tc>
+          <w:tcPr>
+            <w:tcW w:w="851" w:type="dxa"/>
+            <w:vMerge/>
+          </w:tcPr>
+          <w:p>
+            <w:pPr>
+              <w:jc w:val="center"/>
+              <w:rPr>
+                <w:sz w:val="22"/>
+                <w:lang w:eastAsia="zh-CN"/>
+              </w:rPr>
+            </w:pPr>
+          </w:p>
+        </w:tc>
+        <w:tc>
+          <w:tcPr>
+            <w:tcW w:w="1871" w:type="dxa"/>
+            <w:vMerge/>
+          </w:tcPr>
+          <w:p>
+            <w:pPr>
+              <w:jc w:val="center"/>
+              <w:rPr>
+                <w:sz w:val="22"/>
+                <w:lang w:eastAsia="zh-CN"/>
+              </w:rPr>
+            </w:pPr>
+          </w:p>
+        </w:tc>
+        <w:tc>
+          <w:tcPr>
+            <w:tcW w:w="2410" w:type="dxa"/>
+          </w:tcPr>
+          <w:p>
+            <w:pPr>
+              <w:jc w:val="center"/>
+              <w:rPr>
+                <w:sz w:val="22"/>
+                <w:lang w:eastAsia="zh-CN"/>
+              </w:rPr>
+            </w:pPr>
+            <w:r>
+              <w:rPr>
+                <w:sz w:val="22"/>
+                <w:lang w:eastAsia="zh-CN"/>
+              </w:rPr>
+              <w:t>Модульные тесты</w:t>
+            </w:r>
+          </w:p>
+        </w:tc>
+        <w:tc>
+          <w:tcPr>
+            <w:tcW w:w="992" w:type="dxa"/>
+            <w:vMerge/>
+          </w:tcPr>
+          <w:p>
+            <w:pPr>
+              <w:jc w:val="center"/>
+              <w:rPr>
+                <w:sz w:val="22"/>
+                <w:lang w:eastAsia="zh-CN"/>
+              </w:rPr>
+            </w:pPr>
+          </w:p>
+        </w:tc>
+        <w:tc>
+          <w:tcPr>
+            <w:tcW w:w="1418" w:type="dxa"/>
+            <w:vMerge/>
+          </w:tcPr>
+          <w:p>
+            <w:pPr>
+              <w:jc w:val="center"/>
+              <w:rPr>
+                <w:sz w:val="22"/>
+                <w:lang w:eastAsia="zh-CN"/>
+              </w:rPr>
+            </w:pPr>
+          </w:p>
+        </w:tc>
+        <w:tc>
+          <w:tcPr>
+            <w:tcW w:w="1530" w:type="dxa"/>
+            <w:vMerge/>
+          </w:tcPr>
+          <w:p>
+            <w:pPr>
+              <w:jc w:val="center"/>
+              <w:rPr>
+                <w:sz w:val="22"/>
+                <w:lang w:eastAsia="zh-CN"/>
+              </w:rPr>
+            </w:pPr>
+          </w:p>
+        </w:tc>
+      </w:tr>
+      <w:tr>
+        <w:tblPrEx>
+          <w:tblBorders>
+            <w:bottom w:val="single" w:sz="4" w:space="0" w:color="auto"/>
+          </w:tblBorders>
+        </w:tblPrEx>
+        <w:tc>
+          <w:tcPr>
+            <w:tcW w:w="851" w:type="dxa"/>
+            <w:vMerge w:val="restart"/>
+          </w:tcPr>
+          <w:p>
+            <w:pPr>
+              <w:jc w:val="center"/>
+              <w:rPr>
+                <w:sz w:val="22"/>
+                <w:lang w:eastAsia="zh-CN"/>
+              </w:rPr>
+            </w:pPr>
+            <w:r>
+              <w:rPr>
+                <w:sz w:val="22"/>
+                <w:lang w:eastAsia="zh-CN"/>
+              </w:rPr>
+              <w:t>4</w:t>
+            </w:r>
+          </w:p>
+        </w:tc>
+        <w:tc>
+          <w:tcPr>
+            <w:tcW w:w="1871" w:type="dxa"/>
+            <w:vMerge w:val="restart"/>
+          </w:tcPr>
+          <w:p>
+            <w:pPr>
+              <w:numPr>
+                <w:ilvl w:val="0"/>
+                <w:numId w:val="9"/>
+              </w:numPr>
+              <w:jc w:val="center"/>
+              <w:rPr>
+                <w:sz w:val="22"/>
+                <w:lang w:eastAsia="zh-CN"/>
+              </w:rPr>
+            </w:pPr>
+            <w:r>
+              <w:rPr>
+                <w:sz w:val="22"/>
+                <w:lang w:eastAsia="zh-CN"/>
+              </w:rPr>
+              <w:t>Доработка плагина</w:t>
+            </w:r>
+          </w:p>
+          <w:p>
+            <w:pPr>
+              <w:numPr>
+                <w:ilvl w:val="0"/>
+                <w:numId w:val="9"/>
+              </w:numPr>
+              <w:jc w:val="center"/>
+              <w:rPr>
+                <w:sz w:val="22"/>
+                <w:lang w:eastAsia="zh-CN"/>
+              </w:rPr>
+            </w:pPr>
+            <w:r>
+              <w:rPr>
+                <w:sz w:val="22"/>
+                <w:lang w:eastAsia="zh-CN"/>
+              </w:rPr>
+              <w:t>Создание пояснительной записки</w:t>
+            </w:r>
+          </w:p>
+        </w:tc>
+        <w:tc>
+          <w:tcPr>
+            <w:tcW w:w="2410" w:type="dxa"/>
+          </w:tcPr>
+          <w:p>
+            <w:pPr>
+              <w:jc w:val="center"/>
+              <w:rPr>
+                <w:sz w:val="22"/>
+                <w:lang w:eastAsia="zh-CN"/>
+              </w:rPr>
+            </w:pPr>
+            <w:r>
+              <w:rPr>
+                <w:sz w:val="22"/>
+                <w:lang w:eastAsia="zh-CN"/>
+              </w:rPr>
+              <w:t>Программный код</w:t>
+            </w:r>
+          </w:p>
+        </w:tc>
+        <w:tc>
+          <w:tcPr>
+            <w:tcW w:w="992" w:type="dxa"/>
+            <w:vMerge w:val="restart"/>
+          </w:tcPr>
+          <w:p>
+            <w:pPr>
+              <w:jc w:val="center"/>
+              <w:rPr>
+                <w:sz w:val="22"/>
+                <w:lang w:eastAsia="zh-CN"/>
+              </w:rPr>
+            </w:pPr>
+            <w:r>
+              <w:rPr>
+                <w:sz w:val="22"/>
+                <w:lang w:eastAsia="zh-CN"/>
+              </w:rPr>
+              <w:t>-</w:t>
+            </w:r>
+          </w:p>
+        </w:tc>
+        <w:tc>
+          <w:tcPr>
+            <w:tcW w:w="1418" w:type="dxa"/>
+            <w:vMerge w:val="restart"/>
+          </w:tcPr>
+          <w:p>
+            <w:pPr>
+              <w:numPr>
+                <w:ilvl w:val="0"/>
+                <w:numId w:val="10"/>
+              </w:numPr>
+              <w:jc w:val="center"/>
+              <w:rPr>
+                <w:sz w:val="22"/>
+                <w:lang w:eastAsia="zh-CN"/>
+              </w:rPr>
+            </w:pPr>
+            <w:r>
+              <w:rPr>
+                <w:sz w:val="22"/>
+                <w:lang w:val="en-US" w:eastAsia="zh-CN"/>
+              </w:rPr>
+              <w:t>RSDN Magazine #1-2004</w:t>
+            </w:r>
+          </w:p>
+          <w:p>
+            <w:pPr>
+              <w:numPr>
+                <w:ilvl w:val="0"/>
+                <w:numId w:val="10"/>
+              </w:numPr>
+              <w:jc w:val="center"/>
+              <w:rPr>
+                <w:sz w:val="22"/>
+                <w:lang w:eastAsia="zh-CN"/>
+              </w:rPr>
+            </w:pPr>
+            <w:r>
+              <w:rPr>
+                <w:sz w:val="22"/>
+                <w:lang w:eastAsia="zh-CN"/>
+              </w:rPr>
+              <w:t>ОС ТУСУР 01-2021</w:t>
+            </w:r>
+          </w:p>
+        </w:tc>
+        <w:tc>
+          <w:tcPr>
+            <w:tcW w:w="1530" w:type="dxa"/>
+            <w:vMerge w:val="restart"/>
+          </w:tcPr>
+          <w:p>
+            <w:pPr>
+              <w:jc w:val="center"/>
+              <w:rPr>
+                <w:sz w:val="22"/>
+                <w:lang w:eastAsia="zh-CN"/>
+              </w:rPr>
+            </w:pPr>
+            <w:r>
+              <w:rPr>
+                <w:sz w:val="22"/>
+                <w:lang w:eastAsia="zh-CN"/>
+              </w:rPr>
+              <w:t xml:space="preserve">Не позднее </w:t>
+            </w:r>
+            <w:r>
+              <w:rPr>
+                <w:sz w:val="22"/>
+                <w:lang w:eastAsia="zh-CN"/>
+              </w:rPr>
+              <w:t>29</w:t>
+            </w:r>
+            <w:r>
+              <w:rPr>
+                <w:sz w:val="22"/>
+                <w:lang w:eastAsia="zh-CN"/>
+              </w:rPr>
+              <w:t>.12.202</w:t>
+            </w:r>
+            <w:r>
+              <w:rPr>
+                <w:sz w:val="22"/>
+                <w:lang w:eastAsia="zh-CN"/>
+              </w:rPr>
+              <w:t>6</w:t>
+            </w:r>
+          </w:p>
+        </w:tc>
+      </w:tr>
+      <w:tr>
+        <w:tblPrEx>
+          <w:tblBorders>
+            <w:bottom w:val="single" w:sz="4" w:space="0" w:color="auto"/>
+          </w:tblBorders>
+        </w:tblPrEx>
+        <w:tc>
+          <w:tcPr>
+            <w:tcW w:w="851" w:type="dxa"/>
+            <w:vMerge/>
+          </w:tcPr>
+          <w:p>
+            <w:pPr>
+              <w:jc w:val="center"/>
+              <w:rPr>
+                <w:szCs w:val="28"/>
+                <w:lang w:eastAsia="zh-CN"/>
+              </w:rPr>
+            </w:pPr>
+          </w:p>
+        </w:tc>
+        <w:tc>
+          <w:tcPr>
+            <w:tcW w:w="1871" w:type="dxa"/>
+            <w:vMerge/>
+          </w:tcPr>
+          <w:p>
+            <w:pPr>
+              <w:jc w:val="center"/>
+              <w:rPr>
+                <w:szCs w:val="28"/>
+                <w:lang w:eastAsia="zh-CN"/>
+              </w:rPr>
+            </w:pPr>
+          </w:p>
+        </w:tc>
+        <w:tc>
+          <w:tcPr>
+            <w:tcW w:w="2410" w:type="dxa"/>
+          </w:tcPr>
+          <w:p>
+            <w:pPr>
+              <w:jc w:val="center"/>
+              <w:rPr>
+                <w:sz w:val="22"/>
+                <w:lang w:eastAsia="zh-CN"/>
+              </w:rPr>
+            </w:pPr>
+            <w:r>
+              <w:rPr>
+                <w:sz w:val="22"/>
+                <w:lang w:eastAsia="zh-CN"/>
+              </w:rPr>
+              <w:t>Модульные тесты</w:t>
+            </w:r>
+          </w:p>
+        </w:tc>
+        <w:tc>
+          <w:tcPr>
+            <w:tcW w:w="992" w:type="dxa"/>
+            <w:vMerge/>
+          </w:tcPr>
+          <w:p>
+            <w:pPr>
+              <w:jc w:val="center"/>
+              <w:rPr>
+                <w:szCs w:val="28"/>
+                <w:lang w:eastAsia="zh-CN"/>
+              </w:rPr>
+            </w:pPr>
+          </w:p>
+        </w:tc>
+        <w:tc>
+          <w:tcPr>
+            <w:tcW w:w="1418" w:type="dxa"/>
+            <w:vMerge/>
+          </w:tcPr>
+          <w:p>
+            <w:pPr>
+              <w:jc w:val="center"/>
+              <w:rPr>
+                <w:szCs w:val="28"/>
+                <w:lang w:eastAsia="zh-CN"/>
+              </w:rPr>
+            </w:pPr>
+          </w:p>
+        </w:tc>
+        <w:tc>
+          <w:tcPr>
+            <w:tcW w:w="1530" w:type="dxa"/>
+            <w:vMerge/>
+          </w:tcPr>
+          <w:p>
+            <w:pPr>
+              <w:jc w:val="center"/>
+              <w:rPr>
+                <w:szCs w:val="28"/>
+                <w:lang w:eastAsia="zh-CN"/>
+              </w:rPr>
+            </w:pPr>
+          </w:p>
+        </w:tc>
+      </w:tr>
+      <w:tr>
+        <w:tblPrEx>
+          <w:tblBorders>
+            <w:bottom w:val="single" w:sz="4" w:space="0" w:color="auto"/>
+          </w:tblBorders>
+        </w:tblPrEx>
+        <w:tc>
+          <w:tcPr>
+            <w:tcW w:w="851" w:type="dxa"/>
+            <w:vMerge/>
+          </w:tcPr>
+          <w:p>
+            <w:pPr>
+              <w:jc w:val="center"/>
+              <w:rPr>
+                <w:szCs w:val="28"/>
+                <w:lang w:eastAsia="zh-CN"/>
+              </w:rPr>
+            </w:pPr>
+          </w:p>
+        </w:tc>
+        <w:tc>
+          <w:tcPr>
+            <w:tcW w:w="1871" w:type="dxa"/>
+            <w:vMerge/>
+          </w:tcPr>
+          <w:p>
+            <w:pPr>
+              <w:jc w:val="center"/>
+              <w:rPr>
+                <w:szCs w:val="28"/>
+                <w:lang w:eastAsia="zh-CN"/>
+              </w:rPr>
+            </w:pPr>
+          </w:p>
+        </w:tc>
+        <w:tc>
+          <w:tcPr>
+            <w:tcW w:w="2410" w:type="dxa"/>
+          </w:tcPr>
+          <w:p>
+            <w:pPr>
+              <w:jc w:val="center"/>
+              <w:rPr>
+                <w:sz w:val="22"/>
+                <w:lang w:eastAsia="zh-CN"/>
+              </w:rPr>
+            </w:pPr>
+            <w:r>
+              <w:rPr>
+                <w:sz w:val="22"/>
+                <w:lang w:eastAsia="zh-CN"/>
+              </w:rPr>
+              <w:t>Пояснительная записка</w:t>
+            </w:r>
+          </w:p>
+        </w:tc>
+        <w:tc>
+          <w:tcPr>
+            <w:tcW w:w="992" w:type="dxa"/>
+            <w:vMerge/>
+          </w:tcPr>
+          <w:p>
+            <w:pPr>
+              <w:jc w:val="center"/>
+              <w:rPr>
+                <w:szCs w:val="28"/>
+                <w:lang w:eastAsia="zh-CN"/>
+              </w:rPr>
+            </w:pPr>
+          </w:p>
+        </w:tc>
+        <w:tc>
+          <w:tcPr>
+            <w:tcW w:w="1418" w:type="dxa"/>
+            <w:vMerge/>
+          </w:tcPr>
+          <w:p>
+            <w:pPr>
+              <w:jc w:val="center"/>
+              <w:rPr>
+                <w:szCs w:val="28"/>
+                <w:lang w:eastAsia="zh-CN"/>
+              </w:rPr>
+            </w:pPr>
+          </w:p>
+        </w:tc>
+        <w:tc>
+          <w:tcPr>
+            <w:tcW w:w="1530" w:type="dxa"/>
+            <w:vMerge/>
+          </w:tcPr>
+          <w:p>
+            <w:pPr>
+              <w:jc w:val="center"/>
+              <w:rPr>
+                <w:szCs w:val="28"/>
+                <w:lang w:eastAsia="zh-CN"/>
+              </w:rPr>
+            </w:pPr>
+          </w:p>
+        </w:tc>
+      </w:tr>
+    </w:tbl>
+    <w:p>
+      <w:pPr>
+        <w:ind w:firstLine="0"/>
+      </w:pPr>
+    </w:p>
+    <w:p>
+      <w:r>
+        <w:br w:type="page"/>
+      </w:r>
+    </w:p>
+    <w:p>
+      <w:pPr>
+        <w:pStyle w:val="Heading1"/>
+      </w:pPr>
+      <w:bookmarkStart w:id="27" w:name="_Toc240361348"/>
+      <w:r>
+        <w:lastRenderedPageBreak/>
+        <w:t>5 ПОРЯДОК РАЗРАБОТКИ АВТОМАТИЗИРОВАННОЙ СИСТЕМЫ</w:t>
+      </w:r>
+      <w:bookmarkEnd w:id="27"/>
+    </w:p>
+    <w:p>
+      <w:pPr>
+        <w:ind w:firstLine="0"/>
+        <w:rPr>
+          <w:b/>
+          <w:bCs/>
+        </w:rPr>
+      </w:pPr>
+    </w:p>
+    <w:p>
+      <w:pPr>
+        <w:pStyle w:val="Heading2"/>
+      </w:pPr>
+      <w:bookmarkStart w:id="28" w:name="_Toc240361349"/>
+      <w:r>
+        <w:t>5.1 Порядок организации разработки АС</w:t>
+      </w:r>
+      <w:bookmarkEnd w:id="28"/>
+    </w:p>
+    <w:p>
+      <w:pPr>
+        <w:ind w:firstLine="0"/>
+      </w:pPr>
+    </w:p>
+    <w:p>
+      <w:r>
+        <w:t>Работа по разработке АС организуется в удаленном формате с возможностью очного присутствия в рабочие часы и использовании для разработки ПК, находящихся в распоряжении кафедры КСУП.</w:t>
+      </w:r>
+    </w:p>
+    <w:p>
+      <w:pPr>
+        <w:ind w:firstLine="0"/>
+      </w:pPr>
+    </w:p>
+    <w:p>
+      <w:pPr>
+        <w:pStyle w:val="Heading2"/>
+      </w:pPr>
+      <w:bookmarkStart w:id="29" w:name="_Toc240361350"/>
+      <w:r>
+        <w:t>5.2 Перечень документов и исходных данных для разработки АС</w:t>
+      </w:r>
+      <w:bookmarkEnd w:id="29"/>
+    </w:p>
+    <w:p>
+      <w:pPr>
+        <w:ind w:firstLine="0"/>
+      </w:pPr>
+    </w:p>
+    <w:p>
+      <w:r>
+        <w:t>Для разработки плагина "</w:t>
+      </w:r>
+      <w:r>
+        <w:t>Эксцентриковая шайба</w:t>
+      </w:r>
+      <w:r>
+        <w:t xml:space="preserve">" для САПР </w:t>
+      </w:r>
+      <w:proofErr w:type="spellStart"/>
+      <w:r>
+        <w:rPr>
+          <w:lang w:val="en-US"/>
+        </w:rPr>
+        <w:t>nanoCAD</w:t>
+      </w:r>
+      <w:proofErr w:type="spellEnd"/>
+      <w:r>
+        <w:t xml:space="preserve"> нужны следующие</w:t>
+      </w:r>
+      <w:r>
+        <w:t xml:space="preserve"> </w:t>
+      </w:r>
+      <w:r>
+        <w:t>документы:</w:t>
+      </w:r>
+    </w:p>
+    <w:p>
+      <w:r>
+        <w:t>− документация для языка программировани</w:t>
+      </w:r>
+      <w:r>
+        <w:t>я</w:t>
+      </w:r>
+      <w:r>
+        <w:t xml:space="preserve"> C#;</w:t>
+      </w:r>
+    </w:p>
+    <w:p>
+      <w:r>
+        <w:t xml:space="preserve">− </w:t>
+      </w:r>
+      <w:r>
+        <w:t>документация и примеры nanoCAD 26 .NET API / NcadSDK 26 (руководство разработчика, reference, sample‑проекты).</w:t>
+      </w:r>
+    </w:p>
+    <w:p>
+      <w:r>
+        <w:t xml:space="preserve">− </w:t>
+      </w:r>
+      <w:r>
+        <w:t>ГОСТ 9061-68 «Кулачки эксцентриковые круглые для станочных приспособлений. Конструкция»;</w:t>
+      </w:r>
+      <w:r>
+        <w:t xml:space="preserve"> </w:t>
+      </w:r>
+      <w:r>
+        <w:t>[5]</w:t>
+      </w:r>
+    </w:p>
+    <w:p>
+      <w:pPr>
+        <w:ind w:firstLine="0"/>
+      </w:pPr>
+    </w:p>
+    <w:p>
+      <w:pPr>
+        <w:pStyle w:val="Heading2"/>
+      </w:pPr>
+      <w:bookmarkStart w:id="30" w:name="_Toc240361351"/>
+      <w:r>
+        <w:t>5.3 Перечень документов, предъявляемых по окончании соответствующих этапов работ</w:t>
+      </w:r>
+      <w:bookmarkEnd w:id="30"/>
+    </w:p>
+    <w:p>
+      <w:pPr>
+        <w:ind w:firstLine="0"/>
+      </w:pPr>
+    </w:p>
+    <w:p>
+      <w:r>
+        <w:t xml:space="preserve">По окончании соответствующих этапов работ должен быть предоставлен следующий перечень документов: </w:t>
+      </w:r>
+    </w:p>
+    <w:p>
+      <w:r>
+        <w:t xml:space="preserve">− документ технического задания; </w:t>
+      </w:r>
+    </w:p>
+    <w:p>
+      <w:r>
+        <w:t xml:space="preserve">− документ проекта системы; </w:t>
+      </w:r>
+    </w:p>
+    <w:p>
+      <w:r>
+        <w:t>− программный код;</w:t>
+      </w:r>
+    </w:p>
+    <w:p>
+      <w:r>
+        <w:t>− пояснительная записка.</w:t>
+      </w:r>
+    </w:p>
+    <w:p>
+      <w:r>
+        <w:br w:type="page"/>
+      </w:r>
+    </w:p>
+    <w:p>
+      <w:pPr>
+        <w:pStyle w:val="Heading1"/>
+      </w:pPr>
+      <w:bookmarkStart w:id="31" w:name="_Toc240361352"/>
+      <w:r>
+        <w:lastRenderedPageBreak/>
+        <w:t>6 ПОРЯДОК КОНТРОЛЯ И ПРИЕМКИ АВТОМАТИЗИРОВАННОЙ СИСТЕМЫ</w:t>
+      </w:r>
+      <w:bookmarkEnd w:id="31"/>
+    </w:p>
+    <w:p/>
+    <w:p>
+      <w:pPr>
+        <w:pStyle w:val="Heading2"/>
+      </w:pPr>
+      <w:bookmarkStart w:id="32" w:name="_Toc240361353"/>
+      <w:r>
+        <w:t>6.1 Виды, состав и методы испытаний АС и ее составных частей</w:t>
+      </w:r>
+      <w:bookmarkEnd w:id="32"/>
+    </w:p>
+    <w:p/>
+    <w:p>
+      <w:r>
+        <w:t xml:space="preserve">Испытания должны быть организованы и проведены в соответствии </w:t>
+      </w:r>
+      <w:r>
+        <w:t>с [2-3].</w:t>
+      </w:r>
+      <w:r>
+        <w:t xml:space="preserve"> Должны быть проведены следующие виды испытаний:</w:t>
+      </w:r>
+    </w:p>
+    <w:p>
+      <w:r>
+        <w:t xml:space="preserve">− предварительные испытания; </w:t>
+      </w:r>
+    </w:p>
+    <w:p>
+      <w:r>
+        <w:t xml:space="preserve">− опытная эксплуатация (ОЭ); </w:t>
+      </w:r>
+    </w:p>
+    <w:p>
+      <w:r>
+        <w:t xml:space="preserve">− приёмочные испытания. </w:t>
+      </w:r>
+    </w:p>
+    <w:p>
+      <w:r>
+        <w:t xml:space="preserve">В предварительные испытания плагина входят следующие пункты: </w:t>
+      </w:r>
+    </w:p>
+    <w:p>
+      <w:r>
+        <w:t>− модульное тестирование логики;</w:t>
+      </w:r>
+    </w:p>
+    <w:p>
+      <w:r>
+        <w:t xml:space="preserve">− нагрузочное тестирование; </w:t>
+      </w:r>
+    </w:p>
+    <w:p>
+      <w:r>
+        <w:t xml:space="preserve">− ручное тестирование. </w:t>
+      </w:r>
+    </w:p>
+    <w:p>
+      <w:r>
+        <w:t>В этап опытной эксплуатации входит ручное тестирование. В этап приемочного испытания входит ручное тестирование</w:t>
+      </w:r>
+    </w:p>
+    <w:p/>
+    <w:p>
+      <w:pPr>
+        <w:pStyle w:val="Heading2"/>
+      </w:pPr>
+      <w:bookmarkStart w:id="33" w:name="_Toc240361354"/>
+      <w:r>
+        <w:t>6.2 Общие требования к приёмке работ по стадиям</w:t>
+      </w:r>
+      <w:bookmarkEnd w:id="33"/>
+    </w:p>
+    <w:p>
+      <w:pPr>
         <w:ind w:firstLine="0"/>
         <w:jc w:val="center"/>
         <w:rPr>
@@ -1920,358 +5839,6 @@
           <w:bCs/>
         </w:rPr>
       </w:pPr>
-      <w:r>
-        <w:rPr>
-          <w:b/>
-          <w:bCs/>
-        </w:rPr>
-        <w:t>3.4 Общие технические требования к АС</w:t>
-      </w:r>
-    </w:p>
-    <w:p/>
-    <w:p>
-      <w:r>
-        <w:t>Требования к общим техническим требованиям к АС не предъявляются.</w:t>
-      </w:r>
-    </w:p>
-    <w:p>
-      <w:r>
-        <w:br w:type="page"/>
-      </w:r>
-    </w:p>
-    <w:p>
-      <w:pPr>
-        <w:ind w:firstLine="0"/>
-      </w:pPr>
-    </w:p>
-    <w:p>
-      <w:r>
-        <w:br w:type="page"/>
-      </w:r>
-    </w:p>
-    <w:p>
-      <w:pPr>
-        <w:ind w:firstLine="0"/>
-      </w:pPr>
-    </w:p>
-    <w:p/>
-    <w:p>
-      <w:pPr>
-        <w:ind w:firstLine="0"/>
-        <w:rPr>
-          <w:b/>
-          <w:bCs/>
-        </w:rPr>
-      </w:pPr>
-      <w:r>
-        <w:rPr>
-          <w:b/>
-          <w:bCs/>
-        </w:rPr>
-        <w:t>5 ПОРЯДОК РАЗРАБОТКИ АВТОМАТИЗИРОВАННОЙ СИСТЕМЫ</w:t>
-      </w:r>
-    </w:p>
-    <w:p>
-      <w:pPr>
-        <w:ind w:firstLine="0"/>
-        <w:rPr>
-          <w:b/>
-          <w:bCs/>
-        </w:rPr>
-      </w:pPr>
-    </w:p>
-    <w:p>
-      <w:pPr>
-        <w:ind w:firstLine="0"/>
-        <w:jc w:val="center"/>
-        <w:rPr>
-          <w:b/>
-          <w:bCs/>
-        </w:rPr>
-      </w:pPr>
-      <w:r>
-        <w:rPr>
-          <w:b/>
-          <w:bCs/>
-        </w:rPr>
-        <w:t>5.1 Порядок организации разработки АС</w:t>
-      </w:r>
-    </w:p>
-    <w:p>
-      <w:pPr>
-        <w:ind w:firstLine="0"/>
-      </w:pPr>
-    </w:p>
-    <w:p>
-      <w:r>
-        <w:t>Работа по разработке АС организуется в удаленном формате с возможностью очного присутствия в рабочие часы и использовании для разработки ПК, находящихся в распоряжении кафедры КСУП.</w:t>
-      </w:r>
-    </w:p>
-    <w:p>
-      <w:pPr>
-        <w:ind w:firstLine="0"/>
-      </w:pPr>
-    </w:p>
-    <w:p>
-      <w:pPr>
-        <w:ind w:firstLine="0"/>
-        <w:jc w:val="center"/>
-        <w:rPr>
-          <w:b/>
-          <w:bCs/>
-        </w:rPr>
-      </w:pPr>
-      <w:r>
-        <w:rPr>
-          <w:b/>
-          <w:bCs/>
-        </w:rPr>
-        <w:t>5.2 Перечень документов и исходных данных для разработки АС</w:t>
-      </w:r>
-    </w:p>
-    <w:p>
-      <w:pPr>
-        <w:ind w:firstLine="0"/>
-      </w:pPr>
-    </w:p>
-    <w:p>
-      <w:r>
-        <w:t>Для разработки плагина "</w:t>
-      </w:r>
-      <w:r>
-        <w:t>Эксцентриковая шайба</w:t>
-      </w:r>
-      <w:r>
-        <w:t xml:space="preserve">" для САПР </w:t>
-      </w:r>
-      <w:proofErr w:type="spellStart"/>
-      <w:r>
-        <w:rPr>
-          <w:lang w:val="en-US"/>
-        </w:rPr>
-        <w:t>nanoCAD</w:t>
-      </w:r>
-      <w:proofErr w:type="spellEnd"/>
-      <w:r>
-        <w:t xml:space="preserve"> нужны следующие</w:t>
-      </w:r>
-      <w:r>
-        <w:t xml:space="preserve"> </w:t>
-      </w:r>
-      <w:r>
-        <w:t>документы:</w:t>
-      </w:r>
-    </w:p>
-    <w:p>
-      <w:r>
-        <w:t>− документация для языка программированию C#;</w:t>
-      </w:r>
-    </w:p>
-    <w:p>
-      <w:pPr>
-        <w:rPr>
-          <w:highlight w:val="yellow"/>
-        </w:rPr>
-      </w:pPr>
-      <w:r>
-        <w:t xml:space="preserve">− </w:t>
-      </w:r>
-      <w:r>
-        <w:rPr>
-          <w:highlight w:val="yellow"/>
-        </w:rPr>
-        <w:t>ГОСТ Р 52278-2016 «Ограждения защитные. Классификация. Общие</w:t>
-      </w:r>
-    </w:p>
-    <w:p>
-      <w:pPr>
-        <w:ind w:firstLine="0"/>
-      </w:pPr>
-      <w:r>
-        <w:rPr>
-          <w:highlight w:val="yellow"/>
-        </w:rPr>
-        <w:t>положения»;</w:t>
-      </w:r>
-    </w:p>
-    <w:p>
-      <w:pPr>
-        <w:ind w:firstLine="0"/>
-      </w:pPr>
-    </w:p>
-    <w:p>
-      <w:pPr>
-        <w:ind w:firstLine="0"/>
-        <w:jc w:val="center"/>
-        <w:rPr>
-          <w:b/>
-          <w:bCs/>
-        </w:rPr>
-      </w:pPr>
-      <w:r>
-        <w:rPr>
-          <w:b/>
-          <w:bCs/>
-        </w:rPr>
-        <w:t>5.3 Перечень документов, предъявляемых по окончании соответствующих этапов работ</w:t>
-      </w:r>
-    </w:p>
-    <w:p>
-      <w:pPr>
-        <w:ind w:firstLine="0"/>
-      </w:pPr>
-    </w:p>
-    <w:p>
-      <w:r>
-        <w:t xml:space="preserve">По окончании соответствующих этапов работ должен быть предоставлен следующий перечень документов: </w:t>
-      </w:r>
-    </w:p>
-    <w:p>
-      <w:r>
-        <w:t xml:space="preserve">− документ технического задания; </w:t>
-      </w:r>
-    </w:p>
-    <w:p>
-      <w:r>
-        <w:t xml:space="preserve">− документ проекта системы; </w:t>
-      </w:r>
-    </w:p>
-    <w:p>
-      <w:r>
-        <w:t>− программный код;</w:t>
-      </w:r>
-    </w:p>
-    <w:p>
-      <w:r>
-        <w:t xml:space="preserve"> − пояснительная записка.</w:t>
-      </w:r>
-    </w:p>
-    <w:p>
-      <w:r>
-        <w:br w:type="page"/>
-      </w:r>
-    </w:p>
-    <w:p>
-      <w:pPr>
-        <w:ind w:firstLine="0"/>
-        <w:jc w:val="center"/>
-        <w:rPr>
-          <w:b/>
-          <w:bCs/>
-        </w:rPr>
-      </w:pPr>
-      <w:r>
-        <w:rPr>
-          <w:b/>
-          <w:bCs/>
-        </w:rPr>
-        <w:lastRenderedPageBreak/>
-        <w:t>6 ПОРЯДОК КОНТРОЛЯ И ПРИЕМКИ АВТОМАТИЗИРОВАННОЙ СИСТЕМЫ</w:t>
-      </w:r>
-    </w:p>
-    <w:p/>
-    <w:p>
-      <w:pPr>
-        <w:ind w:firstLine="0"/>
-        <w:jc w:val="center"/>
-        <w:rPr>
-          <w:b/>
-          <w:bCs/>
-        </w:rPr>
-      </w:pPr>
-      <w:r>
-        <w:rPr>
-          <w:b/>
-          <w:bCs/>
-        </w:rPr>
-        <w:t>6.1 Виды, состав и методы испытаний АС и ее составных частей</w:t>
-      </w:r>
-    </w:p>
-    <w:p/>
-    <w:p>
-      <w:r>
-        <w:t xml:space="preserve">Испытания должны быть организованы и проведены в соответствии </w:t>
-      </w:r>
-      <w:r>
-        <w:rPr>
-          <w:highlight w:val="yellow"/>
-        </w:rPr>
-        <w:t>с [2-3]</w:t>
-      </w:r>
-      <w:r>
-        <w:t>. Должны быть проведены следующие виды испытаний:</w:t>
-      </w:r>
-    </w:p>
-    <w:p>
-      <w:r>
-        <w:t xml:space="preserve">− предварительные испытания; </w:t>
-      </w:r>
-    </w:p>
-    <w:p>
-      <w:r>
-        <w:t xml:space="preserve">− опытная эксплуатация (ОЭ); </w:t>
-      </w:r>
-    </w:p>
-    <w:p>
-      <w:r>
-        <w:t xml:space="preserve">− приёмочные испытания. </w:t>
-      </w:r>
-    </w:p>
-    <w:p>
-      <w:r>
-        <w:t xml:space="preserve">В предварительные испытания плагина входят следующие пункты: </w:t>
-      </w:r>
-    </w:p>
-    <w:p>
-      <w:r>
-        <w:t>− модульное тестирование логики;</w:t>
-      </w:r>
-    </w:p>
-    <w:p>
-      <w:r>
-        <w:t xml:space="preserve">− нагрузочное тестирование; </w:t>
-      </w:r>
-    </w:p>
-    <w:p>
-      <w:r>
-        <w:t xml:space="preserve">− ручное тестирование. </w:t>
-      </w:r>
-      <w:r>
-        <w:tab/>
-      </w:r>
-    </w:p>
-    <w:p>
-      <w:r>
-        <w:t>В этап опытной эксплуатации входит ручное тестирование. В этап приемочного испытания входит ручное тестирование</w:t>
-      </w:r>
-    </w:p>
-    <w:p/>
-    <w:p>
-      <w:pPr>
-        <w:ind w:firstLine="0"/>
-        <w:jc w:val="center"/>
-        <w:rPr>
-          <w:b/>
-          <w:bCs/>
-        </w:rPr>
-      </w:pPr>
-      <w:r>
-        <w:rPr>
-          <w:b/>
-          <w:bCs/>
-        </w:rPr>
-        <w:t>6.2 Общие требования к приёмке работ по стадиям</w:t>
-      </w:r>
-    </w:p>
-    <w:p>
-      <w:pPr>
-        <w:ind w:firstLine="0"/>
-        <w:jc w:val="center"/>
-        <w:rPr>
-          <w:b/>
-          <w:bCs/>
-        </w:rPr>
-      </w:pPr>
     </w:p>
     <w:p>
       <w:r>
@@ -2306,21 +5873,14 @@
     </w:p>
     <w:p>
       <w:pPr>
-        <w:ind w:firstLine="0"/>
-        <w:jc w:val="center"/>
-        <w:rPr>
-          <w:b/>
-          <w:bCs/>
-        </w:rPr>
-      </w:pPr>
-      <w:r>
-        <w:rPr>
-          <w:b/>
-          <w:bCs/>
-        </w:rPr>
+        <w:pStyle w:val="Heading1"/>
+      </w:pPr>
+      <w:bookmarkStart w:id="34" w:name="_Toc240361355"/>
+      <w:r>
         <w:lastRenderedPageBreak/>
         <w:t>7 ТРЕБОВАНИЯ К ДОКУМЕНТИРОВАНИЮ</w:t>
       </w:r>
+      <w:bookmarkEnd w:id="34"/>
     </w:p>
     <w:p/>
     <w:p>
@@ -2331,20 +5891,13 @@
     <w:p/>
     <w:p>
       <w:pPr>
-        <w:ind w:firstLine="0"/>
-        <w:jc w:val="center"/>
-        <w:rPr>
-          <w:b/>
-          <w:bCs/>
-        </w:rPr>
-      </w:pPr>
-      <w:r>
-        <w:rPr>
-          <w:b/>
-          <w:bCs/>
-        </w:rPr>
+        <w:pStyle w:val="Heading2"/>
+      </w:pPr>
+      <w:bookmarkStart w:id="35" w:name="_Toc240361356"/>
+      <w:r>
         <w:t>7.1 Перечень подлежащих разработке документов</w:t>
       </w:r>
+      <w:bookmarkEnd w:id="35"/>
     </w:p>
     <w:p/>
     <w:p>
@@ -2355,20 +5908,13 @@
     <w:p/>
     <w:p>
       <w:pPr>
-        <w:ind w:firstLine="0"/>
-        <w:jc w:val="center"/>
-        <w:rPr>
-          <w:b/>
-          <w:bCs/>
-        </w:rPr>
-      </w:pPr>
-      <w:r>
-        <w:rPr>
-          <w:b/>
-          <w:bCs/>
-        </w:rPr>
+        <w:pStyle w:val="Heading2"/>
+      </w:pPr>
+      <w:bookmarkStart w:id="36" w:name="_Toc240361357"/>
+      <w:r>
         <w:t>7.2 Вид представления и количество документов</w:t>
       </w:r>
+      <w:bookmarkEnd w:id="36"/>
     </w:p>
     <w:p/>
     <w:p>
@@ -2426,20 +5972,13 @@
     <w:p/>
     <w:p>
       <w:pPr>
-        <w:ind w:firstLine="0"/>
-        <w:jc w:val="center"/>
-        <w:rPr>
-          <w:b/>
-          <w:bCs/>
-        </w:rPr>
-      </w:pPr>
-      <w:r>
-        <w:rPr>
-          <w:b/>
-          <w:bCs/>
-        </w:rPr>
+        <w:pStyle w:val="Heading2"/>
+      </w:pPr>
+      <w:bookmarkStart w:id="37" w:name="_Toc240361358"/>
+      <w:r>
         <w:t>7.3 Требования по использованию ЕСКД и ЕСПД при разработке документов</w:t>
       </w:r>
+      <w:bookmarkEnd w:id="37"/>
     </w:p>
     <w:p/>
     <w:p>
@@ -2480,7 +6019,12 @@
     </w:p>
     <w:p>
       <w:r>
-        <w:t>− перенос слов – автоматический − перенос слов из прописных букв – отменить.</w:t>
+        <w:t xml:space="preserve">− перенос слов – автоматический </w:t>
+      </w:r>
+    </w:p>
+    <w:p>
+      <w:r>
+        <w:t>− перенос слов из прописных букв – отменить.</w:t>
       </w:r>
     </w:p>
     <w:p>
@@ -2490,28 +6034,134 @@
     </w:p>
     <w:p>
       <w:pPr>
-        <w:ind w:firstLine="0"/>
-        <w:jc w:val="center"/>
-        <w:rPr>
-          <w:b/>
-          <w:bCs/>
-        </w:rPr>
-      </w:pPr>
-      <w:r>
-        <w:rPr>
-          <w:b/>
-          <w:bCs/>
-        </w:rPr>
+        <w:pStyle w:val="Heading1"/>
+      </w:pPr>
+      <w:bookmarkStart w:id="38" w:name="_Toc240361359"/>
+      <w:r>
         <w:lastRenderedPageBreak/>
         <w:t>8 ИСТОЧНИКИ РАЗРАБОТКИ</w:t>
       </w:r>
+      <w:bookmarkEnd w:id="38"/>
     </w:p>
     <w:p/>
+    <w:p>
+      <w:r>
+        <w:t xml:space="preserve">В настоящем документе использованы следующая литература и нормативные документы: </w:t>
+      </w:r>
+    </w:p>
+    <w:p>
+      <w:pPr>
+        <w:numPr>
+          <w:ilvl w:val="0"/>
+          <w:numId w:val="8"/>
+        </w:numPr>
+        <w:ind w:firstLine="709"/>
+      </w:pPr>
+      <w:r>
+        <w:t xml:space="preserve">Новые технологии в программировании: учебное пособие / А. А. Калентьев, Д. В. Гарайс, А. Е. Горяинов — Томск : Эль Контент, 2014. — 176 с. </w:t>
+      </w:r>
+    </w:p>
+    <w:p>
+      <w:pPr>
+        <w:numPr>
+          <w:ilvl w:val="0"/>
+          <w:numId w:val="8"/>
+        </w:numPr>
+        <w:ind w:firstLine="709"/>
+      </w:pPr>
+      <w:r>
+        <w:t xml:space="preserve">ГОСТ 34.603 «Информационная технология. Виды испытаний автоматизированных систем» </w:t>
+      </w:r>
+    </w:p>
+    <w:p>
+      <w:pPr>
+        <w:numPr>
+          <w:ilvl w:val="0"/>
+          <w:numId w:val="8"/>
+        </w:numPr>
+        <w:ind w:firstLine="709"/>
+      </w:pPr>
+      <w:r>
+        <w:t xml:space="preserve">ГОСТ 34.602 – 2020 «Информационные технологии. Комплекс стандартов на автоматизированные системы. Техническое задание на создание автоматизированной системы»; </w:t>
+      </w:r>
+    </w:p>
+    <w:p>
+      <w:pPr>
+        <w:numPr>
+          <w:ilvl w:val="0"/>
+          <w:numId w:val="8"/>
+        </w:numPr>
+        <w:ind w:firstLine="709"/>
+      </w:pPr>
+      <w:r>
+        <w:t xml:space="preserve">ОС ТУСУР 01-2021 «Работы студенческие по направлениям подготовки и специальностям технического профиля. Общие требования и правила оформления от 25.11.2021»; </w:t>
+      </w:r>
+    </w:p>
+    <w:p>
+      <w:pPr>
+        <w:numPr>
+          <w:ilvl w:val="0"/>
+          <w:numId w:val="8"/>
+        </w:numPr>
+        <w:ind w:firstLine="709"/>
+      </w:pPr>
+      <w:r>
+        <w:t>ГОСТ 9061-68 «Кулачки эксцентриковые круглые для станочных приспособлений. Конструкция»;</w:t>
+      </w:r>
+    </w:p>
+    <w:p>
+      <w:pPr>
+        <w:numPr>
+          <w:ilvl w:val="0"/>
+          <w:numId w:val="8"/>
+        </w:numPr>
+        <w:ind w:firstLine="709"/>
+      </w:pPr>
+      <w:r>
+        <w:t xml:space="preserve">Рабочая программа дисциплины «Основы разработки САПР»; </w:t>
+      </w:r>
+    </w:p>
+    <w:p>
+      <w:pPr>
+        <w:numPr>
+          <w:ilvl w:val="0"/>
+          <w:numId w:val="8"/>
+        </w:numPr>
+        <w:ind w:firstLine="709"/>
+      </w:pPr>
+      <w:r>
+        <w:t xml:space="preserve">Учебное пособие для студентов направления «Электроника и микроэлектроника» «Математические модели и САПР электронных приборов и устройств»; </w:t>
+      </w:r>
+    </w:p>
+    <w:p>
+      <w:pPr>
+        <w:numPr>
+          <w:ilvl w:val="0"/>
+          <w:numId w:val="8"/>
+        </w:numPr>
+        <w:ind w:firstLine="709"/>
+      </w:pPr>
+      <w:r>
+        <w:t xml:space="preserve">Введение в UML от создателей языка [Текст] : руководство пользователя / Г. Буч, Д. Рамбо, И. Якобсон. - 2-е изд. - М. : ДМК Пресс, 2012. - 494 с. : ил. - (Классика программирования). - Предм. указ.: с. 483- 493. - ISBN 978-5-94074-644-7; </w:t>
+      </w:r>
+    </w:p>
+    <w:p>
+      <w:pPr>
+        <w:numPr>
+          <w:ilvl w:val="0"/>
+          <w:numId w:val="8"/>
+        </w:numPr>
+        <w:ind w:firstLine="709"/>
+      </w:pPr>
+      <w:r>
+        <w:t>Ли. К. Основы САПР (CAD/CAM/CAE). – Спб.:«Питер», 2004. – 560с.</w:t>
+      </w:r>
+    </w:p>
     <w:sectPr>
       <w:pgSz w:w="11906" w:h="16838"/>
       <w:pgMar w:top="1134" w:right="850" w:bottom="1134" w:left="1701" w:header="708" w:footer="708" w:gutter="0"/>
       <w:cols w:space="708"/>
-      <w:docGrid w:linePitch="360"/>
+      <w:docGrid w:linePitch="381"/>
     </w:sectPr>
   </w:body>
 </w:document>
@@ -2520,6 +6170,21 @@
 <file path=word/numbering.xml><?xml version="1.0" encoding="utf-8"?>
 <w:numbering xmlns:wpc="http://schemas.microsoft.com/office/word/2010/wordprocessingCanvas" xmlns:cx="http://schemas.microsoft.com/office/drawing/2014/chartex" xmlns:cx1="http://schemas.microsoft.com/office/drawing/2015/9/8/chartex" xmlns:cx2="http://schemas.microsoft.com/office/drawing/2015/10/21/chartex" xmlns:cx3="http://schemas.microsoft.com/office/drawing/2016/5/9/chartex" xmlns:cx4="http://schemas.microsoft.com/office/drawing/2016/5/10/chartex" xmlns:cx5="http://schemas.microsoft.com/office/drawing/2016/5/11/chartex" xmlns:cx6="http://schemas.microsoft.com/office/drawing/2016/5/12/chartex" xmlns:cx7="http://schemas.microsoft.com/office/drawing/2016/5/13/chartex" xmlns:cx8="http://schemas.microsoft.com/office/drawing/2016/5/14/chartex" xmlns:mc="http://schemas.openxmlformats.org/markup-compatibility/2006" xmlns:aink="http://schemas.microsoft.com/office/drawing/2016/ink" xmlns:am3d="http://schemas.microsoft.com/office/drawing/2017/model3d" xmlns:o="urn:schemas-microsoft-com:office:office" xmlns:oel="http://schemas.microsoft.com/office/2019/extlst" xmlns:r="http://schemas.openxmlformats.org/officeDocument/2006/relationships" xmlns:m="http://schemas.openxmlformats.org/officeDocument/2006/math" xmlns:v="urn:schemas-microsoft-com:vml" xmlns:wp14="http://schemas.microsoft.com/office/word/2010/wordprocessingDrawing" xmlns:wp="http://schemas.openxmlformats.org/drawingml/2006/wordprocessingDrawing" xmlns:w10="urn:schemas-microsoft-com:office:word" xmlns:w="http://schemas.openxmlformats.org/wordprocessingml/2006/main" xmlns:w14="http://schemas.microsoft.com/office/word/2010/wordml" xmlns:w15="http://schemas.microsoft.com/office/word/2012/wordml" xmlns:w16cex="http://schemas.microsoft.com/office/word/2018/wordml/cex" xmlns:w16cid="http://schemas.microsoft.com/office/word/2016/wordml/cid" xmlns:w16="http://schemas.microsoft.com/office/word/2018/wordml" xmlns:w16du="http://schemas.microsoft.com/office/word/2023/wordml/word16du" xmlns:w16sdtdh="http://schemas.microsoft.com/office/word/2020/wordml/sdtdatahash" xmlns:w16sdtfl="http://schemas.microsoft.com/office/word/2024/wordml/sdtformatlock" xmlns:w16se="http://schemas.microsoft.com/office/word/2015/wordml/symex" xmlns:wpg="http://schemas.microsoft.com/office/word/2010/wordprocessingGroup" xmlns:wpi="http://schemas.microsoft.com/office/word/2010/wordprocessingInk" xmlns:wne="http://schemas.microsoft.com/office/word/2006/wordml" xmlns:wps="http://schemas.microsoft.com/office/word/2010/wordprocessingShape" mc:Ignorable="w14 w15 w16se w16cid w16 w16cex w16sdtdh w16sdtfl w16du wp14">
   <w:abstractNum w:abstractNumId="0" w15:restartNumberingAfterBreak="0">
+    <w:nsid w:val="D8861D71"/>
+    <w:multiLevelType w:val="singleLevel"/>
+    <w:tmpl w:val="D8861D71"/>
+    <w:lvl w:ilvl="0">
+      <w:start w:val="1"/>
+      <w:numFmt w:val="decimal"/>
+      <w:suff w:val="space"/>
+      <w:lvlText w:val="%1."/>
+      <w:lvlJc w:val="left"/>
+      <w:pPr>
+        <w:ind w:left="0" w:firstLine="0"/>
+      </w:pPr>
+    </w:lvl>
+  </w:abstractNum>
+  <w:abstractNum w:abstractNumId="1" w15:restartNumberingAfterBreak="0">
     <w:nsid w:val="017D456B"/>
     <w:multiLevelType w:val="multilevel"/>
     <w:tmpl w:val="C158F5AC"/>
@@ -2668,7 +6333,7 @@
       </w:rPr>
     </w:lvl>
   </w:abstractNum>
-  <w:abstractNum w:abstractNumId="1" w15:restartNumberingAfterBreak="0">
+  <w:abstractNum w:abstractNumId="2" w15:restartNumberingAfterBreak="0">
     <w:nsid w:val="22722C1E"/>
     <w:multiLevelType w:val="multilevel"/>
     <w:tmpl w:val="86ECA100"/>
@@ -2817,7 +6482,19 @@
       </w:rPr>
     </w:lvl>
   </w:abstractNum>
-  <w:abstractNum w:abstractNumId="2" w15:restartNumberingAfterBreak="0">
+  <w:abstractNum w:abstractNumId="3" w15:restartNumberingAfterBreak="0">
+    <w:nsid w:val="2D58DD35"/>
+    <w:multiLevelType w:val="singleLevel"/>
+    <w:tmpl w:val="2D58DD35"/>
+    <w:lvl w:ilvl="0">
+      <w:start w:val="1"/>
+      <w:numFmt w:val="decimal"/>
+      <w:suff w:val="space"/>
+      <w:lvlText w:val="%1."/>
+      <w:lvlJc w:val="left"/>
+    </w:lvl>
+  </w:abstractNum>
+  <w:abstractNum w:abstractNumId="4" w15:restartNumberingAfterBreak="0">
     <w:nsid w:val="32E53400"/>
     <w:multiLevelType w:val="multilevel"/>
     <w:tmpl w:val="46E89F70"/>
@@ -2966,7 +6643,7 @@
       </w:rPr>
     </w:lvl>
   </w:abstractNum>
-  <w:abstractNum w:abstractNumId="3" w15:restartNumberingAfterBreak="0">
+  <w:abstractNum w:abstractNumId="5" w15:restartNumberingAfterBreak="0">
     <w:nsid w:val="388C0DCD"/>
     <w:multiLevelType w:val="multilevel"/>
     <w:tmpl w:val="416E7988"/>
@@ -3115,7 +6792,7 @@
       </w:rPr>
     </w:lvl>
   </w:abstractNum>
-  <w:abstractNum w:abstractNumId="4" w15:restartNumberingAfterBreak="0">
+  <w:abstractNum w:abstractNumId="6" w15:restartNumberingAfterBreak="0">
     <w:nsid w:val="44E8499B"/>
     <w:multiLevelType w:val="multilevel"/>
     <w:tmpl w:val="F9AE4AE6"/>
@@ -3264,7 +6941,7 @@
       </w:rPr>
     </w:lvl>
   </w:abstractNum>
-  <w:abstractNum w:abstractNumId="5" w15:restartNumberingAfterBreak="0">
+  <w:abstractNum w:abstractNumId="7" w15:restartNumberingAfterBreak="0">
     <w:nsid w:val="4CC31999"/>
     <w:multiLevelType w:val="multilevel"/>
     <w:tmpl w:val="54B2BA4A"/>
@@ -3413,7 +7090,7 @@
       </w:rPr>
     </w:lvl>
   </w:abstractNum>
-  <w:abstractNum w:abstractNumId="6" w15:restartNumberingAfterBreak="0">
+  <w:abstractNum w:abstractNumId="8" w15:restartNumberingAfterBreak="0">
     <w:nsid w:val="4FC03295"/>
     <w:multiLevelType w:val="multilevel"/>
     <w:tmpl w:val="5B508340"/>
@@ -3562,26 +7239,50 @@
       </w:rPr>
     </w:lvl>
   </w:abstractNum>
+  <w:abstractNum w:abstractNumId="9" w15:restartNumberingAfterBreak="0">
+    <w:nsid w:val="65385AB8"/>
+    <w:multiLevelType w:val="singleLevel"/>
+    <w:tmpl w:val="65385AB8"/>
+    <w:lvl w:ilvl="0">
+      <w:start w:val="1"/>
+      <w:numFmt w:val="decimal"/>
+      <w:suff w:val="space"/>
+      <w:lvlText w:val="%1."/>
+      <w:lvlJc w:val="left"/>
+    </w:lvl>
+  </w:abstractNum>
   <w:num w:numId="1" w16cid:durableId="1142650726">
-    <w:abstractNumId w:val="0"/>
+    <w:abstractNumId w:val="1"/>
   </w:num>
   <w:num w:numId="2" w16cid:durableId="1553690338">
+    <w:abstractNumId w:val="8"/>
+  </w:num>
+  <w:num w:numId="3" w16cid:durableId="1504081841">
     <w:abstractNumId w:val="6"/>
   </w:num>
-  <w:num w:numId="3" w16cid:durableId="1504081841">
+  <w:num w:numId="4" w16cid:durableId="1814248704">
+    <w:abstractNumId w:val="5"/>
+  </w:num>
+  <w:num w:numId="5" w16cid:durableId="201946431">
+    <w:abstractNumId w:val="7"/>
+  </w:num>
+  <w:num w:numId="6" w16cid:durableId="95441372">
+    <w:abstractNumId w:val="2"/>
+  </w:num>
+  <w:num w:numId="7" w16cid:durableId="330179385">
     <w:abstractNumId w:val="4"/>
   </w:num>
-  <w:num w:numId="4" w16cid:durableId="1814248704">
+  <w:num w:numId="8" w16cid:durableId="1060861481">
+    <w:abstractNumId w:val="0"/>
+    <w:lvlOverride w:ilvl="0">
+      <w:startOverride w:val="1"/>
+    </w:lvlOverride>
+  </w:num>
+  <w:num w:numId="9" w16cid:durableId="82188157">
+    <w:abstractNumId w:val="9"/>
+  </w:num>
+  <w:num w:numId="10" w16cid:durableId="2104833871">
     <w:abstractNumId w:val="3"/>
-  </w:num>
-  <w:num w:numId="5" w16cid:durableId="201946431">
-    <w:abstractNumId w:val="5"/>
-  </w:num>
-  <w:num w:numId="6" w16cid:durableId="95441372">
-    <w:abstractNumId w:val="1"/>
-  </w:num>
-  <w:num w:numId="7" w16cid:durableId="330179385">
-    <w:abstractNumId w:val="2"/>
   </w:num>
 </w:numbering>
 </file>
@@ -3638,7 +7339,7 @@
     <w:lsdException w:name="toc 9" w:semiHidden="1" w:uiPriority="39" w:unhideWhenUsed="1"/>
     <w:lsdException w:name="Normal Indent" w:semiHidden="1" w:unhideWhenUsed="1"/>
     <w:lsdException w:name="footnote text" w:semiHidden="1" w:unhideWhenUsed="1"/>
-    <w:lsdException w:name="annotation text" w:semiHidden="1" w:unhideWhenUsed="1"/>
+    <w:lsdException w:name="annotation text" w:semiHidden="1" w:uiPriority="0" w:unhideWhenUsed="1"/>
     <w:lsdException w:name="header" w:semiHidden="1" w:unhideWhenUsed="1"/>
     <w:lsdException w:name="footer" w:semiHidden="1" w:unhideWhenUsed="1"/>
     <w:lsdException w:name="index heading" w:semiHidden="1" w:unhideWhenUsed="1"/>
@@ -3647,7 +7348,7 @@
     <w:lsdException w:name="envelope address" w:semiHidden="1" w:unhideWhenUsed="1"/>
     <w:lsdException w:name="envelope return" w:semiHidden="1" w:unhideWhenUsed="1"/>
     <w:lsdException w:name="footnote reference" w:semiHidden="1" w:unhideWhenUsed="1"/>
-    <w:lsdException w:name="annotation reference" w:semiHidden="1" w:unhideWhenUsed="1"/>
+    <w:lsdException w:name="annotation reference" w:semiHidden="1" w:uiPriority="0" w:unhideWhenUsed="1"/>
     <w:lsdException w:name="line number" w:semiHidden="1" w:unhideWhenUsed="1"/>
     <w:lsdException w:name="page number" w:semiHidden="1" w:unhideWhenUsed="1"/>
     <w:lsdException w:name="endnote reference" w:semiHidden="1" w:unhideWhenUsed="1"/>
@@ -3762,7 +7463,7 @@
     <w:lsdException w:name="Table Web 2" w:semiHidden="1" w:unhideWhenUsed="1"/>
     <w:lsdException w:name="Table Web 3" w:semiHidden="1" w:unhideWhenUsed="1"/>
     <w:lsdException w:name="Balloon Text" w:semiHidden="1" w:unhideWhenUsed="1"/>
-    <w:lsdException w:name="Table Grid" w:uiPriority="39"/>
+    <w:lsdException w:name="Table Grid" w:uiPriority="0"/>
     <w:lsdException w:name="Table Theme" w:semiHidden="1" w:unhideWhenUsed="1"/>
     <w:lsdException w:name="Placeholder Text" w:semiHidden="1"/>
     <w:lsdException w:name="No Spacing" w:uiPriority="1" w:qFormat="1"/>
@@ -4006,17 +7707,18 @@
     <w:link w:val="Heading1Char"/>
     <w:uiPriority w:val="9"/>
     <w:qFormat/>
-    <w:rsid w:val="005D2BA2"/>
+    <w:rsid w:val="005F73FA"/>
     <w:pPr>
       <w:keepNext/>
       <w:keepLines/>
-      <w:spacing w:before="360" w:after="80"/>
+      <w:ind w:firstLine="0"/>
+      <w:jc w:val="center"/>
       <w:outlineLvl w:val="0"/>
     </w:pPr>
     <w:rPr>
-      <w:rFonts w:asciiTheme="majorHAnsi" w:eastAsiaTheme="majorEastAsia" w:hAnsiTheme="majorHAnsi" w:cstheme="majorBidi"/>
-      <w:color w:val="0F4761" w:themeColor="accent1" w:themeShade="BF"/>
-      <w:sz w:val="40"/>
+      <w:rFonts w:eastAsiaTheme="majorEastAsia" w:cstheme="majorBidi"/>
+      <w:b/>
+      <w:color w:val="000000" w:themeColor="text1"/>
       <w:szCs w:val="40"/>
     </w:rPr>
   </w:style>
@@ -4028,17 +7730,18 @@
     <w:uiPriority w:val="9"/>
     <w:unhideWhenUsed/>
     <w:qFormat/>
-    <w:rsid w:val="005D2BA2"/>
+    <w:rsid w:val="005F73FA"/>
     <w:pPr>
       <w:keepNext/>
       <w:keepLines/>
-      <w:spacing w:before="160" w:after="80"/>
+      <w:ind w:firstLine="0"/>
+      <w:jc w:val="center"/>
       <w:outlineLvl w:val="1"/>
     </w:pPr>
     <w:rPr>
-      <w:rFonts w:asciiTheme="majorHAnsi" w:eastAsiaTheme="majorEastAsia" w:hAnsiTheme="majorHAnsi" w:cstheme="majorBidi"/>
-      <w:color w:val="0F4761" w:themeColor="accent1" w:themeShade="BF"/>
-      <w:sz w:val="32"/>
+      <w:rFonts w:eastAsiaTheme="majorEastAsia" w:cstheme="majorBidi"/>
+      <w:b/>
+      <w:color w:val="000000" w:themeColor="text1"/>
       <w:szCs w:val="32"/>
     </w:rPr>
   </w:style>
@@ -4274,12 +7977,13 @@
     <w:basedOn w:val="DefaultParagraphFont"/>
     <w:link w:val="Heading1"/>
     <w:uiPriority w:val="9"/>
-    <w:rsid w:val="005D2BA2"/>
+    <w:rsid w:val="005F73FA"/>
     <w:rPr>
-      <w:rFonts w:asciiTheme="majorHAnsi" w:eastAsiaTheme="majorEastAsia" w:hAnsiTheme="majorHAnsi" w:cstheme="majorBidi"/>
-      <w:color w:val="0F4761" w:themeColor="accent1" w:themeShade="BF"/>
+      <w:rFonts w:ascii="Times New Roman" w:eastAsiaTheme="majorEastAsia" w:hAnsi="Times New Roman" w:cstheme="majorBidi"/>
+      <w:b/>
+      <w:color w:val="000000" w:themeColor="text1"/>
       <w:kern w:val="0"/>
-      <w:sz w:val="40"/>
+      <w:sz w:val="28"/>
       <w:szCs w:val="40"/>
       <w14:ligatures w14:val="none"/>
     </w:rPr>
@@ -4289,12 +7993,13 @@
     <w:basedOn w:val="DefaultParagraphFont"/>
     <w:link w:val="Heading2"/>
     <w:uiPriority w:val="9"/>
-    <w:rsid w:val="005D2BA2"/>
+    <w:rsid w:val="005F73FA"/>
     <w:rPr>
-      <w:rFonts w:asciiTheme="majorHAnsi" w:eastAsiaTheme="majorEastAsia" w:hAnsiTheme="majorHAnsi" w:cstheme="majorBidi"/>
-      <w:color w:val="0F4761" w:themeColor="accent1" w:themeShade="BF"/>
+      <w:rFonts w:ascii="Times New Roman" w:eastAsiaTheme="majorEastAsia" w:hAnsi="Times New Roman" w:cstheme="majorBidi"/>
+      <w:b/>
+      <w:color w:val="000000" w:themeColor="text1"/>
       <w:kern w:val="0"/>
-      <w:sz w:val="32"/>
+      <w:sz w:val="28"/>
       <w:szCs w:val="32"/>
       <w14:ligatures w14:val="none"/>
     </w:rPr>
@@ -4599,6 +8304,127 @@
       <w:color w:val="0F4761" w:themeColor="accent1" w:themeShade="BF"/>
       <w:spacing w:val="5"/>
     </w:rPr>
+  </w:style>
+  <w:style w:type="paragraph" w:styleId="TOC1">
+    <w:name w:val="toc 1"/>
+    <w:basedOn w:val="Normal"/>
+    <w:next w:val="Normal"/>
+    <w:autoRedefine/>
+    <w:uiPriority w:val="39"/>
+    <w:unhideWhenUsed/>
+    <w:rsid w:val="00D32C7B"/>
+    <w:pPr>
+      <w:ind w:firstLine="0"/>
+    </w:pPr>
+  </w:style>
+  <w:style w:type="paragraph" w:styleId="TOC2">
+    <w:name w:val="toc 2"/>
+    <w:basedOn w:val="Normal"/>
+    <w:next w:val="Normal"/>
+    <w:autoRedefine/>
+    <w:uiPriority w:val="39"/>
+    <w:unhideWhenUsed/>
+    <w:rsid w:val="005F73FA"/>
+    <w:pPr>
+      <w:ind w:left="284" w:firstLine="0"/>
+    </w:pPr>
+  </w:style>
+  <w:style w:type="paragraph" w:styleId="TOC3">
+    <w:name w:val="toc 3"/>
+    <w:basedOn w:val="Normal"/>
+    <w:next w:val="Normal"/>
+    <w:autoRedefine/>
+    <w:uiPriority w:val="39"/>
+    <w:semiHidden/>
+    <w:unhideWhenUsed/>
+    <w:rsid w:val="00D32C7B"/>
+    <w:pPr>
+      <w:ind w:firstLine="284"/>
+    </w:pPr>
+  </w:style>
+  <w:style w:type="character" w:styleId="Hyperlink">
+    <w:name w:val="Hyperlink"/>
+    <w:basedOn w:val="DefaultParagraphFont"/>
+    <w:uiPriority w:val="99"/>
+    <w:unhideWhenUsed/>
+    <w:rsid w:val="00D32C7B"/>
+    <w:rPr>
+      <w:color w:val="467886" w:themeColor="hyperlink"/>
+      <w:u w:val="single"/>
+    </w:rPr>
+  </w:style>
+  <w:style w:type="paragraph" w:styleId="CommentText">
+    <w:name w:val="annotation text"/>
+    <w:basedOn w:val="Normal"/>
+    <w:link w:val="CommentTextChar"/>
+    <w:semiHidden/>
+    <w:unhideWhenUsed/>
+    <w:rsid w:val="003514BD"/>
+    <w:pPr>
+      <w:spacing w:line="240" w:lineRule="auto"/>
+      <w:ind w:firstLine="0"/>
+      <w:jc w:val="left"/>
+    </w:pPr>
+    <w:rPr>
+      <w:rFonts w:asciiTheme="minorHAnsi" w:eastAsiaTheme="minorEastAsia" w:hAnsiTheme="minorHAnsi" w:cstheme="minorBidi"/>
+      <w:sz w:val="20"/>
+      <w:szCs w:val="20"/>
+      <w:lang w:val="en-US" w:eastAsia="zh-CN"/>
+    </w:rPr>
+  </w:style>
+  <w:style w:type="character" w:customStyle="1" w:styleId="CommentTextChar">
+    <w:name w:val="Comment Text Char"/>
+    <w:basedOn w:val="DefaultParagraphFont"/>
+    <w:link w:val="CommentText"/>
+    <w:semiHidden/>
+    <w:rsid w:val="003514BD"/>
+    <w:rPr>
+      <w:rFonts w:eastAsiaTheme="minorEastAsia"/>
+      <w:kern w:val="0"/>
+      <w:sz w:val="20"/>
+      <w:szCs w:val="20"/>
+      <w:lang w:val="en-US" w:eastAsia="zh-CN"/>
+      <w14:ligatures w14:val="none"/>
+    </w:rPr>
+  </w:style>
+  <w:style w:type="character" w:styleId="CommentReference">
+    <w:name w:val="annotation reference"/>
+    <w:basedOn w:val="DefaultParagraphFont"/>
+    <w:semiHidden/>
+    <w:unhideWhenUsed/>
+    <w:rsid w:val="003514BD"/>
+    <w:rPr>
+      <w:sz w:val="16"/>
+      <w:szCs w:val="16"/>
+    </w:rPr>
+  </w:style>
+  <w:style w:type="table" w:styleId="TableGrid">
+    <w:name w:val="Table Grid"/>
+    <w:basedOn w:val="TableNormal"/>
+    <w:rsid w:val="003333C3"/>
+    <w:pPr>
+      <w:widowControl w:val="0"/>
+      <w:spacing w:line="240" w:lineRule="auto"/>
+      <w:ind w:firstLine="0"/>
+    </w:pPr>
+    <w:rPr>
+      <w:rFonts w:ascii="Times New Roman" w:eastAsia="SimSun" w:hAnsi="Times New Roman" w:cs="Times New Roman"/>
+      <w:kern w:val="0"/>
+      <w:sz w:val="20"/>
+      <w:szCs w:val="20"/>
+      <w:lang w:eastAsia="ru-RU"/>
+      <w14:ligatures w14:val="none"/>
+    </w:rPr>
+    <w:tblPr>
+      <w:tblBorders>
+        <w:top w:val="single" w:sz="4" w:space="0" w:color="auto"/>
+        <w:left w:val="single" w:sz="4" w:space="0" w:color="auto"/>
+        <w:bottom w:val="single" w:sz="4" w:space="0" w:color="auto"/>
+        <w:right w:val="single" w:sz="4" w:space="0" w:color="auto"/>
+        <w:insideH w:val="single" w:sz="4" w:space="0" w:color="auto"/>
+        <w:insideV w:val="single" w:sz="4" w:space="0" w:color="auto"/>
+      </w:tblBorders>
+    </w:tblPr>
   </w:style>
 </w:styles>
 </file>
@@ -4916,4 +8742,16 @@
     </a:ext>
   </a:extLst>
 </a:theme>
+</file>
+
+<file path=customXml/item1.xml><?xml version="1.0" encoding="utf-8"?>
+<b:Sources xmlns:b="http://schemas.openxmlformats.org/officeDocument/2006/bibliography" xmlns="http://schemas.openxmlformats.org/officeDocument/2006/bibliography" SelectedStyle="\APASixthEditionOfficeOnline.xsl" StyleName="APA" Version="6"/>
+</file>
+
+<file path=customXml/itemProps1.xml><?xml version="1.0" encoding="utf-8"?>
+<ds:datastoreItem xmlns:ds="http://schemas.openxmlformats.org/officeDocument/2006/customXml" ds:itemID="{193DA18C-F970-44D1-BAA7-7BA46471CDD0}">
+  <ds:schemaRefs>
+    <ds:schemaRef ds:uri="http://schemas.openxmlformats.org/officeDocument/2006/bibliography"/>
+  </ds:schemaRefs>
+</ds:datastoreItem>
 </file>
--- a/docs/tz.docx
+++ b/docs/tz.docx
@@ -203,7 +203,6 @@
         </w:rPr>
         <w:t xml:space="preserve">на выполнение в 2026 году работу по разработке плагина “Эксцентриковая шайба” для системы автоматизированного проектирования </w:t>
       </w:r>
-      <w:proofErr w:type="spellStart"/>
       <w:r>
         <w:rPr>
           <w:rFonts w:eastAsia="SimSun"/>
@@ -214,7 +213,6 @@
         </w:rPr>
         <w:t>nanoCAD</w:t>
       </w:r>
-      <w:proofErr w:type="spellEnd"/>
     </w:p>
     <w:p>
       <w:pPr>
@@ -2440,7 +2438,6 @@
         </w:rPr>
         <w:t xml:space="preserve"> </w:t>
       </w:r>
-      <w:proofErr w:type="spellStart"/>
       <w:r>
         <w:rPr>
           <w:rFonts w:eastAsia="SimSun"/>
@@ -2449,7 +2446,6 @@
         </w:rPr>
         <w:t>nanoCAD</w:t>
       </w:r>
-      <w:proofErr w:type="spellEnd"/>
       <w:r>
         <w:rPr>
           <w:rFonts w:eastAsia="SimSun"/>
@@ -2726,26 +2722,45 @@
       <w:r>
         <w:rPr>
           <w:rFonts w:eastAsia="SimSun"/>
+          <w:lang w:eastAsia="zh-CN"/>
+        </w:rPr>
+        <w:t xml:space="preserve">с </w:t>
+      </w:r>
+      <w:r>
+        <w:rPr>
+          <w:rFonts w:eastAsia="SimSun"/>
           <w:highlight w:val="yellow"/>
           <w:lang w:eastAsia="zh-CN"/>
         </w:rPr>
-        <w:t>с 23 сентября 202</w:t>
-      </w:r>
-      <w:r>
-        <w:rPr>
-          <w:rFonts w:eastAsia="SimSun"/>
-          <w:highlight w:val="yellow"/>
+        <w:t>23</w:t>
+      </w:r>
+      <w:r>
+        <w:rPr>
+          <w:rFonts w:eastAsia="SimSun"/>
           <w:lang w:eastAsia="zh-CN"/>
         </w:rPr>
+        <w:t xml:space="preserve"> сентября 202</w:t>
+      </w:r>
+      <w:r>
+        <w:rPr>
+          <w:rFonts w:eastAsia="SimSun"/>
+          <w:lang w:eastAsia="zh-CN"/>
+        </w:rPr>
         <w:t>6</w:t>
       </w:r>
       <w:r>
         <w:rPr>
           <w:rFonts w:eastAsia="SimSun"/>
-          <w:highlight w:val="yellow"/>
           <w:lang w:eastAsia="zh-CN"/>
         </w:rPr>
         <w:t xml:space="preserve"> года</w:t>
+      </w:r>
+      <w:r>
+        <w:rPr>
+          <w:rFonts w:eastAsia="SimSun"/>
+          <w:lang w:eastAsia="zh-CN"/>
+        </w:rPr>
+        <w:t>.</w:t>
       </w:r>
     </w:p>
     <w:p>
@@ -2857,14 +2872,12 @@
       <w:r>
         <w:t xml:space="preserve">» для САПР </w:t>
       </w:r>
-      <w:proofErr w:type="spellStart"/>
       <w:r>
         <w:rPr>
           <w:lang w:val="en-US"/>
         </w:rPr>
         <w:t>nanoCAD</w:t>
       </w:r>
-      <w:proofErr w:type="spellEnd"/>
       <w:r>
         <w:t xml:space="preserve"> является автоматизация построения</w:t>
       </w:r>
@@ -2922,14 +2935,11 @@
         <w:jc w:val="center"/>
       </w:pPr>
       <w:r>
-        <w:rPr>
-          <w:noProof/>
-        </w:rPr>
         <w:drawing>
-          <wp:inline distT="0" distB="0" distL="0" distR="0" wp14:anchorId="3A4CA506" wp14:editId="0330D046">
-            <wp:extent cx="3598177" cy="3394710"/>
-            <wp:effectExtent l="0" t="0" r="2540" b="0"/>
-            <wp:docPr id="1390701724" name="Picture 1"/>
+          <wp:inline distT="0" distB="0" distL="0" distR="0" wp14:anchorId="28D4F10F" wp14:editId="117E3FED">
+            <wp:extent cx="3147198" cy="3503802"/>
+            <wp:effectExtent l="0" t="0" r="0" b="1905"/>
+            <wp:docPr id="433119151" name="Picture 1"/>
             <wp:cNvGraphicFramePr>
               <a:graphicFrameLocks xmlns:a="http://schemas.openxmlformats.org/drawingml/2006/main" noChangeAspect="1"/>
             </wp:cNvGraphicFramePr>
@@ -2937,7 +2947,7 @@
               <a:graphicData uri="http://schemas.openxmlformats.org/drawingml/2006/picture">
                 <pic:pic xmlns:pic="http://schemas.openxmlformats.org/drawingml/2006/picture">
                   <pic:nvPicPr>
-                    <pic:cNvPr id="1390701724" name=""/>
+                    <pic:cNvPr id="433119151" name=""/>
                     <pic:cNvPicPr/>
                   </pic:nvPicPr>
                   <pic:blipFill>
@@ -2949,7 +2959,7 @@
                   <pic:spPr>
                     <a:xfrm>
                       <a:off x="0" y="0"/>
-                      <a:ext cx="3602944" cy="3399208"/>
+                      <a:ext cx="3155108" cy="3512608"/>
                     </a:xfrm>
                     <a:prstGeom prst="rect">
                       <a:avLst/>
@@ -3126,7 +3136,19 @@
         <w:t xml:space="preserve"> </w:t>
       </w:r>
       <w:r>
-        <w:t>— внешний диаметр шайбы, мм (например,</w:t>
+        <w:t>(2</w:t>
+      </w:r>
+      <w:r>
+        <w:rPr>
+          <w:lang w:val="en-US"/>
+        </w:rPr>
+        <w:t>R</w:t>
+      </w:r>
+      <w:r>
+        <w:t xml:space="preserve">)– </w:t>
+      </w:r>
+      <w:r>
+        <w:t>внешний диаметр шайбы, мм (например,</w:t>
       </w:r>
       <w:r>
         <w:t xml:space="preserve"> </w:t>
@@ -3149,7 +3171,13 @@
         <w:t xml:space="preserve"> </w:t>
       </w:r>
       <w:r>
-        <w:t>— толщина шайбы, мм (например,</w:t>
+        <w:t>–</w:t>
+      </w:r>
+      <w:r>
+        <w:t xml:space="preserve"> </w:t>
+      </w:r>
+      <w:r>
+        <w:t>толщина шайбы, мм (например,</w:t>
       </w:r>
       <w:r>
         <w:t xml:space="preserve"> </w:t>
@@ -3172,7 +3200,25 @@
         <w:t xml:space="preserve"> </w:t>
       </w:r>
       <w:r>
-        <w:t>— диаметр отверстия, мм (например,</w:t>
+        <w:t>(2</w:t>
+      </w:r>
+      <w:r>
+        <w:rPr>
+          <w:lang w:val="en-US"/>
+        </w:rPr>
+        <w:t>r</w:t>
+      </w:r>
+      <w:r>
+        <w:t>)</w:t>
+      </w:r>
+      <w:r>
+        <w:t>–</w:t>
+      </w:r>
+      <w:r>
+        <w:t xml:space="preserve"> </w:t>
+      </w:r>
+      <w:r>
+        <w:t>диаметр отверстия, мм (например,</w:t>
       </w:r>
       <w:r>
         <w:t xml:space="preserve"> </w:t>
@@ -3195,7 +3241,13 @@
         <w:t xml:space="preserve"> </w:t>
       </w:r>
       <w:r>
-        <w:t>— эксцентриситет (смещение центра отверстия относительно центра шайбы вдоль оси X), мм (например,</w:t>
+        <w:t>–</w:t>
+      </w:r>
+      <w:r>
+        <w:t xml:space="preserve"> </w:t>
+      </w:r>
+      <w:r>
+        <w:t>эксцентриситет (смещение центра отверстия относительно центра шайбы вдоль оси X), мм (например,</w:t>
       </w:r>
       <w:r>
         <w:t xml:space="preserve"> </w:t>
@@ -3218,7 +3270,13 @@
         <w:t xml:space="preserve"> </w:t>
       </w:r>
       <w:r>
-        <w:t>— минимальная толщина стенки, мм (например,</w:t>
+        <w:t>–</w:t>
+      </w:r>
+      <w:r>
+        <w:t xml:space="preserve"> </w:t>
+      </w:r>
+      <w:r>
+        <w:t>минимальная толщина стенки, мм (например,</w:t>
       </w:r>
       <w:r>
         <w:t xml:space="preserve"> </w:t>
@@ -3563,7 +3621,10 @@
         <w:ind w:left="0" w:firstLine="709"/>
       </w:pPr>
       <w:r>
-        <w:t>Время построения модели при условии запущенного nanoCAD не должно превышать</w:t>
+        <w:t>в</w:t>
+      </w:r>
+      <w:r>
+        <w:t>ремя построения модели при условии запущенного nanoCAD не должно превышать</w:t>
       </w:r>
       <w:r>
         <w:t xml:space="preserve"> </w:t>
@@ -3581,7 +3642,10 @@
         <w:ind w:left="0" w:firstLine="709"/>
       </w:pPr>
       <w:r>
-        <w:t>Система не должна позволять выполнять построение детали при некорректно заданных параметрах, включая нарушение зависимости</w:t>
+        <w:t>с</w:t>
+      </w:r>
+      <w:r>
+        <w:t>истема не должна позволять выполнять построение детали при некорректно заданных параметрах, включая нарушение зависимости</w:t>
       </w:r>
       <w:r>
         <w:t xml:space="preserve"> </w:t>
@@ -3617,7 +3681,10 @@
         <w:ind w:left="0" w:firstLine="709"/>
       </w:pPr>
       <w:r>
-        <w:t>Требования к аппаратной части, достаточной для выполнения указанных показателей, уточняются на этапе технического проектирования.</w:t>
+        <w:t>т</w:t>
+      </w:r>
+      <w:r>
+        <w:t>ребования к аппаратной части, достаточной для выполнения указанных показателей, уточняются на этапе технического проектирования.</w:t>
       </w:r>
     </w:p>
     <w:p>
@@ -4223,7 +4290,6 @@
         </w:rPr>
         <w:t>» для САПР «</w:t>
       </w:r>
-      <w:proofErr w:type="spellStart"/>
       <w:r>
         <w:rPr>
           <w:rFonts w:eastAsia="SimSun"/>
@@ -4232,7 +4298,6 @@
         </w:rPr>
         <w:t>nanoCAD</w:t>
       </w:r>
-      <w:proofErr w:type="spellEnd"/>
       <w:r>
         <w:rPr>
           <w:rFonts w:eastAsia="SimSun"/>
@@ -4293,7 +4358,6 @@
         </w:rPr>
         <w:t>» для САПР «</w:t>
       </w:r>
-      <w:proofErr w:type="spellStart"/>
       <w:r>
         <w:rPr>
           <w:rFonts w:eastAsia="SimSun"/>
@@ -4302,7 +4366,6 @@
         </w:rPr>
         <w:t>nanoCAD</w:t>
       </w:r>
-      <w:proofErr w:type="spellEnd"/>
       <w:r>
         <w:rPr>
           <w:rFonts w:eastAsia="SimSun"/>
@@ -5644,14 +5707,12 @@
       <w:r>
         <w:t xml:space="preserve">" для САПР </w:t>
       </w:r>
-      <w:proofErr w:type="spellStart"/>
       <w:r>
         <w:rPr>
           <w:lang w:val="en-US"/>
         </w:rPr>
         <w:t>nanoCAD</w:t>
       </w:r>
-      <w:proofErr w:type="spellEnd"/>
       <w:r>
         <w:t xml:space="preserve"> нужны следующие</w:t>
       </w:r>
@@ -7898,6 +7959,7 @@
   <w:style w:type="character" w:default="1" w:styleId="DefaultParagraphFont">
     <w:name w:val="Default Paragraph Font"/>
     <w:uiPriority w:val="1"/>
+    <w:semiHidden/>
     <w:unhideWhenUsed/>
   </w:style>
   <w:style w:type="table" w:default="1" w:styleId="TableNormal">

--- a/docs/tz.docx
+++ b/docs/tz.docx
@@ -201,8 +201,9 @@
           <w:szCs w:val="28"/>
           <w:lang w:eastAsia="zh-CN"/>
         </w:rPr>
-        <w:t xml:space="preserve">на выполнение в 2026 году работу по разработке плагина “Эксцентриковая шайба” для системы автоматизированного проектирования </w:t>
-      </w:r>
+        <w:t xml:space="preserve">на выполнение в 2026 году работ по разработке плагина “Эксцентриковая шайба” для системы автоматизированного проектирования </w:t>
+      </w:r>
+      <w:proofErr w:type="spellStart"/>
       <w:r>
         <w:rPr>
           <w:rFonts w:eastAsia="SimSun"/>
@@ -213,6 +214,7 @@
         </w:rPr>
         <w:t>nanoCAD</w:t>
       </w:r>
+      <w:proofErr w:type="spellEnd"/>
     </w:p>
     <w:p>
       <w:pPr>
@@ -2438,6 +2440,7 @@
         </w:rPr>
         <w:t xml:space="preserve"> </w:t>
       </w:r>
+      <w:proofErr w:type="spellStart"/>
       <w:r>
         <w:rPr>
           <w:rFonts w:eastAsia="SimSun"/>
@@ -2446,6 +2449,7 @@
         </w:rPr>
         <w:t>nanoCAD</w:t>
       </w:r>
+      <w:proofErr w:type="spellEnd"/>
       <w:r>
         <w:rPr>
           <w:rFonts w:eastAsia="SimSun"/>
@@ -2872,12 +2876,14 @@
       <w:r>
         <w:t xml:space="preserve">» для САПР </w:t>
       </w:r>
+      <w:proofErr w:type="spellStart"/>
       <w:r>
         <w:rPr>
           <w:lang w:val="en-US"/>
         </w:rPr>
         <w:t>nanoCAD</w:t>
       </w:r>
+      <w:proofErr w:type="spellEnd"/>
       <w:r>
         <w:t xml:space="preserve"> является автоматизация построения</w:t>
       </w:r>
@@ -2885,7 +2891,7 @@
         <w:t xml:space="preserve"> </w:t>
       </w:r>
       <w:r>
-        <w:t>шайб</w:t>
+        <w:t>3D‑модели эксцентриковой шайбы по параметрам в nanoCAD.</w:t>
       </w:r>
       <w:r>
         <w:t>.</w:t>
@@ -2907,13 +2913,16 @@
     <w:p/>
     <w:p>
       <w:r>
-        <w:t xml:space="preserve">Назначение разрабатываемого плагина обусловлено быстрым моделированием </w:t>
-      </w:r>
-      <w:r>
-        <w:t>шайб</w:t>
-      </w:r>
-      <w:r>
-        <w:t xml:space="preserve"> разных видов. Благодаря данному расширению, производители </w:t>
+        <w:t>Назначение разрабатываемого плагина обусловлено быстрым моделированием</w:t>
+      </w:r>
+      <w:r>
+        <w:t xml:space="preserve"> </w:t>
+      </w:r>
+      <w:r>
+        <w:t>эксцентриковых шайб с различными параметрами</w:t>
+      </w:r>
+      <w:r>
+        <w:t xml:space="preserve">. Благодаря данному расширению, производители </w:t>
       </w:r>
       <w:r>
         <w:t>шайб</w:t>
@@ -2936,10 +2945,10 @@
       </w:pPr>
       <w:r>
         <w:drawing>
-          <wp:inline distT="0" distB="0" distL="0" distR="0" wp14:anchorId="28D4F10F" wp14:editId="117E3FED">
-            <wp:extent cx="3147198" cy="3503802"/>
-            <wp:effectExtent l="0" t="0" r="0" b="1905"/>
-            <wp:docPr id="433119151" name="Picture 1"/>
+          <wp:inline distT="0" distB="0" distL="0" distR="0" wp14:anchorId="123FABC8" wp14:editId="3A5C09E2">
+            <wp:extent cx="3006394" cy="3864334"/>
+            <wp:effectExtent l="0" t="0" r="3810" b="3175"/>
+            <wp:docPr id="1068599658" name="Picture 1"/>
             <wp:cNvGraphicFramePr>
               <a:graphicFrameLocks xmlns:a="http://schemas.openxmlformats.org/drawingml/2006/main" noChangeAspect="1"/>
             </wp:cNvGraphicFramePr>
@@ -2947,7 +2956,7 @@
               <a:graphicData uri="http://schemas.openxmlformats.org/drawingml/2006/picture">
                 <pic:pic xmlns:pic="http://schemas.openxmlformats.org/drawingml/2006/picture">
                   <pic:nvPicPr>
-                    <pic:cNvPr id="433119151" name=""/>
+                    <pic:cNvPr id="1068599658" name=""/>
                     <pic:cNvPicPr/>
                   </pic:nvPicPr>
                   <pic:blipFill>
@@ -2959,7 +2968,7 @@
                   <pic:spPr>
                     <a:xfrm>
                       <a:off x="0" y="0"/>
-                      <a:ext cx="3155108" cy="3512608"/>
+                      <a:ext cx="3011453" cy="3870836"/>
                     </a:xfrm>
                     <a:prstGeom prst="rect">
                       <a:avLst/>
@@ -2988,6 +2997,7 @@
     <w:p/>
     <w:p>
       <w:r>
+        <w:lastRenderedPageBreak/>
         <w:br w:type="page"/>
       </w:r>
     </w:p>
@@ -3048,7 +3058,10 @@
         <w:ind w:left="0" w:firstLine="709"/>
       </w:pPr>
       <w:r>
-        <w:t>Встроенный плагин САПР nanoCAD 26, запускаемый непосредственно из nanoCAD и выполняющий построение детали в текущем документе (чертеж/модель).</w:t>
+        <w:t>в</w:t>
+      </w:r>
+      <w:r>
+        <w:t>строенный плагин САПР nanoCAD 26, запускаемый непосредственно из nanoCAD и выполняющий построение детали в текущем документе (чертеж/модель).</w:t>
       </w:r>
     </w:p>
     <w:p>
@@ -3060,7 +3073,10 @@
         <w:ind w:left="0" w:firstLine="709"/>
       </w:pPr>
       <w:r>
-        <w:t>Сторонняя программа</w:t>
+        <w:t>с</w:t>
+      </w:r>
+      <w:r>
+        <w:t>торонняя программа</w:t>
       </w:r>
       <w:r>
         <w:t xml:space="preserve"> </w:t>
@@ -3136,16 +3152,7 @@
         <w:t xml:space="preserve"> </w:t>
       </w:r>
       <w:r>
-        <w:t>(2</w:t>
-      </w:r>
-      <w:r>
-        <w:rPr>
-          <w:lang w:val="en-US"/>
-        </w:rPr>
-        <w:t>R</w:t>
-      </w:r>
-      <w:r>
-        <w:t xml:space="preserve">)– </w:t>
+        <w:t xml:space="preserve">– </w:t>
       </w:r>
       <w:r>
         <w:t>внешний диаметр шайбы, мм (например,</w:t>
@@ -3171,10 +3178,7 @@
         <w:t xml:space="preserve"> </w:t>
       </w:r>
       <w:r>
-        <w:t>–</w:t>
-      </w:r>
-      <w:r>
-        <w:t xml:space="preserve"> </w:t>
+        <w:t xml:space="preserve">– </w:t>
       </w:r>
       <w:r>
         <w:t>толщина шайбы, мм (например,</w:t>
@@ -3200,31 +3204,22 @@
         <w:t xml:space="preserve"> </w:t>
       </w:r>
       <w:r>
-        <w:t>(2</w:t>
+        <w:t xml:space="preserve">– </w:t>
+      </w:r>
+      <w:r>
+        <w:t>диаметр отверстия, мм (например,</w:t>
+      </w:r>
+      <w:r>
+        <w:t xml:space="preserve"> </w:t>
+      </w:r>
+      <w:r>
+        <w:t>5–150);</w:t>
       </w:r>
       <w:r>
         <w:rPr>
           <w:lang w:val="en-US"/>
         </w:rPr>
-        <w:t>r</w:t>
-      </w:r>
-      <w:r>
-        <w:t>)</w:t>
-      </w:r>
-      <w:r>
-        <w:t>–</w:t>
-      </w:r>
-      <w:r>
-        <w:t xml:space="preserve"> </w:t>
-      </w:r>
-      <w:r>
-        <w:t>диаметр отверстия, мм (например,</w:t>
-      </w:r>
-      <w:r>
-        <w:t xml:space="preserve"> </w:t>
-      </w:r>
-      <w:r>
-        <w:t>5–150);</w:t>
+        <w:tab/>
       </w:r>
     </w:p>
     <w:p>
@@ -3241,10 +3236,7 @@
         <w:t xml:space="preserve"> </w:t>
       </w:r>
       <w:r>
-        <w:t>–</w:t>
-      </w:r>
-      <w:r>
-        <w:t xml:space="preserve"> </w:t>
+        <w:t xml:space="preserve">– </w:t>
       </w:r>
       <w:r>
         <w:t>эксцентриситет (смещение центра отверстия относительно центра шайбы вдоль оси X), мм (например,</w:t>
@@ -3270,102 +3262,154 @@
         <w:t xml:space="preserve"> </w:t>
       </w:r>
       <w:r>
-        <w:t>–</w:t>
+        <w:t xml:space="preserve">– </w:t>
+      </w:r>
+      <w:r>
+        <w:t>минимальная толщина стенки, мм (например,</w:t>
       </w:r>
       <w:r>
         <w:t xml:space="preserve"> </w:t>
       </w:r>
       <w:r>
-        <w:t>минимальная толщина стенки, мм (например,</w:t>
+        <w:t>0.5–10).</w:t>
+      </w:r>
+    </w:p>
+    <w:p>
+      <w:r>
+        <w:t>Параметр S задаёт требуемую минимально допустимую толщину стенки между наружной поверхностью шайбы и отверстием в наиболее тонком месте. Значение S вводится пользователем как технологическое/конструкторское ограничение и используется для проверки корректности геометрии.</w:t>
+      </w:r>
+    </w:p>
+    <w:p>
+      <w:r>
+        <w:t>Зависимые параметры:</w:t>
       </w:r>
       <w:r>
         <w:t xml:space="preserve"> </w:t>
       </w:r>
       <w:r>
-        <w:t>0.5–10).</w:t>
-      </w:r>
-    </w:p>
-    <w:p>
-      <w:r>
-        <w:rPr>
-          <w:b/>
-          <w:bCs/>
-        </w:rPr>
-        <w:t>Зависимые параметры:</w:t>
+        <w:t>d</w:t>
       </w:r>
       <w:r>
         <w:t xml:space="preserve"> </w:t>
       </w:r>
       <w:r>
-        <w:t>d</w:t>
+        <w:t>и</w:t>
       </w:r>
       <w:r>
         <w:t xml:space="preserve"> </w:t>
       </w:r>
       <w:r>
-        <w:t>и</w:t>
+        <w:t>e</w:t>
       </w:r>
       <w:r>
         <w:t xml:space="preserve"> </w:t>
       </w:r>
       <w:r>
-        <w:t>e</w:t>
-      </w:r>
-      <w:r>
-        <w:t xml:space="preserve"> </w:t>
-      </w:r>
-      <w:r>
-        <w:t>являются взаимозависимыми и должны удовлетворять условию:</w:t>
-      </w:r>
-    </w:p>
-    <w:p>
-      <w:pPr>
-        <w:rPr>
-          <w:lang w:val="en-US"/>
-        </w:rPr>
-      </w:pPr>
-      <m:oMathPara>
-        <m:oMath>
-          <m:r>
-            <w:rPr>
-              <w:rFonts w:ascii="Cambria Math" w:hAnsi="Cambria Math"/>
-            </w:rPr>
-            <m:t>e≤</m:t>
-          </m:r>
-          <m:f>
-            <m:fPr>
-              <m:ctrlPr>
-                <w:rPr>
-                  <w:rFonts w:ascii="Cambria Math" w:hAnsi="Cambria Math"/>
-                </w:rPr>
-              </m:ctrlPr>
-            </m:fPr>
-            <m:num>
-              <m:r>
-                <w:rPr>
-                  <w:rFonts w:ascii="Cambria Math" w:hAnsi="Cambria Math"/>
-                </w:rPr>
-                <m:t>D-d</m:t>
-              </m:r>
-            </m:num>
-            <m:den>
-              <m:r>
-                <w:rPr>
-                  <w:rFonts w:ascii="Cambria Math" w:hAnsi="Cambria Math"/>
-                </w:rPr>
-                <m:t>2</m:t>
-              </m:r>
-            </m:den>
-          </m:f>
-          <m:r>
-            <w:rPr>
-              <w:rFonts w:ascii="Cambria Math" w:hAnsi="Cambria Math"/>
-            </w:rPr>
-            <m:t>-S</m:t>
-          </m:r>
-        </m:oMath>
-      </m:oMathPara>
-    </w:p>
+        <w:t>являются взаимозависимыми и должны удовлетворять условию</w:t>
+      </w:r>
+      <w:r>
+        <w:t xml:space="preserve"> 3.1</w:t>
+      </w:r>
+      <w:r>
+        <w:t>:</w:t>
+      </w:r>
+    </w:p>
+    <w:tbl>
+      <w:tblPr>
+        <w:tblStyle w:val="TableGrid"/>
+        <w:tblW w:w="9351" w:type="dxa"/>
+        <w:tblBorders>
+          <w:top w:val="none" w:sz="0" w:space="0" w:color="auto"/>
+          <w:left w:val="none" w:sz="0" w:space="0" w:color="auto"/>
+          <w:bottom w:val="none" w:sz="0" w:space="0" w:color="auto"/>
+          <w:right w:val="none" w:sz="0" w:space="0" w:color="auto"/>
+          <w:insideH w:val="none" w:sz="0" w:space="0" w:color="auto"/>
+          <w:insideV w:val="none" w:sz="0" w:space="0" w:color="auto"/>
+        </w:tblBorders>
+        <w:tblLook w:val="04A0" w:firstRow="1" w:lastRow="0" w:firstColumn="1" w:lastColumn="0" w:noHBand="0" w:noVBand="1"/>
+      </w:tblPr>
+      <w:tblGrid>
+        <w:gridCol w:w="2830"/>
+        <w:gridCol w:w="3685"/>
+        <w:gridCol w:w="2836"/>
+      </w:tblGrid>
+      <w:tr>
+        <w:tc>
+          <w:tcPr>
+            <w:tcW w:w="2830" w:type="dxa"/>
+          </w:tcPr>
+          <w:p/>
+        </w:tc>
+        <w:tc>
+          <w:tcPr>
+            <w:tcW w:w="3685" w:type="dxa"/>
+          </w:tcPr>
+          <w:p>
+            <m:oMathPara>
+              <m:oMath>
+                <m:r>
+                  <w:rPr>
+                    <w:rFonts w:ascii="Cambria Math" w:hAnsi="Cambria Math"/>
+                  </w:rPr>
+                  <m:t>e≤</m:t>
+                </m:r>
+                <m:f>
+                  <m:fPr>
+                    <m:ctrlPr>
+                      <w:rPr>
+                        <w:rFonts w:ascii="Cambria Math" w:hAnsi="Cambria Math"/>
+                      </w:rPr>
+                    </m:ctrlPr>
+                  </m:fPr>
+                  <m:num>
+                    <m:r>
+                      <w:rPr>
+                        <w:rFonts w:ascii="Cambria Math" w:hAnsi="Cambria Math"/>
+                      </w:rPr>
+                      <m:t>D-d</m:t>
+                    </m:r>
+                  </m:num>
+                  <m:den>
+                    <m:r>
+                      <w:rPr>
+                        <w:rFonts w:ascii="Cambria Math" w:hAnsi="Cambria Math"/>
+                      </w:rPr>
+                      <m:t>2</m:t>
+                    </m:r>
+                  </m:den>
+                </m:f>
+                <m:r>
+                  <w:rPr>
+                    <w:rFonts w:ascii="Cambria Math" w:hAnsi="Cambria Math"/>
+                  </w:rPr>
+                  <m:t>-S</m:t>
+                </m:r>
+              </m:oMath>
+            </m:oMathPara>
+          </w:p>
+        </w:tc>
+        <w:tc>
+          <w:tcPr>
+            <w:tcW w:w="2836" w:type="dxa"/>
+            <w:vAlign w:val="center"/>
+          </w:tcPr>
+          <w:p>
+            <w:pPr>
+              <w:jc w:val="right"/>
+            </w:pPr>
+            <w:r>
+              <w:t>(3.</w:t>
+            </w:r>
+            <w:r>
+              <w:t>1</w:t>
+            </w:r>
+            <w:r>
+              <w:t>)</w:t>
+            </w:r>
+          </w:p>
+        </w:tc>
+      </w:tr>
+    </w:tbl>
     <w:p>
       <w:r>
         <w:t>Требования к обработке зависимости:</w:t>
@@ -3380,7 +3424,6 @@
         <w:ind w:left="0" w:firstLine="709"/>
       </w:pPr>
       <w:r>
-        <w:lastRenderedPageBreak/>
         <w:t>при изменении</w:t>
       </w:r>
       <w:r>
@@ -3405,78 +3448,136 @@
         <w:t xml:space="preserve"> </w:t>
       </w:r>
       <w:r>
-        <w:t>(верхнюю границу):</w:t>
-      </w:r>
-      <w:r>
-        <w:br/>
-      </w:r>
-      <m:oMathPara>
-        <m:oMath>
-          <m:sSub>
-            <m:sSubPr>
-              <m:ctrlPr>
-                <w:rPr>
-                  <w:rFonts w:ascii="Cambria Math" w:hAnsi="Cambria Math"/>
-                </w:rPr>
-              </m:ctrlPr>
-            </m:sSubPr>
-            <m:e>
-              <m:r>
-                <w:rPr>
-                  <w:rFonts w:ascii="Cambria Math" w:hAnsi="Cambria Math"/>
-                </w:rPr>
-                <m:t>e</m:t>
-              </m:r>
-            </m:e>
-            <m:sub>
-              <m:r>
-                <w:rPr>
-                  <w:rFonts w:ascii="Cambria Math" w:hAnsi="Cambria Math"/>
-                </w:rPr>
-                <m:t>max</m:t>
-              </m:r>
-            </m:sub>
-          </m:sSub>
-          <m:r>
-            <w:rPr>
-              <w:rFonts w:ascii="Cambria Math" w:hAnsi="Cambria Math"/>
-            </w:rPr>
-            <m:t>=</m:t>
-          </m:r>
-          <m:f>
-            <m:fPr>
-              <m:ctrlPr>
-                <w:rPr>
-                  <w:rFonts w:ascii="Cambria Math" w:hAnsi="Cambria Math"/>
-                </w:rPr>
-              </m:ctrlPr>
-            </m:fPr>
-            <m:num>
-              <m:r>
-                <w:rPr>
-                  <w:rFonts w:ascii="Cambria Math" w:hAnsi="Cambria Math"/>
-                </w:rPr>
-                <m:t>D-d</m:t>
-              </m:r>
-            </m:num>
-            <m:den>
-              <m:r>
-                <w:rPr>
-                  <w:rFonts w:ascii="Cambria Math" w:hAnsi="Cambria Math"/>
-                </w:rPr>
-                <m:t>2</m:t>
-              </m:r>
-            </m:den>
-          </m:f>
-          <m:r>
-            <w:rPr>
-              <w:rFonts w:ascii="Cambria Math" w:hAnsi="Cambria Math"/>
-            </w:rPr>
-            <m:t>-S</m:t>
-          </m:r>
-        </m:oMath>
-      </m:oMathPara>
-    </w:p>
+        <w:t>(верхнюю границу)</w:t>
+      </w:r>
+      <w:r>
+        <w:t xml:space="preserve"> по 3.2</w:t>
+      </w:r>
+      <w:r>
+        <w:t>:</w:t>
+      </w:r>
+    </w:p>
+    <w:tbl>
+      <w:tblPr>
+        <w:tblStyle w:val="TableGrid"/>
+        <w:tblW w:w="0" w:type="auto"/>
+        <w:tblBorders>
+          <w:top w:val="none" w:sz="0" w:space="0" w:color="auto"/>
+          <w:left w:val="none" w:sz="0" w:space="0" w:color="auto"/>
+          <w:bottom w:val="none" w:sz="0" w:space="0" w:color="auto"/>
+          <w:right w:val="none" w:sz="0" w:space="0" w:color="auto"/>
+          <w:insideH w:val="none" w:sz="0" w:space="0" w:color="auto"/>
+          <w:insideV w:val="none" w:sz="0" w:space="0" w:color="auto"/>
+        </w:tblBorders>
+        <w:tblLook w:val="04A0" w:firstRow="1" w:lastRow="0" w:firstColumn="1" w:lastColumn="0" w:noHBand="0" w:noVBand="1"/>
+      </w:tblPr>
+      <w:tblGrid>
+        <w:gridCol w:w="3115"/>
+        <w:gridCol w:w="3115"/>
+        <w:gridCol w:w="3115"/>
+      </w:tblGrid>
+      <w:tr>
+        <w:tc>
+          <w:tcPr>
+            <w:tcW w:w="3115" w:type="dxa"/>
+          </w:tcPr>
+          <w:p/>
+        </w:tc>
+        <w:tc>
+          <w:tcPr>
+            <w:tcW w:w="3115" w:type="dxa"/>
+          </w:tcPr>
+          <w:p>
+            <m:oMathPara>
+              <m:oMath>
+                <m:sSub>
+                  <m:sSubPr>
+                    <m:ctrlPr>
+                      <w:rPr>
+                        <w:rFonts w:ascii="Cambria Math" w:hAnsi="Cambria Math"/>
+                      </w:rPr>
+                    </m:ctrlPr>
+                  </m:sSubPr>
+                  <m:e>
+                    <m:r>
+                      <w:rPr>
+                        <w:rFonts w:ascii="Cambria Math" w:hAnsi="Cambria Math"/>
+                      </w:rPr>
+                      <m:t>e</m:t>
+                    </m:r>
+                  </m:e>
+                  <m:sub>
+                    <m:r>
+                      <w:rPr>
+                        <w:rFonts w:ascii="Cambria Math" w:hAnsi="Cambria Math"/>
+                      </w:rPr>
+                      <m:t>max</m:t>
+                    </m:r>
+                  </m:sub>
+                </m:sSub>
+                <m:r>
+                  <w:rPr>
+                    <w:rFonts w:ascii="Cambria Math" w:hAnsi="Cambria Math"/>
+                  </w:rPr>
+                  <m:t>=</m:t>
+                </m:r>
+                <m:f>
+                  <m:fPr>
+                    <m:ctrlPr>
+                      <w:rPr>
+                        <w:rFonts w:ascii="Cambria Math" w:hAnsi="Cambria Math"/>
+                      </w:rPr>
+                    </m:ctrlPr>
+                  </m:fPr>
+                  <m:num>
+                    <m:r>
+                      <w:rPr>
+                        <w:rFonts w:ascii="Cambria Math" w:hAnsi="Cambria Math"/>
+                      </w:rPr>
+                      <m:t>D-d</m:t>
+                    </m:r>
+                  </m:num>
+                  <m:den>
+                    <m:r>
+                      <w:rPr>
+                        <w:rFonts w:ascii="Cambria Math" w:hAnsi="Cambria Math"/>
+                      </w:rPr>
+                      <m:t>2</m:t>
+                    </m:r>
+                  </m:den>
+                </m:f>
+                <m:r>
+                  <w:rPr>
+                    <w:rFonts w:ascii="Cambria Math" w:hAnsi="Cambria Math"/>
+                  </w:rPr>
+                  <m:t>-S</m:t>
+                </m:r>
+              </m:oMath>
+            </m:oMathPara>
+          </w:p>
+        </w:tc>
+        <w:tc>
+          <w:tcPr>
+            <w:tcW w:w="3115" w:type="dxa"/>
+            <w:vAlign w:val="center"/>
+          </w:tcPr>
+          <w:p>
+            <w:pPr>
+              <w:jc w:val="right"/>
+            </w:pPr>
+            <w:r>
+              <w:t>(3.</w:t>
+            </w:r>
+            <w:r>
+              <w:t>2</w:t>
+            </w:r>
+            <w:r>
+              <w:t>)</w:t>
+            </w:r>
+          </w:p>
+        </w:tc>
+      </w:tr>
+    </w:tbl>
     <w:p>
       <w:pPr>
         <w:numPr>
@@ -3510,64 +3611,125 @@
         <w:t xml:space="preserve"> </w:t>
       </w:r>
       <w:r>
-        <w:t>(верхнюю границу):</w:t>
-      </w:r>
-      <w:r>
-        <w:br/>
-      </w:r>
-      <m:oMathPara>
-        <m:oMath>
-          <m:sSub>
-            <m:sSubPr>
-              <m:ctrlPr>
-                <w:rPr>
-                  <w:rFonts w:ascii="Cambria Math" w:hAnsi="Cambria Math"/>
-                </w:rPr>
-              </m:ctrlPr>
-            </m:sSubPr>
-            <m:e>
-              <m:r>
-                <w:rPr>
-                  <w:rFonts w:ascii="Cambria Math" w:hAnsi="Cambria Math"/>
-                </w:rPr>
-                <m:t>d</m:t>
-              </m:r>
-            </m:e>
-            <m:sub>
-              <m:r>
-                <w:rPr>
-                  <w:rFonts w:ascii="Cambria Math" w:hAnsi="Cambria Math"/>
-                </w:rPr>
-                <m:t>max</m:t>
-              </m:r>
-            </m:sub>
-          </m:sSub>
-          <m:r>
-            <w:rPr>
-              <w:rFonts w:ascii="Cambria Math" w:hAnsi="Cambria Math"/>
-            </w:rPr>
-            <m:t>=D-2⋅</m:t>
-          </m:r>
-          <m:d>
-            <m:dPr>
-              <m:ctrlPr>
-                <w:rPr>
-                  <w:rFonts w:ascii="Cambria Math" w:hAnsi="Cambria Math"/>
-                </w:rPr>
-              </m:ctrlPr>
-            </m:dPr>
-            <m:e>
-              <m:r>
-                <w:rPr>
-                  <w:rFonts w:ascii="Cambria Math" w:hAnsi="Cambria Math"/>
-                </w:rPr>
-                <m:t>e+S</m:t>
-              </m:r>
-            </m:e>
-          </m:d>
-        </m:oMath>
-      </m:oMathPara>
-    </w:p>
+        <w:t>(верхнюю границу)</w:t>
+      </w:r>
+      <w:r>
+        <w:t xml:space="preserve"> по 3.3</w:t>
+      </w:r>
+      <w:r>
+        <w:t>:</w:t>
+      </w:r>
+    </w:p>
+    <w:tbl>
+      <w:tblPr>
+        <w:tblStyle w:val="TableGrid"/>
+        <w:tblW w:w="9351" w:type="dxa"/>
+        <w:tblBorders>
+          <w:top w:val="none" w:sz="0" w:space="0" w:color="auto"/>
+          <w:left w:val="none" w:sz="0" w:space="0" w:color="auto"/>
+          <w:bottom w:val="none" w:sz="0" w:space="0" w:color="auto"/>
+          <w:right w:val="none" w:sz="0" w:space="0" w:color="auto"/>
+          <w:insideH w:val="none" w:sz="0" w:space="0" w:color="auto"/>
+          <w:insideV w:val="none" w:sz="0" w:space="0" w:color="auto"/>
+        </w:tblBorders>
+        <w:tblLook w:val="04A0" w:firstRow="1" w:lastRow="0" w:firstColumn="1" w:lastColumn="0" w:noHBand="0" w:noVBand="1"/>
+      </w:tblPr>
+      <w:tblGrid>
+        <w:gridCol w:w="2830"/>
+        <w:gridCol w:w="3685"/>
+        <w:gridCol w:w="2836"/>
+      </w:tblGrid>
+      <w:tr>
+        <w:tc>
+          <w:tcPr>
+            <w:tcW w:w="2830" w:type="dxa"/>
+          </w:tcPr>
+          <w:p/>
+        </w:tc>
+        <w:tc>
+          <w:tcPr>
+            <w:tcW w:w="3685" w:type="dxa"/>
+          </w:tcPr>
+          <w:p>
+            <w:pPr>
+              <w:ind w:left="709"/>
+            </w:pPr>
+            <m:oMathPara>
+              <m:oMath>
+                <m:sSub>
+                  <m:sSubPr>
+                    <m:ctrlPr>
+                      <w:rPr>
+                        <w:rFonts w:ascii="Cambria Math" w:hAnsi="Cambria Math"/>
+                      </w:rPr>
+                    </m:ctrlPr>
+                  </m:sSubPr>
+                  <m:e>
+                    <m:r>
+                      <w:rPr>
+                        <w:rFonts w:ascii="Cambria Math" w:hAnsi="Cambria Math"/>
+                      </w:rPr>
+                      <m:t>d</m:t>
+                    </m:r>
+                  </m:e>
+                  <m:sub>
+                    <m:r>
+                      <w:rPr>
+                        <w:rFonts w:ascii="Cambria Math" w:hAnsi="Cambria Math"/>
+                      </w:rPr>
+                      <m:t>max</m:t>
+                    </m:r>
+                  </m:sub>
+                </m:sSub>
+                <m:r>
+                  <w:rPr>
+                    <w:rFonts w:ascii="Cambria Math" w:hAnsi="Cambria Math"/>
+                  </w:rPr>
+                  <m:t>=D-2⋅</m:t>
+                </m:r>
+                <m:d>
+                  <m:dPr>
+                    <m:ctrlPr>
+                      <w:rPr>
+                        <w:rFonts w:ascii="Cambria Math" w:hAnsi="Cambria Math"/>
+                      </w:rPr>
+                    </m:ctrlPr>
+                  </m:dPr>
+                  <m:e>
+                    <m:r>
+                      <w:rPr>
+                        <w:rFonts w:ascii="Cambria Math" w:hAnsi="Cambria Math"/>
+                      </w:rPr>
+                      <m:t>e+S</m:t>
+                    </m:r>
+                  </m:e>
+                </m:d>
+              </m:oMath>
+            </m:oMathPara>
+          </w:p>
+        </w:tc>
+        <w:tc>
+          <w:tcPr>
+            <w:tcW w:w="2836" w:type="dxa"/>
+            <w:vAlign w:val="center"/>
+          </w:tcPr>
+          <w:p>
+            <w:pPr>
+              <w:jc w:val="right"/>
+            </w:pPr>
+            <w:r>
+              <w:t>(3.</w:t>
+            </w:r>
+            <w:r>
+              <w:t>3</w:t>
+            </w:r>
+            <w:r>
+              <w:t>)</w:t>
+            </w:r>
+          </w:p>
+        </w:tc>
+      </w:tr>
+    </w:tbl>
     <w:p>
       <w:pPr>
         <w:numPr>
@@ -3588,6 +3750,168 @@
     </w:p>
     <w:p>
       <w:r>
+        <w:t>Дополнительно должны выполняться условия</w:t>
+      </w:r>
+      <w:r>
+        <w:rPr>
+          <w:i/>
+          <w:iCs/>
+        </w:rPr>
+        <w:t>:</w:t>
+      </w:r>
+      <w:r>
+        <w:rPr>
+          <w:i/>
+          <w:iCs/>
+        </w:rPr>
+        <w:t xml:space="preserve"> </w:t>
+      </w:r>
+      <m:oMath>
+        <m:r>
+          <w:rPr>
+            <w:rFonts w:ascii="Cambria Math" w:hAnsi="Cambria Math"/>
+          </w:rPr>
+          <m:t>D&gt;d</m:t>
+        </m:r>
+      </m:oMath>
+      <w:r>
+        <w:rPr>
+          <w:i/>
+          <w:iCs/>
+        </w:rPr>
+        <w:t>,</w:t>
+      </w:r>
+      <w:r>
+        <w:rPr>
+          <w:i/>
+          <w:iCs/>
+        </w:rPr>
+        <w:t xml:space="preserve"> </w:t>
+      </w:r>
+      <m:oMath>
+        <m:r>
+          <w:rPr>
+            <w:rFonts w:ascii="Cambria Math" w:hAnsi="Cambria Math"/>
+          </w:rPr>
+          <m:t>H&gt;0</m:t>
+        </m:r>
+      </m:oMath>
+      <w:r>
+        <w:rPr>
+          <w:i/>
+          <w:iCs/>
+        </w:rPr>
+        <w:t>,</w:t>
+      </w:r>
+      <w:r>
+        <w:rPr>
+          <w:i/>
+          <w:iCs/>
+        </w:rPr>
+        <w:t xml:space="preserve"> </w:t>
+      </w:r>
+      <m:oMath>
+        <m:r>
+          <w:rPr>
+            <w:rFonts w:ascii="Cambria Math" w:hAnsi="Cambria Math"/>
+          </w:rPr>
+          <m:t>e≥0</m:t>
+        </m:r>
+      </m:oMath>
+      <w:r>
+        <w:rPr>
+          <w:i/>
+          <w:iCs/>
+        </w:rPr>
+        <w:t>,</w:t>
+      </w:r>
+      <w:r>
+        <w:rPr>
+          <w:i/>
+          <w:iCs/>
+        </w:rPr>
+        <w:t xml:space="preserve"> </w:t>
+      </w:r>
+      <m:oMath>
+        <m:r>
+          <w:rPr>
+            <w:rFonts w:ascii="Cambria Math" w:hAnsi="Cambria Math"/>
+          </w:rPr>
+          <m:t>S</m:t>
+        </m:r>
+        <m:r>
+          <w:rPr>
+            <w:rFonts w:ascii="Cambria Math" w:hAnsi="Cambria Math"/>
+          </w:rPr>
+          <m:t>&gt;</m:t>
+        </m:r>
+        <m:r>
+          <w:rPr>
+            <w:rFonts w:ascii="Cambria Math" w:hAnsi="Cambria Math"/>
+          </w:rPr>
+          <m:t>0</m:t>
+        </m:r>
+      </m:oMath>
+      <w:r>
+        <w:rPr>
+          <w:i/>
+          <w:iCs/>
+        </w:rPr>
+        <w:t xml:space="preserve">, </w:t>
+      </w:r>
+      <w:r>
+        <w:t>а также</w:t>
+      </w:r>
+      <w:r>
+        <w:rPr>
+          <w:i/>
+          <w:iCs/>
+        </w:rPr>
+        <w:t xml:space="preserve"> </w:t>
+      </w:r>
+      <m:oMath>
+        <m:f>
+          <m:fPr>
+            <m:ctrlPr>
+              <w:rPr>
+                <w:rFonts w:ascii="Cambria Math" w:hAnsi="Cambria Math"/>
+              </w:rPr>
+            </m:ctrlPr>
+          </m:fPr>
+          <m:num>
+            <m:r>
+              <w:rPr>
+                <w:rFonts w:ascii="Cambria Math" w:hAnsi="Cambria Math"/>
+              </w:rPr>
+              <m:t>D-d</m:t>
+            </m:r>
+          </m:num>
+          <m:den>
+            <m:r>
+              <w:rPr>
+                <w:rFonts w:ascii="Cambria Math" w:hAnsi="Cambria Math"/>
+              </w:rPr>
+              <m:t>2</m:t>
+            </m:r>
+          </m:den>
+        </m:f>
+        <m:r>
+          <w:rPr>
+            <w:rFonts w:ascii="Cambria Math" w:hAnsi="Cambria Math"/>
+          </w:rPr>
+          <m:t>-S≥0</m:t>
+        </m:r>
+      </m:oMath>
+      <w:r>
+        <w:rPr>
+          <w:i/>
+          <w:iCs/>
+        </w:rPr>
+        <w:t>.</w:t>
+      </w:r>
+    </w:p>
+    <w:p>
+      <w:r>
         <w:t>3.1.2 Требования к численности и квалификации персонала системы</w:t>
       </w:r>
       <w:r>
@@ -3702,6 +4026,7 @@
     </w:p>
     <w:p>
       <w:r>
+        <w:lastRenderedPageBreak/>
         <w:t>3.1.5 Требования к безопасности</w:t>
       </w:r>
       <w:r>
@@ -3723,7 +4048,6 @@
     </w:p>
     <w:p>
       <w:r>
-        <w:lastRenderedPageBreak/>
         <w:t>Пользовательский интерфейс должен быть выполнен в виде desktop</w:t>
       </w:r>
       <w:r>
@@ -3860,7 +4184,14 @@
     </w:p>
     <w:p>
       <w:r>
-        <w:t>Эксцентриковая шайба — деталь типа шайбы с отверстием, центр которого смещён относительно центра внешнего контура, что используется, например, для регулировки положения при сборке.</w:t>
+        <w:lastRenderedPageBreak/>
+        <w:t xml:space="preserve">Эксцентриковая шайба </w:t>
+      </w:r>
+      <w:r>
+        <w:t>–</w:t>
+      </w:r>
+      <w:r>
+        <w:t xml:space="preserve"> деталь типа шайбы с отверстием, центр которого смещён относительно центра внешнего контура, что используется, например, для регулировки положения при сборке.</w:t>
       </w:r>
     </w:p>
     <w:p>
@@ -3877,7 +4208,6 @@
         <w:ind w:left="0" w:firstLine="709"/>
       </w:pPr>
       <w:r>
-        <w:lastRenderedPageBreak/>
         <w:t>ввод пользователем параметров</w:t>
       </w:r>
       <w:r>
@@ -3989,7 +4319,13 @@
     </w:p>
     <w:p>
       <w:r>
-        <w:t>Дополнительные требования не предъявляются. Математическое обеспечение включает расчёт зависимостей параметров и диапазонов (e_max, d_max) и проверки корректности.</w:t>
+        <w:t>Дополнительные требования не предъявляются. Математическое обеспечение включает расчёт зависимостей параметров и диапазонов (e_max,</w:t>
+      </w:r>
+      <w:r>
+        <w:t xml:space="preserve"> </w:t>
+      </w:r>
+      <w:r>
+        <w:t>d_max) и проверки корректности.</w:t>
       </w:r>
     </w:p>
     <w:p>
@@ -4101,6 +4437,7 @@
         <w:ind w:left="0" w:firstLine="709"/>
       </w:pPr>
       <w:r>
+        <w:lastRenderedPageBreak/>
         <w:t>В части качества кода рекомендуется применение unit</w:t>
       </w:r>
       <w:r>
@@ -4130,7 +4467,6 @@
         <w:ind w:left="0" w:firstLine="709"/>
       </w:pPr>
       <w:r>
-        <w:lastRenderedPageBreak/>
         <w:t>ЦП: 2.5 ГГц и выше;</w:t>
       </w:r>
     </w:p>
@@ -4290,6 +4626,7 @@
         </w:rPr>
         <w:t>» для САПР «</w:t>
       </w:r>
+      <w:proofErr w:type="spellStart"/>
       <w:r>
         <w:rPr>
           <w:rFonts w:eastAsia="SimSun"/>
@@ -4298,6 +4635,7 @@
         </w:rPr>
         <w:t>nanoCAD</w:t>
       </w:r>
+      <w:proofErr w:type="spellEnd"/>
       <w:r>
         <w:rPr>
           <w:rFonts w:eastAsia="SimSun"/>
@@ -4358,6 +4696,7 @@
         </w:rPr>
         <w:t>» для САПР «</w:t>
       </w:r>
+      <w:proofErr w:type="spellStart"/>
       <w:r>
         <w:rPr>
           <w:rFonts w:eastAsia="SimSun"/>
@@ -4366,6 +4705,7 @@
         </w:rPr>
         <w:t>nanoCAD</w:t>
       </w:r>
+      <w:proofErr w:type="spellEnd"/>
       <w:r>
         <w:rPr>
           <w:rFonts w:eastAsia="SimSun"/>
@@ -4388,10 +4728,10 @@
       </w:tblPr>
       <w:tblGrid>
         <w:gridCol w:w="851"/>
-        <w:gridCol w:w="1871"/>
-        <w:gridCol w:w="2410"/>
-        <w:gridCol w:w="992"/>
-        <w:gridCol w:w="1418"/>
+        <w:gridCol w:w="1729"/>
+        <w:gridCol w:w="2268"/>
+        <w:gridCol w:w="1134"/>
+        <w:gridCol w:w="1560"/>
         <w:gridCol w:w="1530"/>
       </w:tblGrid>
       <w:tr>
@@ -4403,13 +4743,15 @@
             <w:pPr>
               <w:jc w:val="center"/>
               <w:rPr>
-                <w:sz w:val="22"/>
+                <w:sz w:val="24"/>
+                <w:szCs w:val="24"/>
                 <w:lang w:eastAsia="zh-CN"/>
               </w:rPr>
             </w:pPr>
             <w:r>
               <w:rPr>
-                <w:sz w:val="22"/>
+                <w:sz w:val="24"/>
+                <w:szCs w:val="24"/>
                 <w:lang w:eastAsia="zh-CN"/>
               </w:rPr>
               <w:t>Этап</w:t>
@@ -4418,19 +4760,21 @@
         </w:tc>
         <w:tc>
           <w:tcPr>
-            <w:tcW w:w="1871" w:type="dxa"/>
+            <w:tcW w:w="1729" w:type="dxa"/>
           </w:tcPr>
           <w:p>
             <w:pPr>
               <w:jc w:val="center"/>
               <w:rPr>
-                <w:sz w:val="22"/>
+                <w:sz w:val="24"/>
+                <w:szCs w:val="24"/>
                 <w:lang w:eastAsia="zh-CN"/>
               </w:rPr>
             </w:pPr>
             <w:r>
               <w:rPr>
-                <w:sz w:val="22"/>
+                <w:sz w:val="24"/>
+                <w:szCs w:val="24"/>
                 <w:lang w:eastAsia="zh-CN"/>
               </w:rPr>
               <w:t>Состав работ</w:t>
@@ -4439,19 +4783,21 @@
         </w:tc>
         <w:tc>
           <w:tcPr>
-            <w:tcW w:w="2410" w:type="dxa"/>
+            <w:tcW w:w="2268" w:type="dxa"/>
           </w:tcPr>
           <w:p>
             <w:pPr>
               <w:jc w:val="center"/>
               <w:rPr>
-                <w:sz w:val="22"/>
+                <w:sz w:val="24"/>
+                <w:szCs w:val="24"/>
                 <w:lang w:eastAsia="zh-CN"/>
               </w:rPr>
             </w:pPr>
             <w:r>
               <w:rPr>
-                <w:sz w:val="22"/>
+                <w:sz w:val="24"/>
+                <w:szCs w:val="24"/>
                 <w:lang w:eastAsia="zh-CN"/>
               </w:rPr>
               <w:t>Наименование документа</w:t>
@@ -4460,19 +4806,21 @@
         </w:tc>
         <w:tc>
           <w:tcPr>
-            <w:tcW w:w="992" w:type="dxa"/>
+            <w:tcW w:w="1134" w:type="dxa"/>
           </w:tcPr>
           <w:p>
             <w:pPr>
               <w:jc w:val="center"/>
               <w:rPr>
-                <w:sz w:val="22"/>
+                <w:sz w:val="24"/>
+                <w:szCs w:val="24"/>
                 <w:lang w:eastAsia="zh-CN"/>
               </w:rPr>
             </w:pPr>
             <w:r>
               <w:rPr>
-                <w:sz w:val="22"/>
+                <w:sz w:val="24"/>
+                <w:szCs w:val="24"/>
                 <w:lang w:eastAsia="zh-CN"/>
               </w:rPr>
               <w:t>Обозначение</w:t>
@@ -4481,19 +4829,21 @@
         </w:tc>
         <w:tc>
           <w:tcPr>
-            <w:tcW w:w="1418" w:type="dxa"/>
+            <w:tcW w:w="1560" w:type="dxa"/>
           </w:tcPr>
           <w:p>
             <w:pPr>
               <w:jc w:val="center"/>
               <w:rPr>
-                <w:sz w:val="22"/>
+                <w:sz w:val="24"/>
+                <w:szCs w:val="24"/>
                 <w:lang w:eastAsia="zh-CN"/>
               </w:rPr>
             </w:pPr>
             <w:r>
               <w:rPr>
-                <w:sz w:val="22"/>
+                <w:sz w:val="24"/>
+                <w:szCs w:val="24"/>
                 <w:lang w:eastAsia="zh-CN"/>
               </w:rPr>
               <w:t>Разработано согласно</w:t>
@@ -4508,13 +4858,15 @@
             <w:pPr>
               <w:jc w:val="center"/>
               <w:rPr>
-                <w:sz w:val="22"/>
+                <w:sz w:val="24"/>
+                <w:szCs w:val="24"/>
                 <w:lang w:eastAsia="zh-CN"/>
               </w:rPr>
             </w:pPr>
             <w:r>
               <w:rPr>
-                <w:sz w:val="22"/>
+                <w:sz w:val="24"/>
+                <w:szCs w:val="24"/>
                 <w:lang w:eastAsia="zh-CN"/>
               </w:rPr>
               <w:t>Сроки выполнения</w:t>
@@ -4531,13 +4883,15 @@
             <w:pPr>
               <w:jc w:val="center"/>
               <w:rPr>
-                <w:sz w:val="22"/>
+                <w:sz w:val="24"/>
+                <w:szCs w:val="24"/>
                 <w:lang w:eastAsia="zh-CN"/>
               </w:rPr>
             </w:pPr>
             <w:r>
               <w:rPr>
-                <w:sz w:val="22"/>
+                <w:sz w:val="24"/>
+                <w:szCs w:val="24"/>
                 <w:lang w:eastAsia="zh-CN"/>
               </w:rPr>
               <w:t>1</w:t>
@@ -4546,19 +4900,21 @@
         </w:tc>
         <w:tc>
           <w:tcPr>
-            <w:tcW w:w="1871" w:type="dxa"/>
+            <w:tcW w:w="1729" w:type="dxa"/>
           </w:tcPr>
           <w:p>
             <w:pPr>
               <w:jc w:val="center"/>
               <w:rPr>
-                <w:sz w:val="22"/>
+                <w:sz w:val="24"/>
+                <w:szCs w:val="24"/>
                 <w:lang w:eastAsia="zh-CN"/>
               </w:rPr>
             </w:pPr>
             <w:r>
               <w:rPr>
-                <w:sz w:val="22"/>
+                <w:sz w:val="24"/>
+                <w:szCs w:val="24"/>
                 <w:lang w:eastAsia="zh-CN"/>
               </w:rPr>
               <w:t>Создание технического задания</w:t>
@@ -4567,19 +4923,21 @@
         </w:tc>
         <w:tc>
           <w:tcPr>
-            <w:tcW w:w="2410" w:type="dxa"/>
+            <w:tcW w:w="2268" w:type="dxa"/>
           </w:tcPr>
           <w:p>
             <w:pPr>
               <w:jc w:val="center"/>
               <w:rPr>
-                <w:sz w:val="22"/>
+                <w:sz w:val="24"/>
+                <w:szCs w:val="24"/>
                 <w:lang w:eastAsia="zh-CN"/>
               </w:rPr>
             </w:pPr>
             <w:r>
               <w:rPr>
-                <w:sz w:val="22"/>
+                <w:sz w:val="24"/>
+                <w:szCs w:val="24"/>
                 <w:lang w:eastAsia="zh-CN"/>
               </w:rPr>
               <w:t>Техническое задание</w:t>
@@ -4588,19 +4946,21 @@
         </w:tc>
         <w:tc>
           <w:tcPr>
-            <w:tcW w:w="992" w:type="dxa"/>
+            <w:tcW w:w="1134" w:type="dxa"/>
           </w:tcPr>
           <w:p>
             <w:pPr>
               <w:jc w:val="center"/>
               <w:rPr>
-                <w:sz w:val="22"/>
+                <w:sz w:val="24"/>
+                <w:szCs w:val="24"/>
                 <w:lang w:eastAsia="zh-CN"/>
               </w:rPr>
             </w:pPr>
             <w:r>
               <w:rPr>
-                <w:sz w:val="22"/>
+                <w:sz w:val="24"/>
+                <w:szCs w:val="24"/>
                 <w:lang w:eastAsia="zh-CN"/>
               </w:rPr>
               <w:t>-</w:t>
@@ -4609,19 +4969,21 @@
         </w:tc>
         <w:tc>
           <w:tcPr>
-            <w:tcW w:w="1418" w:type="dxa"/>
+            <w:tcW w:w="1560" w:type="dxa"/>
           </w:tcPr>
           <w:p>
             <w:pPr>
               <w:jc w:val="center"/>
               <w:rPr>
-                <w:sz w:val="22"/>
+                <w:sz w:val="24"/>
+                <w:szCs w:val="24"/>
                 <w:lang w:eastAsia="zh-CN"/>
               </w:rPr>
             </w:pPr>
             <w:r>
               <w:rPr>
-                <w:sz w:val="22"/>
+                <w:sz w:val="24"/>
+                <w:szCs w:val="24"/>
                 <w:lang w:eastAsia="zh-CN"/>
               </w:rPr>
               <w:t>ГОСТ 34.602-2020</w:t>
@@ -4636,58 +4998,34 @@
             <w:pPr>
               <w:jc w:val="center"/>
               <w:rPr>
-                <w:sz w:val="22"/>
+                <w:sz w:val="24"/>
+                <w:szCs w:val="24"/>
                 <w:lang w:eastAsia="zh-CN"/>
               </w:rPr>
             </w:pPr>
             <w:r>
               <w:rPr>
-                <w:sz w:val="22"/>
-                <w:lang w:eastAsia="zh-CN"/>
-              </w:rPr>
-              <w:t xml:space="preserve">Не позднее </w:t>
+                <w:sz w:val="24"/>
+                <w:szCs w:val="24"/>
+                <w:lang w:eastAsia="zh-CN"/>
+              </w:rPr>
+              <w:t>Не позднее 30.</w:t>
             </w:r>
             <w:r>
               <w:rPr>
-                <w:sz w:val="22"/>
-                <w:lang w:eastAsia="zh-CN"/>
-              </w:rPr>
-              <w:t>30.</w:t>
-            </w:r>
-            <w:r>
-              <w:rPr>
-                <w:sz w:val="22"/>
+                <w:sz w:val="24"/>
+                <w:szCs w:val="24"/>
                 <w:lang w:val="en-US" w:eastAsia="zh-CN"/>
               </w:rPr>
               <w:t>09</w:t>
             </w:r>
             <w:r>
               <w:rPr>
-                <w:sz w:val="22"/>
-                <w:lang w:eastAsia="zh-CN"/>
-              </w:rPr>
-              <w:t>.</w:t>
-            </w:r>
-            <w:r>
-              <w:rPr>
-                <w:sz w:val="22"/>
-                <w:lang w:eastAsia="zh-CN"/>
-              </w:rPr>
-              <w:t>202</w:t>
-            </w:r>
-            <w:r>
-              <w:rPr>
-                <w:sz w:val="22"/>
-                <w:lang w:eastAsia="zh-CN"/>
-              </w:rPr>
-              <w:t>6</w:t>
-            </w:r>
-            <w:r>
-              <w:rPr>
-                <w:sz w:val="22"/>
-                <w:lang w:eastAsia="zh-CN"/>
-              </w:rPr>
-              <w:t xml:space="preserve"> </w:t>
+                <w:sz w:val="24"/>
+                <w:szCs w:val="24"/>
+                <w:lang w:eastAsia="zh-CN"/>
+              </w:rPr>
+              <w:t xml:space="preserve">.2026 </w:t>
             </w:r>
           </w:p>
         </w:tc>
@@ -4701,13 +5039,15 @@
             <w:pPr>
               <w:jc w:val="center"/>
               <w:rPr>
-                <w:sz w:val="22"/>
+                <w:sz w:val="24"/>
+                <w:szCs w:val="24"/>
                 <w:lang w:eastAsia="zh-CN"/>
               </w:rPr>
             </w:pPr>
             <w:r>
               <w:rPr>
-                <w:sz w:val="22"/>
+                <w:sz w:val="24"/>
+                <w:szCs w:val="24"/>
                 <w:lang w:eastAsia="zh-CN"/>
               </w:rPr>
               <w:t>2</w:t>
@@ -4716,19 +5056,21 @@
         </w:tc>
         <w:tc>
           <w:tcPr>
-            <w:tcW w:w="1871" w:type="dxa"/>
+            <w:tcW w:w="1729" w:type="dxa"/>
           </w:tcPr>
           <w:p>
             <w:pPr>
               <w:jc w:val="center"/>
               <w:rPr>
-                <w:sz w:val="22"/>
+                <w:sz w:val="24"/>
+                <w:szCs w:val="24"/>
                 <w:lang w:eastAsia="zh-CN"/>
               </w:rPr>
             </w:pPr>
             <w:r>
               <w:rPr>
-                <w:sz w:val="22"/>
+                <w:sz w:val="24"/>
+                <w:szCs w:val="24"/>
                 <w:lang w:eastAsia="zh-CN"/>
               </w:rPr>
               <w:t>Создание проекта системы</w:t>
@@ -4737,19 +5079,21 @@
         </w:tc>
         <w:tc>
           <w:tcPr>
-            <w:tcW w:w="2410" w:type="dxa"/>
+            <w:tcW w:w="2268" w:type="dxa"/>
           </w:tcPr>
           <w:p>
             <w:pPr>
               <w:jc w:val="center"/>
               <w:rPr>
-                <w:sz w:val="22"/>
+                <w:sz w:val="24"/>
+                <w:szCs w:val="24"/>
                 <w:lang w:eastAsia="zh-CN"/>
               </w:rPr>
             </w:pPr>
             <w:r>
               <w:rPr>
-                <w:sz w:val="22"/>
+                <w:sz w:val="24"/>
+                <w:szCs w:val="24"/>
                 <w:lang w:eastAsia="zh-CN"/>
               </w:rPr>
               <w:t>Проект системы</w:t>
@@ -4758,19 +5102,21 @@
         </w:tc>
         <w:tc>
           <w:tcPr>
-            <w:tcW w:w="992" w:type="dxa"/>
+            <w:tcW w:w="1134" w:type="dxa"/>
           </w:tcPr>
           <w:p>
             <w:pPr>
               <w:jc w:val="center"/>
               <w:rPr>
-                <w:sz w:val="22"/>
+                <w:sz w:val="24"/>
+                <w:szCs w:val="24"/>
                 <w:lang w:eastAsia="zh-CN"/>
               </w:rPr>
             </w:pPr>
             <w:r>
               <w:rPr>
-                <w:sz w:val="22"/>
+                <w:sz w:val="24"/>
+                <w:szCs w:val="24"/>
                 <w:lang w:eastAsia="zh-CN"/>
               </w:rPr>
               <w:t>-</w:t>
@@ -4779,19 +5125,21 @@
         </w:tc>
         <w:tc>
           <w:tcPr>
-            <w:tcW w:w="1418" w:type="dxa"/>
+            <w:tcW w:w="1560" w:type="dxa"/>
           </w:tcPr>
           <w:p>
             <w:pPr>
               <w:jc w:val="center"/>
               <w:rPr>
-                <w:sz w:val="22"/>
+                <w:sz w:val="24"/>
+                <w:szCs w:val="24"/>
                 <w:lang w:eastAsia="zh-CN"/>
               </w:rPr>
             </w:pPr>
             <w:r>
               <w:rPr>
-                <w:sz w:val="22"/>
+                <w:sz w:val="24"/>
+                <w:szCs w:val="24"/>
                 <w:lang w:eastAsia="zh-CN"/>
               </w:rPr>
               <w:t>ОС ТУСУР 01-2021</w:t>
@@ -4806,44 +5154,34 @@
             <w:pPr>
               <w:jc w:val="center"/>
               <w:rPr>
-                <w:sz w:val="22"/>
+                <w:sz w:val="24"/>
+                <w:szCs w:val="24"/>
                 <w:lang w:eastAsia="zh-CN"/>
               </w:rPr>
             </w:pPr>
             <w:r>
               <w:rPr>
-                <w:sz w:val="22"/>
+                <w:sz w:val="24"/>
+                <w:szCs w:val="24"/>
                 <w:lang w:eastAsia="zh-CN"/>
               </w:rPr>
               <w:t xml:space="preserve">Не позднее </w:t>
             </w:r>
             <w:r>
               <w:rPr>
-                <w:sz w:val="22"/>
+                <w:sz w:val="24"/>
+                <w:szCs w:val="24"/>
                 <w:lang w:eastAsia="zh-CN"/>
               </w:rPr>
               <w:t>2.11</w:t>
             </w:r>
             <w:r>
               <w:rPr>
-                <w:sz w:val="22"/>
-                <w:lang w:eastAsia="zh-CN"/>
-              </w:rPr>
-              <w:t>.202</w:t>
-            </w:r>
-            <w:r>
-              <w:rPr>
-                <w:sz w:val="22"/>
-                <w:lang w:eastAsia="zh-CN"/>
-              </w:rPr>
-              <w:t>6</w:t>
-            </w:r>
-            <w:r>
-              <w:rPr>
-                <w:sz w:val="22"/>
-                <w:lang w:eastAsia="zh-CN"/>
-              </w:rPr>
-              <w:t xml:space="preserve"> </w:t>
+                <w:sz w:val="24"/>
+                <w:szCs w:val="24"/>
+                <w:lang w:eastAsia="zh-CN"/>
+              </w:rPr>
+              <w:t xml:space="preserve">.2026 </w:t>
             </w:r>
           </w:p>
         </w:tc>
@@ -4863,13 +5201,15 @@
             <w:pPr>
               <w:jc w:val="center"/>
               <w:rPr>
-                <w:sz w:val="22"/>
+                <w:sz w:val="24"/>
+                <w:szCs w:val="24"/>
                 <w:lang w:eastAsia="zh-CN"/>
               </w:rPr>
             </w:pPr>
             <w:r>
               <w:rPr>
-                <w:sz w:val="22"/>
+                <w:sz w:val="24"/>
+                <w:szCs w:val="24"/>
                 <w:lang w:eastAsia="zh-CN"/>
               </w:rPr>
               <w:t>3</w:t>
@@ -4878,20 +5218,22 @@
         </w:tc>
         <w:tc>
           <w:tcPr>
-            <w:tcW w:w="1871" w:type="dxa"/>
+            <w:tcW w:w="1729" w:type="dxa"/>
             <w:vMerge w:val="restart"/>
           </w:tcPr>
           <w:p>
             <w:pPr>
               <w:jc w:val="center"/>
               <w:rPr>
-                <w:sz w:val="22"/>
+                <w:sz w:val="24"/>
+                <w:szCs w:val="24"/>
                 <w:lang w:eastAsia="zh-CN"/>
               </w:rPr>
             </w:pPr>
             <w:r>
               <w:rPr>
-                <w:sz w:val="22"/>
+                <w:sz w:val="24"/>
+                <w:szCs w:val="24"/>
                 <w:lang w:eastAsia="zh-CN"/>
               </w:rPr>
               <w:t>Реализация плагина</w:t>
@@ -4900,19 +5242,21 @@
         </w:tc>
         <w:tc>
           <w:tcPr>
-            <w:tcW w:w="2410" w:type="dxa"/>
+            <w:tcW w:w="2268" w:type="dxa"/>
           </w:tcPr>
           <w:p>
             <w:pPr>
               <w:jc w:val="center"/>
               <w:rPr>
-                <w:sz w:val="22"/>
+                <w:sz w:val="24"/>
+                <w:szCs w:val="24"/>
                 <w:lang w:eastAsia="zh-CN"/>
               </w:rPr>
             </w:pPr>
             <w:r>
               <w:rPr>
-                <w:sz w:val="22"/>
+                <w:sz w:val="24"/>
+                <w:szCs w:val="24"/>
                 <w:lang w:eastAsia="zh-CN"/>
               </w:rPr>
               <w:t>Программный код</w:t>
@@ -4921,20 +5265,22 @@
         </w:tc>
         <w:tc>
           <w:tcPr>
-            <w:tcW w:w="992" w:type="dxa"/>
+            <w:tcW w:w="1134" w:type="dxa"/>
             <w:vMerge w:val="restart"/>
           </w:tcPr>
           <w:p>
             <w:pPr>
               <w:jc w:val="center"/>
               <w:rPr>
-                <w:sz w:val="22"/>
+                <w:sz w:val="24"/>
+                <w:szCs w:val="24"/>
                 <w:lang w:eastAsia="zh-CN"/>
               </w:rPr>
             </w:pPr>
             <w:r>
               <w:rPr>
-                <w:sz w:val="22"/>
+                <w:sz w:val="24"/>
+                <w:szCs w:val="24"/>
                 <w:lang w:eastAsia="zh-CN"/>
               </w:rPr>
               <w:t>-</w:t>
@@ -4943,20 +5289,22 @@
         </w:tc>
         <w:tc>
           <w:tcPr>
-            <w:tcW w:w="1418" w:type="dxa"/>
+            <w:tcW w:w="1560" w:type="dxa"/>
             <w:vMerge w:val="restart"/>
           </w:tcPr>
           <w:p>
             <w:pPr>
               <w:jc w:val="center"/>
               <w:rPr>
-                <w:sz w:val="22"/>
+                <w:sz w:val="24"/>
+                <w:szCs w:val="24"/>
                 <w:lang w:val="en-US" w:eastAsia="zh-CN"/>
               </w:rPr>
             </w:pPr>
             <w:r>
               <w:rPr>
-                <w:sz w:val="22"/>
+                <w:sz w:val="24"/>
+                <w:szCs w:val="24"/>
                 <w:lang w:val="en-US" w:eastAsia="zh-CN"/>
               </w:rPr>
               <w:t>RSDN Magazine #1-2004</w:t>
@@ -4972,37 +5320,34 @@
             <w:pPr>
               <w:jc w:val="center"/>
               <w:rPr>
-                <w:sz w:val="22"/>
+                <w:sz w:val="24"/>
+                <w:szCs w:val="24"/>
                 <w:lang w:eastAsia="zh-CN"/>
               </w:rPr>
             </w:pPr>
             <w:r>
               <w:rPr>
-                <w:sz w:val="22"/>
+                <w:sz w:val="24"/>
+                <w:szCs w:val="24"/>
                 <w:lang w:eastAsia="zh-CN"/>
               </w:rPr>
               <w:t xml:space="preserve">Не позднее </w:t>
             </w:r>
             <w:r>
               <w:rPr>
-                <w:sz w:val="22"/>
+                <w:sz w:val="24"/>
+                <w:szCs w:val="24"/>
                 <w:lang w:eastAsia="zh-CN"/>
               </w:rPr>
               <w:t>23.11</w:t>
             </w:r>
             <w:r>
               <w:rPr>
-                <w:sz w:val="22"/>
-                <w:lang w:eastAsia="zh-CN"/>
-              </w:rPr>
-              <w:t>.202</w:t>
-            </w:r>
-            <w:r>
-              <w:rPr>
-                <w:sz w:val="22"/>
-                <w:lang w:eastAsia="zh-CN"/>
-              </w:rPr>
-              <w:t>6</w:t>
+                <w:sz w:val="24"/>
+                <w:szCs w:val="24"/>
+                <w:lang w:eastAsia="zh-CN"/>
+              </w:rPr>
+              <w:t>.2026</w:t>
             </w:r>
           </w:p>
         </w:tc>
@@ -5022,7 +5367,8 @@
             <w:pPr>
               <w:jc w:val="center"/>
               <w:rPr>
-                <w:sz w:val="22"/>
+                <w:sz w:val="24"/>
+                <w:szCs w:val="24"/>
                 <w:lang w:eastAsia="zh-CN"/>
               </w:rPr>
             </w:pPr>
@@ -5030,14 +5376,15 @@
         </w:tc>
         <w:tc>
           <w:tcPr>
-            <w:tcW w:w="1871" w:type="dxa"/>
+            <w:tcW w:w="1729" w:type="dxa"/>
             <w:vMerge/>
           </w:tcPr>
           <w:p>
             <w:pPr>
               <w:jc w:val="center"/>
               <w:rPr>
-                <w:sz w:val="22"/>
+                <w:sz w:val="24"/>
+                <w:szCs w:val="24"/>
                 <w:lang w:eastAsia="zh-CN"/>
               </w:rPr>
             </w:pPr>
@@ -5045,19 +5392,21 @@
         </w:tc>
         <w:tc>
           <w:tcPr>
-            <w:tcW w:w="2410" w:type="dxa"/>
+            <w:tcW w:w="2268" w:type="dxa"/>
           </w:tcPr>
           <w:p>
             <w:pPr>
               <w:jc w:val="center"/>
               <w:rPr>
-                <w:sz w:val="22"/>
+                <w:sz w:val="24"/>
+                <w:szCs w:val="24"/>
                 <w:lang w:eastAsia="zh-CN"/>
               </w:rPr>
             </w:pPr>
             <w:r>
               <w:rPr>
-                <w:sz w:val="22"/>
+                <w:sz w:val="24"/>
+                <w:szCs w:val="24"/>
                 <w:lang w:eastAsia="zh-CN"/>
               </w:rPr>
               <w:t>Документ с тремя вариантами дополнительной функциональности плагина для согласования</w:t>
@@ -5066,14 +5415,15 @@
         </w:tc>
         <w:tc>
           <w:tcPr>
-            <w:tcW w:w="992" w:type="dxa"/>
+            <w:tcW w:w="1134" w:type="dxa"/>
             <w:vMerge/>
           </w:tcPr>
           <w:p>
             <w:pPr>
               <w:jc w:val="center"/>
               <w:rPr>
-                <w:sz w:val="22"/>
+                <w:sz w:val="24"/>
+                <w:szCs w:val="24"/>
                 <w:lang w:eastAsia="zh-CN"/>
               </w:rPr>
             </w:pPr>
@@ -5081,14 +5431,15 @@
         </w:tc>
         <w:tc>
           <w:tcPr>
-            <w:tcW w:w="1418" w:type="dxa"/>
+            <w:tcW w:w="1560" w:type="dxa"/>
             <w:vMerge/>
           </w:tcPr>
           <w:p>
             <w:pPr>
               <w:jc w:val="center"/>
               <w:rPr>
-                <w:sz w:val="22"/>
+                <w:sz w:val="24"/>
+                <w:szCs w:val="24"/>
                 <w:lang w:eastAsia="zh-CN"/>
               </w:rPr>
             </w:pPr>
@@ -5103,7 +5454,8 @@
             <w:pPr>
               <w:jc w:val="center"/>
               <w:rPr>
-                <w:sz w:val="22"/>
+                <w:sz w:val="24"/>
+                <w:szCs w:val="24"/>
                 <w:lang w:eastAsia="zh-CN"/>
               </w:rPr>
             </w:pPr>
@@ -5125,7 +5477,8 @@
             <w:pPr>
               <w:jc w:val="center"/>
               <w:rPr>
-                <w:sz w:val="22"/>
+                <w:sz w:val="24"/>
+                <w:szCs w:val="24"/>
                 <w:lang w:eastAsia="zh-CN"/>
               </w:rPr>
             </w:pPr>
@@ -5133,14 +5486,15 @@
         </w:tc>
         <w:tc>
           <w:tcPr>
-            <w:tcW w:w="1871" w:type="dxa"/>
+            <w:tcW w:w="1729" w:type="dxa"/>
             <w:vMerge/>
           </w:tcPr>
           <w:p>
             <w:pPr>
               <w:jc w:val="center"/>
               <w:rPr>
-                <w:sz w:val="22"/>
+                <w:sz w:val="24"/>
+                <w:szCs w:val="24"/>
                 <w:lang w:eastAsia="zh-CN"/>
               </w:rPr>
             </w:pPr>
@@ -5148,19 +5502,21 @@
         </w:tc>
         <w:tc>
           <w:tcPr>
-            <w:tcW w:w="2410" w:type="dxa"/>
+            <w:tcW w:w="2268" w:type="dxa"/>
           </w:tcPr>
           <w:p>
             <w:pPr>
               <w:jc w:val="center"/>
               <w:rPr>
-                <w:sz w:val="22"/>
+                <w:sz w:val="24"/>
+                <w:szCs w:val="24"/>
                 <w:lang w:eastAsia="zh-CN"/>
               </w:rPr>
             </w:pPr>
             <w:r>
               <w:rPr>
-                <w:sz w:val="22"/>
+                <w:sz w:val="24"/>
+                <w:szCs w:val="24"/>
                 <w:lang w:eastAsia="zh-CN"/>
               </w:rPr>
               <w:t>Модульные тесты</w:t>
@@ -5169,14 +5525,15 @@
         </w:tc>
         <w:tc>
           <w:tcPr>
-            <w:tcW w:w="992" w:type="dxa"/>
+            <w:tcW w:w="1134" w:type="dxa"/>
             <w:vMerge/>
           </w:tcPr>
           <w:p>
             <w:pPr>
               <w:jc w:val="center"/>
               <w:rPr>
-                <w:sz w:val="22"/>
+                <w:sz w:val="24"/>
+                <w:szCs w:val="24"/>
                 <w:lang w:eastAsia="zh-CN"/>
               </w:rPr>
             </w:pPr>
@@ -5184,14 +5541,15 @@
         </w:tc>
         <w:tc>
           <w:tcPr>
-            <w:tcW w:w="1418" w:type="dxa"/>
+            <w:tcW w:w="1560" w:type="dxa"/>
             <w:vMerge/>
           </w:tcPr>
           <w:p>
             <w:pPr>
               <w:jc w:val="center"/>
               <w:rPr>
-                <w:sz w:val="22"/>
+                <w:sz w:val="24"/>
+                <w:szCs w:val="24"/>
                 <w:lang w:eastAsia="zh-CN"/>
               </w:rPr>
             </w:pPr>
@@ -5206,7 +5564,8 @@
             <w:pPr>
               <w:jc w:val="center"/>
               <w:rPr>
-                <w:sz w:val="22"/>
+                <w:sz w:val="24"/>
+                <w:szCs w:val="24"/>
                 <w:lang w:eastAsia="zh-CN"/>
               </w:rPr>
             </w:pPr>
@@ -5228,13 +5587,15 @@
             <w:pPr>
               <w:jc w:val="center"/>
               <w:rPr>
-                <w:sz w:val="22"/>
+                <w:sz w:val="24"/>
+                <w:szCs w:val="24"/>
                 <w:lang w:eastAsia="zh-CN"/>
               </w:rPr>
             </w:pPr>
             <w:r>
               <w:rPr>
-                <w:sz w:val="22"/>
+                <w:sz w:val="24"/>
+                <w:szCs w:val="24"/>
                 <w:lang w:eastAsia="zh-CN"/>
               </w:rPr>
               <w:t>4</w:t>
@@ -5243,7 +5604,7 @@
         </w:tc>
         <w:tc>
           <w:tcPr>
-            <w:tcW w:w="1871" w:type="dxa"/>
+            <w:tcW w:w="1729" w:type="dxa"/>
             <w:vMerge w:val="restart"/>
           </w:tcPr>
           <w:p>
@@ -5254,13 +5615,15 @@
               </w:numPr>
               <w:jc w:val="center"/>
               <w:rPr>
-                <w:sz w:val="22"/>
+                <w:sz w:val="24"/>
+                <w:szCs w:val="24"/>
                 <w:lang w:eastAsia="zh-CN"/>
               </w:rPr>
             </w:pPr>
             <w:r>
               <w:rPr>
-                <w:sz w:val="22"/>
+                <w:sz w:val="24"/>
+                <w:szCs w:val="24"/>
                 <w:lang w:eastAsia="zh-CN"/>
               </w:rPr>
               <w:t>Доработка плагина</w:t>
@@ -5274,13 +5637,15 @@
               </w:numPr>
               <w:jc w:val="center"/>
               <w:rPr>
-                <w:sz w:val="22"/>
+                <w:sz w:val="24"/>
+                <w:szCs w:val="24"/>
                 <w:lang w:eastAsia="zh-CN"/>
               </w:rPr>
             </w:pPr>
             <w:r>
               <w:rPr>
-                <w:sz w:val="22"/>
+                <w:sz w:val="24"/>
+                <w:szCs w:val="24"/>
                 <w:lang w:eastAsia="zh-CN"/>
               </w:rPr>
               <w:t>Создание пояснительной записки</w:t>
@@ -5289,19 +5654,21 @@
         </w:tc>
         <w:tc>
           <w:tcPr>
-            <w:tcW w:w="2410" w:type="dxa"/>
+            <w:tcW w:w="2268" w:type="dxa"/>
           </w:tcPr>
           <w:p>
             <w:pPr>
               <w:jc w:val="center"/>
               <w:rPr>
-                <w:sz w:val="22"/>
+                <w:sz w:val="24"/>
+                <w:szCs w:val="24"/>
                 <w:lang w:eastAsia="zh-CN"/>
               </w:rPr>
             </w:pPr>
             <w:r>
               <w:rPr>
-                <w:sz w:val="22"/>
+                <w:sz w:val="24"/>
+                <w:szCs w:val="24"/>
                 <w:lang w:eastAsia="zh-CN"/>
               </w:rPr>
               <w:t>Программный код</w:t>
@@ -5310,20 +5677,22 @@
         </w:tc>
         <w:tc>
           <w:tcPr>
-            <w:tcW w:w="992" w:type="dxa"/>
+            <w:tcW w:w="1134" w:type="dxa"/>
             <w:vMerge w:val="restart"/>
           </w:tcPr>
           <w:p>
             <w:pPr>
               <w:jc w:val="center"/>
               <w:rPr>
-                <w:sz w:val="22"/>
+                <w:sz w:val="24"/>
+                <w:szCs w:val="24"/>
                 <w:lang w:eastAsia="zh-CN"/>
               </w:rPr>
             </w:pPr>
             <w:r>
               <w:rPr>
-                <w:sz w:val="22"/>
+                <w:sz w:val="24"/>
+                <w:szCs w:val="24"/>
                 <w:lang w:eastAsia="zh-CN"/>
               </w:rPr>
               <w:t>-</w:t>
@@ -5332,7 +5701,7 @@
         </w:tc>
         <w:tc>
           <w:tcPr>
-            <w:tcW w:w="1418" w:type="dxa"/>
+            <w:tcW w:w="1560" w:type="dxa"/>
             <w:vMerge w:val="restart"/>
           </w:tcPr>
           <w:p>
@@ -5343,13 +5712,15 @@
               </w:numPr>
               <w:jc w:val="center"/>
               <w:rPr>
-                <w:sz w:val="22"/>
+                <w:sz w:val="24"/>
+                <w:szCs w:val="24"/>
                 <w:lang w:eastAsia="zh-CN"/>
               </w:rPr>
             </w:pPr>
             <w:r>
               <w:rPr>
-                <w:sz w:val="22"/>
+                <w:sz w:val="24"/>
+                <w:szCs w:val="24"/>
                 <w:lang w:val="en-US" w:eastAsia="zh-CN"/>
               </w:rPr>
               <w:t>RSDN Magazine #1-2004</w:t>
@@ -5363,13 +5734,15 @@
               </w:numPr>
               <w:jc w:val="center"/>
               <w:rPr>
-                <w:sz w:val="22"/>
+                <w:sz w:val="24"/>
+                <w:szCs w:val="24"/>
                 <w:lang w:eastAsia="zh-CN"/>
               </w:rPr>
             </w:pPr>
             <w:r>
               <w:rPr>
-                <w:sz w:val="22"/>
+                <w:sz w:val="24"/>
+                <w:szCs w:val="24"/>
                 <w:lang w:eastAsia="zh-CN"/>
               </w:rPr>
               <w:t>ОС ТУСУР 01-2021</w:t>
@@ -5385,37 +5758,18 @@
             <w:pPr>
               <w:jc w:val="center"/>
               <w:rPr>
-                <w:sz w:val="22"/>
+                <w:sz w:val="24"/>
+                <w:szCs w:val="24"/>
                 <w:lang w:eastAsia="zh-CN"/>
               </w:rPr>
             </w:pPr>
             <w:r>
               <w:rPr>
-                <w:sz w:val="22"/>
-                <w:lang w:eastAsia="zh-CN"/>
-              </w:rPr>
-              <w:t xml:space="preserve">Не позднее </w:t>
-            </w:r>
-            <w:r>
-              <w:rPr>
-                <w:sz w:val="22"/>
-                <w:lang w:eastAsia="zh-CN"/>
-              </w:rPr>
-              <w:t>29</w:t>
-            </w:r>
-            <w:r>
-              <w:rPr>
-                <w:sz w:val="22"/>
-                <w:lang w:eastAsia="zh-CN"/>
-              </w:rPr>
-              <w:t>.12.202</w:t>
-            </w:r>
-            <w:r>
-              <w:rPr>
-                <w:sz w:val="22"/>
-                <w:lang w:eastAsia="zh-CN"/>
-              </w:rPr>
-              <w:t>6</w:t>
+                <w:sz w:val="24"/>
+                <w:szCs w:val="24"/>
+                <w:lang w:eastAsia="zh-CN"/>
+              </w:rPr>
+              <w:t>Не позднее 29.12.2026</w:t>
             </w:r>
           </w:p>
         </w:tc>
@@ -5443,7 +5797,7 @@
         </w:tc>
         <w:tc>
           <w:tcPr>
-            <w:tcW w:w="1871" w:type="dxa"/>
+            <w:tcW w:w="1729" w:type="dxa"/>
             <w:vMerge/>
           </w:tcPr>
           <w:p>
@@ -5458,7 +5812,7 @@
         </w:tc>
         <w:tc>
           <w:tcPr>
-            <w:tcW w:w="2410" w:type="dxa"/>
+            <w:tcW w:w="2268" w:type="dxa"/>
           </w:tcPr>
           <w:p>
             <w:pPr>
@@ -5479,7 +5833,7 @@
         </w:tc>
         <w:tc>
           <w:tcPr>
-            <w:tcW w:w="992" w:type="dxa"/>
+            <w:tcW w:w="1134" w:type="dxa"/>
             <w:vMerge/>
           </w:tcPr>
           <w:p>
@@ -5494,7 +5848,7 @@
         </w:tc>
         <w:tc>
           <w:tcPr>
-            <w:tcW w:w="1418" w:type="dxa"/>
+            <w:tcW w:w="1560" w:type="dxa"/>
             <w:vMerge/>
           </w:tcPr>
           <w:p>
@@ -5546,7 +5900,7 @@
         </w:tc>
         <w:tc>
           <w:tcPr>
-            <w:tcW w:w="1871" w:type="dxa"/>
+            <w:tcW w:w="1729" w:type="dxa"/>
             <w:vMerge/>
           </w:tcPr>
           <w:p>
@@ -5561,7 +5915,7 @@
         </w:tc>
         <w:tc>
           <w:tcPr>
-            <w:tcW w:w="2410" w:type="dxa"/>
+            <w:tcW w:w="2268" w:type="dxa"/>
           </w:tcPr>
           <w:p>
             <w:pPr>
@@ -5582,7 +5936,7 @@
         </w:tc>
         <w:tc>
           <w:tcPr>
-            <w:tcW w:w="992" w:type="dxa"/>
+            <w:tcW w:w="1134" w:type="dxa"/>
             <w:vMerge/>
           </w:tcPr>
           <w:p>
@@ -5597,7 +5951,7 @@
         </w:tc>
         <w:tc>
           <w:tcPr>
-            <w:tcW w:w="1418" w:type="dxa"/>
+            <w:tcW w:w="1560" w:type="dxa"/>
             <w:vMerge/>
           </w:tcPr>
           <w:p>
@@ -5707,12 +6061,14 @@
       <w:r>
         <w:t xml:space="preserve">" для САПР </w:t>
       </w:r>
+      <w:proofErr w:type="spellStart"/>
       <w:r>
         <w:rPr>
           <w:lang w:val="en-US"/>
         </w:rPr>
         <w:t>nanoCAD</w:t>
       </w:r>
+      <w:proofErr w:type="spellEnd"/>
       <w:r>
         <w:t xml:space="preserve"> нужны следующие</w:t>
       </w:r>
@@ -5740,20 +6096,6 @@
       </w:r>
       <w:r>
         <w:t>документация и примеры nanoCAD 26 .NET API / NcadSDK 26 (руководство разработчика, reference, sample‑проекты).</w:t>
-      </w:r>
-    </w:p>
-    <w:p>
-      <w:r>
-        <w:t xml:space="preserve">− </w:t>
-      </w:r>
-      <w:r>
-        <w:t>ГОСТ 9061-68 «Кулачки эксцентриковые круглые для станочных приспособлений. Конструкция»;</w:t>
-      </w:r>
-      <w:r>
-        <w:t xml:space="preserve"> </w:t>
-      </w:r>
-      <w:r>
-        <w:t>[5]</w:t>
       </w:r>
     </w:p>
     <w:p>
@@ -5878,6 +6220,9 @@
     <w:p>
       <w:r>
         <w:t>В этап опытной эксплуатации входит ручное тестирование. В этап приемочного испытания входит ручное тестирование</w:t>
+      </w:r>
+      <w:r>
+        <w:t>.</w:t>
       </w:r>
     </w:p>
     <w:p/>
@@ -6156,18 +6501,6 @@
       </w:pPr>
       <w:r>
         <w:t xml:space="preserve">ОС ТУСУР 01-2021 «Работы студенческие по направлениям подготовки и специальностям технического профиля. Общие требования и правила оформления от 25.11.2021»; </w:t>
-      </w:r>
-    </w:p>
-    <w:p>
-      <w:pPr>
-        <w:numPr>
-          <w:ilvl w:val="0"/>
-          <w:numId w:val="8"/>
-        </w:numPr>
-        <w:ind w:firstLine="709"/>
-      </w:pPr>
-      <w:r>
-        <w:t>ГОСТ 9061-68 «Кулачки эксцентриковые круглые для станочных приспособлений. Конструкция»;</w:t>
       </w:r>
     </w:p>
     <w:p>
@@ -7752,7 +8085,7 @@
     <w:aliases w:val="OS_Tusur"/>
     <w:uiPriority w:val="1"/>
     <w:qFormat/>
-    <w:rsid w:val="00B80654"/>
+    <w:rsid w:val="00FD3398"/>
     <w:rPr>
       <w:rFonts w:ascii="Times New Roman" w:hAnsi="Times New Roman" w:cs="Times New Roman"/>
       <w:kern w:val="0"/>
@@ -7959,7 +8292,6 @@
   <w:style w:type="character" w:default="1" w:styleId="DefaultParagraphFont">
     <w:name w:val="Default Paragraph Font"/>
     <w:uiPriority w:val="1"/>
-    <w:semiHidden/>
     <w:unhideWhenUsed/>
   </w:style>
   <w:style w:type="table" w:default="1" w:styleId="TableNormal">

--- a/docs/tz.docx
+++ b/docs/tz.docx
@@ -6099,6 +6099,26 @@
       </w:r>
     </w:p>
     <w:p>
+      <w:r>
+        <w:t xml:space="preserve">– </w:t>
+      </w:r>
+      <w:r>
+        <w:t>ГОСТ 18123-82 «Шайбы. Общие технические условия»</w:t>
+      </w:r>
+      <w:r>
+        <w:t xml:space="preserve"> </w:t>
+      </w:r>
+      <w:r>
+        <w:rPr>
+          <w:lang w:val="en-US"/>
+        </w:rPr>
+        <w:t>[5]</w:t>
+      </w:r>
+      <w:r>
+        <w:t>.</w:t>
+      </w:r>
+    </w:p>
+    <w:p>
       <w:pPr>
         <w:ind w:firstLine="0"/>
       </w:pPr>
@@ -6501,6 +6521,27 @@
       </w:pPr>
       <w:r>
         <w:t xml:space="preserve">ОС ТУСУР 01-2021 «Работы студенческие по направлениям подготовки и специальностям технического профиля. Общие требования и правила оформления от 25.11.2021»; </w:t>
+      </w:r>
+    </w:p>
+    <w:p>
+      <w:pPr>
+        <w:numPr>
+          <w:ilvl w:val="0"/>
+          <w:numId w:val="8"/>
+        </w:numPr>
+        <w:ind w:firstLine="709"/>
+      </w:pPr>
+      <w:r>
+        <w:t xml:space="preserve"> </w:t>
+      </w:r>
+      <w:r>
+        <w:t xml:space="preserve">ГОСТ </w:t>
+      </w:r>
+      <w:r>
+        <w:t>18123-82 «Шайбы. Общие технические условия</w:t>
+      </w:r>
+      <w:r>
+        <w:t>».</w:t>
       </w:r>
     </w:p>
     <w:p>
@@ -7187,6 +7228,155 @@
     </w:lvl>
   </w:abstractNum>
   <w:abstractNum w:abstractNumId="6" w15:restartNumberingAfterBreak="0">
+    <w:nsid w:val="3C746696"/>
+    <w:multiLevelType w:val="multilevel"/>
+    <w:tmpl w:val="BEE86DE6"/>
+    <w:lvl w:ilvl="0">
+      <w:start w:val="1"/>
+      <w:numFmt w:val="bullet"/>
+      <w:lvlText w:val=""/>
+      <w:lvlJc w:val="left"/>
+      <w:pPr>
+        <w:tabs>
+          <w:tab w:val="num" w:pos="720"/>
+        </w:tabs>
+        <w:ind w:left="720" w:hanging="360"/>
+      </w:pPr>
+      <w:rPr>
+        <w:rFonts w:ascii="Symbol" w:hAnsi="Symbol" w:hint="default"/>
+        <w:sz w:val="20"/>
+      </w:rPr>
+    </w:lvl>
+    <w:lvl w:ilvl="1" w:tentative="1">
+      <w:start w:val="1"/>
+      <w:numFmt w:val="bullet"/>
+      <w:lvlText w:val="o"/>
+      <w:lvlJc w:val="left"/>
+      <w:pPr>
+        <w:tabs>
+          <w:tab w:val="num" w:pos="1440"/>
+        </w:tabs>
+        <w:ind w:left="1440" w:hanging="360"/>
+      </w:pPr>
+      <w:rPr>
+        <w:rFonts w:ascii="Courier New" w:hAnsi="Courier New" w:hint="default"/>
+        <w:sz w:val="20"/>
+      </w:rPr>
+    </w:lvl>
+    <w:lvl w:ilvl="2" w:tentative="1">
+      <w:start w:val="1"/>
+      <w:numFmt w:val="bullet"/>
+      <w:lvlText w:val=""/>
+      <w:lvlJc w:val="left"/>
+      <w:pPr>
+        <w:tabs>
+          <w:tab w:val="num" w:pos="2160"/>
+        </w:tabs>
+        <w:ind w:left="2160" w:hanging="360"/>
+      </w:pPr>
+      <w:rPr>
+        <w:rFonts w:ascii="Wingdings" w:hAnsi="Wingdings" w:hint="default"/>
+        <w:sz w:val="20"/>
+      </w:rPr>
+    </w:lvl>
+    <w:lvl w:ilvl="3" w:tentative="1">
+      <w:start w:val="1"/>
+      <w:numFmt w:val="bullet"/>
+      <w:lvlText w:val=""/>
+      <w:lvlJc w:val="left"/>
+      <w:pPr>
+        <w:tabs>
+          <w:tab w:val="num" w:pos="2880"/>
+        </w:tabs>
+        <w:ind w:left="2880" w:hanging="360"/>
+      </w:pPr>
+      <w:rPr>
+        <w:rFonts w:ascii="Wingdings" w:hAnsi="Wingdings" w:hint="default"/>
+        <w:sz w:val="20"/>
+      </w:rPr>
+    </w:lvl>
+    <w:lvl w:ilvl="4" w:tentative="1">
+      <w:start w:val="1"/>
+      <w:numFmt w:val="bullet"/>
+      <w:lvlText w:val=""/>
+      <w:lvlJc w:val="left"/>
+      <w:pPr>
+        <w:tabs>
+          <w:tab w:val="num" w:pos="3600"/>
+        </w:tabs>
+        <w:ind w:left="3600" w:hanging="360"/>
+      </w:pPr>
+      <w:rPr>
+        <w:rFonts w:ascii="Wingdings" w:hAnsi="Wingdings" w:hint="default"/>
+        <w:sz w:val="20"/>
+      </w:rPr>
+    </w:lvl>
+    <w:lvl w:ilvl="5" w:tentative="1">
+      <w:start w:val="1"/>
+      <w:numFmt w:val="bullet"/>
+      <w:lvlText w:val=""/>
+      <w:lvlJc w:val="left"/>
+      <w:pPr>
+        <w:tabs>
+          <w:tab w:val="num" w:pos="4320"/>
+        </w:tabs>
+        <w:ind w:left="4320" w:hanging="360"/>
+      </w:pPr>
+      <w:rPr>
+        <w:rFonts w:ascii="Wingdings" w:hAnsi="Wingdings" w:hint="default"/>
+        <w:sz w:val="20"/>
+      </w:rPr>
+    </w:lvl>
+    <w:lvl w:ilvl="6" w:tentative="1">
+      <w:start w:val="1"/>
+      <w:numFmt w:val="bullet"/>
+      <w:lvlText w:val=""/>
+      <w:lvlJc w:val="left"/>
+      <w:pPr>
+        <w:tabs>
+          <w:tab w:val="num" w:pos="5040"/>
+        </w:tabs>
+        <w:ind w:left="5040" w:hanging="360"/>
+      </w:pPr>
+      <w:rPr>
+        <w:rFonts w:ascii="Wingdings" w:hAnsi="Wingdings" w:hint="default"/>
+        <w:sz w:val="20"/>
+      </w:rPr>
+    </w:lvl>
+    <w:lvl w:ilvl="7" w:tentative="1">
+      <w:start w:val="1"/>
+      <w:numFmt w:val="bullet"/>
+      <w:lvlText w:val=""/>
+      <w:lvlJc w:val="left"/>
+      <w:pPr>
+        <w:tabs>
+          <w:tab w:val="num" w:pos="5760"/>
+        </w:tabs>
+        <w:ind w:left="5760" w:hanging="360"/>
+      </w:pPr>
+      <w:rPr>
+        <w:rFonts w:ascii="Wingdings" w:hAnsi="Wingdings" w:hint="default"/>
+        <w:sz w:val="20"/>
+      </w:rPr>
+    </w:lvl>
+    <w:lvl w:ilvl="8" w:tentative="1">
+      <w:start w:val="1"/>
+      <w:numFmt w:val="bullet"/>
+      <w:lvlText w:val=""/>
+      <w:lvlJc w:val="left"/>
+      <w:pPr>
+        <w:tabs>
+          <w:tab w:val="num" w:pos="6480"/>
+        </w:tabs>
+        <w:ind w:left="6480" w:hanging="360"/>
+      </w:pPr>
+      <w:rPr>
+        <w:rFonts w:ascii="Wingdings" w:hAnsi="Wingdings" w:hint="default"/>
+        <w:sz w:val="20"/>
+      </w:rPr>
+    </w:lvl>
+  </w:abstractNum>
+  <w:abstractNum w:abstractNumId="7" w15:restartNumberingAfterBreak="0">
     <w:nsid w:val="44E8499B"/>
     <w:multiLevelType w:val="multilevel"/>
     <w:tmpl w:val="F9AE4AE6"/>
@@ -7335,7 +7525,7 @@
       </w:rPr>
     </w:lvl>
   </w:abstractNum>
-  <w:abstractNum w:abstractNumId="7" w15:restartNumberingAfterBreak="0">
+  <w:abstractNum w:abstractNumId="8" w15:restartNumberingAfterBreak="0">
     <w:nsid w:val="4CC31999"/>
     <w:multiLevelType w:val="multilevel"/>
     <w:tmpl w:val="54B2BA4A"/>
@@ -7484,7 +7674,7 @@
       </w:rPr>
     </w:lvl>
   </w:abstractNum>
-  <w:abstractNum w:abstractNumId="8" w15:restartNumberingAfterBreak="0">
+  <w:abstractNum w:abstractNumId="9" w15:restartNumberingAfterBreak="0">
     <w:nsid w:val="4FC03295"/>
     <w:multiLevelType w:val="multilevel"/>
     <w:tmpl w:val="5B508340"/>
@@ -7633,7 +7823,7 @@
       </w:rPr>
     </w:lvl>
   </w:abstractNum>
-  <w:abstractNum w:abstractNumId="9" w15:restartNumberingAfterBreak="0">
+  <w:abstractNum w:abstractNumId="10" w15:restartNumberingAfterBreak="0">
     <w:nsid w:val="65385AB8"/>
     <w:multiLevelType w:val="singleLevel"/>
     <w:tmpl w:val="65385AB8"/>
@@ -7649,16 +7839,16 @@
     <w:abstractNumId w:val="1"/>
   </w:num>
   <w:num w:numId="2" w16cid:durableId="1553690338">
-    <w:abstractNumId w:val="8"/>
+    <w:abstractNumId w:val="9"/>
   </w:num>
   <w:num w:numId="3" w16cid:durableId="1504081841">
-    <w:abstractNumId w:val="6"/>
+    <w:abstractNumId w:val="7"/>
   </w:num>
   <w:num w:numId="4" w16cid:durableId="1814248704">
     <w:abstractNumId w:val="5"/>
   </w:num>
   <w:num w:numId="5" w16cid:durableId="201946431">
-    <w:abstractNumId w:val="7"/>
+    <w:abstractNumId w:val="8"/>
   </w:num>
   <w:num w:numId="6" w16cid:durableId="95441372">
     <w:abstractNumId w:val="2"/>
@@ -7673,10 +7863,13 @@
     </w:lvlOverride>
   </w:num>
   <w:num w:numId="9" w16cid:durableId="82188157">
-    <w:abstractNumId w:val="9"/>
+    <w:abstractNumId w:val="10"/>
   </w:num>
   <w:num w:numId="10" w16cid:durableId="2104833871">
     <w:abstractNumId w:val="3"/>
+  </w:num>
+  <w:num w:numId="11" w16cid:durableId="1435125260">
+    <w:abstractNumId w:val="6"/>
   </w:num>
 </w:numbering>
 </file>

--- a/docs/tz.docx
+++ b/docs/tz.docx
@@ -203,7 +203,6 @@
         </w:rPr>
         <w:t xml:space="preserve">на выполнение в 2026 году работ по разработке плагина “Эксцентриковая шайба” для системы автоматизированного проектирования </w:t>
       </w:r>
-      <w:proofErr w:type="spellStart"/>
       <w:r>
         <w:rPr>
           <w:rFonts w:eastAsia="SimSun"/>
@@ -214,7 +213,6 @@
         </w:rPr>
         <w:t>nanoCAD</w:t>
       </w:r>
-      <w:proofErr w:type="spellEnd"/>
     </w:p>
     <w:p>
       <w:pPr>
@@ -340,7 +338,7 @@
     </w:p>
     <w:p>
       <w:pPr>
-        <w:pStyle w:val="TOC1"/>
+        <w:pStyle w:val="11"/>
         <w:tabs>
           <w:tab w:val="right" w:leader="dot" w:pos="9345"/>
         </w:tabs>
@@ -367,7 +365,7 @@
       <w:hyperlink w:anchor="_Toc240361334" w:history="1">
         <w:r>
           <w:rPr>
-            <w:rStyle w:val="Hyperlink"/>
+            <w:rStyle w:val="ae"/>
             <w:rFonts w:eastAsia="SimSun"/>
             <w:noProof/>
             <w:lang w:eastAsia="zh-CN"/>
@@ -426,7 +424,7 @@
     </w:p>
     <w:p>
       <w:pPr>
-        <w:pStyle w:val="TOC2"/>
+        <w:pStyle w:val="23"/>
         <w:tabs>
           <w:tab w:val="right" w:leader="dot" w:pos="9345"/>
         </w:tabs>
@@ -443,7 +441,7 @@
       <w:hyperlink w:anchor="_Toc240361335" w:history="1">
         <w:r>
           <w:rPr>
-            <w:rStyle w:val="Hyperlink"/>
+            <w:rStyle w:val="ae"/>
             <w:rFonts w:eastAsia="SimSun"/>
             <w:noProof/>
             <w:lang w:eastAsia="zh-CN"/>
@@ -502,7 +500,7 @@
     </w:p>
     <w:p>
       <w:pPr>
-        <w:pStyle w:val="TOC2"/>
+        <w:pStyle w:val="23"/>
         <w:tabs>
           <w:tab w:val="right" w:leader="dot" w:pos="9345"/>
         </w:tabs>
@@ -519,7 +517,7 @@
       <w:hyperlink w:anchor="_Toc240361336" w:history="1">
         <w:r>
           <w:rPr>
-            <w:rStyle w:val="Hyperlink"/>
+            <w:rStyle w:val="ae"/>
             <w:rFonts w:eastAsia="SimSun"/>
             <w:noProof/>
             <w:lang w:eastAsia="zh-CN"/>
@@ -578,7 +576,7 @@
     </w:p>
     <w:p>
       <w:pPr>
-        <w:pStyle w:val="TOC2"/>
+        <w:pStyle w:val="23"/>
         <w:tabs>
           <w:tab w:val="right" w:leader="dot" w:pos="9345"/>
         </w:tabs>
@@ -595,7 +593,7 @@
       <w:hyperlink w:anchor="_Toc240361337" w:history="1">
         <w:r>
           <w:rPr>
-            <w:rStyle w:val="Hyperlink"/>
+            <w:rStyle w:val="ae"/>
             <w:rFonts w:eastAsia="SimSun"/>
             <w:noProof/>
             <w:lang w:eastAsia="zh-CN"/>
@@ -654,7 +652,7 @@
     </w:p>
     <w:p>
       <w:pPr>
-        <w:pStyle w:val="TOC2"/>
+        <w:pStyle w:val="23"/>
         <w:tabs>
           <w:tab w:val="right" w:leader="dot" w:pos="9345"/>
         </w:tabs>
@@ -671,7 +669,7 @@
       <w:hyperlink w:anchor="_Toc240361338" w:history="1">
         <w:r>
           <w:rPr>
-            <w:rStyle w:val="Hyperlink"/>
+            <w:rStyle w:val="ae"/>
             <w:rFonts w:eastAsia="SimSun"/>
             <w:noProof/>
             <w:lang w:eastAsia="zh-CN"/>
@@ -730,7 +728,7 @@
     </w:p>
     <w:p>
       <w:pPr>
-        <w:pStyle w:val="TOC1"/>
+        <w:pStyle w:val="11"/>
         <w:tabs>
           <w:tab w:val="right" w:leader="dot" w:pos="9345"/>
         </w:tabs>
@@ -747,7 +745,7 @@
       <w:hyperlink w:anchor="_Toc240361339" w:history="1">
         <w:r>
           <w:rPr>
-            <w:rStyle w:val="Hyperlink"/>
+            <w:rStyle w:val="ae"/>
             <w:noProof/>
           </w:rPr>
           <w:t>2 ЦЕЛИ И НАЗНАЧЕНИЕ СОЗДАНИЯ АВТОМАТИЗИРОВАННОЙ СИСТЕМЫ</w:t>
@@ -804,7 +802,7 @@
     </w:p>
     <w:p>
       <w:pPr>
-        <w:pStyle w:val="TOC2"/>
+        <w:pStyle w:val="23"/>
         <w:tabs>
           <w:tab w:val="right" w:leader="dot" w:pos="9345"/>
         </w:tabs>
@@ -821,7 +819,7 @@
       <w:hyperlink w:anchor="_Toc240361340" w:history="1">
         <w:r>
           <w:rPr>
-            <w:rStyle w:val="Hyperlink"/>
+            <w:rStyle w:val="ae"/>
             <w:noProof/>
           </w:rPr>
           <w:t>2.1 Цели создания АС</w:t>
@@ -878,7 +876,7 @@
     </w:p>
     <w:p>
       <w:pPr>
-        <w:pStyle w:val="TOC2"/>
+        <w:pStyle w:val="23"/>
         <w:tabs>
           <w:tab w:val="right" w:leader="dot" w:pos="9345"/>
         </w:tabs>
@@ -895,7 +893,7 @@
       <w:hyperlink w:anchor="_Toc240361341" w:history="1">
         <w:r>
           <w:rPr>
-            <w:rStyle w:val="Hyperlink"/>
+            <w:rStyle w:val="ae"/>
             <w:noProof/>
           </w:rPr>
           <w:t>2.2 Назначение АС</w:t>
@@ -952,7 +950,7 @@
     </w:p>
     <w:p>
       <w:pPr>
-        <w:pStyle w:val="TOC1"/>
+        <w:pStyle w:val="11"/>
         <w:tabs>
           <w:tab w:val="right" w:leader="dot" w:pos="9345"/>
         </w:tabs>
@@ -969,7 +967,7 @@
       <w:hyperlink w:anchor="_Toc240361342" w:history="1">
         <w:r>
           <w:rPr>
-            <w:rStyle w:val="Hyperlink"/>
+            <w:rStyle w:val="ae"/>
             <w:noProof/>
           </w:rPr>
           <w:t>3 ТРЕБОВАНИЯ К АВТОМАТИЗИРОВАННОЙ СИСТЕМЕ</w:t>
@@ -1026,7 +1024,7 @@
     </w:p>
     <w:p>
       <w:pPr>
-        <w:pStyle w:val="TOC2"/>
+        <w:pStyle w:val="23"/>
         <w:tabs>
           <w:tab w:val="right" w:leader="dot" w:pos="9345"/>
         </w:tabs>
@@ -1043,7 +1041,7 @@
       <w:hyperlink w:anchor="_Toc240361343" w:history="1">
         <w:r>
           <w:rPr>
-            <w:rStyle w:val="Hyperlink"/>
+            <w:rStyle w:val="ae"/>
             <w:noProof/>
           </w:rPr>
           <w:t>3.1 Требования к структуре АС в целом</w:t>
@@ -1100,7 +1098,7 @@
     </w:p>
     <w:p>
       <w:pPr>
-        <w:pStyle w:val="TOC2"/>
+        <w:pStyle w:val="23"/>
         <w:tabs>
           <w:tab w:val="right" w:leader="dot" w:pos="9345"/>
         </w:tabs>
@@ -1117,7 +1115,7 @@
       <w:hyperlink w:anchor="_Toc240361344" w:history="1">
         <w:r>
           <w:rPr>
-            <w:rStyle w:val="Hyperlink"/>
+            <w:rStyle w:val="ae"/>
             <w:noProof/>
           </w:rPr>
           <w:t>3.2 Требования к функциям (задачам), выполняемым АС</w:t>
@@ -1174,7 +1172,7 @@
     </w:p>
     <w:p>
       <w:pPr>
-        <w:pStyle w:val="TOC2"/>
+        <w:pStyle w:val="23"/>
         <w:tabs>
           <w:tab w:val="right" w:leader="dot" w:pos="9345"/>
         </w:tabs>
@@ -1191,7 +1189,7 @@
       <w:hyperlink w:anchor="_Toc240361345" w:history="1">
         <w:r>
           <w:rPr>
-            <w:rStyle w:val="Hyperlink"/>
+            <w:rStyle w:val="ae"/>
             <w:noProof/>
           </w:rPr>
           <w:t>3.3 Требования к видам обеспечения АС</w:t>
@@ -1248,7 +1246,7 @@
     </w:p>
     <w:p>
       <w:pPr>
-        <w:pStyle w:val="TOC2"/>
+        <w:pStyle w:val="23"/>
         <w:tabs>
           <w:tab w:val="right" w:leader="dot" w:pos="9345"/>
         </w:tabs>
@@ -1265,7 +1263,7 @@
       <w:hyperlink w:anchor="_Toc240361346" w:history="1">
         <w:r>
           <w:rPr>
-            <w:rStyle w:val="Hyperlink"/>
+            <w:rStyle w:val="ae"/>
             <w:noProof/>
           </w:rPr>
           <w:t>3.4 Общие технические требования к АС</w:t>
@@ -1322,7 +1320,7 @@
     </w:p>
     <w:p>
       <w:pPr>
-        <w:pStyle w:val="TOC1"/>
+        <w:pStyle w:val="11"/>
         <w:tabs>
           <w:tab w:val="right" w:leader="dot" w:pos="9345"/>
         </w:tabs>
@@ -1339,7 +1337,7 @@
       <w:hyperlink w:anchor="_Toc240361347" w:history="1">
         <w:r>
           <w:rPr>
-            <w:rStyle w:val="Hyperlink"/>
+            <w:rStyle w:val="ae"/>
             <w:rFonts w:eastAsia="SimSun"/>
             <w:noProof/>
             <w:lang w:eastAsia="zh-CN"/>
@@ -1398,7 +1396,7 @@
     </w:p>
     <w:p>
       <w:pPr>
-        <w:pStyle w:val="TOC1"/>
+        <w:pStyle w:val="11"/>
         <w:tabs>
           <w:tab w:val="right" w:leader="dot" w:pos="9345"/>
         </w:tabs>
@@ -1415,7 +1413,7 @@
       <w:hyperlink w:anchor="_Toc240361348" w:history="1">
         <w:r>
           <w:rPr>
-            <w:rStyle w:val="Hyperlink"/>
+            <w:rStyle w:val="ae"/>
             <w:noProof/>
           </w:rPr>
           <w:t>5 ПОРЯДОК РАЗРАБОТКИ АВТОМАТИЗИРОВАННОЙ СИСТЕМЫ</w:t>
@@ -1472,7 +1470,7 @@
     </w:p>
     <w:p>
       <w:pPr>
-        <w:pStyle w:val="TOC2"/>
+        <w:pStyle w:val="23"/>
         <w:tabs>
           <w:tab w:val="right" w:leader="dot" w:pos="9345"/>
         </w:tabs>
@@ -1489,7 +1487,7 @@
       <w:hyperlink w:anchor="_Toc240361349" w:history="1">
         <w:r>
           <w:rPr>
-            <w:rStyle w:val="Hyperlink"/>
+            <w:rStyle w:val="ae"/>
             <w:noProof/>
           </w:rPr>
           <w:t>5.1 Порядок организации разработки АС</w:t>
@@ -1546,7 +1544,7 @@
     </w:p>
     <w:p>
       <w:pPr>
-        <w:pStyle w:val="TOC2"/>
+        <w:pStyle w:val="23"/>
         <w:tabs>
           <w:tab w:val="right" w:leader="dot" w:pos="9345"/>
         </w:tabs>
@@ -1563,7 +1561,7 @@
       <w:hyperlink w:anchor="_Toc240361350" w:history="1">
         <w:r>
           <w:rPr>
-            <w:rStyle w:val="Hyperlink"/>
+            <w:rStyle w:val="ae"/>
             <w:noProof/>
           </w:rPr>
           <w:t>5.2 Перечень документов и исходных данных для разработки АС</w:t>
@@ -1620,7 +1618,7 @@
     </w:p>
     <w:p>
       <w:pPr>
-        <w:pStyle w:val="TOC2"/>
+        <w:pStyle w:val="23"/>
         <w:tabs>
           <w:tab w:val="right" w:leader="dot" w:pos="9345"/>
         </w:tabs>
@@ -1637,7 +1635,7 @@
       <w:hyperlink w:anchor="_Toc240361351" w:history="1">
         <w:r>
           <w:rPr>
-            <w:rStyle w:val="Hyperlink"/>
+            <w:rStyle w:val="ae"/>
             <w:noProof/>
           </w:rPr>
           <w:t>5.3 Перечень документов, предъявляемых по окончании соответствующих этапов работ</w:t>
@@ -1694,7 +1692,7 @@
     </w:p>
     <w:p>
       <w:pPr>
-        <w:pStyle w:val="TOC1"/>
+        <w:pStyle w:val="11"/>
         <w:tabs>
           <w:tab w:val="right" w:leader="dot" w:pos="9345"/>
         </w:tabs>
@@ -1711,7 +1709,7 @@
       <w:hyperlink w:anchor="_Toc240361352" w:history="1">
         <w:r>
           <w:rPr>
-            <w:rStyle w:val="Hyperlink"/>
+            <w:rStyle w:val="ae"/>
             <w:noProof/>
           </w:rPr>
           <w:t>6 ПОРЯДОК КОНТРОЛЯ И ПРИЕМКИ АВТОМАТИЗИРОВАННОЙ СИСТЕМЫ</w:t>
@@ -1768,7 +1766,7 @@
     </w:p>
     <w:p>
       <w:pPr>
-        <w:pStyle w:val="TOC2"/>
+        <w:pStyle w:val="23"/>
         <w:tabs>
           <w:tab w:val="right" w:leader="dot" w:pos="9345"/>
         </w:tabs>
@@ -1785,7 +1783,7 @@
       <w:hyperlink w:anchor="_Toc240361353" w:history="1">
         <w:r>
           <w:rPr>
-            <w:rStyle w:val="Hyperlink"/>
+            <w:rStyle w:val="ae"/>
             <w:noProof/>
           </w:rPr>
           <w:t>6.1 Виды, состав и методы испытаний АС и ее составных частей</w:t>
@@ -1842,7 +1840,7 @@
     </w:p>
     <w:p>
       <w:pPr>
-        <w:pStyle w:val="TOC2"/>
+        <w:pStyle w:val="23"/>
         <w:tabs>
           <w:tab w:val="right" w:leader="dot" w:pos="9345"/>
         </w:tabs>
@@ -1859,7 +1857,7 @@
       <w:hyperlink w:anchor="_Toc240361354" w:history="1">
         <w:r>
           <w:rPr>
-            <w:rStyle w:val="Hyperlink"/>
+            <w:rStyle w:val="ae"/>
             <w:noProof/>
           </w:rPr>
           <w:t>6.2 Общие требования к приёмке работ по стадиям</w:t>
@@ -1916,7 +1914,7 @@
     </w:p>
     <w:p>
       <w:pPr>
-        <w:pStyle w:val="TOC1"/>
+        <w:pStyle w:val="11"/>
         <w:tabs>
           <w:tab w:val="right" w:leader="dot" w:pos="9345"/>
         </w:tabs>
@@ -1933,7 +1931,7 @@
       <w:hyperlink w:anchor="_Toc240361355" w:history="1">
         <w:r>
           <w:rPr>
-            <w:rStyle w:val="Hyperlink"/>
+            <w:rStyle w:val="ae"/>
             <w:noProof/>
           </w:rPr>
           <w:t>7 ТРЕБОВАНИЯ К ДОКУМЕНТИРОВАНИЮ</w:t>
@@ -1990,7 +1988,7 @@
     </w:p>
     <w:p>
       <w:pPr>
-        <w:pStyle w:val="TOC2"/>
+        <w:pStyle w:val="23"/>
         <w:tabs>
           <w:tab w:val="right" w:leader="dot" w:pos="9345"/>
         </w:tabs>
@@ -2007,7 +2005,7 @@
       <w:hyperlink w:anchor="_Toc240361356" w:history="1">
         <w:r>
           <w:rPr>
-            <w:rStyle w:val="Hyperlink"/>
+            <w:rStyle w:val="ae"/>
             <w:noProof/>
           </w:rPr>
           <w:t>7.1 Перечень подлежащих разработке документов</w:t>
@@ -2064,7 +2062,7 @@
     </w:p>
     <w:p>
       <w:pPr>
-        <w:pStyle w:val="TOC2"/>
+        <w:pStyle w:val="23"/>
         <w:tabs>
           <w:tab w:val="right" w:leader="dot" w:pos="9345"/>
         </w:tabs>
@@ -2081,7 +2079,7 @@
       <w:hyperlink w:anchor="_Toc240361357" w:history="1">
         <w:r>
           <w:rPr>
-            <w:rStyle w:val="Hyperlink"/>
+            <w:rStyle w:val="ae"/>
             <w:noProof/>
           </w:rPr>
           <w:t>7.2 Вид представления и количество документов</w:t>
@@ -2138,7 +2136,7 @@
     </w:p>
     <w:p>
       <w:pPr>
-        <w:pStyle w:val="TOC2"/>
+        <w:pStyle w:val="23"/>
         <w:tabs>
           <w:tab w:val="right" w:leader="dot" w:pos="9345"/>
         </w:tabs>
@@ -2155,7 +2153,7 @@
       <w:hyperlink w:anchor="_Toc240361358" w:history="1">
         <w:r>
           <w:rPr>
-            <w:rStyle w:val="Hyperlink"/>
+            <w:rStyle w:val="ae"/>
             <w:noProof/>
           </w:rPr>
           <w:t>7.3 Требования по использованию ЕСКД и ЕСПД при разработке документов</w:t>
@@ -2212,7 +2210,7 @@
     </w:p>
     <w:p>
       <w:pPr>
-        <w:pStyle w:val="TOC1"/>
+        <w:pStyle w:val="11"/>
         <w:tabs>
           <w:tab w:val="right" w:leader="dot" w:pos="9345"/>
         </w:tabs>
@@ -2229,7 +2227,7 @@
       <w:hyperlink w:anchor="_Toc240361359" w:history="1">
         <w:r>
           <w:rPr>
-            <w:rStyle w:val="Hyperlink"/>
+            <w:rStyle w:val="ae"/>
             <w:noProof/>
           </w:rPr>
           <w:t>8 ИСТОЧНИКИ РАЗРАБОТКИ</w:t>
@@ -2440,7 +2438,6 @@
         </w:rPr>
         <w:t xml:space="preserve"> </w:t>
       </w:r>
-      <w:proofErr w:type="spellStart"/>
       <w:r>
         <w:rPr>
           <w:rFonts w:eastAsia="SimSun"/>
@@ -2449,7 +2446,6 @@
         </w:rPr>
         <w:t>nanoCAD</w:t>
       </w:r>
-      <w:proofErr w:type="spellEnd"/>
       <w:r>
         <w:rPr>
           <w:rFonts w:eastAsia="SimSun"/>
@@ -2680,7 +2676,7 @@
     </w:p>
     <w:p>
       <w:pPr>
-        <w:pStyle w:val="Heading2"/>
+        <w:pStyle w:val="2"/>
         <w:rPr>
           <w:rFonts w:eastAsia="SimSun"/>
           <w:b w:val="0"/>
@@ -2824,7 +2820,7 @@
     </w:p>
     <w:p>
       <w:pPr>
-        <w:pStyle w:val="Heading1"/>
+        <w:pStyle w:val="1"/>
         <w:rPr>
           <w:b w:val="0"/>
           <w:bCs/>
@@ -2845,7 +2841,7 @@
     <w:p/>
     <w:p>
       <w:pPr>
-        <w:pStyle w:val="Heading2"/>
+        <w:pStyle w:val="2"/>
       </w:pPr>
       <w:bookmarkStart w:id="16" w:name="_Toc178595978"/>
       <w:bookmarkStart w:id="17" w:name="_Toc240361340"/>
@@ -2876,14 +2872,12 @@
       <w:r>
         <w:t xml:space="preserve">» для САПР </w:t>
       </w:r>
-      <w:proofErr w:type="spellStart"/>
       <w:r>
         <w:rPr>
           <w:lang w:val="en-US"/>
         </w:rPr>
         <w:t>nanoCAD</w:t>
       </w:r>
-      <w:proofErr w:type="spellEnd"/>
       <w:r>
         <w:t xml:space="preserve"> является автоматизация построения</w:t>
       </w:r>
@@ -2900,7 +2894,7 @@
     <w:p/>
     <w:p>
       <w:pPr>
-        <w:pStyle w:val="Heading2"/>
+        <w:pStyle w:val="2"/>
       </w:pPr>
       <w:bookmarkStart w:id="18" w:name="_Toc178595979"/>
       <w:bookmarkStart w:id="19" w:name="_Toc240361341"/>
@@ -2916,10 +2910,7 @@
         <w:t>Назначение разрабатываемого плагина обусловлено быстрым моделированием</w:t>
       </w:r>
       <w:r>
-        <w:t xml:space="preserve"> </w:t>
-      </w:r>
-      <w:r>
-        <w:t>эксцентриковых шайб с различными параметрами</w:t>
+        <w:t xml:space="preserve"> эксцентриковых шайб с различными параметрами</w:t>
       </w:r>
       <w:r>
         <w:t xml:space="preserve">. Благодаря данному расширению, производители </w:t>
@@ -2944,6 +2935,9 @@
         <w:jc w:val="center"/>
       </w:pPr>
       <w:r>
+        <w:rPr>
+          <w:noProof/>
+        </w:rPr>
         <w:drawing>
           <wp:inline distT="0" distB="0" distL="0" distR="0" wp14:anchorId="123FABC8" wp14:editId="3A5C09E2">
             <wp:extent cx="3006394" cy="3864334"/>
@@ -2994,16 +2988,14 @@
         <w:t>Чертеж объекта моделирования</w:t>
       </w:r>
     </w:p>
-    <w:p/>
-    <w:p>
-      <w:r>
-        <w:lastRenderedPageBreak/>
+    <w:p>
+      <w:r>
         <w:br w:type="page"/>
       </w:r>
     </w:p>
     <w:p>
       <w:pPr>
-        <w:pStyle w:val="Heading1"/>
+        <w:pStyle w:val="1"/>
         <w:rPr>
           <w:b w:val="0"/>
         </w:rPr>
@@ -3018,7 +3010,7 @@
     <w:p/>
     <w:p>
       <w:pPr>
-        <w:pStyle w:val="Heading2"/>
+        <w:pStyle w:val="2"/>
       </w:pPr>
       <w:bookmarkStart w:id="21" w:name="_Toc240361343"/>
       <w:r>
@@ -3155,7 +3147,23 @@
         <w:t xml:space="preserve">– </w:t>
       </w:r>
       <w:r>
-        <w:t>внешний диаметр шайбы, мм (например,</w:t>
+        <w:t>внешний диаметр шайбы, мм (</w:t>
+      </w:r>
+      <w:commentRangeStart w:id="22"/>
+      <w:r>
+        <w:t>например</w:t>
+      </w:r>
+      <w:commentRangeEnd w:id="22"/>
+      <w:r>
+        <w:rPr>
+          <w:rStyle w:val="af1"/>
+          <w:sz w:val="28"/>
+          <w:szCs w:val="22"/>
+        </w:rPr>
+        <w:commentReference w:id="22"/>
+      </w:r>
+      <w:r>
+        <w:t>,</w:t>
       </w:r>
       <w:r>
         <w:t xml:space="preserve"> </w:t>
@@ -3216,9 +3224,6 @@
         <w:t>5–150);</w:t>
       </w:r>
       <w:r>
-        <w:rPr>
-          <w:lang w:val="en-US"/>
-        </w:rPr>
         <w:tab/>
       </w:r>
     </w:p>
@@ -3316,7 +3321,7 @@
     </w:p>
     <w:tbl>
       <w:tblPr>
-        <w:tblStyle w:val="TableGrid"/>
+        <w:tblStyle w:val="af2"/>
         <w:tblW w:w="9351" w:type="dxa"/>
         <w:tblBorders>
           <w:top w:val="none" w:sz="0" w:space="0" w:color="auto"/>
@@ -3398,13 +3403,7 @@
               <w:jc w:val="right"/>
             </w:pPr>
             <w:r>
-              <w:t>(3.</w:t>
-            </w:r>
-            <w:r>
-              <w:t>1</w:t>
-            </w:r>
-            <w:r>
-              <w:t>)</w:t>
+              <w:t>(3.1)</w:t>
             </w:r>
           </w:p>
         </w:tc>
@@ -3459,7 +3458,7 @@
     </w:p>
     <w:tbl>
       <w:tblPr>
-        <w:tblStyle w:val="TableGrid"/>
+        <w:tblStyle w:val="af2"/>
         <w:tblW w:w="0" w:type="auto"/>
         <w:tblBorders>
           <w:top w:val="none" w:sz="0" w:space="0" w:color="auto"/>
@@ -3622,7 +3621,7 @@
     </w:p>
     <w:tbl>
       <w:tblPr>
-        <w:tblStyle w:val="TableGrid"/>
+        <w:tblStyle w:val="af2"/>
         <w:tblW w:w="9351" w:type="dxa"/>
         <w:tblBorders>
           <w:top w:val="none" w:sz="0" w:space="0" w:color="auto"/>
@@ -3757,14 +3756,7 @@
           <w:i/>
           <w:iCs/>
         </w:rPr>
-        <w:t>:</w:t>
-      </w:r>
-      <w:r>
-        <w:rPr>
-          <w:i/>
-          <w:iCs/>
-        </w:rPr>
-        <w:t xml:space="preserve"> </w:t>
+        <w:t xml:space="preserve">: </w:t>
       </w:r>
       <m:oMath>
         <m:r>
@@ -3779,14 +3771,7 @@
           <w:i/>
           <w:iCs/>
         </w:rPr>
-        <w:t>,</w:t>
-      </w:r>
-      <w:r>
-        <w:rPr>
-          <w:i/>
-          <w:iCs/>
-        </w:rPr>
-        <w:t xml:space="preserve"> </w:t>
+        <w:t xml:space="preserve">, </w:t>
       </w:r>
       <m:oMath>
         <m:r>
@@ -3801,14 +3786,7 @@
           <w:i/>
           <w:iCs/>
         </w:rPr>
-        <w:t>,</w:t>
-      </w:r>
-      <w:r>
-        <w:rPr>
-          <w:i/>
-          <w:iCs/>
-        </w:rPr>
-        <w:t xml:space="preserve"> </w:t>
+        <w:t xml:space="preserve">, </w:t>
       </w:r>
       <m:oMath>
         <m:r>
@@ -3823,33 +3801,14 @@
           <w:i/>
           <w:iCs/>
         </w:rPr>
-        <w:t>,</w:t>
-      </w:r>
-      <w:r>
-        <w:rPr>
-          <w:i/>
-          <w:iCs/>
-        </w:rPr>
-        <w:t xml:space="preserve"> </w:t>
+        <w:t xml:space="preserve">, </w:t>
       </w:r>
       <m:oMath>
         <m:r>
           <w:rPr>
             <w:rFonts w:ascii="Cambria Math" w:hAnsi="Cambria Math"/>
           </w:rPr>
-          <m:t>S</m:t>
-        </m:r>
-        <m:r>
-          <w:rPr>
-            <w:rFonts w:ascii="Cambria Math" w:hAnsi="Cambria Math"/>
-          </w:rPr>
-          <m:t>&gt;</m:t>
-        </m:r>
-        <m:r>
-          <w:rPr>
-            <w:rFonts w:ascii="Cambria Math" w:hAnsi="Cambria Math"/>
-          </w:rPr>
-          <m:t>0</m:t>
+          <m:t>S&gt;0</m:t>
         </m:r>
       </m:oMath>
       <w:r>
@@ -4165,13 +4124,13 @@
     <w:p/>
     <w:p>
       <w:pPr>
-        <w:pStyle w:val="Heading2"/>
-      </w:pPr>
-      <w:bookmarkStart w:id="22" w:name="_Toc240361344"/>
+        <w:pStyle w:val="2"/>
+      </w:pPr>
+      <w:bookmarkStart w:id="23" w:name="_Toc240361344"/>
       <w:r>
         <w:t>3.2 Требования к функциям (задачам), выполняемым АС</w:t>
       </w:r>
-      <w:bookmarkEnd w:id="22"/>
+      <w:bookmarkEnd w:id="23"/>
     </w:p>
     <w:p/>
     <w:p>
@@ -4300,13 +4259,13 @@
     <w:p/>
     <w:p>
       <w:pPr>
-        <w:pStyle w:val="Heading2"/>
-      </w:pPr>
-      <w:bookmarkStart w:id="23" w:name="_Toc240361345"/>
+        <w:pStyle w:val="2"/>
+      </w:pPr>
+      <w:bookmarkStart w:id="24" w:name="_Toc240361345"/>
       <w:r>
         <w:t>3.3 Требования к видам обеспечения АС</w:t>
       </w:r>
-      <w:bookmarkEnd w:id="23"/>
+      <w:bookmarkEnd w:id="24"/>
     </w:p>
     <w:p/>
     <w:p>
@@ -4535,13 +4494,13 @@
     <w:p/>
     <w:p>
       <w:pPr>
-        <w:pStyle w:val="Heading2"/>
-      </w:pPr>
-      <w:bookmarkStart w:id="24" w:name="_Toc240361346"/>
+        <w:pStyle w:val="2"/>
+      </w:pPr>
+      <w:bookmarkStart w:id="25" w:name="_Toc240361346"/>
       <w:r>
         <w:t>3.4 Общие технические требования к АС</w:t>
       </w:r>
-      <w:bookmarkEnd w:id="24"/>
+      <w:bookmarkEnd w:id="25"/>
     </w:p>
     <w:p/>
     <w:p>
@@ -4556,7 +4515,7 @@
     </w:p>
     <w:p>
       <w:pPr>
-        <w:pStyle w:val="Heading1"/>
+        <w:pStyle w:val="1"/>
         <w:rPr>
           <w:rFonts w:eastAsia="SimSun" w:cs="Times New Roman"/>
           <w:bCs/>
@@ -4565,8 +4524,8 @@
           <w:lang w:eastAsia="zh-CN"/>
         </w:rPr>
       </w:pPr>
-      <w:bookmarkStart w:id="25" w:name="_Toc178595985"/>
-      <w:bookmarkStart w:id="26" w:name="_Toc240361347"/>
+      <w:bookmarkStart w:id="26" w:name="_Toc178595985"/>
+      <w:bookmarkStart w:id="27" w:name="_Toc240361347"/>
       <w:r>
         <w:rPr>
           <w:rFonts w:eastAsia="SimSun" w:cs="Times New Roman"/>
@@ -4578,8 +4537,8 @@
         <w:lastRenderedPageBreak/>
         <w:t>4 СОСТАВ И СОДЕРЖАНИЕ РАБОТ ПО СОЗДАНИЮ АВТОМАТИЗИРОВАННОЙ СИСТЕМЫ</w:t>
       </w:r>
-      <w:bookmarkEnd w:id="25"/>
       <w:bookmarkEnd w:id="26"/>
+      <w:bookmarkEnd w:id="27"/>
     </w:p>
     <w:p>
       <w:pPr>
@@ -4626,7 +4585,6 @@
         </w:rPr>
         <w:t>» для САПР «</w:t>
       </w:r>
-      <w:proofErr w:type="spellStart"/>
       <w:r>
         <w:rPr>
           <w:rFonts w:eastAsia="SimSun"/>
@@ -4635,7 +4593,6 @@
         </w:rPr>
         <w:t>nanoCAD</w:t>
       </w:r>
-      <w:proofErr w:type="spellEnd"/>
       <w:r>
         <w:rPr>
           <w:rFonts w:eastAsia="SimSun"/>
@@ -4696,7 +4653,6 @@
         </w:rPr>
         <w:t>» для САПР «</w:t>
       </w:r>
-      <w:proofErr w:type="spellStart"/>
       <w:r>
         <w:rPr>
           <w:rFonts w:eastAsia="SimSun"/>
@@ -4705,7 +4661,6 @@
         </w:rPr>
         <w:t>nanoCAD</w:t>
       </w:r>
-      <w:proofErr w:type="spellEnd"/>
       <w:r>
         <w:rPr>
           <w:rFonts w:eastAsia="SimSun"/>
@@ -4717,7 +4672,7 @@
     </w:p>
     <w:tbl>
       <w:tblPr>
-        <w:tblStyle w:val="TableGrid"/>
+        <w:tblStyle w:val="af2"/>
         <w:tblW w:w="9072" w:type="dxa"/>
         <w:tblInd w:w="250" w:type="dxa"/>
         <w:tblBorders>
@@ -5993,14 +5948,14 @@
     </w:p>
     <w:p>
       <w:pPr>
-        <w:pStyle w:val="Heading1"/>
-      </w:pPr>
-      <w:bookmarkStart w:id="27" w:name="_Toc240361348"/>
+        <w:pStyle w:val="1"/>
+      </w:pPr>
+      <w:bookmarkStart w:id="28" w:name="_Toc240361348"/>
       <w:r>
         <w:lastRenderedPageBreak/>
         <w:t>5 ПОРЯДОК РАЗРАБОТКИ АВТОМАТИЗИРОВАННОЙ СИСТЕМЫ</w:t>
       </w:r>
-      <w:bookmarkEnd w:id="27"/>
+      <w:bookmarkEnd w:id="28"/>
     </w:p>
     <w:p>
       <w:pPr>
@@ -6013,13 +5968,13 @@
     </w:p>
     <w:p>
       <w:pPr>
-        <w:pStyle w:val="Heading2"/>
-      </w:pPr>
-      <w:bookmarkStart w:id="28" w:name="_Toc240361349"/>
+        <w:pStyle w:val="2"/>
+      </w:pPr>
+      <w:bookmarkStart w:id="29" w:name="_Toc240361349"/>
       <w:r>
         <w:t>5.1 Порядок организации разработки АС</w:t>
       </w:r>
-      <w:bookmarkEnd w:id="28"/>
+      <w:bookmarkEnd w:id="29"/>
     </w:p>
     <w:p>
       <w:pPr>
@@ -6038,13 +5993,13 @@
     </w:p>
     <w:p>
       <w:pPr>
-        <w:pStyle w:val="Heading2"/>
-      </w:pPr>
-      <w:bookmarkStart w:id="29" w:name="_Toc240361350"/>
+        <w:pStyle w:val="2"/>
+      </w:pPr>
+      <w:bookmarkStart w:id="30" w:name="_Toc240361350"/>
       <w:r>
         <w:t>5.2 Перечень документов и исходных данных для разработки АС</w:t>
       </w:r>
-      <w:bookmarkEnd w:id="29"/>
+      <w:bookmarkEnd w:id="30"/>
     </w:p>
     <w:p>
       <w:pPr>
@@ -6061,14 +6016,12 @@
       <w:r>
         <w:t xml:space="preserve">" для САПР </w:t>
       </w:r>
-      <w:proofErr w:type="spellStart"/>
       <w:r>
         <w:rPr>
           <w:lang w:val="en-US"/>
         </w:rPr>
         <w:t>nanoCAD</w:t>
       </w:r>
-      <w:proofErr w:type="spellEnd"/>
       <w:r>
         <w:t xml:space="preserve"> нужны следующие</w:t>
       </w:r>
@@ -6109,9 +6062,6 @@
         <w:t xml:space="preserve"> </w:t>
       </w:r>
       <w:r>
-        <w:rPr>
-          <w:lang w:val="en-US"/>
-        </w:rPr>
         <w:t>[5]</w:t>
       </w:r>
       <w:r>
@@ -6125,13 +6075,13 @@
     </w:p>
     <w:p>
       <w:pPr>
-        <w:pStyle w:val="Heading2"/>
-      </w:pPr>
-      <w:bookmarkStart w:id="30" w:name="_Toc240361351"/>
+        <w:pStyle w:val="2"/>
+      </w:pPr>
+      <w:bookmarkStart w:id="31" w:name="_Toc240361351"/>
       <w:r>
         <w:t>5.3 Перечень документов, предъявляемых по окончании соответствующих этапов работ</w:t>
       </w:r>
-      <w:bookmarkEnd w:id="30"/>
+      <w:bookmarkEnd w:id="31"/>
     </w:p>
     <w:p>
       <w:pPr>
@@ -6170,25 +6120,25 @@
     </w:p>
     <w:p>
       <w:pPr>
-        <w:pStyle w:val="Heading1"/>
-      </w:pPr>
-      <w:bookmarkStart w:id="31" w:name="_Toc240361352"/>
+        <w:pStyle w:val="1"/>
+      </w:pPr>
+      <w:bookmarkStart w:id="32" w:name="_Toc240361352"/>
       <w:r>
         <w:lastRenderedPageBreak/>
         <w:t>6 ПОРЯДОК КОНТРОЛЯ И ПРИЕМКИ АВТОМАТИЗИРОВАННОЙ СИСТЕМЫ</w:t>
       </w:r>
-      <w:bookmarkEnd w:id="31"/>
+      <w:bookmarkEnd w:id="32"/>
     </w:p>
     <w:p/>
     <w:p>
       <w:pPr>
-        <w:pStyle w:val="Heading2"/>
-      </w:pPr>
-      <w:bookmarkStart w:id="32" w:name="_Toc240361353"/>
+        <w:pStyle w:val="2"/>
+      </w:pPr>
+      <w:bookmarkStart w:id="33" w:name="_Toc240361353"/>
       <w:r>
         <w:t>6.1 Виды, состав и методы испытаний АС и ее составных частей</w:t>
       </w:r>
-      <w:bookmarkEnd w:id="32"/>
+      <w:bookmarkEnd w:id="33"/>
     </w:p>
     <w:p/>
     <w:p>
@@ -6248,13 +6198,13 @@
     <w:p/>
     <w:p>
       <w:pPr>
-        <w:pStyle w:val="Heading2"/>
-      </w:pPr>
-      <w:bookmarkStart w:id="33" w:name="_Toc240361354"/>
+        <w:pStyle w:val="2"/>
+      </w:pPr>
+      <w:bookmarkStart w:id="34" w:name="_Toc240361354"/>
       <w:r>
         <w:t>6.2 Общие требования к приёмке работ по стадиям</w:t>
       </w:r>
-      <w:bookmarkEnd w:id="33"/>
+      <w:bookmarkEnd w:id="34"/>
     </w:p>
     <w:p>
       <w:pPr>
@@ -6287,10 +6237,20 @@
       </w:r>
     </w:p>
     <w:p>
+      <w:commentRangeStart w:id="35"/>
       <w:r>
         <w:lastRenderedPageBreak/>
         <w:t>Комплектность передаваемой отчётной документации подлежит проверке Заказчиком.</w:t>
       </w:r>
+      <w:commentRangeEnd w:id="35"/>
+      <w:r>
+        <w:rPr>
+          <w:rStyle w:val="af1"/>
+          <w:sz w:val="28"/>
+          <w:szCs w:val="22"/>
+        </w:rPr>
+        <w:commentReference w:id="35"/>
+      </w:r>
     </w:p>
     <w:p>
       <w:r>
@@ -6299,14 +6259,14 @@
     </w:p>
     <w:p>
       <w:pPr>
-        <w:pStyle w:val="Heading1"/>
-      </w:pPr>
-      <w:bookmarkStart w:id="34" w:name="_Toc240361355"/>
+        <w:pStyle w:val="1"/>
+      </w:pPr>
+      <w:bookmarkStart w:id="36" w:name="_Toc240361355"/>
       <w:r>
         <w:lastRenderedPageBreak/>
         <w:t>7 ТРЕБОВАНИЯ К ДОКУМЕНТИРОВАНИЮ</w:t>
       </w:r>
-      <w:bookmarkEnd w:id="34"/>
+      <w:bookmarkEnd w:id="36"/>
     </w:p>
     <w:p/>
     <w:p>
@@ -6317,13 +6277,13 @@
     <w:p/>
     <w:p>
       <w:pPr>
-        <w:pStyle w:val="Heading2"/>
-      </w:pPr>
-      <w:bookmarkStart w:id="35" w:name="_Toc240361356"/>
+        <w:pStyle w:val="2"/>
+      </w:pPr>
+      <w:bookmarkStart w:id="37" w:name="_Toc240361356"/>
       <w:r>
         <w:t>7.1 Перечень подлежащих разработке документов</w:t>
       </w:r>
-      <w:bookmarkEnd w:id="35"/>
+      <w:bookmarkEnd w:id="37"/>
     </w:p>
     <w:p/>
     <w:p>
@@ -6334,13 +6294,13 @@
     <w:p/>
     <w:p>
       <w:pPr>
-        <w:pStyle w:val="Heading2"/>
-      </w:pPr>
-      <w:bookmarkStart w:id="36" w:name="_Toc240361357"/>
+        <w:pStyle w:val="2"/>
+      </w:pPr>
+      <w:bookmarkStart w:id="38" w:name="_Toc240361357"/>
       <w:r>
         <w:t>7.2 Вид представления и количество документов</w:t>
       </w:r>
-      <w:bookmarkEnd w:id="36"/>
+      <w:bookmarkEnd w:id="38"/>
     </w:p>
     <w:p/>
     <w:p>
@@ -6398,13 +6358,13 @@
     <w:p/>
     <w:p>
       <w:pPr>
-        <w:pStyle w:val="Heading2"/>
-      </w:pPr>
-      <w:bookmarkStart w:id="37" w:name="_Toc240361358"/>
+        <w:pStyle w:val="2"/>
+      </w:pPr>
+      <w:bookmarkStart w:id="39" w:name="_Toc240361358"/>
       <w:r>
         <w:t>7.3 Требования по использованию ЕСКД и ЕСПД при разработке документов</w:t>
       </w:r>
-      <w:bookmarkEnd w:id="37"/>
+      <w:bookmarkEnd w:id="39"/>
     </w:p>
     <w:p/>
     <w:p>
@@ -6460,14 +6420,14 @@
     </w:p>
     <w:p>
       <w:pPr>
-        <w:pStyle w:val="Heading1"/>
-      </w:pPr>
-      <w:bookmarkStart w:id="38" w:name="_Toc240361359"/>
+        <w:pStyle w:val="1"/>
+      </w:pPr>
+      <w:bookmarkStart w:id="40" w:name="_Toc240361359"/>
       <w:r>
         <w:lastRenderedPageBreak/>
         <w:t>8 ИСТОЧНИКИ РАЗРАБОТКИ</w:t>
       </w:r>
-      <w:bookmarkEnd w:id="38"/>
+      <w:bookmarkEnd w:id="40"/>
     </w:p>
     <w:p/>
     <w:p>
@@ -6532,10 +6492,7 @@
         <w:ind w:firstLine="709"/>
       </w:pPr>
       <w:r>
-        <w:t xml:space="preserve"> </w:t>
-      </w:r>
-      <w:r>
-        <w:t xml:space="preserve">ГОСТ </w:t>
+        <w:t xml:space="preserve"> ГОСТ </w:t>
       </w:r>
       <w:r>
         <w:t>18123-82 «Шайбы. Общие технические условия</w:t>
@@ -6600,6 +6557,70 @@
     </w:sectPr>
   </w:body>
 </w:document>
+</file>
+
+<file path=word/comments.xml><?xml version="1.0" encoding="utf-8"?>
+<w:comments xmlns:wpc="http://schemas.microsoft.com/office/word/2010/wordprocessingCanvas" xmlns:cx="http://schemas.microsoft.com/office/drawing/2014/chartex" xmlns:cx1="http://schemas.microsoft.com/office/drawing/2015/9/8/chartex" xmlns:cx2="http://schemas.microsoft.com/office/drawing/2015/10/21/chartex" xmlns:cx3="http://schemas.microsoft.com/office/drawing/2016/5/9/chartex" xmlns:cx4="http://schemas.microsoft.com/office/drawing/2016/5/10/chartex" xmlns:cx5="http://schemas.microsoft.com/office/drawing/2016/5/11/chartex" xmlns:cx6="http://schemas.microsoft.com/office/drawing/2016/5/12/chartex" xmlns:cx7="http://schemas.microsoft.com/office/drawing/2016/5/13/chartex" xmlns:cx8="http://schemas.microsoft.com/office/drawing/2016/5/14/chartex" xmlns:mc="http://schemas.openxmlformats.org/markup-compatibility/2006" xmlns:aink="http://schemas.microsoft.com/office/drawing/2016/ink" xmlns:am3d="http://schemas.microsoft.com/office/drawing/2017/model3d" xmlns:o="urn:schemas-microsoft-com:office:office" xmlns:oel="http://schemas.microsoft.com/office/2019/extlst" xmlns:r="http://schemas.openxmlformats.org/officeDocument/2006/relationships" xmlns:m="http://schemas.openxmlformats.org/officeDocument/2006/math" xmlns:v="urn:schemas-microsoft-com:vml" xmlns:wp14="http://schemas.microsoft.com/office/word/2010/wordprocessingDrawing" xmlns:wp="http://schemas.openxmlformats.org/drawingml/2006/wordprocessingDrawing" xmlns:w10="urn:schemas-microsoft-com:office:word" xmlns:w="http://schemas.openxmlformats.org/wordprocessingml/2006/main" xmlns:w14="http://schemas.microsoft.com/office/word/2010/wordml" xmlns:w15="http://schemas.microsoft.com/office/word/2012/wordml" xmlns:w16cex="http://schemas.microsoft.com/office/word/2018/wordml/cex" xmlns:w16cid="http://schemas.microsoft.com/office/word/2016/wordml/cid" xmlns:w16="http://schemas.microsoft.com/office/word/2018/wordml" xmlns:w16du="http://schemas.microsoft.com/office/word/2023/wordml/word16du" xmlns:w16sdtdh="http://schemas.microsoft.com/office/word/2020/wordml/sdtdatahash" xmlns:w16sdtfl="http://schemas.microsoft.com/office/word/2024/wordml/sdtformatlock" xmlns:w16se="http://schemas.microsoft.com/office/word/2015/wordml/symex" xmlns:wpg="http://schemas.microsoft.com/office/word/2010/wordprocessingGroup" xmlns:wpi="http://schemas.microsoft.com/office/word/2010/wordprocessingInk" xmlns:wne="http://schemas.microsoft.com/office/word/2006/wordml" xmlns:wps="http://schemas.microsoft.com/office/word/2010/wordprocessingShape" mc:Ignorable="w14 w15 w16se w16cid w16 w16cex w16sdtdh w16sdtfl w16du wp14">
+  <w:comment w:id="22" w:author="Kalentyev Alexey" w:date="2026-09-16T11:59:00Z" w:initials="KA">
+    <w:p>
+      <w:pPr>
+        <w:pStyle w:val="af"/>
+      </w:pPr>
+      <w:r>
+        <w:rPr>
+          <w:rStyle w:val="af1"/>
+        </w:rPr>
+        <w:annotationRef/>
+      </w:r>
+      <w:r>
+        <w:rPr>
+          <w:lang w:val="ru-RU"/>
+        </w:rPr>
+        <w:t>Убрать</w:t>
+      </w:r>
+    </w:p>
+  </w:comment>
+  <w:comment w:id="35" w:author="Kalentyev Alexey" w:date="2026-09-16T12:00:00Z" w:initials="KA">
+    <w:p>
+      <w:pPr>
+        <w:pStyle w:val="af"/>
+      </w:pPr>
+      <w:r>
+        <w:rPr>
+          <w:rStyle w:val="af1"/>
+        </w:rPr>
+        <w:annotationRef/>
+      </w:r>
+      <w:r>
+        <w:rPr>
+          <w:lang w:val="ru-RU"/>
+        </w:rPr>
+        <w:t>Висячая строка</w:t>
+      </w:r>
+    </w:p>
+  </w:comment>
+</w:comments>
+</file>
+
+<file path=word/commentsExtended.xml><?xml version="1.0" encoding="utf-8"?>
+<w15:commentsEx xmlns:wpc="http://schemas.microsoft.com/office/word/2010/wordprocessingCanvas" xmlns:cx="http://schemas.microsoft.com/office/drawing/2014/chartex" xmlns:cx1="http://schemas.microsoft.com/office/drawing/2015/9/8/chartex" xmlns:cx2="http://schemas.microsoft.com/office/drawing/2015/10/21/chartex" xmlns:cx3="http://schemas.microsoft.com/office/drawing/2016/5/9/chartex" xmlns:cx4="http://schemas.microsoft.com/office/drawing/2016/5/10/chartex" xmlns:cx5="http://schemas.microsoft.com/office/drawing/2016/5/11/chartex" xmlns:cx6="http://schemas.microsoft.com/office/drawing/2016/5/12/chartex" xmlns:cx7="http://schemas.microsoft.com/office/drawing/2016/5/13/chartex" xmlns:cx8="http://schemas.microsoft.com/office/drawing/2016/5/14/chartex" xmlns:mc="http://schemas.openxmlformats.org/markup-compatibility/2006" xmlns:aink="http://schemas.microsoft.com/office/drawing/2016/ink" xmlns:am3d="http://schemas.microsoft.com/office/drawing/2017/model3d" xmlns:o="urn:schemas-microsoft-com:office:office" xmlns:oel="http://schemas.microsoft.com/office/2019/extlst" xmlns:r="http://schemas.openxmlformats.org/officeDocument/2006/relationships" xmlns:m="http://schemas.openxmlformats.org/officeDocument/2006/math" xmlns:v="urn:schemas-microsoft-com:vml" xmlns:wp14="http://schemas.microsoft.com/office/word/2010/wordprocessingDrawing" xmlns:wp="http://schemas.openxmlformats.org/drawingml/2006/wordprocessingDrawing" xmlns:w10="urn:schemas-microsoft-com:office:word" xmlns:w="http://schemas.openxmlformats.org/wordprocessingml/2006/main" xmlns:w14="http://schemas.microsoft.com/office/word/2010/wordml" xmlns:w15="http://schemas.microsoft.com/office/word/2012/wordml" xmlns:w16cex="http://schemas.microsoft.com/office/word/2018/wordml/cex" xmlns:w16cid="http://schemas.microsoft.com/office/word/2016/wordml/cid" xmlns:w16="http://schemas.microsoft.com/office/word/2018/wordml" xmlns:w16du="http://schemas.microsoft.com/office/word/2023/wordml/word16du" xmlns:w16sdtdh="http://schemas.microsoft.com/office/word/2020/wordml/sdtdatahash" xmlns:w16sdtfl="http://schemas.microsoft.com/office/word/2024/wordml/sdtformatlock" xmlns:w16se="http://schemas.microsoft.com/office/word/2015/wordml/symex" xmlns:wpg="http://schemas.microsoft.com/office/word/2010/wordprocessingGroup" xmlns:wpi="http://schemas.microsoft.com/office/word/2010/wordprocessingInk" xmlns:wne="http://schemas.microsoft.com/office/word/2006/wordml" xmlns:wps="http://schemas.microsoft.com/office/word/2010/wordprocessingShape" mc:Ignorable="w14 w15 w16se w16cid w16 w16cex w16sdtdh w16sdtfl w16du wp14">
+  <w15:commentEx w15:paraId="68A84092" w15:done="0"/>
+  <w15:commentEx w15:paraId="466186D6" w15:done="0"/>
+</w15:commentsEx>
+</file>
+
+<file path=word/commentsExtensible.xml><?xml version="1.0" encoding="utf-8"?>
+<w16cex:commentsExtensible xmlns:wpc="http://schemas.microsoft.com/office/word/2010/wordprocessingCanvas" xmlns:cx="http://schemas.microsoft.com/office/drawing/2014/chartex" xmlns:cx1="http://schemas.microsoft.com/office/drawing/2015/9/8/chartex" xmlns:cx2="http://schemas.microsoft.com/office/drawing/2015/10/21/chartex" xmlns:cx3="http://schemas.microsoft.com/office/drawing/2016/5/9/chartex" xmlns:cx4="http://schemas.microsoft.com/office/drawing/2016/5/10/chartex" xmlns:cx5="http://schemas.microsoft.com/office/drawing/2016/5/11/chartex" xmlns:cx6="http://schemas.microsoft.com/office/drawing/2016/5/12/chartex" xmlns:cx7="http://schemas.microsoft.com/office/drawing/2016/5/13/chartex" xmlns:cx8="http://schemas.microsoft.com/office/drawing/2016/5/14/chartex" xmlns:cr="http://schemas.microsoft.com/office/comments/2020/reactions" xmlns:mc="http://schemas.openxmlformats.org/markup-compatibility/2006" xmlns:aink="http://schemas.microsoft.com/office/drawing/2016/ink" xmlns:am3d="http://schemas.microsoft.com/office/drawing/2017/model3d" xmlns:o="urn:schemas-microsoft-com:office:office" xmlns:oel="http://schemas.microsoft.com/office/2019/extlst" xmlns:r="http://schemas.openxmlformats.org/officeDocument/2006/relationships" xmlns:m="http://schemas.openxmlformats.org/officeDocument/2006/math" xmlns:v="urn:schemas-microsoft-com:vml" xmlns:wp14="http://schemas.microsoft.com/office/word/2010/wordprocessingDrawing" xmlns:wp="http://schemas.openxmlformats.org/drawingml/2006/wordprocessingDrawing" xmlns:w10="urn:schemas-microsoft-com:office:word" xmlns:w="http://schemas.openxmlformats.org/wordprocessingml/2006/main" xmlns:w14="http://schemas.microsoft.com/office/word/2010/wordml" xmlns:w15="http://schemas.microsoft.com/office/word/2012/wordml" xmlns:w16cex="http://schemas.microsoft.com/office/word/2018/wordml/cex" xmlns:w16cid="http://schemas.microsoft.com/office/word/2016/wordml/cid" xmlns:w16="http://schemas.microsoft.com/office/word/2018/wordml" xmlns:w16du="http://schemas.microsoft.com/office/word/2023/wordml/word16du" xmlns:w16sdtdh="http://schemas.microsoft.com/office/word/2020/wordml/sdtdatahash" xmlns:w16sdtfl="http://schemas.microsoft.com/office/word/2024/wordml/sdtformatlock" xmlns:w16se="http://schemas.microsoft.com/office/word/2015/wordml/symex" xmlns:wpg="http://schemas.microsoft.com/office/word/2010/wordprocessingGroup" xmlns:wpi="http://schemas.microsoft.com/office/word/2010/wordprocessingInk" xmlns:wne="http://schemas.microsoft.com/office/word/2006/wordml" xmlns:wps="http://schemas.microsoft.com/office/word/2010/wordprocessingShape" mc:Ignorable="w14 w15 w16se w16cid w16 w16cex w16sdtdh w16sdtfl cr w16du wp14">
+  <w16cex:commentExtensible w16cex:durableId="0E7DF894" w16cex:dateUtc="2026-09-16T04:59:00Z"/>
+  <w16cex:commentExtensible w16cex:durableId="0F52FDD9" w16cex:dateUtc="2026-09-16T05:00:00Z"/>
+</w16cex:commentsExtensible>
+</file>
+
+<file path=word/commentsIds.xml><?xml version="1.0" encoding="utf-8"?>
+<w16cid:commentsIds xmlns:wpc="http://schemas.microsoft.com/office/word/2010/wordprocessingCanvas" xmlns:cx="http://schemas.microsoft.com/office/drawing/2014/chartex" xmlns:cx1="http://schemas.microsoft.com/office/drawing/2015/9/8/chartex" xmlns:cx2="http://schemas.microsoft.com/office/drawing/2015/10/21/chartex" xmlns:cx3="http://schemas.microsoft.com/office/drawing/2016/5/9/chartex" xmlns:cx4="http://schemas.microsoft.com/office/drawing/2016/5/10/chartex" xmlns:cx5="http://schemas.microsoft.com/office/drawing/2016/5/11/chartex" xmlns:cx6="http://schemas.microsoft.com/office/drawing/2016/5/12/chartex" xmlns:cx7="http://schemas.microsoft.com/office/drawing/2016/5/13/chartex" xmlns:cx8="http://schemas.microsoft.com/office/drawing/2016/5/14/chartex" xmlns:mc="http://schemas.openxmlformats.org/markup-compatibility/2006" xmlns:aink="http://schemas.microsoft.com/office/drawing/2016/ink" xmlns:am3d="http://schemas.microsoft.com/office/drawing/2017/model3d" xmlns:o="urn:schemas-microsoft-com:office:office" xmlns:oel="http://schemas.microsoft.com/office/2019/extlst" xmlns:r="http://schemas.openxmlformats.org/officeDocument/2006/relationships" xmlns:m="http://schemas.openxmlformats.org/officeDocument/2006/math" xmlns:v="urn:schemas-microsoft-com:vml" xmlns:wp14="http://schemas.microsoft.com/office/word/2010/wordprocessingDrawing" xmlns:wp="http://schemas.openxmlformats.org/drawingml/2006/wordprocessingDrawing" xmlns:w10="urn:schemas-microsoft-com:office:word" xmlns:w="http://schemas.openxmlformats.org/wordprocessingml/2006/main" xmlns:w14="http://schemas.microsoft.com/office/word/2010/wordml" xmlns:w15="http://schemas.microsoft.com/office/word/2012/wordml" xmlns:w16cex="http://schemas.microsoft.com/office/word/2018/wordml/cex" xmlns:w16cid="http://schemas.microsoft.com/office/word/2016/wordml/cid" xmlns:w16="http://schemas.microsoft.com/office/word/2018/wordml" xmlns:w16du="http://schemas.microsoft.com/office/word/2023/wordml/word16du" xmlns:w16sdtdh="http://schemas.microsoft.com/office/word/2020/wordml/sdtdatahash" xmlns:w16sdtfl="http://schemas.microsoft.com/office/word/2024/wordml/sdtformatlock" xmlns:w16se="http://schemas.microsoft.com/office/word/2015/wordml/symex" xmlns:wpg="http://schemas.microsoft.com/office/word/2010/wordprocessingGroup" xmlns:wpi="http://schemas.microsoft.com/office/word/2010/wordprocessingInk" xmlns:wne="http://schemas.microsoft.com/office/word/2006/wordml" xmlns:wps="http://schemas.microsoft.com/office/word/2010/wordprocessingShape" mc:Ignorable="w14 w15 w16se w16cid w16 w16cex w16sdtdh w16sdtfl w16du wp14">
+  <w16cid:commentId w16cid:paraId="68A84092" w16cid:durableId="0E7DF894"/>
+  <w16cid:commentId w16cid:paraId="466186D6" w16cid:durableId="0F52FDD9"/>
+</w16cid:commentsIds>
 </file>
 
 <file path=word/numbering.xml><?xml version="1.0" encoding="utf-8"?>
@@ -7872,6 +7893,14 @@
     <w:abstractNumId w:val="6"/>
   </w:num>
 </w:numbering>
+</file>
+
+<file path=word/people.xml><?xml version="1.0" encoding="utf-8"?>
+<w15:people xmlns:wpc="http://schemas.microsoft.com/office/word/2010/wordprocessingCanvas" xmlns:cx="http://schemas.microsoft.com/office/drawing/2014/chartex" xmlns:cx1="http://schemas.microsoft.com/office/drawing/2015/9/8/chartex" xmlns:cx2="http://schemas.microsoft.com/office/drawing/2015/10/21/chartex" xmlns:cx3="http://schemas.microsoft.com/office/drawing/2016/5/9/chartex" xmlns:cx4="http://schemas.microsoft.com/office/drawing/2016/5/10/chartex" xmlns:cx5="http://schemas.microsoft.com/office/drawing/2016/5/11/chartex" xmlns:cx6="http://schemas.microsoft.com/office/drawing/2016/5/12/chartex" xmlns:cx7="http://schemas.microsoft.com/office/drawing/2016/5/13/chartex" xmlns:cx8="http://schemas.microsoft.com/office/drawing/2016/5/14/chartex" xmlns:mc="http://schemas.openxmlformats.org/markup-compatibility/2006" xmlns:aink="http://schemas.microsoft.com/office/drawing/2016/ink" xmlns:am3d="http://schemas.microsoft.com/office/drawing/2017/model3d" xmlns:o="urn:schemas-microsoft-com:office:office" xmlns:oel="http://schemas.microsoft.com/office/2019/extlst" xmlns:r="http://schemas.openxmlformats.org/officeDocument/2006/relationships" xmlns:m="http://schemas.openxmlformats.org/officeDocument/2006/math" xmlns:v="urn:schemas-microsoft-com:vml" xmlns:wp14="http://schemas.microsoft.com/office/word/2010/wordprocessingDrawing" xmlns:wp="http://schemas.openxmlformats.org/drawingml/2006/wordprocessingDrawing" xmlns:w10="urn:schemas-microsoft-com:office:word" xmlns:w="http://schemas.openxmlformats.org/wordprocessingml/2006/main" xmlns:w14="http://schemas.microsoft.com/office/word/2010/wordml" xmlns:w15="http://schemas.microsoft.com/office/word/2012/wordml" xmlns:w16cex="http://schemas.microsoft.com/office/word/2018/wordml/cex" xmlns:w16cid="http://schemas.microsoft.com/office/word/2016/wordml/cid" xmlns:w16="http://schemas.microsoft.com/office/word/2018/wordml" xmlns:w16du="http://schemas.microsoft.com/office/word/2023/wordml/word16du" xmlns:w16sdtdh="http://schemas.microsoft.com/office/word/2020/wordml/sdtdatahash" xmlns:w16sdtfl="http://schemas.microsoft.com/office/word/2024/wordml/sdtformatlock" xmlns:w16se="http://schemas.microsoft.com/office/word/2015/wordml/symex" xmlns:wpg="http://schemas.microsoft.com/office/word/2010/wordprocessingGroup" xmlns:wpi="http://schemas.microsoft.com/office/word/2010/wordprocessingInk" xmlns:wne="http://schemas.microsoft.com/office/word/2006/wordml" xmlns:wps="http://schemas.microsoft.com/office/word/2010/wordprocessingShape" mc:Ignorable="w14 w15 w16se w16cid w16 w16cex w16sdtdh w16sdtfl w16du wp14">
+  <w15:person w15:author="Kalentyev Alexey">
+    <w15:presenceInfo w15:providerId="Windows Live" w15:userId="da819b8650d7d997"/>
+  </w15:person>
+</w15:people>
 </file>
 
 <file path=word/styles.xml><?xml version="1.0" encoding="utf-8"?>
@@ -8273,7 +8302,7 @@
     <w:lsdException w:name="Unresolved Mention" w:semiHidden="1" w:unhideWhenUsed="1"/>
     <w:lsdException w:name="Smart Link" w:semiHidden="1" w:unhideWhenUsed="1"/>
   </w:latentStyles>
-  <w:style w:type="paragraph" w:default="1" w:styleId="Normal">
+  <w:style w:type="paragraph" w:default="1" w:styleId="a">
     <w:name w:val="Normal"/>
     <w:aliases w:val="OS_Tusur"/>
     <w:uiPriority w:val="1"/>
@@ -8287,11 +8316,11 @@
       <w14:ligatures w14:val="none"/>
     </w:rPr>
   </w:style>
-  <w:style w:type="paragraph" w:styleId="Heading1">
+  <w:style w:type="paragraph" w:styleId="1">
     <w:name w:val="heading 1"/>
-    <w:basedOn w:val="Normal"/>
-    <w:next w:val="Normal"/>
-    <w:link w:val="Heading1Char"/>
+    <w:basedOn w:val="a"/>
+    <w:next w:val="a"/>
+    <w:link w:val="10"/>
     <w:uiPriority w:val="9"/>
     <w:qFormat/>
     <w:rsid w:val="005F73FA"/>
@@ -8309,11 +8338,11 @@
       <w:szCs w:val="40"/>
     </w:rPr>
   </w:style>
-  <w:style w:type="paragraph" w:styleId="Heading2">
+  <w:style w:type="paragraph" w:styleId="2">
     <w:name w:val="heading 2"/>
-    <w:basedOn w:val="Normal"/>
-    <w:next w:val="Normal"/>
-    <w:link w:val="Heading2Char"/>
+    <w:basedOn w:val="a"/>
+    <w:next w:val="a"/>
+    <w:link w:val="20"/>
     <w:uiPriority w:val="9"/>
     <w:unhideWhenUsed/>
     <w:qFormat/>
@@ -8332,11 +8361,11 @@
       <w:szCs w:val="32"/>
     </w:rPr>
   </w:style>
-  <w:style w:type="paragraph" w:styleId="Heading3">
+  <w:style w:type="paragraph" w:styleId="3">
     <w:name w:val="heading 3"/>
-    <w:basedOn w:val="Normal"/>
-    <w:next w:val="Normal"/>
-    <w:link w:val="Heading3Char"/>
+    <w:basedOn w:val="a"/>
+    <w:next w:val="a"/>
+    <w:link w:val="30"/>
     <w:uiPriority w:val="9"/>
     <w:unhideWhenUsed/>
     <w:qFormat/>
@@ -8353,11 +8382,11 @@
       <w:szCs w:val="28"/>
     </w:rPr>
   </w:style>
-  <w:style w:type="paragraph" w:styleId="Heading4">
+  <w:style w:type="paragraph" w:styleId="4">
     <w:name w:val="heading 4"/>
-    <w:basedOn w:val="Normal"/>
-    <w:next w:val="Normal"/>
-    <w:link w:val="Heading4Char"/>
+    <w:basedOn w:val="a"/>
+    <w:next w:val="a"/>
+    <w:link w:val="40"/>
     <w:uiPriority w:val="9"/>
     <w:unhideWhenUsed/>
     <w:qFormat/>
@@ -8375,11 +8404,11 @@
       <w:color w:val="0F4761" w:themeColor="accent1" w:themeShade="BF"/>
     </w:rPr>
   </w:style>
-  <w:style w:type="paragraph" w:styleId="Heading5">
+  <w:style w:type="paragraph" w:styleId="5">
     <w:name w:val="heading 5"/>
-    <w:basedOn w:val="Normal"/>
-    <w:next w:val="Normal"/>
-    <w:link w:val="Heading5Char"/>
+    <w:basedOn w:val="a"/>
+    <w:next w:val="a"/>
+    <w:link w:val="50"/>
     <w:uiPriority w:val="9"/>
     <w:semiHidden/>
     <w:unhideWhenUsed/>
@@ -8396,11 +8425,11 @@
       <w:color w:val="0F4761" w:themeColor="accent1" w:themeShade="BF"/>
     </w:rPr>
   </w:style>
-  <w:style w:type="paragraph" w:styleId="Heading6">
+  <w:style w:type="paragraph" w:styleId="6">
     <w:name w:val="heading 6"/>
-    <w:basedOn w:val="Normal"/>
-    <w:next w:val="Normal"/>
-    <w:link w:val="Heading6Char"/>
+    <w:basedOn w:val="a"/>
+    <w:next w:val="a"/>
+    <w:link w:val="60"/>
     <w:uiPriority w:val="9"/>
     <w:semiHidden/>
     <w:unhideWhenUsed/>
@@ -8419,11 +8448,11 @@
       <w:color w:val="595959" w:themeColor="text1" w:themeTint="A6"/>
     </w:rPr>
   </w:style>
-  <w:style w:type="paragraph" w:styleId="Heading7">
+  <w:style w:type="paragraph" w:styleId="7">
     <w:name w:val="heading 7"/>
-    <w:basedOn w:val="Normal"/>
-    <w:next w:val="Normal"/>
-    <w:link w:val="Heading7Char"/>
+    <w:basedOn w:val="a"/>
+    <w:next w:val="a"/>
+    <w:link w:val="70"/>
     <w:uiPriority w:val="9"/>
     <w:semiHidden/>
     <w:unhideWhenUsed/>
@@ -8440,11 +8469,11 @@
       <w:color w:val="595959" w:themeColor="text1" w:themeTint="A6"/>
     </w:rPr>
   </w:style>
-  <w:style w:type="paragraph" w:styleId="Heading8">
+  <w:style w:type="paragraph" w:styleId="8">
     <w:name w:val="heading 8"/>
-    <w:basedOn w:val="Normal"/>
-    <w:next w:val="Normal"/>
-    <w:link w:val="Heading8Char"/>
+    <w:basedOn w:val="a"/>
+    <w:next w:val="a"/>
+    <w:link w:val="80"/>
     <w:uiPriority w:val="9"/>
     <w:semiHidden/>
     <w:unhideWhenUsed/>
@@ -8462,11 +8491,11 @@
       <w:color w:val="272727" w:themeColor="text1" w:themeTint="D8"/>
     </w:rPr>
   </w:style>
-  <w:style w:type="paragraph" w:styleId="Heading9">
+  <w:style w:type="paragraph" w:styleId="9">
     <w:name w:val="heading 9"/>
-    <w:basedOn w:val="Normal"/>
-    <w:next w:val="Normal"/>
-    <w:link w:val="Heading9Char"/>
+    <w:basedOn w:val="a"/>
+    <w:next w:val="a"/>
+    <w:link w:val="90"/>
     <w:uiPriority w:val="9"/>
     <w:semiHidden/>
     <w:unhideWhenUsed/>
@@ -8482,12 +8511,13 @@
       <w:color w:val="272727" w:themeColor="text1" w:themeTint="D8"/>
     </w:rPr>
   </w:style>
-  <w:style w:type="character" w:default="1" w:styleId="DefaultParagraphFont">
+  <w:style w:type="character" w:default="1" w:styleId="a0">
     <w:name w:val="Default Paragraph Font"/>
     <w:uiPriority w:val="1"/>
+    <w:semiHidden/>
     <w:unhideWhenUsed/>
   </w:style>
-  <w:style w:type="table" w:default="1" w:styleId="TableNormal">
+  <w:style w:type="table" w:default="1" w:styleId="a1">
     <w:name w:val="Normal Table"/>
     <w:uiPriority w:val="99"/>
     <w:semiHidden/>
@@ -8502,16 +8532,16 @@
       </w:tblCellMar>
     </w:tblPr>
   </w:style>
-  <w:style w:type="numbering" w:default="1" w:styleId="NoList">
+  <w:style w:type="numbering" w:default="1" w:styleId="a2">
     <w:name w:val="No List"/>
     <w:uiPriority w:val="99"/>
     <w:semiHidden/>
     <w:unhideWhenUsed/>
   </w:style>
-  <w:style w:type="paragraph" w:styleId="BodyText">
+  <w:style w:type="paragraph" w:styleId="a3">
     <w:name w:val="Body Text"/>
-    <w:basedOn w:val="Normal"/>
-    <w:link w:val="BodyTextChar"/>
+    <w:basedOn w:val="a"/>
+    <w:link w:val="a4"/>
     <w:uiPriority w:val="1"/>
     <w:qFormat/>
     <w:rsid w:val="0046104E"/>
@@ -8522,10 +8552,10 @@
       <w:szCs w:val="28"/>
     </w:rPr>
   </w:style>
-  <w:style w:type="character" w:customStyle="1" w:styleId="BodyTextChar">
-    <w:name w:val="Body Text Char"/>
-    <w:basedOn w:val="DefaultParagraphFont"/>
-    <w:link w:val="BodyText"/>
+  <w:style w:type="character" w:customStyle="1" w:styleId="a4">
+    <w:name w:val="Основной текст Знак"/>
+    <w:basedOn w:val="a0"/>
+    <w:link w:val="a3"/>
     <w:uiPriority w:val="1"/>
     <w:rsid w:val="0046104E"/>
     <w:rPr>
@@ -8537,7 +8567,7 @@
   </w:style>
   <w:style w:type="paragraph" w:customStyle="1" w:styleId="Style1">
     <w:name w:val="Style1"/>
-    <w:basedOn w:val="Normal"/>
+    <w:basedOn w:val="a"/>
     <w:link w:val="Style1Char"/>
     <w:autoRedefine/>
     <w:qFormat/>
@@ -8551,7 +8581,7 @@
   </w:style>
   <w:style w:type="character" w:customStyle="1" w:styleId="Style1Char">
     <w:name w:val="Style1 Char"/>
-    <w:basedOn w:val="DefaultParagraphFont"/>
+    <w:basedOn w:val="a0"/>
     <w:link w:val="Style1"/>
     <w:rsid w:val="00AF0E3F"/>
     <w:rPr>
@@ -8559,10 +8589,10 @@
       <w:sz w:val="28"/>
     </w:rPr>
   </w:style>
-  <w:style w:type="character" w:customStyle="1" w:styleId="Heading1Char">
-    <w:name w:val="Heading 1 Char"/>
-    <w:basedOn w:val="DefaultParagraphFont"/>
-    <w:link w:val="Heading1"/>
+  <w:style w:type="character" w:customStyle="1" w:styleId="10">
+    <w:name w:val="Заголовок 1 Знак"/>
+    <w:basedOn w:val="a0"/>
+    <w:link w:val="1"/>
     <w:uiPriority w:val="9"/>
     <w:rsid w:val="005F73FA"/>
     <w:rPr>
@@ -8575,10 +8605,10 @@
       <w14:ligatures w14:val="none"/>
     </w:rPr>
   </w:style>
-  <w:style w:type="character" w:customStyle="1" w:styleId="Heading2Char">
-    <w:name w:val="Heading 2 Char"/>
-    <w:basedOn w:val="DefaultParagraphFont"/>
-    <w:link w:val="Heading2"/>
+  <w:style w:type="character" w:customStyle="1" w:styleId="20">
+    <w:name w:val="Заголовок 2 Знак"/>
+    <w:basedOn w:val="a0"/>
+    <w:link w:val="2"/>
     <w:uiPriority w:val="9"/>
     <w:rsid w:val="005F73FA"/>
     <w:rPr>
@@ -8591,10 +8621,10 @@
       <w14:ligatures w14:val="none"/>
     </w:rPr>
   </w:style>
-  <w:style w:type="character" w:customStyle="1" w:styleId="Heading3Char">
-    <w:name w:val="Heading 3 Char"/>
-    <w:basedOn w:val="DefaultParagraphFont"/>
-    <w:link w:val="Heading3"/>
+  <w:style w:type="character" w:customStyle="1" w:styleId="30">
+    <w:name w:val="Заголовок 3 Знак"/>
+    <w:basedOn w:val="a0"/>
+    <w:link w:val="3"/>
     <w:uiPriority w:val="9"/>
     <w:rsid w:val="005D2BA2"/>
     <w:rPr>
@@ -8606,10 +8636,10 @@
       <w14:ligatures w14:val="none"/>
     </w:rPr>
   </w:style>
-  <w:style w:type="character" w:customStyle="1" w:styleId="Heading4Char">
-    <w:name w:val="Heading 4 Char"/>
-    <w:basedOn w:val="DefaultParagraphFont"/>
-    <w:link w:val="Heading4"/>
+  <w:style w:type="character" w:customStyle="1" w:styleId="40">
+    <w:name w:val="Заголовок 4 Знак"/>
+    <w:basedOn w:val="a0"/>
+    <w:link w:val="4"/>
     <w:uiPriority w:val="9"/>
     <w:rsid w:val="005D2BA2"/>
     <w:rPr>
@@ -8623,10 +8653,10 @@
       <w14:ligatures w14:val="none"/>
     </w:rPr>
   </w:style>
-  <w:style w:type="character" w:customStyle="1" w:styleId="Heading5Char">
-    <w:name w:val="Heading 5 Char"/>
-    <w:basedOn w:val="DefaultParagraphFont"/>
-    <w:link w:val="Heading5"/>
+  <w:style w:type="character" w:customStyle="1" w:styleId="50">
+    <w:name w:val="Заголовок 5 Знак"/>
+    <w:basedOn w:val="a0"/>
+    <w:link w:val="5"/>
     <w:uiPriority w:val="9"/>
     <w:semiHidden/>
     <w:rsid w:val="005D2BA2"/>
@@ -8639,10 +8669,10 @@
       <w14:ligatures w14:val="none"/>
     </w:rPr>
   </w:style>
-  <w:style w:type="character" w:customStyle="1" w:styleId="Heading6Char">
-    <w:name w:val="Heading 6 Char"/>
-    <w:basedOn w:val="DefaultParagraphFont"/>
-    <w:link w:val="Heading6"/>
+  <w:style w:type="character" w:customStyle="1" w:styleId="60">
+    <w:name w:val="Заголовок 6 Знак"/>
+    <w:basedOn w:val="a0"/>
+    <w:link w:val="6"/>
     <w:uiPriority w:val="9"/>
     <w:semiHidden/>
     <w:rsid w:val="005D2BA2"/>
@@ -8657,10 +8687,10 @@
       <w14:ligatures w14:val="none"/>
     </w:rPr>
   </w:style>
-  <w:style w:type="character" w:customStyle="1" w:styleId="Heading7Char">
-    <w:name w:val="Heading 7 Char"/>
-    <w:basedOn w:val="DefaultParagraphFont"/>
-    <w:link w:val="Heading7"/>
+  <w:style w:type="character" w:customStyle="1" w:styleId="70">
+    <w:name w:val="Заголовок 7 Знак"/>
+    <w:basedOn w:val="a0"/>
+    <w:link w:val="7"/>
     <w:uiPriority w:val="9"/>
     <w:semiHidden/>
     <w:rsid w:val="005D2BA2"/>
@@ -8673,10 +8703,10 @@
       <w14:ligatures w14:val="none"/>
     </w:rPr>
   </w:style>
-  <w:style w:type="character" w:customStyle="1" w:styleId="Heading8Char">
-    <w:name w:val="Heading 8 Char"/>
-    <w:basedOn w:val="DefaultParagraphFont"/>
-    <w:link w:val="Heading8"/>
+  <w:style w:type="character" w:customStyle="1" w:styleId="80">
+    <w:name w:val="Заголовок 8 Знак"/>
+    <w:basedOn w:val="a0"/>
+    <w:link w:val="8"/>
     <w:uiPriority w:val="9"/>
     <w:semiHidden/>
     <w:rsid w:val="005D2BA2"/>
@@ -8691,10 +8721,10 @@
       <w14:ligatures w14:val="none"/>
     </w:rPr>
   </w:style>
-  <w:style w:type="character" w:customStyle="1" w:styleId="Heading9Char">
-    <w:name w:val="Heading 9 Char"/>
-    <w:basedOn w:val="DefaultParagraphFont"/>
-    <w:link w:val="Heading9"/>
+  <w:style w:type="character" w:customStyle="1" w:styleId="90">
+    <w:name w:val="Заголовок 9 Знак"/>
+    <w:basedOn w:val="a0"/>
+    <w:link w:val="9"/>
     <w:uiPriority w:val="9"/>
     <w:semiHidden/>
     <w:rsid w:val="005D2BA2"/>
@@ -8707,11 +8737,11 @@
       <w14:ligatures w14:val="none"/>
     </w:rPr>
   </w:style>
-  <w:style w:type="paragraph" w:styleId="Title">
+  <w:style w:type="paragraph" w:styleId="a5">
     <w:name w:val="Title"/>
-    <w:basedOn w:val="Normal"/>
-    <w:next w:val="Normal"/>
-    <w:link w:val="TitleChar"/>
+    <w:basedOn w:val="a"/>
+    <w:next w:val="a"/>
+    <w:link w:val="a6"/>
     <w:uiPriority w:val="10"/>
     <w:qFormat/>
     <w:rsid w:val="005D2BA2"/>
@@ -8727,10 +8757,10 @@
       <w:szCs w:val="56"/>
     </w:rPr>
   </w:style>
-  <w:style w:type="character" w:customStyle="1" w:styleId="TitleChar">
-    <w:name w:val="Title Char"/>
-    <w:basedOn w:val="DefaultParagraphFont"/>
-    <w:link w:val="Title"/>
+  <w:style w:type="character" w:customStyle="1" w:styleId="a6">
+    <w:name w:val="Заголовок Знак"/>
+    <w:basedOn w:val="a0"/>
+    <w:link w:val="a5"/>
     <w:uiPriority w:val="10"/>
     <w:rsid w:val="005D2BA2"/>
     <w:rPr>
@@ -8742,11 +8772,11 @@
       <w14:ligatures w14:val="none"/>
     </w:rPr>
   </w:style>
-  <w:style w:type="paragraph" w:styleId="Subtitle">
+  <w:style w:type="paragraph" w:styleId="a7">
     <w:name w:val="Subtitle"/>
-    <w:basedOn w:val="Normal"/>
-    <w:next w:val="Normal"/>
-    <w:link w:val="SubtitleChar"/>
+    <w:basedOn w:val="a"/>
+    <w:next w:val="a"/>
+    <w:link w:val="a8"/>
     <w:uiPriority w:val="11"/>
     <w:qFormat/>
     <w:rsid w:val="005D2BA2"/>
@@ -8764,10 +8794,10 @@
       <w:szCs w:val="28"/>
     </w:rPr>
   </w:style>
-  <w:style w:type="character" w:customStyle="1" w:styleId="SubtitleChar">
-    <w:name w:val="Subtitle Char"/>
-    <w:basedOn w:val="DefaultParagraphFont"/>
-    <w:link w:val="Subtitle"/>
+  <w:style w:type="character" w:customStyle="1" w:styleId="a8">
+    <w:name w:val="Подзаголовок Знак"/>
+    <w:basedOn w:val="a0"/>
+    <w:link w:val="a7"/>
     <w:uiPriority w:val="11"/>
     <w:rsid w:val="005D2BA2"/>
     <w:rPr>
@@ -8780,11 +8810,11 @@
       <w14:ligatures w14:val="none"/>
     </w:rPr>
   </w:style>
-  <w:style w:type="paragraph" w:styleId="Quote">
+  <w:style w:type="paragraph" w:styleId="21">
     <w:name w:val="Quote"/>
-    <w:basedOn w:val="Normal"/>
-    <w:next w:val="Normal"/>
-    <w:link w:val="QuoteChar"/>
+    <w:basedOn w:val="a"/>
+    <w:next w:val="a"/>
+    <w:link w:val="22"/>
     <w:uiPriority w:val="29"/>
     <w:qFormat/>
     <w:rsid w:val="005D2BA2"/>
@@ -8798,10 +8828,10 @@
       <w:color w:val="404040" w:themeColor="text1" w:themeTint="BF"/>
     </w:rPr>
   </w:style>
-  <w:style w:type="character" w:customStyle="1" w:styleId="QuoteChar">
-    <w:name w:val="Quote Char"/>
-    <w:basedOn w:val="DefaultParagraphFont"/>
-    <w:link w:val="Quote"/>
+  <w:style w:type="character" w:customStyle="1" w:styleId="22">
+    <w:name w:val="Цитата 2 Знак"/>
+    <w:basedOn w:val="a0"/>
+    <w:link w:val="21"/>
     <w:uiPriority w:val="29"/>
     <w:rsid w:val="005D2BA2"/>
     <w:rPr>
@@ -8815,9 +8845,9 @@
       <w14:ligatures w14:val="none"/>
     </w:rPr>
   </w:style>
-  <w:style w:type="paragraph" w:styleId="ListParagraph">
+  <w:style w:type="paragraph" w:styleId="a9">
     <w:name w:val="List Paragraph"/>
-    <w:basedOn w:val="Normal"/>
+    <w:basedOn w:val="a"/>
     <w:uiPriority w:val="34"/>
     <w:qFormat/>
     <w:rsid w:val="005D2BA2"/>
@@ -8826,9 +8856,9 @@
       <w:contextualSpacing/>
     </w:pPr>
   </w:style>
-  <w:style w:type="character" w:styleId="IntenseEmphasis">
+  <w:style w:type="character" w:styleId="aa">
     <w:name w:val="Intense Emphasis"/>
-    <w:basedOn w:val="DefaultParagraphFont"/>
+    <w:basedOn w:val="a0"/>
     <w:uiPriority w:val="21"/>
     <w:qFormat/>
     <w:rsid w:val="005D2BA2"/>
@@ -8838,11 +8868,11 @@
       <w:color w:val="0F4761" w:themeColor="accent1" w:themeShade="BF"/>
     </w:rPr>
   </w:style>
-  <w:style w:type="paragraph" w:styleId="IntenseQuote">
+  <w:style w:type="paragraph" w:styleId="ab">
     <w:name w:val="Intense Quote"/>
-    <w:basedOn w:val="Normal"/>
-    <w:next w:val="Normal"/>
-    <w:link w:val="IntenseQuoteChar"/>
+    <w:basedOn w:val="a"/>
+    <w:next w:val="a"/>
+    <w:link w:val="ac"/>
     <w:uiPriority w:val="30"/>
     <w:qFormat/>
     <w:rsid w:val="005D2BA2"/>
@@ -8861,10 +8891,10 @@
       <w:color w:val="0F4761" w:themeColor="accent1" w:themeShade="BF"/>
     </w:rPr>
   </w:style>
-  <w:style w:type="character" w:customStyle="1" w:styleId="IntenseQuoteChar">
-    <w:name w:val="Intense Quote Char"/>
-    <w:basedOn w:val="DefaultParagraphFont"/>
-    <w:link w:val="IntenseQuote"/>
+  <w:style w:type="character" w:customStyle="1" w:styleId="ac">
+    <w:name w:val="Выделенная цитата Знак"/>
+    <w:basedOn w:val="a0"/>
+    <w:link w:val="ab"/>
     <w:uiPriority w:val="30"/>
     <w:rsid w:val="005D2BA2"/>
     <w:rPr>
@@ -8878,9 +8908,9 @@
       <w14:ligatures w14:val="none"/>
     </w:rPr>
   </w:style>
-  <w:style w:type="character" w:styleId="IntenseReference">
+  <w:style w:type="character" w:styleId="ad">
     <w:name w:val="Intense Reference"/>
-    <w:basedOn w:val="DefaultParagraphFont"/>
+    <w:basedOn w:val="a0"/>
     <w:uiPriority w:val="32"/>
     <w:qFormat/>
     <w:rsid w:val="005D2BA2"/>
@@ -8892,10 +8922,10 @@
       <w:spacing w:val="5"/>
     </w:rPr>
   </w:style>
-  <w:style w:type="paragraph" w:styleId="TOC1">
+  <w:style w:type="paragraph" w:styleId="11">
     <w:name w:val="toc 1"/>
-    <w:basedOn w:val="Normal"/>
-    <w:next w:val="Normal"/>
+    <w:basedOn w:val="a"/>
+    <w:next w:val="a"/>
     <w:autoRedefine/>
     <w:uiPriority w:val="39"/>
     <w:unhideWhenUsed/>
@@ -8904,10 +8934,10 @@
       <w:ind w:firstLine="0"/>
     </w:pPr>
   </w:style>
-  <w:style w:type="paragraph" w:styleId="TOC2">
+  <w:style w:type="paragraph" w:styleId="23">
     <w:name w:val="toc 2"/>
-    <w:basedOn w:val="Normal"/>
-    <w:next w:val="Normal"/>
+    <w:basedOn w:val="a"/>
+    <w:next w:val="a"/>
     <w:autoRedefine/>
     <w:uiPriority w:val="39"/>
     <w:unhideWhenUsed/>
@@ -8916,10 +8946,10 @@
       <w:ind w:left="284" w:firstLine="0"/>
     </w:pPr>
   </w:style>
-  <w:style w:type="paragraph" w:styleId="TOC3">
+  <w:style w:type="paragraph" w:styleId="31">
     <w:name w:val="toc 3"/>
-    <w:basedOn w:val="Normal"/>
-    <w:next w:val="Normal"/>
+    <w:basedOn w:val="a"/>
+    <w:next w:val="a"/>
     <w:autoRedefine/>
     <w:uiPriority w:val="39"/>
     <w:semiHidden/>
@@ -8929,9 +8959,9 @@
       <w:ind w:firstLine="284"/>
     </w:pPr>
   </w:style>
-  <w:style w:type="character" w:styleId="Hyperlink">
+  <w:style w:type="character" w:styleId="ae">
     <w:name w:val="Hyperlink"/>
-    <w:basedOn w:val="DefaultParagraphFont"/>
+    <w:basedOn w:val="a0"/>
     <w:uiPriority w:val="99"/>
     <w:unhideWhenUsed/>
     <w:rsid w:val="00D32C7B"/>
@@ -8940,11 +8970,10 @@
       <w:u w:val="single"/>
     </w:rPr>
   </w:style>
-  <w:style w:type="paragraph" w:styleId="CommentText">
+  <w:style w:type="paragraph" w:styleId="af">
     <w:name w:val="annotation text"/>
-    <w:basedOn w:val="Normal"/>
-    <w:link w:val="CommentTextChar"/>
-    <w:semiHidden/>
+    <w:basedOn w:val="a"/>
+    <w:link w:val="af0"/>
     <w:unhideWhenUsed/>
     <w:rsid w:val="003514BD"/>
     <w:pPr>
@@ -8959,11 +8988,10 @@
       <w:lang w:val="en-US" w:eastAsia="zh-CN"/>
     </w:rPr>
   </w:style>
-  <w:style w:type="character" w:customStyle="1" w:styleId="CommentTextChar">
-    <w:name w:val="Comment Text Char"/>
-    <w:basedOn w:val="DefaultParagraphFont"/>
-    <w:link w:val="CommentText"/>
-    <w:semiHidden/>
+  <w:style w:type="character" w:customStyle="1" w:styleId="af0">
+    <w:name w:val="Текст примечания Знак"/>
+    <w:basedOn w:val="a0"/>
+    <w:link w:val="af"/>
     <w:rsid w:val="003514BD"/>
     <w:rPr>
       <w:rFonts w:eastAsiaTheme="minorEastAsia"/>
@@ -8974,9 +9002,9 @@
       <w14:ligatures w14:val="none"/>
     </w:rPr>
   </w:style>
-  <w:style w:type="character" w:styleId="CommentReference">
+  <w:style w:type="character" w:styleId="af1">
     <w:name w:val="annotation reference"/>
-    <w:basedOn w:val="DefaultParagraphFont"/>
+    <w:basedOn w:val="a0"/>
     <w:semiHidden/>
     <w:unhideWhenUsed/>
     <w:rsid w:val="003514BD"/>
@@ -8985,9 +9013,9 @@
       <w:szCs w:val="16"/>
     </w:rPr>
   </w:style>
-  <w:style w:type="table" w:styleId="TableGrid">
+  <w:style w:type="table" w:styleId="af2">
     <w:name w:val="Table Grid"/>
-    <w:basedOn w:val="TableNormal"/>
+    <w:basedOn w:val="a1"/>
     <w:rsid w:val="003333C3"/>
     <w:pPr>
       <w:widowControl w:val="0"/>
@@ -9012,6 +9040,44 @@
         <w:insideV w:val="single" w:sz="4" w:space="0" w:color="auto"/>
       </w:tblBorders>
     </w:tblPr>
+  </w:style>
+  <w:style w:type="paragraph" w:styleId="af3">
+    <w:name w:val="annotation subject"/>
+    <w:basedOn w:val="af"/>
+    <w:next w:val="af"/>
+    <w:link w:val="af4"/>
+    <w:uiPriority w:val="99"/>
+    <w:semiHidden/>
+    <w:unhideWhenUsed/>
+    <w:rsid w:val="00A35A07"/>
+    <w:pPr>
+      <w:ind w:firstLine="709"/>
+      <w:jc w:val="both"/>
+    </w:pPr>
+    <w:rPr>
+      <w:rFonts w:ascii="Times New Roman" w:eastAsia="Times New Roman" w:hAnsi="Times New Roman" w:cs="Times New Roman"/>
+      <w:b/>
+      <w:bCs/>
+      <w:lang w:val="ru-RU" w:eastAsia="en-US"/>
+    </w:rPr>
+  </w:style>
+  <w:style w:type="character" w:customStyle="1" w:styleId="af4">
+    <w:name w:val="Тема примечания Знак"/>
+    <w:basedOn w:val="af0"/>
+    <w:link w:val="af3"/>
+    <w:uiPriority w:val="99"/>
+    <w:semiHidden/>
+    <w:rsid w:val="00A35A07"/>
+    <w:rPr>
+      <w:rFonts w:ascii="Times New Roman" w:eastAsiaTheme="minorEastAsia" w:hAnsi="Times New Roman" w:cs="Times New Roman"/>
+      <w:b/>
+      <w:bCs/>
+      <w:kern w:val="0"/>
+      <w:sz w:val="20"/>
+      <w:szCs w:val="20"/>
+      <w:lang w:val="en-US" w:eastAsia="zh-CN"/>
+      <w14:ligatures w14:val="none"/>
+    </w:rPr>
   </w:style>
 </w:styles>
 </file>

--- a/docs/tz.docx
+++ b/docs/tz.docx
@@ -338,7 +338,7 @@
     </w:p>
     <w:p>
       <w:pPr>
-        <w:pStyle w:val="11"/>
+        <w:pStyle w:val="TOC1"/>
         <w:tabs>
           <w:tab w:val="right" w:leader="dot" w:pos="9345"/>
         </w:tabs>
@@ -365,7 +365,7 @@
       <w:hyperlink w:anchor="_Toc240361334" w:history="1">
         <w:r>
           <w:rPr>
-            <w:rStyle w:val="ae"/>
+            <w:rStyle w:val="Hyperlink"/>
             <w:rFonts w:eastAsia="SimSun"/>
             <w:noProof/>
             <w:lang w:eastAsia="zh-CN"/>
@@ -424,7 +424,7 @@
     </w:p>
     <w:p>
       <w:pPr>
-        <w:pStyle w:val="23"/>
+        <w:pStyle w:val="TOC2"/>
         <w:tabs>
           <w:tab w:val="right" w:leader="dot" w:pos="9345"/>
         </w:tabs>
@@ -441,7 +441,7 @@
       <w:hyperlink w:anchor="_Toc240361335" w:history="1">
         <w:r>
           <w:rPr>
-            <w:rStyle w:val="ae"/>
+            <w:rStyle w:val="Hyperlink"/>
             <w:rFonts w:eastAsia="SimSun"/>
             <w:noProof/>
             <w:lang w:eastAsia="zh-CN"/>
@@ -500,7 +500,7 @@
     </w:p>
     <w:p>
       <w:pPr>
-        <w:pStyle w:val="23"/>
+        <w:pStyle w:val="TOC2"/>
         <w:tabs>
           <w:tab w:val="right" w:leader="dot" w:pos="9345"/>
         </w:tabs>
@@ -517,7 +517,7 @@
       <w:hyperlink w:anchor="_Toc240361336" w:history="1">
         <w:r>
           <w:rPr>
-            <w:rStyle w:val="ae"/>
+            <w:rStyle w:val="Hyperlink"/>
             <w:rFonts w:eastAsia="SimSun"/>
             <w:noProof/>
             <w:lang w:eastAsia="zh-CN"/>
@@ -576,7 +576,7 @@
     </w:p>
     <w:p>
       <w:pPr>
-        <w:pStyle w:val="23"/>
+        <w:pStyle w:val="TOC2"/>
         <w:tabs>
           <w:tab w:val="right" w:leader="dot" w:pos="9345"/>
         </w:tabs>
@@ -593,7 +593,7 @@
       <w:hyperlink w:anchor="_Toc240361337" w:history="1">
         <w:r>
           <w:rPr>
-            <w:rStyle w:val="ae"/>
+            <w:rStyle w:val="Hyperlink"/>
             <w:rFonts w:eastAsia="SimSun"/>
             <w:noProof/>
             <w:lang w:eastAsia="zh-CN"/>
@@ -652,7 +652,7 @@
     </w:p>
     <w:p>
       <w:pPr>
-        <w:pStyle w:val="23"/>
+        <w:pStyle w:val="TOC2"/>
         <w:tabs>
           <w:tab w:val="right" w:leader="dot" w:pos="9345"/>
         </w:tabs>
@@ -669,7 +669,7 @@
       <w:hyperlink w:anchor="_Toc240361338" w:history="1">
         <w:r>
           <w:rPr>
-            <w:rStyle w:val="ae"/>
+            <w:rStyle w:val="Hyperlink"/>
             <w:rFonts w:eastAsia="SimSun"/>
             <w:noProof/>
             <w:lang w:eastAsia="zh-CN"/>
@@ -728,7 +728,7 @@
     </w:p>
     <w:p>
       <w:pPr>
-        <w:pStyle w:val="11"/>
+        <w:pStyle w:val="TOC1"/>
         <w:tabs>
           <w:tab w:val="right" w:leader="dot" w:pos="9345"/>
         </w:tabs>
@@ -745,7 +745,7 @@
       <w:hyperlink w:anchor="_Toc240361339" w:history="1">
         <w:r>
           <w:rPr>
-            <w:rStyle w:val="ae"/>
+            <w:rStyle w:val="Hyperlink"/>
             <w:noProof/>
           </w:rPr>
           <w:t>2 ЦЕЛИ И НАЗНАЧЕНИЕ СОЗДАНИЯ АВТОМАТИЗИРОВАННОЙ СИСТЕМЫ</w:t>
@@ -802,7 +802,7 @@
     </w:p>
     <w:p>
       <w:pPr>
-        <w:pStyle w:val="23"/>
+        <w:pStyle w:val="TOC2"/>
         <w:tabs>
           <w:tab w:val="right" w:leader="dot" w:pos="9345"/>
         </w:tabs>
@@ -819,7 +819,7 @@
       <w:hyperlink w:anchor="_Toc240361340" w:history="1">
         <w:r>
           <w:rPr>
-            <w:rStyle w:val="ae"/>
+            <w:rStyle w:val="Hyperlink"/>
             <w:noProof/>
           </w:rPr>
           <w:t>2.1 Цели создания АС</w:t>
@@ -876,7 +876,7 @@
     </w:p>
     <w:p>
       <w:pPr>
-        <w:pStyle w:val="23"/>
+        <w:pStyle w:val="TOC2"/>
         <w:tabs>
           <w:tab w:val="right" w:leader="dot" w:pos="9345"/>
         </w:tabs>
@@ -893,7 +893,7 @@
       <w:hyperlink w:anchor="_Toc240361341" w:history="1">
         <w:r>
           <w:rPr>
-            <w:rStyle w:val="ae"/>
+            <w:rStyle w:val="Hyperlink"/>
             <w:noProof/>
           </w:rPr>
           <w:t>2.2 Назначение АС</w:t>
@@ -950,7 +950,7 @@
     </w:p>
     <w:p>
       <w:pPr>
-        <w:pStyle w:val="11"/>
+        <w:pStyle w:val="TOC1"/>
         <w:tabs>
           <w:tab w:val="right" w:leader="dot" w:pos="9345"/>
         </w:tabs>
@@ -967,7 +967,7 @@
       <w:hyperlink w:anchor="_Toc240361342" w:history="1">
         <w:r>
           <w:rPr>
-            <w:rStyle w:val="ae"/>
+            <w:rStyle w:val="Hyperlink"/>
             <w:noProof/>
           </w:rPr>
           <w:t>3 ТРЕБОВАНИЯ К АВТОМАТИЗИРОВАННОЙ СИСТЕМЕ</w:t>
@@ -1024,7 +1024,7 @@
     </w:p>
     <w:p>
       <w:pPr>
-        <w:pStyle w:val="23"/>
+        <w:pStyle w:val="TOC2"/>
         <w:tabs>
           <w:tab w:val="right" w:leader="dot" w:pos="9345"/>
         </w:tabs>
@@ -1041,7 +1041,7 @@
       <w:hyperlink w:anchor="_Toc240361343" w:history="1">
         <w:r>
           <w:rPr>
-            <w:rStyle w:val="ae"/>
+            <w:rStyle w:val="Hyperlink"/>
             <w:noProof/>
           </w:rPr>
           <w:t>3.1 Требования к структуре АС в целом</w:t>
@@ -1098,7 +1098,7 @@
     </w:p>
     <w:p>
       <w:pPr>
-        <w:pStyle w:val="23"/>
+        <w:pStyle w:val="TOC2"/>
         <w:tabs>
           <w:tab w:val="right" w:leader="dot" w:pos="9345"/>
         </w:tabs>
@@ -1115,7 +1115,7 @@
       <w:hyperlink w:anchor="_Toc240361344" w:history="1">
         <w:r>
           <w:rPr>
-            <w:rStyle w:val="ae"/>
+            <w:rStyle w:val="Hyperlink"/>
             <w:noProof/>
           </w:rPr>
           <w:t>3.2 Требования к функциям (задачам), выполняемым АС</w:t>
@@ -1172,7 +1172,7 @@
     </w:p>
     <w:p>
       <w:pPr>
-        <w:pStyle w:val="23"/>
+        <w:pStyle w:val="TOC2"/>
         <w:tabs>
           <w:tab w:val="right" w:leader="dot" w:pos="9345"/>
         </w:tabs>
@@ -1189,7 +1189,7 @@
       <w:hyperlink w:anchor="_Toc240361345" w:history="1">
         <w:r>
           <w:rPr>
-            <w:rStyle w:val="ae"/>
+            <w:rStyle w:val="Hyperlink"/>
             <w:noProof/>
           </w:rPr>
           <w:t>3.3 Требования к видам обеспечения АС</w:t>
@@ -1246,7 +1246,7 @@
     </w:p>
     <w:p>
       <w:pPr>
-        <w:pStyle w:val="23"/>
+        <w:pStyle w:val="TOC2"/>
         <w:tabs>
           <w:tab w:val="right" w:leader="dot" w:pos="9345"/>
         </w:tabs>
@@ -1263,7 +1263,7 @@
       <w:hyperlink w:anchor="_Toc240361346" w:history="1">
         <w:r>
           <w:rPr>
-            <w:rStyle w:val="ae"/>
+            <w:rStyle w:val="Hyperlink"/>
             <w:noProof/>
           </w:rPr>
           <w:t>3.4 Общие технические требования к АС</w:t>
@@ -1320,7 +1320,7 @@
     </w:p>
     <w:p>
       <w:pPr>
-        <w:pStyle w:val="11"/>
+        <w:pStyle w:val="TOC1"/>
         <w:tabs>
           <w:tab w:val="right" w:leader="dot" w:pos="9345"/>
         </w:tabs>
@@ -1337,7 +1337,7 @@
       <w:hyperlink w:anchor="_Toc240361347" w:history="1">
         <w:r>
           <w:rPr>
-            <w:rStyle w:val="ae"/>
+            <w:rStyle w:val="Hyperlink"/>
             <w:rFonts w:eastAsia="SimSun"/>
             <w:noProof/>
             <w:lang w:eastAsia="zh-CN"/>
@@ -1396,7 +1396,7 @@
     </w:p>
     <w:p>
       <w:pPr>
-        <w:pStyle w:val="11"/>
+        <w:pStyle w:val="TOC1"/>
         <w:tabs>
           <w:tab w:val="right" w:leader="dot" w:pos="9345"/>
         </w:tabs>
@@ -1413,7 +1413,7 @@
       <w:hyperlink w:anchor="_Toc240361348" w:history="1">
         <w:r>
           <w:rPr>
-            <w:rStyle w:val="ae"/>
+            <w:rStyle w:val="Hyperlink"/>
             <w:noProof/>
           </w:rPr>
           <w:t>5 ПОРЯДОК РАЗРАБОТКИ АВТОМАТИЗИРОВАННОЙ СИСТЕМЫ</w:t>
@@ -1470,7 +1470,7 @@
     </w:p>
     <w:p>
       <w:pPr>
-        <w:pStyle w:val="23"/>
+        <w:pStyle w:val="TOC2"/>
         <w:tabs>
           <w:tab w:val="right" w:leader="dot" w:pos="9345"/>
         </w:tabs>
@@ -1487,7 +1487,7 @@
       <w:hyperlink w:anchor="_Toc240361349" w:history="1">
         <w:r>
           <w:rPr>
-            <w:rStyle w:val="ae"/>
+            <w:rStyle w:val="Hyperlink"/>
             <w:noProof/>
           </w:rPr>
           <w:t>5.1 Порядок организации разработки АС</w:t>
@@ -1544,7 +1544,7 @@
     </w:p>
     <w:p>
       <w:pPr>
-        <w:pStyle w:val="23"/>
+        <w:pStyle w:val="TOC2"/>
         <w:tabs>
           <w:tab w:val="right" w:leader="dot" w:pos="9345"/>
         </w:tabs>
@@ -1561,7 +1561,7 @@
       <w:hyperlink w:anchor="_Toc240361350" w:history="1">
         <w:r>
           <w:rPr>
-            <w:rStyle w:val="ae"/>
+            <w:rStyle w:val="Hyperlink"/>
             <w:noProof/>
           </w:rPr>
           <w:t>5.2 Перечень документов и исходных данных для разработки АС</w:t>
@@ -1618,7 +1618,7 @@
     </w:p>
     <w:p>
       <w:pPr>
-        <w:pStyle w:val="23"/>
+        <w:pStyle w:val="TOC2"/>
         <w:tabs>
           <w:tab w:val="right" w:leader="dot" w:pos="9345"/>
         </w:tabs>
@@ -1635,7 +1635,7 @@
       <w:hyperlink w:anchor="_Toc240361351" w:history="1">
         <w:r>
           <w:rPr>
-            <w:rStyle w:val="ae"/>
+            <w:rStyle w:val="Hyperlink"/>
             <w:noProof/>
           </w:rPr>
           <w:t>5.3 Перечень документов, предъявляемых по окончании соответствующих этапов работ</w:t>
@@ -1692,7 +1692,7 @@
     </w:p>
     <w:p>
       <w:pPr>
-        <w:pStyle w:val="11"/>
+        <w:pStyle w:val="TOC1"/>
         <w:tabs>
           <w:tab w:val="right" w:leader="dot" w:pos="9345"/>
         </w:tabs>
@@ -1709,7 +1709,7 @@
       <w:hyperlink w:anchor="_Toc240361352" w:history="1">
         <w:r>
           <w:rPr>
-            <w:rStyle w:val="ae"/>
+            <w:rStyle w:val="Hyperlink"/>
             <w:noProof/>
           </w:rPr>
           <w:t>6 ПОРЯДОК КОНТРОЛЯ И ПРИЕМКИ АВТОМАТИЗИРОВАННОЙ СИСТЕМЫ</w:t>
@@ -1766,7 +1766,7 @@
     </w:p>
     <w:p>
       <w:pPr>
-        <w:pStyle w:val="23"/>
+        <w:pStyle w:val="TOC2"/>
         <w:tabs>
           <w:tab w:val="right" w:leader="dot" w:pos="9345"/>
         </w:tabs>
@@ -1783,7 +1783,7 @@
       <w:hyperlink w:anchor="_Toc240361353" w:history="1">
         <w:r>
           <w:rPr>
-            <w:rStyle w:val="ae"/>
+            <w:rStyle w:val="Hyperlink"/>
             <w:noProof/>
           </w:rPr>
           <w:t>6.1 Виды, состав и методы испытаний АС и ее составных частей</w:t>
@@ -1840,7 +1840,7 @@
     </w:p>
     <w:p>
       <w:pPr>
-        <w:pStyle w:val="23"/>
+        <w:pStyle w:val="TOC2"/>
         <w:tabs>
           <w:tab w:val="right" w:leader="dot" w:pos="9345"/>
         </w:tabs>
@@ -1857,7 +1857,7 @@
       <w:hyperlink w:anchor="_Toc240361354" w:history="1">
         <w:r>
           <w:rPr>
-            <w:rStyle w:val="ae"/>
+            <w:rStyle w:val="Hyperlink"/>
             <w:noProof/>
           </w:rPr>
           <w:t>6.2 Общие требования к приёмке работ по стадиям</w:t>
@@ -1914,7 +1914,7 @@
     </w:p>
     <w:p>
       <w:pPr>
-        <w:pStyle w:val="11"/>
+        <w:pStyle w:val="TOC1"/>
         <w:tabs>
           <w:tab w:val="right" w:leader="dot" w:pos="9345"/>
         </w:tabs>
@@ -1931,7 +1931,7 @@
       <w:hyperlink w:anchor="_Toc240361355" w:history="1">
         <w:r>
           <w:rPr>
-            <w:rStyle w:val="ae"/>
+            <w:rStyle w:val="Hyperlink"/>
             <w:noProof/>
           </w:rPr>
           <w:t>7 ТРЕБОВАНИЯ К ДОКУМЕНТИРОВАНИЮ</w:t>
@@ -1988,7 +1988,7 @@
     </w:p>
     <w:p>
       <w:pPr>
-        <w:pStyle w:val="23"/>
+        <w:pStyle w:val="TOC2"/>
         <w:tabs>
           <w:tab w:val="right" w:leader="dot" w:pos="9345"/>
         </w:tabs>
@@ -2005,7 +2005,7 @@
       <w:hyperlink w:anchor="_Toc240361356" w:history="1">
         <w:r>
           <w:rPr>
-            <w:rStyle w:val="ae"/>
+            <w:rStyle w:val="Hyperlink"/>
             <w:noProof/>
           </w:rPr>
           <w:t>7.1 Перечень подлежащих разработке документов</w:t>
@@ -2062,7 +2062,7 @@
     </w:p>
     <w:p>
       <w:pPr>
-        <w:pStyle w:val="23"/>
+        <w:pStyle w:val="TOC2"/>
         <w:tabs>
           <w:tab w:val="right" w:leader="dot" w:pos="9345"/>
         </w:tabs>
@@ -2079,7 +2079,7 @@
       <w:hyperlink w:anchor="_Toc240361357" w:history="1">
         <w:r>
           <w:rPr>
-            <w:rStyle w:val="ae"/>
+            <w:rStyle w:val="Hyperlink"/>
             <w:noProof/>
           </w:rPr>
           <w:t>7.2 Вид представления и количество документов</w:t>
@@ -2136,7 +2136,7 @@
     </w:p>
     <w:p>
       <w:pPr>
-        <w:pStyle w:val="23"/>
+        <w:pStyle w:val="TOC2"/>
         <w:tabs>
           <w:tab w:val="right" w:leader="dot" w:pos="9345"/>
         </w:tabs>
@@ -2153,7 +2153,7 @@
       <w:hyperlink w:anchor="_Toc240361358" w:history="1">
         <w:r>
           <w:rPr>
-            <w:rStyle w:val="ae"/>
+            <w:rStyle w:val="Hyperlink"/>
             <w:noProof/>
           </w:rPr>
           <w:t>7.3 Требования по использованию ЕСКД и ЕСПД при разработке документов</w:t>
@@ -2210,7 +2210,7 @@
     </w:p>
     <w:p>
       <w:pPr>
-        <w:pStyle w:val="11"/>
+        <w:pStyle w:val="TOC1"/>
         <w:tabs>
           <w:tab w:val="right" w:leader="dot" w:pos="9345"/>
         </w:tabs>
@@ -2227,7 +2227,7 @@
       <w:hyperlink w:anchor="_Toc240361359" w:history="1">
         <w:r>
           <w:rPr>
-            <w:rStyle w:val="ae"/>
+            <w:rStyle w:val="Hyperlink"/>
             <w:noProof/>
           </w:rPr>
           <w:t>8 ИСТОЧНИКИ РАЗРАБОТКИ</w:t>
@@ -2676,7 +2676,7 @@
     </w:p>
     <w:p>
       <w:pPr>
-        <w:pStyle w:val="2"/>
+        <w:pStyle w:val="Heading2"/>
         <w:rPr>
           <w:rFonts w:eastAsia="SimSun"/>
           <w:b w:val="0"/>
@@ -2729,7 +2729,6 @@
       <w:r>
         <w:rPr>
           <w:rFonts w:eastAsia="SimSun"/>
-          <w:highlight w:val="yellow"/>
           <w:lang w:eastAsia="zh-CN"/>
         </w:rPr>
         <w:t>23</w:t>
@@ -2820,7 +2819,7 @@
     </w:p>
     <w:p>
       <w:pPr>
-        <w:pStyle w:val="1"/>
+        <w:pStyle w:val="Heading1"/>
         <w:rPr>
           <w:b w:val="0"/>
           <w:bCs/>
@@ -2841,7 +2840,7 @@
     <w:p/>
     <w:p>
       <w:pPr>
-        <w:pStyle w:val="2"/>
+        <w:pStyle w:val="Heading2"/>
       </w:pPr>
       <w:bookmarkStart w:id="16" w:name="_Toc178595978"/>
       <w:bookmarkStart w:id="17" w:name="_Toc240361340"/>
@@ -2894,7 +2893,7 @@
     <w:p/>
     <w:p>
       <w:pPr>
-        <w:pStyle w:val="2"/>
+        <w:pStyle w:val="Heading2"/>
       </w:pPr>
       <w:bookmarkStart w:id="18" w:name="_Toc178595979"/>
       <w:bookmarkStart w:id="19" w:name="_Toc240361341"/>
@@ -2995,7 +2994,7 @@
     </w:p>
     <w:p>
       <w:pPr>
-        <w:pStyle w:val="1"/>
+        <w:pStyle w:val="Heading1"/>
         <w:rPr>
           <w:b w:val="0"/>
         </w:rPr>
@@ -3010,7 +3009,7 @@
     <w:p/>
     <w:p>
       <w:pPr>
-        <w:pStyle w:val="2"/>
+        <w:pStyle w:val="Heading2"/>
       </w:pPr>
       <w:bookmarkStart w:id="21" w:name="_Toc240361343"/>
       <w:r>
@@ -3147,29 +3146,7 @@
         <w:t xml:space="preserve">– </w:t>
       </w:r>
       <w:r>
-        <w:t>внешний диаметр шайбы, мм (</w:t>
-      </w:r>
-      <w:commentRangeStart w:id="22"/>
-      <w:r>
-        <w:t>например</w:t>
-      </w:r>
-      <w:commentRangeEnd w:id="22"/>
-      <w:r>
-        <w:rPr>
-          <w:rStyle w:val="af1"/>
-          <w:sz w:val="28"/>
-          <w:szCs w:val="22"/>
-        </w:rPr>
-        <w:commentReference w:id="22"/>
-      </w:r>
-      <w:r>
-        <w:t>,</w:t>
-      </w:r>
-      <w:r>
-        <w:t xml:space="preserve"> </w:t>
-      </w:r>
-      <w:r>
-        <w:t>20–200);</w:t>
+        <w:t>внешний диаметр шайбы, мм (20–200);</w:t>
       </w:r>
     </w:p>
     <w:p>
@@ -3189,13 +3166,7 @@
         <w:t xml:space="preserve">– </w:t>
       </w:r>
       <w:r>
-        <w:t>толщина шайбы, мм (например,</w:t>
-      </w:r>
-      <w:r>
-        <w:t xml:space="preserve"> </w:t>
-      </w:r>
-      <w:r>
-        <w:t>1–50);</w:t>
+        <w:t>толщина шайбы, мм (1–50);</w:t>
       </w:r>
     </w:p>
     <w:p>
@@ -3215,13 +3186,7 @@
         <w:t xml:space="preserve">– </w:t>
       </w:r>
       <w:r>
-        <w:t>диаметр отверстия, мм (например,</w:t>
-      </w:r>
-      <w:r>
-        <w:t xml:space="preserve"> </w:t>
-      </w:r>
-      <w:r>
-        <w:t>5–150);</w:t>
+        <w:t>диаметр отверстия, мм (5–150);</w:t>
       </w:r>
       <w:r>
         <w:tab/>
@@ -3244,13 +3209,7 @@
         <w:t xml:space="preserve">– </w:t>
       </w:r>
       <w:r>
-        <w:t>эксцентриситет (смещение центра отверстия относительно центра шайбы вдоль оси X), мм (например,</w:t>
-      </w:r>
-      <w:r>
-        <w:t xml:space="preserve"> </w:t>
-      </w:r>
-      <w:r>
-        <w:t>0–80);</w:t>
+        <w:t>эксцентриситет (смещение центра отверстия относительно центра шайбы вдоль оси X), мм (0–80);</w:t>
       </w:r>
     </w:p>
     <w:p>
@@ -3270,13 +3229,7 @@
         <w:t xml:space="preserve">– </w:t>
       </w:r>
       <w:r>
-        <w:t>минимальная толщина стенки, мм (например,</w:t>
-      </w:r>
-      <w:r>
-        <w:t xml:space="preserve"> </w:t>
-      </w:r>
-      <w:r>
-        <w:t>0.5–10).</w:t>
+        <w:t>минимальная толщина стенки, мм (0.5–10).</w:t>
       </w:r>
     </w:p>
     <w:p>
@@ -3321,7 +3274,7 @@
     </w:p>
     <w:tbl>
       <w:tblPr>
-        <w:tblStyle w:val="af2"/>
+        <w:tblStyle w:val="TableGrid"/>
         <w:tblW w:w="9351" w:type="dxa"/>
         <w:tblBorders>
           <w:top w:val="none" w:sz="0" w:space="0" w:color="auto"/>
@@ -3458,7 +3411,7 @@
     </w:p>
     <w:tbl>
       <w:tblPr>
-        <w:tblStyle w:val="af2"/>
+        <w:tblStyle w:val="TableGrid"/>
         <w:tblW w:w="0" w:type="auto"/>
         <w:tblBorders>
           <w:top w:val="none" w:sz="0" w:space="0" w:color="auto"/>
@@ -3621,7 +3574,7 @@
     </w:p>
     <w:tbl>
       <w:tblPr>
-        <w:tblStyle w:val="af2"/>
+        <w:tblStyle w:val="TableGrid"/>
         <w:tblW w:w="9351" w:type="dxa"/>
         <w:tblBorders>
           <w:top w:val="none" w:sz="0" w:space="0" w:color="auto"/>
@@ -4124,13 +4077,13 @@
     <w:p/>
     <w:p>
       <w:pPr>
-        <w:pStyle w:val="2"/>
-      </w:pPr>
-      <w:bookmarkStart w:id="23" w:name="_Toc240361344"/>
+        <w:pStyle w:val="Heading2"/>
+      </w:pPr>
+      <w:bookmarkStart w:id="22" w:name="_Toc240361344"/>
       <w:r>
         <w:t>3.2 Требования к функциям (задачам), выполняемым АС</w:t>
       </w:r>
-      <w:bookmarkEnd w:id="23"/>
+      <w:bookmarkEnd w:id="22"/>
     </w:p>
     <w:p/>
     <w:p>
@@ -4259,13 +4212,13 @@
     <w:p/>
     <w:p>
       <w:pPr>
-        <w:pStyle w:val="2"/>
-      </w:pPr>
-      <w:bookmarkStart w:id="24" w:name="_Toc240361345"/>
+        <w:pStyle w:val="Heading2"/>
+      </w:pPr>
+      <w:bookmarkStart w:id="23" w:name="_Toc240361345"/>
       <w:r>
         <w:t>3.3 Требования к видам обеспечения АС</w:t>
       </w:r>
-      <w:bookmarkEnd w:id="24"/>
+      <w:bookmarkEnd w:id="23"/>
     </w:p>
     <w:p/>
     <w:p>
@@ -4494,13 +4447,13 @@
     <w:p/>
     <w:p>
       <w:pPr>
-        <w:pStyle w:val="2"/>
-      </w:pPr>
-      <w:bookmarkStart w:id="25" w:name="_Toc240361346"/>
+        <w:pStyle w:val="Heading2"/>
+      </w:pPr>
+      <w:bookmarkStart w:id="24" w:name="_Toc240361346"/>
       <w:r>
         <w:t>3.4 Общие технические требования к АС</w:t>
       </w:r>
-      <w:bookmarkEnd w:id="25"/>
+      <w:bookmarkEnd w:id="24"/>
     </w:p>
     <w:p/>
     <w:p>
@@ -4515,7 +4468,7 @@
     </w:p>
     <w:p>
       <w:pPr>
-        <w:pStyle w:val="1"/>
+        <w:pStyle w:val="Heading1"/>
         <w:rPr>
           <w:rFonts w:eastAsia="SimSun" w:cs="Times New Roman"/>
           <w:bCs/>
@@ -4524,8 +4477,8 @@
           <w:lang w:eastAsia="zh-CN"/>
         </w:rPr>
       </w:pPr>
-      <w:bookmarkStart w:id="26" w:name="_Toc178595985"/>
-      <w:bookmarkStart w:id="27" w:name="_Toc240361347"/>
+      <w:bookmarkStart w:id="25" w:name="_Toc178595985"/>
+      <w:bookmarkStart w:id="26" w:name="_Toc240361347"/>
       <w:r>
         <w:rPr>
           <w:rFonts w:eastAsia="SimSun" w:cs="Times New Roman"/>
@@ -4537,8 +4490,8 @@
         <w:lastRenderedPageBreak/>
         <w:t>4 СОСТАВ И СОДЕРЖАНИЕ РАБОТ ПО СОЗДАНИЮ АВТОМАТИЗИРОВАННОЙ СИСТЕМЫ</w:t>
       </w:r>
+      <w:bookmarkEnd w:id="25"/>
       <w:bookmarkEnd w:id="26"/>
-      <w:bookmarkEnd w:id="27"/>
     </w:p>
     <w:p>
       <w:pPr>
@@ -4672,7 +4625,7 @@
     </w:p>
     <w:tbl>
       <w:tblPr>
-        <w:tblStyle w:val="af2"/>
+        <w:tblStyle w:val="TableGrid"/>
         <w:tblW w:w="9072" w:type="dxa"/>
         <w:tblInd w:w="250" w:type="dxa"/>
         <w:tblBorders>
@@ -5948,14 +5901,14 @@
     </w:p>
     <w:p>
       <w:pPr>
-        <w:pStyle w:val="1"/>
-      </w:pPr>
-      <w:bookmarkStart w:id="28" w:name="_Toc240361348"/>
+        <w:pStyle w:val="Heading1"/>
+      </w:pPr>
+      <w:bookmarkStart w:id="27" w:name="_Toc240361348"/>
       <w:r>
         <w:lastRenderedPageBreak/>
         <w:t>5 ПОРЯДОК РАЗРАБОТКИ АВТОМАТИЗИРОВАННОЙ СИСТЕМЫ</w:t>
       </w:r>
-      <w:bookmarkEnd w:id="28"/>
+      <w:bookmarkEnd w:id="27"/>
     </w:p>
     <w:p>
       <w:pPr>
@@ -5968,12 +5921,37 @@
     </w:p>
     <w:p>
       <w:pPr>
-        <w:pStyle w:val="2"/>
-      </w:pPr>
-      <w:bookmarkStart w:id="29" w:name="_Toc240361349"/>
+        <w:pStyle w:val="Heading2"/>
+      </w:pPr>
+      <w:bookmarkStart w:id="28" w:name="_Toc240361349"/>
       <w:r>
         <w:t>5.1 Порядок организации разработки АС</w:t>
       </w:r>
+      <w:bookmarkEnd w:id="28"/>
+    </w:p>
+    <w:p>
+      <w:pPr>
+        <w:ind w:firstLine="0"/>
+      </w:pPr>
+    </w:p>
+    <w:p>
+      <w:r>
+        <w:t>Работа по разработке АС организуется в удаленном формате с возможностью очного присутствия в рабочие часы и использовании для разработки ПК, находящихся в распоряжении кафедры КСУП.</w:t>
+      </w:r>
+    </w:p>
+    <w:p>
+      <w:pPr>
+        <w:ind w:firstLine="0"/>
+      </w:pPr>
+    </w:p>
+    <w:p>
+      <w:pPr>
+        <w:pStyle w:val="Heading2"/>
+      </w:pPr>
+      <w:bookmarkStart w:id="29" w:name="_Toc240361350"/>
+      <w:r>
+        <w:t>5.2 Перечень документов и исходных данных для разработки АС</w:t>
+      </w:r>
       <w:bookmarkEnd w:id="29"/>
     </w:p>
     <w:p>
@@ -5983,7 +5961,64 @@
     </w:p>
     <w:p>
       <w:r>
-        <w:t>Работа по разработке АС организуется в удаленном формате с возможностью очного присутствия в рабочие часы и использовании для разработки ПК, находящихся в распоряжении кафедры КСУП.</w:t>
+        <w:t>Для разработки плагина "</w:t>
+      </w:r>
+      <w:r>
+        <w:t>Эксцентриковая шайба</w:t>
+      </w:r>
+      <w:r>
+        <w:t xml:space="preserve">" для САПР </w:t>
+      </w:r>
+      <w:r>
+        <w:rPr>
+          <w:lang w:val="en-US"/>
+        </w:rPr>
+        <w:t>nanoCAD</w:t>
+      </w:r>
+      <w:r>
+        <w:t xml:space="preserve"> нужны следующие</w:t>
+      </w:r>
+      <w:r>
+        <w:t xml:space="preserve"> </w:t>
+      </w:r>
+      <w:r>
+        <w:t>документы:</w:t>
+      </w:r>
+    </w:p>
+    <w:p>
+      <w:r>
+        <w:t>− документация для языка программировани</w:t>
+      </w:r>
+      <w:r>
+        <w:t>я</w:t>
+      </w:r>
+      <w:r>
+        <w:t xml:space="preserve"> C#;</w:t>
+      </w:r>
+    </w:p>
+    <w:p>
+      <w:r>
+        <w:t xml:space="preserve">− </w:t>
+      </w:r>
+      <w:r>
+        <w:t>документация и примеры nanoCAD 26 .NET API / NcadSDK 26 (руководство разработчика, reference, sample‑проекты).</w:t>
+      </w:r>
+    </w:p>
+    <w:p>
+      <w:r>
+        <w:t xml:space="preserve">– </w:t>
+      </w:r>
+      <w:r>
+        <w:t>ГОСТ 18123-82 «Шайбы. Общие технические условия»</w:t>
+      </w:r>
+      <w:r>
+        <w:t xml:space="preserve"> </w:t>
+      </w:r>
+      <w:r>
+        <w:t>[5]</w:t>
+      </w:r>
+      <w:r>
+        <w:t>.</w:t>
       </w:r>
     </w:p>
     <w:p>
@@ -5993,11 +6028,11 @@
     </w:p>
     <w:p>
       <w:pPr>
-        <w:pStyle w:val="2"/>
-      </w:pPr>
-      <w:bookmarkStart w:id="30" w:name="_Toc240361350"/>
-      <w:r>
-        <w:t>5.2 Перечень документов и исходных данных для разработки АС</w:t>
+        <w:pStyle w:val="Heading2"/>
+      </w:pPr>
+      <w:bookmarkStart w:id="30" w:name="_Toc240361351"/>
+      <w:r>
+        <w:t>5.3 Перечень документов, предъявляемых по окончании соответствующих этапов работ</w:t>
       </w:r>
       <w:bookmarkEnd w:id="30"/>
     </w:p>
@@ -6008,88 +6043,6 @@
     </w:p>
     <w:p>
       <w:r>
-        <w:t>Для разработки плагина "</w:t>
-      </w:r>
-      <w:r>
-        <w:t>Эксцентриковая шайба</w:t>
-      </w:r>
-      <w:r>
-        <w:t xml:space="preserve">" для САПР </w:t>
-      </w:r>
-      <w:r>
-        <w:rPr>
-          <w:lang w:val="en-US"/>
-        </w:rPr>
-        <w:t>nanoCAD</w:t>
-      </w:r>
-      <w:r>
-        <w:t xml:space="preserve"> нужны следующие</w:t>
-      </w:r>
-      <w:r>
-        <w:t xml:space="preserve"> </w:t>
-      </w:r>
-      <w:r>
-        <w:t>документы:</w:t>
-      </w:r>
-    </w:p>
-    <w:p>
-      <w:r>
-        <w:t>− документация для языка программировани</w:t>
-      </w:r>
-      <w:r>
-        <w:t>я</w:t>
-      </w:r>
-      <w:r>
-        <w:t xml:space="preserve"> C#;</w:t>
-      </w:r>
-    </w:p>
-    <w:p>
-      <w:r>
-        <w:t xml:space="preserve">− </w:t>
-      </w:r>
-      <w:r>
-        <w:t>документация и примеры nanoCAD 26 .NET API / NcadSDK 26 (руководство разработчика, reference, sample‑проекты).</w:t>
-      </w:r>
-    </w:p>
-    <w:p>
-      <w:r>
-        <w:t xml:space="preserve">– </w:t>
-      </w:r>
-      <w:r>
-        <w:t>ГОСТ 18123-82 «Шайбы. Общие технические условия»</w:t>
-      </w:r>
-      <w:r>
-        <w:t xml:space="preserve"> </w:t>
-      </w:r>
-      <w:r>
-        <w:t>[5]</w:t>
-      </w:r>
-      <w:r>
-        <w:t>.</w:t>
-      </w:r>
-    </w:p>
-    <w:p>
-      <w:pPr>
-        <w:ind w:firstLine="0"/>
-      </w:pPr>
-    </w:p>
-    <w:p>
-      <w:pPr>
-        <w:pStyle w:val="2"/>
-      </w:pPr>
-      <w:bookmarkStart w:id="31" w:name="_Toc240361351"/>
-      <w:r>
-        <w:t>5.3 Перечень документов, предъявляемых по окончании соответствующих этапов работ</w:t>
-      </w:r>
-      <w:bookmarkEnd w:id="31"/>
-    </w:p>
-    <w:p>
-      <w:pPr>
-        <w:ind w:firstLine="0"/>
-      </w:pPr>
-    </w:p>
-    <w:p>
-      <w:r>
         <w:t xml:space="preserve">По окончании соответствующих этапов работ должен быть предоставлен следующий перечень документов: </w:t>
       </w:r>
     </w:p>
@@ -6120,91 +6073,91 @@
     </w:p>
     <w:p>
       <w:pPr>
-        <w:pStyle w:val="1"/>
-      </w:pPr>
-      <w:bookmarkStart w:id="32" w:name="_Toc240361352"/>
+        <w:pStyle w:val="Heading1"/>
+      </w:pPr>
+      <w:bookmarkStart w:id="31" w:name="_Toc240361352"/>
       <w:r>
         <w:lastRenderedPageBreak/>
         <w:t>6 ПОРЯДОК КОНТРОЛЯ И ПРИЕМКИ АВТОМАТИЗИРОВАННОЙ СИСТЕМЫ</w:t>
       </w:r>
+      <w:bookmarkEnd w:id="31"/>
+    </w:p>
+    <w:p/>
+    <w:p>
+      <w:pPr>
+        <w:pStyle w:val="Heading2"/>
+      </w:pPr>
+      <w:bookmarkStart w:id="32" w:name="_Toc240361353"/>
+      <w:r>
+        <w:t>6.1 Виды, состав и методы испытаний АС и ее составных частей</w:t>
+      </w:r>
       <w:bookmarkEnd w:id="32"/>
     </w:p>
     <w:p/>
     <w:p>
-      <w:pPr>
-        <w:pStyle w:val="2"/>
-      </w:pPr>
-      <w:bookmarkStart w:id="33" w:name="_Toc240361353"/>
-      <w:r>
-        <w:t>6.1 Виды, состав и методы испытаний АС и ее составных частей</w:t>
+      <w:r>
+        <w:t xml:space="preserve">Испытания должны быть организованы и проведены в соответствии </w:t>
+      </w:r>
+      <w:r>
+        <w:t>с [2-3].</w:t>
+      </w:r>
+      <w:r>
+        <w:t xml:space="preserve"> Должны быть проведены следующие виды испытаний:</w:t>
+      </w:r>
+    </w:p>
+    <w:p>
+      <w:r>
+        <w:t xml:space="preserve">− предварительные испытания; </w:t>
+      </w:r>
+    </w:p>
+    <w:p>
+      <w:r>
+        <w:t xml:space="preserve">− опытная эксплуатация (ОЭ); </w:t>
+      </w:r>
+    </w:p>
+    <w:p>
+      <w:r>
+        <w:t xml:space="preserve">− приёмочные испытания. </w:t>
+      </w:r>
+    </w:p>
+    <w:p>
+      <w:r>
+        <w:t xml:space="preserve">В предварительные испытания плагина входят следующие пункты: </w:t>
+      </w:r>
+    </w:p>
+    <w:p>
+      <w:r>
+        <w:t>− модульное тестирование логики;</w:t>
+      </w:r>
+    </w:p>
+    <w:p>
+      <w:r>
+        <w:t xml:space="preserve">− нагрузочное тестирование; </w:t>
+      </w:r>
+    </w:p>
+    <w:p>
+      <w:r>
+        <w:t xml:space="preserve">− ручное тестирование. </w:t>
+      </w:r>
+    </w:p>
+    <w:p>
+      <w:r>
+        <w:t>В этап опытной эксплуатации входит ручное тестирование. В этап приемочного испытания входит ручное тестирование</w:t>
+      </w:r>
+      <w:r>
+        <w:t>.</w:t>
+      </w:r>
+    </w:p>
+    <w:p/>
+    <w:p>
+      <w:pPr>
+        <w:pStyle w:val="Heading2"/>
+      </w:pPr>
+      <w:bookmarkStart w:id="33" w:name="_Toc240361354"/>
+      <w:r>
+        <w:t>6.2 Общие требования к приёмке работ по стадиям</w:t>
       </w:r>
       <w:bookmarkEnd w:id="33"/>
-    </w:p>
-    <w:p/>
-    <w:p>
-      <w:r>
-        <w:t xml:space="preserve">Испытания должны быть организованы и проведены в соответствии </w:t>
-      </w:r>
-      <w:r>
-        <w:t>с [2-3].</w:t>
-      </w:r>
-      <w:r>
-        <w:t xml:space="preserve"> Должны быть проведены следующие виды испытаний:</w:t>
-      </w:r>
-    </w:p>
-    <w:p>
-      <w:r>
-        <w:t xml:space="preserve">− предварительные испытания; </w:t>
-      </w:r>
-    </w:p>
-    <w:p>
-      <w:r>
-        <w:t xml:space="preserve">− опытная эксплуатация (ОЭ); </w:t>
-      </w:r>
-    </w:p>
-    <w:p>
-      <w:r>
-        <w:t xml:space="preserve">− приёмочные испытания. </w:t>
-      </w:r>
-    </w:p>
-    <w:p>
-      <w:r>
-        <w:t xml:space="preserve">В предварительные испытания плагина входят следующие пункты: </w:t>
-      </w:r>
-    </w:p>
-    <w:p>
-      <w:r>
-        <w:t>− модульное тестирование логики;</w:t>
-      </w:r>
-    </w:p>
-    <w:p>
-      <w:r>
-        <w:t xml:space="preserve">− нагрузочное тестирование; </w:t>
-      </w:r>
-    </w:p>
-    <w:p>
-      <w:r>
-        <w:t xml:space="preserve">− ручное тестирование. </w:t>
-      </w:r>
-    </w:p>
-    <w:p>
-      <w:r>
-        <w:t>В этап опытной эксплуатации входит ручное тестирование. В этап приемочного испытания входит ручное тестирование</w:t>
-      </w:r>
-      <w:r>
-        <w:t>.</w:t>
-      </w:r>
-    </w:p>
-    <w:p/>
-    <w:p>
-      <w:pPr>
-        <w:pStyle w:val="2"/>
-      </w:pPr>
-      <w:bookmarkStart w:id="34" w:name="_Toc240361354"/>
-      <w:r>
-        <w:t>6.2 Общие требования к приёмке работ по стадиям</w:t>
-      </w:r>
-      <w:bookmarkEnd w:id="34"/>
     </w:p>
     <w:p>
       <w:pPr>
@@ -6235,136 +6188,131 @@
       <w:r>
         <w:t xml:space="preserve">Наличие желательных доработок не влияет на приёмку работ и процесс передачи системы в эксплуатацию. </w:t>
       </w:r>
-    </w:p>
-    <w:p>
-      <w:commentRangeStart w:id="35"/>
-      <w:r>
-        <w:lastRenderedPageBreak/>
+      <w:commentRangeStart w:id="34"/>
+      <w:r>
         <w:t>Комплектность передаваемой отчётной документации подлежит проверке Заказчиком.</w:t>
       </w:r>
-      <w:commentRangeEnd w:id="35"/>
-      <w:r>
-        <w:rPr>
-          <w:rStyle w:val="af1"/>
+      <w:commentRangeEnd w:id="34"/>
+      <w:r>
+        <w:rPr>
+          <w:rStyle w:val="CommentReference"/>
           <w:sz w:val="28"/>
           <w:szCs w:val="22"/>
         </w:rPr>
-        <w:commentReference w:id="35"/>
-      </w:r>
-    </w:p>
-    <w:p>
+        <w:commentReference w:id="34"/>
+      </w:r>
       <w:r>
         <w:br w:type="page"/>
       </w:r>
     </w:p>
     <w:p>
       <w:pPr>
-        <w:pStyle w:val="1"/>
-      </w:pPr>
-      <w:bookmarkStart w:id="36" w:name="_Toc240361355"/>
+        <w:pStyle w:val="Heading1"/>
+      </w:pPr>
+      <w:bookmarkStart w:id="35" w:name="_Toc240361355"/>
       <w:r>
         <w:lastRenderedPageBreak/>
         <w:t>7 ТРЕБОВАНИЯ К ДОКУМЕНТИРОВАНИЮ</w:t>
       </w:r>
+      <w:bookmarkEnd w:id="35"/>
+    </w:p>
+    <w:p/>
+    <w:p>
+      <w:r>
+        <w:t>Отчётная документация должна передаваться Заказчику в электронном виде на русском языке. Вспомогательная документация (не указанная в качестве непосредственного результата работ) также передаётся только в электронном виде.</w:t>
+      </w:r>
+    </w:p>
+    <w:p/>
+    <w:p>
+      <w:pPr>
+        <w:pStyle w:val="Heading2"/>
+      </w:pPr>
+      <w:bookmarkStart w:id="36" w:name="_Toc240361356"/>
+      <w:r>
+        <w:t>7.1 Перечень подлежащих разработке документов</w:t>
+      </w:r>
       <w:bookmarkEnd w:id="36"/>
     </w:p>
     <w:p/>
     <w:p>
       <w:r>
-        <w:t>Отчётная документация должна передаваться Заказчику в электронном виде на русском языке. Вспомогательная документация (не указанная в качестве непосредственного результата работ) также передаётся только в электронном виде.</w:t>
+        <w:t>Документы «Проект системы» и «Пояснительная записка» должны разрабатываться согласно требованиям [4].</w:t>
       </w:r>
     </w:p>
     <w:p/>
     <w:p>
       <w:pPr>
-        <w:pStyle w:val="2"/>
-      </w:pPr>
-      <w:bookmarkStart w:id="37" w:name="_Toc240361356"/>
-      <w:r>
-        <w:t>7.1 Перечень подлежащих разработке документов</w:t>
+        <w:pStyle w:val="Heading2"/>
+      </w:pPr>
+      <w:bookmarkStart w:id="37" w:name="_Toc240361357"/>
+      <w:r>
+        <w:t>7.2 Вид представления и количество документов</w:t>
       </w:r>
       <w:bookmarkEnd w:id="37"/>
     </w:p>
     <w:p/>
     <w:p>
       <w:r>
-        <w:t>Документы «Проект системы» и «Пояснительная записка» должны разрабатываться согласно требованиям [4].</w:t>
+        <w:t>Н</w:t>
+      </w:r>
+      <w:r>
+        <w:t>ижеперечисленные документы к АС предоставляются в электронном виде в форматах .docx и .pdf по одному экземпляру каждый:</w:t>
+      </w:r>
+    </w:p>
+    <w:p>
+      <w:r>
+        <w:t xml:space="preserve">1. </w:t>
+      </w:r>
+      <w:r>
+        <w:t>т</w:t>
+      </w:r>
+      <w:r>
+        <w:t xml:space="preserve">ехническое задание; </w:t>
+      </w:r>
+    </w:p>
+    <w:p>
+      <w:r>
+        <w:t xml:space="preserve">2. </w:t>
+      </w:r>
+      <w:r>
+        <w:t>п</w:t>
+      </w:r>
+      <w:r>
+        <w:t xml:space="preserve">роект системы; </w:t>
+      </w:r>
+    </w:p>
+    <w:p>
+      <w:r>
+        <w:t xml:space="preserve">3. </w:t>
+      </w:r>
+      <w:r>
+        <w:t>п</w:t>
+      </w:r>
+      <w:r>
+        <w:t xml:space="preserve">ояснительная записка; </w:t>
+      </w:r>
+    </w:p>
+    <w:p>
+      <w:r>
+        <w:t xml:space="preserve">4. </w:t>
+      </w:r>
+      <w:r>
+        <w:t>т</w:t>
+      </w:r>
+      <w:r>
+        <w:t>ри варианта дополнительной функциональности на согласование.</w:t>
       </w:r>
     </w:p>
     <w:p/>
     <w:p>
       <w:pPr>
-        <w:pStyle w:val="2"/>
-      </w:pPr>
-      <w:bookmarkStart w:id="38" w:name="_Toc240361357"/>
-      <w:r>
-        <w:t>7.2 Вид представления и количество документов</w:t>
+        <w:pStyle w:val="Heading2"/>
+      </w:pPr>
+      <w:bookmarkStart w:id="38" w:name="_Toc240361358"/>
+      <w:r>
+        <w:t>7.3 Требования по использованию ЕСКД и ЕСПД при разработке документов</w:t>
       </w:r>
       <w:bookmarkEnd w:id="38"/>
-    </w:p>
-    <w:p/>
-    <w:p>
-      <w:r>
-        <w:t>Н</w:t>
-      </w:r>
-      <w:r>
-        <w:t>ижеперечисленные документы к АС предоставляются в электронном виде в форматах .docx и .pdf по одному экземпляру каждый:</w:t>
-      </w:r>
-    </w:p>
-    <w:p>
-      <w:r>
-        <w:t xml:space="preserve">1. </w:t>
-      </w:r>
-      <w:r>
-        <w:t>т</w:t>
-      </w:r>
-      <w:r>
-        <w:t xml:space="preserve">ехническое задание; </w:t>
-      </w:r>
-    </w:p>
-    <w:p>
-      <w:r>
-        <w:t xml:space="preserve">2. </w:t>
-      </w:r>
-      <w:r>
-        <w:t>п</w:t>
-      </w:r>
-      <w:r>
-        <w:t xml:space="preserve">роект системы; </w:t>
-      </w:r>
-    </w:p>
-    <w:p>
-      <w:r>
-        <w:t xml:space="preserve">3. </w:t>
-      </w:r>
-      <w:r>
-        <w:t>п</w:t>
-      </w:r>
-      <w:r>
-        <w:t xml:space="preserve">ояснительная записка; </w:t>
-      </w:r>
-    </w:p>
-    <w:p>
-      <w:r>
-        <w:t xml:space="preserve">4. </w:t>
-      </w:r>
-      <w:r>
-        <w:t>т</w:t>
-      </w:r>
-      <w:r>
-        <w:t>ри варианта дополнительной функциональности на согласование.</w:t>
-      </w:r>
-    </w:p>
-    <w:p/>
-    <w:p>
-      <w:pPr>
-        <w:pStyle w:val="2"/>
-      </w:pPr>
-      <w:bookmarkStart w:id="39" w:name="_Toc240361358"/>
-      <w:r>
-        <w:t>7.3 Требования по использованию ЕСКД и ЕСПД при разработке документов</w:t>
-      </w:r>
-      <w:bookmarkEnd w:id="39"/>
     </w:p>
     <w:p/>
     <w:p>
@@ -6420,14 +6368,14 @@
     </w:p>
     <w:p>
       <w:pPr>
-        <w:pStyle w:val="1"/>
-      </w:pPr>
-      <w:bookmarkStart w:id="40" w:name="_Toc240361359"/>
+        <w:pStyle w:val="Heading1"/>
+      </w:pPr>
+      <w:bookmarkStart w:id="39" w:name="_Toc240361359"/>
       <w:r>
         <w:lastRenderedPageBreak/>
         <w:t>8 ИСТОЧНИКИ РАЗРАБОТКИ</w:t>
       </w:r>
-      <w:bookmarkEnd w:id="40"/>
+      <w:bookmarkEnd w:id="39"/>
     </w:p>
     <w:p/>
     <w:p>
@@ -6561,33 +6509,14 @@
 
 <file path=word/comments.xml><?xml version="1.0" encoding="utf-8"?>
 <w:comments xmlns:wpc="http://schemas.microsoft.com/office/word/2010/wordprocessingCanvas" xmlns:cx="http://schemas.microsoft.com/office/drawing/2014/chartex" xmlns:cx1="http://schemas.microsoft.com/office/drawing/2015/9/8/chartex" xmlns:cx2="http://schemas.microsoft.com/office/drawing/2015/10/21/chartex" xmlns:cx3="http://schemas.microsoft.com/office/drawing/2016/5/9/chartex" xmlns:cx4="http://schemas.microsoft.com/office/drawing/2016/5/10/chartex" xmlns:cx5="http://schemas.microsoft.com/office/drawing/2016/5/11/chartex" xmlns:cx6="http://schemas.microsoft.com/office/drawing/2016/5/12/chartex" xmlns:cx7="http://schemas.microsoft.com/office/drawing/2016/5/13/chartex" xmlns:cx8="http://schemas.microsoft.com/office/drawing/2016/5/14/chartex" xmlns:mc="http://schemas.openxmlformats.org/markup-compatibility/2006" xmlns:aink="http://schemas.microsoft.com/office/drawing/2016/ink" xmlns:am3d="http://schemas.microsoft.com/office/drawing/2017/model3d" xmlns:o="urn:schemas-microsoft-com:office:office" xmlns:oel="http://schemas.microsoft.com/office/2019/extlst" xmlns:r="http://schemas.openxmlformats.org/officeDocument/2006/relationships" xmlns:m="http://schemas.openxmlformats.org/officeDocument/2006/math" xmlns:v="urn:schemas-microsoft-com:vml" xmlns:wp14="http://schemas.microsoft.com/office/word/2010/wordprocessingDrawing" xmlns:wp="http://schemas.openxmlformats.org/drawingml/2006/wordprocessingDrawing" xmlns:w10="urn:schemas-microsoft-com:office:word" xmlns:w="http://schemas.openxmlformats.org/wordprocessingml/2006/main" xmlns:w14="http://schemas.microsoft.com/office/word/2010/wordml" xmlns:w15="http://schemas.microsoft.com/office/word/2012/wordml" xmlns:w16cex="http://schemas.microsoft.com/office/word/2018/wordml/cex" xmlns:w16cid="http://schemas.microsoft.com/office/word/2016/wordml/cid" xmlns:w16="http://schemas.microsoft.com/office/word/2018/wordml" xmlns:w16du="http://schemas.microsoft.com/office/word/2023/wordml/word16du" xmlns:w16sdtdh="http://schemas.microsoft.com/office/word/2020/wordml/sdtdatahash" xmlns:w16sdtfl="http://schemas.microsoft.com/office/word/2024/wordml/sdtformatlock" xmlns:w16se="http://schemas.microsoft.com/office/word/2015/wordml/symex" xmlns:wpg="http://schemas.microsoft.com/office/word/2010/wordprocessingGroup" xmlns:wpi="http://schemas.microsoft.com/office/word/2010/wordprocessingInk" xmlns:wne="http://schemas.microsoft.com/office/word/2006/wordml" xmlns:wps="http://schemas.microsoft.com/office/word/2010/wordprocessingShape" mc:Ignorable="w14 w15 w16se w16cid w16 w16cex w16sdtdh w16sdtfl w16du wp14">
-  <w:comment w:id="22" w:author="Kalentyev Alexey" w:date="2026-09-16T11:59:00Z" w:initials="KA">
-    <w:p>
-      <w:pPr>
-        <w:pStyle w:val="af"/>
-      </w:pPr>
-      <w:r>
-        <w:rPr>
-          <w:rStyle w:val="af1"/>
-        </w:rPr>
-        <w:annotationRef/>
-      </w:r>
-      <w:r>
-        <w:rPr>
-          <w:lang w:val="ru-RU"/>
-        </w:rPr>
-        <w:t>Убрать</w:t>
-      </w:r>
-    </w:p>
-  </w:comment>
-  <w:comment w:id="35" w:author="Kalentyev Alexey" w:date="2026-09-16T12:00:00Z" w:initials="KA">
-    <w:p>
-      <w:pPr>
-        <w:pStyle w:val="af"/>
-      </w:pPr>
-      <w:r>
-        <w:rPr>
-          <w:rStyle w:val="af1"/>
+  <w:comment w:id="34" w:author="Kalentyev Alexey" w:date="2026-09-16T12:00:00Z" w:initials="KA">
+    <w:p>
+      <w:pPr>
+        <w:pStyle w:val="CommentText"/>
+      </w:pPr>
+      <w:r>
+        <w:rPr>
+          <w:rStyle w:val="CommentReference"/>
         </w:rPr>
         <w:annotationRef/>
       </w:r>
@@ -6604,21 +6533,18 @@
 
 <file path=word/commentsExtended.xml><?xml version="1.0" encoding="utf-8"?>
 <w15:commentsEx xmlns:wpc="http://schemas.microsoft.com/office/word/2010/wordprocessingCanvas" xmlns:cx="http://schemas.microsoft.com/office/drawing/2014/chartex" xmlns:cx1="http://schemas.microsoft.com/office/drawing/2015/9/8/chartex" xmlns:cx2="http://schemas.microsoft.com/office/drawing/2015/10/21/chartex" xmlns:cx3="http://schemas.microsoft.com/office/drawing/2016/5/9/chartex" xmlns:cx4="http://schemas.microsoft.com/office/drawing/2016/5/10/chartex" xmlns:cx5="http://schemas.microsoft.com/office/drawing/2016/5/11/chartex" xmlns:cx6="http://schemas.microsoft.com/office/drawing/2016/5/12/chartex" xmlns:cx7="http://schemas.microsoft.com/office/drawing/2016/5/13/chartex" xmlns:cx8="http://schemas.microsoft.com/office/drawing/2016/5/14/chartex" xmlns:mc="http://schemas.openxmlformats.org/markup-compatibility/2006" xmlns:aink="http://schemas.microsoft.com/office/drawing/2016/ink" xmlns:am3d="http://schemas.microsoft.com/office/drawing/2017/model3d" xmlns:o="urn:schemas-microsoft-com:office:office" xmlns:oel="http://schemas.microsoft.com/office/2019/extlst" xmlns:r="http://schemas.openxmlformats.org/officeDocument/2006/relationships" xmlns:m="http://schemas.openxmlformats.org/officeDocument/2006/math" xmlns:v="urn:schemas-microsoft-com:vml" xmlns:wp14="http://schemas.microsoft.com/office/word/2010/wordprocessingDrawing" xmlns:wp="http://schemas.openxmlformats.org/drawingml/2006/wordprocessingDrawing" xmlns:w10="urn:schemas-microsoft-com:office:word" xmlns:w="http://schemas.openxmlformats.org/wordprocessingml/2006/main" xmlns:w14="http://schemas.microsoft.com/office/word/2010/wordml" xmlns:w15="http://schemas.microsoft.com/office/word/2012/wordml" xmlns:w16cex="http://schemas.microsoft.com/office/word/2018/wordml/cex" xmlns:w16cid="http://schemas.microsoft.com/office/word/2016/wordml/cid" xmlns:w16="http://schemas.microsoft.com/office/word/2018/wordml" xmlns:w16du="http://schemas.microsoft.com/office/word/2023/wordml/word16du" xmlns:w16sdtdh="http://schemas.microsoft.com/office/word/2020/wordml/sdtdatahash" xmlns:w16sdtfl="http://schemas.microsoft.com/office/word/2024/wordml/sdtformatlock" xmlns:w16se="http://schemas.microsoft.com/office/word/2015/wordml/symex" xmlns:wpg="http://schemas.microsoft.com/office/word/2010/wordprocessingGroup" xmlns:wpi="http://schemas.microsoft.com/office/word/2010/wordprocessingInk" xmlns:wne="http://schemas.microsoft.com/office/word/2006/wordml" xmlns:wps="http://schemas.microsoft.com/office/word/2010/wordprocessingShape" mc:Ignorable="w14 w15 w16se w16cid w16 w16cex w16sdtdh w16sdtfl w16du wp14">
-  <w15:commentEx w15:paraId="68A84092" w15:done="0"/>
   <w15:commentEx w15:paraId="466186D6" w15:done="0"/>
 </w15:commentsEx>
 </file>
 
 <file path=word/commentsExtensible.xml><?xml version="1.0" encoding="utf-8"?>
 <w16cex:commentsExtensible xmlns:wpc="http://schemas.microsoft.com/office/word/2010/wordprocessingCanvas" xmlns:cx="http://schemas.microsoft.com/office/drawing/2014/chartex" xmlns:cx1="http://schemas.microsoft.com/office/drawing/2015/9/8/chartex" xmlns:cx2="http://schemas.microsoft.com/office/drawing/2015/10/21/chartex" xmlns:cx3="http://schemas.microsoft.com/office/drawing/2016/5/9/chartex" xmlns:cx4="http://schemas.microsoft.com/office/drawing/2016/5/10/chartex" xmlns:cx5="http://schemas.microsoft.com/office/drawing/2016/5/11/chartex" xmlns:cx6="http://schemas.microsoft.com/office/drawing/2016/5/12/chartex" xmlns:cx7="http://schemas.microsoft.com/office/drawing/2016/5/13/chartex" xmlns:cx8="http://schemas.microsoft.com/office/drawing/2016/5/14/chartex" xmlns:cr="http://schemas.microsoft.com/office/comments/2020/reactions" xmlns:mc="http://schemas.openxmlformats.org/markup-compatibility/2006" xmlns:aink="http://schemas.microsoft.com/office/drawing/2016/ink" xmlns:am3d="http://schemas.microsoft.com/office/drawing/2017/model3d" xmlns:o="urn:schemas-microsoft-com:office:office" xmlns:oel="http://schemas.microsoft.com/office/2019/extlst" xmlns:r="http://schemas.openxmlformats.org/officeDocument/2006/relationships" xmlns:m="http://schemas.openxmlformats.org/officeDocument/2006/math" xmlns:v="urn:schemas-microsoft-com:vml" xmlns:wp14="http://schemas.microsoft.com/office/word/2010/wordprocessingDrawing" xmlns:wp="http://schemas.openxmlformats.org/drawingml/2006/wordprocessingDrawing" xmlns:w10="urn:schemas-microsoft-com:office:word" xmlns:w="http://schemas.openxmlformats.org/wordprocessingml/2006/main" xmlns:w14="http://schemas.microsoft.com/office/word/2010/wordml" xmlns:w15="http://schemas.microsoft.com/office/word/2012/wordml" xmlns:w16cex="http://schemas.microsoft.com/office/word/2018/wordml/cex" xmlns:w16cid="http://schemas.microsoft.com/office/word/2016/wordml/cid" xmlns:w16="http://schemas.microsoft.com/office/word/2018/wordml" xmlns:w16du="http://schemas.microsoft.com/office/word/2023/wordml/word16du" xmlns:w16sdtdh="http://schemas.microsoft.com/office/word/2020/wordml/sdtdatahash" xmlns:w16sdtfl="http://schemas.microsoft.com/office/word/2024/wordml/sdtformatlock" xmlns:w16se="http://schemas.microsoft.com/office/word/2015/wordml/symex" xmlns:wpg="http://schemas.microsoft.com/office/word/2010/wordprocessingGroup" xmlns:wpi="http://schemas.microsoft.com/office/word/2010/wordprocessingInk" xmlns:wne="http://schemas.microsoft.com/office/word/2006/wordml" xmlns:wps="http://schemas.microsoft.com/office/word/2010/wordprocessingShape" mc:Ignorable="w14 w15 w16se w16cid w16 w16cex w16sdtdh w16sdtfl cr w16du wp14">
-  <w16cex:commentExtensible w16cex:durableId="0E7DF894" w16cex:dateUtc="2026-09-16T04:59:00Z"/>
   <w16cex:commentExtensible w16cex:durableId="0F52FDD9" w16cex:dateUtc="2026-09-16T05:00:00Z"/>
 </w16cex:commentsExtensible>
 </file>
 
 <file path=word/commentsIds.xml><?xml version="1.0" encoding="utf-8"?>
 <w16cid:commentsIds xmlns:wpc="http://schemas.microsoft.com/office/word/2010/wordprocessingCanvas" xmlns:cx="http://schemas.microsoft.com/office/drawing/2014/chartex" xmlns:cx1="http://schemas.microsoft.com/office/drawing/2015/9/8/chartex" xmlns:cx2="http://schemas.microsoft.com/office/drawing/2015/10/21/chartex" xmlns:cx3="http://schemas.microsoft.com/office/drawing/2016/5/9/chartex" xmlns:cx4="http://schemas.microsoft.com/office/drawing/2016/5/10/chartex" xmlns:cx5="http://schemas.microsoft.com/office/drawing/2016/5/11/chartex" xmlns:cx6="http://schemas.microsoft.com/office/drawing/2016/5/12/chartex" xmlns:cx7="http://schemas.microsoft.com/office/drawing/2016/5/13/chartex" xmlns:cx8="http://schemas.microsoft.com/office/drawing/2016/5/14/chartex" xmlns:mc="http://schemas.openxmlformats.org/markup-compatibility/2006" xmlns:aink="http://schemas.microsoft.com/office/drawing/2016/ink" xmlns:am3d="http://schemas.microsoft.com/office/drawing/2017/model3d" xmlns:o="urn:schemas-microsoft-com:office:office" xmlns:oel="http://schemas.microsoft.com/office/2019/extlst" xmlns:r="http://schemas.openxmlformats.org/officeDocument/2006/relationships" xmlns:m="http://schemas.openxmlformats.org/officeDocument/2006/math" xmlns:v="urn:schemas-microsoft-com:vml" xmlns:wp14="http://schemas.microsoft.com/office/word/2010/wordprocessingDrawing" xmlns:wp="http://schemas.openxmlformats.org/drawingml/2006/wordprocessingDrawing" xmlns:w10="urn:schemas-microsoft-com:office:word" xmlns:w="http://schemas.openxmlformats.org/wordprocessingml/2006/main" xmlns:w14="http://schemas.microsoft.com/office/word/2010/wordml" xmlns:w15="http://schemas.microsoft.com/office/word/2012/wordml" xmlns:w16cex="http://schemas.microsoft.com/office/word/2018/wordml/cex" xmlns:w16cid="http://schemas.microsoft.com/office/word/2016/wordml/cid" xmlns:w16="http://schemas.microsoft.com/office/word/2018/wordml" xmlns:w16du="http://schemas.microsoft.com/office/word/2023/wordml/word16du" xmlns:w16sdtdh="http://schemas.microsoft.com/office/word/2020/wordml/sdtdatahash" xmlns:w16sdtfl="http://schemas.microsoft.com/office/word/2024/wordml/sdtformatlock" xmlns:w16se="http://schemas.microsoft.com/office/word/2015/wordml/symex" xmlns:wpg="http://schemas.microsoft.com/office/word/2010/wordprocessingGroup" xmlns:wpi="http://schemas.microsoft.com/office/word/2010/wordprocessingInk" xmlns:wne="http://schemas.microsoft.com/office/word/2006/wordml" xmlns:wps="http://schemas.microsoft.com/office/word/2010/wordprocessingShape" mc:Ignorable="w14 w15 w16se w16cid w16 w16cex w16sdtdh w16sdtfl w16du wp14">
-  <w16cid:commentId w16cid:paraId="68A84092" w16cid:durableId="0E7DF894"/>
   <w16cid:commentId w16cid:paraId="466186D6" w16cid:durableId="0F52FDD9"/>
 </w16cid:commentsIds>
 </file>
@@ -8302,7 +8228,7 @@
     <w:lsdException w:name="Unresolved Mention" w:semiHidden="1" w:unhideWhenUsed="1"/>
     <w:lsdException w:name="Smart Link" w:semiHidden="1" w:unhideWhenUsed="1"/>
   </w:latentStyles>
-  <w:style w:type="paragraph" w:default="1" w:styleId="a">
+  <w:style w:type="paragraph" w:default="1" w:styleId="Normal">
     <w:name w:val="Normal"/>
     <w:aliases w:val="OS_Tusur"/>
     <w:uiPriority w:val="1"/>
@@ -8316,11 +8242,11 @@
       <w14:ligatures w14:val="none"/>
     </w:rPr>
   </w:style>
-  <w:style w:type="paragraph" w:styleId="1">
+  <w:style w:type="paragraph" w:styleId="Heading1">
     <w:name w:val="heading 1"/>
-    <w:basedOn w:val="a"/>
-    <w:next w:val="a"/>
-    <w:link w:val="10"/>
+    <w:basedOn w:val="Normal"/>
+    <w:next w:val="Normal"/>
+    <w:link w:val="Heading1Char"/>
     <w:uiPriority w:val="9"/>
     <w:qFormat/>
     <w:rsid w:val="005F73FA"/>
@@ -8338,11 +8264,11 @@
       <w:szCs w:val="40"/>
     </w:rPr>
   </w:style>
-  <w:style w:type="paragraph" w:styleId="2">
+  <w:style w:type="paragraph" w:styleId="Heading2">
     <w:name w:val="heading 2"/>
-    <w:basedOn w:val="a"/>
-    <w:next w:val="a"/>
-    <w:link w:val="20"/>
+    <w:basedOn w:val="Normal"/>
+    <w:next w:val="Normal"/>
+    <w:link w:val="Heading2Char"/>
     <w:uiPriority w:val="9"/>
     <w:unhideWhenUsed/>
     <w:qFormat/>
@@ -8361,11 +8287,11 @@
       <w:szCs w:val="32"/>
     </w:rPr>
   </w:style>
-  <w:style w:type="paragraph" w:styleId="3">
+  <w:style w:type="paragraph" w:styleId="Heading3">
     <w:name w:val="heading 3"/>
-    <w:basedOn w:val="a"/>
-    <w:next w:val="a"/>
-    <w:link w:val="30"/>
+    <w:basedOn w:val="Normal"/>
+    <w:next w:val="Normal"/>
+    <w:link w:val="Heading3Char"/>
     <w:uiPriority w:val="9"/>
     <w:unhideWhenUsed/>
     <w:qFormat/>
@@ -8382,11 +8308,11 @@
       <w:szCs w:val="28"/>
     </w:rPr>
   </w:style>
-  <w:style w:type="paragraph" w:styleId="4">
+  <w:style w:type="paragraph" w:styleId="Heading4">
     <w:name w:val="heading 4"/>
-    <w:basedOn w:val="a"/>
-    <w:next w:val="a"/>
-    <w:link w:val="40"/>
+    <w:basedOn w:val="Normal"/>
+    <w:next w:val="Normal"/>
+    <w:link w:val="Heading4Char"/>
     <w:uiPriority w:val="9"/>
     <w:unhideWhenUsed/>
     <w:qFormat/>
@@ -8404,11 +8330,11 @@
       <w:color w:val="0F4761" w:themeColor="accent1" w:themeShade="BF"/>
     </w:rPr>
   </w:style>
-  <w:style w:type="paragraph" w:styleId="5">
+  <w:style w:type="paragraph" w:styleId="Heading5">
     <w:name w:val="heading 5"/>
-    <w:basedOn w:val="a"/>
-    <w:next w:val="a"/>
-    <w:link w:val="50"/>
+    <w:basedOn w:val="Normal"/>
+    <w:next w:val="Normal"/>
+    <w:link w:val="Heading5Char"/>
     <w:uiPriority w:val="9"/>
     <w:semiHidden/>
     <w:unhideWhenUsed/>
@@ -8425,11 +8351,11 @@
       <w:color w:val="0F4761" w:themeColor="accent1" w:themeShade="BF"/>
     </w:rPr>
   </w:style>
-  <w:style w:type="paragraph" w:styleId="6">
+  <w:style w:type="paragraph" w:styleId="Heading6">
     <w:name w:val="heading 6"/>
-    <w:basedOn w:val="a"/>
-    <w:next w:val="a"/>
-    <w:link w:val="60"/>
+    <w:basedOn w:val="Normal"/>
+    <w:next w:val="Normal"/>
+    <w:link w:val="Heading6Char"/>
     <w:uiPriority w:val="9"/>
     <w:semiHidden/>
     <w:unhideWhenUsed/>
@@ -8448,11 +8374,11 @@
       <w:color w:val="595959" w:themeColor="text1" w:themeTint="A6"/>
     </w:rPr>
   </w:style>
-  <w:style w:type="paragraph" w:styleId="7">
+  <w:style w:type="paragraph" w:styleId="Heading7">
     <w:name w:val="heading 7"/>
-    <w:basedOn w:val="a"/>
-    <w:next w:val="a"/>
-    <w:link w:val="70"/>
+    <w:basedOn w:val="Normal"/>
+    <w:next w:val="Normal"/>
+    <w:link w:val="Heading7Char"/>
     <w:uiPriority w:val="9"/>
     <w:semiHidden/>
     <w:unhideWhenUsed/>
@@ -8469,11 +8395,11 @@
       <w:color w:val="595959" w:themeColor="text1" w:themeTint="A6"/>
     </w:rPr>
   </w:style>
-  <w:style w:type="paragraph" w:styleId="8">
+  <w:style w:type="paragraph" w:styleId="Heading8">
     <w:name w:val="heading 8"/>
-    <w:basedOn w:val="a"/>
-    <w:next w:val="a"/>
-    <w:link w:val="80"/>
+    <w:basedOn w:val="Normal"/>
+    <w:next w:val="Normal"/>
+    <w:link w:val="Heading8Char"/>
     <w:uiPriority w:val="9"/>
     <w:semiHidden/>
     <w:unhideWhenUsed/>
@@ -8491,11 +8417,11 @@
       <w:color w:val="272727" w:themeColor="text1" w:themeTint="D8"/>
     </w:rPr>
   </w:style>
-  <w:style w:type="paragraph" w:styleId="9">
+  <w:style w:type="paragraph" w:styleId="Heading9">
     <w:name w:val="heading 9"/>
-    <w:basedOn w:val="a"/>
-    <w:next w:val="a"/>
-    <w:link w:val="90"/>
+    <w:basedOn w:val="Normal"/>
+    <w:next w:val="Normal"/>
+    <w:link w:val="Heading9Char"/>
     <w:uiPriority w:val="9"/>
     <w:semiHidden/>
     <w:unhideWhenUsed/>
@@ -8511,13 +8437,13 @@
       <w:color w:val="272727" w:themeColor="text1" w:themeTint="D8"/>
     </w:rPr>
   </w:style>
-  <w:style w:type="character" w:default="1" w:styleId="a0">
+  <w:style w:type="character" w:default="1" w:styleId="DefaultParagraphFont">
     <w:name w:val="Default Paragraph Font"/>
     <w:uiPriority w:val="1"/>
     <w:semiHidden/>
     <w:unhideWhenUsed/>
   </w:style>
-  <w:style w:type="table" w:default="1" w:styleId="a1">
+  <w:style w:type="table" w:default="1" w:styleId="TableNormal">
     <w:name w:val="Normal Table"/>
     <w:uiPriority w:val="99"/>
     <w:semiHidden/>
@@ -8532,16 +8458,16 @@
       </w:tblCellMar>
     </w:tblPr>
   </w:style>
-  <w:style w:type="numbering" w:default="1" w:styleId="a2">
+  <w:style w:type="numbering" w:default="1" w:styleId="NoList">
     <w:name w:val="No List"/>
     <w:uiPriority w:val="99"/>
     <w:semiHidden/>
     <w:unhideWhenUsed/>
   </w:style>
-  <w:style w:type="paragraph" w:styleId="a3">
+  <w:style w:type="paragraph" w:styleId="BodyText">
     <w:name w:val="Body Text"/>
-    <w:basedOn w:val="a"/>
-    <w:link w:val="a4"/>
+    <w:basedOn w:val="Normal"/>
+    <w:link w:val="BodyTextChar"/>
     <w:uiPriority w:val="1"/>
     <w:qFormat/>
     <w:rsid w:val="0046104E"/>
@@ -8552,10 +8478,10 @@
       <w:szCs w:val="28"/>
     </w:rPr>
   </w:style>
-  <w:style w:type="character" w:customStyle="1" w:styleId="a4">
-    <w:name w:val="Основной текст Знак"/>
-    <w:basedOn w:val="a0"/>
-    <w:link w:val="a3"/>
+  <w:style w:type="character" w:customStyle="1" w:styleId="BodyTextChar">
+    <w:name w:val="Body Text Char"/>
+    <w:basedOn w:val="DefaultParagraphFont"/>
+    <w:link w:val="BodyText"/>
     <w:uiPriority w:val="1"/>
     <w:rsid w:val="0046104E"/>
     <w:rPr>
@@ -8567,7 +8493,7 @@
   </w:style>
   <w:style w:type="paragraph" w:customStyle="1" w:styleId="Style1">
     <w:name w:val="Style1"/>
-    <w:basedOn w:val="a"/>
+    <w:basedOn w:val="Normal"/>
     <w:link w:val="Style1Char"/>
     <w:autoRedefine/>
     <w:qFormat/>
@@ -8581,7 +8507,7 @@
   </w:style>
   <w:style w:type="character" w:customStyle="1" w:styleId="Style1Char">
     <w:name w:val="Style1 Char"/>
-    <w:basedOn w:val="a0"/>
+    <w:basedOn w:val="DefaultParagraphFont"/>
     <w:link w:val="Style1"/>
     <w:rsid w:val="00AF0E3F"/>
     <w:rPr>
@@ -8589,10 +8515,10 @@
       <w:sz w:val="28"/>
     </w:rPr>
   </w:style>
-  <w:style w:type="character" w:customStyle="1" w:styleId="10">
-    <w:name w:val="Заголовок 1 Знак"/>
-    <w:basedOn w:val="a0"/>
-    <w:link w:val="1"/>
+  <w:style w:type="character" w:customStyle="1" w:styleId="Heading1Char">
+    <w:name w:val="Heading 1 Char"/>
+    <w:basedOn w:val="DefaultParagraphFont"/>
+    <w:link w:val="Heading1"/>
     <w:uiPriority w:val="9"/>
     <w:rsid w:val="005F73FA"/>
     <w:rPr>
@@ -8605,10 +8531,10 @@
       <w14:ligatures w14:val="none"/>
     </w:rPr>
   </w:style>
-  <w:style w:type="character" w:customStyle="1" w:styleId="20">
-    <w:name w:val="Заголовок 2 Знак"/>
-    <w:basedOn w:val="a0"/>
-    <w:link w:val="2"/>
+  <w:style w:type="character" w:customStyle="1" w:styleId="Heading2Char">
+    <w:name w:val="Heading 2 Char"/>
+    <w:basedOn w:val="DefaultParagraphFont"/>
+    <w:link w:val="Heading2"/>
     <w:uiPriority w:val="9"/>
     <w:rsid w:val="005F73FA"/>
     <w:rPr>
@@ -8621,10 +8547,10 @@
       <w14:ligatures w14:val="none"/>
     </w:rPr>
   </w:style>
-  <w:style w:type="character" w:customStyle="1" w:styleId="30">
-    <w:name w:val="Заголовок 3 Знак"/>
-    <w:basedOn w:val="a0"/>
-    <w:link w:val="3"/>
+  <w:style w:type="character" w:customStyle="1" w:styleId="Heading3Char">
+    <w:name w:val="Heading 3 Char"/>
+    <w:basedOn w:val="DefaultParagraphFont"/>
+    <w:link w:val="Heading3"/>
     <w:uiPriority w:val="9"/>
     <w:rsid w:val="005D2BA2"/>
     <w:rPr>
@@ -8636,10 +8562,10 @@
       <w14:ligatures w14:val="none"/>
     </w:rPr>
   </w:style>
-  <w:style w:type="character" w:customStyle="1" w:styleId="40">
-    <w:name w:val="Заголовок 4 Знак"/>
-    <w:basedOn w:val="a0"/>
-    <w:link w:val="4"/>
+  <w:style w:type="character" w:customStyle="1" w:styleId="Heading4Char">
+    <w:name w:val="Heading 4 Char"/>
+    <w:basedOn w:val="DefaultParagraphFont"/>
+    <w:link w:val="Heading4"/>
     <w:uiPriority w:val="9"/>
     <w:rsid w:val="005D2BA2"/>
     <w:rPr>
@@ -8653,10 +8579,10 @@
       <w14:ligatures w14:val="none"/>
     </w:rPr>
   </w:style>
-  <w:style w:type="character" w:customStyle="1" w:styleId="50">
-    <w:name w:val="Заголовок 5 Знак"/>
-    <w:basedOn w:val="a0"/>
-    <w:link w:val="5"/>
+  <w:style w:type="character" w:customStyle="1" w:styleId="Heading5Char">
+    <w:name w:val="Heading 5 Char"/>
+    <w:basedOn w:val="DefaultParagraphFont"/>
+    <w:link w:val="Heading5"/>
     <w:uiPriority w:val="9"/>
     <w:semiHidden/>
     <w:rsid w:val="005D2BA2"/>
@@ -8669,10 +8595,10 @@
       <w14:ligatures w14:val="none"/>
     </w:rPr>
   </w:style>
-  <w:style w:type="character" w:customStyle="1" w:styleId="60">
-    <w:name w:val="Заголовок 6 Знак"/>
-    <w:basedOn w:val="a0"/>
-    <w:link w:val="6"/>
+  <w:style w:type="character" w:customStyle="1" w:styleId="Heading6Char">
+    <w:name w:val="Heading 6 Char"/>
+    <w:basedOn w:val="DefaultParagraphFont"/>
+    <w:link w:val="Heading6"/>
     <w:uiPriority w:val="9"/>
     <w:semiHidden/>
     <w:rsid w:val="005D2BA2"/>
@@ -8687,10 +8613,10 @@
       <w14:ligatures w14:val="none"/>
     </w:rPr>
   </w:style>
-  <w:style w:type="character" w:customStyle="1" w:styleId="70">
-    <w:name w:val="Заголовок 7 Знак"/>
-    <w:basedOn w:val="a0"/>
-    <w:link w:val="7"/>
+  <w:style w:type="character" w:customStyle="1" w:styleId="Heading7Char">
+    <w:name w:val="Heading 7 Char"/>
+    <w:basedOn w:val="DefaultParagraphFont"/>
+    <w:link w:val="Heading7"/>
     <w:uiPriority w:val="9"/>
     <w:semiHidden/>
     <w:rsid w:val="005D2BA2"/>
@@ -8703,10 +8629,10 @@
       <w14:ligatures w14:val="none"/>
     </w:rPr>
   </w:style>
-  <w:style w:type="character" w:customStyle="1" w:styleId="80">
-    <w:name w:val="Заголовок 8 Знак"/>
-    <w:basedOn w:val="a0"/>
-    <w:link w:val="8"/>
+  <w:style w:type="character" w:customStyle="1" w:styleId="Heading8Char">
+    <w:name w:val="Heading 8 Char"/>
+    <w:basedOn w:val="DefaultParagraphFont"/>
+    <w:link w:val="Heading8"/>
     <w:uiPriority w:val="9"/>
     <w:semiHidden/>
     <w:rsid w:val="005D2BA2"/>
@@ -8721,10 +8647,10 @@
       <w14:ligatures w14:val="none"/>
     </w:rPr>
   </w:style>
-  <w:style w:type="character" w:customStyle="1" w:styleId="90">
-    <w:name w:val="Заголовок 9 Знак"/>
-    <w:basedOn w:val="a0"/>
-    <w:link w:val="9"/>
+  <w:style w:type="character" w:customStyle="1" w:styleId="Heading9Char">
+    <w:name w:val="Heading 9 Char"/>
+    <w:basedOn w:val="DefaultParagraphFont"/>
+    <w:link w:val="Heading9"/>
     <w:uiPriority w:val="9"/>
     <w:semiHidden/>
     <w:rsid w:val="005D2BA2"/>
@@ -8737,11 +8663,11 @@
       <w14:ligatures w14:val="none"/>
     </w:rPr>
   </w:style>
-  <w:style w:type="paragraph" w:styleId="a5">
+  <w:style w:type="paragraph" w:styleId="Title">
     <w:name w:val="Title"/>
-    <w:basedOn w:val="a"/>
-    <w:next w:val="a"/>
-    <w:link w:val="a6"/>
+    <w:basedOn w:val="Normal"/>
+    <w:next w:val="Normal"/>
+    <w:link w:val="TitleChar"/>
     <w:uiPriority w:val="10"/>
     <w:qFormat/>
     <w:rsid w:val="005D2BA2"/>
@@ -8757,10 +8683,10 @@
       <w:szCs w:val="56"/>
     </w:rPr>
   </w:style>
-  <w:style w:type="character" w:customStyle="1" w:styleId="a6">
-    <w:name w:val="Заголовок Знак"/>
-    <w:basedOn w:val="a0"/>
-    <w:link w:val="a5"/>
+  <w:style w:type="character" w:customStyle="1" w:styleId="TitleChar">
+    <w:name w:val="Title Char"/>
+    <w:basedOn w:val="DefaultParagraphFont"/>
+    <w:link w:val="Title"/>
     <w:uiPriority w:val="10"/>
     <w:rsid w:val="005D2BA2"/>
     <w:rPr>
@@ -8772,11 +8698,11 @@
       <w14:ligatures w14:val="none"/>
     </w:rPr>
   </w:style>
-  <w:style w:type="paragraph" w:styleId="a7">
+  <w:style w:type="paragraph" w:styleId="Subtitle">
     <w:name w:val="Subtitle"/>
-    <w:basedOn w:val="a"/>
-    <w:next w:val="a"/>
-    <w:link w:val="a8"/>
+    <w:basedOn w:val="Normal"/>
+    <w:next w:val="Normal"/>
+    <w:link w:val="SubtitleChar"/>
     <w:uiPriority w:val="11"/>
     <w:qFormat/>
     <w:rsid w:val="005D2BA2"/>
@@ -8794,10 +8720,10 @@
       <w:szCs w:val="28"/>
     </w:rPr>
   </w:style>
-  <w:style w:type="character" w:customStyle="1" w:styleId="a8">
-    <w:name w:val="Подзаголовок Знак"/>
-    <w:basedOn w:val="a0"/>
-    <w:link w:val="a7"/>
+  <w:style w:type="character" w:customStyle="1" w:styleId="SubtitleChar">
+    <w:name w:val="Subtitle Char"/>
+    <w:basedOn w:val="DefaultParagraphFont"/>
+    <w:link w:val="Subtitle"/>
     <w:uiPriority w:val="11"/>
     <w:rsid w:val="005D2BA2"/>
     <w:rPr>
@@ -8810,11 +8736,11 @@
       <w14:ligatures w14:val="none"/>
     </w:rPr>
   </w:style>
-  <w:style w:type="paragraph" w:styleId="21">
+  <w:style w:type="paragraph" w:styleId="Quote">
     <w:name w:val="Quote"/>
-    <w:basedOn w:val="a"/>
-    <w:next w:val="a"/>
-    <w:link w:val="22"/>
+    <w:basedOn w:val="Normal"/>
+    <w:next w:val="Normal"/>
+    <w:link w:val="QuoteChar"/>
     <w:uiPriority w:val="29"/>
     <w:qFormat/>
     <w:rsid w:val="005D2BA2"/>
@@ -8828,10 +8754,10 @@
       <w:color w:val="404040" w:themeColor="text1" w:themeTint="BF"/>
     </w:rPr>
   </w:style>
-  <w:style w:type="character" w:customStyle="1" w:styleId="22">
-    <w:name w:val="Цитата 2 Знак"/>
-    <w:basedOn w:val="a0"/>
-    <w:link w:val="21"/>
+  <w:style w:type="character" w:customStyle="1" w:styleId="QuoteChar">
+    <w:name w:val="Quote Char"/>
+    <w:basedOn w:val="DefaultParagraphFont"/>
+    <w:link w:val="Quote"/>
     <w:uiPriority w:val="29"/>
     <w:rsid w:val="005D2BA2"/>
     <w:rPr>
@@ -8845,9 +8771,9 @@
       <w14:ligatures w14:val="none"/>
     </w:rPr>
   </w:style>
-  <w:style w:type="paragraph" w:styleId="a9">
+  <w:style w:type="paragraph" w:styleId="ListParagraph">
     <w:name w:val="List Paragraph"/>
-    <w:basedOn w:val="a"/>
+    <w:basedOn w:val="Normal"/>
     <w:uiPriority w:val="34"/>
     <w:qFormat/>
     <w:rsid w:val="005D2BA2"/>
@@ -8856,9 +8782,9 @@
       <w:contextualSpacing/>
     </w:pPr>
   </w:style>
-  <w:style w:type="character" w:styleId="aa">
+  <w:style w:type="character" w:styleId="IntenseEmphasis">
     <w:name w:val="Intense Emphasis"/>
-    <w:basedOn w:val="a0"/>
+    <w:basedOn w:val="DefaultParagraphFont"/>
     <w:uiPriority w:val="21"/>
     <w:qFormat/>
     <w:rsid w:val="005D2BA2"/>
@@ -8868,11 +8794,11 @@
       <w:color w:val="0F4761" w:themeColor="accent1" w:themeShade="BF"/>
     </w:rPr>
   </w:style>
-  <w:style w:type="paragraph" w:styleId="ab">
+  <w:style w:type="paragraph" w:styleId="IntenseQuote">
     <w:name w:val="Intense Quote"/>
-    <w:basedOn w:val="a"/>
-    <w:next w:val="a"/>
-    <w:link w:val="ac"/>
+    <w:basedOn w:val="Normal"/>
+    <w:next w:val="Normal"/>
+    <w:link w:val="IntenseQuoteChar"/>
     <w:uiPriority w:val="30"/>
     <w:qFormat/>
     <w:rsid w:val="005D2BA2"/>
@@ -8891,10 +8817,10 @@
       <w:color w:val="0F4761" w:themeColor="accent1" w:themeShade="BF"/>
     </w:rPr>
   </w:style>
-  <w:style w:type="character" w:customStyle="1" w:styleId="ac">
-    <w:name w:val="Выделенная цитата Знак"/>
-    <w:basedOn w:val="a0"/>
-    <w:link w:val="ab"/>
+  <w:style w:type="character" w:customStyle="1" w:styleId="IntenseQuoteChar">
+    <w:name w:val="Intense Quote Char"/>
+    <w:basedOn w:val="DefaultParagraphFont"/>
+    <w:link w:val="IntenseQuote"/>
     <w:uiPriority w:val="30"/>
     <w:rsid w:val="005D2BA2"/>
     <w:rPr>
@@ -8908,9 +8834,9 @@
       <w14:ligatures w14:val="none"/>
     </w:rPr>
   </w:style>
-  <w:style w:type="character" w:styleId="ad">
+  <w:style w:type="character" w:styleId="IntenseReference">
     <w:name w:val="Intense Reference"/>
-    <w:basedOn w:val="a0"/>
+    <w:basedOn w:val="DefaultParagraphFont"/>
     <w:uiPriority w:val="32"/>
     <w:qFormat/>
     <w:rsid w:val="005D2BA2"/>
@@ -8922,10 +8848,10 @@
       <w:spacing w:val="5"/>
     </w:rPr>
   </w:style>
-  <w:style w:type="paragraph" w:styleId="11">
+  <w:style w:type="paragraph" w:styleId="TOC1">
     <w:name w:val="toc 1"/>
-    <w:basedOn w:val="a"/>
-    <w:next w:val="a"/>
+    <w:basedOn w:val="Normal"/>
+    <w:next w:val="Normal"/>
     <w:autoRedefine/>
     <w:uiPriority w:val="39"/>
     <w:unhideWhenUsed/>
@@ -8934,10 +8860,10 @@
       <w:ind w:firstLine="0"/>
     </w:pPr>
   </w:style>
-  <w:style w:type="paragraph" w:styleId="23">
+  <w:style w:type="paragraph" w:styleId="TOC2">
     <w:name w:val="toc 2"/>
-    <w:basedOn w:val="a"/>
-    <w:next w:val="a"/>
+    <w:basedOn w:val="Normal"/>
+    <w:next w:val="Normal"/>
     <w:autoRedefine/>
     <w:uiPriority w:val="39"/>
     <w:unhideWhenUsed/>
@@ -8946,10 +8872,10 @@
       <w:ind w:left="284" w:firstLine="0"/>
     </w:pPr>
   </w:style>
-  <w:style w:type="paragraph" w:styleId="31">
+  <w:style w:type="paragraph" w:styleId="TOC3">
     <w:name w:val="toc 3"/>
-    <w:basedOn w:val="a"/>
-    <w:next w:val="a"/>
+    <w:basedOn w:val="Normal"/>
+    <w:next w:val="Normal"/>
     <w:autoRedefine/>
     <w:uiPriority w:val="39"/>
     <w:semiHidden/>
@@ -8959,9 +8885,9 @@
       <w:ind w:firstLine="284"/>
     </w:pPr>
   </w:style>
-  <w:style w:type="character" w:styleId="ae">
+  <w:style w:type="character" w:styleId="Hyperlink">
     <w:name w:val="Hyperlink"/>
-    <w:basedOn w:val="a0"/>
+    <w:basedOn w:val="DefaultParagraphFont"/>
     <w:uiPriority w:val="99"/>
     <w:unhideWhenUsed/>
     <w:rsid w:val="00D32C7B"/>
@@ -8970,10 +8896,10 @@
       <w:u w:val="single"/>
     </w:rPr>
   </w:style>
-  <w:style w:type="paragraph" w:styleId="af">
+  <w:style w:type="paragraph" w:styleId="CommentText">
     <w:name w:val="annotation text"/>
-    <w:basedOn w:val="a"/>
-    <w:link w:val="af0"/>
+    <w:basedOn w:val="Normal"/>
+    <w:link w:val="CommentTextChar"/>
     <w:unhideWhenUsed/>
     <w:rsid w:val="003514BD"/>
     <w:pPr>
@@ -8988,10 +8914,10 @@
       <w:lang w:val="en-US" w:eastAsia="zh-CN"/>
     </w:rPr>
   </w:style>
-  <w:style w:type="character" w:customStyle="1" w:styleId="af0">
-    <w:name w:val="Текст примечания Знак"/>
-    <w:basedOn w:val="a0"/>
-    <w:link w:val="af"/>
+  <w:style w:type="character" w:customStyle="1" w:styleId="CommentTextChar">
+    <w:name w:val="Comment Text Char"/>
+    <w:basedOn w:val="DefaultParagraphFont"/>
+    <w:link w:val="CommentText"/>
     <w:rsid w:val="003514BD"/>
     <w:rPr>
       <w:rFonts w:eastAsiaTheme="minorEastAsia"/>
@@ -9002,9 +8928,9 @@
       <w14:ligatures w14:val="none"/>
     </w:rPr>
   </w:style>
-  <w:style w:type="character" w:styleId="af1">
+  <w:style w:type="character" w:styleId="CommentReference">
     <w:name w:val="annotation reference"/>
-    <w:basedOn w:val="a0"/>
+    <w:basedOn w:val="DefaultParagraphFont"/>
     <w:semiHidden/>
     <w:unhideWhenUsed/>
     <w:rsid w:val="003514BD"/>
@@ -9013,9 +8939,9 @@
       <w:szCs w:val="16"/>
     </w:rPr>
   </w:style>
-  <w:style w:type="table" w:styleId="af2">
+  <w:style w:type="table" w:styleId="TableGrid">
     <w:name w:val="Table Grid"/>
-    <w:basedOn w:val="a1"/>
+    <w:basedOn w:val="TableNormal"/>
     <w:rsid w:val="003333C3"/>
     <w:pPr>
       <w:widowControl w:val="0"/>
@@ -9041,11 +8967,11 @@
       </w:tblBorders>
     </w:tblPr>
   </w:style>
-  <w:style w:type="paragraph" w:styleId="af3">
+  <w:style w:type="paragraph" w:styleId="CommentSubject">
     <w:name w:val="annotation subject"/>
-    <w:basedOn w:val="af"/>
-    <w:next w:val="af"/>
-    <w:link w:val="af4"/>
+    <w:basedOn w:val="CommentText"/>
+    <w:next w:val="CommentText"/>
+    <w:link w:val="CommentSubjectChar"/>
     <w:uiPriority w:val="99"/>
     <w:semiHidden/>
     <w:unhideWhenUsed/>
@@ -9061,10 +8987,10 @@
       <w:lang w:val="ru-RU" w:eastAsia="en-US"/>
     </w:rPr>
   </w:style>
-  <w:style w:type="character" w:customStyle="1" w:styleId="af4">
-    <w:name w:val="Тема примечания Знак"/>
-    <w:basedOn w:val="af0"/>
-    <w:link w:val="af3"/>
+  <w:style w:type="character" w:customStyle="1" w:styleId="CommentSubjectChar">
+    <w:name w:val="Comment Subject Char"/>
+    <w:basedOn w:val="CommentTextChar"/>
+    <w:link w:val="CommentSubject"/>
     <w:uiPriority w:val="99"/>
     <w:semiHidden/>
     <w:rsid w:val="00A35A07"/>

--- a/docs/tz.docx
+++ b/docs/tz.docx
@@ -170,6 +170,7 @@
           <w:lang w:eastAsia="zh-CN"/>
         </w:rPr>
       </w:pPr>
+      <w:commentRangeStart w:id="44"/>
       <w:r>
         <w:rPr>
           <w:rFonts w:eastAsia="SimSun"/>
@@ -179,6 +180,13 @@
           <w:lang w:eastAsia="zh-CN"/>
         </w:rPr>
         <w:t>ТЕХНИЧЕСКОЕ ЗАДАНИЕ</w:t>
+      </w:r>
+      <w:commentRangeEnd w:id="44"/>
+      <w:r>
+        <w:rPr>
+          <w:rStyle w:val="CommentReference"/>
+        </w:rPr>
+        <w:commentReference w:id="44"/>
       </w:r>
     </w:p>
     <w:p>
@@ -362,6 +370,7 @@
       <w:r>
         <w:fldChar w:fldCharType="separate"/>
       </w:r>
+      <w:commentRangeStart w:id="45"/>
       <w:hyperlink w:anchor="_Toc240361334" w:history="1">
         <w:r>
           <w:rPr>
@@ -421,6 +430,13 @@
           <w:fldChar w:fldCharType="end"/>
         </w:r>
       </w:hyperlink>
+      <w:commentRangeEnd w:id="45"/>
+      <w:r>
+        <w:rPr>
+          <w:rStyle w:val="CommentReference"/>
+        </w:rPr>
+        <w:commentReference w:id="45"/>
+      </w:r>
     </w:p>
     <w:p>
       <w:pPr>
@@ -2390,6 +2406,8 @@
           <w:lang w:eastAsia="zh-CN"/>
         </w:rPr>
       </w:pPr>
+      <w:commentRangeStart w:id="41"/>
+      <w:commentRangeStart w:id="42"/>
       <w:r>
         <w:rPr>
           <w:rFonts w:eastAsia="SimSun"/>
@@ -2453,6 +2471,20 @@
           <w:lang w:eastAsia="zh-CN"/>
         </w:rPr>
         <w:t>.</w:t>
+      </w:r>
+      <w:commentRangeEnd w:id="42"/>
+      <w:commentRangeEnd w:id="41"/>
+      <w:r>
+        <w:rPr>
+          <w:rStyle w:val="CommentReference"/>
+        </w:rPr>
+        <w:commentReference w:id="41"/>
+      </w:r>
+      <w:r>
+        <w:rPr>
+          <w:rStyle w:val="CommentReference"/>
+        </w:rPr>
+        <w:commentReference w:id="42"/>
       </w:r>
     </w:p>
     <w:p>
@@ -2513,6 +2545,7 @@
           <w:lang w:eastAsia="zh-CN"/>
         </w:rPr>
       </w:pPr>
+      <w:commentRangeStart w:id="37"/>
       <w:r>
         <w:rPr>
           <w:rFonts w:eastAsia="SimSun"/>
@@ -2520,6 +2553,13 @@
           <w:lang w:eastAsia="zh-CN"/>
         </w:rPr>
         <w:t xml:space="preserve">Заказчиком работ является: кандидат технических наук, доцент кафедры компьютерных систем в управлении и проектировании (КСУП) Калентьев Алексей Анатольевич. </w:t>
+      </w:r>
+      <w:commentRangeEnd w:id="37"/>
+      <w:r>
+        <w:rPr>
+          <w:rStyle w:val="CommentReference"/>
+        </w:rPr>
+        <w:commentReference w:id="37"/>
       </w:r>
     </w:p>
     <w:p>
@@ -2657,6 +2697,7 @@
           <w:lang w:eastAsia="zh-CN"/>
         </w:rPr>
       </w:pPr>
+      <w:commentRangeStart w:id="38"/>
       <w:r>
         <w:rPr>
           <w:rFonts w:eastAsia="SimSun"/>
@@ -2664,6 +2705,13 @@
         </w:rPr>
         <w:lastRenderedPageBreak/>
         <w:t>− ГОСТ 19.103-77 “Единая система конструкторской документации. Обозначения программ и программных документов”.</w:t>
+      </w:r>
+      <w:commentRangeEnd w:id="38"/>
+      <w:r>
+        <w:rPr>
+          <w:rStyle w:val="CommentReference"/>
+        </w:rPr>
+        <w:commentReference w:id="38"/>
       </w:r>
     </w:p>
     <w:p>
@@ -3028,11 +3076,19 @@
       </w:pPr>
     </w:p>
     <w:p>
+      <w:commentRangeStart w:id="40"/>
       <w:r>
         <w:t>3.1.1 Требования к структуре и функционированию системы</w:t>
       </w:r>
       <w:r>
         <w:t>.</w:t>
+      </w:r>
+      <w:commentRangeEnd w:id="40"/>
+      <w:r>
+        <w:rPr>
+          <w:rStyle w:val="CommentReference"/>
+        </w:rPr>
+        <w:commentReference w:id="40"/>
       </w:r>
     </w:p>
     <w:p>
@@ -4087,11 +4143,19 @@
     </w:p>
     <w:p/>
     <w:p>
+      <w:commentRangeStart w:id="39"/>
       <w:r>
         <w:t>3.2.1 Перечень функций, задач или их комплексов</w:t>
       </w:r>
       <w:r>
         <w:t>.</w:t>
+      </w:r>
+      <w:commentRangeEnd w:id="39"/>
+      <w:r>
+        <w:rPr>
+          <w:rStyle w:val="CommentReference"/>
+        </w:rPr>
+        <w:commentReference w:id="39"/>
       </w:r>
     </w:p>
     <w:p>
@@ -4574,6 +4638,7 @@
           <w:lang w:eastAsia="zh-CN"/>
         </w:rPr>
       </w:pPr>
+      <w:commentRangeStart w:id="43"/>
       <w:r>
         <w:rPr>
           <w:rFonts w:eastAsia="SimSun"/>
@@ -4621,6 +4686,13 @@
           <w:lang w:eastAsia="zh-CN"/>
         </w:rPr>
         <w:t>».</w:t>
+      </w:r>
+      <w:commentRangeEnd w:id="43"/>
+      <w:r>
+        <w:rPr>
+          <w:rStyle w:val="CommentReference"/>
+        </w:rPr>
+        <w:commentReference w:id="43"/>
       </w:r>
     </w:p>
     <w:tbl>
@@ -5671,6 +5743,7 @@
                 <w:lang w:eastAsia="zh-CN"/>
               </w:rPr>
             </w:pPr>
+            <w:commentRangeStart w:id="36"/>
             <w:r>
               <w:rPr>
                 <w:sz w:val="24"/>
@@ -5678,6 +5751,13 @@
                 <w:lang w:eastAsia="zh-CN"/>
               </w:rPr>
               <w:t>Не позднее 29.12.2026</w:t>
+            </w:r>
+            <w:commentRangeEnd w:id="36"/>
+            <w:r>
+              <w:rPr>
+                <w:rStyle w:val="CommentReference"/>
+              </w:rPr>
+              <w:commentReference w:id="36"/>
             </w:r>
           </w:p>
         </w:tc>
@@ -6180,8 +6260,16 @@
       </w:r>
     </w:p>
     <w:p>
+      <w:commentRangeStart w:id="35"/>
       <w:r>
         <w:t xml:space="preserve">Прочие требования и дефекты системы, выявленные на испытаниях и не относящиеся к требованиям, приведённым в разработанных частных технических заданиях, могут документироваться как желательные 63 доработки. </w:t>
+      </w:r>
+      <w:commentRangeEnd w:id="35"/>
+      <w:r>
+        <w:rPr>
+          <w:rStyle w:val="CommentReference"/>
+        </w:rPr>
+        <w:commentReference w:id="35"/>
       </w:r>
     </w:p>
     <w:p>
@@ -6528,24 +6616,233 @@
       </w:r>
     </w:p>
   </w:comment>
+  <w:comment w:id="35" w:author="Kalentyev Alexey" w:initials="KA" w:date="2026-09-23T02:48:29Z">
+    <w:p>
+      <w:pPr>
+        <w:pStyle w:val="CommentText"/>
+      </w:pPr>
+      <w:r>
+        <w:rPr>
+          <w:rStyle w:val="CommentReference"/>
+        </w:rPr>
+        <w:annotationRef/>
+      </w:r>
+      <w:r>
+        <w:t>Удалите постороннее число «63» из фразы «желательные 63 доработки».</w:t>
+      </w:r>
+    </w:p>
+  </w:comment>
+  <w:comment w:id="36" w:author="Kalentyev Alexey" w:initials="KA" w:date="2026-09-23T02:48:29Z">
+    <w:p>
+      <w:pPr>
+        <w:pStyle w:val="CommentText"/>
+      </w:pPr>
+      <w:r>
+        <w:rPr>
+          <w:rStyle w:val="CommentReference"/>
+        </w:rPr>
+        <w:annotationRef/>
+      </w:r>
+      <w:r>
+        <w:t>Согласуйте даты: в п. 1.4 работа завершается не позднее 27.12.2026, а последний этап таблицы 4.1 — 29.12.2026.</w:t>
+      </w:r>
+    </w:p>
+  </w:comment>
+  <w:comment w:id="37" w:author="Kalentyev Alexey" w:initials="KA" w:date="2026-09-23T02:48:29Z">
+    <w:p>
+      <w:pPr>
+        <w:pStyle w:val="CommentText"/>
+      </w:pPr>
+      <w:r>
+        <w:rPr>
+          <w:rStyle w:val="CommentReference"/>
+        </w:rPr>
+        <w:annotationRef/>
+      </w:r>
+      <w:r>
+        <w:t>Дополните пункт сведениями об известном разработчике: кто выполняет работу, его подразделение и группа.</w:t>
+      </w:r>
+    </w:p>
+  </w:comment>
+  <w:comment w:id="38" w:author="Kalentyev Alexey" w:initials="KA" w:date="2026-09-23T02:48:29Z">
+    <w:p>
+      <w:pPr>
+        <w:pStyle w:val="CommentText"/>
+      </w:pPr>
+      <w:r>
+        <w:rPr>
+          <w:rStyle w:val="CommentReference"/>
+        </w:rPr>
+        <w:annotationRef/>
+      </w:r>
+      <w:r>
+        <w:t>Исправьте название комплекса: ГОСТ 19.103-77 относится к Единой системе программной документации (ЕСПД).</w:t>
+      </w:r>
+    </w:p>
+  </w:comment>
+  <w:comment w:id="39" w:author="Kalentyev Alexey" w:initials="KA" w:date="2026-09-23T02:48:29Z">
+    <w:p>
+      <w:pPr>
+        <w:pStyle w:val="CommentText"/>
+      </w:pPr>
+      <w:r>
+        <w:rPr>
+          <w:rStyle w:val="CommentReference"/>
+        </w:rPr>
+        <w:annotationRef/>
+      </w:r>
+      <w:r>
+        <w:t>Перенесите заголовки 3.2 и 3.2.1 вместе с началом текста на следующую страницу; включите для них «Не отрывать от следующего».</w:t>
+      </w:r>
+    </w:p>
+  </w:comment>
+  <w:comment w:id="40" w:author="Kalentyev Alexey" w:initials="KA" w:date="2026-09-23T02:48:29Z">
+    <w:p>
+      <w:pPr>
+        <w:pStyle w:val="CommentText"/>
+      </w:pPr>
+      <w:r>
+        <w:rPr>
+          <w:rStyle w:val="CommentReference"/>
+        </w:rPr>
+        <w:annotationRef/>
+      </w:r>
+      <w:r>
+        <w:t>Оформите заголовки 3.1.1, 3.1.2 и аналогичные единообразно: полужирным, по центру, без точки в конце; отделите их от текста пустой строкой.</w:t>
+      </w:r>
+    </w:p>
+  </w:comment>
+  <w:comment w:id="41" w:author="Kalentyev Alexey" w:initials="KA" w:date="2026-09-23T02:48:29Z">
+    <w:p>
+      <w:pPr>
+        <w:pStyle w:val="CommentText"/>
+      </w:pPr>
+      <w:r>
+        <w:rPr>
+          <w:rStyle w:val="CommentReference"/>
+        </w:rPr>
+        <w:annotationRef/>
+      </w:r>
+      <w:r>
+        <w:t>Добавьте условное обозначение разрабатываемой АС и используйте его согласованно в документе. Сейчас приведено только полное наименование.</w:t>
+      </w:r>
+    </w:p>
+  </w:comment>
+  <w:comment w:id="42" w:author="Kalentyev Alexey" w:initials="KA" w:date="2026-09-23T02:48:29Z">
+    <w:p>
+      <w:pPr>
+        <w:pStyle w:val="CommentText"/>
+      </w:pPr>
+      <w:r>
+        <w:rPr>
+          <w:rStyle w:val="CommentReference"/>
+        </w:rPr>
+        <w:annotationRef/>
+      </w:r>
+      <w:r>
+        <w:t>Добавьте сквозную нумерацию страниц по центру нижнего поля. Титульный лист учитывается, но номер на нём не печатается.</w:t>
+      </w:r>
+    </w:p>
+  </w:comment>
+  <w:comment w:id="43" w:author="Kalentyev Alexey" w:initials="KA" w:date="2026-09-23T02:48:29Z">
+    <w:p>
+      <w:pPr>
+        <w:pStyle w:val="CommentText"/>
+      </w:pPr>
+      <w:r>
+        <w:rPr>
+          <w:rStyle w:val="CommentReference"/>
+        </w:rPr>
+        <w:annotationRef/>
+      </w:r>
+      <w:r>
+        <w:t>Уберите абзацный отступ у названия таблицы 4.1: оно должно начинаться над левым верхним углом таблицы.</w:t>
+      </w:r>
+    </w:p>
+  </w:comment>
+  <w:comment w:id="44" w:author="Kalentyev Alexey" w:initials="KA" w:date="2026-09-23T02:48:29Z">
+    <w:p>
+      <w:pPr>
+        <w:pStyle w:val="CommentText"/>
+      </w:pPr>
+      <w:r>
+        <w:rPr>
+          <w:rStyle w:val="CommentReference"/>
+        </w:rPr>
+        <w:annotationRef/>
+      </w:r>
+      <w:r>
+        <w:t>Установите на титульной странице поля: слева 30 мм, справа 15 мм, сверху и снизу 20 мм.</w:t>
+      </w:r>
+    </w:p>
+  </w:comment>
+  <w:comment w:id="45" w:author="Kalentyev Alexey" w:initials="KA" w:date="2026-09-23T02:48:29Z">
+    <w:p>
+      <w:pPr>
+        <w:pStyle w:val="CommentText"/>
+      </w:pPr>
+      <w:r>
+        <w:rPr>
+          <w:rStyle w:val="CommentReference"/>
+        </w:rPr>
+        <w:annotationRef/>
+      </w:r>
+      <w:r>
+        <w:t>Добавьте перед перечнем разделов заголовок «Оглавление»: по центру, полужирным, без номера.</w:t>
+      </w:r>
+    </w:p>
+  </w:comment>
 </w:comments>
 </file>
 
 <file path=word/commentsExtended.xml><?xml version="1.0" encoding="utf-8"?>
 <w15:commentsEx xmlns:wpc="http://schemas.microsoft.com/office/word/2010/wordprocessingCanvas" xmlns:cx="http://schemas.microsoft.com/office/drawing/2014/chartex" xmlns:cx1="http://schemas.microsoft.com/office/drawing/2015/9/8/chartex" xmlns:cx2="http://schemas.microsoft.com/office/drawing/2015/10/21/chartex" xmlns:cx3="http://schemas.microsoft.com/office/drawing/2016/5/9/chartex" xmlns:cx4="http://schemas.microsoft.com/office/drawing/2016/5/10/chartex" xmlns:cx5="http://schemas.microsoft.com/office/drawing/2016/5/11/chartex" xmlns:cx6="http://schemas.microsoft.com/office/drawing/2016/5/12/chartex" xmlns:cx7="http://schemas.microsoft.com/office/drawing/2016/5/13/chartex" xmlns:cx8="http://schemas.microsoft.com/office/drawing/2016/5/14/chartex" xmlns:mc="http://schemas.openxmlformats.org/markup-compatibility/2006" xmlns:aink="http://schemas.microsoft.com/office/drawing/2016/ink" xmlns:am3d="http://schemas.microsoft.com/office/drawing/2017/model3d" xmlns:o="urn:schemas-microsoft-com:office:office" xmlns:oel="http://schemas.microsoft.com/office/2019/extlst" xmlns:r="http://schemas.openxmlformats.org/officeDocument/2006/relationships" xmlns:m="http://schemas.openxmlformats.org/officeDocument/2006/math" xmlns:v="urn:schemas-microsoft-com:vml" xmlns:wp14="http://schemas.microsoft.com/office/word/2010/wordprocessingDrawing" xmlns:wp="http://schemas.openxmlformats.org/drawingml/2006/wordprocessingDrawing" xmlns:w10="urn:schemas-microsoft-com:office:word" xmlns:w="http://schemas.openxmlformats.org/wordprocessingml/2006/main" xmlns:w14="http://schemas.microsoft.com/office/word/2010/wordml" xmlns:w15="http://schemas.microsoft.com/office/word/2012/wordml" xmlns:w16cex="http://schemas.microsoft.com/office/word/2018/wordml/cex" xmlns:w16cid="http://schemas.microsoft.com/office/word/2016/wordml/cid" xmlns:w16="http://schemas.microsoft.com/office/word/2018/wordml" xmlns:w16du="http://schemas.microsoft.com/office/word/2023/wordml/word16du" xmlns:w16sdtdh="http://schemas.microsoft.com/office/word/2020/wordml/sdtdatahash" xmlns:w16sdtfl="http://schemas.microsoft.com/office/word/2024/wordml/sdtformatlock" xmlns:w16se="http://schemas.microsoft.com/office/word/2015/wordml/symex" xmlns:wpg="http://schemas.microsoft.com/office/word/2010/wordprocessingGroup" xmlns:wpi="http://schemas.microsoft.com/office/word/2010/wordprocessingInk" xmlns:wne="http://schemas.microsoft.com/office/word/2006/wordml" xmlns:wps="http://schemas.microsoft.com/office/word/2010/wordprocessingShape" mc:Ignorable="w14 w15 w16se w16cid w16 w16cex w16sdtdh w16sdtfl w16du wp14">
   <w15:commentEx w15:paraId="466186D6" w15:done="0"/>
+  <w15:commentEx w15:paraId="9C6F2C58" w15:done="0"/>
+  <w15:commentEx w15:paraId="12A867F3" w15:done="0"/>
+  <w15:commentEx w15:paraId="DBB3CC0F" w15:done="0"/>
+  <w15:commentEx w15:paraId="922E782F" w15:done="0"/>
+  <w15:commentEx w15:paraId="EB956E19" w15:done="0"/>
+  <w15:commentEx w15:paraId="B989ED61" w15:done="0"/>
+  <w15:commentEx w15:paraId="3CF3F69A" w15:done="0"/>
+  <w15:commentEx w15:paraId="861296C0" w15:done="0"/>
+  <w15:commentEx w15:paraId="43A94E74" w15:done="0"/>
+  <w15:commentEx w15:paraId="52295174" w15:done="0"/>
+  <w15:commentEx w15:paraId="F788B479" w15:done="0"/>
 </w15:commentsEx>
 </file>
 
 <file path=word/commentsExtensible.xml><?xml version="1.0" encoding="utf-8"?>
 <w16cex:commentsExtensible xmlns:wpc="http://schemas.microsoft.com/office/word/2010/wordprocessingCanvas" xmlns:cx="http://schemas.microsoft.com/office/drawing/2014/chartex" xmlns:cx1="http://schemas.microsoft.com/office/drawing/2015/9/8/chartex" xmlns:cx2="http://schemas.microsoft.com/office/drawing/2015/10/21/chartex" xmlns:cx3="http://schemas.microsoft.com/office/drawing/2016/5/9/chartex" xmlns:cx4="http://schemas.microsoft.com/office/drawing/2016/5/10/chartex" xmlns:cx5="http://schemas.microsoft.com/office/drawing/2016/5/11/chartex" xmlns:cx6="http://schemas.microsoft.com/office/drawing/2016/5/12/chartex" xmlns:cx7="http://schemas.microsoft.com/office/drawing/2016/5/13/chartex" xmlns:cx8="http://schemas.microsoft.com/office/drawing/2016/5/14/chartex" xmlns:cr="http://schemas.microsoft.com/office/comments/2020/reactions" xmlns:mc="http://schemas.openxmlformats.org/markup-compatibility/2006" xmlns:aink="http://schemas.microsoft.com/office/drawing/2016/ink" xmlns:am3d="http://schemas.microsoft.com/office/drawing/2017/model3d" xmlns:o="urn:schemas-microsoft-com:office:office" xmlns:oel="http://schemas.microsoft.com/office/2019/extlst" xmlns:r="http://schemas.openxmlformats.org/officeDocument/2006/relationships" xmlns:m="http://schemas.openxmlformats.org/officeDocument/2006/math" xmlns:v="urn:schemas-microsoft-com:vml" xmlns:wp14="http://schemas.microsoft.com/office/word/2010/wordprocessingDrawing" xmlns:wp="http://schemas.openxmlformats.org/drawingml/2006/wordprocessingDrawing" xmlns:w10="urn:schemas-microsoft-com:office:word" xmlns:w="http://schemas.openxmlformats.org/wordprocessingml/2006/main" xmlns:w14="http://schemas.microsoft.com/office/word/2010/wordml" xmlns:w15="http://schemas.microsoft.com/office/word/2012/wordml" xmlns:w16cex="http://schemas.microsoft.com/office/word/2018/wordml/cex" xmlns:w16cid="http://schemas.microsoft.com/office/word/2016/wordml/cid" xmlns:w16="http://schemas.microsoft.com/office/word/2018/wordml" xmlns:w16du="http://schemas.microsoft.com/office/word/2023/wordml/word16du" xmlns:w16sdtdh="http://schemas.microsoft.com/office/word/2020/wordml/sdtdatahash" xmlns:w16sdtfl="http://schemas.microsoft.com/office/word/2024/wordml/sdtformatlock" xmlns:w16se="http://schemas.microsoft.com/office/word/2015/wordml/symex" xmlns:wpg="http://schemas.microsoft.com/office/word/2010/wordprocessingGroup" xmlns:wpi="http://schemas.microsoft.com/office/word/2010/wordprocessingInk" xmlns:wne="http://schemas.microsoft.com/office/word/2006/wordml" xmlns:wps="http://schemas.microsoft.com/office/word/2010/wordprocessingShape" mc:Ignorable="w14 w15 w16se w16cid w16 w16cex w16sdtdh w16sdtfl cr w16du wp14">
   <w16cex:commentExtensible w16cex:durableId="0F52FDD9" w16cex:dateUtc="2026-09-16T05:00:00Z"/>
+  <w16cex:commentExtensible w16cex:durableId="54464DAA" w16cex:dateUtc="2026-09-23T02:48:29Z"/>
+  <w16cex:commentExtensible w16cex:durableId="13D5D50B" w16cex:dateUtc="2026-09-23T02:48:29Z"/>
+  <w16cex:commentExtensible w16cex:durableId="DEFDBC87" w16cex:dateUtc="2026-09-23T02:48:29Z"/>
+  <w16cex:commentExtensible w16cex:durableId="2CF9903B" w16cex:dateUtc="2026-09-23T02:48:29Z"/>
+  <w16cex:commentExtensible w16cex:durableId="745858EB" w16cex:dateUtc="2026-09-23T02:48:29Z"/>
+  <w16cex:commentExtensible w16cex:durableId="4FFC4735" w16cex:dateUtc="2026-09-23T02:48:29Z"/>
+  <w16cex:commentExtensible w16cex:durableId="1B2DC146" w16cex:dateUtc="2026-09-23T02:48:29Z"/>
+  <w16cex:commentExtensible w16cex:durableId="4F737F57" w16cex:dateUtc="2026-09-23T02:48:29Z"/>
+  <w16cex:commentExtensible w16cex:durableId="F70BD955" w16cex:dateUtc="2026-09-23T02:48:29Z"/>
+  <w16cex:commentExtensible w16cex:durableId="87C36A97" w16cex:dateUtc="2026-09-23T02:48:29Z"/>
+  <w16cex:commentExtensible w16cex:durableId="A365C1AC" w16cex:dateUtc="2026-09-23T02:48:29Z"/>
 </w16cex:commentsExtensible>
 </file>
 
 <file path=word/commentsIds.xml><?xml version="1.0" encoding="utf-8"?>
 <w16cid:commentsIds xmlns:wpc="http://schemas.microsoft.com/office/word/2010/wordprocessingCanvas" xmlns:cx="http://schemas.microsoft.com/office/drawing/2014/chartex" xmlns:cx1="http://schemas.microsoft.com/office/drawing/2015/9/8/chartex" xmlns:cx2="http://schemas.microsoft.com/office/drawing/2015/10/21/chartex" xmlns:cx3="http://schemas.microsoft.com/office/drawing/2016/5/9/chartex" xmlns:cx4="http://schemas.microsoft.com/office/drawing/2016/5/10/chartex" xmlns:cx5="http://schemas.microsoft.com/office/drawing/2016/5/11/chartex" xmlns:cx6="http://schemas.microsoft.com/office/drawing/2016/5/12/chartex" xmlns:cx7="http://schemas.microsoft.com/office/drawing/2016/5/13/chartex" xmlns:cx8="http://schemas.microsoft.com/office/drawing/2016/5/14/chartex" xmlns:mc="http://schemas.openxmlformats.org/markup-compatibility/2006" xmlns:aink="http://schemas.microsoft.com/office/drawing/2016/ink" xmlns:am3d="http://schemas.microsoft.com/office/drawing/2017/model3d" xmlns:o="urn:schemas-microsoft-com:office:office" xmlns:oel="http://schemas.microsoft.com/office/2019/extlst" xmlns:r="http://schemas.openxmlformats.org/officeDocument/2006/relationships" xmlns:m="http://schemas.openxmlformats.org/officeDocument/2006/math" xmlns:v="urn:schemas-microsoft-com:vml" xmlns:wp14="http://schemas.microsoft.com/office/word/2010/wordprocessingDrawing" xmlns:wp="http://schemas.openxmlformats.org/drawingml/2006/wordprocessingDrawing" xmlns:w10="urn:schemas-microsoft-com:office:word" xmlns:w="http://schemas.openxmlformats.org/wordprocessingml/2006/main" xmlns:w14="http://schemas.microsoft.com/office/word/2010/wordml" xmlns:w15="http://schemas.microsoft.com/office/word/2012/wordml" xmlns:w16cex="http://schemas.microsoft.com/office/word/2018/wordml/cex" xmlns:w16cid="http://schemas.microsoft.com/office/word/2016/wordml/cid" xmlns:w16="http://schemas.microsoft.com/office/word/2018/wordml" xmlns:w16du="http://schemas.microsoft.com/office/word/2023/wordml/word16du" xmlns:w16sdtdh="http://schemas.microsoft.com/office/word/2020/wordml/sdtdatahash" xmlns:w16sdtfl="http://schemas.microsoft.com/office/word/2024/wordml/sdtformatlock" xmlns:w16se="http://schemas.microsoft.com/office/word/2015/wordml/symex" xmlns:wpg="http://schemas.microsoft.com/office/word/2010/wordprocessingGroup" xmlns:wpi="http://schemas.microsoft.com/office/word/2010/wordprocessingInk" xmlns:wne="http://schemas.microsoft.com/office/word/2006/wordml" xmlns:wps="http://schemas.microsoft.com/office/word/2010/wordprocessingShape" mc:Ignorable="w14 w15 w16se w16cid w16 w16cex w16sdtdh w16sdtfl w16du wp14">
   <w16cid:commentId w16cid:paraId="466186D6" w16cid:durableId="0F52FDD9"/>
+  <w16cid:commentId w16cid:paraId="9C6F2C58" w16cid:durableId="54464DAA"/>
+  <w16cid:commentId w16cid:paraId="12A867F3" w16cid:durableId="13D5D50B"/>
+  <w16cid:commentId w16cid:paraId="DBB3CC0F" w16cid:durableId="DEFDBC87"/>
+  <w16cid:commentId w16cid:paraId="922E782F" w16cid:durableId="2CF9903B"/>
+  <w16cid:commentId w16cid:paraId="EB956E19" w16cid:durableId="745858EB"/>
+  <w16cid:commentId w16cid:paraId="B989ED61" w16cid:durableId="4FFC4735"/>
+  <w16cid:commentId w16cid:paraId="3CF3F69A" w16cid:durableId="1B2DC146"/>
+  <w16cid:commentId w16cid:paraId="861296C0" w16cid:durableId="4F737F57"/>
+  <w16cid:commentId w16cid:paraId="43A94E74" w16cid:durableId="F70BD955"/>
+  <w16cid:commentId w16cid:paraId="52295174" w16cid:durableId="87C36A97"/>
+  <w16cid:commentId w16cid:paraId="F788B479" w16cid:durableId="A365C1AC"/>
 </w16cid:commentsIds>
 </file>
 

--- a/docs/tz.docx
+++ b/docs/tz.docx
@@ -1,6 +1,6 @@
 
 <file path=word/document.xml><?xml version="1.0" encoding="utf-8"?>
-<w:document xmlns:wpc="http://schemas.microsoft.com/office/word/2010/wordprocessingCanvas" xmlns:cx="http://schemas.microsoft.com/office/drawing/2014/chartex" xmlns:cx1="http://schemas.microsoft.com/office/drawing/2015/9/8/chartex" xmlns:cx2="http://schemas.microsoft.com/office/drawing/2015/10/21/chartex" xmlns:cx3="http://schemas.microsoft.com/office/drawing/2016/5/9/chartex" xmlns:cx4="http://schemas.microsoft.com/office/drawing/2016/5/10/chartex" xmlns:cx5="http://schemas.microsoft.com/office/drawing/2016/5/11/chartex" xmlns:cx6="http://schemas.microsoft.com/office/drawing/2016/5/12/chartex" xmlns:cx7="http://schemas.microsoft.com/office/drawing/2016/5/13/chartex" xmlns:cx8="http://schemas.microsoft.com/office/drawing/2016/5/14/chartex" xmlns:mc="http://schemas.openxmlformats.org/markup-compatibility/2006" xmlns:aink="http://schemas.microsoft.com/office/drawing/2016/ink" xmlns:am3d="http://schemas.microsoft.com/office/drawing/2017/model3d" xmlns:o="urn:schemas-microsoft-com:office:office" xmlns:oel="http://schemas.microsoft.com/office/2019/extlst" xmlns:r="http://schemas.openxmlformats.org/officeDocument/2006/relationships" xmlns:m="http://schemas.openxmlformats.org/officeDocument/2006/math" xmlns:v="urn:schemas-microsoft-com:vml" xmlns:wp14="http://schemas.microsoft.com/office/word/2010/wordprocessingDrawing" xmlns:wp="http://schemas.openxmlformats.org/drawingml/2006/wordprocessingDrawing" xmlns:w10="urn:schemas-microsoft-com:office:word" xmlns:w="http://schemas.openxmlformats.org/wordprocessingml/2006/main" xmlns:w14="http://schemas.microsoft.com/office/word/2010/wordml" xmlns:w15="http://schemas.microsoft.com/office/word/2012/wordml" xmlns:w16cex="http://schemas.microsoft.com/office/word/2018/wordml/cex" xmlns:w16cid="http://schemas.microsoft.com/office/word/2016/wordml/cid" xmlns:w16="http://schemas.microsoft.com/office/word/2018/wordml" xmlns:w16du="http://schemas.microsoft.com/office/word/2023/wordml/word16du" xmlns:w16sdtdh="http://schemas.microsoft.com/office/word/2020/wordml/sdtdatahash" xmlns:w16sdtfl="http://schemas.microsoft.com/office/word/2024/wordml/sdtformatlock" xmlns:w16se="http://schemas.microsoft.com/office/word/2015/wordml/symex" xmlns:wpg="http://schemas.microsoft.com/office/word/2010/wordprocessingGroup" xmlns:wpi="http://schemas.microsoft.com/office/word/2010/wordprocessingInk" xmlns:wne="http://schemas.microsoft.com/office/word/2006/wordml" xmlns:wps="http://schemas.microsoft.com/office/word/2010/wordprocessingShape" mc:Ignorable="w14 w15 w16se w16cid w16 w16cex w16sdtdh w16sdtfl w16du wp14">
+<w:document xmlns:wpc="http://schemas.microsoft.com/office/word/2010/wordprocessingCanvas" xmlns:cx="http://schemas.microsoft.com/office/drawing/2014/chartex" xmlns:cx1="http://schemas.microsoft.com/office/drawing/2015/9/8/chartex" xmlns:cx2="http://schemas.microsoft.com/office/drawing/2015/10/21/chartex" xmlns:cx3="http://schemas.microsoft.com/office/drawing/2016/5/9/chartex" xmlns:cx4="http://schemas.microsoft.com/office/drawing/2016/5/10/chartex" xmlns:cx5="http://schemas.microsoft.com/office/drawing/2016/5/11/chartex" xmlns:cx6="http://schemas.microsoft.com/office/drawing/2016/5/12/chartex" xmlns:cx7="http://schemas.microsoft.com/office/drawing/2016/5/13/chartex" xmlns:cx8="http://schemas.microsoft.com/office/drawing/2016/5/14/chartex" xmlns:mc="http://schemas.openxmlformats.org/markup-compatibility/2006" xmlns:aink="http://schemas.microsoft.com/office/drawing/2016/ink" xmlns:am3d="http://schemas.microsoft.com/office/drawing/2017/model3d" xmlns:o="urn:schemas-microsoft-com:office:office" xmlns:r="http://schemas.openxmlformats.org/officeDocument/2006/relationships" xmlns:m="http://schemas.openxmlformats.org/officeDocument/2006/math" xmlns:v="urn:schemas-microsoft-com:vml" xmlns:wp14="http://schemas.microsoft.com/office/word/2010/wordprocessingDrawing" xmlns:wp="http://schemas.openxmlformats.org/drawingml/2006/wordprocessingDrawing" xmlns:w10="urn:schemas-microsoft-com:office:word" xmlns:w="http://schemas.openxmlformats.org/wordprocessingml/2006/main" xmlns:w14="http://schemas.microsoft.com/office/word/2010/wordml" xmlns:w15="http://schemas.microsoft.com/office/word/2012/wordml" xmlns:w16cex="http://schemas.microsoft.com/office/word/2018/wordml/cex" xmlns:w16cid="http://schemas.microsoft.com/office/word/2016/wordml/cid" xmlns:w16="http://schemas.microsoft.com/office/word/2018/wordml" xmlns:w16sdtdh="http://schemas.microsoft.com/office/word/2020/wordml/sdtdatahash" xmlns:w16se="http://schemas.microsoft.com/office/word/2015/wordml/symex" xmlns:wpg="http://schemas.microsoft.com/office/word/2010/wordprocessingGroup" xmlns:wpi="http://schemas.microsoft.com/office/word/2010/wordprocessingInk" xmlns:wne="http://schemas.microsoft.com/office/word/2006/wordml" xmlns:wps="http://schemas.microsoft.com/office/word/2010/wordprocessingShape" mc:Ignorable="w14 w15 w16se w16cid w16 w16cex w16sdtdh wp14">
   <w:body>
     <w:p>
       <w:pPr>
@@ -170,7 +170,7 @@
           <w:lang w:eastAsia="zh-CN"/>
         </w:rPr>
       </w:pPr>
-      <w:commentRangeStart w:id="44"/>
+      <w:commentRangeStart w:id="0"/>
       <w:r>
         <w:rPr>
           <w:rFonts w:eastAsia="SimSun"/>
@@ -181,12 +181,20 @@
         </w:rPr>
         <w:t>ТЕХНИЧЕСКОЕ ЗАДАНИЕ</w:t>
       </w:r>
-      <w:commentRangeEnd w:id="44"/>
-      <w:r>
-        <w:rPr>
-          <w:rStyle w:val="CommentReference"/>
-        </w:rPr>
-        <w:commentReference w:id="44"/>
+      <w:r>
+        <w:rPr>
+          <w:rStyle w:val="af1"/>
+        </w:rPr>
+        <w:commentReference w:id="1"/>
+      </w:r>
+      <w:commentRangeEnd w:id="0"/>
+      <w:r>
+        <w:rPr>
+          <w:rStyle w:val="af1"/>
+          <w:rFonts w:asciiTheme="minorHAnsi" w:eastAsiaTheme="minorEastAsia" w:hAnsiTheme="minorHAnsi" w:cstheme="minorBidi"/>
+          <w:lang w:val="en-US" w:eastAsia="zh-CN"/>
+        </w:rPr>
+        <w:commentReference w:id="0"/>
       </w:r>
     </w:p>
     <w:p>
@@ -211,6 +219,7 @@
         </w:rPr>
         <w:t xml:space="preserve">на выполнение в 2026 году работ по разработке плагина “Эксцентриковая шайба” для системы автоматизированного проектирования </w:t>
       </w:r>
+      <w:proofErr w:type="spellStart"/>
       <w:r>
         <w:rPr>
           <w:rFonts w:eastAsia="SimSun"/>
@@ -221,6 +230,7 @@
         </w:rPr>
         <w:t>nanoCAD</w:t>
       </w:r>
+      <w:proofErr w:type="spellEnd"/>
     </w:p>
     <w:p>
       <w:pPr>
@@ -338,15 +348,193 @@
           <w:lang w:eastAsia="zh-CN"/>
         </w:rPr>
         <w:sectPr>
+          <w:footerReference w:type="default" r:id="rId12"/>
           <w:pgSz w:w="11906" w:h="16838"/>
-          <w:pgMar w:top="1440" w:right="1800" w:bottom="1440" w:left="1800" w:header="720" w:footer="720" w:gutter="0"/>
+          <w:pgMar w:top="1134" w:right="850" w:bottom="1134" w:left="1701" w:header="720" w:footer="720" w:gutter="0"/>
           <w:cols w:space="720"/>
+          <w:titlePg/>
+          <w:docGrid w:linePitch="381"/>
         </w:sectPr>
       </w:pPr>
     </w:p>
     <w:p>
       <w:pPr>
-        <w:pStyle w:val="TOC1"/>
+        <w:pStyle w:val="11"/>
+      </w:pPr>
+      <w:r>
+        <w:lastRenderedPageBreak/>
+        <w:t>Оглавление</w:t>
+      </w:r>
+    </w:p>
+    <w:p>
+      <w:pPr>
+        <w:pStyle w:val="11"/>
+      </w:pPr>
+    </w:p>
+    <w:p>
+      <w:pPr>
+        <w:pStyle w:val="11"/>
+        <w:rPr>
+          <w:rFonts w:asciiTheme="minorHAnsi" w:eastAsiaTheme="minorEastAsia" w:hAnsiTheme="minorHAnsi" w:cstheme="minorBidi"/>
+          <w:b w:val="0"/>
+          <w:bCs w:val="0"/>
+          <w:noProof/>
+          <w:kern w:val="2"/>
+          <w:sz w:val="24"/>
+          <w:szCs w:val="24"/>
+          <w:lang w:eastAsia="ru-RU"/>
+          <w14:ligatures w14:val="standardContextual"/>
+        </w:rPr>
+      </w:pPr>
+      <w:r>
+        <w:rPr>
+          <w:b w:val="0"/>
+          <w:bCs w:val="0"/>
+        </w:rPr>
+        <w:fldChar w:fldCharType="begin"/>
+      </w:r>
+      <w:r>
+        <w:rPr>
+          <w:b w:val="0"/>
+          <w:bCs w:val="0"/>
+        </w:rPr>
+        <w:instrText xml:space="preserve"> TOC \o "1-2" \h \z \u </w:instrText>
+      </w:r>
+      <w:r>
+        <w:rPr>
+          <w:b w:val="0"/>
+          <w:bCs w:val="0"/>
+        </w:rPr>
+        <w:fldChar w:fldCharType="separate"/>
+      </w:r>
+      <w:commentRangeStart w:id="2"/>
+      <w:commentRangeStart w:id="3"/>
+      <w:r>
+        <w:rPr>
+          <w:b w:val="0"/>
+          <w:bCs w:val="0"/>
+        </w:rPr>
+        <w:fldChar w:fldCharType="begin"/>
+      </w:r>
+      <w:r>
+        <w:rPr>
+          <w:b w:val="0"/>
+          <w:bCs w:val="0"/>
+        </w:rPr>
+        <w:instrText xml:space="preserve"> HYPERLINK \l "_Toc240361334" </w:instrText>
+      </w:r>
+      <w:r>
+        <w:rPr>
+          <w:b w:val="0"/>
+          <w:bCs w:val="0"/>
+        </w:rPr>
+        <w:fldChar w:fldCharType="separate"/>
+      </w:r>
+      <w:r>
+        <w:rPr>
+          <w:rStyle w:val="ae"/>
+          <w:rFonts w:eastAsia="SimSun"/>
+          <w:b w:val="0"/>
+          <w:bCs w:val="0"/>
+          <w:noProof/>
+          <w:lang w:eastAsia="zh-CN"/>
+        </w:rPr>
+        <w:t>1 ОБЩИЕ СВЕДЕНИЯ</w:t>
+      </w:r>
+      <w:r>
+        <w:rPr>
+          <w:b w:val="0"/>
+          <w:bCs w:val="0"/>
+          <w:noProof/>
+          <w:webHidden/>
+        </w:rPr>
+        <w:tab/>
+      </w:r>
+      <w:r>
+        <w:rPr>
+          <w:b w:val="0"/>
+          <w:bCs w:val="0"/>
+          <w:noProof/>
+          <w:webHidden/>
+        </w:rPr>
+        <w:fldChar w:fldCharType="begin"/>
+      </w:r>
+      <w:r>
+        <w:rPr>
+          <w:b w:val="0"/>
+          <w:bCs w:val="0"/>
+          <w:noProof/>
+          <w:webHidden/>
+        </w:rPr>
+        <w:instrText xml:space="preserve"> PAGEREF _Toc240361334 \h </w:instrText>
+      </w:r>
+      <w:r>
+        <w:rPr>
+          <w:b w:val="0"/>
+          <w:bCs w:val="0"/>
+          <w:noProof/>
+          <w:webHidden/>
+        </w:rPr>
+      </w:r>
+      <w:r>
+        <w:rPr>
+          <w:b w:val="0"/>
+          <w:bCs w:val="0"/>
+          <w:noProof/>
+          <w:webHidden/>
+        </w:rPr>
+        <w:fldChar w:fldCharType="separate"/>
+      </w:r>
+      <w:r>
+        <w:rPr>
+          <w:b w:val="0"/>
+          <w:bCs w:val="0"/>
+          <w:noProof/>
+          <w:webHidden/>
+        </w:rPr>
+        <w:t>4</w:t>
+      </w:r>
+      <w:r>
+        <w:rPr>
+          <w:b w:val="0"/>
+          <w:bCs w:val="0"/>
+          <w:noProof/>
+          <w:webHidden/>
+        </w:rPr>
+        <w:fldChar w:fldCharType="end"/>
+      </w:r>
+      <w:r>
+        <w:rPr>
+          <w:b w:val="0"/>
+          <w:bCs w:val="0"/>
+          <w:noProof/>
+        </w:rPr>
+        <w:fldChar w:fldCharType="end"/>
+      </w:r>
+      <w:commentRangeEnd w:id="2"/>
+      <w:r>
+        <w:rPr>
+          <w:rStyle w:val="af1"/>
+          <w:b w:val="0"/>
+          <w:bCs w:val="0"/>
+        </w:rPr>
+        <w:commentReference w:id="2"/>
+      </w:r>
+      <w:commentRangeEnd w:id="3"/>
+      <w:r>
+        <w:rPr>
+          <w:rStyle w:val="af1"/>
+          <w:rFonts w:asciiTheme="minorHAnsi" w:eastAsiaTheme="minorEastAsia" w:hAnsiTheme="minorHAnsi" w:cstheme="minorBidi"/>
+          <w:b w:val="0"/>
+          <w:bCs w:val="0"/>
+          <w:lang w:val="en-US" w:eastAsia="zh-CN"/>
+        </w:rPr>
+        <w:commentReference w:id="3"/>
+      </w:r>
+    </w:p>
+    <w:p>
+      <w:pPr>
+        <w:pStyle w:val="23"/>
         <w:tabs>
           <w:tab w:val="right" w:leader="dot" w:pos="9345"/>
         </w:tabs>
@@ -360,26 +548,15 @@
           <w14:ligatures w14:val="standardContextual"/>
         </w:rPr>
       </w:pPr>
-      <w:r>
-        <w:lastRenderedPageBreak/>
-        <w:fldChar w:fldCharType="begin"/>
-      </w:r>
-      <w:r>
-        <w:instrText xml:space="preserve"> TOC \o "1-2" \h \z \u </w:instrText>
-      </w:r>
-      <w:r>
-        <w:fldChar w:fldCharType="separate"/>
-      </w:r>
-      <w:commentRangeStart w:id="45"/>
-      <w:hyperlink w:anchor="_Toc240361334" w:history="1">
-        <w:r>
-          <w:rPr>
-            <w:rStyle w:val="Hyperlink"/>
+      <w:hyperlink w:anchor="_Toc240361335" w:history="1">
+        <w:r>
+          <w:rPr>
+            <w:rStyle w:val="ae"/>
             <w:rFonts w:eastAsia="SimSun"/>
             <w:noProof/>
             <w:lang w:eastAsia="zh-CN"/>
           </w:rPr>
-          <w:t>1 ОБЩИЕ СВЕДЕНИЯ</w:t>
+          <w:t>1.1 Полное наименование автоматизированной системы и её условное обозначение</w:t>
         </w:r>
         <w:r>
           <w:rPr>
@@ -400,7 +577,7 @@
             <w:noProof/>
             <w:webHidden/>
           </w:rPr>
-          <w:instrText xml:space="preserve"> PAGEREF _Toc240361334 \h </w:instrText>
+          <w:instrText xml:space="preserve"> PAGEREF _Toc240361335 \h </w:instrText>
         </w:r>
         <w:r>
           <w:rPr>
@@ -430,17 +607,10 @@
           <w:fldChar w:fldCharType="end"/>
         </w:r>
       </w:hyperlink>
-      <w:commentRangeEnd w:id="45"/>
-      <w:r>
-        <w:rPr>
-          <w:rStyle w:val="CommentReference"/>
-        </w:rPr>
-        <w:commentReference w:id="45"/>
-      </w:r>
-    </w:p>
-    <w:p>
-      <w:pPr>
-        <w:pStyle w:val="TOC2"/>
+    </w:p>
+    <w:p>
+      <w:pPr>
+        <w:pStyle w:val="23"/>
         <w:tabs>
           <w:tab w:val="right" w:leader="dot" w:pos="9345"/>
         </w:tabs>
@@ -454,15 +624,15 @@
           <w14:ligatures w14:val="standardContextual"/>
         </w:rPr>
       </w:pPr>
-      <w:hyperlink w:anchor="_Toc240361335" w:history="1">
-        <w:r>
-          <w:rPr>
-            <w:rStyle w:val="Hyperlink"/>
+      <w:hyperlink w:anchor="_Toc240361336" w:history="1">
+        <w:r>
+          <w:rPr>
+            <w:rStyle w:val="ae"/>
             <w:rFonts w:eastAsia="SimSun"/>
             <w:noProof/>
             <w:lang w:eastAsia="zh-CN"/>
           </w:rPr>
-          <w:t>1.1 Полное наименование автоматизированной системы и её условное обозначение</w:t>
+          <w:t>1.2 Наименование заказчика</w:t>
         </w:r>
         <w:r>
           <w:rPr>
@@ -483,7 +653,7 @@
             <w:noProof/>
             <w:webHidden/>
           </w:rPr>
-          <w:instrText xml:space="preserve"> PAGEREF _Toc240361335 \h </w:instrText>
+          <w:instrText xml:space="preserve"> PAGEREF _Toc240361336 \h </w:instrText>
         </w:r>
         <w:r>
           <w:rPr>
@@ -516,7 +686,7 @@
     </w:p>
     <w:p>
       <w:pPr>
-        <w:pStyle w:val="TOC2"/>
+        <w:pStyle w:val="23"/>
         <w:tabs>
           <w:tab w:val="right" w:leader="dot" w:pos="9345"/>
         </w:tabs>
@@ -530,15 +700,15 @@
           <w14:ligatures w14:val="standardContextual"/>
         </w:rPr>
       </w:pPr>
-      <w:hyperlink w:anchor="_Toc240361336" w:history="1">
-        <w:r>
-          <w:rPr>
-            <w:rStyle w:val="Hyperlink"/>
+      <w:hyperlink w:anchor="_Toc240361337" w:history="1">
+        <w:r>
+          <w:rPr>
+            <w:rStyle w:val="ae"/>
             <w:rFonts w:eastAsia="SimSun"/>
             <w:noProof/>
             <w:lang w:eastAsia="zh-CN"/>
           </w:rPr>
-          <w:t>1.2 Наименование заказчика</w:t>
+          <w:t>1.3 Перечень документов, на основании которых создается АС</w:t>
         </w:r>
         <w:r>
           <w:rPr>
@@ -559,7 +729,7 @@
             <w:noProof/>
             <w:webHidden/>
           </w:rPr>
-          <w:instrText xml:space="preserve"> PAGEREF _Toc240361336 \h </w:instrText>
+          <w:instrText xml:space="preserve"> PAGEREF _Toc240361337 \h </w:instrText>
         </w:r>
         <w:r>
           <w:rPr>
@@ -592,7 +762,7 @@
     </w:p>
     <w:p>
       <w:pPr>
-        <w:pStyle w:val="TOC2"/>
+        <w:pStyle w:val="23"/>
         <w:tabs>
           <w:tab w:val="right" w:leader="dot" w:pos="9345"/>
         </w:tabs>
@@ -606,15 +776,15 @@
           <w14:ligatures w14:val="standardContextual"/>
         </w:rPr>
       </w:pPr>
-      <w:hyperlink w:anchor="_Toc240361337" w:history="1">
-        <w:r>
-          <w:rPr>
-            <w:rStyle w:val="Hyperlink"/>
+      <w:hyperlink w:anchor="_Toc240361338" w:history="1">
+        <w:r>
+          <w:rPr>
+            <w:rStyle w:val="ae"/>
             <w:rFonts w:eastAsia="SimSun"/>
             <w:noProof/>
             <w:lang w:eastAsia="zh-CN"/>
           </w:rPr>
-          <w:t>1.3 Перечень документов, на основании которых создается АС</w:t>
+          <w:t>1.4 Плановые сроки начала и окончания работы по созданию АС</w:t>
         </w:r>
         <w:r>
           <w:rPr>
@@ -635,7 +805,7 @@
             <w:noProof/>
             <w:webHidden/>
           </w:rPr>
-          <w:instrText xml:space="preserve"> PAGEREF _Toc240361337 \h </w:instrText>
+          <w:instrText xml:space="preserve"> PAGEREF _Toc240361338 \h </w:instrText>
         </w:r>
         <w:r>
           <w:rPr>
@@ -655,7 +825,7 @@
             <w:noProof/>
             <w:webHidden/>
           </w:rPr>
-          <w:t>4</w:t>
+          <w:t>5</w:t>
         </w:r>
         <w:r>
           <w:rPr>
@@ -668,7 +838,97 @@
     </w:p>
     <w:p>
       <w:pPr>
-        <w:pStyle w:val="TOC2"/>
+        <w:pStyle w:val="11"/>
+        <w:jc w:val="both"/>
+        <w:rPr>
+          <w:rFonts w:asciiTheme="minorHAnsi" w:eastAsiaTheme="minorEastAsia" w:hAnsiTheme="minorHAnsi" w:cstheme="minorBidi"/>
+          <w:b w:val="0"/>
+          <w:bCs w:val="0"/>
+          <w:noProof/>
+          <w:kern w:val="2"/>
+          <w:sz w:val="24"/>
+          <w:szCs w:val="24"/>
+          <w:lang w:eastAsia="ru-RU"/>
+          <w14:ligatures w14:val="standardContextual"/>
+        </w:rPr>
+      </w:pPr>
+      <w:hyperlink w:anchor="_Toc240361339" w:history="1">
+        <w:r>
+          <w:rPr>
+            <w:rStyle w:val="ae"/>
+            <w:b w:val="0"/>
+            <w:bCs w:val="0"/>
+            <w:noProof/>
+          </w:rPr>
+          <w:t>2 ЦЕЛИ И НАЗНАЧЕНИЕ СОЗДАНИЯ АВТОМАТИЗИРОВАННОЙ СИСТЕМЫ</w:t>
+        </w:r>
+        <w:r>
+          <w:rPr>
+            <w:b w:val="0"/>
+            <w:bCs w:val="0"/>
+            <w:noProof/>
+            <w:webHidden/>
+          </w:rPr>
+          <w:tab/>
+        </w:r>
+        <w:r>
+          <w:rPr>
+            <w:b w:val="0"/>
+            <w:bCs w:val="0"/>
+            <w:noProof/>
+            <w:webHidden/>
+          </w:rPr>
+          <w:fldChar w:fldCharType="begin"/>
+        </w:r>
+        <w:r>
+          <w:rPr>
+            <w:b w:val="0"/>
+            <w:bCs w:val="0"/>
+            <w:noProof/>
+            <w:webHidden/>
+          </w:rPr>
+          <w:instrText xml:space="preserve"> PAGEREF _Toc240361339 \h </w:instrText>
+        </w:r>
+        <w:r>
+          <w:rPr>
+            <w:b w:val="0"/>
+            <w:bCs w:val="0"/>
+            <w:noProof/>
+            <w:webHidden/>
+          </w:rPr>
+        </w:r>
+        <w:r>
+          <w:rPr>
+            <w:b w:val="0"/>
+            <w:bCs w:val="0"/>
+            <w:noProof/>
+            <w:webHidden/>
+          </w:rPr>
+          <w:fldChar w:fldCharType="separate"/>
+        </w:r>
+        <w:r>
+          <w:rPr>
+            <w:b w:val="0"/>
+            <w:bCs w:val="0"/>
+            <w:noProof/>
+            <w:webHidden/>
+          </w:rPr>
+          <w:t>6</w:t>
+        </w:r>
+        <w:r>
+          <w:rPr>
+            <w:b w:val="0"/>
+            <w:bCs w:val="0"/>
+            <w:noProof/>
+            <w:webHidden/>
+          </w:rPr>
+          <w:fldChar w:fldCharType="end"/>
+        </w:r>
+      </w:hyperlink>
+    </w:p>
+    <w:p>
+      <w:pPr>
+        <w:pStyle w:val="23"/>
         <w:tabs>
           <w:tab w:val="right" w:leader="dot" w:pos="9345"/>
         </w:tabs>
@@ -682,15 +942,13 @@
           <w14:ligatures w14:val="standardContextual"/>
         </w:rPr>
       </w:pPr>
-      <w:hyperlink w:anchor="_Toc240361338" w:history="1">
-        <w:r>
-          <w:rPr>
-            <w:rStyle w:val="Hyperlink"/>
-            <w:rFonts w:eastAsia="SimSun"/>
-            <w:noProof/>
-            <w:lang w:eastAsia="zh-CN"/>
-          </w:rPr>
-          <w:t>1.4 Плановые сроки начала и окончания работы по созданию АС</w:t>
+      <w:hyperlink w:anchor="_Toc240361340" w:history="1">
+        <w:r>
+          <w:rPr>
+            <w:rStyle w:val="ae"/>
+            <w:noProof/>
+          </w:rPr>
+          <w:t>2.1 Цели создания АС</w:t>
         </w:r>
         <w:r>
           <w:rPr>
@@ -711,7 +969,7 @@
             <w:noProof/>
             <w:webHidden/>
           </w:rPr>
-          <w:instrText xml:space="preserve"> PAGEREF _Toc240361338 \h </w:instrText>
+          <w:instrText xml:space="preserve"> PAGEREF _Toc240361340 \h </w:instrText>
         </w:r>
         <w:r>
           <w:rPr>
@@ -731,7 +989,7 @@
             <w:noProof/>
             <w:webHidden/>
           </w:rPr>
-          <w:t>5</w:t>
+          <w:t>6</w:t>
         </w:r>
         <w:r>
           <w:rPr>
@@ -744,7 +1002,7 @@
     </w:p>
     <w:p>
       <w:pPr>
-        <w:pStyle w:val="TOC1"/>
+        <w:pStyle w:val="23"/>
         <w:tabs>
           <w:tab w:val="right" w:leader="dot" w:pos="9345"/>
         </w:tabs>
@@ -758,13 +1016,13 @@
           <w14:ligatures w14:val="standardContextual"/>
         </w:rPr>
       </w:pPr>
-      <w:hyperlink w:anchor="_Toc240361339" w:history="1">
-        <w:r>
-          <w:rPr>
-            <w:rStyle w:val="Hyperlink"/>
-            <w:noProof/>
-          </w:rPr>
-          <w:t>2 ЦЕЛИ И НАЗНАЧЕНИЕ СОЗДАНИЯ АВТОМАТИЗИРОВАННОЙ СИСТЕМЫ</w:t>
+      <w:hyperlink w:anchor="_Toc240361341" w:history="1">
+        <w:r>
+          <w:rPr>
+            <w:rStyle w:val="ae"/>
+            <w:noProof/>
+          </w:rPr>
+          <w:t>2.2 Назначение АС</w:t>
         </w:r>
         <w:r>
           <w:rPr>
@@ -785,7 +1043,7 @@
             <w:noProof/>
             <w:webHidden/>
           </w:rPr>
-          <w:instrText xml:space="preserve"> PAGEREF _Toc240361339 \h </w:instrText>
+          <w:instrText xml:space="preserve"> PAGEREF _Toc240361341 \h </w:instrText>
         </w:r>
         <w:r>
           <w:rPr>
@@ -818,7 +1076,96 @@
     </w:p>
     <w:p>
       <w:pPr>
-        <w:pStyle w:val="TOC2"/>
+        <w:pStyle w:val="11"/>
+        <w:rPr>
+          <w:rFonts w:asciiTheme="minorHAnsi" w:eastAsiaTheme="minorEastAsia" w:hAnsiTheme="minorHAnsi" w:cstheme="minorBidi"/>
+          <w:b w:val="0"/>
+          <w:bCs w:val="0"/>
+          <w:noProof/>
+          <w:kern w:val="2"/>
+          <w:sz w:val="24"/>
+          <w:szCs w:val="24"/>
+          <w:lang w:eastAsia="ru-RU"/>
+          <w14:ligatures w14:val="standardContextual"/>
+        </w:rPr>
+      </w:pPr>
+      <w:hyperlink w:anchor="_Toc240361342" w:history="1">
+        <w:r>
+          <w:rPr>
+            <w:rStyle w:val="ae"/>
+            <w:b w:val="0"/>
+            <w:bCs w:val="0"/>
+            <w:noProof/>
+          </w:rPr>
+          <w:t>3 ТРЕБОВАНИЯ К АВТОМАТИЗИРОВАННОЙ СИСТЕМЕ</w:t>
+        </w:r>
+        <w:r>
+          <w:rPr>
+            <w:b w:val="0"/>
+            <w:bCs w:val="0"/>
+            <w:noProof/>
+            <w:webHidden/>
+          </w:rPr>
+          <w:tab/>
+        </w:r>
+        <w:r>
+          <w:rPr>
+            <w:b w:val="0"/>
+            <w:bCs w:val="0"/>
+            <w:noProof/>
+            <w:webHidden/>
+          </w:rPr>
+          <w:fldChar w:fldCharType="begin"/>
+        </w:r>
+        <w:r>
+          <w:rPr>
+            <w:b w:val="0"/>
+            <w:bCs w:val="0"/>
+            <w:noProof/>
+            <w:webHidden/>
+          </w:rPr>
+          <w:instrText xml:space="preserve"> PAGEREF _Toc240361342 \h </w:instrText>
+        </w:r>
+        <w:r>
+          <w:rPr>
+            <w:b w:val="0"/>
+            <w:bCs w:val="0"/>
+            <w:noProof/>
+            <w:webHidden/>
+          </w:rPr>
+        </w:r>
+        <w:r>
+          <w:rPr>
+            <w:b w:val="0"/>
+            <w:bCs w:val="0"/>
+            <w:noProof/>
+            <w:webHidden/>
+          </w:rPr>
+          <w:fldChar w:fldCharType="separate"/>
+        </w:r>
+        <w:r>
+          <w:rPr>
+            <w:b w:val="0"/>
+            <w:bCs w:val="0"/>
+            <w:noProof/>
+            <w:webHidden/>
+          </w:rPr>
+          <w:t>7</w:t>
+        </w:r>
+        <w:r>
+          <w:rPr>
+            <w:b w:val="0"/>
+            <w:bCs w:val="0"/>
+            <w:noProof/>
+            <w:webHidden/>
+          </w:rPr>
+          <w:fldChar w:fldCharType="end"/>
+        </w:r>
+      </w:hyperlink>
+    </w:p>
+    <w:p>
+      <w:pPr>
+        <w:pStyle w:val="23"/>
         <w:tabs>
           <w:tab w:val="right" w:leader="dot" w:pos="9345"/>
         </w:tabs>
@@ -832,13 +1179,13 @@
           <w14:ligatures w14:val="standardContextual"/>
         </w:rPr>
       </w:pPr>
-      <w:hyperlink w:anchor="_Toc240361340" w:history="1">
-        <w:r>
-          <w:rPr>
-            <w:rStyle w:val="Hyperlink"/>
-            <w:noProof/>
-          </w:rPr>
-          <w:t>2.1 Цели создания АС</w:t>
+      <w:hyperlink w:anchor="_Toc240361343" w:history="1">
+        <w:r>
+          <w:rPr>
+            <w:rStyle w:val="ae"/>
+            <w:noProof/>
+          </w:rPr>
+          <w:t>3.1 Требования к структуре АС в целом</w:t>
         </w:r>
         <w:r>
           <w:rPr>
@@ -859,7 +1206,7 @@
             <w:noProof/>
             <w:webHidden/>
           </w:rPr>
-          <w:instrText xml:space="preserve"> PAGEREF _Toc240361340 \h </w:instrText>
+          <w:instrText xml:space="preserve"> PAGEREF _Toc240361343 \h </w:instrText>
         </w:r>
         <w:r>
           <w:rPr>
@@ -879,7 +1226,7 @@
             <w:noProof/>
             <w:webHidden/>
           </w:rPr>
-          <w:t>6</w:t>
+          <w:t>7</w:t>
         </w:r>
         <w:r>
           <w:rPr>
@@ -892,7 +1239,7 @@
     </w:p>
     <w:p>
       <w:pPr>
-        <w:pStyle w:val="TOC2"/>
+        <w:pStyle w:val="23"/>
         <w:tabs>
           <w:tab w:val="right" w:leader="dot" w:pos="9345"/>
         </w:tabs>
@@ -906,13 +1253,13 @@
           <w14:ligatures w14:val="standardContextual"/>
         </w:rPr>
       </w:pPr>
-      <w:hyperlink w:anchor="_Toc240361341" w:history="1">
-        <w:r>
-          <w:rPr>
-            <w:rStyle w:val="Hyperlink"/>
-            <w:noProof/>
-          </w:rPr>
-          <w:t>2.2 Назначение АС</w:t>
+      <w:hyperlink w:anchor="_Toc240361344" w:history="1">
+        <w:r>
+          <w:rPr>
+            <w:rStyle w:val="ae"/>
+            <w:noProof/>
+          </w:rPr>
+          <w:t>3.2 Требования к функциям (задачам), выполняемым АС</w:t>
         </w:r>
         <w:r>
           <w:rPr>
@@ -933,7 +1280,7 @@
             <w:noProof/>
             <w:webHidden/>
           </w:rPr>
-          <w:instrText xml:space="preserve"> PAGEREF _Toc240361341 \h </w:instrText>
+          <w:instrText xml:space="preserve"> PAGEREF _Toc240361344 \h </w:instrText>
         </w:r>
         <w:r>
           <w:rPr>
@@ -953,7 +1300,7 @@
             <w:noProof/>
             <w:webHidden/>
           </w:rPr>
-          <w:t>6</w:t>
+          <w:t>9</w:t>
         </w:r>
         <w:r>
           <w:rPr>
@@ -966,7 +1313,7 @@
     </w:p>
     <w:p>
       <w:pPr>
-        <w:pStyle w:val="TOC1"/>
+        <w:pStyle w:val="23"/>
         <w:tabs>
           <w:tab w:val="right" w:leader="dot" w:pos="9345"/>
         </w:tabs>
@@ -980,13 +1327,13 @@
           <w14:ligatures w14:val="standardContextual"/>
         </w:rPr>
       </w:pPr>
-      <w:hyperlink w:anchor="_Toc240361342" w:history="1">
-        <w:r>
-          <w:rPr>
-            <w:rStyle w:val="Hyperlink"/>
-            <w:noProof/>
-          </w:rPr>
-          <w:t>3 ТРЕБОВАНИЯ К АВТОМАТИЗИРОВАННОЙ СИСТЕМЕ</w:t>
+      <w:hyperlink w:anchor="_Toc240361345" w:history="1">
+        <w:r>
+          <w:rPr>
+            <w:rStyle w:val="ae"/>
+            <w:noProof/>
+          </w:rPr>
+          <w:t>3.3 Требования к видам обеспечения АС</w:t>
         </w:r>
         <w:r>
           <w:rPr>
@@ -1007,7 +1354,7 @@
             <w:noProof/>
             <w:webHidden/>
           </w:rPr>
-          <w:instrText xml:space="preserve"> PAGEREF _Toc240361342 \h </w:instrText>
+          <w:instrText xml:space="preserve"> PAGEREF _Toc240361345 \h </w:instrText>
         </w:r>
         <w:r>
           <w:rPr>
@@ -1027,7 +1374,7 @@
             <w:noProof/>
             <w:webHidden/>
           </w:rPr>
-          <w:t>7</w:t>
+          <w:t>10</w:t>
         </w:r>
         <w:r>
           <w:rPr>
@@ -1040,7 +1387,7 @@
     </w:p>
     <w:p>
       <w:pPr>
-        <w:pStyle w:val="TOC2"/>
+        <w:pStyle w:val="23"/>
         <w:tabs>
           <w:tab w:val="right" w:leader="dot" w:pos="9345"/>
         </w:tabs>
@@ -1054,13 +1401,13 @@
           <w14:ligatures w14:val="standardContextual"/>
         </w:rPr>
       </w:pPr>
-      <w:hyperlink w:anchor="_Toc240361343" w:history="1">
-        <w:r>
-          <w:rPr>
-            <w:rStyle w:val="Hyperlink"/>
-            <w:noProof/>
-          </w:rPr>
-          <w:t>3.1 Требования к структуре АС в целом</w:t>
+      <w:hyperlink w:anchor="_Toc240361346" w:history="1">
+        <w:r>
+          <w:rPr>
+            <w:rStyle w:val="ae"/>
+            <w:noProof/>
+          </w:rPr>
+          <w:t>3.4 Общие технические требования к АС</w:t>
         </w:r>
         <w:r>
           <w:rPr>
@@ -1081,7 +1428,7 @@
             <w:noProof/>
             <w:webHidden/>
           </w:rPr>
-          <w:instrText xml:space="preserve"> PAGEREF _Toc240361343 \h </w:instrText>
+          <w:instrText xml:space="preserve"> PAGEREF _Toc240361346 \h </w:instrText>
         </w:r>
         <w:r>
           <w:rPr>
@@ -1101,7 +1448,7 @@
             <w:noProof/>
             <w:webHidden/>
           </w:rPr>
-          <w:t>7</w:t>
+          <w:t>11</w:t>
         </w:r>
         <w:r>
           <w:rPr>
@@ -1114,7 +1461,188 @@
     </w:p>
     <w:p>
       <w:pPr>
-        <w:pStyle w:val="TOC2"/>
+        <w:pStyle w:val="11"/>
+        <w:jc w:val="both"/>
+        <w:rPr>
+          <w:rFonts w:asciiTheme="minorHAnsi" w:eastAsiaTheme="minorEastAsia" w:hAnsiTheme="minorHAnsi" w:cstheme="minorBidi"/>
+          <w:b w:val="0"/>
+          <w:bCs w:val="0"/>
+          <w:noProof/>
+          <w:kern w:val="2"/>
+          <w:sz w:val="24"/>
+          <w:szCs w:val="24"/>
+          <w:lang w:eastAsia="ru-RU"/>
+          <w14:ligatures w14:val="standardContextual"/>
+        </w:rPr>
+      </w:pPr>
+      <w:hyperlink w:anchor="_Toc240361347" w:history="1">
+        <w:r>
+          <w:rPr>
+            <w:rStyle w:val="ae"/>
+            <w:rFonts w:eastAsia="SimSun"/>
+            <w:b w:val="0"/>
+            <w:bCs w:val="0"/>
+            <w:noProof/>
+            <w:lang w:eastAsia="zh-CN"/>
+          </w:rPr>
+          <w:t>4 СОСТАВ И СОДЕРЖАНИЕ РАБОТ ПО СОЗДАНИЮ АВТОМАТИЗИРОВАННОЙ СИСТЕМЫ</w:t>
+        </w:r>
+        <w:r>
+          <w:rPr>
+            <w:b w:val="0"/>
+            <w:bCs w:val="0"/>
+            <w:noProof/>
+            <w:webHidden/>
+          </w:rPr>
+          <w:tab/>
+        </w:r>
+        <w:r>
+          <w:rPr>
+            <w:b w:val="0"/>
+            <w:bCs w:val="0"/>
+            <w:noProof/>
+            <w:webHidden/>
+          </w:rPr>
+          <w:fldChar w:fldCharType="begin"/>
+        </w:r>
+        <w:r>
+          <w:rPr>
+            <w:b w:val="0"/>
+            <w:bCs w:val="0"/>
+            <w:noProof/>
+            <w:webHidden/>
+          </w:rPr>
+          <w:instrText xml:space="preserve"> PAGEREF _Toc240361347 \h </w:instrText>
+        </w:r>
+        <w:r>
+          <w:rPr>
+            <w:b w:val="0"/>
+            <w:bCs w:val="0"/>
+            <w:noProof/>
+            <w:webHidden/>
+          </w:rPr>
+        </w:r>
+        <w:r>
+          <w:rPr>
+            <w:b w:val="0"/>
+            <w:bCs w:val="0"/>
+            <w:noProof/>
+            <w:webHidden/>
+          </w:rPr>
+          <w:fldChar w:fldCharType="separate"/>
+        </w:r>
+        <w:r>
+          <w:rPr>
+            <w:b w:val="0"/>
+            <w:bCs w:val="0"/>
+            <w:noProof/>
+            <w:webHidden/>
+          </w:rPr>
+          <w:t>12</w:t>
+        </w:r>
+        <w:r>
+          <w:rPr>
+            <w:b w:val="0"/>
+            <w:bCs w:val="0"/>
+            <w:noProof/>
+            <w:webHidden/>
+          </w:rPr>
+          <w:fldChar w:fldCharType="end"/>
+        </w:r>
+      </w:hyperlink>
+    </w:p>
+    <w:p>
+      <w:pPr>
+        <w:pStyle w:val="11"/>
+        <w:rPr>
+          <w:rFonts w:asciiTheme="minorHAnsi" w:eastAsiaTheme="minorEastAsia" w:hAnsiTheme="minorHAnsi" w:cstheme="minorBidi"/>
+          <w:b w:val="0"/>
+          <w:bCs w:val="0"/>
+          <w:noProof/>
+          <w:kern w:val="2"/>
+          <w:sz w:val="24"/>
+          <w:szCs w:val="24"/>
+          <w:lang w:eastAsia="ru-RU"/>
+          <w14:ligatures w14:val="standardContextual"/>
+        </w:rPr>
+      </w:pPr>
+      <w:hyperlink w:anchor="_Toc240361348" w:history="1">
+        <w:r>
+          <w:rPr>
+            <w:rStyle w:val="ae"/>
+            <w:b w:val="0"/>
+            <w:bCs w:val="0"/>
+            <w:noProof/>
+          </w:rPr>
+          <w:t>5 ПОРЯДОК РАЗРАБОТКИ АВТОМАТИЗИРОВАННОЙ СИСТЕМЫ</w:t>
+        </w:r>
+        <w:r>
+          <w:rPr>
+            <w:b w:val="0"/>
+            <w:bCs w:val="0"/>
+            <w:noProof/>
+            <w:webHidden/>
+          </w:rPr>
+          <w:tab/>
+        </w:r>
+        <w:r>
+          <w:rPr>
+            <w:b w:val="0"/>
+            <w:bCs w:val="0"/>
+            <w:noProof/>
+            <w:webHidden/>
+          </w:rPr>
+          <w:fldChar w:fldCharType="begin"/>
+        </w:r>
+        <w:r>
+          <w:rPr>
+            <w:b w:val="0"/>
+            <w:bCs w:val="0"/>
+            <w:noProof/>
+            <w:webHidden/>
+          </w:rPr>
+          <w:instrText xml:space="preserve"> PAGEREF _Toc240361348 \h </w:instrText>
+        </w:r>
+        <w:r>
+          <w:rPr>
+            <w:b w:val="0"/>
+            <w:bCs w:val="0"/>
+            <w:noProof/>
+            <w:webHidden/>
+          </w:rPr>
+        </w:r>
+        <w:r>
+          <w:rPr>
+            <w:b w:val="0"/>
+            <w:bCs w:val="0"/>
+            <w:noProof/>
+            <w:webHidden/>
+          </w:rPr>
+          <w:fldChar w:fldCharType="separate"/>
+        </w:r>
+        <w:r>
+          <w:rPr>
+            <w:b w:val="0"/>
+            <w:bCs w:val="0"/>
+            <w:noProof/>
+            <w:webHidden/>
+          </w:rPr>
+          <w:t>13</w:t>
+        </w:r>
+        <w:r>
+          <w:rPr>
+            <w:b w:val="0"/>
+            <w:bCs w:val="0"/>
+            <w:noProof/>
+            <w:webHidden/>
+          </w:rPr>
+          <w:fldChar w:fldCharType="end"/>
+        </w:r>
+      </w:hyperlink>
+    </w:p>
+    <w:p>
+      <w:pPr>
+        <w:pStyle w:val="23"/>
         <w:tabs>
           <w:tab w:val="right" w:leader="dot" w:pos="9345"/>
         </w:tabs>
@@ -1128,13 +1656,13 @@
           <w14:ligatures w14:val="standardContextual"/>
         </w:rPr>
       </w:pPr>
-      <w:hyperlink w:anchor="_Toc240361344" w:history="1">
-        <w:r>
-          <w:rPr>
-            <w:rStyle w:val="Hyperlink"/>
-            <w:noProof/>
-          </w:rPr>
-          <w:t>3.2 Требования к функциям (задачам), выполняемым АС</w:t>
+      <w:hyperlink w:anchor="_Toc240361349" w:history="1">
+        <w:r>
+          <w:rPr>
+            <w:rStyle w:val="ae"/>
+            <w:noProof/>
+          </w:rPr>
+          <w:t>5.1 Порядок организации разработки АС</w:t>
         </w:r>
         <w:r>
           <w:rPr>
@@ -1155,7 +1683,7 @@
             <w:noProof/>
             <w:webHidden/>
           </w:rPr>
-          <w:instrText xml:space="preserve"> PAGEREF _Toc240361344 \h </w:instrText>
+          <w:instrText xml:space="preserve"> PAGEREF _Toc240361349 \h </w:instrText>
         </w:r>
         <w:r>
           <w:rPr>
@@ -1175,7 +1703,7 @@
             <w:noProof/>
             <w:webHidden/>
           </w:rPr>
-          <w:t>9</w:t>
+          <w:t>13</w:t>
         </w:r>
         <w:r>
           <w:rPr>
@@ -1188,7 +1716,7 @@
     </w:p>
     <w:p>
       <w:pPr>
-        <w:pStyle w:val="TOC2"/>
+        <w:pStyle w:val="23"/>
         <w:tabs>
           <w:tab w:val="right" w:leader="dot" w:pos="9345"/>
         </w:tabs>
@@ -1202,13 +1730,13 @@
           <w14:ligatures w14:val="standardContextual"/>
         </w:rPr>
       </w:pPr>
-      <w:hyperlink w:anchor="_Toc240361345" w:history="1">
-        <w:r>
-          <w:rPr>
-            <w:rStyle w:val="Hyperlink"/>
-            <w:noProof/>
-          </w:rPr>
-          <w:t>3.3 Требования к видам обеспечения АС</w:t>
+      <w:hyperlink w:anchor="_Toc240361350" w:history="1">
+        <w:r>
+          <w:rPr>
+            <w:rStyle w:val="ae"/>
+            <w:noProof/>
+          </w:rPr>
+          <w:t>5.2 Перечень документов и исходных данных для разработки АС</w:t>
         </w:r>
         <w:r>
           <w:rPr>
@@ -1229,7 +1757,7 @@
             <w:noProof/>
             <w:webHidden/>
           </w:rPr>
-          <w:instrText xml:space="preserve"> PAGEREF _Toc240361345 \h </w:instrText>
+          <w:instrText xml:space="preserve"> PAGEREF _Toc240361350 \h </w:instrText>
         </w:r>
         <w:r>
           <w:rPr>
@@ -1249,7 +1777,7 @@
             <w:noProof/>
             <w:webHidden/>
           </w:rPr>
-          <w:t>10</w:t>
+          <w:t>13</w:t>
         </w:r>
         <w:r>
           <w:rPr>
@@ -1262,7 +1790,7 @@
     </w:p>
     <w:p>
       <w:pPr>
-        <w:pStyle w:val="TOC2"/>
+        <w:pStyle w:val="23"/>
         <w:tabs>
           <w:tab w:val="right" w:leader="dot" w:pos="9345"/>
         </w:tabs>
@@ -1276,13 +1804,13 @@
           <w14:ligatures w14:val="standardContextual"/>
         </w:rPr>
       </w:pPr>
-      <w:hyperlink w:anchor="_Toc240361346" w:history="1">
-        <w:r>
-          <w:rPr>
-            <w:rStyle w:val="Hyperlink"/>
-            <w:noProof/>
-          </w:rPr>
-          <w:t>3.4 Общие технические требования к АС</w:t>
+      <w:hyperlink w:anchor="_Toc240361351" w:history="1">
+        <w:r>
+          <w:rPr>
+            <w:rStyle w:val="ae"/>
+            <w:noProof/>
+          </w:rPr>
+          <w:t>5.3 Перечень документов, предъявляемых по окончании соответствующих этапов работ</w:t>
         </w:r>
         <w:r>
           <w:rPr>
@@ -1303,7 +1831,7 @@
             <w:noProof/>
             <w:webHidden/>
           </w:rPr>
-          <w:instrText xml:space="preserve"> PAGEREF _Toc240361346 \h </w:instrText>
+          <w:instrText xml:space="preserve"> PAGEREF _Toc240361351 \h </w:instrText>
         </w:r>
         <w:r>
           <w:rPr>
@@ -1323,7 +1851,7 @@
             <w:noProof/>
             <w:webHidden/>
           </w:rPr>
-          <w:t>11</w:t>
+          <w:t>13</w:t>
         </w:r>
         <w:r>
           <w:rPr>
@@ -1336,7 +1864,97 @@
     </w:p>
     <w:p>
       <w:pPr>
-        <w:pStyle w:val="TOC1"/>
+        <w:pStyle w:val="11"/>
+        <w:jc w:val="both"/>
+        <w:rPr>
+          <w:rFonts w:asciiTheme="minorHAnsi" w:eastAsiaTheme="minorEastAsia" w:hAnsiTheme="minorHAnsi" w:cstheme="minorBidi"/>
+          <w:b w:val="0"/>
+          <w:bCs w:val="0"/>
+          <w:noProof/>
+          <w:kern w:val="2"/>
+          <w:sz w:val="24"/>
+          <w:szCs w:val="24"/>
+          <w:lang w:eastAsia="ru-RU"/>
+          <w14:ligatures w14:val="standardContextual"/>
+        </w:rPr>
+      </w:pPr>
+      <w:hyperlink w:anchor="_Toc240361352" w:history="1">
+        <w:r>
+          <w:rPr>
+            <w:rStyle w:val="ae"/>
+            <w:b w:val="0"/>
+            <w:bCs w:val="0"/>
+            <w:noProof/>
+          </w:rPr>
+          <w:t>6 ПОРЯДОК КОНТРОЛЯ И ПРИЕМКИ АВТОМАТИЗИРОВАННОЙ СИСТЕМЫ</w:t>
+        </w:r>
+        <w:r>
+          <w:rPr>
+            <w:b w:val="0"/>
+            <w:bCs w:val="0"/>
+            <w:noProof/>
+            <w:webHidden/>
+          </w:rPr>
+          <w:tab/>
+        </w:r>
+        <w:r>
+          <w:rPr>
+            <w:b w:val="0"/>
+            <w:bCs w:val="0"/>
+            <w:noProof/>
+            <w:webHidden/>
+          </w:rPr>
+          <w:fldChar w:fldCharType="begin"/>
+        </w:r>
+        <w:r>
+          <w:rPr>
+            <w:b w:val="0"/>
+            <w:bCs w:val="0"/>
+            <w:noProof/>
+            <w:webHidden/>
+          </w:rPr>
+          <w:instrText xml:space="preserve"> PAGEREF _Toc240361352 \h </w:instrText>
+        </w:r>
+        <w:r>
+          <w:rPr>
+            <w:b w:val="0"/>
+            <w:bCs w:val="0"/>
+            <w:noProof/>
+            <w:webHidden/>
+          </w:rPr>
+        </w:r>
+        <w:r>
+          <w:rPr>
+            <w:b w:val="0"/>
+            <w:bCs w:val="0"/>
+            <w:noProof/>
+            <w:webHidden/>
+          </w:rPr>
+          <w:fldChar w:fldCharType="separate"/>
+        </w:r>
+        <w:r>
+          <w:rPr>
+            <w:b w:val="0"/>
+            <w:bCs w:val="0"/>
+            <w:noProof/>
+            <w:webHidden/>
+          </w:rPr>
+          <w:t>14</w:t>
+        </w:r>
+        <w:r>
+          <w:rPr>
+            <w:b w:val="0"/>
+            <w:bCs w:val="0"/>
+            <w:noProof/>
+            <w:webHidden/>
+          </w:rPr>
+          <w:fldChar w:fldCharType="end"/>
+        </w:r>
+      </w:hyperlink>
+    </w:p>
+    <w:p>
+      <w:pPr>
+        <w:pStyle w:val="23"/>
         <w:tabs>
           <w:tab w:val="right" w:leader="dot" w:pos="9345"/>
         </w:tabs>
@@ -1350,15 +1968,13 @@
           <w14:ligatures w14:val="standardContextual"/>
         </w:rPr>
       </w:pPr>
-      <w:hyperlink w:anchor="_Toc240361347" w:history="1">
-        <w:r>
-          <w:rPr>
-            <w:rStyle w:val="Hyperlink"/>
-            <w:rFonts w:eastAsia="SimSun"/>
-            <w:noProof/>
-            <w:lang w:eastAsia="zh-CN"/>
-          </w:rPr>
-          <w:t>4 СОСТАВ И СОДЕРЖАНИЕ РАБОТ ПО СОЗДАНИЮ АВТОМАТИЗИРОВАННОЙ СИСТЕМЫ</w:t>
+      <w:hyperlink w:anchor="_Toc240361353" w:history="1">
+        <w:r>
+          <w:rPr>
+            <w:rStyle w:val="ae"/>
+            <w:noProof/>
+          </w:rPr>
+          <w:t>6.1 Виды, состав и методы испытаний АС и ее составных частей</w:t>
         </w:r>
         <w:r>
           <w:rPr>
@@ -1379,7 +1995,7 @@
             <w:noProof/>
             <w:webHidden/>
           </w:rPr>
-          <w:instrText xml:space="preserve"> PAGEREF _Toc240361347 \h </w:instrText>
+          <w:instrText xml:space="preserve"> PAGEREF _Toc240361353 \h </w:instrText>
         </w:r>
         <w:r>
           <w:rPr>
@@ -1399,7 +2015,7 @@
             <w:noProof/>
             <w:webHidden/>
           </w:rPr>
-          <w:t>12</w:t>
+          <w:t>14</w:t>
         </w:r>
         <w:r>
           <w:rPr>
@@ -1412,7 +2028,7 @@
     </w:p>
     <w:p>
       <w:pPr>
-        <w:pStyle w:val="TOC1"/>
+        <w:pStyle w:val="23"/>
         <w:tabs>
           <w:tab w:val="right" w:leader="dot" w:pos="9345"/>
         </w:tabs>
@@ -1426,13 +2042,13 @@
           <w14:ligatures w14:val="standardContextual"/>
         </w:rPr>
       </w:pPr>
-      <w:hyperlink w:anchor="_Toc240361348" w:history="1">
-        <w:r>
-          <w:rPr>
-            <w:rStyle w:val="Hyperlink"/>
-            <w:noProof/>
-          </w:rPr>
-          <w:t>5 ПОРЯДОК РАЗРАБОТКИ АВТОМАТИЗИРОВАННОЙ СИСТЕМЫ</w:t>
+      <w:hyperlink w:anchor="_Toc240361354" w:history="1">
+        <w:r>
+          <w:rPr>
+            <w:rStyle w:val="ae"/>
+            <w:noProof/>
+          </w:rPr>
+          <w:t>6.2 Общие требования к приёмке работ по стадиям</w:t>
         </w:r>
         <w:r>
           <w:rPr>
@@ -1453,7 +2069,7 @@
             <w:noProof/>
             <w:webHidden/>
           </w:rPr>
-          <w:instrText xml:space="preserve"> PAGEREF _Toc240361348 \h </w:instrText>
+          <w:instrText xml:space="preserve"> PAGEREF _Toc240361354 \h </w:instrText>
         </w:r>
         <w:r>
           <w:rPr>
@@ -1473,7 +2089,7 @@
             <w:noProof/>
             <w:webHidden/>
           </w:rPr>
-          <w:t>13</w:t>
+          <w:t>14</w:t>
         </w:r>
         <w:r>
           <w:rPr>
@@ -1486,7 +2102,96 @@
     </w:p>
     <w:p>
       <w:pPr>
-        <w:pStyle w:val="TOC2"/>
+        <w:pStyle w:val="11"/>
+        <w:rPr>
+          <w:rFonts w:asciiTheme="minorHAnsi" w:eastAsiaTheme="minorEastAsia" w:hAnsiTheme="minorHAnsi" w:cstheme="minorBidi"/>
+          <w:b w:val="0"/>
+          <w:bCs w:val="0"/>
+          <w:noProof/>
+          <w:kern w:val="2"/>
+          <w:sz w:val="24"/>
+          <w:szCs w:val="24"/>
+          <w:lang w:eastAsia="ru-RU"/>
+          <w14:ligatures w14:val="standardContextual"/>
+        </w:rPr>
+      </w:pPr>
+      <w:hyperlink w:anchor="_Toc240361355" w:history="1">
+        <w:r>
+          <w:rPr>
+            <w:rStyle w:val="ae"/>
+            <w:b w:val="0"/>
+            <w:bCs w:val="0"/>
+            <w:noProof/>
+          </w:rPr>
+          <w:t>7 ТРЕБОВАНИЯ К ДОКУМЕНТИРОВАНИЮ</w:t>
+        </w:r>
+        <w:r>
+          <w:rPr>
+            <w:b w:val="0"/>
+            <w:bCs w:val="0"/>
+            <w:noProof/>
+            <w:webHidden/>
+          </w:rPr>
+          <w:tab/>
+        </w:r>
+        <w:r>
+          <w:rPr>
+            <w:b w:val="0"/>
+            <w:bCs w:val="0"/>
+            <w:noProof/>
+            <w:webHidden/>
+          </w:rPr>
+          <w:fldChar w:fldCharType="begin"/>
+        </w:r>
+        <w:r>
+          <w:rPr>
+            <w:b w:val="0"/>
+            <w:bCs w:val="0"/>
+            <w:noProof/>
+            <w:webHidden/>
+          </w:rPr>
+          <w:instrText xml:space="preserve"> PAGEREF _Toc240361355 \h </w:instrText>
+        </w:r>
+        <w:r>
+          <w:rPr>
+            <w:b w:val="0"/>
+            <w:bCs w:val="0"/>
+            <w:noProof/>
+            <w:webHidden/>
+          </w:rPr>
+        </w:r>
+        <w:r>
+          <w:rPr>
+            <w:b w:val="0"/>
+            <w:bCs w:val="0"/>
+            <w:noProof/>
+            <w:webHidden/>
+          </w:rPr>
+          <w:fldChar w:fldCharType="separate"/>
+        </w:r>
+        <w:r>
+          <w:rPr>
+            <w:b w:val="0"/>
+            <w:bCs w:val="0"/>
+            <w:noProof/>
+            <w:webHidden/>
+          </w:rPr>
+          <w:t>16</w:t>
+        </w:r>
+        <w:r>
+          <w:rPr>
+            <w:b w:val="0"/>
+            <w:bCs w:val="0"/>
+            <w:noProof/>
+            <w:webHidden/>
+          </w:rPr>
+          <w:fldChar w:fldCharType="end"/>
+        </w:r>
+      </w:hyperlink>
+    </w:p>
+    <w:p>
+      <w:pPr>
+        <w:pStyle w:val="23"/>
         <w:tabs>
           <w:tab w:val="right" w:leader="dot" w:pos="9345"/>
         </w:tabs>
@@ -1500,13 +2205,13 @@
           <w14:ligatures w14:val="standardContextual"/>
         </w:rPr>
       </w:pPr>
-      <w:hyperlink w:anchor="_Toc240361349" w:history="1">
-        <w:r>
-          <w:rPr>
-            <w:rStyle w:val="Hyperlink"/>
-            <w:noProof/>
-          </w:rPr>
-          <w:t>5.1 Порядок организации разработки АС</w:t>
+      <w:hyperlink w:anchor="_Toc240361356" w:history="1">
+        <w:r>
+          <w:rPr>
+            <w:rStyle w:val="ae"/>
+            <w:noProof/>
+          </w:rPr>
+          <w:t>7.1 Перечень подлежащих разработке документов</w:t>
         </w:r>
         <w:r>
           <w:rPr>
@@ -1527,7 +2232,7 @@
             <w:noProof/>
             <w:webHidden/>
           </w:rPr>
-          <w:instrText xml:space="preserve"> PAGEREF _Toc240361349 \h </w:instrText>
+          <w:instrText xml:space="preserve"> PAGEREF _Toc240361356 \h </w:instrText>
         </w:r>
         <w:r>
           <w:rPr>
@@ -1547,7 +2252,7 @@
             <w:noProof/>
             <w:webHidden/>
           </w:rPr>
-          <w:t>13</w:t>
+          <w:t>16</w:t>
         </w:r>
         <w:r>
           <w:rPr>
@@ -1560,7 +2265,7 @@
     </w:p>
     <w:p>
       <w:pPr>
-        <w:pStyle w:val="TOC2"/>
+        <w:pStyle w:val="23"/>
         <w:tabs>
           <w:tab w:val="right" w:leader="dot" w:pos="9345"/>
         </w:tabs>
@@ -1574,13 +2279,13 @@
           <w14:ligatures w14:val="standardContextual"/>
         </w:rPr>
       </w:pPr>
-      <w:hyperlink w:anchor="_Toc240361350" w:history="1">
-        <w:r>
-          <w:rPr>
-            <w:rStyle w:val="Hyperlink"/>
-            <w:noProof/>
-          </w:rPr>
-          <w:t>5.2 Перечень документов и исходных данных для разработки АС</w:t>
+      <w:hyperlink w:anchor="_Toc240361357" w:history="1">
+        <w:r>
+          <w:rPr>
+            <w:rStyle w:val="ae"/>
+            <w:noProof/>
+          </w:rPr>
+          <w:t>7.2 Вид представления и количество документов</w:t>
         </w:r>
         <w:r>
           <w:rPr>
@@ -1601,7 +2306,7 @@
             <w:noProof/>
             <w:webHidden/>
           </w:rPr>
-          <w:instrText xml:space="preserve"> PAGEREF _Toc240361350 \h </w:instrText>
+          <w:instrText xml:space="preserve"> PAGEREF _Toc240361357 \h </w:instrText>
         </w:r>
         <w:r>
           <w:rPr>
@@ -1621,7 +2326,7 @@
             <w:noProof/>
             <w:webHidden/>
           </w:rPr>
-          <w:t>13</w:t>
+          <w:t>16</w:t>
         </w:r>
         <w:r>
           <w:rPr>
@@ -1634,7 +2339,7 @@
     </w:p>
     <w:p>
       <w:pPr>
-        <w:pStyle w:val="TOC2"/>
+        <w:pStyle w:val="23"/>
         <w:tabs>
           <w:tab w:val="right" w:leader="dot" w:pos="9345"/>
         </w:tabs>
@@ -1648,13 +2353,13 @@
           <w14:ligatures w14:val="standardContextual"/>
         </w:rPr>
       </w:pPr>
-      <w:hyperlink w:anchor="_Toc240361351" w:history="1">
-        <w:r>
-          <w:rPr>
-            <w:rStyle w:val="Hyperlink"/>
-            <w:noProof/>
-          </w:rPr>
-          <w:t>5.3 Перечень документов, предъявляемых по окончании соответствующих этапов работ</w:t>
+      <w:hyperlink w:anchor="_Toc240361358" w:history="1">
+        <w:r>
+          <w:rPr>
+            <w:rStyle w:val="ae"/>
+            <w:noProof/>
+          </w:rPr>
+          <w:t>7.3 Требования по использованию ЕСКД и ЕСПД при разработке документов</w:t>
         </w:r>
         <w:r>
           <w:rPr>
@@ -1675,7 +2380,7 @@
             <w:noProof/>
             <w:webHidden/>
           </w:rPr>
-          <w:instrText xml:space="preserve"> PAGEREF _Toc240361351 \h </w:instrText>
+          <w:instrText xml:space="preserve"> PAGEREF _Toc240361358 \h </w:instrText>
         </w:r>
         <w:r>
           <w:rPr>
@@ -1695,7 +2400,7 @@
             <w:noProof/>
             <w:webHidden/>
           </w:rPr>
-          <w:t>13</w:t>
+          <w:t>16</w:t>
         </w:r>
         <w:r>
           <w:rPr>
@@ -1708,12 +2413,11 @@
     </w:p>
     <w:p>
       <w:pPr>
-        <w:pStyle w:val="TOC1"/>
-        <w:tabs>
-          <w:tab w:val="right" w:leader="dot" w:pos="9345"/>
-        </w:tabs>
+        <w:pStyle w:val="11"/>
         <w:rPr>
           <w:rFonts w:asciiTheme="minorHAnsi" w:eastAsiaTheme="minorEastAsia" w:hAnsiTheme="minorHAnsi" w:cstheme="minorBidi"/>
+          <w:b w:val="0"/>
+          <w:bCs w:val="0"/>
           <w:noProof/>
           <w:kern w:val="2"/>
           <w:sz w:val="24"/>
@@ -1722,16 +2426,20 @@
           <w14:ligatures w14:val="standardContextual"/>
         </w:rPr>
       </w:pPr>
-      <w:hyperlink w:anchor="_Toc240361352" w:history="1">
-        <w:r>
-          <w:rPr>
-            <w:rStyle w:val="Hyperlink"/>
-            <w:noProof/>
-          </w:rPr>
-          <w:t>6 ПОРЯДОК КОНТРОЛЯ И ПРИЕМКИ АВТОМАТИЗИРОВАННОЙ СИСТЕМЫ</w:t>
-        </w:r>
-        <w:r>
-          <w:rPr>
+      <w:hyperlink w:anchor="_Toc240361359" w:history="1">
+        <w:r>
+          <w:rPr>
+            <w:rStyle w:val="ae"/>
+            <w:b w:val="0"/>
+            <w:bCs w:val="0"/>
+            <w:noProof/>
+          </w:rPr>
+          <w:t>8 ИСТОЧНИКИ РАЗРАБОТКИ</w:t>
+        </w:r>
+        <w:r>
+          <w:rPr>
+            <w:b w:val="0"/>
+            <w:bCs w:val="0"/>
             <w:noProof/>
             <w:webHidden/>
           </w:rPr>
@@ -1739,6 +2447,8 @@
         </w:r>
         <w:r>
           <w:rPr>
+            <w:b w:val="0"/>
+            <w:bCs w:val="0"/>
             <w:noProof/>
             <w:webHidden/>
           </w:rPr>
@@ -1746,19 +2456,25 @@
         </w:r>
         <w:r>
           <w:rPr>
-            <w:noProof/>
-            <w:webHidden/>
-          </w:rPr>
-          <w:instrText xml:space="preserve"> PAGEREF _Toc240361352 \h </w:instrText>
-        </w:r>
-        <w:r>
-          <w:rPr>
-            <w:noProof/>
-            <w:webHidden/>
-          </w:rPr>
-        </w:r>
-        <w:r>
-          <w:rPr>
+            <w:b w:val="0"/>
+            <w:bCs w:val="0"/>
+            <w:noProof/>
+            <w:webHidden/>
+          </w:rPr>
+          <w:instrText xml:space="preserve"> PAGEREF _Toc240361359 \h </w:instrText>
+        </w:r>
+        <w:r>
+          <w:rPr>
+            <w:b w:val="0"/>
+            <w:bCs w:val="0"/>
+            <w:noProof/>
+            <w:webHidden/>
+          </w:rPr>
+        </w:r>
+        <w:r>
+          <w:rPr>
+            <w:b w:val="0"/>
+            <w:bCs w:val="0"/>
             <w:noProof/>
             <w:webHidden/>
           </w:rPr>
@@ -1766,524 +2482,8 @@
         </w:r>
         <w:r>
           <w:rPr>
-            <w:noProof/>
-            <w:webHidden/>
-          </w:rPr>
-          <w:t>14</w:t>
-        </w:r>
-        <w:r>
-          <w:rPr>
-            <w:noProof/>
-            <w:webHidden/>
-          </w:rPr>
-          <w:fldChar w:fldCharType="end"/>
-        </w:r>
-      </w:hyperlink>
-    </w:p>
-    <w:p>
-      <w:pPr>
-        <w:pStyle w:val="TOC2"/>
-        <w:tabs>
-          <w:tab w:val="right" w:leader="dot" w:pos="9345"/>
-        </w:tabs>
-        <w:rPr>
-          <w:rFonts w:asciiTheme="minorHAnsi" w:eastAsiaTheme="minorEastAsia" w:hAnsiTheme="minorHAnsi" w:cstheme="minorBidi"/>
-          <w:noProof/>
-          <w:kern w:val="2"/>
-          <w:sz w:val="24"/>
-          <w:szCs w:val="24"/>
-          <w:lang w:eastAsia="ru-RU"/>
-          <w14:ligatures w14:val="standardContextual"/>
-        </w:rPr>
-      </w:pPr>
-      <w:hyperlink w:anchor="_Toc240361353" w:history="1">
-        <w:r>
-          <w:rPr>
-            <w:rStyle w:val="Hyperlink"/>
-            <w:noProof/>
-          </w:rPr>
-          <w:t>6.1 Виды, состав и методы испытаний АС и ее составных частей</w:t>
-        </w:r>
-        <w:r>
-          <w:rPr>
-            <w:noProof/>
-            <w:webHidden/>
-          </w:rPr>
-          <w:tab/>
-        </w:r>
-        <w:r>
-          <w:rPr>
-            <w:noProof/>
-            <w:webHidden/>
-          </w:rPr>
-          <w:fldChar w:fldCharType="begin"/>
-        </w:r>
-        <w:r>
-          <w:rPr>
-            <w:noProof/>
-            <w:webHidden/>
-          </w:rPr>
-          <w:instrText xml:space="preserve"> PAGEREF _Toc240361353 \h </w:instrText>
-        </w:r>
-        <w:r>
-          <w:rPr>
-            <w:noProof/>
-            <w:webHidden/>
-          </w:rPr>
-        </w:r>
-        <w:r>
-          <w:rPr>
-            <w:noProof/>
-            <w:webHidden/>
-          </w:rPr>
-          <w:fldChar w:fldCharType="separate"/>
-        </w:r>
-        <w:r>
-          <w:rPr>
-            <w:noProof/>
-            <w:webHidden/>
-          </w:rPr>
-          <w:t>14</w:t>
-        </w:r>
-        <w:r>
-          <w:rPr>
-            <w:noProof/>
-            <w:webHidden/>
-          </w:rPr>
-          <w:fldChar w:fldCharType="end"/>
-        </w:r>
-      </w:hyperlink>
-    </w:p>
-    <w:p>
-      <w:pPr>
-        <w:pStyle w:val="TOC2"/>
-        <w:tabs>
-          <w:tab w:val="right" w:leader="dot" w:pos="9345"/>
-        </w:tabs>
-        <w:rPr>
-          <w:rFonts w:asciiTheme="minorHAnsi" w:eastAsiaTheme="minorEastAsia" w:hAnsiTheme="minorHAnsi" w:cstheme="minorBidi"/>
-          <w:noProof/>
-          <w:kern w:val="2"/>
-          <w:sz w:val="24"/>
-          <w:szCs w:val="24"/>
-          <w:lang w:eastAsia="ru-RU"/>
-          <w14:ligatures w14:val="standardContextual"/>
-        </w:rPr>
-      </w:pPr>
-      <w:hyperlink w:anchor="_Toc240361354" w:history="1">
-        <w:r>
-          <w:rPr>
-            <w:rStyle w:val="Hyperlink"/>
-            <w:noProof/>
-          </w:rPr>
-          <w:t>6.2 Общие требования к приёмке работ по стадиям</w:t>
-        </w:r>
-        <w:r>
-          <w:rPr>
-            <w:noProof/>
-            <w:webHidden/>
-          </w:rPr>
-          <w:tab/>
-        </w:r>
-        <w:r>
-          <w:rPr>
-            <w:noProof/>
-            <w:webHidden/>
-          </w:rPr>
-          <w:fldChar w:fldCharType="begin"/>
-        </w:r>
-        <w:r>
-          <w:rPr>
-            <w:noProof/>
-            <w:webHidden/>
-          </w:rPr>
-          <w:instrText xml:space="preserve"> PAGEREF _Toc240361354 \h </w:instrText>
-        </w:r>
-        <w:r>
-          <w:rPr>
-            <w:noProof/>
-            <w:webHidden/>
-          </w:rPr>
-        </w:r>
-        <w:r>
-          <w:rPr>
-            <w:noProof/>
-            <w:webHidden/>
-          </w:rPr>
-          <w:fldChar w:fldCharType="separate"/>
-        </w:r>
-        <w:r>
-          <w:rPr>
-            <w:noProof/>
-            <w:webHidden/>
-          </w:rPr>
-          <w:t>14</w:t>
-        </w:r>
-        <w:r>
-          <w:rPr>
-            <w:noProof/>
-            <w:webHidden/>
-          </w:rPr>
-          <w:fldChar w:fldCharType="end"/>
-        </w:r>
-      </w:hyperlink>
-    </w:p>
-    <w:p>
-      <w:pPr>
-        <w:pStyle w:val="TOC1"/>
-        <w:tabs>
-          <w:tab w:val="right" w:leader="dot" w:pos="9345"/>
-        </w:tabs>
-        <w:rPr>
-          <w:rFonts w:asciiTheme="minorHAnsi" w:eastAsiaTheme="minorEastAsia" w:hAnsiTheme="minorHAnsi" w:cstheme="minorBidi"/>
-          <w:noProof/>
-          <w:kern w:val="2"/>
-          <w:sz w:val="24"/>
-          <w:szCs w:val="24"/>
-          <w:lang w:eastAsia="ru-RU"/>
-          <w14:ligatures w14:val="standardContextual"/>
-        </w:rPr>
-      </w:pPr>
-      <w:hyperlink w:anchor="_Toc240361355" w:history="1">
-        <w:r>
-          <w:rPr>
-            <w:rStyle w:val="Hyperlink"/>
-            <w:noProof/>
-          </w:rPr>
-          <w:t>7 ТРЕБОВАНИЯ К ДОКУМЕНТИРОВАНИЮ</w:t>
-        </w:r>
-        <w:r>
-          <w:rPr>
-            <w:noProof/>
-            <w:webHidden/>
-          </w:rPr>
-          <w:tab/>
-        </w:r>
-        <w:r>
-          <w:rPr>
-            <w:noProof/>
-            <w:webHidden/>
-          </w:rPr>
-          <w:fldChar w:fldCharType="begin"/>
-        </w:r>
-        <w:r>
-          <w:rPr>
-            <w:noProof/>
-            <w:webHidden/>
-          </w:rPr>
-          <w:instrText xml:space="preserve"> PAGEREF _Toc240361355 \h </w:instrText>
-        </w:r>
-        <w:r>
-          <w:rPr>
-            <w:noProof/>
-            <w:webHidden/>
-          </w:rPr>
-        </w:r>
-        <w:r>
-          <w:rPr>
-            <w:noProof/>
-            <w:webHidden/>
-          </w:rPr>
-          <w:fldChar w:fldCharType="separate"/>
-        </w:r>
-        <w:r>
-          <w:rPr>
-            <w:noProof/>
-            <w:webHidden/>
-          </w:rPr>
-          <w:t>16</w:t>
-        </w:r>
-        <w:r>
-          <w:rPr>
-            <w:noProof/>
-            <w:webHidden/>
-          </w:rPr>
-          <w:fldChar w:fldCharType="end"/>
-        </w:r>
-      </w:hyperlink>
-    </w:p>
-    <w:p>
-      <w:pPr>
-        <w:pStyle w:val="TOC2"/>
-        <w:tabs>
-          <w:tab w:val="right" w:leader="dot" w:pos="9345"/>
-        </w:tabs>
-        <w:rPr>
-          <w:rFonts w:asciiTheme="minorHAnsi" w:eastAsiaTheme="minorEastAsia" w:hAnsiTheme="minorHAnsi" w:cstheme="minorBidi"/>
-          <w:noProof/>
-          <w:kern w:val="2"/>
-          <w:sz w:val="24"/>
-          <w:szCs w:val="24"/>
-          <w:lang w:eastAsia="ru-RU"/>
-          <w14:ligatures w14:val="standardContextual"/>
-        </w:rPr>
-      </w:pPr>
-      <w:hyperlink w:anchor="_Toc240361356" w:history="1">
-        <w:r>
-          <w:rPr>
-            <w:rStyle w:val="Hyperlink"/>
-            <w:noProof/>
-          </w:rPr>
-          <w:t>7.1 Перечень подлежащих разработке документов</w:t>
-        </w:r>
-        <w:r>
-          <w:rPr>
-            <w:noProof/>
-            <w:webHidden/>
-          </w:rPr>
-          <w:tab/>
-        </w:r>
-        <w:r>
-          <w:rPr>
-            <w:noProof/>
-            <w:webHidden/>
-          </w:rPr>
-          <w:fldChar w:fldCharType="begin"/>
-        </w:r>
-        <w:r>
-          <w:rPr>
-            <w:noProof/>
-            <w:webHidden/>
-          </w:rPr>
-          <w:instrText xml:space="preserve"> PAGEREF _Toc240361356 \h </w:instrText>
-        </w:r>
-        <w:r>
-          <w:rPr>
-            <w:noProof/>
-            <w:webHidden/>
-          </w:rPr>
-        </w:r>
-        <w:r>
-          <w:rPr>
-            <w:noProof/>
-            <w:webHidden/>
-          </w:rPr>
-          <w:fldChar w:fldCharType="separate"/>
-        </w:r>
-        <w:r>
-          <w:rPr>
-            <w:noProof/>
-            <w:webHidden/>
-          </w:rPr>
-          <w:t>16</w:t>
-        </w:r>
-        <w:r>
-          <w:rPr>
-            <w:noProof/>
-            <w:webHidden/>
-          </w:rPr>
-          <w:fldChar w:fldCharType="end"/>
-        </w:r>
-      </w:hyperlink>
-    </w:p>
-    <w:p>
-      <w:pPr>
-        <w:pStyle w:val="TOC2"/>
-        <w:tabs>
-          <w:tab w:val="right" w:leader="dot" w:pos="9345"/>
-        </w:tabs>
-        <w:rPr>
-          <w:rFonts w:asciiTheme="minorHAnsi" w:eastAsiaTheme="minorEastAsia" w:hAnsiTheme="minorHAnsi" w:cstheme="minorBidi"/>
-          <w:noProof/>
-          <w:kern w:val="2"/>
-          <w:sz w:val="24"/>
-          <w:szCs w:val="24"/>
-          <w:lang w:eastAsia="ru-RU"/>
-          <w14:ligatures w14:val="standardContextual"/>
-        </w:rPr>
-      </w:pPr>
-      <w:hyperlink w:anchor="_Toc240361357" w:history="1">
-        <w:r>
-          <w:rPr>
-            <w:rStyle w:val="Hyperlink"/>
-            <w:noProof/>
-          </w:rPr>
-          <w:t>7.2 Вид представления и количество документов</w:t>
-        </w:r>
-        <w:r>
-          <w:rPr>
-            <w:noProof/>
-            <w:webHidden/>
-          </w:rPr>
-          <w:tab/>
-        </w:r>
-        <w:r>
-          <w:rPr>
-            <w:noProof/>
-            <w:webHidden/>
-          </w:rPr>
-          <w:fldChar w:fldCharType="begin"/>
-        </w:r>
-        <w:r>
-          <w:rPr>
-            <w:noProof/>
-            <w:webHidden/>
-          </w:rPr>
-          <w:instrText xml:space="preserve"> PAGEREF _Toc240361357 \h </w:instrText>
-        </w:r>
-        <w:r>
-          <w:rPr>
-            <w:noProof/>
-            <w:webHidden/>
-          </w:rPr>
-        </w:r>
-        <w:r>
-          <w:rPr>
-            <w:noProof/>
-            <w:webHidden/>
-          </w:rPr>
-          <w:fldChar w:fldCharType="separate"/>
-        </w:r>
-        <w:r>
-          <w:rPr>
-            <w:noProof/>
-            <w:webHidden/>
-          </w:rPr>
-          <w:t>16</w:t>
-        </w:r>
-        <w:r>
-          <w:rPr>
-            <w:noProof/>
-            <w:webHidden/>
-          </w:rPr>
-          <w:fldChar w:fldCharType="end"/>
-        </w:r>
-      </w:hyperlink>
-    </w:p>
-    <w:p>
-      <w:pPr>
-        <w:pStyle w:val="TOC2"/>
-        <w:tabs>
-          <w:tab w:val="right" w:leader="dot" w:pos="9345"/>
-        </w:tabs>
-        <w:rPr>
-          <w:rFonts w:asciiTheme="minorHAnsi" w:eastAsiaTheme="minorEastAsia" w:hAnsiTheme="minorHAnsi" w:cstheme="minorBidi"/>
-          <w:noProof/>
-          <w:kern w:val="2"/>
-          <w:sz w:val="24"/>
-          <w:szCs w:val="24"/>
-          <w:lang w:eastAsia="ru-RU"/>
-          <w14:ligatures w14:val="standardContextual"/>
-        </w:rPr>
-      </w:pPr>
-      <w:hyperlink w:anchor="_Toc240361358" w:history="1">
-        <w:r>
-          <w:rPr>
-            <w:rStyle w:val="Hyperlink"/>
-            <w:noProof/>
-          </w:rPr>
-          <w:t>7.3 Требования по использованию ЕСКД и ЕСПД при разработке документов</w:t>
-        </w:r>
-        <w:r>
-          <w:rPr>
-            <w:noProof/>
-            <w:webHidden/>
-          </w:rPr>
-          <w:tab/>
-        </w:r>
-        <w:r>
-          <w:rPr>
-            <w:noProof/>
-            <w:webHidden/>
-          </w:rPr>
-          <w:fldChar w:fldCharType="begin"/>
-        </w:r>
-        <w:r>
-          <w:rPr>
-            <w:noProof/>
-            <w:webHidden/>
-          </w:rPr>
-          <w:instrText xml:space="preserve"> PAGEREF _Toc240361358 \h </w:instrText>
-        </w:r>
-        <w:r>
-          <w:rPr>
-            <w:noProof/>
-            <w:webHidden/>
-          </w:rPr>
-        </w:r>
-        <w:r>
-          <w:rPr>
-            <w:noProof/>
-            <w:webHidden/>
-          </w:rPr>
-          <w:fldChar w:fldCharType="separate"/>
-        </w:r>
-        <w:r>
-          <w:rPr>
-            <w:noProof/>
-            <w:webHidden/>
-          </w:rPr>
-          <w:t>16</w:t>
-        </w:r>
-        <w:r>
-          <w:rPr>
-            <w:noProof/>
-            <w:webHidden/>
-          </w:rPr>
-          <w:fldChar w:fldCharType="end"/>
-        </w:r>
-      </w:hyperlink>
-    </w:p>
-    <w:p>
-      <w:pPr>
-        <w:pStyle w:val="TOC1"/>
-        <w:tabs>
-          <w:tab w:val="right" w:leader="dot" w:pos="9345"/>
-        </w:tabs>
-        <w:rPr>
-          <w:rFonts w:asciiTheme="minorHAnsi" w:eastAsiaTheme="minorEastAsia" w:hAnsiTheme="minorHAnsi" w:cstheme="minorBidi"/>
-          <w:noProof/>
-          <w:kern w:val="2"/>
-          <w:sz w:val="24"/>
-          <w:szCs w:val="24"/>
-          <w:lang w:eastAsia="ru-RU"/>
-          <w14:ligatures w14:val="standardContextual"/>
-        </w:rPr>
-      </w:pPr>
-      <w:hyperlink w:anchor="_Toc240361359" w:history="1">
-        <w:r>
-          <w:rPr>
-            <w:rStyle w:val="Hyperlink"/>
-            <w:noProof/>
-          </w:rPr>
-          <w:t>8 ИСТОЧНИКИ РАЗРАБОТКИ</w:t>
-        </w:r>
-        <w:r>
-          <w:rPr>
-            <w:noProof/>
-            <w:webHidden/>
-          </w:rPr>
-          <w:tab/>
-        </w:r>
-        <w:r>
-          <w:rPr>
-            <w:noProof/>
-            <w:webHidden/>
-          </w:rPr>
-          <w:fldChar w:fldCharType="begin"/>
-        </w:r>
-        <w:r>
-          <w:rPr>
-            <w:noProof/>
-            <w:webHidden/>
-          </w:rPr>
-          <w:instrText xml:space="preserve"> PAGEREF _Toc240361359 \h </w:instrText>
-        </w:r>
-        <w:r>
-          <w:rPr>
-            <w:noProof/>
-            <w:webHidden/>
-          </w:rPr>
-        </w:r>
-        <w:r>
-          <w:rPr>
-            <w:noProof/>
-            <w:webHidden/>
-          </w:rPr>
-          <w:fldChar w:fldCharType="separate"/>
-        </w:r>
-        <w:r>
-          <w:rPr>
+            <w:b w:val="0"/>
+            <w:bCs w:val="0"/>
             <w:noProof/>
             <w:webHidden/>
           </w:rPr>
@@ -2291,6 +2491,8 @@
         </w:r>
         <w:r>
           <w:rPr>
+            <w:b w:val="0"/>
+            <w:bCs w:val="0"/>
             <w:noProof/>
             <w:webHidden/>
           </w:rPr>
@@ -2327,9 +2529,9 @@
           <w:lang w:eastAsia="zh-CN"/>
         </w:rPr>
       </w:pPr>
-      <w:bookmarkStart w:id="0" w:name="_Toc178595972"/>
-      <w:bookmarkStart w:id="1" w:name="_Toc240213975"/>
-      <w:bookmarkStart w:id="2" w:name="_Toc240361334"/>
+      <w:bookmarkStart w:id="4" w:name="_Toc178595972"/>
+      <w:bookmarkStart w:id="5" w:name="_Toc240213975"/>
+      <w:bookmarkStart w:id="6" w:name="_Toc240361334"/>
       <w:r>
         <w:rPr>
           <w:rFonts w:eastAsia="SimSun"/>
@@ -2342,9 +2544,9 @@
         <w:lastRenderedPageBreak/>
         <w:t>1 ОБЩИЕ СВЕДЕНИЯ</w:t>
       </w:r>
-      <w:bookmarkEnd w:id="0"/>
-      <w:bookmarkEnd w:id="1"/>
-      <w:bookmarkEnd w:id="2"/>
+      <w:bookmarkEnd w:id="4"/>
+      <w:bookmarkEnd w:id="5"/>
+      <w:bookmarkEnd w:id="6"/>
     </w:p>
     <w:p>
       <w:pPr>
@@ -2373,9 +2575,9 @@
           <w:lang w:eastAsia="zh-CN"/>
         </w:rPr>
       </w:pPr>
-      <w:bookmarkStart w:id="3" w:name="_Toc178595973"/>
-      <w:bookmarkStart w:id="4" w:name="_Toc240213976"/>
-      <w:bookmarkStart w:id="5" w:name="_Toc240361335"/>
+      <w:bookmarkStart w:id="7" w:name="_Toc178595973"/>
+      <w:bookmarkStart w:id="8" w:name="_Toc240213976"/>
+      <w:bookmarkStart w:id="9" w:name="_Toc240361335"/>
       <w:r>
         <w:rPr>
           <w:rFonts w:eastAsia="SimSun"/>
@@ -2385,9 +2587,9 @@
         </w:rPr>
         <w:t>1.1 Полное наименование автоматизированной системы и её условное обозначение</w:t>
       </w:r>
-      <w:bookmarkEnd w:id="3"/>
-      <w:bookmarkEnd w:id="4"/>
-      <w:bookmarkEnd w:id="5"/>
+      <w:bookmarkEnd w:id="7"/>
+      <w:bookmarkEnd w:id="8"/>
+      <w:bookmarkEnd w:id="9"/>
     </w:p>
     <w:p>
       <w:pPr>
@@ -2406,8 +2608,6 @@
           <w:lang w:eastAsia="zh-CN"/>
         </w:rPr>
       </w:pPr>
-      <w:commentRangeStart w:id="41"/>
-      <w:commentRangeStart w:id="42"/>
       <w:r>
         <w:rPr>
           <w:rFonts w:eastAsia="SimSun"/>
@@ -2456,6 +2656,7 @@
         </w:rPr>
         <w:t xml:space="preserve"> </w:t>
       </w:r>
+      <w:proofErr w:type="spellStart"/>
       <w:r>
         <w:rPr>
           <w:rFonts w:eastAsia="SimSun"/>
@@ -2464,27 +2665,32 @@
         </w:rPr>
         <w:t>nanoCAD</w:t>
       </w:r>
+      <w:proofErr w:type="spellEnd"/>
       <w:r>
         <w:rPr>
           <w:rFonts w:eastAsia="SimSun"/>
           <w:szCs w:val="28"/>
           <w:lang w:eastAsia="zh-CN"/>
         </w:rPr>
-        <w:t>.</w:t>
-      </w:r>
-      <w:commentRangeEnd w:id="42"/>
-      <w:commentRangeEnd w:id="41"/>
-      <w:r>
-        <w:rPr>
-          <w:rStyle w:val="CommentReference"/>
-        </w:rPr>
-        <w:commentReference w:id="41"/>
-      </w:r>
-      <w:r>
-        <w:rPr>
-          <w:rStyle w:val="CommentReference"/>
-        </w:rPr>
-        <w:commentReference w:id="42"/>
+        <w:t xml:space="preserve"> (далее – </w:t>
+      </w:r>
+      <w:proofErr w:type="spellStart"/>
+      <w:r>
+        <w:rPr>
+          <w:rFonts w:eastAsia="SimSun"/>
+          <w:szCs w:val="28"/>
+          <w:lang w:val="en-US" w:eastAsia="zh-CN"/>
+        </w:rPr>
+        <w:t>WasherPlugin</w:t>
+      </w:r>
+      <w:proofErr w:type="spellEnd"/>
+      <w:r>
+        <w:rPr>
+          <w:rFonts w:eastAsia="SimSun"/>
+          <w:szCs w:val="28"/>
+          <w:lang w:eastAsia="zh-CN"/>
+        </w:rPr>
+        <w:t>).</w:t>
       </w:r>
     </w:p>
     <w:p>
@@ -2511,9 +2717,9 @@
           <w:lang w:eastAsia="zh-CN"/>
         </w:rPr>
       </w:pPr>
-      <w:bookmarkStart w:id="6" w:name="_Toc178595974"/>
-      <w:bookmarkStart w:id="7" w:name="_Toc240213977"/>
-      <w:bookmarkStart w:id="8" w:name="_Toc240361336"/>
+      <w:bookmarkStart w:id="10" w:name="_Toc178595974"/>
+      <w:bookmarkStart w:id="11" w:name="_Toc240213977"/>
+      <w:bookmarkStart w:id="12" w:name="_Toc240361336"/>
       <w:r>
         <w:rPr>
           <w:rFonts w:eastAsia="SimSun"/>
@@ -2523,9 +2729,9 @@
         </w:rPr>
         <w:t>1.2 Наименование заказчика</w:t>
       </w:r>
-      <w:bookmarkEnd w:id="6"/>
-      <w:bookmarkEnd w:id="7"/>
-      <w:bookmarkEnd w:id="8"/>
+      <w:bookmarkEnd w:id="10"/>
+      <w:bookmarkEnd w:id="11"/>
+      <w:bookmarkEnd w:id="12"/>
     </w:p>
     <w:p>
       <w:pPr>
@@ -2545,38 +2751,196 @@
           <w:lang w:eastAsia="zh-CN"/>
         </w:rPr>
       </w:pPr>
-      <w:commentRangeStart w:id="37"/>
       <w:r>
         <w:rPr>
           <w:rFonts w:eastAsia="SimSun"/>
           <w:szCs w:val="28"/>
           <w:lang w:eastAsia="zh-CN"/>
         </w:rPr>
-        <w:t xml:space="preserve">Заказчиком работ является: кандидат технических наук, доцент кафедры компьютерных систем в управлении и проектировании (КСУП) Калентьев Алексей Анатольевич. </w:t>
-      </w:r>
-      <w:commentRangeEnd w:id="37"/>
-      <w:r>
-        <w:rPr>
-          <w:rStyle w:val="CommentReference"/>
-        </w:rPr>
-        <w:commentReference w:id="37"/>
-      </w:r>
-    </w:p>
-    <w:p>
-      <w:pPr>
+        <w:t>Заказчик: Федеральное государственное бюджетное образовательно</w:t>
+      </w:r>
+      <w:r>
         <w:rPr>
           <w:rFonts w:eastAsia="SimSun"/>
           <w:szCs w:val="28"/>
           <w:lang w:eastAsia="zh-CN"/>
         </w:rPr>
-      </w:pPr>
+        <w:t>е</w:t>
+      </w:r>
       <w:r>
         <w:rPr>
           <w:rFonts w:eastAsia="SimSun"/>
           <w:szCs w:val="28"/>
           <w:lang w:eastAsia="zh-CN"/>
         </w:rPr>
+        <w:t xml:space="preserve"> учреждение высшего образования «Томский государственный университет систем</w:t>
+      </w:r>
+      <w:r>
+        <w:rPr>
+          <w:rFonts w:eastAsia="SimSun"/>
+          <w:szCs w:val="28"/>
+          <w:lang w:eastAsia="zh-CN"/>
+        </w:rPr>
+        <w:t xml:space="preserve"> управления</w:t>
+      </w:r>
+      <w:r>
+        <w:rPr>
+          <w:rFonts w:eastAsia="SimSun"/>
+          <w:szCs w:val="28"/>
+          <w:lang w:eastAsia="zh-CN"/>
+        </w:rPr>
+        <w:t xml:space="preserve"> и радиоэлектроники»</w:t>
+      </w:r>
+      <w:r>
+        <w:rPr>
+          <w:rFonts w:eastAsia="SimSun"/>
+          <w:szCs w:val="28"/>
+          <w:lang w:eastAsia="zh-CN"/>
+        </w:rPr>
+        <w:t xml:space="preserve"> (ТУСУР), </w:t>
+      </w:r>
+      <w:r>
+        <w:rPr>
+          <w:rFonts w:eastAsia="SimSun"/>
+          <w:szCs w:val="28"/>
+          <w:lang w:eastAsia="zh-CN"/>
+        </w:rPr>
+        <w:t>кафедры компьютерных систем</w:t>
+      </w:r>
+      <w:r>
+        <w:rPr>
+          <w:rFonts w:eastAsia="SimSun"/>
+          <w:szCs w:val="28"/>
+          <w:lang w:eastAsia="zh-CN"/>
+        </w:rPr>
+        <w:t xml:space="preserve"> в</w:t>
+      </w:r>
+      <w:r>
+        <w:rPr>
+          <w:rFonts w:eastAsia="SimSun"/>
+          <w:szCs w:val="28"/>
+          <w:lang w:eastAsia="zh-CN"/>
+        </w:rPr>
+        <w:t xml:space="preserve"> управлени</w:t>
+      </w:r>
+      <w:r>
+        <w:rPr>
+          <w:rFonts w:eastAsia="SimSun"/>
+          <w:szCs w:val="28"/>
+          <w:lang w:eastAsia="zh-CN"/>
+        </w:rPr>
+        <w:t>и</w:t>
+      </w:r>
+      <w:r>
+        <w:rPr>
+          <w:rFonts w:eastAsia="SimSun"/>
+          <w:szCs w:val="28"/>
+          <w:lang w:eastAsia="zh-CN"/>
+        </w:rPr>
+        <w:t xml:space="preserve"> и проектировании (КСУП)</w:t>
+      </w:r>
+      <w:r>
+        <w:rPr>
+          <w:rFonts w:eastAsia="SimSun"/>
+          <w:szCs w:val="28"/>
+          <w:lang w:eastAsia="zh-CN"/>
+        </w:rPr>
+        <w:t>.</w:t>
+      </w:r>
+    </w:p>
+    <w:p>
+      <w:pPr>
+        <w:rPr>
+          <w:rFonts w:eastAsia="SimSun"/>
+          <w:szCs w:val="28"/>
+          <w:lang w:eastAsia="zh-CN"/>
+        </w:rPr>
+      </w:pPr>
+      <w:commentRangeStart w:id="13"/>
+      <w:commentRangeStart w:id="14"/>
+      <w:r>
+        <w:rPr>
+          <w:rFonts w:eastAsia="SimSun"/>
+          <w:szCs w:val="28"/>
+          <w:lang w:eastAsia="zh-CN"/>
+        </w:rPr>
+        <w:t>Заказчиком работ является: кандидат технических наук, доцент КСУП Кал</w:t>
+      </w:r>
+      <w:proofErr w:type="spellStart"/>
+      <w:r>
+        <w:rPr>
+          <w:rFonts w:eastAsia="SimSun"/>
+          <w:szCs w:val="28"/>
+          <w:lang w:eastAsia="zh-CN"/>
+        </w:rPr>
+        <w:t>ентьев</w:t>
+      </w:r>
+      <w:proofErr w:type="spellEnd"/>
+      <w:r>
+        <w:rPr>
+          <w:rFonts w:eastAsia="SimSun"/>
+          <w:szCs w:val="28"/>
+          <w:lang w:eastAsia="zh-CN"/>
+        </w:rPr>
+        <w:t xml:space="preserve"> Алексей Анатольевич. </w:t>
+      </w:r>
+      <w:commentRangeEnd w:id="13"/>
+      <w:r>
+        <w:rPr>
+          <w:rStyle w:val="af1"/>
+        </w:rPr>
+        <w:commentReference w:id="13"/>
+      </w:r>
+      <w:commentRangeEnd w:id="14"/>
+      <w:r>
+        <w:rPr>
+          <w:rStyle w:val="af1"/>
+          <w:rFonts w:asciiTheme="minorHAnsi" w:eastAsiaTheme="minorEastAsia" w:hAnsiTheme="minorHAnsi" w:cstheme="minorBidi"/>
+          <w:lang w:val="en-US" w:eastAsia="zh-CN"/>
+        </w:rPr>
+        <w:commentReference w:id="14"/>
+      </w:r>
+    </w:p>
+    <w:p>
+      <w:pPr>
+        <w:rPr>
+          <w:rFonts w:eastAsia="SimSun"/>
+          <w:szCs w:val="28"/>
+          <w:lang w:eastAsia="zh-CN"/>
+        </w:rPr>
+      </w:pPr>
+      <w:r>
+        <w:rPr>
+          <w:rFonts w:eastAsia="SimSun"/>
+          <w:szCs w:val="28"/>
+          <w:lang w:eastAsia="zh-CN"/>
+        </w:rPr>
         <w:t>Адрес заказчика: 634045 Томская область Томск ул. Красноармейская 147 СБИ, офис 210.</w:t>
+      </w:r>
+    </w:p>
+    <w:p>
+      <w:pPr>
+        <w:rPr>
+          <w:rFonts w:eastAsia="SimSun"/>
+          <w:szCs w:val="28"/>
+          <w:lang w:eastAsia="zh-CN"/>
+        </w:rPr>
+      </w:pPr>
+      <w:r>
+        <w:rPr>
+          <w:rFonts w:eastAsia="SimSun"/>
+          <w:szCs w:val="28"/>
+          <w:lang w:eastAsia="zh-CN"/>
+        </w:rPr>
+        <w:t>Разработчик</w:t>
+      </w:r>
+      <w:r>
+        <w:rPr>
+          <w:rFonts w:eastAsia="SimSun"/>
+          <w:szCs w:val="28"/>
+          <w:lang w:eastAsia="zh-CN"/>
+        </w:rPr>
+        <w:t>: студент группы 583-1, КСУП, Сенникова Софья Сергеевна.</w:t>
       </w:r>
     </w:p>
     <w:p>
@@ -2604,9 +2968,9 @@
           <w:lang w:eastAsia="zh-CN"/>
         </w:rPr>
       </w:pPr>
-      <w:bookmarkStart w:id="9" w:name="_Toc178595975"/>
-      <w:bookmarkStart w:id="10" w:name="_Toc240213978"/>
-      <w:bookmarkStart w:id="11" w:name="_Toc240361337"/>
+      <w:bookmarkStart w:id="15" w:name="_Toc178595975"/>
+      <w:bookmarkStart w:id="16" w:name="_Toc240213978"/>
+      <w:bookmarkStart w:id="17" w:name="_Toc240361337"/>
       <w:r>
         <w:rPr>
           <w:rFonts w:eastAsia="SimSun"/>
@@ -2616,9 +2980,9 @@
         </w:rPr>
         <w:t>1.3 Перечень документов, на основании которых создается АС</w:t>
       </w:r>
-      <w:bookmarkEnd w:id="9"/>
-      <w:bookmarkEnd w:id="10"/>
-      <w:bookmarkEnd w:id="11"/>
+      <w:bookmarkEnd w:id="15"/>
+      <w:bookmarkEnd w:id="16"/>
+      <w:bookmarkEnd w:id="17"/>
     </w:p>
     <w:p>
       <w:pPr>
@@ -2657,6 +3021,7 @@
           <w:rFonts w:eastAsia="SimSun"/>
           <w:lang w:eastAsia="zh-CN"/>
         </w:rPr>
+        <w:lastRenderedPageBreak/>
         <w:t xml:space="preserve">− ГОСТ 34.602-2020 “Информационные технологии. Комплекс стандартов на автоматизированные системы. Техническое задание на создание автоматизированной системы”; </w:t>
       </w:r>
     </w:p>
@@ -2697,34 +3062,57 @@
           <w:lang w:eastAsia="zh-CN"/>
         </w:rPr>
       </w:pPr>
-      <w:commentRangeStart w:id="38"/>
+      <w:commentRangeStart w:id="18"/>
+      <w:commentRangeStart w:id="19"/>
       <w:r>
         <w:rPr>
           <w:rFonts w:eastAsia="SimSun"/>
           <w:lang w:eastAsia="zh-CN"/>
         </w:rPr>
-        <w:lastRenderedPageBreak/>
-        <w:t>− ГОСТ 19.103-77 “Единая система конструкторской документации. Обозначения программ и программных документов”.</w:t>
-      </w:r>
-      <w:commentRangeEnd w:id="38"/>
-      <w:r>
-        <w:rPr>
-          <w:rStyle w:val="CommentReference"/>
-        </w:rPr>
-        <w:commentReference w:id="38"/>
-      </w:r>
-    </w:p>
-    <w:p>
-      <w:pPr>
+        <w:t xml:space="preserve">− ГОСТ 19.103-77 “Единая система </w:t>
+      </w:r>
+      <w:r>
         <w:rPr>
           <w:rFonts w:eastAsia="SimSun"/>
           <w:lang w:eastAsia="zh-CN"/>
         </w:rPr>
-      </w:pPr>
-    </w:p>
-    <w:p>
-      <w:pPr>
-        <w:pStyle w:val="Heading2"/>
+        <w:t>программной</w:t>
+      </w:r>
+      <w:r>
+        <w:rPr>
+          <w:rFonts w:eastAsia="SimSun"/>
+          <w:lang w:eastAsia="zh-CN"/>
+        </w:rPr>
+        <w:t xml:space="preserve"> документации. Обозначения программ и программных документов”.</w:t>
+      </w:r>
+      <w:commentRangeEnd w:id="18"/>
+      <w:r>
+        <w:rPr>
+          <w:rStyle w:val="af1"/>
+        </w:rPr>
+        <w:commentReference w:id="18"/>
+      </w:r>
+      <w:commentRangeEnd w:id="19"/>
+      <w:r>
+        <w:rPr>
+          <w:rStyle w:val="af1"/>
+          <w:rFonts w:asciiTheme="minorHAnsi" w:eastAsiaTheme="minorEastAsia" w:hAnsiTheme="minorHAnsi" w:cstheme="minorBidi"/>
+          <w:lang w:val="en-US" w:eastAsia="zh-CN"/>
+        </w:rPr>
+        <w:commentReference w:id="19"/>
+      </w:r>
+    </w:p>
+    <w:p>
+      <w:pPr>
+        <w:rPr>
+          <w:rFonts w:eastAsia="SimSun"/>
+          <w:lang w:eastAsia="zh-CN"/>
+        </w:rPr>
+      </w:pPr>
+    </w:p>
+    <w:p>
+      <w:pPr>
+        <w:pStyle w:val="2"/>
         <w:rPr>
           <w:rFonts w:eastAsia="SimSun"/>
           <w:b w:val="0"/>
@@ -2732,8 +3120,8 @@
           <w:lang w:eastAsia="zh-CN"/>
         </w:rPr>
       </w:pPr>
-      <w:bookmarkStart w:id="12" w:name="_Toc178595976"/>
-      <w:bookmarkStart w:id="13" w:name="_Toc240361338"/>
+      <w:bookmarkStart w:id="20" w:name="_Toc178595976"/>
+      <w:bookmarkStart w:id="21" w:name="_Toc240361338"/>
       <w:r>
         <w:rPr>
           <w:rFonts w:eastAsia="SimSun"/>
@@ -2742,8 +3130,8 @@
         </w:rPr>
         <w:t>1.4 Плановые сроки начала и окончания работы по созданию АС</w:t>
       </w:r>
-      <w:bookmarkEnd w:id="12"/>
-      <w:bookmarkEnd w:id="13"/>
+      <w:bookmarkEnd w:id="20"/>
+      <w:bookmarkEnd w:id="21"/>
     </w:p>
     <w:p>
       <w:pPr>
@@ -2867,14 +3255,14 @@
     </w:p>
     <w:p>
       <w:pPr>
-        <w:pStyle w:val="Heading1"/>
+        <w:pStyle w:val="1"/>
         <w:rPr>
           <w:b w:val="0"/>
           <w:bCs/>
         </w:rPr>
       </w:pPr>
-      <w:bookmarkStart w:id="14" w:name="_Toc178595977"/>
-      <w:bookmarkStart w:id="15" w:name="_Toc240361339"/>
+      <w:bookmarkStart w:id="22" w:name="_Toc178595977"/>
+      <w:bookmarkStart w:id="23" w:name="_Toc240361339"/>
       <w:r>
         <w:rPr>
           <w:bCs/>
@@ -2882,21 +3270,21 @@
         <w:lastRenderedPageBreak/>
         <w:t>2 ЦЕЛИ И НАЗНАЧЕНИЕ СОЗДАНИЯ АВТОМАТИЗИРОВАННОЙ СИСТЕМЫ</w:t>
       </w:r>
-      <w:bookmarkEnd w:id="14"/>
-      <w:bookmarkEnd w:id="15"/>
+      <w:bookmarkEnd w:id="22"/>
+      <w:bookmarkEnd w:id="23"/>
     </w:p>
     <w:p/>
     <w:p>
       <w:pPr>
-        <w:pStyle w:val="Heading2"/>
-      </w:pPr>
-      <w:bookmarkStart w:id="16" w:name="_Toc178595978"/>
-      <w:bookmarkStart w:id="17" w:name="_Toc240361340"/>
+        <w:pStyle w:val="2"/>
+      </w:pPr>
+      <w:bookmarkStart w:id="24" w:name="_Toc178595978"/>
+      <w:bookmarkStart w:id="25" w:name="_Toc240361340"/>
       <w:r>
         <w:t>2.1 Цели создания АС</w:t>
       </w:r>
-      <w:bookmarkEnd w:id="16"/>
-      <w:bookmarkEnd w:id="17"/>
+      <w:bookmarkEnd w:id="24"/>
+      <w:bookmarkEnd w:id="25"/>
     </w:p>
     <w:p>
       <w:pPr>
@@ -2911,45 +3299,53 @@
         <w:t>ью</w:t>
       </w:r>
       <w:r>
-        <w:t xml:space="preserve"> выполнения работ по разработке плагина «</w:t>
-      </w:r>
-      <w:r>
-        <w:t>Эксцентриковая шайба</w:t>
-      </w:r>
-      <w:r>
-        <w:t xml:space="preserve">» для САПР </w:t>
-      </w:r>
-      <w:r>
-        <w:rPr>
-          <w:lang w:val="en-US"/>
-        </w:rPr>
+        <w:t xml:space="preserve"> выполнения работ по разработке </w:t>
+      </w:r>
+      <w:proofErr w:type="spellStart"/>
+      <w:r>
+        <w:rPr>
+          <w:rFonts w:eastAsia="SimSun"/>
+          <w:szCs w:val="28"/>
+          <w:lang w:val="en-US" w:eastAsia="zh-CN"/>
+        </w:rPr>
+        <w:t>WasherPlugin</w:t>
+      </w:r>
+      <w:proofErr w:type="spellEnd"/>
+      <w:r>
+        <w:t xml:space="preserve"> является автоматизация построения</w:t>
+      </w:r>
+      <w:r>
+        <w:t xml:space="preserve"> </w:t>
+      </w:r>
+      <w:r>
+        <w:t xml:space="preserve">3D‑модели эксцентриковой шайбы по параметрам в </w:t>
+      </w:r>
+      <w:proofErr w:type="spellStart"/>
+      <w:proofErr w:type="gramStart"/>
+      <w:r>
         <w:t>nanoCAD</w:t>
       </w:r>
-      <w:r>
-        <w:t xml:space="preserve"> является автоматизация построения</w:t>
-      </w:r>
-      <w:r>
-        <w:t xml:space="preserve"> </w:t>
-      </w:r>
-      <w:r>
-        <w:t>3D‑модели эксцентриковой шайбы по параметрам в nanoCAD.</w:t>
-      </w:r>
+      <w:proofErr w:type="spellEnd"/>
       <w:r>
         <w:t>.</w:t>
       </w:r>
+      <w:r>
+        <w:t>.</w:t>
+      </w:r>
+      <w:proofErr w:type="gramEnd"/>
     </w:p>
     <w:p/>
     <w:p>
       <w:pPr>
-        <w:pStyle w:val="Heading2"/>
-      </w:pPr>
-      <w:bookmarkStart w:id="18" w:name="_Toc178595979"/>
-      <w:bookmarkStart w:id="19" w:name="_Toc240361341"/>
+        <w:pStyle w:val="2"/>
+      </w:pPr>
+      <w:bookmarkStart w:id="26" w:name="_Toc178595979"/>
+      <w:bookmarkStart w:id="27" w:name="_Toc240361341"/>
       <w:r>
         <w:t>2.2 Назначение АС</w:t>
       </w:r>
-      <w:bookmarkEnd w:id="18"/>
-      <w:bookmarkEnd w:id="19"/>
+      <w:bookmarkEnd w:id="26"/>
+      <w:bookmarkEnd w:id="27"/>
     </w:p>
     <w:p/>
     <w:p>
@@ -3001,7 +3397,7 @@
                     <pic:cNvPicPr/>
                   </pic:nvPicPr>
                   <pic:blipFill>
-                    <a:blip r:embed="rId6"/>
+                    <a:blip r:embed="rId13"/>
                     <a:stretch>
                       <a:fillRect/>
                     </a:stretch>
@@ -3042,28 +3438,28 @@
     </w:p>
     <w:p>
       <w:pPr>
-        <w:pStyle w:val="Heading1"/>
+        <w:pStyle w:val="1"/>
         <w:rPr>
           <w:b w:val="0"/>
         </w:rPr>
       </w:pPr>
-      <w:bookmarkStart w:id="20" w:name="_Toc240361342"/>
+      <w:bookmarkStart w:id="28" w:name="_Toc240361342"/>
       <w:r>
         <w:lastRenderedPageBreak/>
         <w:t>3 ТРЕБОВАНИЯ К АВТОМАТИЗИРОВАННОЙ СИСТЕМЕ</w:t>
       </w:r>
-      <w:bookmarkEnd w:id="20"/>
+      <w:bookmarkEnd w:id="28"/>
     </w:p>
     <w:p/>
     <w:p>
       <w:pPr>
-        <w:pStyle w:val="Heading2"/>
-      </w:pPr>
-      <w:bookmarkStart w:id="21" w:name="_Toc240361343"/>
+        <w:pStyle w:val="2"/>
+      </w:pPr>
+      <w:bookmarkStart w:id="29" w:name="_Toc240361343"/>
       <w:r>
         <w:t>3.1 Требования к структуре АС в целом</w:t>
       </w:r>
-      <w:bookmarkEnd w:id="21"/>
+      <w:bookmarkEnd w:id="29"/>
     </w:p>
     <w:p>
       <w:pPr>
@@ -3076,19 +3472,29 @@
       </w:pPr>
     </w:p>
     <w:p>
-      <w:commentRangeStart w:id="40"/>
+      <w:commentRangeStart w:id="30"/>
+      <w:commentRangeStart w:id="31"/>
       <w:r>
         <w:t>3.1.1 Требования к структуре и функционированию системы</w:t>
       </w:r>
       <w:r>
         <w:t>.</w:t>
       </w:r>
-      <w:commentRangeEnd w:id="40"/>
-      <w:r>
-        <w:rPr>
-          <w:rStyle w:val="CommentReference"/>
-        </w:rPr>
-        <w:commentReference w:id="40"/>
+      <w:commentRangeEnd w:id="30"/>
+      <w:r>
+        <w:rPr>
+          <w:rStyle w:val="af1"/>
+        </w:rPr>
+        <w:commentReference w:id="30"/>
+      </w:r>
+      <w:commentRangeEnd w:id="31"/>
+      <w:r>
+        <w:rPr>
+          <w:rStyle w:val="af1"/>
+          <w:rFonts w:asciiTheme="minorHAnsi" w:eastAsiaTheme="minorEastAsia" w:hAnsiTheme="minorHAnsi" w:cstheme="minorBidi"/>
+          <w:lang w:val="en-US" w:eastAsia="zh-CN"/>
+        </w:rPr>
+        <w:commentReference w:id="31"/>
       </w:r>
     </w:p>
     <w:p>
@@ -3108,7 +3514,23 @@
         <w:t>в</w:t>
       </w:r>
       <w:r>
-        <w:t>строенный плагин САПР nanoCAD 26, запускаемый непосредственно из nanoCAD и выполняющий построение детали в текущем документе (чертеж/модель).</w:t>
+        <w:t xml:space="preserve">строенный плагин САПР </w:t>
+      </w:r>
+      <w:proofErr w:type="spellStart"/>
+      <w:r>
+        <w:t>nanoCAD</w:t>
+      </w:r>
+      <w:proofErr w:type="spellEnd"/>
+      <w:r>
+        <w:t xml:space="preserve"> 26, запускаемый непосредственно из </w:t>
+      </w:r>
+      <w:proofErr w:type="spellStart"/>
+      <w:r>
+        <w:t>nanoCAD</w:t>
+      </w:r>
+      <w:proofErr w:type="spellEnd"/>
+      <w:r>
+        <w:t xml:space="preserve"> и выполняющий построение детали в текущем документе (чертеж/модель).</w:t>
       </w:r>
     </w:p>
     <w:p>
@@ -3129,7 +3551,31 @@
         <w:t xml:space="preserve"> </w:t>
       </w:r>
       <w:r>
-        <w:t>(desktop-приложение), способная запускать nanoCAD и инициировать построение детали через API/скриптинг.</w:t>
+        <w:t>(</w:t>
+      </w:r>
+      <w:proofErr w:type="spellStart"/>
+      <w:r>
+        <w:t>desktop</w:t>
+      </w:r>
+      <w:proofErr w:type="spellEnd"/>
+      <w:r>
+        <w:t xml:space="preserve">-приложение), способная запускать </w:t>
+      </w:r>
+      <w:proofErr w:type="spellStart"/>
+      <w:r>
+        <w:t>nanoCAD</w:t>
+      </w:r>
+      <w:proofErr w:type="spellEnd"/>
+      <w:r>
+        <w:t xml:space="preserve"> и инициировать построение детали через API/</w:t>
+      </w:r>
+      <w:proofErr w:type="spellStart"/>
+      <w:r>
+        <w:t>скриптинг</w:t>
+      </w:r>
+      <w:proofErr w:type="spellEnd"/>
+      <w:r>
+        <w:t>.</w:t>
       </w:r>
     </w:p>
     <w:p>
@@ -3150,7 +3596,15 @@
         <w:t xml:space="preserve"> </w:t>
       </w:r>
       <w:r>
-        <w:t>для nanoCAD 26.</w:t>
+        <w:t xml:space="preserve">для </w:t>
+      </w:r>
+      <w:proofErr w:type="spellStart"/>
+      <w:r>
+        <w:t>nanoCAD</w:t>
+      </w:r>
+      <w:proofErr w:type="spellEnd"/>
+      <w:r>
+        <w:t xml:space="preserve"> 26.</w:t>
       </w:r>
     </w:p>
     <w:p>
@@ -3330,7 +3784,7 @@
     </w:p>
     <w:tbl>
       <w:tblPr>
-        <w:tblStyle w:val="TableGrid"/>
+        <w:tblStyle w:val="af2"/>
         <w:tblW w:w="9351" w:type="dxa"/>
         <w:tblBorders>
           <w:top w:val="none" w:sz="0" w:space="0" w:color="auto"/>
@@ -3467,7 +3921,7 @@
     </w:p>
     <w:tbl>
       <w:tblPr>
-        <w:tblStyle w:val="TableGrid"/>
+        <w:tblStyle w:val="af2"/>
         <w:tblW w:w="0" w:type="auto"/>
         <w:tblBorders>
           <w:top w:val="none" w:sz="0" w:space="0" w:color="auto"/>
@@ -3542,7 +3996,19 @@
                       <w:rPr>
                         <w:rFonts w:ascii="Cambria Math" w:hAnsi="Cambria Math"/>
                       </w:rPr>
-                      <m:t>D-d</m:t>
+                      <m:t>D</m:t>
+                    </m:r>
+                    <m:r>
+                      <w:rPr>
+                        <w:rFonts w:ascii="Cambria Math" w:hAnsi="Cambria Math"/>
+                      </w:rPr>
+                      <m:t>-</m:t>
+                    </m:r>
+                    <m:r>
+                      <w:rPr>
+                        <w:rFonts w:ascii="Cambria Math" w:hAnsi="Cambria Math"/>
+                      </w:rPr>
+                      <m:t>d</m:t>
                     </m:r>
                   </m:num>
                   <m:den>
@@ -3558,7 +4024,13 @@
                   <w:rPr>
                     <w:rFonts w:ascii="Cambria Math" w:hAnsi="Cambria Math"/>
                   </w:rPr>
-                  <m:t>-S</m:t>
+                  <m:t>-</m:t>
+                </m:r>
+                <m:r>
+                  <w:rPr>
+                    <w:rFonts w:ascii="Cambria Math" w:hAnsi="Cambria Math"/>
+                  </w:rPr>
+                  <m:t>S</m:t>
                 </m:r>
               </m:oMath>
             </m:oMathPara>
@@ -3630,7 +4102,7 @@
     </w:p>
     <w:tbl>
       <w:tblPr>
-        <w:tblStyle w:val="TableGrid"/>
+        <w:tblStyle w:val="af2"/>
         <w:tblW w:w="9351" w:type="dxa"/>
         <w:tblBorders>
           <w:top w:val="none" w:sz="0" w:space="0" w:color="auto"/>
@@ -3693,7 +4165,25 @@
                   <w:rPr>
                     <w:rFonts w:ascii="Cambria Math" w:hAnsi="Cambria Math"/>
                   </w:rPr>
-                  <m:t>=D-2⋅</m:t>
+                  <m:t>=</m:t>
+                </m:r>
+                <m:r>
+                  <w:rPr>
+                    <w:rFonts w:ascii="Cambria Math" w:hAnsi="Cambria Math"/>
+                  </w:rPr>
+                  <m:t>D</m:t>
+                </m:r>
+                <m:r>
+                  <w:rPr>
+                    <w:rFonts w:ascii="Cambria Math" w:hAnsi="Cambria Math"/>
+                  </w:rPr>
+                  <m:t>-</m:t>
+                </m:r>
+                <m:r>
+                  <w:rPr>
+                    <w:rFonts w:ascii="Cambria Math" w:hAnsi="Cambria Math"/>
+                  </w:rPr>
+                  <m:t>2⋅</m:t>
                 </m:r>
                 <m:d>
                   <m:dPr>
@@ -3708,7 +4198,19 @@
                       <w:rPr>
                         <w:rFonts w:ascii="Cambria Math" w:hAnsi="Cambria Math"/>
                       </w:rPr>
-                      <m:t>e+S</m:t>
+                      <m:t>e</m:t>
+                    </m:r>
+                    <m:r>
+                      <w:rPr>
+                        <w:rFonts w:ascii="Cambria Math" w:hAnsi="Cambria Math"/>
+                      </w:rPr>
+                      <m:t>+</m:t>
+                    </m:r>
+                    <m:r>
+                      <w:rPr>
+                        <w:rFonts w:ascii="Cambria Math" w:hAnsi="Cambria Math"/>
+                      </w:rPr>
+                      <m:t>S</m:t>
                     </m:r>
                   </m:e>
                 </m:d>
@@ -3888,7 +4390,15 @@
     </w:p>
     <w:p>
       <w:r>
-        <w:t>Дополнительные требования к численности и квалификации персонала не предъявляются. Пользователь должен владеть базовыми навыками работы с nanoCAD.</w:t>
+        <w:t xml:space="preserve">Дополнительные требования к численности и квалификации персонала не предъявляются. Пользователь должен владеть базовыми навыками работы с </w:t>
+      </w:r>
+      <w:proofErr w:type="spellStart"/>
+      <w:r>
+        <w:t>nanoCAD</w:t>
+      </w:r>
+      <w:proofErr w:type="spellEnd"/>
+      <w:r>
+        <w:t>.</w:t>
       </w:r>
     </w:p>
     <w:p>
@@ -3916,7 +4426,15 @@
         <w:t>в</w:t>
       </w:r>
       <w:r>
-        <w:t>ремя построения модели при условии запущенного nanoCAD не должно превышать</w:t>
+        <w:t xml:space="preserve">ремя построения модели при условии запущенного </w:t>
+      </w:r>
+      <w:proofErr w:type="spellStart"/>
+      <w:r>
+        <w:t>nanoCAD</w:t>
+      </w:r>
+      <w:proofErr w:type="spellEnd"/>
+      <w:r>
+        <w:t xml:space="preserve"> не должно превышать</w:t>
       </w:r>
       <w:r>
         <w:t xml:space="preserve"> </w:t>
@@ -4016,11 +4534,24 @@
     </w:p>
     <w:p>
       <w:r>
-        <w:t>Пользовательский интерфейс должен быть выполнен в виде desktop</w:t>
-      </w:r>
+        <w:t xml:space="preserve">Пользовательский интерфейс должен быть выполнен в виде </w:t>
+      </w:r>
+      <w:proofErr w:type="spellStart"/>
+      <w:r>
+        <w:t>desktop</w:t>
+      </w:r>
+      <w:proofErr w:type="spellEnd"/>
       <w:r>
         <w:noBreakHyphen/>
-        <w:t>интерфейса с использованием WindowsForms, WPF или аналогичных средств для ОС Windows 10 и выше.</w:t>
+        <w:t xml:space="preserve">интерфейса с использованием </w:t>
+      </w:r>
+      <w:proofErr w:type="spellStart"/>
+      <w:r>
+        <w:t>WindowsForms</w:t>
+      </w:r>
+      <w:proofErr w:type="spellEnd"/>
+      <w:r>
+        <w:t>, WPF или аналогичных средств для ОС Windows 10 и выше.</w:t>
       </w:r>
     </w:p>
     <w:p>
@@ -4034,7 +4565,15 @@
         <w:t xml:space="preserve">1920×1080, </w:t>
       </w:r>
       <w:r>
-        <w:t>элементы интерфейса должны отвечать рекомендациям по верстке интерфейсов desktop-приложений указанным в источнике [1]</w:t>
+        <w:t xml:space="preserve">элементы интерфейса должны отвечать рекомендациям по верстке интерфейсов </w:t>
+      </w:r>
+      <w:proofErr w:type="spellStart"/>
+      <w:r>
+        <w:t>desktop</w:t>
+      </w:r>
+      <w:proofErr w:type="spellEnd"/>
+      <w:r>
+        <w:t>-приложений указанным в источнике [1]</w:t>
       </w:r>
       <w:r>
         <w:t>.</w:t>
@@ -4130,37 +4669,64 @@
         <w:t>«Общесистемное ядро САПР машиностроительного применения. Общие требования».</w:t>
       </w:r>
     </w:p>
-    <w:p/>
-    <w:p>
-      <w:pPr>
-        <w:pStyle w:val="Heading2"/>
-      </w:pPr>
-      <w:bookmarkStart w:id="22" w:name="_Toc240361344"/>
-      <w:r>
+    <w:p>
+      <w:pPr>
+        <w:ind w:firstLine="0"/>
+      </w:pPr>
+    </w:p>
+    <w:p>
+      <w:pPr>
+        <w:pStyle w:val="2"/>
+      </w:pPr>
+      <w:bookmarkStart w:id="32" w:name="_Toc240361344"/>
+      <w:r>
+        <w:lastRenderedPageBreak/>
         <w:t>3.2 Требования к функциям (задачам), выполняемым АС</w:t>
       </w:r>
-      <w:bookmarkEnd w:id="22"/>
-    </w:p>
-    <w:p/>
-    <w:p>
-      <w:commentRangeStart w:id="39"/>
+      <w:bookmarkEnd w:id="32"/>
+    </w:p>
+    <w:p>
+      <w:pPr>
+        <w:keepNext/>
+        <w:keepLines/>
+      </w:pPr>
+    </w:p>
+    <w:p>
+      <w:pPr>
+        <w:keepNext/>
+        <w:keepLines/>
+      </w:pPr>
+      <w:commentRangeStart w:id="33"/>
+      <w:commentRangeStart w:id="34"/>
       <w:r>
         <w:t>3.2.1 Перечень функций, задач или их комплексов</w:t>
       </w:r>
       <w:r>
         <w:t>.</w:t>
       </w:r>
-      <w:commentRangeEnd w:id="39"/>
-      <w:r>
-        <w:rPr>
-          <w:rStyle w:val="CommentReference"/>
-        </w:rPr>
-        <w:commentReference w:id="39"/>
-      </w:r>
-    </w:p>
-    <w:p>
-      <w:r>
-        <w:lastRenderedPageBreak/>
+      <w:commentRangeEnd w:id="33"/>
+      <w:r>
+        <w:rPr>
+          <w:rStyle w:val="af1"/>
+        </w:rPr>
+        <w:commentReference w:id="33"/>
+      </w:r>
+      <w:commentRangeEnd w:id="34"/>
+      <w:r>
+        <w:rPr>
+          <w:rStyle w:val="af1"/>
+          <w:rFonts w:asciiTheme="minorHAnsi" w:eastAsiaTheme="minorEastAsia" w:hAnsiTheme="minorHAnsi" w:cstheme="minorBidi"/>
+          <w:lang w:val="en-US" w:eastAsia="zh-CN"/>
+        </w:rPr>
+        <w:commentReference w:id="34"/>
+      </w:r>
+    </w:p>
+    <w:p>
+      <w:pPr>
+        <w:keepNext/>
+        <w:keepLines/>
+      </w:pPr>
+      <w:r>
         <w:t xml:space="preserve">Эксцентриковая шайба </w:t>
       </w:r>
       <w:r>
@@ -4254,7 +4820,15 @@
       </w:r>
       <w:r>
         <w:noBreakHyphen/>
-        <w:t>модели в nanoCAD через .NET API (создание 3D</w:t>
+        <w:t xml:space="preserve">модели в </w:t>
+      </w:r>
+      <w:proofErr w:type="spellStart"/>
+      <w:r>
+        <w:t>nanoCAD</w:t>
+      </w:r>
+      <w:proofErr w:type="spellEnd"/>
+      <w:r>
+        <w:t xml:space="preserve"> через .NET API (создание 3D</w:t>
       </w:r>
       <w:r>
         <w:noBreakHyphen/>
@@ -4276,13 +4850,13 @@
     <w:p/>
     <w:p>
       <w:pPr>
-        <w:pStyle w:val="Heading2"/>
-      </w:pPr>
-      <w:bookmarkStart w:id="23" w:name="_Toc240361345"/>
+        <w:pStyle w:val="2"/>
+      </w:pPr>
+      <w:bookmarkStart w:id="35" w:name="_Toc240361345"/>
       <w:r>
         <w:t>3.3 Требования к видам обеспечения АС</w:t>
       </w:r>
-      <w:bookmarkEnd w:id="23"/>
+      <w:bookmarkEnd w:id="35"/>
     </w:p>
     <w:p/>
     <w:p>
@@ -4295,13 +4869,26 @@
     </w:p>
     <w:p>
       <w:r>
-        <w:t>Дополнительные требования не предъявляются. Математическое обеспечение включает расчёт зависимостей параметров и диапазонов (e_max,</w:t>
+        <w:t>Дополнительные требования не предъявляются. Математическое обеспечение включает расчёт зависимостей параметров и диапазонов (</w:t>
+      </w:r>
+      <w:proofErr w:type="spellStart"/>
+      <w:r>
+        <w:t>e_max</w:t>
+      </w:r>
+      <w:proofErr w:type="spellEnd"/>
+      <w:r>
+        <w:t>,</w:t>
       </w:r>
       <w:r>
         <w:t xml:space="preserve"> </w:t>
       </w:r>
-      <w:r>
-        <w:t>d_max) и проверки корректности.</w:t>
+      <w:proofErr w:type="spellStart"/>
+      <w:r>
+        <w:t>d_max</w:t>
+      </w:r>
+      <w:proofErr w:type="spellEnd"/>
+      <w:r>
+        <w:t>) и проверки корректности.</w:t>
       </w:r>
     </w:p>
     <w:p>
@@ -4352,8 +4939,13 @@
       <w:r>
         <w:t xml:space="preserve"> </w:t>
       </w:r>
-      <w:r>
-        <w:t>nanoCAD 26</w:t>
+      <w:proofErr w:type="spellStart"/>
+      <w:r>
+        <w:t>nanoCAD</w:t>
+      </w:r>
+      <w:proofErr w:type="spellEnd"/>
+      <w:r>
+        <w:t xml:space="preserve"> 26</w:t>
       </w:r>
       <w:r>
         <w:t xml:space="preserve"> </w:t>
@@ -4371,6 +4963,7 @@
         <w:ind w:left="0" w:firstLine="709"/>
       </w:pPr>
       <w:r>
+        <w:lastRenderedPageBreak/>
         <w:t>Плагин:</w:t>
       </w:r>
       <w:r>
@@ -4413,12 +5006,32 @@
         <w:ind w:left="0" w:firstLine="709"/>
       </w:pPr>
       <w:r>
-        <w:lastRenderedPageBreak/>
-        <w:t>В части качества кода рекомендуется применение unit</w:t>
-      </w:r>
+        <w:t xml:space="preserve">В части качества кода рекомендуется применение </w:t>
+      </w:r>
+      <w:proofErr w:type="spellStart"/>
+      <w:r>
+        <w:t>unit</w:t>
+      </w:r>
+      <w:proofErr w:type="spellEnd"/>
       <w:r>
         <w:noBreakHyphen/>
-        <w:t>тестов (например, NUnit) для проверки расчётов диапазонов и правил валидации (логика проверяется отдельно от API nanoCAD).</w:t>
+        <w:t xml:space="preserve">тестов (например, </w:t>
+      </w:r>
+      <w:proofErr w:type="spellStart"/>
+      <w:r>
+        <w:t>NUnit</w:t>
+      </w:r>
+      <w:proofErr w:type="spellEnd"/>
+      <w:r>
+        <w:t xml:space="preserve">) для проверки расчётов диапазонов и правил валидации (логика проверяется отдельно от API </w:t>
+      </w:r>
+      <w:proofErr w:type="spellStart"/>
+      <w:r>
+        <w:t>nanoCAD</w:t>
+      </w:r>
+      <w:proofErr w:type="spellEnd"/>
+      <w:r>
+        <w:t>).</w:t>
       </w:r>
     </w:p>
     <w:p>
@@ -4467,7 +5080,15 @@
         <w:ind w:left="0" w:firstLine="709"/>
       </w:pPr>
       <w:r>
-        <w:t>место на диске: 10 ГБ и более (с учётом установки nanoCAD и SDK);</w:t>
+        <w:t xml:space="preserve">место на диске: 10 ГБ и более (с учётом установки </w:t>
+      </w:r>
+      <w:proofErr w:type="spellStart"/>
+      <w:r>
+        <w:t>nanoCAD</w:t>
+      </w:r>
+      <w:proofErr w:type="spellEnd"/>
+      <w:r>
+        <w:t xml:space="preserve"> и SDK);</w:t>
       </w:r>
     </w:p>
     <w:p>
@@ -4479,7 +5100,15 @@
         <w:ind w:left="0" w:firstLine="709"/>
       </w:pPr>
       <w:r>
-        <w:t>графическая подсистема с поддержкой DirectX (по требованиям nanoCAD).</w:t>
+        <w:t xml:space="preserve">графическая подсистема с поддержкой DirectX (по требованиям </w:t>
+      </w:r>
+      <w:proofErr w:type="spellStart"/>
+      <w:r>
+        <w:t>nanoCAD</w:t>
+      </w:r>
+      <w:proofErr w:type="spellEnd"/>
+      <w:r>
+        <w:t>).</w:t>
       </w:r>
     </w:p>
     <w:p>
@@ -4511,13 +5140,13 @@
     <w:p/>
     <w:p>
       <w:pPr>
-        <w:pStyle w:val="Heading2"/>
-      </w:pPr>
-      <w:bookmarkStart w:id="24" w:name="_Toc240361346"/>
+        <w:pStyle w:val="2"/>
+      </w:pPr>
+      <w:bookmarkStart w:id="36" w:name="_Toc240361346"/>
       <w:r>
         <w:t>3.4 Общие технические требования к АС</w:t>
       </w:r>
-      <w:bookmarkEnd w:id="24"/>
+      <w:bookmarkEnd w:id="36"/>
     </w:p>
     <w:p/>
     <w:p>
@@ -4532,7 +5161,7 @@
     </w:p>
     <w:p>
       <w:pPr>
-        <w:pStyle w:val="Heading1"/>
+        <w:pStyle w:val="1"/>
         <w:rPr>
           <w:rFonts w:eastAsia="SimSun" w:cs="Times New Roman"/>
           <w:bCs/>
@@ -4541,8 +5170,8 @@
           <w:lang w:eastAsia="zh-CN"/>
         </w:rPr>
       </w:pPr>
-      <w:bookmarkStart w:id="25" w:name="_Toc178595985"/>
-      <w:bookmarkStart w:id="26" w:name="_Toc240361347"/>
+      <w:bookmarkStart w:id="37" w:name="_Toc178595985"/>
+      <w:bookmarkStart w:id="38" w:name="_Toc240361347"/>
       <w:r>
         <w:rPr>
           <w:rFonts w:eastAsia="SimSun" w:cs="Times New Roman"/>
@@ -4554,8 +5183,8 @@
         <w:lastRenderedPageBreak/>
         <w:t>4 СОСТАВ И СОДЕРЖАНИЕ РАБОТ ПО СОЗДАНИЮ АВТОМАТИЗИРОВАННОЙ СИСТЕМЫ</w:t>
       </w:r>
-      <w:bookmarkEnd w:id="25"/>
-      <w:bookmarkEnd w:id="26"/>
+      <w:bookmarkEnd w:id="37"/>
+      <w:bookmarkEnd w:id="38"/>
     </w:p>
     <w:p>
       <w:pPr>
@@ -4584,15 +5213,25 @@
           <w:szCs w:val="28"/>
           <w:lang w:eastAsia="zh-CN"/>
         </w:rPr>
-        <w:t>Этапы проведения работ по разработке плагина «</w:t>
-      </w:r>
+        <w:t xml:space="preserve">Этапы проведения работ по разработке </w:t>
+      </w:r>
+      <w:proofErr w:type="spellStart"/>
+      <w:r>
+        <w:rPr>
+          <w:rFonts w:eastAsia="SimSun"/>
+          <w:szCs w:val="28"/>
+          <w:lang w:val="en-US" w:eastAsia="zh-CN"/>
+        </w:rPr>
+        <w:t>WasherPlugin</w:t>
+      </w:r>
+      <w:proofErr w:type="spellEnd"/>
       <w:r>
         <w:rPr>
           <w:rFonts w:eastAsia="SimSun"/>
           <w:szCs w:val="28"/>
           <w:lang w:eastAsia="zh-CN"/>
         </w:rPr>
-        <w:t>Эксцентриковая шайба</w:t>
+        <w:t xml:space="preserve"> </w:t>
       </w:r>
       <w:r>
         <w:rPr>
@@ -4600,104 +5239,86 @@
           <w:szCs w:val="28"/>
           <w:lang w:eastAsia="zh-CN"/>
         </w:rPr>
-        <w:t>» для САПР «</w:t>
-      </w:r>
+        <w:t>приведены в таблице 4.1.</w:t>
+      </w:r>
+    </w:p>
+    <w:p>
+      <w:pPr>
+        <w:ind w:right="327" w:firstLine="708"/>
+        <w:rPr>
+          <w:rFonts w:eastAsia="SimSun"/>
+          <w:szCs w:val="28"/>
+          <w:lang w:eastAsia="zh-CN"/>
+        </w:rPr>
+      </w:pPr>
+    </w:p>
+    <w:p>
+      <w:pPr>
+        <w:ind w:right="327" w:firstLine="0"/>
+        <w:rPr>
+          <w:rFonts w:eastAsia="SimSun"/>
+          <w:szCs w:val="28"/>
+          <w:lang w:eastAsia="zh-CN"/>
+        </w:rPr>
+      </w:pPr>
+      <w:commentRangeStart w:id="39"/>
+      <w:commentRangeStart w:id="40"/>
+      <w:r>
+        <w:rPr>
+          <w:rFonts w:eastAsia="SimSun"/>
+          <w:szCs w:val="28"/>
+          <w:lang w:eastAsia="zh-CN"/>
+        </w:rPr>
+        <w:t xml:space="preserve">Таблица </w:t>
+      </w:r>
+      <w:r>
+        <w:rPr>
+          <w:rFonts w:eastAsia="SimSun"/>
+          <w:szCs w:val="28"/>
+          <w:lang w:eastAsia="zh-CN"/>
+        </w:rPr>
+        <w:t xml:space="preserve">4.1 − Этапы проведения работ по разработке </w:t>
+      </w:r>
+      <w:proofErr w:type="spellStart"/>
       <w:r>
         <w:rPr>
           <w:rFonts w:eastAsia="SimSun"/>
           <w:szCs w:val="28"/>
           <w:lang w:val="en-US" w:eastAsia="zh-CN"/>
         </w:rPr>
-        <w:t>nanoCAD</w:t>
-      </w:r>
-      <w:r>
-        <w:rPr>
-          <w:rFonts w:eastAsia="SimSun"/>
-          <w:szCs w:val="28"/>
-          <w:lang w:eastAsia="zh-CN"/>
-        </w:rPr>
-        <w:t>» приведены в таблице 4.1.</w:t>
-      </w:r>
-    </w:p>
-    <w:p>
-      <w:pPr>
-        <w:ind w:right="327" w:firstLine="708"/>
-        <w:rPr>
-          <w:rFonts w:eastAsia="SimSun"/>
-          <w:szCs w:val="28"/>
-          <w:lang w:eastAsia="zh-CN"/>
-        </w:rPr>
-      </w:pPr>
-    </w:p>
-    <w:p>
-      <w:pPr>
-        <w:ind w:right="327" w:firstLine="708"/>
-        <w:rPr>
-          <w:rFonts w:eastAsia="SimSun"/>
-          <w:szCs w:val="28"/>
-          <w:lang w:eastAsia="zh-CN"/>
-        </w:rPr>
-      </w:pPr>
-      <w:commentRangeStart w:id="43"/>
-      <w:r>
-        <w:rPr>
-          <w:rFonts w:eastAsia="SimSun"/>
-          <w:szCs w:val="28"/>
-          <w:lang w:eastAsia="zh-CN"/>
-        </w:rPr>
-        <w:t xml:space="preserve">Таблица </w:t>
-      </w:r>
-      <w:r>
-        <w:rPr>
-          <w:rFonts w:eastAsia="SimSun"/>
-          <w:szCs w:val="28"/>
-          <w:lang w:eastAsia="zh-CN"/>
-        </w:rPr>
-        <w:t>4.1 − Этапы проведения работ по разработке плагина «</w:t>
-      </w:r>
-      <w:r>
-        <w:rPr>
-          <w:rFonts w:eastAsia="SimSun"/>
-          <w:szCs w:val="28"/>
-          <w:lang w:eastAsia="zh-CN"/>
-        </w:rPr>
-        <w:t>Эксцентриковая шайба</w:t>
-      </w:r>
-      <w:r>
-        <w:rPr>
-          <w:rFonts w:eastAsia="SimSun"/>
-          <w:szCs w:val="28"/>
-          <w:lang w:eastAsia="zh-CN"/>
-        </w:rPr>
-        <w:t>» для САПР «</w:t>
-      </w:r>
-      <w:r>
-        <w:rPr>
-          <w:rFonts w:eastAsia="SimSun"/>
-          <w:szCs w:val="28"/>
+        <w:t>WasherPlugin</w:t>
+      </w:r>
+      <w:proofErr w:type="spellEnd"/>
+      <w:del w:id="41" w:author="Арсалан Дамбаев" w:date="2026-09-23T11:37:00Z">
+        <w:r>
+          <w:rPr>
+            <w:rFonts w:eastAsia="SimSun"/>
+            <w:szCs w:val="28"/>
+            <w:lang w:eastAsia="zh-CN"/>
+          </w:rPr>
+          <w:delText>.</w:delText>
+        </w:r>
+      </w:del>
+      <w:commentRangeEnd w:id="39"/>
+      <w:r>
+        <w:rPr>
+          <w:rStyle w:val="af1"/>
+        </w:rPr>
+        <w:commentReference w:id="39"/>
+      </w:r>
+      <w:commentRangeEnd w:id="40"/>
+      <w:r>
+        <w:rPr>
+          <w:rStyle w:val="af1"/>
+          <w:rFonts w:asciiTheme="minorHAnsi" w:eastAsiaTheme="minorEastAsia" w:hAnsiTheme="minorHAnsi" w:cstheme="minorBidi"/>
           <w:lang w:val="en-US" w:eastAsia="zh-CN"/>
         </w:rPr>
-        <w:t>nanoCAD</w:t>
-      </w:r>
-      <w:r>
-        <w:rPr>
-          <w:rFonts w:eastAsia="SimSun"/>
-          <w:szCs w:val="28"/>
-          <w:lang w:eastAsia="zh-CN"/>
-        </w:rPr>
-        <w:t>».</w:t>
-      </w:r>
-      <w:commentRangeEnd w:id="43"/>
-      <w:r>
-        <w:rPr>
-          <w:rStyle w:val="CommentReference"/>
-        </w:rPr>
-        <w:commentReference w:id="43"/>
+        <w:commentReference w:id="40"/>
       </w:r>
     </w:p>
     <w:tbl>
       <w:tblPr>
-        <w:tblStyle w:val="TableGrid"/>
+        <w:tblStyle w:val="af2"/>
         <w:tblW w:w="9072" w:type="dxa"/>
         <w:tblInd w:w="250" w:type="dxa"/>
         <w:tblBorders>
@@ -5743,21 +6364,47 @@
                 <w:lang w:eastAsia="zh-CN"/>
               </w:rPr>
             </w:pPr>
-            <w:commentRangeStart w:id="36"/>
+            <w:commentRangeStart w:id="42"/>
+            <w:commentRangeStart w:id="43"/>
             <w:r>
               <w:rPr>
                 <w:sz w:val="24"/>
                 <w:szCs w:val="24"/>
                 <w:lang w:eastAsia="zh-CN"/>
               </w:rPr>
-              <w:t>Не позднее 29.12.2026</w:t>
+              <w:t>Не позднее 2</w:t>
             </w:r>
-            <w:commentRangeEnd w:id="36"/>
             <w:r>
               <w:rPr>
-                <w:rStyle w:val="CommentReference"/>
+                <w:sz w:val="24"/>
+                <w:szCs w:val="24"/>
+                <w:lang w:eastAsia="zh-CN"/>
               </w:rPr>
-              <w:commentReference w:id="36"/>
+              <w:t>7</w:t>
+            </w:r>
+            <w:r>
+              <w:rPr>
+                <w:sz w:val="24"/>
+                <w:szCs w:val="24"/>
+                <w:lang w:eastAsia="zh-CN"/>
+              </w:rPr>
+              <w:t>.12.2026</w:t>
+            </w:r>
+            <w:commentRangeEnd w:id="42"/>
+            <w:r>
+              <w:rPr>
+                <w:rStyle w:val="af1"/>
+              </w:rPr>
+              <w:commentReference w:id="42"/>
+            </w:r>
+            <w:commentRangeEnd w:id="43"/>
+            <w:r>
+              <w:rPr>
+                <w:rStyle w:val="af1"/>
+                <w:rFonts w:asciiTheme="minorHAnsi" w:eastAsiaTheme="minorEastAsia" w:hAnsiTheme="minorHAnsi" w:cstheme="minorBidi"/>
+                <w:lang w:val="en-US" w:eastAsia="zh-CN"/>
+              </w:rPr>
+              <w:commentReference w:id="43"/>
             </w:r>
           </w:p>
         </w:tc>
@@ -5981,14 +6628,14 @@
     </w:p>
     <w:p>
       <w:pPr>
-        <w:pStyle w:val="Heading1"/>
-      </w:pPr>
-      <w:bookmarkStart w:id="27" w:name="_Toc240361348"/>
+        <w:pStyle w:val="1"/>
+      </w:pPr>
+      <w:bookmarkStart w:id="44" w:name="_Toc240361348"/>
       <w:r>
         <w:lastRenderedPageBreak/>
         <w:t>5 ПОРЯДОК РАЗРАБОТКИ АВТОМАТИЗИРОВАННОЙ СИСТЕМЫ</w:t>
       </w:r>
-      <w:bookmarkEnd w:id="27"/>
+      <w:bookmarkEnd w:id="44"/>
     </w:p>
     <w:p>
       <w:pPr>
@@ -6001,13 +6648,13 @@
     </w:p>
     <w:p>
       <w:pPr>
-        <w:pStyle w:val="Heading2"/>
-      </w:pPr>
-      <w:bookmarkStart w:id="28" w:name="_Toc240361349"/>
+        <w:pStyle w:val="2"/>
+      </w:pPr>
+      <w:bookmarkStart w:id="45" w:name="_Toc240361349"/>
       <w:r>
         <w:t>5.1 Порядок организации разработки АС</w:t>
       </w:r>
-      <w:bookmarkEnd w:id="28"/>
+      <w:bookmarkEnd w:id="45"/>
     </w:p>
     <w:p>
       <w:pPr>
@@ -6026,13 +6673,13 @@
     </w:p>
     <w:p>
       <w:pPr>
-        <w:pStyle w:val="Heading2"/>
-      </w:pPr>
-      <w:bookmarkStart w:id="29" w:name="_Toc240361350"/>
+        <w:pStyle w:val="2"/>
+      </w:pPr>
+      <w:bookmarkStart w:id="46" w:name="_Toc240361350"/>
       <w:r>
         <w:t>5.2 Перечень документов и исходных данных для разработки АС</w:t>
       </w:r>
-      <w:bookmarkEnd w:id="29"/>
+      <w:bookmarkEnd w:id="46"/>
     </w:p>
     <w:p>
       <w:pPr>
@@ -6049,12 +6696,14 @@
       <w:r>
         <w:t xml:space="preserve">" для САПР </w:t>
       </w:r>
+      <w:proofErr w:type="spellStart"/>
       <w:r>
         <w:rPr>
           <w:lang w:val="en-US"/>
         </w:rPr>
         <w:t>nanoCAD</w:t>
       </w:r>
+      <w:proofErr w:type="spellEnd"/>
       <w:r>
         <w:t xml:space="preserve"> нужны следующие</w:t>
       </w:r>
@@ -6081,7 +6730,39 @@
         <w:t xml:space="preserve">− </w:t>
       </w:r>
       <w:r>
-        <w:t>документация и примеры nanoCAD 26 .NET API / NcadSDK 26 (руководство разработчика, reference, sample‑проекты).</w:t>
+        <w:t xml:space="preserve">документация и примеры </w:t>
+      </w:r>
+      <w:proofErr w:type="spellStart"/>
+      <w:r>
+        <w:t>nanoCAD</w:t>
+      </w:r>
+      <w:proofErr w:type="spellEnd"/>
+      <w:r>
+        <w:t xml:space="preserve"> 26 .NET API / </w:t>
+      </w:r>
+      <w:proofErr w:type="spellStart"/>
+      <w:r>
+        <w:t>NcadSDK</w:t>
+      </w:r>
+      <w:proofErr w:type="spellEnd"/>
+      <w:r>
+        <w:t xml:space="preserve"> 26 (руководство разработчика, </w:t>
+      </w:r>
+      <w:proofErr w:type="spellStart"/>
+      <w:r>
+        <w:t>reference</w:t>
+      </w:r>
+      <w:proofErr w:type="spellEnd"/>
+      <w:r>
+        <w:t xml:space="preserve">, </w:t>
+      </w:r>
+      <w:proofErr w:type="spellStart"/>
+      <w:r>
+        <w:t>sample</w:t>
+      </w:r>
+      <w:proofErr w:type="spellEnd"/>
+      <w:r>
+        <w:t>‑проекты).</w:t>
       </w:r>
     </w:p>
     <w:p>
@@ -6108,13 +6789,13 @@
     </w:p>
     <w:p>
       <w:pPr>
-        <w:pStyle w:val="Heading2"/>
-      </w:pPr>
-      <w:bookmarkStart w:id="30" w:name="_Toc240361351"/>
+        <w:pStyle w:val="2"/>
+      </w:pPr>
+      <w:bookmarkStart w:id="47" w:name="_Toc240361351"/>
       <w:r>
         <w:t>5.3 Перечень документов, предъявляемых по окончании соответствующих этапов работ</w:t>
       </w:r>
-      <w:bookmarkEnd w:id="30"/>
+      <w:bookmarkEnd w:id="47"/>
     </w:p>
     <w:p>
       <w:pPr>
@@ -6153,25 +6834,25 @@
     </w:p>
     <w:p>
       <w:pPr>
-        <w:pStyle w:val="Heading1"/>
-      </w:pPr>
-      <w:bookmarkStart w:id="31" w:name="_Toc240361352"/>
+        <w:pStyle w:val="1"/>
+      </w:pPr>
+      <w:bookmarkStart w:id="48" w:name="_Toc240361352"/>
       <w:r>
         <w:lastRenderedPageBreak/>
         <w:t>6 ПОРЯДОК КОНТРОЛЯ И ПРИЕМКИ АВТОМАТИЗИРОВАННОЙ СИСТЕМЫ</w:t>
       </w:r>
-      <w:bookmarkEnd w:id="31"/>
+      <w:bookmarkEnd w:id="48"/>
     </w:p>
     <w:p/>
     <w:p>
       <w:pPr>
-        <w:pStyle w:val="Heading2"/>
-      </w:pPr>
-      <w:bookmarkStart w:id="32" w:name="_Toc240361353"/>
+        <w:pStyle w:val="2"/>
+      </w:pPr>
+      <w:bookmarkStart w:id="49" w:name="_Toc240361353"/>
       <w:r>
         <w:t>6.1 Виды, состав и методы испытаний АС и ее составных частей</w:t>
       </w:r>
-      <w:bookmarkEnd w:id="32"/>
+      <w:bookmarkEnd w:id="49"/>
     </w:p>
     <w:p/>
     <w:p>
@@ -6231,13 +6912,13 @@
     <w:p/>
     <w:p>
       <w:pPr>
-        <w:pStyle w:val="Heading2"/>
-      </w:pPr>
-      <w:bookmarkStart w:id="33" w:name="_Toc240361354"/>
+        <w:pStyle w:val="2"/>
+      </w:pPr>
+      <w:bookmarkStart w:id="50" w:name="_Toc240361354"/>
       <w:r>
         <w:t>6.2 Общие требования к приёмке работ по стадиям</w:t>
       </w:r>
-      <w:bookmarkEnd w:id="33"/>
+      <w:bookmarkEnd w:id="50"/>
     </w:p>
     <w:p>
       <w:pPr>
@@ -6260,34 +6941,54 @@
       </w:r>
     </w:p>
     <w:p>
-      <w:commentRangeStart w:id="35"/>
-      <w:r>
-        <w:t xml:space="preserve">Прочие требования и дефекты системы, выявленные на испытаниях и не относящиеся к требованиям, приведённым в разработанных частных технических заданиях, могут документироваться как желательные 63 доработки. </w:t>
-      </w:r>
-      <w:commentRangeEnd w:id="35"/>
-      <w:r>
-        <w:rPr>
-          <w:rStyle w:val="CommentReference"/>
-        </w:rPr>
-        <w:commentReference w:id="35"/>
+      <w:commentRangeStart w:id="51"/>
+      <w:commentRangeStart w:id="52"/>
+      <w:r>
+        <w:t xml:space="preserve">Прочие требования и дефекты системы, выявленные на испытаниях и не относящиеся к требованиям, приведённым в разработанных частных технических заданиях, могут документироваться как желательные доработки. </w:t>
+      </w:r>
+      <w:commentRangeEnd w:id="51"/>
+      <w:r>
+        <w:rPr>
+          <w:rStyle w:val="af1"/>
+        </w:rPr>
+        <w:commentReference w:id="51"/>
+      </w:r>
+      <w:commentRangeEnd w:id="52"/>
+      <w:r>
+        <w:rPr>
+          <w:rStyle w:val="af1"/>
+          <w:rFonts w:asciiTheme="minorHAnsi" w:eastAsiaTheme="minorEastAsia" w:hAnsiTheme="minorHAnsi" w:cstheme="minorBidi"/>
+          <w:lang w:val="en-US" w:eastAsia="zh-CN"/>
+        </w:rPr>
+        <w:commentReference w:id="52"/>
       </w:r>
     </w:p>
     <w:p>
       <w:r>
         <w:t xml:space="preserve">Наличие желательных доработок не влияет на приёмку работ и процесс передачи системы в эксплуатацию. </w:t>
       </w:r>
-      <w:commentRangeStart w:id="34"/>
+      <w:commentRangeStart w:id="53"/>
+      <w:commentRangeStart w:id="54"/>
       <w:r>
         <w:t>Комплектность передаваемой отчётной документации подлежит проверке Заказчиком.</w:t>
       </w:r>
-      <w:commentRangeEnd w:id="34"/>
-      <w:r>
-        <w:rPr>
-          <w:rStyle w:val="CommentReference"/>
+      <w:commentRangeEnd w:id="53"/>
+      <w:r>
+        <w:rPr>
+          <w:rStyle w:val="af1"/>
           <w:sz w:val="28"/>
           <w:szCs w:val="22"/>
         </w:rPr>
-        <w:commentReference w:id="34"/>
+        <w:commentReference w:id="53"/>
+      </w:r>
+      <w:commentRangeEnd w:id="54"/>
+      <w:r>
+        <w:rPr>
+          <w:rStyle w:val="af1"/>
+          <w:rFonts w:asciiTheme="minorHAnsi" w:eastAsiaTheme="minorEastAsia" w:hAnsiTheme="minorHAnsi" w:cstheme="minorBidi"/>
+          <w:lang w:val="en-US" w:eastAsia="zh-CN"/>
+        </w:rPr>
+        <w:commentReference w:id="54"/>
       </w:r>
       <w:r>
         <w:br w:type="page"/>
@@ -6295,14 +6996,14 @@
     </w:p>
     <w:p>
       <w:pPr>
-        <w:pStyle w:val="Heading1"/>
-      </w:pPr>
-      <w:bookmarkStart w:id="35" w:name="_Toc240361355"/>
+        <w:pStyle w:val="1"/>
+      </w:pPr>
+      <w:bookmarkStart w:id="55" w:name="_Toc240361355"/>
       <w:r>
         <w:lastRenderedPageBreak/>
         <w:t>7 ТРЕБОВАНИЯ К ДОКУМЕНТИРОВАНИЮ</w:t>
       </w:r>
-      <w:bookmarkEnd w:id="35"/>
+      <w:bookmarkEnd w:id="55"/>
     </w:p>
     <w:p/>
     <w:p>
@@ -6313,13 +7014,13 @@
     <w:p/>
     <w:p>
       <w:pPr>
-        <w:pStyle w:val="Heading2"/>
-      </w:pPr>
-      <w:bookmarkStart w:id="36" w:name="_Toc240361356"/>
+        <w:pStyle w:val="2"/>
+      </w:pPr>
+      <w:bookmarkStart w:id="56" w:name="_Toc240361356"/>
       <w:r>
         <w:t>7.1 Перечень подлежащих разработке документов</w:t>
       </w:r>
-      <w:bookmarkEnd w:id="36"/>
+      <w:bookmarkEnd w:id="56"/>
     </w:p>
     <w:p/>
     <w:p>
@@ -6330,13 +7031,13 @@
     <w:p/>
     <w:p>
       <w:pPr>
-        <w:pStyle w:val="Heading2"/>
-      </w:pPr>
-      <w:bookmarkStart w:id="37" w:name="_Toc240361357"/>
+        <w:pStyle w:val="2"/>
+      </w:pPr>
+      <w:bookmarkStart w:id="57" w:name="_Toc240361357"/>
       <w:r>
         <w:t>7.2 Вид представления и количество документов</w:t>
       </w:r>
-      <w:bookmarkEnd w:id="37"/>
+      <w:bookmarkEnd w:id="57"/>
     </w:p>
     <w:p/>
     <w:p>
@@ -6344,7 +7045,23 @@
         <w:t>Н</w:t>
       </w:r>
       <w:r>
-        <w:t>ижеперечисленные документы к АС предоставляются в электронном виде в форматах .docx и .pdf по одному экземпляру каждый:</w:t>
+        <w:t>ижеперечисленные документы к АС предоставляются в электронном виде в форматах .</w:t>
+      </w:r>
+      <w:proofErr w:type="spellStart"/>
+      <w:r>
+        <w:t>docx</w:t>
+      </w:r>
+      <w:proofErr w:type="spellEnd"/>
+      <w:r>
+        <w:t xml:space="preserve"> и .</w:t>
+      </w:r>
+      <w:proofErr w:type="spellStart"/>
+      <w:r>
+        <w:t>pdf</w:t>
+      </w:r>
+      <w:proofErr w:type="spellEnd"/>
+      <w:r>
+        <w:t xml:space="preserve"> по одному экземпляру каждый:</w:t>
       </w:r>
     </w:p>
     <w:p>
@@ -6394,13 +7111,13 @@
     <w:p/>
     <w:p>
       <w:pPr>
-        <w:pStyle w:val="Heading2"/>
-      </w:pPr>
-      <w:bookmarkStart w:id="38" w:name="_Toc240361358"/>
+        <w:pStyle w:val="2"/>
+      </w:pPr>
+      <w:bookmarkStart w:id="58" w:name="_Toc240361358"/>
       <w:r>
         <w:t>7.3 Требования по использованию ЕСКД и ЕСПД при разработке документов</w:t>
       </w:r>
-      <w:bookmarkEnd w:id="38"/>
+      <w:bookmarkEnd w:id="58"/>
     </w:p>
     <w:p/>
     <w:p>
@@ -6420,7 +7137,15 @@
     </w:p>
     <w:p>
       <w:r>
-        <w:t>− шрифт – Times New Roman 14;</w:t>
+        <w:t xml:space="preserve">− шрифт – Times New </w:t>
+      </w:r>
+      <w:proofErr w:type="spellStart"/>
+      <w:r>
+        <w:t>Roman</w:t>
+      </w:r>
+      <w:proofErr w:type="spellEnd"/>
+      <w:r>
+        <w:t xml:space="preserve"> 14;</w:t>
       </w:r>
     </w:p>
     <w:p>
@@ -6456,14 +7181,14 @@
     </w:p>
     <w:p>
       <w:pPr>
-        <w:pStyle w:val="Heading1"/>
-      </w:pPr>
-      <w:bookmarkStart w:id="39" w:name="_Toc240361359"/>
+        <w:pStyle w:val="1"/>
+      </w:pPr>
+      <w:bookmarkStart w:id="59" w:name="_Toc240361359"/>
       <w:r>
         <w:lastRenderedPageBreak/>
         <w:t>8 ИСТОЧНИКИ РАЗРАБОТКИ</w:t>
       </w:r>
-      <w:bookmarkEnd w:id="39"/>
+      <w:bookmarkEnd w:id="59"/>
     </w:p>
     <w:p/>
     <w:p>
@@ -6480,7 +7205,31 @@
         <w:ind w:firstLine="709"/>
       </w:pPr>
       <w:r>
-        <w:t xml:space="preserve">Новые технологии в программировании: учебное пособие / А. А. Калентьев, Д. В. Гарайс, А. Е. Горяинов — Томск : Эль Контент, 2014. — 176 с. </w:t>
+        <w:t xml:space="preserve">Новые технологии в программировании: учебное пособие / А. А. </w:t>
+      </w:r>
+      <w:proofErr w:type="spellStart"/>
+      <w:r>
+        <w:t>Калентьев</w:t>
+      </w:r>
+      <w:proofErr w:type="spellEnd"/>
+      <w:r>
+        <w:t xml:space="preserve">, Д. В. </w:t>
+      </w:r>
+      <w:proofErr w:type="spellStart"/>
+      <w:r>
+        <w:t>Гарайс</w:t>
+      </w:r>
+      <w:proofErr w:type="spellEnd"/>
+      <w:r>
+        <w:t xml:space="preserve">, А. Е. Горяинов — </w:t>
+      </w:r>
+      <w:proofErr w:type="gramStart"/>
+      <w:r>
+        <w:t>Томск :</w:t>
+      </w:r>
+      <w:proofErr w:type="gramEnd"/>
+      <w:r>
+        <w:t xml:space="preserve"> Эль Контент, 2014. — 176 с. </w:t>
       </w:r>
     </w:p>
     <w:p>
@@ -6570,7 +7319,47 @@
         <w:ind w:firstLine="709"/>
       </w:pPr>
       <w:r>
-        <w:t xml:space="preserve">Введение в UML от создателей языка [Текст] : руководство пользователя / Г. Буч, Д. Рамбо, И. Якобсон. - 2-е изд. - М. : ДМК Пресс, 2012. - 494 с. : ил. - (Классика программирования). - Предм. указ.: с. 483- 493. - ISBN 978-5-94074-644-7; </w:t>
+        <w:t>Введение в UML от создателей языка [Текст</w:t>
+      </w:r>
+      <w:proofErr w:type="gramStart"/>
+      <w:r>
+        <w:t>] :</w:t>
+      </w:r>
+      <w:proofErr w:type="gramEnd"/>
+      <w:r>
+        <w:t xml:space="preserve"> руководство пользователя / Г. Буч, Д. </w:t>
+      </w:r>
+      <w:proofErr w:type="spellStart"/>
+      <w:r>
+        <w:t>Рамбо</w:t>
+      </w:r>
+      <w:proofErr w:type="spellEnd"/>
+      <w:r>
+        <w:t xml:space="preserve">, И. Якобсон. - 2-е изд. - </w:t>
+      </w:r>
+      <w:proofErr w:type="gramStart"/>
+      <w:r>
+        <w:t>М. :</w:t>
+      </w:r>
+      <w:proofErr w:type="gramEnd"/>
+      <w:r>
+        <w:t xml:space="preserve"> ДМК Пресс, 2012. - 494 </w:t>
+      </w:r>
+      <w:proofErr w:type="gramStart"/>
+      <w:r>
+        <w:t>с. :</w:t>
+      </w:r>
+      <w:proofErr w:type="gramEnd"/>
+      <w:r>
+        <w:t xml:space="preserve"> ил. - (Классика программирования). - </w:t>
+      </w:r>
+      <w:proofErr w:type="spellStart"/>
+      <w:r>
+        <w:t>Предм</w:t>
+      </w:r>
+      <w:proofErr w:type="spellEnd"/>
+      <w:r>
+        <w:t xml:space="preserve">. указ.: с. 483- 493. - ISBN 978-5-94074-644-7; </w:t>
       </w:r>
     </w:p>
     <w:p>
@@ -6582,7 +7371,20 @@
         <w:ind w:firstLine="709"/>
       </w:pPr>
       <w:r>
-        <w:t>Ли. К. Основы САПР (CAD/CAM/CAE). – Спб.:«Питер», 2004. – 560с.</w:t>
+        <w:t xml:space="preserve">Ли. К. Основы САПР (CAD/CAM/CAE). – </w:t>
+      </w:r>
+      <w:proofErr w:type="spellStart"/>
+      <w:r>
+        <w:t>Спб</w:t>
+      </w:r>
+      <w:proofErr w:type="spellEnd"/>
+      <w:proofErr w:type="gramStart"/>
+      <w:r>
+        <w:t>.:«</w:t>
+      </w:r>
+      <w:proofErr w:type="gramEnd"/>
+      <w:r>
+        <w:t>Питер», 2004. – 560с.</w:t>
       </w:r>
     </w:p>
     <w:sectPr>
@@ -6596,15 +7398,18 @@
 </file>
 
 <file path=word/comments.xml><?xml version="1.0" encoding="utf-8"?>
-<w:comments xmlns:wpc="http://schemas.microsoft.com/office/word/2010/wordprocessingCanvas" xmlns:cx="http://schemas.microsoft.com/office/drawing/2014/chartex" xmlns:cx1="http://schemas.microsoft.com/office/drawing/2015/9/8/chartex" xmlns:cx2="http://schemas.microsoft.com/office/drawing/2015/10/21/chartex" xmlns:cx3="http://schemas.microsoft.com/office/drawing/2016/5/9/chartex" xmlns:cx4="http://schemas.microsoft.com/office/drawing/2016/5/10/chartex" xmlns:cx5="http://schemas.microsoft.com/office/drawing/2016/5/11/chartex" xmlns:cx6="http://schemas.microsoft.com/office/drawing/2016/5/12/chartex" xmlns:cx7="http://schemas.microsoft.com/office/drawing/2016/5/13/chartex" xmlns:cx8="http://schemas.microsoft.com/office/drawing/2016/5/14/chartex" xmlns:mc="http://schemas.openxmlformats.org/markup-compatibility/2006" xmlns:aink="http://schemas.microsoft.com/office/drawing/2016/ink" xmlns:am3d="http://schemas.microsoft.com/office/drawing/2017/model3d" xmlns:o="urn:schemas-microsoft-com:office:office" xmlns:oel="http://schemas.microsoft.com/office/2019/extlst" xmlns:r="http://schemas.openxmlformats.org/officeDocument/2006/relationships" xmlns:m="http://schemas.openxmlformats.org/officeDocument/2006/math" xmlns:v="urn:schemas-microsoft-com:vml" xmlns:wp14="http://schemas.microsoft.com/office/word/2010/wordprocessingDrawing" xmlns:wp="http://schemas.openxmlformats.org/drawingml/2006/wordprocessingDrawing" xmlns:w10="urn:schemas-microsoft-com:office:word" xmlns:w="http://schemas.openxmlformats.org/wordprocessingml/2006/main" xmlns:w14="http://schemas.microsoft.com/office/word/2010/wordml" xmlns:w15="http://schemas.microsoft.com/office/word/2012/wordml" xmlns:w16cex="http://schemas.microsoft.com/office/word/2018/wordml/cex" xmlns:w16cid="http://schemas.microsoft.com/office/word/2016/wordml/cid" xmlns:w16="http://schemas.microsoft.com/office/word/2018/wordml" xmlns:w16du="http://schemas.microsoft.com/office/word/2023/wordml/word16du" xmlns:w16sdtdh="http://schemas.microsoft.com/office/word/2020/wordml/sdtdatahash" xmlns:w16sdtfl="http://schemas.microsoft.com/office/word/2024/wordml/sdtformatlock" xmlns:w16se="http://schemas.microsoft.com/office/word/2015/wordml/symex" xmlns:wpg="http://schemas.microsoft.com/office/word/2010/wordprocessingGroup" xmlns:wpi="http://schemas.microsoft.com/office/word/2010/wordprocessingInk" xmlns:wne="http://schemas.microsoft.com/office/word/2006/wordml" xmlns:wps="http://schemas.microsoft.com/office/word/2010/wordprocessingShape" mc:Ignorable="w14 w15 w16se w16cid w16 w16cex w16sdtdh w16sdtfl w16du wp14">
-  <w:comment w:id="34" w:author="Kalentyev Alexey" w:date="2026-09-16T12:00:00Z" w:initials="KA">
-    <w:p>
-      <w:pPr>
-        <w:pStyle w:val="CommentText"/>
-      </w:pPr>
-      <w:r>
-        <w:rPr>
-          <w:rStyle w:val="CommentReference"/>
+<w:comments xmlns:wpc="http://schemas.microsoft.com/office/word/2010/wordprocessingCanvas" xmlns:cx="http://schemas.microsoft.com/office/drawing/2014/chartex" xmlns:cx1="http://schemas.microsoft.com/office/drawing/2015/9/8/chartex" xmlns:cx2="http://schemas.microsoft.com/office/drawing/2015/10/21/chartex" xmlns:cx3="http://schemas.microsoft.com/office/drawing/2016/5/9/chartex" xmlns:cx4="http://schemas.microsoft.com/office/drawing/2016/5/10/chartex" xmlns:cx5="http://schemas.microsoft.com/office/drawing/2016/5/11/chartex" xmlns:cx6="http://schemas.microsoft.com/office/drawing/2016/5/12/chartex" xmlns:cx7="http://schemas.microsoft.com/office/drawing/2016/5/13/chartex" xmlns:cx8="http://schemas.microsoft.com/office/drawing/2016/5/14/chartex" xmlns:mc="http://schemas.openxmlformats.org/markup-compatibility/2006" xmlns:aink="http://schemas.microsoft.com/office/drawing/2016/ink" xmlns:am3d="http://schemas.microsoft.com/office/drawing/2017/model3d" xmlns:o="urn:schemas-microsoft-com:office:office" xmlns:r="http://schemas.openxmlformats.org/officeDocument/2006/relationships" xmlns:m="http://schemas.openxmlformats.org/officeDocument/2006/math" xmlns:v="urn:schemas-microsoft-com:vml" xmlns:wp14="http://schemas.microsoft.com/office/word/2010/wordprocessingDrawing" xmlns:wp="http://schemas.openxmlformats.org/drawingml/2006/wordprocessingDrawing" xmlns:w10="urn:schemas-microsoft-com:office:word" xmlns:w="http://schemas.openxmlformats.org/wordprocessingml/2006/main" xmlns:w14="http://schemas.microsoft.com/office/word/2010/wordml" xmlns:w15="http://schemas.microsoft.com/office/word/2012/wordml" xmlns:w16cex="http://schemas.microsoft.com/office/word/2018/wordml/cex" xmlns:w16cid="http://schemas.microsoft.com/office/word/2016/wordml/cid" xmlns:w16="http://schemas.microsoft.com/office/word/2018/wordml" xmlns:w16sdtdh="http://schemas.microsoft.com/office/word/2020/wordml/sdtdatahash" xmlns:w16se="http://schemas.microsoft.com/office/word/2015/wordml/symex" xmlns:wpg="http://schemas.microsoft.com/office/word/2010/wordprocessingGroup" xmlns:wpi="http://schemas.microsoft.com/office/word/2010/wordprocessingInk" xmlns:wne="http://schemas.microsoft.com/office/word/2006/wordml" xmlns:wps="http://schemas.microsoft.com/office/word/2010/wordprocessingShape" mc:Ignorable="w14 w15 w16se w16cid w16 w16cex w16sdtdh wp14">
+  <w:comment w:id="1" w:author="Kalentyev Alexey" w:date="2026-09-23T02:48:00Z" w:initials="KA">
+    <w:p>
+      <w:pPr>
+        <w:pStyle w:val="af"/>
+        <w:rPr>
+          <w:lang w:val="ru-RU"/>
+        </w:rPr>
+      </w:pPr>
+      <w:r>
+        <w:rPr>
+          <w:rStyle w:val="af1"/>
         </w:rPr>
         <w:annotationRef/>
       </w:r>
@@ -6612,183 +7417,454 @@
         <w:rPr>
           <w:lang w:val="ru-RU"/>
         </w:rPr>
+        <w:t>Установите на титульной странице поля: слева 30 мм, справа 15 мм, сверху и снизу 20 мм.</w:t>
+      </w:r>
+    </w:p>
+  </w:comment>
+  <w:comment w:id="0" w:author="Арсалан Дамбаев" w:date="2026-09-23T10:44:00Z" w:initials="АД">
+    <w:p>
+      <w:pPr>
+        <w:pStyle w:val="af"/>
+        <w:rPr>
+          <w:lang w:val="ru-RU"/>
+        </w:rPr>
+      </w:pPr>
+      <w:r>
+        <w:rPr>
+          <w:rStyle w:val="af1"/>
+        </w:rPr>
+        <w:annotationRef/>
+      </w:r>
+      <w:r>
+        <w:rPr>
+          <w:lang w:val="ru-RU"/>
+        </w:rPr>
+        <w:t>+</w:t>
+      </w:r>
+    </w:p>
+  </w:comment>
+  <w:comment w:id="2" w:author="Kalentyev Alexey" w:date="2026-09-23T02:48:00Z" w:initials="KA">
+    <w:p>
+      <w:pPr>
+        <w:pStyle w:val="af"/>
+        <w:rPr>
+          <w:lang w:val="ru-RU"/>
+        </w:rPr>
+      </w:pPr>
+      <w:r>
+        <w:rPr>
+          <w:rStyle w:val="af1"/>
+        </w:rPr>
+        <w:annotationRef/>
+      </w:r>
+      <w:r>
+        <w:rPr>
+          <w:lang w:val="ru-RU"/>
+        </w:rPr>
+        <w:t>Добавьте перед перечнем разделов заголовок «Оглавление»: по центру, полужирным, без номера.</w:t>
+      </w:r>
+    </w:p>
+  </w:comment>
+  <w:comment w:id="3" w:author="Арсалан Дамбаев" w:date="2026-09-23T11:05:00Z" w:initials="АД">
+    <w:p>
+      <w:pPr>
+        <w:pStyle w:val="af"/>
+        <w:rPr>
+          <w:lang w:val="ru-RU"/>
+        </w:rPr>
+      </w:pPr>
+      <w:r>
+        <w:rPr>
+          <w:rStyle w:val="af1"/>
+        </w:rPr>
+        <w:annotationRef/>
+      </w:r>
+      <w:r>
+        <w:rPr>
+          <w:lang w:val="ru-RU"/>
+        </w:rPr>
+        <w:t>+</w:t>
+      </w:r>
+    </w:p>
+  </w:comment>
+  <w:comment w:id="13" w:author="Kalentyev Alexey" w:date="2026-09-23T02:48:00Z" w:initials="KA">
+    <w:p>
+      <w:pPr>
+        <w:pStyle w:val="af"/>
+        <w:rPr>
+          <w:lang w:val="ru-RU"/>
+        </w:rPr>
+      </w:pPr>
+      <w:r>
+        <w:rPr>
+          <w:rStyle w:val="af1"/>
+        </w:rPr>
+        <w:annotationRef/>
+      </w:r>
+      <w:r>
+        <w:rPr>
+          <w:lang w:val="ru-RU"/>
+        </w:rPr>
+        <w:t>Дополните пункт сведениями об известном разработчике: кто выполняет ра</w:t>
+      </w:r>
+      <w:r>
+        <w:rPr>
+          <w:lang w:val="ru-RU"/>
+        </w:rPr>
+        <w:t>боту, его подразделение и группа.</w:t>
+      </w:r>
+    </w:p>
+  </w:comment>
+  <w:comment w:id="14" w:author="Арсалан Дамбаев" w:date="2026-09-23T10:56:00Z" w:initials="АД">
+    <w:p>
+      <w:pPr>
+        <w:pStyle w:val="af"/>
+        <w:rPr>
+          <w:lang w:val="ru-RU"/>
+        </w:rPr>
+      </w:pPr>
+      <w:r>
+        <w:rPr>
+          <w:rStyle w:val="af1"/>
+        </w:rPr>
+        <w:annotationRef/>
+      </w:r>
+      <w:r>
+        <w:rPr>
+          <w:lang w:val="ru-RU"/>
+        </w:rPr>
+        <w:t>+</w:t>
+      </w:r>
+    </w:p>
+  </w:comment>
+  <w:comment w:id="18" w:author="Kalentyev Alexey" w:date="2026-09-23T02:48:00Z" w:initials="KA">
+    <w:p>
+      <w:pPr>
+        <w:pStyle w:val="af"/>
+        <w:rPr>
+          <w:lang w:val="ru-RU"/>
+        </w:rPr>
+      </w:pPr>
+      <w:r>
+        <w:rPr>
+          <w:rStyle w:val="af1"/>
+        </w:rPr>
+        <w:annotationRef/>
+      </w:r>
+      <w:r>
+        <w:rPr>
+          <w:lang w:val="ru-RU"/>
+        </w:rPr>
+        <w:t>Исправьте название комплекса: ГОСТ 19.103-77 относится к Единой системе программной документации (ЕСПД).</w:t>
+      </w:r>
+    </w:p>
+  </w:comment>
+  <w:comment w:id="19" w:author="Арсалан Дамбаев" w:date="2026-09-23T10:49:00Z" w:initials="АД">
+    <w:p>
+      <w:pPr>
+        <w:pStyle w:val="af"/>
+        <w:rPr>
+          <w:lang w:val="ru-RU"/>
+        </w:rPr>
+      </w:pPr>
+      <w:r>
+        <w:rPr>
+          <w:rStyle w:val="af1"/>
+        </w:rPr>
+        <w:annotationRef/>
+      </w:r>
+      <w:r>
+        <w:rPr>
+          <w:lang w:val="ru-RU"/>
+        </w:rPr>
+        <w:t>+</w:t>
+      </w:r>
+    </w:p>
+  </w:comment>
+  <w:comment w:id="30" w:author="Kalentyev Alexey" w:date="2026-09-23T02:48:00Z" w:initials="KA">
+    <w:p>
+      <w:pPr>
+        <w:pStyle w:val="af"/>
+        <w:rPr>
+          <w:lang w:val="ru-RU"/>
+        </w:rPr>
+      </w:pPr>
+      <w:r>
+        <w:rPr>
+          <w:rStyle w:val="af1"/>
+        </w:rPr>
+        <w:annotationRef/>
+      </w:r>
+      <w:r>
+        <w:rPr>
+          <w:lang w:val="ru-RU"/>
+        </w:rPr>
+        <w:t>Оформите заголовки 3.1.1, 3.1.2 и аналогичные единообразно: полужирным, по центру, без точки в конце; отделите их от текста пустой строкой.</w:t>
+      </w:r>
+    </w:p>
+  </w:comment>
+  <w:comment w:id="31" w:author="Арсалан Дамбаев" w:date="2026-09-23T11:15:00Z" w:initials="АД">
+    <w:p>
+      <w:pPr>
+        <w:pStyle w:val="af"/>
+        <w:rPr>
+          <w:lang w:val="ru-RU"/>
+        </w:rPr>
+      </w:pPr>
+      <w:r>
+        <w:rPr>
+          <w:rStyle w:val="af1"/>
+        </w:rPr>
+        <w:annotationRef/>
+      </w:r>
+      <w:r>
+        <w:rPr>
+          <w:lang w:val="ru-RU"/>
+        </w:rPr>
+        <w:t xml:space="preserve">По ОС ТУСУР пункт 5.4.1 </w:t>
+      </w:r>
+      <w:r>
+        <w:rPr>
+          <w:lang w:val="ru-RU"/>
+        </w:rPr>
+        <w:t xml:space="preserve">- </w:t>
+      </w:r>
+      <w:r>
+        <w:rPr>
+          <w:lang w:val="ru-RU"/>
+        </w:rPr>
+        <w:t>пункты заголовков не имеют</w:t>
+      </w:r>
+    </w:p>
+  </w:comment>
+  <w:comment w:id="33" w:author="Kalentyev Alexey" w:date="2026-09-23T02:48:00Z" w:initials="KA">
+    <w:p>
+      <w:pPr>
+        <w:pStyle w:val="af"/>
+        <w:rPr>
+          <w:lang w:val="ru-RU"/>
+        </w:rPr>
+      </w:pPr>
+      <w:r>
+        <w:rPr>
+          <w:rStyle w:val="af1"/>
+        </w:rPr>
+        <w:annotationRef/>
+      </w:r>
+      <w:r>
+        <w:rPr>
+          <w:lang w:val="ru-RU"/>
+        </w:rPr>
+        <w:t>Перенесите заголовки 3.2 и 3.2.1 вместе с началом текста на следующую страницу; включите для них «Не отрывать от сл</w:t>
+      </w:r>
+      <w:r>
+        <w:rPr>
+          <w:lang w:val="ru-RU"/>
+        </w:rPr>
+        <w:t>едующего».</w:t>
+      </w:r>
+    </w:p>
+  </w:comment>
+  <w:comment w:id="34" w:author="Арсалан Дамбаев" w:date="2026-09-23T11:01:00Z" w:initials="АД">
+    <w:p>
+      <w:pPr>
+        <w:pStyle w:val="af"/>
+        <w:rPr>
+          <w:lang w:val="ru-RU"/>
+        </w:rPr>
+      </w:pPr>
+      <w:r>
+        <w:rPr>
+          <w:rStyle w:val="af1"/>
+        </w:rPr>
+        <w:annotationRef/>
+      </w:r>
+      <w:r>
+        <w:rPr>
+          <w:lang w:val="ru-RU"/>
+        </w:rPr>
+        <w:t>+</w:t>
+      </w:r>
+    </w:p>
+  </w:comment>
+  <w:comment w:id="39" w:author="Kalentyev Alexey" w:date="2026-09-23T02:48:00Z" w:initials="KA">
+    <w:p>
+      <w:pPr>
+        <w:pStyle w:val="af"/>
+        <w:rPr>
+          <w:lang w:val="ru-RU"/>
+        </w:rPr>
+      </w:pPr>
+      <w:r>
+        <w:rPr>
+          <w:rStyle w:val="af1"/>
+        </w:rPr>
+        <w:annotationRef/>
+      </w:r>
+      <w:r>
+        <w:rPr>
+          <w:lang w:val="ru-RU"/>
+        </w:rPr>
+        <w:t>Уберите абзацный отступ у названия таблицы 4.1: оно должно начинаться над левым верхним углом таблиц</w:t>
+      </w:r>
+      <w:r>
+        <w:rPr>
+          <w:lang w:val="ru-RU"/>
+        </w:rPr>
+        <w:t>ы.</w:t>
+      </w:r>
+    </w:p>
+  </w:comment>
+  <w:comment w:id="40" w:author="Арсалан Дамбаев" w:date="2026-09-23T10:46:00Z" w:initials="АД">
+    <w:p>
+      <w:pPr>
+        <w:pStyle w:val="af"/>
+        <w:rPr>
+          <w:vertAlign w:val="subscript"/>
+          <w:lang w:val="ru-RU"/>
+        </w:rPr>
+      </w:pPr>
+      <w:r>
+        <w:rPr>
+          <w:rStyle w:val="af1"/>
+        </w:rPr>
+        <w:annotationRef/>
+      </w:r>
+      <w:r>
+        <w:rPr>
+          <w:vertAlign w:val="subscript"/>
+          <w:lang w:val="ru-RU"/>
+        </w:rPr>
+        <w:t>+</w:t>
+      </w:r>
+    </w:p>
+  </w:comment>
+  <w:comment w:id="42" w:author="Kalentyev Alexey" w:date="2026-09-23T02:48:00Z" w:initials="KA">
+    <w:p>
+      <w:pPr>
+        <w:pStyle w:val="af"/>
+        <w:rPr>
+          <w:lang w:val="ru-RU"/>
+        </w:rPr>
+      </w:pPr>
+      <w:r>
+        <w:rPr>
+          <w:rStyle w:val="af1"/>
+        </w:rPr>
+        <w:annotationRef/>
+      </w:r>
+      <w:r>
+        <w:rPr>
+          <w:lang w:val="ru-RU"/>
+        </w:rPr>
+        <w:t>Согласуйте даты: в п. 1.4 работа завершается не позднее 27.12.2026, а последний этап таблицы 4.1 — 29.12.2026.</w:t>
+      </w:r>
+    </w:p>
+  </w:comment>
+  <w:comment w:id="43" w:author="Арсалан Дамбаев" w:date="2026-09-23T10:46:00Z" w:initials="АД">
+    <w:p>
+      <w:pPr>
+        <w:pStyle w:val="af"/>
+        <w:rPr>
+          <w:lang w:val="ru-RU"/>
+        </w:rPr>
+      </w:pPr>
+      <w:r>
+        <w:rPr>
+          <w:rStyle w:val="af1"/>
+        </w:rPr>
+        <w:annotationRef/>
+      </w:r>
+      <w:r>
+        <w:rPr>
+          <w:lang w:val="ru-RU"/>
+        </w:rPr>
+        <w:t>+</w:t>
+      </w:r>
+    </w:p>
+  </w:comment>
+  <w:comment w:id="51" w:author="Kalentyev Alexey" w:date="2026-09-23T02:48:00Z" w:initials="KA">
+    <w:p>
+      <w:pPr>
+        <w:pStyle w:val="af"/>
+        <w:rPr>
+          <w:lang w:val="ru-RU"/>
+        </w:rPr>
+      </w:pPr>
+      <w:r>
+        <w:rPr>
+          <w:rStyle w:val="af1"/>
+        </w:rPr>
+        <w:annotationRef/>
+      </w:r>
+      <w:r>
+        <w:rPr>
+          <w:lang w:val="ru-RU"/>
+        </w:rPr>
+        <w:t>Удалите постороннее число «63» из фразы «желательные 63 доработки».</w:t>
+      </w:r>
+    </w:p>
+  </w:comment>
+  <w:comment w:id="52" w:author="Арсалан Дамбаев" w:date="2026-09-23T11:02:00Z" w:initials="АД">
+    <w:p>
+      <w:pPr>
+        <w:pStyle w:val="af"/>
+        <w:rPr>
+          <w:lang w:val="ru-RU"/>
+        </w:rPr>
+      </w:pPr>
+      <w:r>
+        <w:rPr>
+          <w:rStyle w:val="af1"/>
+        </w:rPr>
+        <w:annotationRef/>
+      </w:r>
+      <w:r>
+        <w:rPr>
+          <w:lang w:val="ru-RU"/>
+        </w:rPr>
+        <w:t>+</w:t>
+      </w:r>
+    </w:p>
+  </w:comment>
+  <w:comment w:id="53" w:author="Kalentyev Alexey" w:date="2026-09-16T12:00:00Z" w:initials="KA">
+    <w:p>
+      <w:pPr>
+        <w:pStyle w:val="af"/>
+      </w:pPr>
+      <w:r>
+        <w:rPr>
+          <w:rStyle w:val="af1"/>
+        </w:rPr>
+        <w:annotationRef/>
+      </w:r>
+      <w:r>
+        <w:rPr>
+          <w:lang w:val="ru-RU"/>
+        </w:rPr>
         <w:t>Висячая строка</w:t>
       </w:r>
     </w:p>
   </w:comment>
-  <w:comment w:id="35" w:author="Kalentyev Alexey" w:initials="KA" w:date="2026-09-23T02:48:29Z">
-    <w:p>
-      <w:pPr>
-        <w:pStyle w:val="CommentText"/>
-      </w:pPr>
-      <w:r>
-        <w:rPr>
-          <w:rStyle w:val="CommentReference"/>
+  <w:comment w:id="54" w:author="Арсалан Дамбаев" w:date="2026-09-23T11:02:00Z" w:initials="АД">
+    <w:p>
+      <w:pPr>
+        <w:pStyle w:val="af"/>
+        <w:rPr>
+          <w:lang w:val="ru-RU"/>
+        </w:rPr>
+      </w:pPr>
+      <w:r>
+        <w:rPr>
+          <w:rStyle w:val="af1"/>
         </w:rPr>
         <w:annotationRef/>
       </w:r>
       <w:r>
-        <w:t>Удалите постороннее число «63» из фразы «желательные 63 доработки».</w:t>
-      </w:r>
-    </w:p>
-  </w:comment>
-  <w:comment w:id="36" w:author="Kalentyev Alexey" w:initials="KA" w:date="2026-09-23T02:48:29Z">
-    <w:p>
-      <w:pPr>
-        <w:pStyle w:val="CommentText"/>
-      </w:pPr>
-      <w:r>
-        <w:rPr>
-          <w:rStyle w:val="CommentReference"/>
-        </w:rPr>
-        <w:annotationRef/>
-      </w:r>
-      <w:r>
-        <w:t>Согласуйте даты: в п. 1.4 работа завершается не позднее 27.12.2026, а последний этап таблицы 4.1 — 29.12.2026.</w:t>
-      </w:r>
-    </w:p>
-  </w:comment>
-  <w:comment w:id="37" w:author="Kalentyev Alexey" w:initials="KA" w:date="2026-09-23T02:48:29Z">
-    <w:p>
-      <w:pPr>
-        <w:pStyle w:val="CommentText"/>
-      </w:pPr>
-      <w:r>
-        <w:rPr>
-          <w:rStyle w:val="CommentReference"/>
-        </w:rPr>
-        <w:annotationRef/>
-      </w:r>
-      <w:r>
-        <w:t>Дополните пункт сведениями об известном разработчике: кто выполняет работу, его подразделение и группа.</w:t>
-      </w:r>
-    </w:p>
-  </w:comment>
-  <w:comment w:id="38" w:author="Kalentyev Alexey" w:initials="KA" w:date="2026-09-23T02:48:29Z">
-    <w:p>
-      <w:pPr>
-        <w:pStyle w:val="CommentText"/>
-      </w:pPr>
-      <w:r>
-        <w:rPr>
-          <w:rStyle w:val="CommentReference"/>
-        </w:rPr>
-        <w:annotationRef/>
-      </w:r>
-      <w:r>
-        <w:t>Исправьте название комплекса: ГОСТ 19.103-77 относится к Единой системе программной документации (ЕСПД).</w:t>
-      </w:r>
-    </w:p>
-  </w:comment>
-  <w:comment w:id="39" w:author="Kalentyev Alexey" w:initials="KA" w:date="2026-09-23T02:48:29Z">
-    <w:p>
-      <w:pPr>
-        <w:pStyle w:val="CommentText"/>
-      </w:pPr>
-      <w:r>
-        <w:rPr>
-          <w:rStyle w:val="CommentReference"/>
-        </w:rPr>
-        <w:annotationRef/>
-      </w:r>
-      <w:r>
-        <w:t>Перенесите заголовки 3.2 и 3.2.1 вместе с началом текста на следующую страницу; включите для них «Не отрывать от следующего».</w:t>
-      </w:r>
-    </w:p>
-  </w:comment>
-  <w:comment w:id="40" w:author="Kalentyev Alexey" w:initials="KA" w:date="2026-09-23T02:48:29Z">
-    <w:p>
-      <w:pPr>
-        <w:pStyle w:val="CommentText"/>
-      </w:pPr>
-      <w:r>
-        <w:rPr>
-          <w:rStyle w:val="CommentReference"/>
-        </w:rPr>
-        <w:annotationRef/>
-      </w:r>
-      <w:r>
-        <w:t>Оформите заголовки 3.1.1, 3.1.2 и аналогичные единообразно: полужирным, по центру, без точки в конце; отделите их от текста пустой строкой.</w:t>
-      </w:r>
-    </w:p>
-  </w:comment>
-  <w:comment w:id="41" w:author="Kalentyev Alexey" w:initials="KA" w:date="2026-09-23T02:48:29Z">
-    <w:p>
-      <w:pPr>
-        <w:pStyle w:val="CommentText"/>
-      </w:pPr>
-      <w:r>
-        <w:rPr>
-          <w:rStyle w:val="CommentReference"/>
-        </w:rPr>
-        <w:annotationRef/>
-      </w:r>
-      <w:r>
-        <w:t>Добавьте условное обозначение разрабатываемой АС и используйте его согласованно в документе. Сейчас приведено только полное наименование.</w:t>
-      </w:r>
-    </w:p>
-  </w:comment>
-  <w:comment w:id="42" w:author="Kalentyev Alexey" w:initials="KA" w:date="2026-09-23T02:48:29Z">
-    <w:p>
-      <w:pPr>
-        <w:pStyle w:val="CommentText"/>
-      </w:pPr>
-      <w:r>
-        <w:rPr>
-          <w:rStyle w:val="CommentReference"/>
-        </w:rPr>
-        <w:annotationRef/>
-      </w:r>
-      <w:r>
-        <w:t>Добавьте сквозную нумерацию страниц по центру нижнего поля. Титульный лист учитывается, но номер на нём не печатается.</w:t>
-      </w:r>
-    </w:p>
-  </w:comment>
-  <w:comment w:id="43" w:author="Kalentyev Alexey" w:initials="KA" w:date="2026-09-23T02:48:29Z">
-    <w:p>
-      <w:pPr>
-        <w:pStyle w:val="CommentText"/>
-      </w:pPr>
-      <w:r>
-        <w:rPr>
-          <w:rStyle w:val="CommentReference"/>
-        </w:rPr>
-        <w:annotationRef/>
-      </w:r>
-      <w:r>
-        <w:t>Уберите абзацный отступ у названия таблицы 4.1: оно должно начинаться над левым верхним углом таблицы.</w:t>
-      </w:r>
-    </w:p>
-  </w:comment>
-  <w:comment w:id="44" w:author="Kalentyev Alexey" w:initials="KA" w:date="2026-09-23T02:48:29Z">
-    <w:p>
-      <w:pPr>
-        <w:pStyle w:val="CommentText"/>
-      </w:pPr>
-      <w:r>
-        <w:rPr>
-          <w:rStyle w:val="CommentReference"/>
-        </w:rPr>
-        <w:annotationRef/>
-      </w:r>
-      <w:r>
-        <w:t>Установите на титульной странице поля: слева 30 мм, справа 15 мм, сверху и снизу 20 мм.</w:t>
-      </w:r>
-    </w:p>
-  </w:comment>
-  <w:comment w:id="45" w:author="Kalentyev Alexey" w:initials="KA" w:date="2026-09-23T02:48:29Z">
-    <w:p>
-      <w:pPr>
-        <w:pStyle w:val="CommentText"/>
-      </w:pPr>
-      <w:r>
-        <w:rPr>
-          <w:rStyle w:val="CommentReference"/>
-        </w:rPr>
-        <w:annotationRef/>
-      </w:r>
-      <w:r>
-        <w:t>Добавьте перед перечнем разделов заголовок «Оглавление»: по центру, полужирным, без номера.</w:t>
+        <w:rPr>
+          <w:lang w:val="ru-RU"/>
+        </w:rPr>
+        <w:t>+</w:t>
       </w:r>
     </w:p>
   </w:comment>
@@ -6796,58 +7872,161 @@
 </file>
 
 <file path=word/commentsExtended.xml><?xml version="1.0" encoding="utf-8"?>
-<w15:commentsEx xmlns:wpc="http://schemas.microsoft.com/office/word/2010/wordprocessingCanvas" xmlns:cx="http://schemas.microsoft.com/office/drawing/2014/chartex" xmlns:cx1="http://schemas.microsoft.com/office/drawing/2015/9/8/chartex" xmlns:cx2="http://schemas.microsoft.com/office/drawing/2015/10/21/chartex" xmlns:cx3="http://schemas.microsoft.com/office/drawing/2016/5/9/chartex" xmlns:cx4="http://schemas.microsoft.com/office/drawing/2016/5/10/chartex" xmlns:cx5="http://schemas.microsoft.com/office/drawing/2016/5/11/chartex" xmlns:cx6="http://schemas.microsoft.com/office/drawing/2016/5/12/chartex" xmlns:cx7="http://schemas.microsoft.com/office/drawing/2016/5/13/chartex" xmlns:cx8="http://schemas.microsoft.com/office/drawing/2016/5/14/chartex" xmlns:mc="http://schemas.openxmlformats.org/markup-compatibility/2006" xmlns:aink="http://schemas.microsoft.com/office/drawing/2016/ink" xmlns:am3d="http://schemas.microsoft.com/office/drawing/2017/model3d" xmlns:o="urn:schemas-microsoft-com:office:office" xmlns:oel="http://schemas.microsoft.com/office/2019/extlst" xmlns:r="http://schemas.openxmlformats.org/officeDocument/2006/relationships" xmlns:m="http://schemas.openxmlformats.org/officeDocument/2006/math" xmlns:v="urn:schemas-microsoft-com:vml" xmlns:wp14="http://schemas.microsoft.com/office/word/2010/wordprocessingDrawing" xmlns:wp="http://schemas.openxmlformats.org/drawingml/2006/wordprocessingDrawing" xmlns:w10="urn:schemas-microsoft-com:office:word" xmlns:w="http://schemas.openxmlformats.org/wordprocessingml/2006/main" xmlns:w14="http://schemas.microsoft.com/office/word/2010/wordml" xmlns:w15="http://schemas.microsoft.com/office/word/2012/wordml" xmlns:w16cex="http://schemas.microsoft.com/office/word/2018/wordml/cex" xmlns:w16cid="http://schemas.microsoft.com/office/word/2016/wordml/cid" xmlns:w16="http://schemas.microsoft.com/office/word/2018/wordml" xmlns:w16du="http://schemas.microsoft.com/office/word/2023/wordml/word16du" xmlns:w16sdtdh="http://schemas.microsoft.com/office/word/2020/wordml/sdtdatahash" xmlns:w16sdtfl="http://schemas.microsoft.com/office/word/2024/wordml/sdtformatlock" xmlns:w16se="http://schemas.microsoft.com/office/word/2015/wordml/symex" xmlns:wpg="http://schemas.microsoft.com/office/word/2010/wordprocessingGroup" xmlns:wpi="http://schemas.microsoft.com/office/word/2010/wordprocessingInk" xmlns:wne="http://schemas.microsoft.com/office/word/2006/wordml" xmlns:wps="http://schemas.microsoft.com/office/word/2010/wordprocessingShape" mc:Ignorable="w14 w15 w16se w16cid w16 w16cex w16sdtdh w16sdtfl w16du wp14">
+<w15:commentsEx xmlns:wpc="http://schemas.microsoft.com/office/word/2010/wordprocessingCanvas" xmlns:cx="http://schemas.microsoft.com/office/drawing/2014/chartex" xmlns:cx1="http://schemas.microsoft.com/office/drawing/2015/9/8/chartex" xmlns:cx2="http://schemas.microsoft.com/office/drawing/2015/10/21/chartex" xmlns:cx3="http://schemas.microsoft.com/office/drawing/2016/5/9/chartex" xmlns:cx4="http://schemas.microsoft.com/office/drawing/2016/5/10/chartex" xmlns:cx5="http://schemas.microsoft.com/office/drawing/2016/5/11/chartex" xmlns:cx6="http://schemas.microsoft.com/office/drawing/2016/5/12/chartex" xmlns:cx7="http://schemas.microsoft.com/office/drawing/2016/5/13/chartex" xmlns:cx8="http://schemas.microsoft.com/office/drawing/2016/5/14/chartex" xmlns:mc="http://schemas.openxmlformats.org/markup-compatibility/2006" xmlns:aink="http://schemas.microsoft.com/office/drawing/2016/ink" xmlns:am3d="http://schemas.microsoft.com/office/drawing/2017/model3d" xmlns:o="urn:schemas-microsoft-com:office:office" xmlns:r="http://schemas.openxmlformats.org/officeDocument/2006/relationships" xmlns:m="http://schemas.openxmlformats.org/officeDocument/2006/math" xmlns:v="urn:schemas-microsoft-com:vml" xmlns:wp14="http://schemas.microsoft.com/office/word/2010/wordprocessingDrawing" xmlns:wp="http://schemas.openxmlformats.org/drawingml/2006/wordprocessingDrawing" xmlns:w10="urn:schemas-microsoft-com:office:word" xmlns:w="http://schemas.openxmlformats.org/wordprocessingml/2006/main" xmlns:w14="http://schemas.microsoft.com/office/word/2010/wordml" xmlns:w15="http://schemas.microsoft.com/office/word/2012/wordml" xmlns:w16cex="http://schemas.microsoft.com/office/word/2018/wordml/cex" xmlns:w16cid="http://schemas.microsoft.com/office/word/2016/wordml/cid" xmlns:w16="http://schemas.microsoft.com/office/word/2018/wordml" xmlns:w16sdtdh="http://schemas.microsoft.com/office/word/2020/wordml/sdtdatahash" xmlns:w16se="http://schemas.microsoft.com/office/word/2015/wordml/symex" xmlns:wpg="http://schemas.microsoft.com/office/word/2010/wordprocessingGroup" xmlns:wpi="http://schemas.microsoft.com/office/word/2010/wordprocessingInk" xmlns:wne="http://schemas.microsoft.com/office/word/2006/wordml" xmlns:wps="http://schemas.microsoft.com/office/word/2010/wordprocessingShape" mc:Ignorable="w14 w15 w16se w16cid w16 w16cex w16sdtdh wp14">
+  <w15:commentEx w15:paraId="52295174" w15:done="0"/>
+  <w15:commentEx w15:paraId="164D715C" w15:paraIdParent="52295174" w15:done="0"/>
+  <w15:commentEx w15:paraId="19C59CF7" w15:done="0"/>
+  <w15:commentEx w15:paraId="086239E5" w15:paraIdParent="19C59CF7" w15:done="0"/>
+  <w15:commentEx w15:paraId="0EBBE533" w15:done="0"/>
+  <w15:commentEx w15:paraId="4132C9ED" w15:paraIdParent="0EBBE533" w15:done="0"/>
+  <w15:commentEx w15:paraId="5954A10E" w15:done="0"/>
+  <w15:commentEx w15:paraId="513EEA15" w15:paraIdParent="5954A10E" w15:done="0"/>
+  <w15:commentEx w15:paraId="6563A28F" w15:done="0"/>
+  <w15:commentEx w15:paraId="5ED1B74D" w15:paraIdParent="6563A28F" w15:done="0"/>
+  <w15:commentEx w15:paraId="1EB37386" w15:done="0"/>
+  <w15:commentEx w15:paraId="53BE70E7" w15:paraIdParent="1EB37386" w15:done="0"/>
+  <w15:commentEx w15:paraId="43A94E74" w15:done="0"/>
+  <w15:commentEx w15:paraId="55B5203C" w15:paraIdParent="43A94E74" w15:done="0"/>
+  <w15:commentEx w15:paraId="12A867F3" w15:done="0"/>
+  <w15:commentEx w15:paraId="06AF467B" w15:paraIdParent="12A867F3" w15:done="0"/>
+  <w15:commentEx w15:paraId="5FC11E7F" w15:done="0"/>
+  <w15:commentEx w15:paraId="7569A28C" w15:paraIdParent="5FC11E7F" w15:done="0"/>
   <w15:commentEx w15:paraId="466186D6" w15:done="0"/>
-  <w15:commentEx w15:paraId="9C6F2C58" w15:done="0"/>
-  <w15:commentEx w15:paraId="12A867F3" w15:done="0"/>
-  <w15:commentEx w15:paraId="DBB3CC0F" w15:done="0"/>
-  <w15:commentEx w15:paraId="922E782F" w15:done="0"/>
-  <w15:commentEx w15:paraId="EB956E19" w15:done="0"/>
-  <w15:commentEx w15:paraId="B989ED61" w15:done="0"/>
-  <w15:commentEx w15:paraId="3CF3F69A" w15:done="0"/>
-  <w15:commentEx w15:paraId="861296C0" w15:done="0"/>
-  <w15:commentEx w15:paraId="43A94E74" w15:done="0"/>
-  <w15:commentEx w15:paraId="52295174" w15:done="0"/>
-  <w15:commentEx w15:paraId="F788B479" w15:done="0"/>
+  <w15:commentEx w15:paraId="0D92EA88" w15:paraIdParent="466186D6" w15:done="0"/>
 </w15:commentsEx>
 </file>
 
 <file path=word/commentsExtensible.xml><?xml version="1.0" encoding="utf-8"?>
-<w16cex:commentsExtensible xmlns:wpc="http://schemas.microsoft.com/office/word/2010/wordprocessingCanvas" xmlns:cx="http://schemas.microsoft.com/office/drawing/2014/chartex" xmlns:cx1="http://schemas.microsoft.com/office/drawing/2015/9/8/chartex" xmlns:cx2="http://schemas.microsoft.com/office/drawing/2015/10/21/chartex" xmlns:cx3="http://schemas.microsoft.com/office/drawing/2016/5/9/chartex" xmlns:cx4="http://schemas.microsoft.com/office/drawing/2016/5/10/chartex" xmlns:cx5="http://schemas.microsoft.com/office/drawing/2016/5/11/chartex" xmlns:cx6="http://schemas.microsoft.com/office/drawing/2016/5/12/chartex" xmlns:cx7="http://schemas.microsoft.com/office/drawing/2016/5/13/chartex" xmlns:cx8="http://schemas.microsoft.com/office/drawing/2016/5/14/chartex" xmlns:cr="http://schemas.microsoft.com/office/comments/2020/reactions" xmlns:mc="http://schemas.openxmlformats.org/markup-compatibility/2006" xmlns:aink="http://schemas.microsoft.com/office/drawing/2016/ink" xmlns:am3d="http://schemas.microsoft.com/office/drawing/2017/model3d" xmlns:o="urn:schemas-microsoft-com:office:office" xmlns:oel="http://schemas.microsoft.com/office/2019/extlst" xmlns:r="http://schemas.openxmlformats.org/officeDocument/2006/relationships" xmlns:m="http://schemas.openxmlformats.org/officeDocument/2006/math" xmlns:v="urn:schemas-microsoft-com:vml" xmlns:wp14="http://schemas.microsoft.com/office/word/2010/wordprocessingDrawing" xmlns:wp="http://schemas.openxmlformats.org/drawingml/2006/wordprocessingDrawing" xmlns:w10="urn:schemas-microsoft-com:office:word" xmlns:w="http://schemas.openxmlformats.org/wordprocessingml/2006/main" xmlns:w14="http://schemas.microsoft.com/office/word/2010/wordml" xmlns:w15="http://schemas.microsoft.com/office/word/2012/wordml" xmlns:w16cex="http://schemas.microsoft.com/office/word/2018/wordml/cex" xmlns:w16cid="http://schemas.microsoft.com/office/word/2016/wordml/cid" xmlns:w16="http://schemas.microsoft.com/office/word/2018/wordml" xmlns:w16du="http://schemas.microsoft.com/office/word/2023/wordml/word16du" xmlns:w16sdtdh="http://schemas.microsoft.com/office/word/2020/wordml/sdtdatahash" xmlns:w16sdtfl="http://schemas.microsoft.com/office/word/2024/wordml/sdtformatlock" xmlns:w16se="http://schemas.microsoft.com/office/word/2015/wordml/symex" xmlns:wpg="http://schemas.microsoft.com/office/word/2010/wordprocessingGroup" xmlns:wpi="http://schemas.microsoft.com/office/word/2010/wordprocessingInk" xmlns:wne="http://schemas.microsoft.com/office/word/2006/wordml" xmlns:wps="http://schemas.microsoft.com/office/word/2010/wordprocessingShape" mc:Ignorable="w14 w15 w16se w16cid w16 w16cex w16sdtdh w16sdtfl cr w16du wp14">
+<w16cex:commentsExtensible xmlns:wpc="http://schemas.microsoft.com/office/word/2010/wordprocessingCanvas" xmlns:cx="http://schemas.microsoft.com/office/drawing/2014/chartex" xmlns:cx1="http://schemas.microsoft.com/office/drawing/2015/9/8/chartex" xmlns:cx2="http://schemas.microsoft.com/office/drawing/2015/10/21/chartex" xmlns:cx3="http://schemas.microsoft.com/office/drawing/2016/5/9/chartex" xmlns:cx4="http://schemas.microsoft.com/office/drawing/2016/5/10/chartex" xmlns:cx5="http://schemas.microsoft.com/office/drawing/2016/5/11/chartex" xmlns:cx6="http://schemas.microsoft.com/office/drawing/2016/5/12/chartex" xmlns:cx7="http://schemas.microsoft.com/office/drawing/2016/5/13/chartex" xmlns:cx8="http://schemas.microsoft.com/office/drawing/2016/5/14/chartex" xmlns:mc="http://schemas.openxmlformats.org/markup-compatibility/2006" xmlns:aink="http://schemas.microsoft.com/office/drawing/2016/ink" xmlns:am3d="http://schemas.microsoft.com/office/drawing/2017/model3d" xmlns:o="urn:schemas-microsoft-com:office:office" xmlns:r="http://schemas.openxmlformats.org/officeDocument/2006/relationships" xmlns:m="http://schemas.openxmlformats.org/officeDocument/2006/math" xmlns:v="urn:schemas-microsoft-com:vml" xmlns:wp14="http://schemas.microsoft.com/office/word/2010/wordprocessingDrawing" xmlns:wp="http://schemas.openxmlformats.org/drawingml/2006/wordprocessingDrawing" xmlns:w10="urn:schemas-microsoft-com:office:word" xmlns:w="http://schemas.openxmlformats.org/wordprocessingml/2006/main" xmlns:w14="http://schemas.microsoft.com/office/word/2010/wordml" xmlns:w15="http://schemas.microsoft.com/office/word/2012/wordml" xmlns:w16cex="http://schemas.microsoft.com/office/word/2018/wordml/cex" xmlns:w16cid="http://schemas.microsoft.com/office/word/2016/wordml/cid" xmlns:w16="http://schemas.microsoft.com/office/word/2018/wordml" xmlns:w16sdtdh="http://schemas.microsoft.com/office/word/2020/wordml/sdtdatahash" xmlns:w16se="http://schemas.microsoft.com/office/word/2015/wordml/symex" xmlns:wpg="http://schemas.microsoft.com/office/word/2010/wordprocessingGroup" xmlns:wpi="http://schemas.microsoft.com/office/word/2010/wordprocessingInk" xmlns:wne="http://schemas.microsoft.com/office/word/2006/wordml" xmlns:wps="http://schemas.microsoft.com/office/word/2010/wordprocessingShape" mc:Ignorable="w14 w15 w16se w16cid w16 w16cex w16sdtdh wp14">
+  <w16cex:commentExtensible w16cex:durableId="2E5E2C1A" w16cex:dateUtc="2026-09-23T03:44:00Z"/>
+  <w16cex:commentExtensible w16cex:durableId="2E5E30E2" w16cex:dateUtc="2026-09-23T04:05:00Z"/>
+  <w16cex:commentExtensible w16cex:durableId="2E5E2EFB" w16cex:dateUtc="2026-09-23T03:56:00Z"/>
+  <w16cex:commentExtensible w16cex:durableId="2E5E2D21" w16cex:dateUtc="2026-09-23T03:49:00Z"/>
+  <w16cex:commentExtensible w16cex:durableId="2E5E3369" w16cex:dateUtc="2026-09-23T04:15:00Z"/>
+  <w16cex:commentExtensible w16cex:durableId="2E5E3006" w16cex:dateUtc="2026-09-23T04:01:00Z"/>
+  <w16cex:commentExtensible w16cex:durableId="2E5E2C89" w16cex:dateUtc="2026-09-23T03:46:00Z"/>
+  <w16cex:commentExtensible w16cex:durableId="13D5D50B" w16cex:dateUtc="2026-09-23T02:48:00Z"/>
+  <w16cex:commentExtensible w16cex:durableId="2E5E2CA2" w16cex:dateUtc="2026-09-23T03:46:00Z"/>
+  <w16cex:commentExtensible w16cex:durableId="2E5E302A" w16cex:dateUtc="2026-09-23T04:02:00Z"/>
   <w16cex:commentExtensible w16cex:durableId="0F52FDD9" w16cex:dateUtc="2026-09-16T05:00:00Z"/>
-  <w16cex:commentExtensible w16cex:durableId="54464DAA" w16cex:dateUtc="2026-09-23T02:48:29Z"/>
-  <w16cex:commentExtensible w16cex:durableId="13D5D50B" w16cex:dateUtc="2026-09-23T02:48:29Z"/>
-  <w16cex:commentExtensible w16cex:durableId="DEFDBC87" w16cex:dateUtc="2026-09-23T02:48:29Z"/>
-  <w16cex:commentExtensible w16cex:durableId="2CF9903B" w16cex:dateUtc="2026-09-23T02:48:29Z"/>
-  <w16cex:commentExtensible w16cex:durableId="745858EB" w16cex:dateUtc="2026-09-23T02:48:29Z"/>
-  <w16cex:commentExtensible w16cex:durableId="4FFC4735" w16cex:dateUtc="2026-09-23T02:48:29Z"/>
-  <w16cex:commentExtensible w16cex:durableId="1B2DC146" w16cex:dateUtc="2026-09-23T02:48:29Z"/>
-  <w16cex:commentExtensible w16cex:durableId="4F737F57" w16cex:dateUtc="2026-09-23T02:48:29Z"/>
-  <w16cex:commentExtensible w16cex:durableId="F70BD955" w16cex:dateUtc="2026-09-23T02:48:29Z"/>
-  <w16cex:commentExtensible w16cex:durableId="87C36A97" w16cex:dateUtc="2026-09-23T02:48:29Z"/>
-  <w16cex:commentExtensible w16cex:durableId="A365C1AC" w16cex:dateUtc="2026-09-23T02:48:29Z"/>
+  <w16cex:commentExtensible w16cex:durableId="2E5E302C" w16cex:dateUtc="2026-09-23T04:02:00Z"/>
 </w16cex:commentsExtensible>
 </file>
 
 <file path=word/commentsIds.xml><?xml version="1.0" encoding="utf-8"?>
-<w16cid:commentsIds xmlns:wpc="http://schemas.microsoft.com/office/word/2010/wordprocessingCanvas" xmlns:cx="http://schemas.microsoft.com/office/drawing/2014/chartex" xmlns:cx1="http://schemas.microsoft.com/office/drawing/2015/9/8/chartex" xmlns:cx2="http://schemas.microsoft.com/office/drawing/2015/10/21/chartex" xmlns:cx3="http://schemas.microsoft.com/office/drawing/2016/5/9/chartex" xmlns:cx4="http://schemas.microsoft.com/office/drawing/2016/5/10/chartex" xmlns:cx5="http://schemas.microsoft.com/office/drawing/2016/5/11/chartex" xmlns:cx6="http://schemas.microsoft.com/office/drawing/2016/5/12/chartex" xmlns:cx7="http://schemas.microsoft.com/office/drawing/2016/5/13/chartex" xmlns:cx8="http://schemas.microsoft.com/office/drawing/2016/5/14/chartex" xmlns:mc="http://schemas.openxmlformats.org/markup-compatibility/2006" xmlns:aink="http://schemas.microsoft.com/office/drawing/2016/ink" xmlns:am3d="http://schemas.microsoft.com/office/drawing/2017/model3d" xmlns:o="urn:schemas-microsoft-com:office:office" xmlns:oel="http://schemas.microsoft.com/office/2019/extlst" xmlns:r="http://schemas.openxmlformats.org/officeDocument/2006/relationships" xmlns:m="http://schemas.openxmlformats.org/officeDocument/2006/math" xmlns:v="urn:schemas-microsoft-com:vml" xmlns:wp14="http://schemas.microsoft.com/office/word/2010/wordprocessingDrawing" xmlns:wp="http://schemas.openxmlformats.org/drawingml/2006/wordprocessingDrawing" xmlns:w10="urn:schemas-microsoft-com:office:word" xmlns:w="http://schemas.openxmlformats.org/wordprocessingml/2006/main" xmlns:w14="http://schemas.microsoft.com/office/word/2010/wordml" xmlns:w15="http://schemas.microsoft.com/office/word/2012/wordml" xmlns:w16cex="http://schemas.microsoft.com/office/word/2018/wordml/cex" xmlns:w16cid="http://schemas.microsoft.com/office/word/2016/wordml/cid" xmlns:w16="http://schemas.microsoft.com/office/word/2018/wordml" xmlns:w16du="http://schemas.microsoft.com/office/word/2023/wordml/word16du" xmlns:w16sdtdh="http://schemas.microsoft.com/office/word/2020/wordml/sdtdatahash" xmlns:w16sdtfl="http://schemas.microsoft.com/office/word/2024/wordml/sdtformatlock" xmlns:w16se="http://schemas.microsoft.com/office/word/2015/wordml/symex" xmlns:wpg="http://schemas.microsoft.com/office/word/2010/wordprocessingGroup" xmlns:wpi="http://schemas.microsoft.com/office/word/2010/wordprocessingInk" xmlns:wne="http://schemas.microsoft.com/office/word/2006/wordml" xmlns:wps="http://schemas.microsoft.com/office/word/2010/wordprocessingShape" mc:Ignorable="w14 w15 w16se w16cid w16 w16cex w16sdtdh w16sdtfl w16du wp14">
+<w16cid:commentsIds xmlns:wpc="http://schemas.microsoft.com/office/word/2010/wordprocessingCanvas" xmlns:cx="http://schemas.microsoft.com/office/drawing/2014/chartex" xmlns:cx1="http://schemas.microsoft.com/office/drawing/2015/9/8/chartex" xmlns:cx2="http://schemas.microsoft.com/office/drawing/2015/10/21/chartex" xmlns:cx3="http://schemas.microsoft.com/office/drawing/2016/5/9/chartex" xmlns:cx4="http://schemas.microsoft.com/office/drawing/2016/5/10/chartex" xmlns:cx5="http://schemas.microsoft.com/office/drawing/2016/5/11/chartex" xmlns:cx6="http://schemas.microsoft.com/office/drawing/2016/5/12/chartex" xmlns:cx7="http://schemas.microsoft.com/office/drawing/2016/5/13/chartex" xmlns:cx8="http://schemas.microsoft.com/office/drawing/2016/5/14/chartex" xmlns:mc="http://schemas.openxmlformats.org/markup-compatibility/2006" xmlns:aink="http://schemas.microsoft.com/office/drawing/2016/ink" xmlns:am3d="http://schemas.microsoft.com/office/drawing/2017/model3d" xmlns:o="urn:schemas-microsoft-com:office:office" xmlns:r="http://schemas.openxmlformats.org/officeDocument/2006/relationships" xmlns:m="http://schemas.openxmlformats.org/officeDocument/2006/math" xmlns:v="urn:schemas-microsoft-com:vml" xmlns:wp14="http://schemas.microsoft.com/office/word/2010/wordprocessingDrawing" xmlns:wp="http://schemas.openxmlformats.org/drawingml/2006/wordprocessingDrawing" xmlns:w10="urn:schemas-microsoft-com:office:word" xmlns:w="http://schemas.openxmlformats.org/wordprocessingml/2006/main" xmlns:w14="http://schemas.microsoft.com/office/word/2010/wordml" xmlns:w15="http://schemas.microsoft.com/office/word/2012/wordml" xmlns:w16cex="http://schemas.microsoft.com/office/word/2018/wordml/cex" xmlns:w16cid="http://schemas.microsoft.com/office/word/2016/wordml/cid" xmlns:w16="http://schemas.microsoft.com/office/word/2018/wordml" xmlns:w16sdtdh="http://schemas.microsoft.com/office/word/2020/wordml/sdtdatahash" xmlns:w16se="http://schemas.microsoft.com/office/word/2015/wordml/symex" xmlns:wpg="http://schemas.microsoft.com/office/word/2010/wordprocessingGroup" xmlns:wpi="http://schemas.microsoft.com/office/word/2010/wordprocessingInk" xmlns:wne="http://schemas.microsoft.com/office/word/2006/wordml" xmlns:wps="http://schemas.microsoft.com/office/word/2010/wordprocessingShape" mc:Ignorable="w14 w15 w16se w16cid w16 w16cex w16sdtdh wp14">
+  <w16cid:commentId w16cid:paraId="164D715C" w16cid:durableId="2E5E2C1A"/>
+  <w16cid:commentId w16cid:paraId="19C59CF7" w16cid:durableId="2E5E2C0B"/>
+  <w16cid:commentId w16cid:paraId="086239E5" w16cid:durableId="2E5E30E2"/>
+  <w16cid:commentId w16cid:paraId="0EBBE533" w16cid:durableId="2E5E2C0E"/>
+  <w16cid:commentId w16cid:paraId="4132C9ED" w16cid:durableId="2E5E2EFB"/>
+  <w16cid:commentId w16cid:paraId="5954A10E" w16cid:durableId="2E5E2C0F"/>
+  <w16cid:commentId w16cid:paraId="513EEA15" w16cid:durableId="2E5E2D21"/>
+  <w16cid:commentId w16cid:paraId="6563A28F" w16cid:durableId="2E5E2C10"/>
+  <w16cid:commentId w16cid:paraId="5ED1B74D" w16cid:durableId="2E5E3369"/>
+  <w16cid:commentId w16cid:paraId="1EB37386" w16cid:durableId="2E5E2C11"/>
+  <w16cid:commentId w16cid:paraId="53BE70E7" w16cid:durableId="2E5E3006"/>
+  <w16cid:commentId w16cid:paraId="43A94E74" w16cid:durableId="770BD955"/>
+  <w16cid:commentId w16cid:paraId="55B5203C" w16cid:durableId="2E5E2C89"/>
+  <w16cid:commentId w16cid:paraId="12A867F3" w16cid:durableId="13D5D50B"/>
+  <w16cid:commentId w16cid:paraId="06AF467B" w16cid:durableId="2E5E2CA2"/>
+  <w16cid:commentId w16cid:paraId="5FC11E7F" w16cid:durableId="2E5E2C14"/>
+  <w16cid:commentId w16cid:paraId="7569A28C" w16cid:durableId="2E5E302A"/>
   <w16cid:commentId w16cid:paraId="466186D6" w16cid:durableId="0F52FDD9"/>
-  <w16cid:commentId w16cid:paraId="9C6F2C58" w16cid:durableId="54464DAA"/>
-  <w16cid:commentId w16cid:paraId="12A867F3" w16cid:durableId="13D5D50B"/>
-  <w16cid:commentId w16cid:paraId="DBB3CC0F" w16cid:durableId="DEFDBC87"/>
-  <w16cid:commentId w16cid:paraId="922E782F" w16cid:durableId="2CF9903B"/>
-  <w16cid:commentId w16cid:paraId="EB956E19" w16cid:durableId="745858EB"/>
-  <w16cid:commentId w16cid:paraId="B989ED61" w16cid:durableId="4FFC4735"/>
-  <w16cid:commentId w16cid:paraId="3CF3F69A" w16cid:durableId="1B2DC146"/>
-  <w16cid:commentId w16cid:paraId="861296C0" w16cid:durableId="4F737F57"/>
-  <w16cid:commentId w16cid:paraId="43A94E74" w16cid:durableId="F70BD955"/>
-  <w16cid:commentId w16cid:paraId="52295174" w16cid:durableId="87C36A97"/>
-  <w16cid:commentId w16cid:paraId="F788B479" w16cid:durableId="A365C1AC"/>
+  <w16cid:commentId w16cid:paraId="0D92EA88" w16cid:durableId="2E5E302C"/>
 </w16cid:commentsIds>
 </file>
 
+<file path=word/endnotes.xml><?xml version="1.0" encoding="utf-8"?>
+<w:endnotes xmlns:wpc="http://schemas.microsoft.com/office/word/2010/wordprocessingCanvas" xmlns:cx="http://schemas.microsoft.com/office/drawing/2014/chartex" xmlns:cx1="http://schemas.microsoft.com/office/drawing/2015/9/8/chartex" xmlns:cx2="http://schemas.microsoft.com/office/drawing/2015/10/21/chartex" xmlns:cx3="http://schemas.microsoft.com/office/drawing/2016/5/9/chartex" xmlns:cx4="http://schemas.microsoft.com/office/drawing/2016/5/10/chartex" xmlns:cx5="http://schemas.microsoft.com/office/drawing/2016/5/11/chartex" xmlns:cx6="http://schemas.microsoft.com/office/drawing/2016/5/12/chartex" xmlns:cx7="http://schemas.microsoft.com/office/drawing/2016/5/13/chartex" xmlns:cx8="http://schemas.microsoft.com/office/drawing/2016/5/14/chartex" xmlns:mc="http://schemas.openxmlformats.org/markup-compatibility/2006" xmlns:aink="http://schemas.microsoft.com/office/drawing/2016/ink" xmlns:am3d="http://schemas.microsoft.com/office/drawing/2017/model3d" xmlns:o="urn:schemas-microsoft-com:office:office" xmlns:r="http://schemas.openxmlformats.org/officeDocument/2006/relationships" xmlns:m="http://schemas.openxmlformats.org/officeDocument/2006/math" xmlns:v="urn:schemas-microsoft-com:vml" xmlns:wp14="http://schemas.microsoft.com/office/word/2010/wordprocessingDrawing" xmlns:wp="http://schemas.openxmlformats.org/drawingml/2006/wordprocessingDrawing" xmlns:w10="urn:schemas-microsoft-com:office:word" xmlns:w="http://schemas.openxmlformats.org/wordprocessingml/2006/main" xmlns:w14="http://schemas.microsoft.com/office/word/2010/wordml" xmlns:w15="http://schemas.microsoft.com/office/word/2012/wordml" xmlns:w16cex="http://schemas.microsoft.com/office/word/2018/wordml/cex" xmlns:w16cid="http://schemas.microsoft.com/office/word/2016/wordml/cid" xmlns:w16="http://schemas.microsoft.com/office/word/2018/wordml" xmlns:w16sdtdh="http://schemas.microsoft.com/office/word/2020/wordml/sdtdatahash" xmlns:w16se="http://schemas.microsoft.com/office/word/2015/wordml/symex" xmlns:wpg="http://schemas.microsoft.com/office/word/2010/wordprocessingGroup" xmlns:wpi="http://schemas.microsoft.com/office/word/2010/wordprocessingInk" xmlns:wne="http://schemas.microsoft.com/office/word/2006/wordml" xmlns:wps="http://schemas.microsoft.com/office/word/2010/wordprocessingShape" mc:Ignorable="w14 w15 w16se w16cid w16 w16cex w16sdtdh wp14">
+  <w:endnote w:type="separator" w:id="-1">
+    <w:p>
+      <w:pPr>
+        <w:spacing w:line="240" w:lineRule="auto"/>
+      </w:pPr>
+      <w:r>
+        <w:separator/>
+      </w:r>
+    </w:p>
+  </w:endnote>
+  <w:endnote w:type="continuationSeparator" w:id="0">
+    <w:p>
+      <w:pPr>
+        <w:spacing w:line="240" w:lineRule="auto"/>
+      </w:pPr>
+      <w:r>
+        <w:continuationSeparator/>
+      </w:r>
+    </w:p>
+  </w:endnote>
+</w:endnotes>
+</file>
+
+<file path=word/footer1.xml><?xml version="1.0" encoding="utf-8"?>
+<w:ftr xmlns:wpc="http://schemas.microsoft.com/office/word/2010/wordprocessingCanvas" xmlns:cx="http://schemas.microsoft.com/office/drawing/2014/chartex" xmlns:cx1="http://schemas.microsoft.com/office/drawing/2015/9/8/chartex" xmlns:cx2="http://schemas.microsoft.com/office/drawing/2015/10/21/chartex" xmlns:cx3="http://schemas.microsoft.com/office/drawing/2016/5/9/chartex" xmlns:cx4="http://schemas.microsoft.com/office/drawing/2016/5/10/chartex" xmlns:cx5="http://schemas.microsoft.com/office/drawing/2016/5/11/chartex" xmlns:cx6="http://schemas.microsoft.com/office/drawing/2016/5/12/chartex" xmlns:cx7="http://schemas.microsoft.com/office/drawing/2016/5/13/chartex" xmlns:cx8="http://schemas.microsoft.com/office/drawing/2016/5/14/chartex" xmlns:mc="http://schemas.openxmlformats.org/markup-compatibility/2006" xmlns:aink="http://schemas.microsoft.com/office/drawing/2016/ink" xmlns:am3d="http://schemas.microsoft.com/office/drawing/2017/model3d" xmlns:o="urn:schemas-microsoft-com:office:office" xmlns:r="http://schemas.openxmlformats.org/officeDocument/2006/relationships" xmlns:m="http://schemas.openxmlformats.org/officeDocument/2006/math" xmlns:v="urn:schemas-microsoft-com:vml" xmlns:wp14="http://schemas.microsoft.com/office/word/2010/wordprocessingDrawing" xmlns:wp="http://schemas.openxmlformats.org/drawingml/2006/wordprocessingDrawing" xmlns:w10="urn:schemas-microsoft-com:office:word" xmlns:w="http://schemas.openxmlformats.org/wordprocessingml/2006/main" xmlns:w14="http://schemas.microsoft.com/office/word/2010/wordml" xmlns:w15="http://schemas.microsoft.com/office/word/2012/wordml" xmlns:w16cex="http://schemas.microsoft.com/office/word/2018/wordml/cex" xmlns:w16cid="http://schemas.microsoft.com/office/word/2016/wordml/cid" xmlns:w16="http://schemas.microsoft.com/office/word/2018/wordml" xmlns:w16sdtdh="http://schemas.microsoft.com/office/word/2020/wordml/sdtdatahash" xmlns:w16se="http://schemas.microsoft.com/office/word/2015/wordml/symex" xmlns:wpg="http://schemas.microsoft.com/office/word/2010/wordprocessingGroup" xmlns:wpi="http://schemas.microsoft.com/office/word/2010/wordprocessingInk" xmlns:wne="http://schemas.microsoft.com/office/word/2006/wordml" xmlns:wps="http://schemas.microsoft.com/office/word/2010/wordprocessingShape" mc:Ignorable="w14 w15 w16se w16cid w16 w16cex w16sdtdh wp14">
+  <w:sdt>
+    <w:sdtPr>
+      <w:id w:val="-1562786329"/>
+      <w:docPartObj>
+        <w:docPartGallery w:val="Page Numbers (Bottom of Page)"/>
+        <w:docPartUnique/>
+      </w:docPartObj>
+    </w:sdtPr>
+    <w:sdtContent>
+      <w:p>
+        <w:pPr>
+          <w:pStyle w:val="af7"/>
+          <w:ind w:firstLine="0"/>
+          <w:jc w:val="center"/>
+        </w:pPr>
+        <w:r>
+          <w:fldChar w:fldCharType="begin"/>
+        </w:r>
+        <w:r>
+          <w:instrText>PAGE   \* MERGEFORMAT</w:instrText>
+        </w:r>
+        <w:r>
+          <w:fldChar w:fldCharType="separate"/>
+        </w:r>
+        <w:r>
+          <w:t>2</w:t>
+        </w:r>
+        <w:r>
+          <w:fldChar w:fldCharType="end"/>
+        </w:r>
+      </w:p>
+    </w:sdtContent>
+  </w:sdt>
+</w:ftr>
+</file>
+
+<file path=word/footnotes.xml><?xml version="1.0" encoding="utf-8"?>
+<w:footnotes xmlns:wpc="http://schemas.microsoft.com/office/word/2010/wordprocessingCanvas" xmlns:cx="http://schemas.microsoft.com/office/drawing/2014/chartex" xmlns:cx1="http://schemas.microsoft.com/office/drawing/2015/9/8/chartex" xmlns:cx2="http://schemas.microsoft.com/office/drawing/2015/10/21/chartex" xmlns:cx3="http://schemas.microsoft.com/office/drawing/2016/5/9/chartex" xmlns:cx4="http://schemas.microsoft.com/office/drawing/2016/5/10/chartex" xmlns:cx5="http://schemas.microsoft.com/office/drawing/2016/5/11/chartex" xmlns:cx6="http://schemas.microsoft.com/office/drawing/2016/5/12/chartex" xmlns:cx7="http://schemas.microsoft.com/office/drawing/2016/5/13/chartex" xmlns:cx8="http://schemas.microsoft.com/office/drawing/2016/5/14/chartex" xmlns:mc="http://schemas.openxmlformats.org/markup-compatibility/2006" xmlns:aink="http://schemas.microsoft.com/office/drawing/2016/ink" xmlns:am3d="http://schemas.microsoft.com/office/drawing/2017/model3d" xmlns:o="urn:schemas-microsoft-com:office:office" xmlns:r="http://schemas.openxmlformats.org/officeDocument/2006/relationships" xmlns:m="http://schemas.openxmlformats.org/officeDocument/2006/math" xmlns:v="urn:schemas-microsoft-com:vml" xmlns:wp14="http://schemas.microsoft.com/office/word/2010/wordprocessingDrawing" xmlns:wp="http://schemas.openxmlformats.org/drawingml/2006/wordprocessingDrawing" xmlns:w10="urn:schemas-microsoft-com:office:word" xmlns:w="http://schemas.openxmlformats.org/wordprocessingml/2006/main" xmlns:w14="http://schemas.microsoft.com/office/word/2010/wordml" xmlns:w15="http://schemas.microsoft.com/office/word/2012/wordml" xmlns:w16cex="http://schemas.microsoft.com/office/word/2018/wordml/cex" xmlns:w16cid="http://schemas.microsoft.com/office/word/2016/wordml/cid" xmlns:w16="http://schemas.microsoft.com/office/word/2018/wordml" xmlns:w16sdtdh="http://schemas.microsoft.com/office/word/2020/wordml/sdtdatahash" xmlns:w16se="http://schemas.microsoft.com/office/word/2015/wordml/symex" xmlns:wpg="http://schemas.microsoft.com/office/word/2010/wordprocessingGroup" xmlns:wpi="http://schemas.microsoft.com/office/word/2010/wordprocessingInk" xmlns:wne="http://schemas.microsoft.com/office/word/2006/wordml" xmlns:wps="http://schemas.microsoft.com/office/word/2010/wordprocessingShape" mc:Ignorable="w14 w15 w16se w16cid w16 w16cex w16sdtdh wp14">
+  <w:footnote w:type="separator" w:id="-1">
+    <w:p>
+      <w:pPr>
+        <w:spacing w:line="240" w:lineRule="auto"/>
+      </w:pPr>
+      <w:r>
+        <w:separator/>
+      </w:r>
+    </w:p>
+  </w:footnote>
+  <w:footnote w:type="continuationSeparator" w:id="0">
+    <w:p>
+      <w:pPr>
+        <w:spacing w:line="240" w:lineRule="auto"/>
+      </w:pPr>
+      <w:r>
+        <w:continuationSeparator/>
+      </w:r>
+    </w:p>
+  </w:footnote>
+</w:footnotes>
+</file>
+
 <file path=word/numbering.xml><?xml version="1.0" encoding="utf-8"?>
-<w:numbering xmlns:wpc="http://schemas.microsoft.com/office/word/2010/wordprocessingCanvas" xmlns:cx="http://schemas.microsoft.com/office/drawing/2014/chartex" xmlns:cx1="http://schemas.microsoft.com/office/drawing/2015/9/8/chartex" xmlns:cx2="http://schemas.microsoft.com/office/drawing/2015/10/21/chartex" xmlns:cx3="http://schemas.microsoft.com/office/drawing/2016/5/9/chartex" xmlns:cx4="http://schemas.microsoft.com/office/drawing/2016/5/10/chartex" xmlns:cx5="http://schemas.microsoft.com/office/drawing/2016/5/11/chartex" xmlns:cx6="http://schemas.microsoft.com/office/drawing/2016/5/12/chartex" xmlns:cx7="http://schemas.microsoft.com/office/drawing/2016/5/13/chartex" xmlns:cx8="http://schemas.microsoft.com/office/drawing/2016/5/14/chartex" xmlns:mc="http://schemas.openxmlformats.org/markup-compatibility/2006" xmlns:aink="http://schemas.microsoft.com/office/drawing/2016/ink" xmlns:am3d="http://schemas.microsoft.com/office/drawing/2017/model3d" xmlns:o="urn:schemas-microsoft-com:office:office" xmlns:oel="http://schemas.microsoft.com/office/2019/extlst" xmlns:r="http://schemas.openxmlformats.org/officeDocument/2006/relationships" xmlns:m="http://schemas.openxmlformats.org/officeDocument/2006/math" xmlns:v="urn:schemas-microsoft-com:vml" xmlns:wp14="http://schemas.microsoft.com/office/word/2010/wordprocessingDrawing" xmlns:wp="http://schemas.openxmlformats.org/drawingml/2006/wordprocessingDrawing" xmlns:w10="urn:schemas-microsoft-com:office:word" xmlns:w="http://schemas.openxmlformats.org/wordprocessingml/2006/main" xmlns:w14="http://schemas.microsoft.com/office/word/2010/wordml" xmlns:w15="http://schemas.microsoft.com/office/word/2012/wordml" xmlns:w16cex="http://schemas.microsoft.com/office/word/2018/wordml/cex" xmlns:w16cid="http://schemas.microsoft.com/office/word/2016/wordml/cid" xmlns:w16="http://schemas.microsoft.com/office/word/2018/wordml" xmlns:w16du="http://schemas.microsoft.com/office/word/2023/wordml/word16du" xmlns:w16sdtdh="http://schemas.microsoft.com/office/word/2020/wordml/sdtdatahash" xmlns:w16sdtfl="http://schemas.microsoft.com/office/word/2024/wordml/sdtformatlock" xmlns:w16se="http://schemas.microsoft.com/office/word/2015/wordml/symex" xmlns:wpg="http://schemas.microsoft.com/office/word/2010/wordprocessingGroup" xmlns:wpi="http://schemas.microsoft.com/office/word/2010/wordprocessingInk" xmlns:wne="http://schemas.microsoft.com/office/word/2006/wordml" xmlns:wps="http://schemas.microsoft.com/office/word/2010/wordprocessingShape" mc:Ignorable="w14 w15 w16se w16cid w16 w16cex w16sdtdh w16sdtfl w16du wp14">
+<w:numbering xmlns:wpc="http://schemas.microsoft.com/office/word/2010/wordprocessingCanvas" xmlns:cx="http://schemas.microsoft.com/office/drawing/2014/chartex" xmlns:cx1="http://schemas.microsoft.com/office/drawing/2015/9/8/chartex" xmlns:cx2="http://schemas.microsoft.com/office/drawing/2015/10/21/chartex" xmlns:cx3="http://schemas.microsoft.com/office/drawing/2016/5/9/chartex" xmlns:cx4="http://schemas.microsoft.com/office/drawing/2016/5/10/chartex" xmlns:cx5="http://schemas.microsoft.com/office/drawing/2016/5/11/chartex" xmlns:cx6="http://schemas.microsoft.com/office/drawing/2016/5/12/chartex" xmlns:cx7="http://schemas.microsoft.com/office/drawing/2016/5/13/chartex" xmlns:cx8="http://schemas.microsoft.com/office/drawing/2016/5/14/chartex" xmlns:mc="http://schemas.openxmlformats.org/markup-compatibility/2006" xmlns:aink="http://schemas.microsoft.com/office/drawing/2016/ink" xmlns:am3d="http://schemas.microsoft.com/office/drawing/2017/model3d" xmlns:o="urn:schemas-microsoft-com:office:office" xmlns:r="http://schemas.openxmlformats.org/officeDocument/2006/relationships" xmlns:m="http://schemas.openxmlformats.org/officeDocument/2006/math" xmlns:v="urn:schemas-microsoft-com:vml" xmlns:wp14="http://schemas.microsoft.com/office/word/2010/wordprocessingDrawing" xmlns:wp="http://schemas.openxmlformats.org/drawingml/2006/wordprocessingDrawing" xmlns:w10="urn:schemas-microsoft-com:office:word" xmlns:w="http://schemas.openxmlformats.org/wordprocessingml/2006/main" xmlns:w14="http://schemas.microsoft.com/office/word/2010/wordml" xmlns:w15="http://schemas.microsoft.com/office/word/2012/wordml" xmlns:w16cex="http://schemas.microsoft.com/office/word/2018/wordml/cex" xmlns:w16cid="http://schemas.microsoft.com/office/word/2016/wordml/cid" xmlns:w16="http://schemas.microsoft.com/office/word/2018/wordml" xmlns:w16sdtdh="http://schemas.microsoft.com/office/word/2020/wordml/sdtdatahash" xmlns:w16se="http://schemas.microsoft.com/office/word/2015/wordml/symex" xmlns:wpg="http://schemas.microsoft.com/office/word/2010/wordprocessingGroup" xmlns:wpi="http://schemas.microsoft.com/office/word/2010/wordprocessingInk" xmlns:wne="http://schemas.microsoft.com/office/word/2006/wordml" xmlns:wps="http://schemas.microsoft.com/office/word/2010/wordprocessingShape" mc:Ignorable="w14 w15 w16se w16cid w16 w16cex w16sdtdh wp14">
   <w:abstractNum w:abstractNumId="0" w15:restartNumberingAfterBreak="0">
     <w:nsid w:val="D8861D71"/>
     <w:multiLevelType w:val="singleLevel"/>
@@ -8079,55 +9258,58 @@
       <w:lvlJc w:val="left"/>
     </w:lvl>
   </w:abstractNum>
-  <w:num w:numId="1" w16cid:durableId="1142650726">
+  <w:num w:numId="1">
     <w:abstractNumId w:val="1"/>
   </w:num>
-  <w:num w:numId="2" w16cid:durableId="1553690338">
+  <w:num w:numId="2">
     <w:abstractNumId w:val="9"/>
   </w:num>
-  <w:num w:numId="3" w16cid:durableId="1504081841">
+  <w:num w:numId="3">
     <w:abstractNumId w:val="7"/>
   </w:num>
-  <w:num w:numId="4" w16cid:durableId="1814248704">
+  <w:num w:numId="4">
     <w:abstractNumId w:val="5"/>
   </w:num>
-  <w:num w:numId="5" w16cid:durableId="201946431">
+  <w:num w:numId="5">
     <w:abstractNumId w:val="8"/>
   </w:num>
-  <w:num w:numId="6" w16cid:durableId="95441372">
+  <w:num w:numId="6">
     <w:abstractNumId w:val="2"/>
   </w:num>
-  <w:num w:numId="7" w16cid:durableId="330179385">
+  <w:num w:numId="7">
     <w:abstractNumId w:val="4"/>
   </w:num>
-  <w:num w:numId="8" w16cid:durableId="1060861481">
+  <w:num w:numId="8">
     <w:abstractNumId w:val="0"/>
     <w:lvlOverride w:ilvl="0">
       <w:startOverride w:val="1"/>
     </w:lvlOverride>
   </w:num>
-  <w:num w:numId="9" w16cid:durableId="82188157">
+  <w:num w:numId="9">
     <w:abstractNumId w:val="10"/>
   </w:num>
-  <w:num w:numId="10" w16cid:durableId="2104833871">
+  <w:num w:numId="10">
     <w:abstractNumId w:val="3"/>
   </w:num>
-  <w:num w:numId="11" w16cid:durableId="1435125260">
+  <w:num w:numId="11">
     <w:abstractNumId w:val="6"/>
   </w:num>
 </w:numbering>
 </file>
 
 <file path=word/people.xml><?xml version="1.0" encoding="utf-8"?>
-<w15:people xmlns:wpc="http://schemas.microsoft.com/office/word/2010/wordprocessingCanvas" xmlns:cx="http://schemas.microsoft.com/office/drawing/2014/chartex" xmlns:cx1="http://schemas.microsoft.com/office/drawing/2015/9/8/chartex" xmlns:cx2="http://schemas.microsoft.com/office/drawing/2015/10/21/chartex" xmlns:cx3="http://schemas.microsoft.com/office/drawing/2016/5/9/chartex" xmlns:cx4="http://schemas.microsoft.com/office/drawing/2016/5/10/chartex" xmlns:cx5="http://schemas.microsoft.com/office/drawing/2016/5/11/chartex" xmlns:cx6="http://schemas.microsoft.com/office/drawing/2016/5/12/chartex" xmlns:cx7="http://schemas.microsoft.com/office/drawing/2016/5/13/chartex" xmlns:cx8="http://schemas.microsoft.com/office/drawing/2016/5/14/chartex" xmlns:mc="http://schemas.openxmlformats.org/markup-compatibility/2006" xmlns:aink="http://schemas.microsoft.com/office/drawing/2016/ink" xmlns:am3d="http://schemas.microsoft.com/office/drawing/2017/model3d" xmlns:o="urn:schemas-microsoft-com:office:office" xmlns:oel="http://schemas.microsoft.com/office/2019/extlst" xmlns:r="http://schemas.openxmlformats.org/officeDocument/2006/relationships" xmlns:m="http://schemas.openxmlformats.org/officeDocument/2006/math" xmlns:v="urn:schemas-microsoft-com:vml" xmlns:wp14="http://schemas.microsoft.com/office/word/2010/wordprocessingDrawing" xmlns:wp="http://schemas.openxmlformats.org/drawingml/2006/wordprocessingDrawing" xmlns:w10="urn:schemas-microsoft-com:office:word" xmlns:w="http://schemas.openxmlformats.org/wordprocessingml/2006/main" xmlns:w14="http://schemas.microsoft.com/office/word/2010/wordml" xmlns:w15="http://schemas.microsoft.com/office/word/2012/wordml" xmlns:w16cex="http://schemas.microsoft.com/office/word/2018/wordml/cex" xmlns:w16cid="http://schemas.microsoft.com/office/word/2016/wordml/cid" xmlns:w16="http://schemas.microsoft.com/office/word/2018/wordml" xmlns:w16du="http://schemas.microsoft.com/office/word/2023/wordml/word16du" xmlns:w16sdtdh="http://schemas.microsoft.com/office/word/2020/wordml/sdtdatahash" xmlns:w16sdtfl="http://schemas.microsoft.com/office/word/2024/wordml/sdtformatlock" xmlns:w16se="http://schemas.microsoft.com/office/word/2015/wordml/symex" xmlns:wpg="http://schemas.microsoft.com/office/word/2010/wordprocessingGroup" xmlns:wpi="http://schemas.microsoft.com/office/word/2010/wordprocessingInk" xmlns:wne="http://schemas.microsoft.com/office/word/2006/wordml" xmlns:wps="http://schemas.microsoft.com/office/word/2010/wordprocessingShape" mc:Ignorable="w14 w15 w16se w16cid w16 w16cex w16sdtdh w16sdtfl w16du wp14">
+<w15:people xmlns:wpc="http://schemas.microsoft.com/office/word/2010/wordprocessingCanvas" xmlns:cx="http://schemas.microsoft.com/office/drawing/2014/chartex" xmlns:cx1="http://schemas.microsoft.com/office/drawing/2015/9/8/chartex" xmlns:cx2="http://schemas.microsoft.com/office/drawing/2015/10/21/chartex" xmlns:cx3="http://schemas.microsoft.com/office/drawing/2016/5/9/chartex" xmlns:cx4="http://schemas.microsoft.com/office/drawing/2016/5/10/chartex" xmlns:cx5="http://schemas.microsoft.com/office/drawing/2016/5/11/chartex" xmlns:cx6="http://schemas.microsoft.com/office/drawing/2016/5/12/chartex" xmlns:cx7="http://schemas.microsoft.com/office/drawing/2016/5/13/chartex" xmlns:cx8="http://schemas.microsoft.com/office/drawing/2016/5/14/chartex" xmlns:mc="http://schemas.openxmlformats.org/markup-compatibility/2006" xmlns:aink="http://schemas.microsoft.com/office/drawing/2016/ink" xmlns:am3d="http://schemas.microsoft.com/office/drawing/2017/model3d" xmlns:o="urn:schemas-microsoft-com:office:office" xmlns:r="http://schemas.openxmlformats.org/officeDocument/2006/relationships" xmlns:m="http://schemas.openxmlformats.org/officeDocument/2006/math" xmlns:v="urn:schemas-microsoft-com:vml" xmlns:wp14="http://schemas.microsoft.com/office/word/2010/wordprocessingDrawing" xmlns:wp="http://schemas.openxmlformats.org/drawingml/2006/wordprocessingDrawing" xmlns:w10="urn:schemas-microsoft-com:office:word" xmlns:w="http://schemas.openxmlformats.org/wordprocessingml/2006/main" xmlns:w14="http://schemas.microsoft.com/office/word/2010/wordml" xmlns:w15="http://schemas.microsoft.com/office/word/2012/wordml" xmlns:w16cex="http://schemas.microsoft.com/office/word/2018/wordml/cex" xmlns:w16cid="http://schemas.microsoft.com/office/word/2016/wordml/cid" xmlns:w16="http://schemas.microsoft.com/office/word/2018/wordml" xmlns:w16sdtdh="http://schemas.microsoft.com/office/word/2020/wordml/sdtdatahash" xmlns:w16se="http://schemas.microsoft.com/office/word/2015/wordml/symex" xmlns:wpg="http://schemas.microsoft.com/office/word/2010/wordprocessingGroup" xmlns:wpi="http://schemas.microsoft.com/office/word/2010/wordprocessingInk" xmlns:wne="http://schemas.microsoft.com/office/word/2006/wordml" xmlns:wps="http://schemas.microsoft.com/office/word/2010/wordprocessingShape" mc:Ignorable="w14 w15 w16se w16cid w16 w16cex w16sdtdh wp14">
   <w15:person w15:author="Kalentyev Alexey">
     <w15:presenceInfo w15:providerId="Windows Live" w15:userId="da819b8650d7d997"/>
+  </w15:person>
+  <w15:person w15:author="Арсалан Дамбаев">
+    <w15:presenceInfo w15:providerId="Windows Live" w15:userId="a5a5e38f75ed4b73"/>
   </w15:person>
 </w15:people>
 </file>
 
 <file path=word/styles.xml><?xml version="1.0" encoding="utf-8"?>
-<w:styles xmlns:mc="http://schemas.openxmlformats.org/markup-compatibility/2006" xmlns:r="http://schemas.openxmlformats.org/officeDocument/2006/relationships" xmlns:w="http://schemas.openxmlformats.org/wordprocessingml/2006/main" xmlns:w14="http://schemas.microsoft.com/office/word/2010/wordml" xmlns:w15="http://schemas.microsoft.com/office/word/2012/wordml" xmlns:w16cex="http://schemas.microsoft.com/office/word/2018/wordml/cex" xmlns:w16cid="http://schemas.microsoft.com/office/word/2016/wordml/cid" xmlns:w16="http://schemas.microsoft.com/office/word/2018/wordml" xmlns:w16du="http://schemas.microsoft.com/office/word/2023/wordml/word16du" xmlns:w16sdtdh="http://schemas.microsoft.com/office/word/2020/wordml/sdtdatahash" xmlns:w16sdtfl="http://schemas.microsoft.com/office/word/2024/wordml/sdtformatlock" xmlns:w16se="http://schemas.microsoft.com/office/word/2015/wordml/symex" mc:Ignorable="w14 w15 w16se w16cid w16 w16cex w16sdtdh w16sdtfl w16du">
+<w:styles xmlns:mc="http://schemas.openxmlformats.org/markup-compatibility/2006" xmlns:r="http://schemas.openxmlformats.org/officeDocument/2006/relationships" xmlns:w="http://schemas.openxmlformats.org/wordprocessingml/2006/main" xmlns:w14="http://schemas.microsoft.com/office/word/2010/wordml" xmlns:w15="http://schemas.microsoft.com/office/word/2012/wordml" xmlns:w16cex="http://schemas.microsoft.com/office/word/2018/wordml/cex" xmlns:w16cid="http://schemas.microsoft.com/office/word/2016/wordml/cid" xmlns:w16="http://schemas.microsoft.com/office/word/2018/wordml" xmlns:w16sdtdh="http://schemas.microsoft.com/office/word/2020/wordml/sdtdatahash" xmlns:w16se="http://schemas.microsoft.com/office/word/2015/wordml/symex" mc:Ignorable="w14 w15 w16se w16cid w16 w16cex w16sdtdh">
   <w:docDefaults>
     <w:rPrDefault>
       <w:rPr>
@@ -8525,7 +9707,7 @@
     <w:lsdException w:name="Unresolved Mention" w:semiHidden="1" w:unhideWhenUsed="1"/>
     <w:lsdException w:name="Smart Link" w:semiHidden="1" w:unhideWhenUsed="1"/>
   </w:latentStyles>
-  <w:style w:type="paragraph" w:default="1" w:styleId="Normal">
+  <w:style w:type="paragraph" w:default="1" w:styleId="a">
     <w:name w:val="Normal"/>
     <w:aliases w:val="OS_Tusur"/>
     <w:uiPriority w:val="1"/>
@@ -8539,11 +9721,11 @@
       <w14:ligatures w14:val="none"/>
     </w:rPr>
   </w:style>
-  <w:style w:type="paragraph" w:styleId="Heading1">
+  <w:style w:type="paragraph" w:styleId="1">
     <w:name w:val="heading 1"/>
-    <w:basedOn w:val="Normal"/>
-    <w:next w:val="Normal"/>
-    <w:link w:val="Heading1Char"/>
+    <w:basedOn w:val="a"/>
+    <w:next w:val="a"/>
+    <w:link w:val="10"/>
     <w:uiPriority w:val="9"/>
     <w:qFormat/>
     <w:rsid w:val="005F73FA"/>
@@ -8561,11 +9743,11 @@
       <w:szCs w:val="40"/>
     </w:rPr>
   </w:style>
-  <w:style w:type="paragraph" w:styleId="Heading2">
+  <w:style w:type="paragraph" w:styleId="2">
     <w:name w:val="heading 2"/>
-    <w:basedOn w:val="Normal"/>
-    <w:next w:val="Normal"/>
-    <w:link w:val="Heading2Char"/>
+    <w:basedOn w:val="a"/>
+    <w:next w:val="a"/>
+    <w:link w:val="20"/>
     <w:uiPriority w:val="9"/>
     <w:unhideWhenUsed/>
     <w:qFormat/>
@@ -8584,11 +9766,11 @@
       <w:szCs w:val="32"/>
     </w:rPr>
   </w:style>
-  <w:style w:type="paragraph" w:styleId="Heading3">
+  <w:style w:type="paragraph" w:styleId="3">
     <w:name w:val="heading 3"/>
-    <w:basedOn w:val="Normal"/>
-    <w:next w:val="Normal"/>
-    <w:link w:val="Heading3Char"/>
+    <w:basedOn w:val="a"/>
+    <w:next w:val="a"/>
+    <w:link w:val="30"/>
     <w:uiPriority w:val="9"/>
     <w:unhideWhenUsed/>
     <w:qFormat/>
@@ -8605,11 +9787,11 @@
       <w:szCs w:val="28"/>
     </w:rPr>
   </w:style>
-  <w:style w:type="paragraph" w:styleId="Heading4">
+  <w:style w:type="paragraph" w:styleId="4">
     <w:name w:val="heading 4"/>
-    <w:basedOn w:val="Normal"/>
-    <w:next w:val="Normal"/>
-    <w:link w:val="Heading4Char"/>
+    <w:basedOn w:val="a"/>
+    <w:next w:val="a"/>
+    <w:link w:val="40"/>
     <w:uiPriority w:val="9"/>
     <w:unhideWhenUsed/>
     <w:qFormat/>
@@ -8627,11 +9809,11 @@
       <w:color w:val="0F4761" w:themeColor="accent1" w:themeShade="BF"/>
     </w:rPr>
   </w:style>
-  <w:style w:type="paragraph" w:styleId="Heading5">
+  <w:style w:type="paragraph" w:styleId="5">
     <w:name w:val="heading 5"/>
-    <w:basedOn w:val="Normal"/>
-    <w:next w:val="Normal"/>
-    <w:link w:val="Heading5Char"/>
+    <w:basedOn w:val="a"/>
+    <w:next w:val="a"/>
+    <w:link w:val="50"/>
     <w:uiPriority w:val="9"/>
     <w:semiHidden/>
     <w:unhideWhenUsed/>
@@ -8648,11 +9830,11 @@
       <w:color w:val="0F4761" w:themeColor="accent1" w:themeShade="BF"/>
     </w:rPr>
   </w:style>
-  <w:style w:type="paragraph" w:styleId="Heading6">
+  <w:style w:type="paragraph" w:styleId="6">
     <w:name w:val="heading 6"/>
-    <w:basedOn w:val="Normal"/>
-    <w:next w:val="Normal"/>
-    <w:link w:val="Heading6Char"/>
+    <w:basedOn w:val="a"/>
+    <w:next w:val="a"/>
+    <w:link w:val="60"/>
     <w:uiPriority w:val="9"/>
     <w:semiHidden/>
     <w:unhideWhenUsed/>
@@ -8671,11 +9853,11 @@
       <w:color w:val="595959" w:themeColor="text1" w:themeTint="A6"/>
     </w:rPr>
   </w:style>
-  <w:style w:type="paragraph" w:styleId="Heading7">
+  <w:style w:type="paragraph" w:styleId="7">
     <w:name w:val="heading 7"/>
-    <w:basedOn w:val="Normal"/>
-    <w:next w:val="Normal"/>
-    <w:link w:val="Heading7Char"/>
+    <w:basedOn w:val="a"/>
+    <w:next w:val="a"/>
+    <w:link w:val="70"/>
     <w:uiPriority w:val="9"/>
     <w:semiHidden/>
     <w:unhideWhenUsed/>
@@ -8692,11 +9874,11 @@
       <w:color w:val="595959" w:themeColor="text1" w:themeTint="A6"/>
     </w:rPr>
   </w:style>
-  <w:style w:type="paragraph" w:styleId="Heading8">
+  <w:style w:type="paragraph" w:styleId="8">
     <w:name w:val="heading 8"/>
-    <w:basedOn w:val="Normal"/>
-    <w:next w:val="Normal"/>
-    <w:link w:val="Heading8Char"/>
+    <w:basedOn w:val="a"/>
+    <w:next w:val="a"/>
+    <w:link w:val="80"/>
     <w:uiPriority w:val="9"/>
     <w:semiHidden/>
     <w:unhideWhenUsed/>
@@ -8714,11 +9896,11 @@
       <w:color w:val="272727" w:themeColor="text1" w:themeTint="D8"/>
     </w:rPr>
   </w:style>
-  <w:style w:type="paragraph" w:styleId="Heading9">
+  <w:style w:type="paragraph" w:styleId="9">
     <w:name w:val="heading 9"/>
-    <w:basedOn w:val="Normal"/>
-    <w:next w:val="Normal"/>
-    <w:link w:val="Heading9Char"/>
+    <w:basedOn w:val="a"/>
+    <w:next w:val="a"/>
+    <w:link w:val="90"/>
     <w:uiPriority w:val="9"/>
     <w:semiHidden/>
     <w:unhideWhenUsed/>
@@ -8734,13 +9916,13 @@
       <w:color w:val="272727" w:themeColor="text1" w:themeTint="D8"/>
     </w:rPr>
   </w:style>
-  <w:style w:type="character" w:default="1" w:styleId="DefaultParagraphFont">
+  <w:style w:type="character" w:default="1" w:styleId="a0">
     <w:name w:val="Default Paragraph Font"/>
     <w:uiPriority w:val="1"/>
     <w:semiHidden/>
     <w:unhideWhenUsed/>
   </w:style>
-  <w:style w:type="table" w:default="1" w:styleId="TableNormal">
+  <w:style w:type="table" w:default="1" w:styleId="a1">
     <w:name w:val="Normal Table"/>
     <w:uiPriority w:val="99"/>
     <w:semiHidden/>
@@ -8755,16 +9937,16 @@
       </w:tblCellMar>
     </w:tblPr>
   </w:style>
-  <w:style w:type="numbering" w:default="1" w:styleId="NoList">
+  <w:style w:type="numbering" w:default="1" w:styleId="a2">
     <w:name w:val="No List"/>
     <w:uiPriority w:val="99"/>
     <w:semiHidden/>
     <w:unhideWhenUsed/>
   </w:style>
-  <w:style w:type="paragraph" w:styleId="BodyText">
+  <w:style w:type="paragraph" w:styleId="a3">
     <w:name w:val="Body Text"/>
-    <w:basedOn w:val="Normal"/>
-    <w:link w:val="BodyTextChar"/>
+    <w:basedOn w:val="a"/>
+    <w:link w:val="a4"/>
     <w:uiPriority w:val="1"/>
     <w:qFormat/>
     <w:rsid w:val="0046104E"/>
@@ -8775,10 +9957,10 @@
       <w:szCs w:val="28"/>
     </w:rPr>
   </w:style>
-  <w:style w:type="character" w:customStyle="1" w:styleId="BodyTextChar">
-    <w:name w:val="Body Text Char"/>
-    <w:basedOn w:val="DefaultParagraphFont"/>
-    <w:link w:val="BodyText"/>
+  <w:style w:type="character" w:customStyle="1" w:styleId="a4">
+    <w:name w:val="Основной текст Знак"/>
+    <w:basedOn w:val="a0"/>
+    <w:link w:val="a3"/>
     <w:uiPriority w:val="1"/>
     <w:rsid w:val="0046104E"/>
     <w:rPr>
@@ -8790,7 +9972,7 @@
   </w:style>
   <w:style w:type="paragraph" w:customStyle="1" w:styleId="Style1">
     <w:name w:val="Style1"/>
-    <w:basedOn w:val="Normal"/>
+    <w:basedOn w:val="a"/>
     <w:link w:val="Style1Char"/>
     <w:autoRedefine/>
     <w:qFormat/>
@@ -8804,7 +9986,7 @@
   </w:style>
   <w:style w:type="character" w:customStyle="1" w:styleId="Style1Char">
     <w:name w:val="Style1 Char"/>
-    <w:basedOn w:val="DefaultParagraphFont"/>
+    <w:basedOn w:val="a0"/>
     <w:link w:val="Style1"/>
     <w:rsid w:val="00AF0E3F"/>
     <w:rPr>
@@ -8812,10 +9994,10 @@
       <w:sz w:val="28"/>
     </w:rPr>
   </w:style>
-  <w:style w:type="character" w:customStyle="1" w:styleId="Heading1Char">
-    <w:name w:val="Heading 1 Char"/>
-    <w:basedOn w:val="DefaultParagraphFont"/>
-    <w:link w:val="Heading1"/>
+  <w:style w:type="character" w:customStyle="1" w:styleId="10">
+    <w:name w:val="Заголовок 1 Знак"/>
+    <w:basedOn w:val="a0"/>
+    <w:link w:val="1"/>
     <w:uiPriority w:val="9"/>
     <w:rsid w:val="005F73FA"/>
     <w:rPr>
@@ -8828,10 +10010,10 @@
       <w14:ligatures w14:val="none"/>
     </w:rPr>
   </w:style>
-  <w:style w:type="character" w:customStyle="1" w:styleId="Heading2Char">
-    <w:name w:val="Heading 2 Char"/>
-    <w:basedOn w:val="DefaultParagraphFont"/>
-    <w:link w:val="Heading2"/>
+  <w:style w:type="character" w:customStyle="1" w:styleId="20">
+    <w:name w:val="Заголовок 2 Знак"/>
+    <w:basedOn w:val="a0"/>
+    <w:link w:val="2"/>
     <w:uiPriority w:val="9"/>
     <w:rsid w:val="005F73FA"/>
     <w:rPr>
@@ -8844,10 +10026,10 @@
       <w14:ligatures w14:val="none"/>
     </w:rPr>
   </w:style>
-  <w:style w:type="character" w:customStyle="1" w:styleId="Heading3Char">
-    <w:name w:val="Heading 3 Char"/>
-    <w:basedOn w:val="DefaultParagraphFont"/>
-    <w:link w:val="Heading3"/>
+  <w:style w:type="character" w:customStyle="1" w:styleId="30">
+    <w:name w:val="Заголовок 3 Знак"/>
+    <w:basedOn w:val="a0"/>
+    <w:link w:val="3"/>
     <w:uiPriority w:val="9"/>
     <w:rsid w:val="005D2BA2"/>
     <w:rPr>
@@ -8859,10 +10041,10 @@
       <w14:ligatures w14:val="none"/>
     </w:rPr>
   </w:style>
-  <w:style w:type="character" w:customStyle="1" w:styleId="Heading4Char">
-    <w:name w:val="Heading 4 Char"/>
-    <w:basedOn w:val="DefaultParagraphFont"/>
-    <w:link w:val="Heading4"/>
+  <w:style w:type="character" w:customStyle="1" w:styleId="40">
+    <w:name w:val="Заголовок 4 Знак"/>
+    <w:basedOn w:val="a0"/>
+    <w:link w:val="4"/>
     <w:uiPriority w:val="9"/>
     <w:rsid w:val="005D2BA2"/>
     <w:rPr>
@@ -8876,10 +10058,10 @@
       <w14:ligatures w14:val="none"/>
     </w:rPr>
   </w:style>
-  <w:style w:type="character" w:customStyle="1" w:styleId="Heading5Char">
-    <w:name w:val="Heading 5 Char"/>
-    <w:basedOn w:val="DefaultParagraphFont"/>
-    <w:link w:val="Heading5"/>
+  <w:style w:type="character" w:customStyle="1" w:styleId="50">
+    <w:name w:val="Заголовок 5 Знак"/>
+    <w:basedOn w:val="a0"/>
+    <w:link w:val="5"/>
     <w:uiPriority w:val="9"/>
     <w:semiHidden/>
     <w:rsid w:val="005D2BA2"/>
@@ -8892,10 +10074,10 @@
       <w14:ligatures w14:val="none"/>
     </w:rPr>
   </w:style>
-  <w:style w:type="character" w:customStyle="1" w:styleId="Heading6Char">
-    <w:name w:val="Heading 6 Char"/>
-    <w:basedOn w:val="DefaultParagraphFont"/>
-    <w:link w:val="Heading6"/>
+  <w:style w:type="character" w:customStyle="1" w:styleId="60">
+    <w:name w:val="Заголовок 6 Знак"/>
+    <w:basedOn w:val="a0"/>
+    <w:link w:val="6"/>
     <w:uiPriority w:val="9"/>
     <w:semiHidden/>
     <w:rsid w:val="005D2BA2"/>
@@ -8910,10 +10092,10 @@
       <w14:ligatures w14:val="none"/>
     </w:rPr>
   </w:style>
-  <w:style w:type="character" w:customStyle="1" w:styleId="Heading7Char">
-    <w:name w:val="Heading 7 Char"/>
-    <w:basedOn w:val="DefaultParagraphFont"/>
-    <w:link w:val="Heading7"/>
+  <w:style w:type="character" w:customStyle="1" w:styleId="70">
+    <w:name w:val="Заголовок 7 Знак"/>
+    <w:basedOn w:val="a0"/>
+    <w:link w:val="7"/>
     <w:uiPriority w:val="9"/>
     <w:semiHidden/>
     <w:rsid w:val="005D2BA2"/>
@@ -8926,10 +10108,10 @@
       <w14:ligatures w14:val="none"/>
     </w:rPr>
   </w:style>
-  <w:style w:type="character" w:customStyle="1" w:styleId="Heading8Char">
-    <w:name w:val="Heading 8 Char"/>
-    <w:basedOn w:val="DefaultParagraphFont"/>
-    <w:link w:val="Heading8"/>
+  <w:style w:type="character" w:customStyle="1" w:styleId="80">
+    <w:name w:val="Заголовок 8 Знак"/>
+    <w:basedOn w:val="a0"/>
+    <w:link w:val="8"/>
     <w:uiPriority w:val="9"/>
     <w:semiHidden/>
     <w:rsid w:val="005D2BA2"/>
@@ -8944,10 +10126,10 @@
       <w14:ligatures w14:val="none"/>
     </w:rPr>
   </w:style>
-  <w:style w:type="character" w:customStyle="1" w:styleId="Heading9Char">
-    <w:name w:val="Heading 9 Char"/>
-    <w:basedOn w:val="DefaultParagraphFont"/>
-    <w:link w:val="Heading9"/>
+  <w:style w:type="character" w:customStyle="1" w:styleId="90">
+    <w:name w:val="Заголовок 9 Знак"/>
+    <w:basedOn w:val="a0"/>
+    <w:link w:val="9"/>
     <w:uiPriority w:val="9"/>
     <w:semiHidden/>
     <w:rsid w:val="005D2BA2"/>
@@ -8960,11 +10142,11 @@
       <w14:ligatures w14:val="none"/>
     </w:rPr>
   </w:style>
-  <w:style w:type="paragraph" w:styleId="Title">
+  <w:style w:type="paragraph" w:styleId="a5">
     <w:name w:val="Title"/>
-    <w:basedOn w:val="Normal"/>
-    <w:next w:val="Normal"/>
-    <w:link w:val="TitleChar"/>
+    <w:basedOn w:val="a"/>
+    <w:next w:val="a"/>
+    <w:link w:val="a6"/>
     <w:uiPriority w:val="10"/>
     <w:qFormat/>
     <w:rsid w:val="005D2BA2"/>
@@ -8980,10 +10162,10 @@
       <w:szCs w:val="56"/>
     </w:rPr>
   </w:style>
-  <w:style w:type="character" w:customStyle="1" w:styleId="TitleChar">
-    <w:name w:val="Title Char"/>
-    <w:basedOn w:val="DefaultParagraphFont"/>
-    <w:link w:val="Title"/>
+  <w:style w:type="character" w:customStyle="1" w:styleId="a6">
+    <w:name w:val="Заголовок Знак"/>
+    <w:basedOn w:val="a0"/>
+    <w:link w:val="a5"/>
     <w:uiPriority w:val="10"/>
     <w:rsid w:val="005D2BA2"/>
     <w:rPr>
@@ -8995,11 +10177,11 @@
       <w14:ligatures w14:val="none"/>
     </w:rPr>
   </w:style>
-  <w:style w:type="paragraph" w:styleId="Subtitle">
+  <w:style w:type="paragraph" w:styleId="a7">
     <w:name w:val="Subtitle"/>
-    <w:basedOn w:val="Normal"/>
-    <w:next w:val="Normal"/>
-    <w:link w:val="SubtitleChar"/>
+    <w:basedOn w:val="a"/>
+    <w:next w:val="a"/>
+    <w:link w:val="a8"/>
     <w:uiPriority w:val="11"/>
     <w:qFormat/>
     <w:rsid w:val="005D2BA2"/>
@@ -9017,10 +10199,10 @@
       <w:szCs w:val="28"/>
     </w:rPr>
   </w:style>
-  <w:style w:type="character" w:customStyle="1" w:styleId="SubtitleChar">
-    <w:name w:val="Subtitle Char"/>
-    <w:basedOn w:val="DefaultParagraphFont"/>
-    <w:link w:val="Subtitle"/>
+  <w:style w:type="character" w:customStyle="1" w:styleId="a8">
+    <w:name w:val="Подзаголовок Знак"/>
+    <w:basedOn w:val="a0"/>
+    <w:link w:val="a7"/>
     <w:uiPriority w:val="11"/>
     <w:rsid w:val="005D2BA2"/>
     <w:rPr>
@@ -9033,11 +10215,11 @@
       <w14:ligatures w14:val="none"/>
     </w:rPr>
   </w:style>
-  <w:style w:type="paragraph" w:styleId="Quote">
+  <w:style w:type="paragraph" w:styleId="21">
     <w:name w:val="Quote"/>
-    <w:basedOn w:val="Normal"/>
-    <w:next w:val="Normal"/>
-    <w:link w:val="QuoteChar"/>
+    <w:basedOn w:val="a"/>
+    <w:next w:val="a"/>
+    <w:link w:val="22"/>
     <w:uiPriority w:val="29"/>
     <w:qFormat/>
     <w:rsid w:val="005D2BA2"/>
@@ -9051,10 +10233,10 @@
       <w:color w:val="404040" w:themeColor="text1" w:themeTint="BF"/>
     </w:rPr>
   </w:style>
-  <w:style w:type="character" w:customStyle="1" w:styleId="QuoteChar">
-    <w:name w:val="Quote Char"/>
-    <w:basedOn w:val="DefaultParagraphFont"/>
-    <w:link w:val="Quote"/>
+  <w:style w:type="character" w:customStyle="1" w:styleId="22">
+    <w:name w:val="Цитата 2 Знак"/>
+    <w:basedOn w:val="a0"/>
+    <w:link w:val="21"/>
     <w:uiPriority w:val="29"/>
     <w:rsid w:val="005D2BA2"/>
     <w:rPr>
@@ -9068,9 +10250,9 @@
       <w14:ligatures w14:val="none"/>
     </w:rPr>
   </w:style>
-  <w:style w:type="paragraph" w:styleId="ListParagraph">
+  <w:style w:type="paragraph" w:styleId="a9">
     <w:name w:val="List Paragraph"/>
-    <w:basedOn w:val="Normal"/>
+    <w:basedOn w:val="a"/>
     <w:uiPriority w:val="34"/>
     <w:qFormat/>
     <w:rsid w:val="005D2BA2"/>
@@ -9079,9 +10261,9 @@
       <w:contextualSpacing/>
     </w:pPr>
   </w:style>
-  <w:style w:type="character" w:styleId="IntenseEmphasis">
+  <w:style w:type="character" w:styleId="aa">
     <w:name w:val="Intense Emphasis"/>
-    <w:basedOn w:val="DefaultParagraphFont"/>
+    <w:basedOn w:val="a0"/>
     <w:uiPriority w:val="21"/>
     <w:qFormat/>
     <w:rsid w:val="005D2BA2"/>
@@ -9091,11 +10273,11 @@
       <w:color w:val="0F4761" w:themeColor="accent1" w:themeShade="BF"/>
     </w:rPr>
   </w:style>
-  <w:style w:type="paragraph" w:styleId="IntenseQuote">
+  <w:style w:type="paragraph" w:styleId="ab">
     <w:name w:val="Intense Quote"/>
-    <w:basedOn w:val="Normal"/>
-    <w:next w:val="Normal"/>
-    <w:link w:val="IntenseQuoteChar"/>
+    <w:basedOn w:val="a"/>
+    <w:next w:val="a"/>
+    <w:link w:val="ac"/>
     <w:uiPriority w:val="30"/>
     <w:qFormat/>
     <w:rsid w:val="005D2BA2"/>
@@ -9114,10 +10296,10 @@
       <w:color w:val="0F4761" w:themeColor="accent1" w:themeShade="BF"/>
     </w:rPr>
   </w:style>
-  <w:style w:type="character" w:customStyle="1" w:styleId="IntenseQuoteChar">
-    <w:name w:val="Intense Quote Char"/>
-    <w:basedOn w:val="DefaultParagraphFont"/>
-    <w:link w:val="IntenseQuote"/>
+  <w:style w:type="character" w:customStyle="1" w:styleId="ac">
+    <w:name w:val="Выделенная цитата Знак"/>
+    <w:basedOn w:val="a0"/>
+    <w:link w:val="ab"/>
     <w:uiPriority w:val="30"/>
     <w:rsid w:val="005D2BA2"/>
     <w:rPr>
@@ -9131,9 +10313,9 @@
       <w14:ligatures w14:val="none"/>
     </w:rPr>
   </w:style>
-  <w:style w:type="character" w:styleId="IntenseReference">
+  <w:style w:type="character" w:styleId="ad">
     <w:name w:val="Intense Reference"/>
-    <w:basedOn w:val="DefaultParagraphFont"/>
+    <w:basedOn w:val="a0"/>
     <w:uiPriority w:val="32"/>
     <w:qFormat/>
     <w:rsid w:val="005D2BA2"/>
@@ -9145,22 +10327,30 @@
       <w:spacing w:val="5"/>
     </w:rPr>
   </w:style>
-  <w:style w:type="paragraph" w:styleId="TOC1">
+  <w:style w:type="paragraph" w:styleId="11">
     <w:name w:val="toc 1"/>
-    <w:basedOn w:val="Normal"/>
-    <w:next w:val="Normal"/>
+    <w:basedOn w:val="a"/>
+    <w:next w:val="a"/>
     <w:autoRedefine/>
     <w:uiPriority w:val="39"/>
     <w:unhideWhenUsed/>
-    <w:rsid w:val="00D32C7B"/>
+    <w:rsid w:val="002262EE"/>
     <w:pPr>
+      <w:tabs>
+        <w:tab w:val="right" w:leader="dot" w:pos="9345"/>
+      </w:tabs>
       <w:ind w:firstLine="0"/>
+      <w:jc w:val="center"/>
     </w:pPr>
+    <w:rPr>
+      <w:b/>
+      <w:bCs/>
+    </w:rPr>
   </w:style>
-  <w:style w:type="paragraph" w:styleId="TOC2">
+  <w:style w:type="paragraph" w:styleId="23">
     <w:name w:val="toc 2"/>
-    <w:basedOn w:val="Normal"/>
-    <w:next w:val="Normal"/>
+    <w:basedOn w:val="a"/>
+    <w:next w:val="a"/>
     <w:autoRedefine/>
     <w:uiPriority w:val="39"/>
     <w:unhideWhenUsed/>
@@ -9169,10 +10359,10 @@
       <w:ind w:left="284" w:firstLine="0"/>
     </w:pPr>
   </w:style>
-  <w:style w:type="paragraph" w:styleId="TOC3">
+  <w:style w:type="paragraph" w:styleId="31">
     <w:name w:val="toc 3"/>
-    <w:basedOn w:val="Normal"/>
-    <w:next w:val="Normal"/>
+    <w:basedOn w:val="a"/>
+    <w:next w:val="a"/>
     <w:autoRedefine/>
     <w:uiPriority w:val="39"/>
     <w:semiHidden/>
@@ -9182,9 +10372,9 @@
       <w:ind w:firstLine="284"/>
     </w:pPr>
   </w:style>
-  <w:style w:type="character" w:styleId="Hyperlink">
+  <w:style w:type="character" w:styleId="ae">
     <w:name w:val="Hyperlink"/>
-    <w:basedOn w:val="DefaultParagraphFont"/>
+    <w:basedOn w:val="a0"/>
     <w:uiPriority w:val="99"/>
     <w:unhideWhenUsed/>
     <w:rsid w:val="00D32C7B"/>
@@ -9193,10 +10383,10 @@
       <w:u w:val="single"/>
     </w:rPr>
   </w:style>
-  <w:style w:type="paragraph" w:styleId="CommentText">
+  <w:style w:type="paragraph" w:styleId="af">
     <w:name w:val="annotation text"/>
-    <w:basedOn w:val="Normal"/>
-    <w:link w:val="CommentTextChar"/>
+    <w:basedOn w:val="a"/>
+    <w:link w:val="af0"/>
     <w:unhideWhenUsed/>
     <w:rsid w:val="003514BD"/>
     <w:pPr>
@@ -9211,10 +10401,10 @@
       <w:lang w:val="en-US" w:eastAsia="zh-CN"/>
     </w:rPr>
   </w:style>
-  <w:style w:type="character" w:customStyle="1" w:styleId="CommentTextChar">
-    <w:name w:val="Comment Text Char"/>
-    <w:basedOn w:val="DefaultParagraphFont"/>
-    <w:link w:val="CommentText"/>
+  <w:style w:type="character" w:customStyle="1" w:styleId="af0">
+    <w:name w:val="Текст примечания Знак"/>
+    <w:basedOn w:val="a0"/>
+    <w:link w:val="af"/>
     <w:rsid w:val="003514BD"/>
     <w:rPr>
       <w:rFonts w:eastAsiaTheme="minorEastAsia"/>
@@ -9225,9 +10415,9 @@
       <w14:ligatures w14:val="none"/>
     </w:rPr>
   </w:style>
-  <w:style w:type="character" w:styleId="CommentReference">
+  <w:style w:type="character" w:styleId="af1">
     <w:name w:val="annotation reference"/>
-    <w:basedOn w:val="DefaultParagraphFont"/>
+    <w:basedOn w:val="a0"/>
     <w:semiHidden/>
     <w:unhideWhenUsed/>
     <w:rsid w:val="003514BD"/>
@@ -9236,9 +10426,9 @@
       <w:szCs w:val="16"/>
     </w:rPr>
   </w:style>
-  <w:style w:type="table" w:styleId="TableGrid">
+  <w:style w:type="table" w:styleId="af2">
     <w:name w:val="Table Grid"/>
-    <w:basedOn w:val="TableNormal"/>
+    <w:basedOn w:val="a1"/>
     <w:rsid w:val="003333C3"/>
     <w:pPr>
       <w:widowControl w:val="0"/>
@@ -9264,11 +10454,11 @@
       </w:tblBorders>
     </w:tblPr>
   </w:style>
-  <w:style w:type="paragraph" w:styleId="CommentSubject">
+  <w:style w:type="paragraph" w:styleId="af3">
     <w:name w:val="annotation subject"/>
-    <w:basedOn w:val="CommentText"/>
-    <w:next w:val="CommentText"/>
-    <w:link w:val="CommentSubjectChar"/>
+    <w:basedOn w:val="af"/>
+    <w:next w:val="af"/>
+    <w:link w:val="af4"/>
     <w:uiPriority w:val="99"/>
     <w:semiHidden/>
     <w:unhideWhenUsed/>
@@ -9284,10 +10474,10 @@
       <w:lang w:val="ru-RU" w:eastAsia="en-US"/>
     </w:rPr>
   </w:style>
-  <w:style w:type="character" w:customStyle="1" w:styleId="CommentSubjectChar">
-    <w:name w:val="Comment Subject Char"/>
-    <w:basedOn w:val="CommentTextChar"/>
-    <w:link w:val="CommentSubject"/>
+  <w:style w:type="character" w:customStyle="1" w:styleId="af4">
+    <w:name w:val="Тема примечания Знак"/>
+    <w:basedOn w:val="af0"/>
+    <w:link w:val="af3"/>
     <w:uiPriority w:val="99"/>
     <w:semiHidden/>
     <w:rsid w:val="00A35A07"/>
@@ -9299,6 +10489,64 @@
       <w:sz w:val="20"/>
       <w:szCs w:val="20"/>
       <w:lang w:val="en-US" w:eastAsia="zh-CN"/>
+      <w14:ligatures w14:val="none"/>
+    </w:rPr>
+  </w:style>
+  <w:style w:type="paragraph" w:styleId="af5">
+    <w:name w:val="header"/>
+    <w:basedOn w:val="a"/>
+    <w:link w:val="af6"/>
+    <w:uiPriority w:val="99"/>
+    <w:unhideWhenUsed/>
+    <w:rsid w:val="002262EE"/>
+    <w:pPr>
+      <w:tabs>
+        <w:tab w:val="center" w:pos="4677"/>
+        <w:tab w:val="right" w:pos="9355"/>
+      </w:tabs>
+      <w:spacing w:line="240" w:lineRule="auto"/>
+    </w:pPr>
+  </w:style>
+  <w:style w:type="character" w:customStyle="1" w:styleId="af6">
+    <w:name w:val="Верхний колонтитул Знак"/>
+    <w:basedOn w:val="a0"/>
+    <w:link w:val="af5"/>
+    <w:uiPriority w:val="99"/>
+    <w:rsid w:val="002262EE"/>
+    <w:rPr>
+      <w:rFonts w:ascii="Times New Roman" w:hAnsi="Times New Roman" w:cs="Times New Roman"/>
+      <w:kern w:val="0"/>
+      <w:sz w:val="28"/>
+      <w:szCs w:val="22"/>
+      <w14:ligatures w14:val="none"/>
+    </w:rPr>
+  </w:style>
+  <w:style w:type="paragraph" w:styleId="af7">
+    <w:name w:val="footer"/>
+    <w:basedOn w:val="a"/>
+    <w:link w:val="af8"/>
+    <w:uiPriority w:val="99"/>
+    <w:unhideWhenUsed/>
+    <w:rsid w:val="002262EE"/>
+    <w:pPr>
+      <w:tabs>
+        <w:tab w:val="center" w:pos="4677"/>
+        <w:tab w:val="right" w:pos="9355"/>
+      </w:tabs>
+      <w:spacing w:line="240" w:lineRule="auto"/>
+    </w:pPr>
+  </w:style>
+  <w:style w:type="character" w:customStyle="1" w:styleId="af8">
+    <w:name w:val="Нижний колонтитул Знак"/>
+    <w:basedOn w:val="a0"/>
+    <w:link w:val="af7"/>
+    <w:uiPriority w:val="99"/>
+    <w:rsid w:val="002262EE"/>
+    <w:rPr>
+      <w:rFonts w:ascii="Times New Roman" w:hAnsi="Times New Roman" w:cs="Times New Roman"/>
+      <w:kern w:val="0"/>
+      <w:sz w:val="28"/>
+      <w:szCs w:val="22"/>
       <w14:ligatures w14:val="none"/>
     </w:rPr>
   </w:style>

--- a/docs/tz.docx
+++ b/docs/tz.docx
@@ -3321,7 +3321,6 @@
         <w:t xml:space="preserve">3D‑модели эксцентриковой шайбы по параметрам в </w:t>
       </w:r>
       <w:proofErr w:type="spellStart"/>
-      <w:proofErr w:type="gramStart"/>
       <w:r>
         <w:t>nanoCAD</w:t>
       </w:r>
@@ -3329,10 +3328,6 @@
       <w:r>
         <w:t>.</w:t>
       </w:r>
-      <w:r>
-        <w:t>.</w:t>
-      </w:r>
-      <w:proofErr w:type="gramEnd"/>
     </w:p>
     <w:p/>
     <w:p>
@@ -6688,24 +6683,23 @@
     </w:p>
     <w:p>
       <w:r>
-        <w:t>Для разработки плагина "</w:t>
-      </w:r>
-      <w:r>
-        <w:t>Эксцентриковая шайба</w:t>
-      </w:r>
-      <w:r>
-        <w:t xml:space="preserve">" для САПР </w:t>
+        <w:t xml:space="preserve">Для разработки плагина </w:t>
       </w:r>
       <w:proofErr w:type="spellStart"/>
       <w:r>
         <w:rPr>
-          <w:lang w:val="en-US"/>
-        </w:rPr>
-        <w:t>nanoCAD</w:t>
+          <w:rFonts w:eastAsia="SimSun"/>
+          <w:szCs w:val="28"/>
+          <w:lang w:val="en-US" w:eastAsia="zh-CN"/>
+        </w:rPr>
+        <w:t>WasherPlugin</w:t>
       </w:r>
       <w:proofErr w:type="spellEnd"/>
       <w:r>
-        <w:t xml:space="preserve"> нужны следующие</w:t>
+        <w:t xml:space="preserve"> </w:t>
+      </w:r>
+      <w:r>
+        <w:t>нужны следующие</w:t>
       </w:r>
       <w:r>
         <w:t xml:space="preserve"> </w:t>
@@ -7221,15 +7215,19 @@
       </w:r>
       <w:proofErr w:type="spellEnd"/>
       <w:r>
-        <w:t xml:space="preserve">, А. Е. Горяинов — </w:t>
-      </w:r>
-      <w:proofErr w:type="gramStart"/>
-      <w:r>
-        <w:t>Томск :</w:t>
-      </w:r>
-      <w:proofErr w:type="gramEnd"/>
-      <w:r>
-        <w:t xml:space="preserve"> Эль Контент, 2014. — 176 с. </w:t>
+        <w:t xml:space="preserve">, А. Е. Горяинов </w:t>
+      </w:r>
+      <w:r>
+        <w:t>–</w:t>
+      </w:r>
+      <w:r>
+        <w:t xml:space="preserve"> Томск : Эль Контент, 2014. </w:t>
+      </w:r>
+      <w:r>
+        <w:t xml:space="preserve">– </w:t>
+      </w:r>
+      <w:r>
+        <w:t xml:space="preserve">176 с. </w:t>
       </w:r>
     </w:p>
     <w:p>
@@ -7319,15 +7317,7 @@
         <w:ind w:firstLine="709"/>
       </w:pPr>
       <w:r>
-        <w:t>Введение в UML от создателей языка [Текст</w:t>
-      </w:r>
-      <w:proofErr w:type="gramStart"/>
-      <w:r>
-        <w:t>] :</w:t>
-      </w:r>
-      <w:proofErr w:type="gramEnd"/>
-      <w:r>
-        <w:t xml:space="preserve"> руководство пользователя / Г. Буч, Д. </w:t>
+        <w:t xml:space="preserve">Введение в UML от создателей языка [Текст] : руководство пользователя / Г. Буч, Д. </w:t>
       </w:r>
       <w:proofErr w:type="spellStart"/>
       <w:r>
@@ -7335,23 +7325,16 @@
       </w:r>
       <w:proofErr w:type="spellEnd"/>
       <w:r>
-        <w:t xml:space="preserve">, И. Якобсон. - 2-е изд. - </w:t>
-      </w:r>
-      <w:proofErr w:type="gramStart"/>
-      <w:r>
-        <w:t>М. :</w:t>
-      </w:r>
-      <w:proofErr w:type="gramEnd"/>
-      <w:r>
-        <w:t xml:space="preserve"> ДМК Пресс, 2012. - 494 </w:t>
-      </w:r>
-      <w:proofErr w:type="gramStart"/>
-      <w:r>
-        <w:t>с. :</w:t>
-      </w:r>
-      <w:proofErr w:type="gramEnd"/>
-      <w:r>
-        <w:t xml:space="preserve"> ил. - (Классика программирования). - </w:t>
+        <w:t xml:space="preserve">, И. Якобсон. - 2-е изд. - М. : ДМК Пресс, 2012. - 494 с. : ил. - (Классика программирования). </w:t>
+      </w:r>
+      <w:r>
+        <w:rPr>
+          <w:lang w:val="en-US"/>
+        </w:rPr>
+        <w:t xml:space="preserve">– </w:t>
+      </w:r>
+      <w:r>
+        <w:t xml:space="preserve"> </w:t>
       </w:r>
       <w:proofErr w:type="spellStart"/>
       <w:r>
@@ -7378,13 +7361,8 @@
         <w:t>Спб</w:t>
       </w:r>
       <w:proofErr w:type="spellEnd"/>
-      <w:proofErr w:type="gramStart"/>
-      <w:r>
-        <w:t>.:«</w:t>
-      </w:r>
-      <w:proofErr w:type="gramEnd"/>
-      <w:r>
-        <w:t>Питер», 2004. – 560с.</w:t>
+      <w:r>
+        <w:t>.:«Питер», 2004. – 560с.</w:t>
       </w:r>
     </w:p>
     <w:sectPr>

--- a/docs/tz.docx
+++ b/docs/tz.docx
@@ -1,6 +1,6 @@
 
 <file path=word/document.xml><?xml version="1.0" encoding="utf-8"?>
-<w:document xmlns:wpc="http://schemas.microsoft.com/office/word/2010/wordprocessingCanvas" xmlns:cx="http://schemas.microsoft.com/office/drawing/2014/chartex" xmlns:cx1="http://schemas.microsoft.com/office/drawing/2015/9/8/chartex" xmlns:cx2="http://schemas.microsoft.com/office/drawing/2015/10/21/chartex" xmlns:cx3="http://schemas.microsoft.com/office/drawing/2016/5/9/chartex" xmlns:cx4="http://schemas.microsoft.com/office/drawing/2016/5/10/chartex" xmlns:cx5="http://schemas.microsoft.com/office/drawing/2016/5/11/chartex" xmlns:cx6="http://schemas.microsoft.com/office/drawing/2016/5/12/chartex" xmlns:cx7="http://schemas.microsoft.com/office/drawing/2016/5/13/chartex" xmlns:cx8="http://schemas.microsoft.com/office/drawing/2016/5/14/chartex" xmlns:mc="http://schemas.openxmlformats.org/markup-compatibility/2006" xmlns:aink="http://schemas.microsoft.com/office/drawing/2016/ink" xmlns:am3d="http://schemas.microsoft.com/office/drawing/2017/model3d" xmlns:o="urn:schemas-microsoft-com:office:office" xmlns:r="http://schemas.openxmlformats.org/officeDocument/2006/relationships" xmlns:m="http://schemas.openxmlformats.org/officeDocument/2006/math" xmlns:v="urn:schemas-microsoft-com:vml" xmlns:wp14="http://schemas.microsoft.com/office/word/2010/wordprocessingDrawing" xmlns:wp="http://schemas.openxmlformats.org/drawingml/2006/wordprocessingDrawing" xmlns:w10="urn:schemas-microsoft-com:office:word" xmlns:w="http://schemas.openxmlformats.org/wordprocessingml/2006/main" xmlns:w14="http://schemas.microsoft.com/office/word/2010/wordml" xmlns:w15="http://schemas.microsoft.com/office/word/2012/wordml" xmlns:w16cex="http://schemas.microsoft.com/office/word/2018/wordml/cex" xmlns:w16cid="http://schemas.microsoft.com/office/word/2016/wordml/cid" xmlns:w16="http://schemas.microsoft.com/office/word/2018/wordml" xmlns:w16sdtdh="http://schemas.microsoft.com/office/word/2020/wordml/sdtdatahash" xmlns:w16se="http://schemas.microsoft.com/office/word/2015/wordml/symex" xmlns:wpg="http://schemas.microsoft.com/office/word/2010/wordprocessingGroup" xmlns:wpi="http://schemas.microsoft.com/office/word/2010/wordprocessingInk" xmlns:wne="http://schemas.microsoft.com/office/word/2006/wordml" xmlns:wps="http://schemas.microsoft.com/office/word/2010/wordprocessingShape" mc:Ignorable="w14 w15 w16se w16cid w16 w16cex w16sdtdh wp14">
+<w:document xmlns:wpc="http://schemas.microsoft.com/office/word/2010/wordprocessingCanvas" xmlns:cx="http://schemas.microsoft.com/office/drawing/2014/chartex" xmlns:cx1="http://schemas.microsoft.com/office/drawing/2015/9/8/chartex" xmlns:cx2="http://schemas.microsoft.com/office/drawing/2015/10/21/chartex" xmlns:cx3="http://schemas.microsoft.com/office/drawing/2016/5/9/chartex" xmlns:cx4="http://schemas.microsoft.com/office/drawing/2016/5/10/chartex" xmlns:cx5="http://schemas.microsoft.com/office/drawing/2016/5/11/chartex" xmlns:cx6="http://schemas.microsoft.com/office/drawing/2016/5/12/chartex" xmlns:cx7="http://schemas.microsoft.com/office/drawing/2016/5/13/chartex" xmlns:cx8="http://schemas.microsoft.com/office/drawing/2016/5/14/chartex" xmlns:mc="http://schemas.openxmlformats.org/markup-compatibility/2006" xmlns:aink="http://schemas.microsoft.com/office/drawing/2016/ink" xmlns:am3d="http://schemas.microsoft.com/office/drawing/2017/model3d" xmlns:o="urn:schemas-microsoft-com:office:office" xmlns:oel="http://schemas.microsoft.com/office/2019/extlst" xmlns:r="http://schemas.openxmlformats.org/officeDocument/2006/relationships" xmlns:m="http://schemas.openxmlformats.org/officeDocument/2006/math" xmlns:v="urn:schemas-microsoft-com:vml" xmlns:wp14="http://schemas.microsoft.com/office/word/2010/wordprocessingDrawing" xmlns:wp="http://schemas.openxmlformats.org/drawingml/2006/wordprocessingDrawing" xmlns:w10="urn:schemas-microsoft-com:office:word" xmlns:w="http://schemas.openxmlformats.org/wordprocessingml/2006/main" xmlns:w14="http://schemas.microsoft.com/office/word/2010/wordml" xmlns:w15="http://schemas.microsoft.com/office/word/2012/wordml" xmlns:w16cex="http://schemas.microsoft.com/office/word/2018/wordml/cex" xmlns:w16cid="http://schemas.microsoft.com/office/word/2016/wordml/cid" xmlns:w16="http://schemas.microsoft.com/office/word/2018/wordml" xmlns:w16du="http://schemas.microsoft.com/office/word/2023/wordml/word16du" xmlns:w16sdtdh="http://schemas.microsoft.com/office/word/2020/wordml/sdtdatahash" xmlns:w16sdtfl="http://schemas.microsoft.com/office/word/2024/wordml/sdtformatlock" xmlns:w16se="http://schemas.microsoft.com/office/word/2015/wordml/symex" xmlns:wpg="http://schemas.microsoft.com/office/word/2010/wordprocessingGroup" xmlns:wpi="http://schemas.microsoft.com/office/word/2010/wordprocessingInk" xmlns:wne="http://schemas.microsoft.com/office/word/2006/wordml" xmlns:wps="http://schemas.microsoft.com/office/word/2010/wordprocessingShape" mc:Ignorable="w14 w15 w16se w16cid w16 w16cex w16sdtdh w16sdtfl w16du wp14">
   <w:body>
     <w:p>
       <w:pPr>
@@ -170,7 +170,6 @@
           <w:lang w:eastAsia="zh-CN"/>
         </w:rPr>
       </w:pPr>
-      <w:commentRangeStart w:id="0"/>
       <w:r>
         <w:rPr>
           <w:rFonts w:eastAsia="SimSun"/>
@@ -181,20 +180,33 @@
         </w:rPr>
         <w:t>ТЕХНИЧЕСКОЕ ЗАДАНИЕ</w:t>
       </w:r>
-      <w:r>
-        <w:rPr>
-          <w:rStyle w:val="af1"/>
+      <w:commentRangeStart w:id="0"/>
+      <w:commentRangeStart w:id="1"/>
+      <w:commentRangeEnd w:id="0"/>
+      <w:r>
+        <w:rPr>
+          <w:rStyle w:val="CommentReference"/>
+          <w:rFonts w:eastAsia="SimSun"/>
+          <w:b/>
+          <w:bCs/>
+          <w:sz w:val="28"/>
+          <w:szCs w:val="28"/>
+          <w:lang w:eastAsia="zh-CN"/>
+        </w:rPr>
+        <w:commentReference w:id="0"/>
+      </w:r>
+      <w:commentRangeEnd w:id="1"/>
+      <w:r>
+        <w:rPr>
+          <w:rStyle w:val="CommentReference"/>
+          <w:rFonts w:eastAsia="SimSun"/>
+          <w:b/>
+          <w:bCs/>
+          <w:sz w:val="28"/>
+          <w:szCs w:val="28"/>
+          <w:lang w:eastAsia="zh-CN"/>
         </w:rPr>
         <w:commentReference w:id="1"/>
-      </w:r>
-      <w:commentRangeEnd w:id="0"/>
-      <w:r>
-        <w:rPr>
-          <w:rStyle w:val="af1"/>
-          <w:rFonts w:asciiTheme="minorHAnsi" w:eastAsiaTheme="minorEastAsia" w:hAnsiTheme="minorHAnsi" w:cstheme="minorBidi"/>
-          <w:lang w:val="en-US" w:eastAsia="zh-CN"/>
-        </w:rPr>
-        <w:commentReference w:id="0"/>
       </w:r>
     </w:p>
     <w:p>
@@ -217,9 +229,8 @@
           <w:szCs w:val="28"/>
           <w:lang w:eastAsia="zh-CN"/>
         </w:rPr>
-        <w:t xml:space="preserve">на выполнение в 2026 году работ по разработке плагина “Эксцентриковая шайба” для системы автоматизированного проектирования </w:t>
-      </w:r>
-      <w:proofErr w:type="spellStart"/>
+        <w:t xml:space="preserve">на выполнение в 2026 году работ по разработке плагина «Эксцентриковая шайба» для системы автоматизированного проектирования </w:t>
+      </w:r>
       <w:r>
         <w:rPr>
           <w:rFonts w:eastAsia="SimSun"/>
@@ -230,7 +241,6 @@
         </w:rPr>
         <w:t>nanoCAD</w:t>
       </w:r>
-      <w:proofErr w:type="spellEnd"/>
     </w:p>
     <w:p>
       <w:pPr>
@@ -359,21 +369,24 @@
     </w:p>
     <w:p>
       <w:pPr>
-        <w:pStyle w:val="11"/>
-      </w:pPr>
-      <w:r>
+        <w:pStyle w:val="TOC1"/>
+      </w:pPr>
+      <w:r>
+        <w:rPr>
+          <w:szCs w:val="28"/>
+        </w:rPr>
         <w:lastRenderedPageBreak/>
         <w:t>Оглавление</w:t>
       </w:r>
     </w:p>
     <w:p>
       <w:pPr>
-        <w:pStyle w:val="11"/>
-      </w:pPr>
-    </w:p>
-    <w:p>
-      <w:pPr>
-        <w:pStyle w:val="11"/>
+        <w:pStyle w:val="TOC1"/>
+      </w:pPr>
+    </w:p>
+    <w:p>
+      <w:pPr>
+        <w:pStyle w:val="TOC1"/>
         <w:rPr>
           <w:rFonts w:asciiTheme="minorHAnsi" w:eastAsiaTheme="minorEastAsia" w:hAnsiTheme="minorHAnsi" w:cstheme="minorBidi"/>
           <w:b w:val="0"/>
@@ -390,6 +403,7 @@
         <w:rPr>
           <w:b w:val="0"/>
           <w:bCs w:val="0"/>
+          <w:szCs w:val="28"/>
         </w:rPr>
         <w:fldChar w:fldCharType="begin"/>
       </w:r>
@@ -397,6 +411,7 @@
         <w:rPr>
           <w:b w:val="0"/>
           <w:bCs w:val="0"/>
+          <w:szCs w:val="28"/>
         </w:rPr>
         <w:instrText xml:space="preserve"> TOC \o "1-2" \h \z \u </w:instrText>
       </w:r>
@@ -404,6 +419,7 @@
         <w:rPr>
           <w:b w:val="0"/>
           <w:bCs w:val="0"/>
+          <w:szCs w:val="28"/>
         </w:rPr>
         <w:fldChar w:fldCharType="separate"/>
       </w:r>
@@ -413,6 +429,7 @@
         <w:rPr>
           <w:b w:val="0"/>
           <w:bCs w:val="0"/>
+          <w:szCs w:val="28"/>
         </w:rPr>
         <w:fldChar w:fldCharType="begin"/>
       </w:r>
@@ -420,6 +437,7 @@
         <w:rPr>
           <w:b w:val="0"/>
           <w:bCs w:val="0"/>
+          <w:szCs w:val="28"/>
         </w:rPr>
         <w:instrText xml:space="preserve"> HYPERLINK \l "_Toc240361334" </w:instrText>
       </w:r>
@@ -427,16 +445,25 @@
         <w:rPr>
           <w:b w:val="0"/>
           <w:bCs w:val="0"/>
+          <w:szCs w:val="28"/>
+        </w:rPr>
+      </w:r>
+      <w:r>
+        <w:rPr>
+          <w:b w:val="0"/>
+          <w:bCs w:val="0"/>
+          <w:szCs w:val="28"/>
         </w:rPr>
         <w:fldChar w:fldCharType="separate"/>
       </w:r>
       <w:r>
         <w:rPr>
-          <w:rStyle w:val="ae"/>
+          <w:rStyle w:val="Hyperlink"/>
           <w:rFonts w:eastAsia="SimSun"/>
           <w:b w:val="0"/>
           <w:bCs w:val="0"/>
           <w:noProof/>
+          <w:szCs w:val="28"/>
           <w:lang w:eastAsia="zh-CN"/>
         </w:rPr>
         <w:t>1 ОБЩИЕ СВЕДЕНИЯ</w:t>
@@ -447,6 +474,7 @@
           <w:bCs w:val="0"/>
           <w:noProof/>
           <w:webHidden/>
+          <w:szCs w:val="28"/>
         </w:rPr>
         <w:tab/>
       </w:r>
@@ -456,6 +484,7 @@
           <w:bCs w:val="0"/>
           <w:noProof/>
           <w:webHidden/>
+          <w:szCs w:val="28"/>
         </w:rPr>
         <w:fldChar w:fldCharType="begin"/>
       </w:r>
@@ -465,6 +494,7 @@
           <w:bCs w:val="0"/>
           <w:noProof/>
           <w:webHidden/>
+          <w:szCs w:val="28"/>
         </w:rPr>
         <w:instrText xml:space="preserve"> PAGEREF _Toc240361334 \h </w:instrText>
       </w:r>
@@ -474,6 +504,7 @@
           <w:bCs w:val="0"/>
           <w:noProof/>
           <w:webHidden/>
+          <w:szCs w:val="28"/>
         </w:rPr>
       </w:r>
       <w:r>
@@ -482,6 +513,7 @@
           <w:bCs w:val="0"/>
           <w:noProof/>
           <w:webHidden/>
+          <w:szCs w:val="28"/>
         </w:rPr>
         <w:fldChar w:fldCharType="separate"/>
       </w:r>
@@ -491,6 +523,7 @@
           <w:bCs w:val="0"/>
           <w:noProof/>
           <w:webHidden/>
+          <w:szCs w:val="28"/>
         </w:rPr>
         <w:t>4</w:t>
       </w:r>
@@ -500,6 +533,7 @@
           <w:bCs w:val="0"/>
           <w:noProof/>
           <w:webHidden/>
+          <w:szCs w:val="28"/>
         </w:rPr>
         <w:fldChar w:fldCharType="end"/>
       </w:r>
@@ -508,339 +542,14 @@
           <w:b w:val="0"/>
           <w:bCs w:val="0"/>
           <w:noProof/>
+          <w:szCs w:val="28"/>
         </w:rPr>
         <w:fldChar w:fldCharType="end"/>
       </w:r>
       <w:commentRangeEnd w:id="2"/>
       <w:r>
         <w:rPr>
-          <w:rStyle w:val="af1"/>
-          <w:b w:val="0"/>
-          <w:bCs w:val="0"/>
-        </w:rPr>
-        <w:commentReference w:id="2"/>
-      </w:r>
-      <w:commentRangeEnd w:id="3"/>
-      <w:r>
-        <w:rPr>
-          <w:rStyle w:val="af1"/>
-          <w:rFonts w:asciiTheme="minorHAnsi" w:eastAsiaTheme="minorEastAsia" w:hAnsiTheme="minorHAnsi" w:cstheme="minorBidi"/>
-          <w:b w:val="0"/>
-          <w:bCs w:val="0"/>
-          <w:lang w:val="en-US" w:eastAsia="zh-CN"/>
-        </w:rPr>
-        <w:commentReference w:id="3"/>
-      </w:r>
-    </w:p>
-    <w:p>
-      <w:pPr>
-        <w:pStyle w:val="23"/>
-        <w:tabs>
-          <w:tab w:val="right" w:leader="dot" w:pos="9345"/>
-        </w:tabs>
-        <w:rPr>
-          <w:rFonts w:asciiTheme="minorHAnsi" w:eastAsiaTheme="minorEastAsia" w:hAnsiTheme="minorHAnsi" w:cstheme="minorBidi"/>
-          <w:noProof/>
-          <w:kern w:val="2"/>
-          <w:sz w:val="24"/>
-          <w:szCs w:val="24"/>
-          <w:lang w:eastAsia="ru-RU"/>
-          <w14:ligatures w14:val="standardContextual"/>
-        </w:rPr>
-      </w:pPr>
-      <w:hyperlink w:anchor="_Toc240361335" w:history="1">
-        <w:r>
-          <w:rPr>
-            <w:rStyle w:val="ae"/>
-            <w:rFonts w:eastAsia="SimSun"/>
-            <w:noProof/>
-            <w:lang w:eastAsia="zh-CN"/>
-          </w:rPr>
-          <w:t>1.1 Полное наименование автоматизированной системы и её условное обозначение</w:t>
-        </w:r>
-        <w:r>
-          <w:rPr>
-            <w:noProof/>
-            <w:webHidden/>
-          </w:rPr>
-          <w:tab/>
-        </w:r>
-        <w:r>
-          <w:rPr>
-            <w:noProof/>
-            <w:webHidden/>
-          </w:rPr>
-          <w:fldChar w:fldCharType="begin"/>
-        </w:r>
-        <w:r>
-          <w:rPr>
-            <w:noProof/>
-            <w:webHidden/>
-          </w:rPr>
-          <w:instrText xml:space="preserve"> PAGEREF _Toc240361335 \h </w:instrText>
-        </w:r>
-        <w:r>
-          <w:rPr>
-            <w:noProof/>
-            <w:webHidden/>
-          </w:rPr>
-        </w:r>
-        <w:r>
-          <w:rPr>
-            <w:noProof/>
-            <w:webHidden/>
-          </w:rPr>
-          <w:fldChar w:fldCharType="separate"/>
-        </w:r>
-        <w:r>
-          <w:rPr>
-            <w:noProof/>
-            <w:webHidden/>
-          </w:rPr>
-          <w:t>4</w:t>
-        </w:r>
-        <w:r>
-          <w:rPr>
-            <w:noProof/>
-            <w:webHidden/>
-          </w:rPr>
-          <w:fldChar w:fldCharType="end"/>
-        </w:r>
-      </w:hyperlink>
-    </w:p>
-    <w:p>
-      <w:pPr>
-        <w:pStyle w:val="23"/>
-        <w:tabs>
-          <w:tab w:val="right" w:leader="dot" w:pos="9345"/>
-        </w:tabs>
-        <w:rPr>
-          <w:rFonts w:asciiTheme="minorHAnsi" w:eastAsiaTheme="minorEastAsia" w:hAnsiTheme="minorHAnsi" w:cstheme="minorBidi"/>
-          <w:noProof/>
-          <w:kern w:val="2"/>
-          <w:sz w:val="24"/>
-          <w:szCs w:val="24"/>
-          <w:lang w:eastAsia="ru-RU"/>
-          <w14:ligatures w14:val="standardContextual"/>
-        </w:rPr>
-      </w:pPr>
-      <w:hyperlink w:anchor="_Toc240361336" w:history="1">
-        <w:r>
-          <w:rPr>
-            <w:rStyle w:val="ae"/>
-            <w:rFonts w:eastAsia="SimSun"/>
-            <w:noProof/>
-            <w:lang w:eastAsia="zh-CN"/>
-          </w:rPr>
-          <w:t>1.2 Наименование заказчика</w:t>
-        </w:r>
-        <w:r>
-          <w:rPr>
-            <w:noProof/>
-            <w:webHidden/>
-          </w:rPr>
-          <w:tab/>
-        </w:r>
-        <w:r>
-          <w:rPr>
-            <w:noProof/>
-            <w:webHidden/>
-          </w:rPr>
-          <w:fldChar w:fldCharType="begin"/>
-        </w:r>
-        <w:r>
-          <w:rPr>
-            <w:noProof/>
-            <w:webHidden/>
-          </w:rPr>
-          <w:instrText xml:space="preserve"> PAGEREF _Toc240361336 \h </w:instrText>
-        </w:r>
-        <w:r>
-          <w:rPr>
-            <w:noProof/>
-            <w:webHidden/>
-          </w:rPr>
-        </w:r>
-        <w:r>
-          <w:rPr>
-            <w:noProof/>
-            <w:webHidden/>
-          </w:rPr>
-          <w:fldChar w:fldCharType="separate"/>
-        </w:r>
-        <w:r>
-          <w:rPr>
-            <w:noProof/>
-            <w:webHidden/>
-          </w:rPr>
-          <w:t>4</w:t>
-        </w:r>
-        <w:r>
-          <w:rPr>
-            <w:noProof/>
-            <w:webHidden/>
-          </w:rPr>
-          <w:fldChar w:fldCharType="end"/>
-        </w:r>
-      </w:hyperlink>
-    </w:p>
-    <w:p>
-      <w:pPr>
-        <w:pStyle w:val="23"/>
-        <w:tabs>
-          <w:tab w:val="right" w:leader="dot" w:pos="9345"/>
-        </w:tabs>
-        <w:rPr>
-          <w:rFonts w:asciiTheme="minorHAnsi" w:eastAsiaTheme="minorEastAsia" w:hAnsiTheme="minorHAnsi" w:cstheme="minorBidi"/>
-          <w:noProof/>
-          <w:kern w:val="2"/>
-          <w:sz w:val="24"/>
-          <w:szCs w:val="24"/>
-          <w:lang w:eastAsia="ru-RU"/>
-          <w14:ligatures w14:val="standardContextual"/>
-        </w:rPr>
-      </w:pPr>
-      <w:hyperlink w:anchor="_Toc240361337" w:history="1">
-        <w:r>
-          <w:rPr>
-            <w:rStyle w:val="ae"/>
-            <w:rFonts w:eastAsia="SimSun"/>
-            <w:noProof/>
-            <w:lang w:eastAsia="zh-CN"/>
-          </w:rPr>
-          <w:t>1.3 Перечень документов, на основании которых создается АС</w:t>
-        </w:r>
-        <w:r>
-          <w:rPr>
-            <w:noProof/>
-            <w:webHidden/>
-          </w:rPr>
-          <w:tab/>
-        </w:r>
-        <w:r>
-          <w:rPr>
-            <w:noProof/>
-            <w:webHidden/>
-          </w:rPr>
-          <w:fldChar w:fldCharType="begin"/>
-        </w:r>
-        <w:r>
-          <w:rPr>
-            <w:noProof/>
-            <w:webHidden/>
-          </w:rPr>
-          <w:instrText xml:space="preserve"> PAGEREF _Toc240361337 \h </w:instrText>
-        </w:r>
-        <w:r>
-          <w:rPr>
-            <w:noProof/>
-            <w:webHidden/>
-          </w:rPr>
-        </w:r>
-        <w:r>
-          <w:rPr>
-            <w:noProof/>
-            <w:webHidden/>
-          </w:rPr>
-          <w:fldChar w:fldCharType="separate"/>
-        </w:r>
-        <w:r>
-          <w:rPr>
-            <w:noProof/>
-            <w:webHidden/>
-          </w:rPr>
-          <w:t>4</w:t>
-        </w:r>
-        <w:r>
-          <w:rPr>
-            <w:noProof/>
-            <w:webHidden/>
-          </w:rPr>
-          <w:fldChar w:fldCharType="end"/>
-        </w:r>
-      </w:hyperlink>
-    </w:p>
-    <w:p>
-      <w:pPr>
-        <w:pStyle w:val="23"/>
-        <w:tabs>
-          <w:tab w:val="right" w:leader="dot" w:pos="9345"/>
-        </w:tabs>
-        <w:rPr>
-          <w:rFonts w:asciiTheme="minorHAnsi" w:eastAsiaTheme="minorEastAsia" w:hAnsiTheme="minorHAnsi" w:cstheme="minorBidi"/>
-          <w:noProof/>
-          <w:kern w:val="2"/>
-          <w:sz w:val="24"/>
-          <w:szCs w:val="24"/>
-          <w:lang w:eastAsia="ru-RU"/>
-          <w14:ligatures w14:val="standardContextual"/>
-        </w:rPr>
-      </w:pPr>
-      <w:hyperlink w:anchor="_Toc240361338" w:history="1">
-        <w:r>
-          <w:rPr>
-            <w:rStyle w:val="ae"/>
-            <w:rFonts w:eastAsia="SimSun"/>
-            <w:noProof/>
-            <w:lang w:eastAsia="zh-CN"/>
-          </w:rPr>
-          <w:t>1.4 Плановые сроки начала и окончания работы по созданию АС</w:t>
-        </w:r>
-        <w:r>
-          <w:rPr>
-            <w:noProof/>
-            <w:webHidden/>
-          </w:rPr>
-          <w:tab/>
-        </w:r>
-        <w:r>
-          <w:rPr>
-            <w:noProof/>
-            <w:webHidden/>
-          </w:rPr>
-          <w:fldChar w:fldCharType="begin"/>
-        </w:r>
-        <w:r>
-          <w:rPr>
-            <w:noProof/>
-            <w:webHidden/>
-          </w:rPr>
-          <w:instrText xml:space="preserve"> PAGEREF _Toc240361338 \h </w:instrText>
-        </w:r>
-        <w:r>
-          <w:rPr>
-            <w:noProof/>
-            <w:webHidden/>
-          </w:rPr>
-        </w:r>
-        <w:r>
-          <w:rPr>
-            <w:noProof/>
-            <w:webHidden/>
-          </w:rPr>
-          <w:fldChar w:fldCharType="separate"/>
-        </w:r>
-        <w:r>
-          <w:rPr>
-            <w:noProof/>
-            <w:webHidden/>
-          </w:rPr>
-          <w:t>5</w:t>
-        </w:r>
-        <w:r>
-          <w:rPr>
-            <w:noProof/>
-            <w:webHidden/>
-          </w:rPr>
-          <w:fldChar w:fldCharType="end"/>
-        </w:r>
-      </w:hyperlink>
-    </w:p>
-    <w:p>
-      <w:pPr>
-        <w:pStyle w:val="11"/>
-        <w:jc w:val="both"/>
-        <w:rPr>
+          <w:rStyle w:val="CommentReference"/>
           <w:rFonts w:asciiTheme="minorHAnsi" w:eastAsiaTheme="minorEastAsia" w:hAnsiTheme="minorHAnsi" w:cstheme="minorBidi"/>
           <w:b w:val="0"/>
           <w:bCs w:val="0"/>
@@ -851,233 +560,12 @@
           <w:lang w:eastAsia="ru-RU"/>
           <w14:ligatures w14:val="standardContextual"/>
         </w:rPr>
-      </w:pPr>
-      <w:hyperlink w:anchor="_Toc240361339" w:history="1">
-        <w:r>
-          <w:rPr>
-            <w:rStyle w:val="ae"/>
-            <w:b w:val="0"/>
-            <w:bCs w:val="0"/>
-            <w:noProof/>
-          </w:rPr>
-          <w:t>2 ЦЕЛИ И НАЗНАЧЕНИЕ СОЗДАНИЯ АВТОМАТИЗИРОВАННОЙ СИСТЕМЫ</w:t>
-        </w:r>
-        <w:r>
-          <w:rPr>
-            <w:b w:val="0"/>
-            <w:bCs w:val="0"/>
-            <w:noProof/>
-            <w:webHidden/>
-          </w:rPr>
-          <w:tab/>
-        </w:r>
-        <w:r>
-          <w:rPr>
-            <w:b w:val="0"/>
-            <w:bCs w:val="0"/>
-            <w:noProof/>
-            <w:webHidden/>
-          </w:rPr>
-          <w:fldChar w:fldCharType="begin"/>
-        </w:r>
-        <w:r>
-          <w:rPr>
-            <w:b w:val="0"/>
-            <w:bCs w:val="0"/>
-            <w:noProof/>
-            <w:webHidden/>
-          </w:rPr>
-          <w:instrText xml:space="preserve"> PAGEREF _Toc240361339 \h </w:instrText>
-        </w:r>
-        <w:r>
-          <w:rPr>
-            <w:b w:val="0"/>
-            <w:bCs w:val="0"/>
-            <w:noProof/>
-            <w:webHidden/>
-          </w:rPr>
-        </w:r>
-        <w:r>
-          <w:rPr>
-            <w:b w:val="0"/>
-            <w:bCs w:val="0"/>
-            <w:noProof/>
-            <w:webHidden/>
-          </w:rPr>
-          <w:fldChar w:fldCharType="separate"/>
-        </w:r>
-        <w:r>
-          <w:rPr>
-            <w:b w:val="0"/>
-            <w:bCs w:val="0"/>
-            <w:noProof/>
-            <w:webHidden/>
-          </w:rPr>
-          <w:t>6</w:t>
-        </w:r>
-        <w:r>
-          <w:rPr>
-            <w:b w:val="0"/>
-            <w:bCs w:val="0"/>
-            <w:noProof/>
-            <w:webHidden/>
-          </w:rPr>
-          <w:fldChar w:fldCharType="end"/>
-        </w:r>
-      </w:hyperlink>
-    </w:p>
-    <w:p>
-      <w:pPr>
-        <w:pStyle w:val="23"/>
-        <w:tabs>
-          <w:tab w:val="right" w:leader="dot" w:pos="9345"/>
-        </w:tabs>
-        <w:rPr>
-          <w:rFonts w:asciiTheme="minorHAnsi" w:eastAsiaTheme="minorEastAsia" w:hAnsiTheme="minorHAnsi" w:cstheme="minorBidi"/>
-          <w:noProof/>
-          <w:kern w:val="2"/>
-          <w:sz w:val="24"/>
-          <w:szCs w:val="24"/>
-          <w:lang w:eastAsia="ru-RU"/>
-          <w14:ligatures w14:val="standardContextual"/>
-        </w:rPr>
-      </w:pPr>
-      <w:hyperlink w:anchor="_Toc240361340" w:history="1">
-        <w:r>
-          <w:rPr>
-            <w:rStyle w:val="ae"/>
-            <w:noProof/>
-          </w:rPr>
-          <w:t>2.1 Цели создания АС</w:t>
-        </w:r>
-        <w:r>
-          <w:rPr>
-            <w:noProof/>
-            <w:webHidden/>
-          </w:rPr>
-          <w:tab/>
-        </w:r>
-        <w:r>
-          <w:rPr>
-            <w:noProof/>
-            <w:webHidden/>
-          </w:rPr>
-          <w:fldChar w:fldCharType="begin"/>
-        </w:r>
-        <w:r>
-          <w:rPr>
-            <w:noProof/>
-            <w:webHidden/>
-          </w:rPr>
-          <w:instrText xml:space="preserve"> PAGEREF _Toc240361340 \h </w:instrText>
-        </w:r>
-        <w:r>
-          <w:rPr>
-            <w:noProof/>
-            <w:webHidden/>
-          </w:rPr>
-        </w:r>
-        <w:r>
-          <w:rPr>
-            <w:noProof/>
-            <w:webHidden/>
-          </w:rPr>
-          <w:fldChar w:fldCharType="separate"/>
-        </w:r>
-        <w:r>
-          <w:rPr>
-            <w:noProof/>
-            <w:webHidden/>
-          </w:rPr>
-          <w:t>6</w:t>
-        </w:r>
-        <w:r>
-          <w:rPr>
-            <w:noProof/>
-            <w:webHidden/>
-          </w:rPr>
-          <w:fldChar w:fldCharType="end"/>
-        </w:r>
-      </w:hyperlink>
-    </w:p>
-    <w:p>
-      <w:pPr>
-        <w:pStyle w:val="23"/>
-        <w:tabs>
-          <w:tab w:val="right" w:leader="dot" w:pos="9345"/>
-        </w:tabs>
-        <w:rPr>
-          <w:rFonts w:asciiTheme="minorHAnsi" w:eastAsiaTheme="minorEastAsia" w:hAnsiTheme="minorHAnsi" w:cstheme="minorBidi"/>
-          <w:noProof/>
-          <w:kern w:val="2"/>
-          <w:sz w:val="24"/>
-          <w:szCs w:val="24"/>
-          <w:lang w:eastAsia="ru-RU"/>
-          <w14:ligatures w14:val="standardContextual"/>
-        </w:rPr>
-      </w:pPr>
-      <w:hyperlink w:anchor="_Toc240361341" w:history="1">
-        <w:r>
-          <w:rPr>
-            <w:rStyle w:val="ae"/>
-            <w:noProof/>
-          </w:rPr>
-          <w:t>2.2 Назначение АС</w:t>
-        </w:r>
-        <w:r>
-          <w:rPr>
-            <w:noProof/>
-            <w:webHidden/>
-          </w:rPr>
-          <w:tab/>
-        </w:r>
-        <w:r>
-          <w:rPr>
-            <w:noProof/>
-            <w:webHidden/>
-          </w:rPr>
-          <w:fldChar w:fldCharType="begin"/>
-        </w:r>
-        <w:r>
-          <w:rPr>
-            <w:noProof/>
-            <w:webHidden/>
-          </w:rPr>
-          <w:instrText xml:space="preserve"> PAGEREF _Toc240361341 \h </w:instrText>
-        </w:r>
-        <w:r>
-          <w:rPr>
-            <w:noProof/>
-            <w:webHidden/>
-          </w:rPr>
-        </w:r>
-        <w:r>
-          <w:rPr>
-            <w:noProof/>
-            <w:webHidden/>
-          </w:rPr>
-          <w:fldChar w:fldCharType="separate"/>
-        </w:r>
-        <w:r>
-          <w:rPr>
-            <w:noProof/>
-            <w:webHidden/>
-          </w:rPr>
-          <w:t>6</w:t>
-        </w:r>
-        <w:r>
-          <w:rPr>
-            <w:noProof/>
-            <w:webHidden/>
-          </w:rPr>
-          <w:fldChar w:fldCharType="end"/>
-        </w:r>
-      </w:hyperlink>
-    </w:p>
-    <w:p>
-      <w:pPr>
-        <w:pStyle w:val="11"/>
-        <w:rPr>
+        <w:commentReference w:id="2"/>
+      </w:r>
+      <w:commentRangeEnd w:id="3"/>
+      <w:r>
+        <w:rPr>
+          <w:rStyle w:val="CommentReference"/>
           <w:rFonts w:asciiTheme="minorHAnsi" w:eastAsiaTheme="minorEastAsia" w:hAnsiTheme="minorHAnsi" w:cstheme="minorBidi"/>
           <w:b w:val="0"/>
           <w:bCs w:val="0"/>
@@ -1088,84 +576,12 @@
           <w:lang w:eastAsia="ru-RU"/>
           <w14:ligatures w14:val="standardContextual"/>
         </w:rPr>
-      </w:pPr>
-      <w:hyperlink w:anchor="_Toc240361342" w:history="1">
-        <w:r>
-          <w:rPr>
-            <w:rStyle w:val="ae"/>
-            <w:b w:val="0"/>
-            <w:bCs w:val="0"/>
-            <w:noProof/>
-          </w:rPr>
-          <w:t>3 ТРЕБОВАНИЯ К АВТОМАТИЗИРОВАННОЙ СИСТЕМЕ</w:t>
-        </w:r>
-        <w:r>
-          <w:rPr>
-            <w:b w:val="0"/>
-            <w:bCs w:val="0"/>
-            <w:noProof/>
-            <w:webHidden/>
-          </w:rPr>
-          <w:tab/>
-        </w:r>
-        <w:r>
-          <w:rPr>
-            <w:b w:val="0"/>
-            <w:bCs w:val="0"/>
-            <w:noProof/>
-            <w:webHidden/>
-          </w:rPr>
-          <w:fldChar w:fldCharType="begin"/>
-        </w:r>
-        <w:r>
-          <w:rPr>
-            <w:b w:val="0"/>
-            <w:bCs w:val="0"/>
-            <w:noProof/>
-            <w:webHidden/>
-          </w:rPr>
-          <w:instrText xml:space="preserve"> PAGEREF _Toc240361342 \h </w:instrText>
-        </w:r>
-        <w:r>
-          <w:rPr>
-            <w:b w:val="0"/>
-            <w:bCs w:val="0"/>
-            <w:noProof/>
-            <w:webHidden/>
-          </w:rPr>
-        </w:r>
-        <w:r>
-          <w:rPr>
-            <w:b w:val="0"/>
-            <w:bCs w:val="0"/>
-            <w:noProof/>
-            <w:webHidden/>
-          </w:rPr>
-          <w:fldChar w:fldCharType="separate"/>
-        </w:r>
-        <w:r>
-          <w:rPr>
-            <w:b w:val="0"/>
-            <w:bCs w:val="0"/>
-            <w:noProof/>
-            <w:webHidden/>
-          </w:rPr>
-          <w:t>7</w:t>
-        </w:r>
-        <w:r>
-          <w:rPr>
-            <w:b w:val="0"/>
-            <w:bCs w:val="0"/>
-            <w:noProof/>
-            <w:webHidden/>
-          </w:rPr>
-          <w:fldChar w:fldCharType="end"/>
-        </w:r>
-      </w:hyperlink>
-    </w:p>
-    <w:p>
-      <w:pPr>
-        <w:pStyle w:val="23"/>
+        <w:commentReference w:id="3"/>
+      </w:r>
+    </w:p>
+    <w:p>
+      <w:pPr>
+        <w:pStyle w:val="TOC2"/>
         <w:tabs>
           <w:tab w:val="right" w:leader="dot" w:pos="9345"/>
         </w:tabs>
@@ -1179,18 +595,22 @@
           <w14:ligatures w14:val="standardContextual"/>
         </w:rPr>
       </w:pPr>
-      <w:hyperlink w:anchor="_Toc240361343" w:history="1">
-        <w:r>
-          <w:rPr>
-            <w:rStyle w:val="ae"/>
-            <w:noProof/>
-          </w:rPr>
-          <w:t>3.1 Требования к структуре АС в целом</w:t>
-        </w:r>
-        <w:r>
-          <w:rPr>
-            <w:noProof/>
-            <w:webHidden/>
+      <w:hyperlink w:anchor="_Toc240361335" w:history="1">
+        <w:r>
+          <w:rPr>
+            <w:rStyle w:val="Hyperlink"/>
+            <w:rFonts w:eastAsia="SimSun"/>
+            <w:noProof/>
+            <w:szCs w:val="28"/>
+            <w:lang w:eastAsia="zh-CN"/>
+          </w:rPr>
+          <w:t>1.1 Полное наименование автоматизированной системы и её условное обозначение</w:t>
+        </w:r>
+        <w:r>
+          <w:rPr>
+            <w:noProof/>
+            <w:webHidden/>
+            <w:szCs w:val="28"/>
           </w:rPr>
           <w:tab/>
         </w:r>
@@ -1198,6 +618,7 @@
           <w:rPr>
             <w:noProof/>
             <w:webHidden/>
+            <w:szCs w:val="28"/>
           </w:rPr>
           <w:fldChar w:fldCharType="begin"/>
         </w:r>
@@ -1205,19 +626,22 @@
           <w:rPr>
             <w:noProof/>
             <w:webHidden/>
-          </w:rPr>
-          <w:instrText xml:space="preserve"> PAGEREF _Toc240361343 \h </w:instrText>
-        </w:r>
-        <w:r>
-          <w:rPr>
-            <w:noProof/>
-            <w:webHidden/>
-          </w:rPr>
-        </w:r>
-        <w:r>
-          <w:rPr>
-            <w:noProof/>
-            <w:webHidden/>
+            <w:szCs w:val="28"/>
+          </w:rPr>
+          <w:instrText xml:space="preserve"> PAGEREF _Toc240361335 \h </w:instrText>
+        </w:r>
+        <w:r>
+          <w:rPr>
+            <w:noProof/>
+            <w:webHidden/>
+            <w:szCs w:val="28"/>
+          </w:rPr>
+        </w:r>
+        <w:r>
+          <w:rPr>
+            <w:noProof/>
+            <w:webHidden/>
+            <w:szCs w:val="28"/>
           </w:rPr>
           <w:fldChar w:fldCharType="separate"/>
         </w:r>
@@ -1225,13 +649,15 @@
           <w:rPr>
             <w:noProof/>
             <w:webHidden/>
-          </w:rPr>
-          <w:t>7</w:t>
-        </w:r>
-        <w:r>
-          <w:rPr>
-            <w:noProof/>
-            <w:webHidden/>
+            <w:szCs w:val="28"/>
+          </w:rPr>
+          <w:t>4</w:t>
+        </w:r>
+        <w:r>
+          <w:rPr>
+            <w:noProof/>
+            <w:webHidden/>
+            <w:szCs w:val="28"/>
           </w:rPr>
           <w:fldChar w:fldCharType="end"/>
         </w:r>
@@ -1239,7 +665,7 @@
     </w:p>
     <w:p>
       <w:pPr>
-        <w:pStyle w:val="23"/>
+        <w:pStyle w:val="TOC2"/>
         <w:tabs>
           <w:tab w:val="right" w:leader="dot" w:pos="9345"/>
         </w:tabs>
@@ -1253,18 +679,22 @@
           <w14:ligatures w14:val="standardContextual"/>
         </w:rPr>
       </w:pPr>
-      <w:hyperlink w:anchor="_Toc240361344" w:history="1">
-        <w:r>
-          <w:rPr>
-            <w:rStyle w:val="ae"/>
-            <w:noProof/>
-          </w:rPr>
-          <w:t>3.2 Требования к функциям (задачам), выполняемым АС</w:t>
-        </w:r>
-        <w:r>
-          <w:rPr>
-            <w:noProof/>
-            <w:webHidden/>
+      <w:hyperlink w:anchor="_Toc240361336" w:history="1">
+        <w:r>
+          <w:rPr>
+            <w:rStyle w:val="Hyperlink"/>
+            <w:rFonts w:eastAsia="SimSun"/>
+            <w:noProof/>
+            <w:szCs w:val="28"/>
+            <w:lang w:eastAsia="zh-CN"/>
+          </w:rPr>
+          <w:t>1.2 Наименование заказчика</w:t>
+        </w:r>
+        <w:r>
+          <w:rPr>
+            <w:noProof/>
+            <w:webHidden/>
+            <w:szCs w:val="28"/>
           </w:rPr>
           <w:tab/>
         </w:r>
@@ -1272,6 +702,7 @@
           <w:rPr>
             <w:noProof/>
             <w:webHidden/>
+            <w:szCs w:val="28"/>
           </w:rPr>
           <w:fldChar w:fldCharType="begin"/>
         </w:r>
@@ -1279,19 +710,22 @@
           <w:rPr>
             <w:noProof/>
             <w:webHidden/>
-          </w:rPr>
-          <w:instrText xml:space="preserve"> PAGEREF _Toc240361344 \h </w:instrText>
-        </w:r>
-        <w:r>
-          <w:rPr>
-            <w:noProof/>
-            <w:webHidden/>
-          </w:rPr>
-        </w:r>
-        <w:r>
-          <w:rPr>
-            <w:noProof/>
-            <w:webHidden/>
+            <w:szCs w:val="28"/>
+          </w:rPr>
+          <w:instrText xml:space="preserve"> PAGEREF _Toc240361336 \h </w:instrText>
+        </w:r>
+        <w:r>
+          <w:rPr>
+            <w:noProof/>
+            <w:webHidden/>
+            <w:szCs w:val="28"/>
+          </w:rPr>
+        </w:r>
+        <w:r>
+          <w:rPr>
+            <w:noProof/>
+            <w:webHidden/>
+            <w:szCs w:val="28"/>
           </w:rPr>
           <w:fldChar w:fldCharType="separate"/>
         </w:r>
@@ -1299,13 +733,15 @@
           <w:rPr>
             <w:noProof/>
             <w:webHidden/>
-          </w:rPr>
-          <w:t>9</w:t>
-        </w:r>
-        <w:r>
-          <w:rPr>
-            <w:noProof/>
-            <w:webHidden/>
+            <w:szCs w:val="28"/>
+          </w:rPr>
+          <w:t>4</w:t>
+        </w:r>
+        <w:r>
+          <w:rPr>
+            <w:noProof/>
+            <w:webHidden/>
+            <w:szCs w:val="28"/>
           </w:rPr>
           <w:fldChar w:fldCharType="end"/>
         </w:r>
@@ -1313,7 +749,7 @@
     </w:p>
     <w:p>
       <w:pPr>
-        <w:pStyle w:val="23"/>
+        <w:pStyle w:val="TOC2"/>
         <w:tabs>
           <w:tab w:val="right" w:leader="dot" w:pos="9345"/>
         </w:tabs>
@@ -1327,18 +763,22 @@
           <w14:ligatures w14:val="standardContextual"/>
         </w:rPr>
       </w:pPr>
-      <w:hyperlink w:anchor="_Toc240361345" w:history="1">
-        <w:r>
-          <w:rPr>
-            <w:rStyle w:val="ae"/>
-            <w:noProof/>
-          </w:rPr>
-          <w:t>3.3 Требования к видам обеспечения АС</w:t>
-        </w:r>
-        <w:r>
-          <w:rPr>
-            <w:noProof/>
-            <w:webHidden/>
+      <w:hyperlink w:anchor="_Toc240361337" w:history="1">
+        <w:r>
+          <w:rPr>
+            <w:rStyle w:val="Hyperlink"/>
+            <w:rFonts w:eastAsia="SimSun"/>
+            <w:noProof/>
+            <w:szCs w:val="28"/>
+            <w:lang w:eastAsia="zh-CN"/>
+          </w:rPr>
+          <w:t>1.3 Перечень документов, на основании которых создается АС</w:t>
+        </w:r>
+        <w:r>
+          <w:rPr>
+            <w:noProof/>
+            <w:webHidden/>
+            <w:szCs w:val="28"/>
           </w:rPr>
           <w:tab/>
         </w:r>
@@ -1346,6 +786,7 @@
           <w:rPr>
             <w:noProof/>
             <w:webHidden/>
+            <w:szCs w:val="28"/>
           </w:rPr>
           <w:fldChar w:fldCharType="begin"/>
         </w:r>
@@ -1353,19 +794,22 @@
           <w:rPr>
             <w:noProof/>
             <w:webHidden/>
-          </w:rPr>
-          <w:instrText xml:space="preserve"> PAGEREF _Toc240361345 \h </w:instrText>
-        </w:r>
-        <w:r>
-          <w:rPr>
-            <w:noProof/>
-            <w:webHidden/>
-          </w:rPr>
-        </w:r>
-        <w:r>
-          <w:rPr>
-            <w:noProof/>
-            <w:webHidden/>
+            <w:szCs w:val="28"/>
+          </w:rPr>
+          <w:instrText xml:space="preserve"> PAGEREF _Toc240361337 \h </w:instrText>
+        </w:r>
+        <w:r>
+          <w:rPr>
+            <w:noProof/>
+            <w:webHidden/>
+            <w:szCs w:val="28"/>
+          </w:rPr>
+        </w:r>
+        <w:r>
+          <w:rPr>
+            <w:noProof/>
+            <w:webHidden/>
+            <w:szCs w:val="28"/>
           </w:rPr>
           <w:fldChar w:fldCharType="separate"/>
         </w:r>
@@ -1373,13 +817,15 @@
           <w:rPr>
             <w:noProof/>
             <w:webHidden/>
-          </w:rPr>
-          <w:t>10</w:t>
-        </w:r>
-        <w:r>
-          <w:rPr>
-            <w:noProof/>
-            <w:webHidden/>
+            <w:szCs w:val="28"/>
+          </w:rPr>
+          <w:t>4</w:t>
+        </w:r>
+        <w:r>
+          <w:rPr>
+            <w:noProof/>
+            <w:webHidden/>
+            <w:szCs w:val="28"/>
           </w:rPr>
           <w:fldChar w:fldCharType="end"/>
         </w:r>
@@ -1387,7 +833,7 @@
     </w:p>
     <w:p>
       <w:pPr>
-        <w:pStyle w:val="23"/>
+        <w:pStyle w:val="TOC2"/>
         <w:tabs>
           <w:tab w:val="right" w:leader="dot" w:pos="9345"/>
         </w:tabs>
@@ -1401,18 +847,22 @@
           <w14:ligatures w14:val="standardContextual"/>
         </w:rPr>
       </w:pPr>
-      <w:hyperlink w:anchor="_Toc240361346" w:history="1">
-        <w:r>
-          <w:rPr>
-            <w:rStyle w:val="ae"/>
-            <w:noProof/>
-          </w:rPr>
-          <w:t>3.4 Общие технические требования к АС</w:t>
-        </w:r>
-        <w:r>
-          <w:rPr>
-            <w:noProof/>
-            <w:webHidden/>
+      <w:hyperlink w:anchor="_Toc240361338" w:history="1">
+        <w:r>
+          <w:rPr>
+            <w:rStyle w:val="Hyperlink"/>
+            <w:rFonts w:eastAsia="SimSun"/>
+            <w:noProof/>
+            <w:szCs w:val="28"/>
+            <w:lang w:eastAsia="zh-CN"/>
+          </w:rPr>
+          <w:t>1.4 Плановые сроки начала и окончания работы по созданию АС</w:t>
+        </w:r>
+        <w:r>
+          <w:rPr>
+            <w:noProof/>
+            <w:webHidden/>
+            <w:szCs w:val="28"/>
           </w:rPr>
           <w:tab/>
         </w:r>
@@ -1420,6 +870,7 @@
           <w:rPr>
             <w:noProof/>
             <w:webHidden/>
+            <w:szCs w:val="28"/>
           </w:rPr>
           <w:fldChar w:fldCharType="begin"/>
         </w:r>
@@ -1427,19 +878,22 @@
           <w:rPr>
             <w:noProof/>
             <w:webHidden/>
-          </w:rPr>
-          <w:instrText xml:space="preserve"> PAGEREF _Toc240361346 \h </w:instrText>
-        </w:r>
-        <w:r>
-          <w:rPr>
-            <w:noProof/>
-            <w:webHidden/>
-          </w:rPr>
-        </w:r>
-        <w:r>
-          <w:rPr>
-            <w:noProof/>
-            <w:webHidden/>
+            <w:szCs w:val="28"/>
+          </w:rPr>
+          <w:instrText xml:space="preserve"> PAGEREF _Toc240361338 \h </w:instrText>
+        </w:r>
+        <w:r>
+          <w:rPr>
+            <w:noProof/>
+            <w:webHidden/>
+            <w:szCs w:val="28"/>
+          </w:rPr>
+        </w:r>
+        <w:r>
+          <w:rPr>
+            <w:noProof/>
+            <w:webHidden/>
+            <w:szCs w:val="28"/>
           </w:rPr>
           <w:fldChar w:fldCharType="separate"/>
         </w:r>
@@ -1447,13 +901,15 @@
           <w:rPr>
             <w:noProof/>
             <w:webHidden/>
-          </w:rPr>
-          <w:t>11</w:t>
-        </w:r>
-        <w:r>
-          <w:rPr>
-            <w:noProof/>
-            <w:webHidden/>
+            <w:szCs w:val="28"/>
+          </w:rPr>
+          <w:t>5</w:t>
+        </w:r>
+        <w:r>
+          <w:rPr>
+            <w:noProof/>
+            <w:webHidden/>
+            <w:szCs w:val="28"/>
           </w:rPr>
           <w:fldChar w:fldCharType="end"/>
         </w:r>
@@ -1461,7 +917,7 @@
     </w:p>
     <w:p>
       <w:pPr>
-        <w:pStyle w:val="11"/>
+        <w:pStyle w:val="TOC1"/>
         <w:jc w:val="both"/>
         <w:rPr>
           <w:rFonts w:asciiTheme="minorHAnsi" w:eastAsiaTheme="minorEastAsia" w:hAnsiTheme="minorHAnsi" w:cstheme="minorBidi"/>
@@ -1475,17 +931,16 @@
           <w14:ligatures w14:val="standardContextual"/>
         </w:rPr>
       </w:pPr>
-      <w:hyperlink w:anchor="_Toc240361347" w:history="1">
-        <w:r>
-          <w:rPr>
-            <w:rStyle w:val="ae"/>
-            <w:rFonts w:eastAsia="SimSun"/>
+      <w:hyperlink w:anchor="_Toc240361339" w:history="1">
+        <w:r>
+          <w:rPr>
+            <w:rStyle w:val="Hyperlink"/>
             <w:b w:val="0"/>
             <w:bCs w:val="0"/>
             <w:noProof/>
-            <w:lang w:eastAsia="zh-CN"/>
-          </w:rPr>
-          <w:t>4 СОСТАВ И СОДЕРЖАНИЕ РАБОТ ПО СОЗДАНИЮ АВТОМАТИЗИРОВАННОЙ СИСТЕМЫ</w:t>
+            <w:szCs w:val="28"/>
+          </w:rPr>
+          <w:t>2 ЦЕЛИ И НАЗНАЧЕНИЕ СОЗДАНИЯ АВТОМАТИЗИРОВАННОЙ СИСТЕМЫ</w:t>
         </w:r>
         <w:r>
           <w:rPr>
@@ -1493,6 +948,7 @@
             <w:bCs w:val="0"/>
             <w:noProof/>
             <w:webHidden/>
+            <w:szCs w:val="28"/>
           </w:rPr>
           <w:tab/>
         </w:r>
@@ -1502,6 +958,7 @@
             <w:bCs w:val="0"/>
             <w:noProof/>
             <w:webHidden/>
+            <w:szCs w:val="28"/>
           </w:rPr>
           <w:fldChar w:fldCharType="begin"/>
         </w:r>
@@ -1511,8 +968,9 @@
             <w:bCs w:val="0"/>
             <w:noProof/>
             <w:webHidden/>
-          </w:rPr>
-          <w:instrText xml:space="preserve"> PAGEREF _Toc240361347 \h </w:instrText>
+            <w:szCs w:val="28"/>
+          </w:rPr>
+          <w:instrText xml:space="preserve"> PAGEREF _Toc240361339 \h </w:instrText>
         </w:r>
         <w:r>
           <w:rPr>
@@ -1520,6 +978,7 @@
             <w:bCs w:val="0"/>
             <w:noProof/>
             <w:webHidden/>
+            <w:szCs w:val="28"/>
           </w:rPr>
         </w:r>
         <w:r>
@@ -1528,6 +987,7 @@
             <w:bCs w:val="0"/>
             <w:noProof/>
             <w:webHidden/>
+            <w:szCs w:val="28"/>
           </w:rPr>
           <w:fldChar w:fldCharType="separate"/>
         </w:r>
@@ -1537,8 +997,9 @@
             <w:bCs w:val="0"/>
             <w:noProof/>
             <w:webHidden/>
-          </w:rPr>
-          <w:t>12</w:t>
+            <w:szCs w:val="28"/>
+          </w:rPr>
+          <w:t>6</w:t>
         </w:r>
         <w:r>
           <w:rPr>
@@ -1546,6 +1007,7 @@
             <w:bCs w:val="0"/>
             <w:noProof/>
             <w:webHidden/>
+            <w:szCs w:val="28"/>
           </w:rPr>
           <w:fldChar w:fldCharType="end"/>
         </w:r>
@@ -1553,7 +1015,171 @@
     </w:p>
     <w:p>
       <w:pPr>
-        <w:pStyle w:val="11"/>
+        <w:pStyle w:val="TOC2"/>
+        <w:tabs>
+          <w:tab w:val="right" w:leader="dot" w:pos="9345"/>
+        </w:tabs>
+        <w:rPr>
+          <w:rFonts w:asciiTheme="minorHAnsi" w:eastAsiaTheme="minorEastAsia" w:hAnsiTheme="minorHAnsi" w:cstheme="minorBidi"/>
+          <w:noProof/>
+          <w:kern w:val="2"/>
+          <w:sz w:val="24"/>
+          <w:szCs w:val="24"/>
+          <w:lang w:eastAsia="ru-RU"/>
+          <w14:ligatures w14:val="standardContextual"/>
+        </w:rPr>
+      </w:pPr>
+      <w:hyperlink w:anchor="_Toc240361340" w:history="1">
+        <w:r>
+          <w:rPr>
+            <w:rStyle w:val="Hyperlink"/>
+            <w:noProof/>
+            <w:szCs w:val="28"/>
+          </w:rPr>
+          <w:t>2.1 Цели создания АС</w:t>
+        </w:r>
+        <w:r>
+          <w:rPr>
+            <w:noProof/>
+            <w:webHidden/>
+            <w:szCs w:val="28"/>
+          </w:rPr>
+          <w:tab/>
+        </w:r>
+        <w:r>
+          <w:rPr>
+            <w:noProof/>
+            <w:webHidden/>
+            <w:szCs w:val="28"/>
+          </w:rPr>
+          <w:fldChar w:fldCharType="begin"/>
+        </w:r>
+        <w:r>
+          <w:rPr>
+            <w:noProof/>
+            <w:webHidden/>
+            <w:szCs w:val="28"/>
+          </w:rPr>
+          <w:instrText xml:space="preserve"> PAGEREF _Toc240361340 \h </w:instrText>
+        </w:r>
+        <w:r>
+          <w:rPr>
+            <w:noProof/>
+            <w:webHidden/>
+            <w:szCs w:val="28"/>
+          </w:rPr>
+        </w:r>
+        <w:r>
+          <w:rPr>
+            <w:noProof/>
+            <w:webHidden/>
+            <w:szCs w:val="28"/>
+          </w:rPr>
+          <w:fldChar w:fldCharType="separate"/>
+        </w:r>
+        <w:r>
+          <w:rPr>
+            <w:noProof/>
+            <w:webHidden/>
+            <w:szCs w:val="28"/>
+          </w:rPr>
+          <w:t>6</w:t>
+        </w:r>
+        <w:r>
+          <w:rPr>
+            <w:noProof/>
+            <w:webHidden/>
+            <w:szCs w:val="28"/>
+          </w:rPr>
+          <w:fldChar w:fldCharType="end"/>
+        </w:r>
+      </w:hyperlink>
+    </w:p>
+    <w:p>
+      <w:pPr>
+        <w:pStyle w:val="TOC2"/>
+        <w:tabs>
+          <w:tab w:val="right" w:leader="dot" w:pos="9345"/>
+        </w:tabs>
+        <w:rPr>
+          <w:rFonts w:asciiTheme="minorHAnsi" w:eastAsiaTheme="minorEastAsia" w:hAnsiTheme="minorHAnsi" w:cstheme="minorBidi"/>
+          <w:noProof/>
+          <w:kern w:val="2"/>
+          <w:sz w:val="24"/>
+          <w:szCs w:val="24"/>
+          <w:lang w:eastAsia="ru-RU"/>
+          <w14:ligatures w14:val="standardContextual"/>
+        </w:rPr>
+      </w:pPr>
+      <w:hyperlink w:anchor="_Toc240361341" w:history="1">
+        <w:r>
+          <w:rPr>
+            <w:rStyle w:val="Hyperlink"/>
+            <w:noProof/>
+            <w:szCs w:val="28"/>
+          </w:rPr>
+          <w:t>2.2 Назначение АС</w:t>
+        </w:r>
+        <w:r>
+          <w:rPr>
+            <w:noProof/>
+            <w:webHidden/>
+            <w:szCs w:val="28"/>
+          </w:rPr>
+          <w:tab/>
+        </w:r>
+        <w:r>
+          <w:rPr>
+            <w:noProof/>
+            <w:webHidden/>
+            <w:szCs w:val="28"/>
+          </w:rPr>
+          <w:fldChar w:fldCharType="begin"/>
+        </w:r>
+        <w:r>
+          <w:rPr>
+            <w:noProof/>
+            <w:webHidden/>
+            <w:szCs w:val="28"/>
+          </w:rPr>
+          <w:instrText xml:space="preserve"> PAGEREF _Toc240361341 \h </w:instrText>
+        </w:r>
+        <w:r>
+          <w:rPr>
+            <w:noProof/>
+            <w:webHidden/>
+            <w:szCs w:val="28"/>
+          </w:rPr>
+        </w:r>
+        <w:r>
+          <w:rPr>
+            <w:noProof/>
+            <w:webHidden/>
+            <w:szCs w:val="28"/>
+          </w:rPr>
+          <w:fldChar w:fldCharType="separate"/>
+        </w:r>
+        <w:r>
+          <w:rPr>
+            <w:noProof/>
+            <w:webHidden/>
+            <w:szCs w:val="28"/>
+          </w:rPr>
+          <w:t>6</w:t>
+        </w:r>
+        <w:r>
+          <w:rPr>
+            <w:noProof/>
+            <w:webHidden/>
+            <w:szCs w:val="28"/>
+          </w:rPr>
+          <w:fldChar w:fldCharType="end"/>
+        </w:r>
+      </w:hyperlink>
+    </w:p>
+    <w:p>
+      <w:pPr>
+        <w:pStyle w:val="TOC1"/>
         <w:rPr>
           <w:rFonts w:asciiTheme="minorHAnsi" w:eastAsiaTheme="minorEastAsia" w:hAnsiTheme="minorHAnsi" w:cstheme="minorBidi"/>
           <w:b w:val="0"/>
@@ -1566,15 +1192,16 @@
           <w14:ligatures w14:val="standardContextual"/>
         </w:rPr>
       </w:pPr>
-      <w:hyperlink w:anchor="_Toc240361348" w:history="1">
-        <w:r>
-          <w:rPr>
-            <w:rStyle w:val="ae"/>
+      <w:hyperlink w:anchor="_Toc240361342" w:history="1">
+        <w:r>
+          <w:rPr>
+            <w:rStyle w:val="Hyperlink"/>
             <w:b w:val="0"/>
             <w:bCs w:val="0"/>
             <w:noProof/>
-          </w:rPr>
-          <w:t>5 ПОРЯДОК РАЗРАБОТКИ АВТОМАТИЗИРОВАННОЙ СИСТЕМЫ</w:t>
+            <w:szCs w:val="28"/>
+          </w:rPr>
+          <w:t>3 ТРЕБОВАНИЯ К АВТОМАТИЗИРОВАННОЙ СИСТЕМЕ</w:t>
         </w:r>
         <w:r>
           <w:rPr>
@@ -1582,6 +1209,7 @@
             <w:bCs w:val="0"/>
             <w:noProof/>
             <w:webHidden/>
+            <w:szCs w:val="28"/>
           </w:rPr>
           <w:tab/>
         </w:r>
@@ -1591,6 +1219,7 @@
             <w:bCs w:val="0"/>
             <w:noProof/>
             <w:webHidden/>
+            <w:szCs w:val="28"/>
           </w:rPr>
           <w:fldChar w:fldCharType="begin"/>
         </w:r>
@@ -1600,8 +1229,9 @@
             <w:bCs w:val="0"/>
             <w:noProof/>
             <w:webHidden/>
-          </w:rPr>
-          <w:instrText xml:space="preserve"> PAGEREF _Toc240361348 \h </w:instrText>
+            <w:szCs w:val="28"/>
+          </w:rPr>
+          <w:instrText xml:space="preserve"> PAGEREF _Toc240361342 \h </w:instrText>
         </w:r>
         <w:r>
           <w:rPr>
@@ -1609,6 +1239,7 @@
             <w:bCs w:val="0"/>
             <w:noProof/>
             <w:webHidden/>
+            <w:szCs w:val="28"/>
           </w:rPr>
         </w:r>
         <w:r>
@@ -1617,6 +1248,7 @@
             <w:bCs w:val="0"/>
             <w:noProof/>
             <w:webHidden/>
+            <w:szCs w:val="28"/>
           </w:rPr>
           <w:fldChar w:fldCharType="separate"/>
         </w:r>
@@ -1626,8 +1258,9 @@
             <w:bCs w:val="0"/>
             <w:noProof/>
             <w:webHidden/>
-          </w:rPr>
-          <w:t>13</w:t>
+            <w:szCs w:val="28"/>
+          </w:rPr>
+          <w:t>7</w:t>
         </w:r>
         <w:r>
           <w:rPr>
@@ -1635,6 +1268,7 @@
             <w:bCs w:val="0"/>
             <w:noProof/>
             <w:webHidden/>
+            <w:szCs w:val="28"/>
           </w:rPr>
           <w:fldChar w:fldCharType="end"/>
         </w:r>
@@ -1642,7 +1276,7 @@
     </w:p>
     <w:p>
       <w:pPr>
-        <w:pStyle w:val="23"/>
+        <w:pStyle w:val="TOC2"/>
         <w:tabs>
           <w:tab w:val="right" w:leader="dot" w:pos="9345"/>
         </w:tabs>
@@ -1656,18 +1290,20 @@
           <w14:ligatures w14:val="standardContextual"/>
         </w:rPr>
       </w:pPr>
-      <w:hyperlink w:anchor="_Toc240361349" w:history="1">
-        <w:r>
-          <w:rPr>
-            <w:rStyle w:val="ae"/>
-            <w:noProof/>
-          </w:rPr>
-          <w:t>5.1 Порядок организации разработки АС</w:t>
-        </w:r>
-        <w:r>
-          <w:rPr>
-            <w:noProof/>
-            <w:webHidden/>
+      <w:hyperlink w:anchor="_Toc240361343" w:history="1">
+        <w:r>
+          <w:rPr>
+            <w:rStyle w:val="Hyperlink"/>
+            <w:noProof/>
+            <w:szCs w:val="28"/>
+          </w:rPr>
+          <w:t>3.1 Требования к структуре АС в целом</w:t>
+        </w:r>
+        <w:r>
+          <w:rPr>
+            <w:noProof/>
+            <w:webHidden/>
+            <w:szCs w:val="28"/>
           </w:rPr>
           <w:tab/>
         </w:r>
@@ -1675,6 +1311,7 @@
           <w:rPr>
             <w:noProof/>
             <w:webHidden/>
+            <w:szCs w:val="28"/>
           </w:rPr>
           <w:fldChar w:fldCharType="begin"/>
         </w:r>
@@ -1682,19 +1319,22 @@
           <w:rPr>
             <w:noProof/>
             <w:webHidden/>
-          </w:rPr>
-          <w:instrText xml:space="preserve"> PAGEREF _Toc240361349 \h </w:instrText>
-        </w:r>
-        <w:r>
-          <w:rPr>
-            <w:noProof/>
-            <w:webHidden/>
-          </w:rPr>
-        </w:r>
-        <w:r>
-          <w:rPr>
-            <w:noProof/>
-            <w:webHidden/>
+            <w:szCs w:val="28"/>
+          </w:rPr>
+          <w:instrText xml:space="preserve"> PAGEREF _Toc240361343 \h </w:instrText>
+        </w:r>
+        <w:r>
+          <w:rPr>
+            <w:noProof/>
+            <w:webHidden/>
+            <w:szCs w:val="28"/>
+          </w:rPr>
+        </w:r>
+        <w:r>
+          <w:rPr>
+            <w:noProof/>
+            <w:webHidden/>
+            <w:szCs w:val="28"/>
           </w:rPr>
           <w:fldChar w:fldCharType="separate"/>
         </w:r>
@@ -1702,13 +1342,15 @@
           <w:rPr>
             <w:noProof/>
             <w:webHidden/>
-          </w:rPr>
-          <w:t>13</w:t>
-        </w:r>
-        <w:r>
-          <w:rPr>
-            <w:noProof/>
-            <w:webHidden/>
+            <w:szCs w:val="28"/>
+          </w:rPr>
+          <w:t>7</w:t>
+        </w:r>
+        <w:r>
+          <w:rPr>
+            <w:noProof/>
+            <w:webHidden/>
+            <w:szCs w:val="28"/>
           </w:rPr>
           <w:fldChar w:fldCharType="end"/>
         </w:r>
@@ -1716,7 +1358,7 @@
     </w:p>
     <w:p>
       <w:pPr>
-        <w:pStyle w:val="23"/>
+        <w:pStyle w:val="TOC2"/>
         <w:tabs>
           <w:tab w:val="right" w:leader="dot" w:pos="9345"/>
         </w:tabs>
@@ -1730,18 +1372,20 @@
           <w14:ligatures w14:val="standardContextual"/>
         </w:rPr>
       </w:pPr>
-      <w:hyperlink w:anchor="_Toc240361350" w:history="1">
-        <w:r>
-          <w:rPr>
-            <w:rStyle w:val="ae"/>
-            <w:noProof/>
-          </w:rPr>
-          <w:t>5.2 Перечень документов и исходных данных для разработки АС</w:t>
-        </w:r>
-        <w:r>
-          <w:rPr>
-            <w:noProof/>
-            <w:webHidden/>
+      <w:hyperlink w:anchor="_Toc240361344" w:history="1">
+        <w:r>
+          <w:rPr>
+            <w:rStyle w:val="Hyperlink"/>
+            <w:noProof/>
+            <w:szCs w:val="28"/>
+          </w:rPr>
+          <w:t>3.2 Требования к функциям (задачам), выполняемым АС</w:t>
+        </w:r>
+        <w:r>
+          <w:rPr>
+            <w:noProof/>
+            <w:webHidden/>
+            <w:szCs w:val="28"/>
           </w:rPr>
           <w:tab/>
         </w:r>
@@ -1749,6 +1393,7 @@
           <w:rPr>
             <w:noProof/>
             <w:webHidden/>
+            <w:szCs w:val="28"/>
           </w:rPr>
           <w:fldChar w:fldCharType="begin"/>
         </w:r>
@@ -1756,19 +1401,22 @@
           <w:rPr>
             <w:noProof/>
             <w:webHidden/>
-          </w:rPr>
-          <w:instrText xml:space="preserve"> PAGEREF _Toc240361350 \h </w:instrText>
-        </w:r>
-        <w:r>
-          <w:rPr>
-            <w:noProof/>
-            <w:webHidden/>
-          </w:rPr>
-        </w:r>
-        <w:r>
-          <w:rPr>
-            <w:noProof/>
-            <w:webHidden/>
+            <w:szCs w:val="28"/>
+          </w:rPr>
+          <w:instrText xml:space="preserve"> PAGEREF _Toc240361344 \h </w:instrText>
+        </w:r>
+        <w:r>
+          <w:rPr>
+            <w:noProof/>
+            <w:webHidden/>
+            <w:szCs w:val="28"/>
+          </w:rPr>
+        </w:r>
+        <w:r>
+          <w:rPr>
+            <w:noProof/>
+            <w:webHidden/>
+            <w:szCs w:val="28"/>
           </w:rPr>
           <w:fldChar w:fldCharType="separate"/>
         </w:r>
@@ -1776,13 +1424,15 @@
           <w:rPr>
             <w:noProof/>
             <w:webHidden/>
-          </w:rPr>
-          <w:t>13</w:t>
-        </w:r>
-        <w:r>
-          <w:rPr>
-            <w:noProof/>
-            <w:webHidden/>
+            <w:szCs w:val="28"/>
+          </w:rPr>
+          <w:t>9</w:t>
+        </w:r>
+        <w:r>
+          <w:rPr>
+            <w:noProof/>
+            <w:webHidden/>
+            <w:szCs w:val="28"/>
           </w:rPr>
           <w:fldChar w:fldCharType="end"/>
         </w:r>
@@ -1790,7 +1440,7 @@
     </w:p>
     <w:p>
       <w:pPr>
-        <w:pStyle w:val="23"/>
+        <w:pStyle w:val="TOC2"/>
         <w:tabs>
           <w:tab w:val="right" w:leader="dot" w:pos="9345"/>
         </w:tabs>
@@ -1804,18 +1454,20 @@
           <w14:ligatures w14:val="standardContextual"/>
         </w:rPr>
       </w:pPr>
-      <w:hyperlink w:anchor="_Toc240361351" w:history="1">
-        <w:r>
-          <w:rPr>
-            <w:rStyle w:val="ae"/>
-            <w:noProof/>
-          </w:rPr>
-          <w:t>5.3 Перечень документов, предъявляемых по окончании соответствующих этапов работ</w:t>
-        </w:r>
-        <w:r>
-          <w:rPr>
-            <w:noProof/>
-            <w:webHidden/>
+      <w:hyperlink w:anchor="_Toc240361345" w:history="1">
+        <w:r>
+          <w:rPr>
+            <w:rStyle w:val="Hyperlink"/>
+            <w:noProof/>
+            <w:szCs w:val="28"/>
+          </w:rPr>
+          <w:t>3.3 Требования к видам обеспечения АС</w:t>
+        </w:r>
+        <w:r>
+          <w:rPr>
+            <w:noProof/>
+            <w:webHidden/>
+            <w:szCs w:val="28"/>
           </w:rPr>
           <w:tab/>
         </w:r>
@@ -1823,6 +1475,7 @@
           <w:rPr>
             <w:noProof/>
             <w:webHidden/>
+            <w:szCs w:val="28"/>
           </w:rPr>
           <w:fldChar w:fldCharType="begin"/>
         </w:r>
@@ -1830,19 +1483,22 @@
           <w:rPr>
             <w:noProof/>
             <w:webHidden/>
-          </w:rPr>
-          <w:instrText xml:space="preserve"> PAGEREF _Toc240361351 \h </w:instrText>
-        </w:r>
-        <w:r>
-          <w:rPr>
-            <w:noProof/>
-            <w:webHidden/>
-          </w:rPr>
-        </w:r>
-        <w:r>
-          <w:rPr>
-            <w:noProof/>
-            <w:webHidden/>
+            <w:szCs w:val="28"/>
+          </w:rPr>
+          <w:instrText xml:space="preserve"> PAGEREF _Toc240361345 \h </w:instrText>
+        </w:r>
+        <w:r>
+          <w:rPr>
+            <w:noProof/>
+            <w:webHidden/>
+            <w:szCs w:val="28"/>
+          </w:rPr>
+        </w:r>
+        <w:r>
+          <w:rPr>
+            <w:noProof/>
+            <w:webHidden/>
+            <w:szCs w:val="28"/>
           </w:rPr>
           <w:fldChar w:fldCharType="separate"/>
         </w:r>
@@ -1850,13 +1506,15 @@
           <w:rPr>
             <w:noProof/>
             <w:webHidden/>
-          </w:rPr>
-          <w:t>13</w:t>
-        </w:r>
-        <w:r>
-          <w:rPr>
-            <w:noProof/>
-            <w:webHidden/>
+            <w:szCs w:val="28"/>
+          </w:rPr>
+          <w:t>10</w:t>
+        </w:r>
+        <w:r>
+          <w:rPr>
+            <w:noProof/>
+            <w:webHidden/>
+            <w:szCs w:val="28"/>
           </w:rPr>
           <w:fldChar w:fldCharType="end"/>
         </w:r>
@@ -1864,7 +1522,89 @@
     </w:p>
     <w:p>
       <w:pPr>
-        <w:pStyle w:val="11"/>
+        <w:pStyle w:val="TOC2"/>
+        <w:tabs>
+          <w:tab w:val="right" w:leader="dot" w:pos="9345"/>
+        </w:tabs>
+        <w:rPr>
+          <w:rFonts w:asciiTheme="minorHAnsi" w:eastAsiaTheme="minorEastAsia" w:hAnsiTheme="minorHAnsi" w:cstheme="minorBidi"/>
+          <w:noProof/>
+          <w:kern w:val="2"/>
+          <w:sz w:val="24"/>
+          <w:szCs w:val="24"/>
+          <w:lang w:eastAsia="ru-RU"/>
+          <w14:ligatures w14:val="standardContextual"/>
+        </w:rPr>
+      </w:pPr>
+      <w:hyperlink w:anchor="_Toc240361346" w:history="1">
+        <w:r>
+          <w:rPr>
+            <w:rStyle w:val="Hyperlink"/>
+            <w:noProof/>
+            <w:szCs w:val="28"/>
+          </w:rPr>
+          <w:t>3.4 Общие технические требования к АС</w:t>
+        </w:r>
+        <w:r>
+          <w:rPr>
+            <w:noProof/>
+            <w:webHidden/>
+            <w:szCs w:val="28"/>
+          </w:rPr>
+          <w:tab/>
+        </w:r>
+        <w:r>
+          <w:rPr>
+            <w:noProof/>
+            <w:webHidden/>
+            <w:szCs w:val="28"/>
+          </w:rPr>
+          <w:fldChar w:fldCharType="begin"/>
+        </w:r>
+        <w:r>
+          <w:rPr>
+            <w:noProof/>
+            <w:webHidden/>
+            <w:szCs w:val="28"/>
+          </w:rPr>
+          <w:instrText xml:space="preserve"> PAGEREF _Toc240361346 \h </w:instrText>
+        </w:r>
+        <w:r>
+          <w:rPr>
+            <w:noProof/>
+            <w:webHidden/>
+            <w:szCs w:val="28"/>
+          </w:rPr>
+        </w:r>
+        <w:r>
+          <w:rPr>
+            <w:noProof/>
+            <w:webHidden/>
+            <w:szCs w:val="28"/>
+          </w:rPr>
+          <w:fldChar w:fldCharType="separate"/>
+        </w:r>
+        <w:r>
+          <w:rPr>
+            <w:noProof/>
+            <w:webHidden/>
+            <w:szCs w:val="28"/>
+          </w:rPr>
+          <w:t>11</w:t>
+        </w:r>
+        <w:r>
+          <w:rPr>
+            <w:noProof/>
+            <w:webHidden/>
+            <w:szCs w:val="28"/>
+          </w:rPr>
+          <w:fldChar w:fldCharType="end"/>
+        </w:r>
+      </w:hyperlink>
+    </w:p>
+    <w:p>
+      <w:pPr>
+        <w:pStyle w:val="TOC1"/>
         <w:jc w:val="both"/>
         <w:rPr>
           <w:rFonts w:asciiTheme="minorHAnsi" w:eastAsiaTheme="minorEastAsia" w:hAnsiTheme="minorHAnsi" w:cstheme="minorBidi"/>
@@ -1878,15 +1618,18 @@
           <w14:ligatures w14:val="standardContextual"/>
         </w:rPr>
       </w:pPr>
-      <w:hyperlink w:anchor="_Toc240361352" w:history="1">
-        <w:r>
-          <w:rPr>
-            <w:rStyle w:val="ae"/>
+      <w:hyperlink w:anchor="_Toc240361347" w:history="1">
+        <w:r>
+          <w:rPr>
+            <w:rStyle w:val="Hyperlink"/>
+            <w:rFonts w:eastAsia="SimSun"/>
             <w:b w:val="0"/>
             <w:bCs w:val="0"/>
             <w:noProof/>
-          </w:rPr>
-          <w:t>6 ПОРЯДОК КОНТРОЛЯ И ПРИЕМКИ АВТОМАТИЗИРОВАННОЙ СИСТЕМЫ</w:t>
+            <w:szCs w:val="28"/>
+            <w:lang w:eastAsia="zh-CN"/>
+          </w:rPr>
+          <w:t>4 СОСТАВ И СОДЕРЖАНИЕ РАБОТ ПО СОЗДАНИЮ АВТОМАТИЗИРОВАННОЙ СИСТЕМЫ</w:t>
         </w:r>
         <w:r>
           <w:rPr>
@@ -1894,6 +1637,7 @@
             <w:bCs w:val="0"/>
             <w:noProof/>
             <w:webHidden/>
+            <w:szCs w:val="28"/>
           </w:rPr>
           <w:tab/>
         </w:r>
@@ -1903,6 +1647,7 @@
             <w:bCs w:val="0"/>
             <w:noProof/>
             <w:webHidden/>
+            <w:szCs w:val="28"/>
           </w:rPr>
           <w:fldChar w:fldCharType="begin"/>
         </w:r>
@@ -1912,8 +1657,9 @@
             <w:bCs w:val="0"/>
             <w:noProof/>
             <w:webHidden/>
-          </w:rPr>
-          <w:instrText xml:space="preserve"> PAGEREF _Toc240361352 \h </w:instrText>
+            <w:szCs w:val="28"/>
+          </w:rPr>
+          <w:instrText xml:space="preserve"> PAGEREF _Toc240361347 \h </w:instrText>
         </w:r>
         <w:r>
           <w:rPr>
@@ -1921,6 +1667,7 @@
             <w:bCs w:val="0"/>
             <w:noProof/>
             <w:webHidden/>
+            <w:szCs w:val="28"/>
           </w:rPr>
         </w:r>
         <w:r>
@@ -1929,6 +1676,7 @@
             <w:bCs w:val="0"/>
             <w:noProof/>
             <w:webHidden/>
+            <w:szCs w:val="28"/>
           </w:rPr>
           <w:fldChar w:fldCharType="separate"/>
         </w:r>
@@ -1938,8 +1686,9 @@
             <w:bCs w:val="0"/>
             <w:noProof/>
             <w:webHidden/>
-          </w:rPr>
-          <w:t>14</w:t>
+            <w:szCs w:val="28"/>
+          </w:rPr>
+          <w:t>12</w:t>
         </w:r>
         <w:r>
           <w:rPr>
@@ -1947,6 +1696,7 @@
             <w:bCs w:val="0"/>
             <w:noProof/>
             <w:webHidden/>
+            <w:szCs w:val="28"/>
           </w:rPr>
           <w:fldChar w:fldCharType="end"/>
         </w:r>
@@ -1954,155 +1704,7 @@
     </w:p>
     <w:p>
       <w:pPr>
-        <w:pStyle w:val="23"/>
-        <w:tabs>
-          <w:tab w:val="right" w:leader="dot" w:pos="9345"/>
-        </w:tabs>
-        <w:rPr>
-          <w:rFonts w:asciiTheme="minorHAnsi" w:eastAsiaTheme="minorEastAsia" w:hAnsiTheme="minorHAnsi" w:cstheme="minorBidi"/>
-          <w:noProof/>
-          <w:kern w:val="2"/>
-          <w:sz w:val="24"/>
-          <w:szCs w:val="24"/>
-          <w:lang w:eastAsia="ru-RU"/>
-          <w14:ligatures w14:val="standardContextual"/>
-        </w:rPr>
-      </w:pPr>
-      <w:hyperlink w:anchor="_Toc240361353" w:history="1">
-        <w:r>
-          <w:rPr>
-            <w:rStyle w:val="ae"/>
-            <w:noProof/>
-          </w:rPr>
-          <w:t>6.1 Виды, состав и методы испытаний АС и ее составных частей</w:t>
-        </w:r>
-        <w:r>
-          <w:rPr>
-            <w:noProof/>
-            <w:webHidden/>
-          </w:rPr>
-          <w:tab/>
-        </w:r>
-        <w:r>
-          <w:rPr>
-            <w:noProof/>
-            <w:webHidden/>
-          </w:rPr>
-          <w:fldChar w:fldCharType="begin"/>
-        </w:r>
-        <w:r>
-          <w:rPr>
-            <w:noProof/>
-            <w:webHidden/>
-          </w:rPr>
-          <w:instrText xml:space="preserve"> PAGEREF _Toc240361353 \h </w:instrText>
-        </w:r>
-        <w:r>
-          <w:rPr>
-            <w:noProof/>
-            <w:webHidden/>
-          </w:rPr>
-        </w:r>
-        <w:r>
-          <w:rPr>
-            <w:noProof/>
-            <w:webHidden/>
-          </w:rPr>
-          <w:fldChar w:fldCharType="separate"/>
-        </w:r>
-        <w:r>
-          <w:rPr>
-            <w:noProof/>
-            <w:webHidden/>
-          </w:rPr>
-          <w:t>14</w:t>
-        </w:r>
-        <w:r>
-          <w:rPr>
-            <w:noProof/>
-            <w:webHidden/>
-          </w:rPr>
-          <w:fldChar w:fldCharType="end"/>
-        </w:r>
-      </w:hyperlink>
-    </w:p>
-    <w:p>
-      <w:pPr>
-        <w:pStyle w:val="23"/>
-        <w:tabs>
-          <w:tab w:val="right" w:leader="dot" w:pos="9345"/>
-        </w:tabs>
-        <w:rPr>
-          <w:rFonts w:asciiTheme="minorHAnsi" w:eastAsiaTheme="minorEastAsia" w:hAnsiTheme="minorHAnsi" w:cstheme="minorBidi"/>
-          <w:noProof/>
-          <w:kern w:val="2"/>
-          <w:sz w:val="24"/>
-          <w:szCs w:val="24"/>
-          <w:lang w:eastAsia="ru-RU"/>
-          <w14:ligatures w14:val="standardContextual"/>
-        </w:rPr>
-      </w:pPr>
-      <w:hyperlink w:anchor="_Toc240361354" w:history="1">
-        <w:r>
-          <w:rPr>
-            <w:rStyle w:val="ae"/>
-            <w:noProof/>
-          </w:rPr>
-          <w:t>6.2 Общие требования к приёмке работ по стадиям</w:t>
-        </w:r>
-        <w:r>
-          <w:rPr>
-            <w:noProof/>
-            <w:webHidden/>
-          </w:rPr>
-          <w:tab/>
-        </w:r>
-        <w:r>
-          <w:rPr>
-            <w:noProof/>
-            <w:webHidden/>
-          </w:rPr>
-          <w:fldChar w:fldCharType="begin"/>
-        </w:r>
-        <w:r>
-          <w:rPr>
-            <w:noProof/>
-            <w:webHidden/>
-          </w:rPr>
-          <w:instrText xml:space="preserve"> PAGEREF _Toc240361354 \h </w:instrText>
-        </w:r>
-        <w:r>
-          <w:rPr>
-            <w:noProof/>
-            <w:webHidden/>
-          </w:rPr>
-        </w:r>
-        <w:r>
-          <w:rPr>
-            <w:noProof/>
-            <w:webHidden/>
-          </w:rPr>
-          <w:fldChar w:fldCharType="separate"/>
-        </w:r>
-        <w:r>
-          <w:rPr>
-            <w:noProof/>
-            <w:webHidden/>
-          </w:rPr>
-          <w:t>14</w:t>
-        </w:r>
-        <w:r>
-          <w:rPr>
-            <w:noProof/>
-            <w:webHidden/>
-          </w:rPr>
-          <w:fldChar w:fldCharType="end"/>
-        </w:r>
-      </w:hyperlink>
-    </w:p>
-    <w:p>
-      <w:pPr>
-        <w:pStyle w:val="11"/>
+        <w:pStyle w:val="TOC1"/>
         <w:rPr>
           <w:rFonts w:asciiTheme="minorHAnsi" w:eastAsiaTheme="minorEastAsia" w:hAnsiTheme="minorHAnsi" w:cstheme="minorBidi"/>
           <w:b w:val="0"/>
@@ -2115,15 +1717,16 @@
           <w14:ligatures w14:val="standardContextual"/>
         </w:rPr>
       </w:pPr>
-      <w:hyperlink w:anchor="_Toc240361355" w:history="1">
-        <w:r>
-          <w:rPr>
-            <w:rStyle w:val="ae"/>
+      <w:hyperlink w:anchor="_Toc240361348" w:history="1">
+        <w:r>
+          <w:rPr>
+            <w:rStyle w:val="Hyperlink"/>
             <w:b w:val="0"/>
             <w:bCs w:val="0"/>
             <w:noProof/>
-          </w:rPr>
-          <w:t>7 ТРЕБОВАНИЯ К ДОКУМЕНТИРОВАНИЮ</w:t>
+            <w:szCs w:val="28"/>
+          </w:rPr>
+          <w:t>5 ПОРЯДОК РАЗРАБОТКИ АВТОМАТИЗИРОВАННОЙ СИСТЕМЫ</w:t>
         </w:r>
         <w:r>
           <w:rPr>
@@ -2131,6 +1734,7 @@
             <w:bCs w:val="0"/>
             <w:noProof/>
             <w:webHidden/>
+            <w:szCs w:val="28"/>
           </w:rPr>
           <w:tab/>
         </w:r>
@@ -2140,6 +1744,7 @@
             <w:bCs w:val="0"/>
             <w:noProof/>
             <w:webHidden/>
+            <w:szCs w:val="28"/>
           </w:rPr>
           <w:fldChar w:fldCharType="begin"/>
         </w:r>
@@ -2149,8 +1754,9 @@
             <w:bCs w:val="0"/>
             <w:noProof/>
             <w:webHidden/>
-          </w:rPr>
-          <w:instrText xml:space="preserve"> PAGEREF _Toc240361355 \h </w:instrText>
+            <w:szCs w:val="28"/>
+          </w:rPr>
+          <w:instrText xml:space="preserve"> PAGEREF _Toc240361348 \h </w:instrText>
         </w:r>
         <w:r>
           <w:rPr>
@@ -2158,6 +1764,7 @@
             <w:bCs w:val="0"/>
             <w:noProof/>
             <w:webHidden/>
+            <w:szCs w:val="28"/>
           </w:rPr>
         </w:r>
         <w:r>
@@ -2166,6 +1773,7 @@
             <w:bCs w:val="0"/>
             <w:noProof/>
             <w:webHidden/>
+            <w:szCs w:val="28"/>
           </w:rPr>
           <w:fldChar w:fldCharType="separate"/>
         </w:r>
@@ -2175,8 +1783,9 @@
             <w:bCs w:val="0"/>
             <w:noProof/>
             <w:webHidden/>
-          </w:rPr>
-          <w:t>16</w:t>
+            <w:szCs w:val="28"/>
+          </w:rPr>
+          <w:t>13</w:t>
         </w:r>
         <w:r>
           <w:rPr>
@@ -2184,6 +1793,7 @@
             <w:bCs w:val="0"/>
             <w:noProof/>
             <w:webHidden/>
+            <w:szCs w:val="28"/>
           </w:rPr>
           <w:fldChar w:fldCharType="end"/>
         </w:r>
@@ -2191,7 +1801,7 @@
     </w:p>
     <w:p>
       <w:pPr>
-        <w:pStyle w:val="23"/>
+        <w:pStyle w:val="TOC2"/>
         <w:tabs>
           <w:tab w:val="right" w:leader="dot" w:pos="9345"/>
         </w:tabs>
@@ -2205,18 +1815,20 @@
           <w14:ligatures w14:val="standardContextual"/>
         </w:rPr>
       </w:pPr>
-      <w:hyperlink w:anchor="_Toc240361356" w:history="1">
-        <w:r>
-          <w:rPr>
-            <w:rStyle w:val="ae"/>
-            <w:noProof/>
-          </w:rPr>
-          <w:t>7.1 Перечень подлежащих разработке документов</w:t>
-        </w:r>
-        <w:r>
-          <w:rPr>
-            <w:noProof/>
-            <w:webHidden/>
+      <w:hyperlink w:anchor="_Toc240361349" w:history="1">
+        <w:r>
+          <w:rPr>
+            <w:rStyle w:val="Hyperlink"/>
+            <w:noProof/>
+            <w:szCs w:val="28"/>
+          </w:rPr>
+          <w:t>5.1 Порядок организации разработки АС</w:t>
+        </w:r>
+        <w:r>
+          <w:rPr>
+            <w:noProof/>
+            <w:webHidden/>
+            <w:szCs w:val="28"/>
           </w:rPr>
           <w:tab/>
         </w:r>
@@ -2224,6 +1836,7 @@
           <w:rPr>
             <w:noProof/>
             <w:webHidden/>
+            <w:szCs w:val="28"/>
           </w:rPr>
           <w:fldChar w:fldCharType="begin"/>
         </w:r>
@@ -2231,19 +1844,22 @@
           <w:rPr>
             <w:noProof/>
             <w:webHidden/>
-          </w:rPr>
-          <w:instrText xml:space="preserve"> PAGEREF _Toc240361356 \h </w:instrText>
-        </w:r>
-        <w:r>
-          <w:rPr>
-            <w:noProof/>
-            <w:webHidden/>
-          </w:rPr>
-        </w:r>
-        <w:r>
-          <w:rPr>
-            <w:noProof/>
-            <w:webHidden/>
+            <w:szCs w:val="28"/>
+          </w:rPr>
+          <w:instrText xml:space="preserve"> PAGEREF _Toc240361349 \h </w:instrText>
+        </w:r>
+        <w:r>
+          <w:rPr>
+            <w:noProof/>
+            <w:webHidden/>
+            <w:szCs w:val="28"/>
+          </w:rPr>
+        </w:r>
+        <w:r>
+          <w:rPr>
+            <w:noProof/>
+            <w:webHidden/>
+            <w:szCs w:val="28"/>
           </w:rPr>
           <w:fldChar w:fldCharType="separate"/>
         </w:r>
@@ -2251,13 +1867,15 @@
           <w:rPr>
             <w:noProof/>
             <w:webHidden/>
-          </w:rPr>
-          <w:t>16</w:t>
-        </w:r>
-        <w:r>
-          <w:rPr>
-            <w:noProof/>
-            <w:webHidden/>
+            <w:szCs w:val="28"/>
+          </w:rPr>
+          <w:t>13</w:t>
+        </w:r>
+        <w:r>
+          <w:rPr>
+            <w:noProof/>
+            <w:webHidden/>
+            <w:szCs w:val="28"/>
           </w:rPr>
           <w:fldChar w:fldCharType="end"/>
         </w:r>
@@ -2265,7 +1883,7 @@
     </w:p>
     <w:p>
       <w:pPr>
-        <w:pStyle w:val="23"/>
+        <w:pStyle w:val="TOC2"/>
         <w:tabs>
           <w:tab w:val="right" w:leader="dot" w:pos="9345"/>
         </w:tabs>
@@ -2279,18 +1897,20 @@
           <w14:ligatures w14:val="standardContextual"/>
         </w:rPr>
       </w:pPr>
-      <w:hyperlink w:anchor="_Toc240361357" w:history="1">
-        <w:r>
-          <w:rPr>
-            <w:rStyle w:val="ae"/>
-            <w:noProof/>
-          </w:rPr>
-          <w:t>7.2 Вид представления и количество документов</w:t>
-        </w:r>
-        <w:r>
-          <w:rPr>
-            <w:noProof/>
-            <w:webHidden/>
+      <w:hyperlink w:anchor="_Toc240361350" w:history="1">
+        <w:r>
+          <w:rPr>
+            <w:rStyle w:val="Hyperlink"/>
+            <w:noProof/>
+            <w:szCs w:val="28"/>
+          </w:rPr>
+          <w:t>5.2 Перечень документов и исходных данных для разработки АС</w:t>
+        </w:r>
+        <w:r>
+          <w:rPr>
+            <w:noProof/>
+            <w:webHidden/>
+            <w:szCs w:val="28"/>
           </w:rPr>
           <w:tab/>
         </w:r>
@@ -2298,6 +1918,7 @@
           <w:rPr>
             <w:noProof/>
             <w:webHidden/>
+            <w:szCs w:val="28"/>
           </w:rPr>
           <w:fldChar w:fldCharType="begin"/>
         </w:r>
@@ -2305,19 +1926,22 @@
           <w:rPr>
             <w:noProof/>
             <w:webHidden/>
-          </w:rPr>
-          <w:instrText xml:space="preserve"> PAGEREF _Toc240361357 \h </w:instrText>
-        </w:r>
-        <w:r>
-          <w:rPr>
-            <w:noProof/>
-            <w:webHidden/>
-          </w:rPr>
-        </w:r>
-        <w:r>
-          <w:rPr>
-            <w:noProof/>
-            <w:webHidden/>
+            <w:szCs w:val="28"/>
+          </w:rPr>
+          <w:instrText xml:space="preserve"> PAGEREF _Toc240361350 \h </w:instrText>
+        </w:r>
+        <w:r>
+          <w:rPr>
+            <w:noProof/>
+            <w:webHidden/>
+            <w:szCs w:val="28"/>
+          </w:rPr>
+        </w:r>
+        <w:r>
+          <w:rPr>
+            <w:noProof/>
+            <w:webHidden/>
+            <w:szCs w:val="28"/>
           </w:rPr>
           <w:fldChar w:fldCharType="separate"/>
         </w:r>
@@ -2325,13 +1949,15 @@
           <w:rPr>
             <w:noProof/>
             <w:webHidden/>
-          </w:rPr>
-          <w:t>16</w:t>
-        </w:r>
-        <w:r>
-          <w:rPr>
-            <w:noProof/>
-            <w:webHidden/>
+            <w:szCs w:val="28"/>
+          </w:rPr>
+          <w:t>13</w:t>
+        </w:r>
+        <w:r>
+          <w:rPr>
+            <w:noProof/>
+            <w:webHidden/>
+            <w:szCs w:val="28"/>
           </w:rPr>
           <w:fldChar w:fldCharType="end"/>
         </w:r>
@@ -2339,7 +1965,7 @@
     </w:p>
     <w:p>
       <w:pPr>
-        <w:pStyle w:val="23"/>
+        <w:pStyle w:val="TOC2"/>
         <w:tabs>
           <w:tab w:val="right" w:leader="dot" w:pos="9345"/>
         </w:tabs>
@@ -2353,18 +1979,20 @@
           <w14:ligatures w14:val="standardContextual"/>
         </w:rPr>
       </w:pPr>
-      <w:hyperlink w:anchor="_Toc240361358" w:history="1">
-        <w:r>
-          <w:rPr>
-            <w:rStyle w:val="ae"/>
-            <w:noProof/>
-          </w:rPr>
-          <w:t>7.3 Требования по использованию ЕСКД и ЕСПД при разработке документов</w:t>
-        </w:r>
-        <w:r>
-          <w:rPr>
-            <w:noProof/>
-            <w:webHidden/>
+      <w:hyperlink w:anchor="_Toc240361351" w:history="1">
+        <w:r>
+          <w:rPr>
+            <w:rStyle w:val="Hyperlink"/>
+            <w:noProof/>
+            <w:szCs w:val="28"/>
+          </w:rPr>
+          <w:t>5.3 Перечень документов, предъявляемых по окончании соответствующих этапов работ</w:t>
+        </w:r>
+        <w:r>
+          <w:rPr>
+            <w:noProof/>
+            <w:webHidden/>
+            <w:szCs w:val="28"/>
           </w:rPr>
           <w:tab/>
         </w:r>
@@ -2372,6 +2000,7 @@
           <w:rPr>
             <w:noProof/>
             <w:webHidden/>
+            <w:szCs w:val="28"/>
           </w:rPr>
           <w:fldChar w:fldCharType="begin"/>
         </w:r>
@@ -2379,19 +2008,22 @@
           <w:rPr>
             <w:noProof/>
             <w:webHidden/>
-          </w:rPr>
-          <w:instrText xml:space="preserve"> PAGEREF _Toc240361358 \h </w:instrText>
-        </w:r>
-        <w:r>
-          <w:rPr>
-            <w:noProof/>
-            <w:webHidden/>
-          </w:rPr>
-        </w:r>
-        <w:r>
-          <w:rPr>
-            <w:noProof/>
-            <w:webHidden/>
+            <w:szCs w:val="28"/>
+          </w:rPr>
+          <w:instrText xml:space="preserve"> PAGEREF _Toc240361351 \h </w:instrText>
+        </w:r>
+        <w:r>
+          <w:rPr>
+            <w:noProof/>
+            <w:webHidden/>
+            <w:szCs w:val="28"/>
+          </w:rPr>
+        </w:r>
+        <w:r>
+          <w:rPr>
+            <w:noProof/>
+            <w:webHidden/>
+            <w:szCs w:val="28"/>
           </w:rPr>
           <w:fldChar w:fldCharType="separate"/>
         </w:r>
@@ -2399,13 +2031,15 @@
           <w:rPr>
             <w:noProof/>
             <w:webHidden/>
-          </w:rPr>
-          <w:t>16</w:t>
-        </w:r>
-        <w:r>
-          <w:rPr>
-            <w:noProof/>
-            <w:webHidden/>
+            <w:szCs w:val="28"/>
+          </w:rPr>
+          <w:t>13</w:t>
+        </w:r>
+        <w:r>
+          <w:rPr>
+            <w:noProof/>
+            <w:webHidden/>
+            <w:szCs w:val="28"/>
           </w:rPr>
           <w:fldChar w:fldCharType="end"/>
         </w:r>
@@ -2413,7 +2047,8 @@
     </w:p>
     <w:p>
       <w:pPr>
-        <w:pStyle w:val="11"/>
+        <w:pStyle w:val="TOC1"/>
+        <w:jc w:val="both"/>
         <w:rPr>
           <w:rFonts w:asciiTheme="minorHAnsi" w:eastAsiaTheme="minorEastAsia" w:hAnsiTheme="minorHAnsi" w:cstheme="minorBidi"/>
           <w:b w:val="0"/>
@@ -2426,15 +2061,16 @@
           <w14:ligatures w14:val="standardContextual"/>
         </w:rPr>
       </w:pPr>
-      <w:hyperlink w:anchor="_Toc240361359" w:history="1">
-        <w:r>
-          <w:rPr>
-            <w:rStyle w:val="ae"/>
+      <w:hyperlink w:anchor="_Toc240361352" w:history="1">
+        <w:r>
+          <w:rPr>
+            <w:rStyle w:val="Hyperlink"/>
             <w:b w:val="0"/>
             <w:bCs w:val="0"/>
             <w:noProof/>
-          </w:rPr>
-          <w:t>8 ИСТОЧНИКИ РАЗРАБОТКИ</w:t>
+            <w:szCs w:val="28"/>
+          </w:rPr>
+          <w:t>6 ПОРЯДОК КОНТРОЛЯ И ПРИЕМКИ АВТОМАТИЗИРОВАННОЙ СИСТЕМЫ</w:t>
         </w:r>
         <w:r>
           <w:rPr>
@@ -2442,6 +2078,7 @@
             <w:bCs w:val="0"/>
             <w:noProof/>
             <w:webHidden/>
+            <w:szCs w:val="28"/>
           </w:rPr>
           <w:tab/>
         </w:r>
@@ -2451,6 +2088,7 @@
             <w:bCs w:val="0"/>
             <w:noProof/>
             <w:webHidden/>
+            <w:szCs w:val="28"/>
           </w:rPr>
           <w:fldChar w:fldCharType="begin"/>
         </w:r>
@@ -2460,8 +2098,9 @@
             <w:bCs w:val="0"/>
             <w:noProof/>
             <w:webHidden/>
-          </w:rPr>
-          <w:instrText xml:space="preserve"> PAGEREF _Toc240361359 \h </w:instrText>
+            <w:szCs w:val="28"/>
+          </w:rPr>
+          <w:instrText xml:space="preserve"> PAGEREF _Toc240361352 \h </w:instrText>
         </w:r>
         <w:r>
           <w:rPr>
@@ -2469,6 +2108,7 @@
             <w:bCs w:val="0"/>
             <w:noProof/>
             <w:webHidden/>
+            <w:szCs w:val="28"/>
           </w:rPr>
         </w:r>
         <w:r>
@@ -2477,6 +2117,7 @@
             <w:bCs w:val="0"/>
             <w:noProof/>
             <w:webHidden/>
+            <w:szCs w:val="28"/>
           </w:rPr>
           <w:fldChar w:fldCharType="separate"/>
         </w:r>
@@ -2486,8 +2127,9 @@
             <w:bCs w:val="0"/>
             <w:noProof/>
             <w:webHidden/>
-          </w:rPr>
-          <w:t>18</w:t>
+            <w:szCs w:val="28"/>
+          </w:rPr>
+          <w:t>14</w:t>
         </w:r>
         <w:r>
           <w:rPr>
@@ -2495,6 +2137,7 @@
             <w:bCs w:val="0"/>
             <w:noProof/>
             <w:webHidden/>
+            <w:szCs w:val="28"/>
           </w:rPr>
           <w:fldChar w:fldCharType="end"/>
         </w:r>
@@ -2502,6 +2145,610 @@
     </w:p>
     <w:p>
       <w:pPr>
+        <w:pStyle w:val="TOC2"/>
+        <w:tabs>
+          <w:tab w:val="right" w:leader="dot" w:pos="9345"/>
+        </w:tabs>
+        <w:rPr>
+          <w:rFonts w:asciiTheme="minorHAnsi" w:eastAsiaTheme="minorEastAsia" w:hAnsiTheme="minorHAnsi" w:cstheme="minorBidi"/>
+          <w:noProof/>
+          <w:kern w:val="2"/>
+          <w:sz w:val="24"/>
+          <w:szCs w:val="24"/>
+          <w:lang w:eastAsia="ru-RU"/>
+          <w14:ligatures w14:val="standardContextual"/>
+        </w:rPr>
+      </w:pPr>
+      <w:hyperlink w:anchor="_Toc240361353" w:history="1">
+        <w:r>
+          <w:rPr>
+            <w:rStyle w:val="Hyperlink"/>
+            <w:noProof/>
+            <w:szCs w:val="28"/>
+          </w:rPr>
+          <w:t>6.1 Виды, состав и методы испытаний АС и ее составных частей</w:t>
+        </w:r>
+        <w:r>
+          <w:rPr>
+            <w:noProof/>
+            <w:webHidden/>
+            <w:szCs w:val="28"/>
+          </w:rPr>
+          <w:tab/>
+        </w:r>
+        <w:r>
+          <w:rPr>
+            <w:noProof/>
+            <w:webHidden/>
+            <w:szCs w:val="28"/>
+          </w:rPr>
+          <w:fldChar w:fldCharType="begin"/>
+        </w:r>
+        <w:r>
+          <w:rPr>
+            <w:noProof/>
+            <w:webHidden/>
+            <w:szCs w:val="28"/>
+          </w:rPr>
+          <w:instrText xml:space="preserve"> PAGEREF _Toc240361353 \h </w:instrText>
+        </w:r>
+        <w:r>
+          <w:rPr>
+            <w:noProof/>
+            <w:webHidden/>
+            <w:szCs w:val="28"/>
+          </w:rPr>
+        </w:r>
+        <w:r>
+          <w:rPr>
+            <w:noProof/>
+            <w:webHidden/>
+            <w:szCs w:val="28"/>
+          </w:rPr>
+          <w:fldChar w:fldCharType="separate"/>
+        </w:r>
+        <w:r>
+          <w:rPr>
+            <w:noProof/>
+            <w:webHidden/>
+            <w:szCs w:val="28"/>
+          </w:rPr>
+          <w:t>14</w:t>
+        </w:r>
+        <w:r>
+          <w:rPr>
+            <w:noProof/>
+            <w:webHidden/>
+            <w:szCs w:val="28"/>
+          </w:rPr>
+          <w:fldChar w:fldCharType="end"/>
+        </w:r>
+      </w:hyperlink>
+    </w:p>
+    <w:p>
+      <w:pPr>
+        <w:pStyle w:val="TOC2"/>
+        <w:tabs>
+          <w:tab w:val="right" w:leader="dot" w:pos="9345"/>
+        </w:tabs>
+        <w:rPr>
+          <w:rFonts w:asciiTheme="minorHAnsi" w:eastAsiaTheme="minorEastAsia" w:hAnsiTheme="minorHAnsi" w:cstheme="minorBidi"/>
+          <w:noProof/>
+          <w:kern w:val="2"/>
+          <w:sz w:val="24"/>
+          <w:szCs w:val="24"/>
+          <w:lang w:eastAsia="ru-RU"/>
+          <w14:ligatures w14:val="standardContextual"/>
+        </w:rPr>
+      </w:pPr>
+      <w:hyperlink w:anchor="_Toc240361354" w:history="1">
+        <w:r>
+          <w:rPr>
+            <w:rStyle w:val="Hyperlink"/>
+            <w:noProof/>
+            <w:szCs w:val="28"/>
+          </w:rPr>
+          <w:t>6.2 Общие требования к приёмке работ по стадиям</w:t>
+        </w:r>
+        <w:r>
+          <w:rPr>
+            <w:noProof/>
+            <w:webHidden/>
+            <w:szCs w:val="28"/>
+          </w:rPr>
+          <w:tab/>
+        </w:r>
+        <w:r>
+          <w:rPr>
+            <w:noProof/>
+            <w:webHidden/>
+            <w:szCs w:val="28"/>
+          </w:rPr>
+          <w:fldChar w:fldCharType="begin"/>
+        </w:r>
+        <w:r>
+          <w:rPr>
+            <w:noProof/>
+            <w:webHidden/>
+            <w:szCs w:val="28"/>
+          </w:rPr>
+          <w:instrText xml:space="preserve"> PAGEREF _Toc240361354 \h </w:instrText>
+        </w:r>
+        <w:r>
+          <w:rPr>
+            <w:noProof/>
+            <w:webHidden/>
+            <w:szCs w:val="28"/>
+          </w:rPr>
+        </w:r>
+        <w:r>
+          <w:rPr>
+            <w:noProof/>
+            <w:webHidden/>
+            <w:szCs w:val="28"/>
+          </w:rPr>
+          <w:fldChar w:fldCharType="separate"/>
+        </w:r>
+        <w:r>
+          <w:rPr>
+            <w:noProof/>
+            <w:webHidden/>
+            <w:szCs w:val="28"/>
+          </w:rPr>
+          <w:t>14</w:t>
+        </w:r>
+        <w:r>
+          <w:rPr>
+            <w:noProof/>
+            <w:webHidden/>
+            <w:szCs w:val="28"/>
+          </w:rPr>
+          <w:fldChar w:fldCharType="end"/>
+        </w:r>
+      </w:hyperlink>
+    </w:p>
+    <w:p>
+      <w:pPr>
+        <w:pStyle w:val="TOC1"/>
+        <w:rPr>
+          <w:rFonts w:asciiTheme="minorHAnsi" w:eastAsiaTheme="minorEastAsia" w:hAnsiTheme="minorHAnsi" w:cstheme="minorBidi"/>
+          <w:b w:val="0"/>
+          <w:bCs w:val="0"/>
+          <w:noProof/>
+          <w:kern w:val="2"/>
+          <w:sz w:val="24"/>
+          <w:szCs w:val="24"/>
+          <w:lang w:eastAsia="ru-RU"/>
+          <w14:ligatures w14:val="standardContextual"/>
+        </w:rPr>
+      </w:pPr>
+      <w:hyperlink w:anchor="_Toc240361355" w:history="1">
+        <w:r>
+          <w:rPr>
+            <w:rStyle w:val="Hyperlink"/>
+            <w:b w:val="0"/>
+            <w:bCs w:val="0"/>
+            <w:noProof/>
+            <w:szCs w:val="28"/>
+          </w:rPr>
+          <w:t>7 ТРЕБОВАНИЯ К ДОКУМЕНТИРОВАНИЮ</w:t>
+        </w:r>
+        <w:r>
+          <w:rPr>
+            <w:b w:val="0"/>
+            <w:bCs w:val="0"/>
+            <w:noProof/>
+            <w:webHidden/>
+            <w:szCs w:val="28"/>
+          </w:rPr>
+          <w:tab/>
+        </w:r>
+        <w:r>
+          <w:rPr>
+            <w:b w:val="0"/>
+            <w:bCs w:val="0"/>
+            <w:noProof/>
+            <w:webHidden/>
+            <w:szCs w:val="28"/>
+          </w:rPr>
+          <w:fldChar w:fldCharType="begin"/>
+        </w:r>
+        <w:r>
+          <w:rPr>
+            <w:b w:val="0"/>
+            <w:bCs w:val="0"/>
+            <w:noProof/>
+            <w:webHidden/>
+            <w:szCs w:val="28"/>
+          </w:rPr>
+          <w:instrText xml:space="preserve"> PAGEREF _Toc240361355 \h </w:instrText>
+        </w:r>
+        <w:r>
+          <w:rPr>
+            <w:b w:val="0"/>
+            <w:bCs w:val="0"/>
+            <w:noProof/>
+            <w:webHidden/>
+            <w:szCs w:val="28"/>
+          </w:rPr>
+        </w:r>
+        <w:r>
+          <w:rPr>
+            <w:b w:val="0"/>
+            <w:bCs w:val="0"/>
+            <w:noProof/>
+            <w:webHidden/>
+            <w:szCs w:val="28"/>
+          </w:rPr>
+          <w:fldChar w:fldCharType="separate"/>
+        </w:r>
+        <w:r>
+          <w:rPr>
+            <w:b w:val="0"/>
+            <w:bCs w:val="0"/>
+            <w:noProof/>
+            <w:webHidden/>
+            <w:szCs w:val="28"/>
+          </w:rPr>
+          <w:t>16</w:t>
+        </w:r>
+        <w:r>
+          <w:rPr>
+            <w:b w:val="0"/>
+            <w:bCs w:val="0"/>
+            <w:noProof/>
+            <w:webHidden/>
+            <w:szCs w:val="28"/>
+          </w:rPr>
+          <w:fldChar w:fldCharType="end"/>
+        </w:r>
+      </w:hyperlink>
+    </w:p>
+    <w:p>
+      <w:pPr>
+        <w:pStyle w:val="TOC2"/>
+        <w:tabs>
+          <w:tab w:val="right" w:leader="dot" w:pos="9345"/>
+        </w:tabs>
+        <w:rPr>
+          <w:rFonts w:asciiTheme="minorHAnsi" w:eastAsiaTheme="minorEastAsia" w:hAnsiTheme="minorHAnsi" w:cstheme="minorBidi"/>
+          <w:noProof/>
+          <w:kern w:val="2"/>
+          <w:sz w:val="24"/>
+          <w:szCs w:val="24"/>
+          <w:lang w:eastAsia="ru-RU"/>
+          <w14:ligatures w14:val="standardContextual"/>
+        </w:rPr>
+      </w:pPr>
+      <w:hyperlink w:anchor="_Toc240361356" w:history="1">
+        <w:r>
+          <w:rPr>
+            <w:rStyle w:val="Hyperlink"/>
+            <w:noProof/>
+            <w:szCs w:val="28"/>
+          </w:rPr>
+          <w:t>7.1 Перечень подлежащих разработке документов</w:t>
+        </w:r>
+        <w:r>
+          <w:rPr>
+            <w:noProof/>
+            <w:webHidden/>
+            <w:szCs w:val="28"/>
+          </w:rPr>
+          <w:tab/>
+        </w:r>
+        <w:r>
+          <w:rPr>
+            <w:noProof/>
+            <w:webHidden/>
+            <w:szCs w:val="28"/>
+          </w:rPr>
+          <w:fldChar w:fldCharType="begin"/>
+        </w:r>
+        <w:r>
+          <w:rPr>
+            <w:noProof/>
+            <w:webHidden/>
+            <w:szCs w:val="28"/>
+          </w:rPr>
+          <w:instrText xml:space="preserve"> PAGEREF _Toc240361356 \h </w:instrText>
+        </w:r>
+        <w:r>
+          <w:rPr>
+            <w:noProof/>
+            <w:webHidden/>
+            <w:szCs w:val="28"/>
+          </w:rPr>
+        </w:r>
+        <w:r>
+          <w:rPr>
+            <w:noProof/>
+            <w:webHidden/>
+            <w:szCs w:val="28"/>
+          </w:rPr>
+          <w:fldChar w:fldCharType="separate"/>
+        </w:r>
+        <w:r>
+          <w:rPr>
+            <w:noProof/>
+            <w:webHidden/>
+            <w:szCs w:val="28"/>
+          </w:rPr>
+          <w:t>16</w:t>
+        </w:r>
+        <w:r>
+          <w:rPr>
+            <w:noProof/>
+            <w:webHidden/>
+            <w:szCs w:val="28"/>
+          </w:rPr>
+          <w:fldChar w:fldCharType="end"/>
+        </w:r>
+      </w:hyperlink>
+    </w:p>
+    <w:p>
+      <w:pPr>
+        <w:pStyle w:val="TOC2"/>
+        <w:tabs>
+          <w:tab w:val="right" w:leader="dot" w:pos="9345"/>
+        </w:tabs>
+        <w:rPr>
+          <w:rFonts w:asciiTheme="minorHAnsi" w:eastAsiaTheme="minorEastAsia" w:hAnsiTheme="minorHAnsi" w:cstheme="minorBidi"/>
+          <w:noProof/>
+          <w:kern w:val="2"/>
+          <w:sz w:val="24"/>
+          <w:szCs w:val="24"/>
+          <w:lang w:eastAsia="ru-RU"/>
+          <w14:ligatures w14:val="standardContextual"/>
+        </w:rPr>
+      </w:pPr>
+      <w:hyperlink w:anchor="_Toc240361357" w:history="1">
+        <w:r>
+          <w:rPr>
+            <w:rStyle w:val="Hyperlink"/>
+            <w:noProof/>
+            <w:szCs w:val="28"/>
+          </w:rPr>
+          <w:t>7.2 Вид представления и количество документов</w:t>
+        </w:r>
+        <w:r>
+          <w:rPr>
+            <w:noProof/>
+            <w:webHidden/>
+            <w:szCs w:val="28"/>
+          </w:rPr>
+          <w:tab/>
+        </w:r>
+        <w:r>
+          <w:rPr>
+            <w:noProof/>
+            <w:webHidden/>
+            <w:szCs w:val="28"/>
+          </w:rPr>
+          <w:fldChar w:fldCharType="begin"/>
+        </w:r>
+        <w:r>
+          <w:rPr>
+            <w:noProof/>
+            <w:webHidden/>
+            <w:szCs w:val="28"/>
+          </w:rPr>
+          <w:instrText xml:space="preserve"> PAGEREF _Toc240361357 \h </w:instrText>
+        </w:r>
+        <w:r>
+          <w:rPr>
+            <w:noProof/>
+            <w:webHidden/>
+            <w:szCs w:val="28"/>
+          </w:rPr>
+        </w:r>
+        <w:r>
+          <w:rPr>
+            <w:noProof/>
+            <w:webHidden/>
+            <w:szCs w:val="28"/>
+          </w:rPr>
+          <w:fldChar w:fldCharType="separate"/>
+        </w:r>
+        <w:r>
+          <w:rPr>
+            <w:noProof/>
+            <w:webHidden/>
+            <w:szCs w:val="28"/>
+          </w:rPr>
+          <w:t>16</w:t>
+        </w:r>
+        <w:r>
+          <w:rPr>
+            <w:noProof/>
+            <w:webHidden/>
+            <w:szCs w:val="28"/>
+          </w:rPr>
+          <w:fldChar w:fldCharType="end"/>
+        </w:r>
+      </w:hyperlink>
+    </w:p>
+    <w:p>
+      <w:pPr>
+        <w:pStyle w:val="TOC2"/>
+        <w:tabs>
+          <w:tab w:val="right" w:leader="dot" w:pos="9345"/>
+        </w:tabs>
+        <w:rPr>
+          <w:rFonts w:asciiTheme="minorHAnsi" w:eastAsiaTheme="minorEastAsia" w:hAnsiTheme="minorHAnsi" w:cstheme="minorBidi"/>
+          <w:noProof/>
+          <w:kern w:val="2"/>
+          <w:sz w:val="24"/>
+          <w:szCs w:val="24"/>
+          <w:lang w:eastAsia="ru-RU"/>
+          <w14:ligatures w14:val="standardContextual"/>
+        </w:rPr>
+      </w:pPr>
+      <w:hyperlink w:anchor="_Toc240361358" w:history="1">
+        <w:r>
+          <w:rPr>
+            <w:rStyle w:val="Hyperlink"/>
+            <w:noProof/>
+            <w:szCs w:val="28"/>
+          </w:rPr>
+          <w:t>7.3 Требования по использованию ЕСКД и ЕСПД при разработке документов</w:t>
+        </w:r>
+        <w:r>
+          <w:rPr>
+            <w:noProof/>
+            <w:webHidden/>
+            <w:szCs w:val="28"/>
+          </w:rPr>
+          <w:tab/>
+        </w:r>
+        <w:r>
+          <w:rPr>
+            <w:noProof/>
+            <w:webHidden/>
+            <w:szCs w:val="28"/>
+          </w:rPr>
+          <w:fldChar w:fldCharType="begin"/>
+        </w:r>
+        <w:r>
+          <w:rPr>
+            <w:noProof/>
+            <w:webHidden/>
+            <w:szCs w:val="28"/>
+          </w:rPr>
+          <w:instrText xml:space="preserve"> PAGEREF _Toc240361358 \h </w:instrText>
+        </w:r>
+        <w:r>
+          <w:rPr>
+            <w:noProof/>
+            <w:webHidden/>
+            <w:szCs w:val="28"/>
+          </w:rPr>
+        </w:r>
+        <w:r>
+          <w:rPr>
+            <w:noProof/>
+            <w:webHidden/>
+            <w:szCs w:val="28"/>
+          </w:rPr>
+          <w:fldChar w:fldCharType="separate"/>
+        </w:r>
+        <w:r>
+          <w:rPr>
+            <w:noProof/>
+            <w:webHidden/>
+            <w:szCs w:val="28"/>
+          </w:rPr>
+          <w:t>16</w:t>
+        </w:r>
+        <w:r>
+          <w:rPr>
+            <w:noProof/>
+            <w:webHidden/>
+            <w:szCs w:val="28"/>
+          </w:rPr>
+          <w:fldChar w:fldCharType="end"/>
+        </w:r>
+      </w:hyperlink>
+    </w:p>
+    <w:p>
+      <w:pPr>
+        <w:pStyle w:val="TOC1"/>
+        <w:rPr>
+          <w:rFonts w:asciiTheme="minorHAnsi" w:eastAsiaTheme="minorEastAsia" w:hAnsiTheme="minorHAnsi" w:cstheme="minorBidi"/>
+          <w:b w:val="0"/>
+          <w:bCs w:val="0"/>
+          <w:noProof/>
+          <w:kern w:val="2"/>
+          <w:sz w:val="24"/>
+          <w:szCs w:val="24"/>
+          <w:lang w:eastAsia="ru-RU"/>
+          <w14:ligatures w14:val="standardContextual"/>
+        </w:rPr>
+      </w:pPr>
+      <w:hyperlink w:anchor="_Toc240361359" w:history="1">
+        <w:r>
+          <w:rPr>
+            <w:rStyle w:val="Hyperlink"/>
+            <w:b w:val="0"/>
+            <w:bCs w:val="0"/>
+            <w:noProof/>
+            <w:szCs w:val="28"/>
+          </w:rPr>
+          <w:t>8 ИСТОЧНИКИ РАЗРАБОТКИ</w:t>
+        </w:r>
+        <w:r>
+          <w:rPr>
+            <w:b w:val="0"/>
+            <w:bCs w:val="0"/>
+            <w:noProof/>
+            <w:webHidden/>
+            <w:szCs w:val="28"/>
+          </w:rPr>
+          <w:tab/>
+        </w:r>
+        <w:r>
+          <w:rPr>
+            <w:b w:val="0"/>
+            <w:bCs w:val="0"/>
+            <w:noProof/>
+            <w:webHidden/>
+            <w:szCs w:val="28"/>
+          </w:rPr>
+          <w:fldChar w:fldCharType="begin"/>
+        </w:r>
+        <w:r>
+          <w:rPr>
+            <w:b w:val="0"/>
+            <w:bCs w:val="0"/>
+            <w:noProof/>
+            <w:webHidden/>
+            <w:szCs w:val="28"/>
+          </w:rPr>
+          <w:instrText xml:space="preserve"> PAGEREF _Toc240361359 \h </w:instrText>
+        </w:r>
+        <w:r>
+          <w:rPr>
+            <w:b w:val="0"/>
+            <w:bCs w:val="0"/>
+            <w:noProof/>
+            <w:webHidden/>
+            <w:szCs w:val="28"/>
+          </w:rPr>
+        </w:r>
+        <w:r>
+          <w:rPr>
+            <w:b w:val="0"/>
+            <w:bCs w:val="0"/>
+            <w:noProof/>
+            <w:webHidden/>
+            <w:szCs w:val="28"/>
+          </w:rPr>
+          <w:fldChar w:fldCharType="separate"/>
+        </w:r>
+        <w:r>
+          <w:rPr>
+            <w:b w:val="0"/>
+            <w:bCs w:val="0"/>
+            <w:noProof/>
+            <w:webHidden/>
+            <w:szCs w:val="28"/>
+          </w:rPr>
+          <w:t>18</w:t>
+        </w:r>
+        <w:r>
+          <w:rPr>
+            <w:b w:val="0"/>
+            <w:bCs w:val="0"/>
+            <w:noProof/>
+            <w:webHidden/>
+            <w:szCs w:val="28"/>
+          </w:rPr>
+          <w:fldChar w:fldCharType="end"/>
+        </w:r>
+      </w:hyperlink>
+    </w:p>
+    <w:p>
+      <w:pPr>
         <w:ind w:firstLine="0"/>
       </w:pPr>
       <w:r>
@@ -2515,14 +2762,9 @@
     </w:p>
     <w:p>
       <w:pPr>
-        <w:keepNext/>
-        <w:keepLines/>
-        <w:ind w:firstLine="0"/>
-        <w:jc w:val="center"/>
-        <w:outlineLvl w:val="0"/>
-        <w:rPr>
-          <w:rFonts w:eastAsia="SimSun"/>
-          <w:b/>
+        <w:pStyle w:val="Heading1"/>
+        <w:rPr>
+          <w:rFonts w:eastAsia="SimSun"/>
           <w:bCs/>
           <w:color w:val="000000"/>
           <w:szCs w:val="28"/>
@@ -2535,7 +2777,6 @@
       <w:r>
         <w:rPr>
           <w:rFonts w:eastAsia="SimSun"/>
-          <w:b/>
           <w:bCs/>
           <w:color w:val="000000"/>
           <w:szCs w:val="28"/>
@@ -2563,14 +2804,9 @@
     </w:p>
     <w:p>
       <w:pPr>
-        <w:keepNext/>
-        <w:keepLines/>
-        <w:ind w:firstLine="0"/>
-        <w:jc w:val="center"/>
-        <w:outlineLvl w:val="1"/>
-        <w:rPr>
-          <w:rFonts w:eastAsia="SimSun"/>
-          <w:b/>
+        <w:pStyle w:val="Heading2"/>
+        <w:rPr>
+          <w:rFonts w:eastAsia="SimSun"/>
           <w:szCs w:val="26"/>
           <w:lang w:eastAsia="zh-CN"/>
         </w:rPr>
@@ -2581,7 +2817,6 @@
       <w:r>
         <w:rPr>
           <w:rFonts w:eastAsia="SimSun"/>
-          <w:b/>
           <w:szCs w:val="26"/>
           <w:lang w:eastAsia="zh-CN"/>
         </w:rPr>
@@ -2614,105 +2849,41 @@
           <w:szCs w:val="28"/>
           <w:lang w:eastAsia="zh-CN"/>
         </w:rPr>
-        <w:t xml:space="preserve">Разработка плагина </w:t>
-      </w:r>
-      <w:r>
+        <w:t>Полное наименование системы: плагин «Эксцентриковая шайба» для системы автоматизированного проектирования (САПР) nanoCAD.</w:t>
+      </w:r>
+    </w:p>
+    <w:p>
+      <w:pPr>
         <w:rPr>
           <w:rFonts w:eastAsia="SimSun"/>
           <w:szCs w:val="28"/>
           <w:lang w:eastAsia="zh-CN"/>
         </w:rPr>
-        <w:t>«</w:t>
-      </w:r>
+      </w:pPr>
       <w:r>
         <w:rPr>
           <w:rFonts w:eastAsia="SimSun"/>
           <w:szCs w:val="28"/>
           <w:lang w:eastAsia="zh-CN"/>
         </w:rPr>
-        <w:t>Эксцентриковая шайба</w:t>
-      </w:r>
-      <w:r>
+        <w:t>Условное обозначение: WasherPlugin.</w:t>
+      </w:r>
+    </w:p>
+    <w:p>
+      <w:pPr>
+        <w:ind w:firstLine="0"/>
         <w:rPr>
           <w:rFonts w:eastAsia="SimSun"/>
           <w:szCs w:val="28"/>
           <w:lang w:eastAsia="zh-CN"/>
         </w:rPr>
-        <w:t>»</w:t>
-      </w:r>
-      <w:r>
-        <w:rPr>
-          <w:rFonts w:eastAsia="SimSun"/>
-          <w:szCs w:val="28"/>
-          <w:lang w:eastAsia="zh-CN"/>
-        </w:rPr>
-        <w:t xml:space="preserve"> для системы автоматизированного проектирования (САПР)</w:t>
-      </w:r>
-      <w:r>
-        <w:rPr>
-          <w:rFonts w:eastAsia="SimSun"/>
-          <w:szCs w:val="28"/>
-          <w:lang w:eastAsia="zh-CN"/>
-        </w:rPr>
-        <w:t xml:space="preserve"> </w:t>
-      </w:r>
-      <w:proofErr w:type="spellStart"/>
-      <w:r>
-        <w:rPr>
-          <w:rFonts w:eastAsia="SimSun"/>
-          <w:szCs w:val="28"/>
-          <w:lang w:val="en-US" w:eastAsia="zh-CN"/>
-        </w:rPr>
-        <w:t>nanoCAD</w:t>
-      </w:r>
-      <w:proofErr w:type="spellEnd"/>
-      <w:r>
-        <w:rPr>
-          <w:rFonts w:eastAsia="SimSun"/>
-          <w:szCs w:val="28"/>
-          <w:lang w:eastAsia="zh-CN"/>
-        </w:rPr>
-        <w:t xml:space="preserve"> (далее – </w:t>
-      </w:r>
-      <w:proofErr w:type="spellStart"/>
-      <w:r>
-        <w:rPr>
-          <w:rFonts w:eastAsia="SimSun"/>
-          <w:szCs w:val="28"/>
-          <w:lang w:val="en-US" w:eastAsia="zh-CN"/>
-        </w:rPr>
-        <w:t>WasherPlugin</w:t>
-      </w:r>
-      <w:proofErr w:type="spellEnd"/>
-      <w:r>
-        <w:rPr>
-          <w:rFonts w:eastAsia="SimSun"/>
-          <w:szCs w:val="28"/>
-          <w:lang w:eastAsia="zh-CN"/>
-        </w:rPr>
-        <w:t>).</w:t>
-      </w:r>
-    </w:p>
-    <w:p>
-      <w:pPr>
-        <w:ind w:firstLine="0"/>
-        <w:rPr>
-          <w:rFonts w:eastAsia="SimSun"/>
-          <w:szCs w:val="28"/>
-          <w:lang w:eastAsia="zh-CN"/>
-        </w:rPr>
-      </w:pPr>
-    </w:p>
-    <w:p>
-      <w:pPr>
-        <w:keepNext/>
-        <w:keepLines/>
-        <w:ind w:firstLine="0"/>
-        <w:jc w:val="center"/>
-        <w:outlineLvl w:val="1"/>
-        <w:rPr>
-          <w:rFonts w:eastAsia="SimSun"/>
-          <w:b/>
+      </w:pPr>
+    </w:p>
+    <w:p>
+      <w:pPr>
+        <w:pStyle w:val="Heading2"/>
+        <w:rPr>
+          <w:rFonts w:eastAsia="SimSun"/>
           <w:szCs w:val="26"/>
           <w:lang w:eastAsia="zh-CN"/>
         </w:rPr>
@@ -2723,7 +2894,6 @@
       <w:r>
         <w:rPr>
           <w:rFonts w:eastAsia="SimSun"/>
-          <w:b/>
           <w:szCs w:val="26"/>
           <w:lang w:eastAsia="zh-CN"/>
         </w:rPr>
@@ -2797,15 +2967,7 @@
           <w:szCs w:val="28"/>
           <w:lang w:eastAsia="zh-CN"/>
         </w:rPr>
-        <w:t xml:space="preserve"> (ТУСУР), </w:t>
-      </w:r>
-      <w:r>
-        <w:rPr>
-          <w:rFonts w:eastAsia="SimSun"/>
-          <w:szCs w:val="28"/>
-          <w:lang w:eastAsia="zh-CN"/>
-        </w:rPr>
-        <w:t>кафедры компьютерных систем</w:t>
+        <w:t xml:space="preserve"> (ТУСУР), кафедра компьютерных систем</w:t>
       </w:r>
       <w:r>
         <w:rPr>
@@ -2864,40 +3026,28 @@
           <w:szCs w:val="28"/>
           <w:lang w:eastAsia="zh-CN"/>
         </w:rPr>
-        <w:t>Заказчиком работ является: кандидат технических наук, доцент КСУП Кал</w:t>
-      </w:r>
-      <w:proofErr w:type="spellStart"/>
-      <w:r>
-        <w:rPr>
-          <w:rFonts w:eastAsia="SimSun"/>
+        <w:t xml:space="preserve">Заказчиком работ является: кандидат технических наук, доцент КСУП Калентьев Алексей Анатольевич. </w:t>
+      </w:r>
+      <w:commentRangeEnd w:id="13"/>
+      <w:r>
+        <w:rPr>
+          <w:rStyle w:val="CommentReference"/>
+          <w:rFonts w:eastAsia="SimSun"/>
+          <w:sz w:val="28"/>
           <w:szCs w:val="28"/>
           <w:lang w:eastAsia="zh-CN"/>
         </w:rPr>
-        <w:t>ентьев</w:t>
-      </w:r>
-      <w:proofErr w:type="spellEnd"/>
-      <w:r>
-        <w:rPr>
-          <w:rFonts w:eastAsia="SimSun"/>
+        <w:commentReference w:id="13"/>
+      </w:r>
+      <w:commentRangeEnd w:id="14"/>
+      <w:r>
+        <w:rPr>
+          <w:rStyle w:val="CommentReference"/>
+          <w:rFonts w:eastAsia="SimSun"/>
+          <w:sz w:val="28"/>
           <w:szCs w:val="28"/>
           <w:lang w:eastAsia="zh-CN"/>
         </w:rPr>
-        <w:t xml:space="preserve"> Алексей Анатольевич. </w:t>
-      </w:r>
-      <w:commentRangeEnd w:id="13"/>
-      <w:r>
-        <w:rPr>
-          <w:rStyle w:val="af1"/>
-        </w:rPr>
-        <w:commentReference w:id="13"/>
-      </w:r>
-      <w:commentRangeEnd w:id="14"/>
-      <w:r>
-        <w:rPr>
-          <w:rStyle w:val="af1"/>
-          <w:rFonts w:asciiTheme="minorHAnsi" w:eastAsiaTheme="minorEastAsia" w:hAnsiTheme="minorHAnsi" w:cstheme="minorBidi"/>
-          <w:lang w:val="en-US" w:eastAsia="zh-CN"/>
-        </w:rPr>
         <w:commentReference w:id="14"/>
       </w:r>
     </w:p>
@@ -2915,7 +3065,7 @@
           <w:szCs w:val="28"/>
           <w:lang w:eastAsia="zh-CN"/>
         </w:rPr>
-        <w:t>Адрес заказчика: 634045 Томская область Томск ул. Красноармейская 147 СБИ, офис 210.</w:t>
+        <w:t>Адрес заказчика: 634045, Томская область, г. Томск, ул. Красноармейская, д. 147, СБИ, офис 210.</w:t>
       </w:r>
     </w:p>
     <w:p>
@@ -2955,15 +3105,9 @@
     </w:p>
     <w:p>
       <w:pPr>
-        <w:keepNext/>
-        <w:keepLines/>
-        <w:spacing w:before="200"/>
-        <w:ind w:firstLine="0"/>
-        <w:jc w:val="center"/>
-        <w:outlineLvl w:val="1"/>
-        <w:rPr>
-          <w:rFonts w:eastAsia="SimSun"/>
-          <w:b/>
+        <w:pStyle w:val="Heading2"/>
+        <w:rPr>
+          <w:rFonts w:eastAsia="SimSun"/>
           <w:szCs w:val="26"/>
           <w:lang w:eastAsia="zh-CN"/>
         </w:rPr>
@@ -2974,7 +3118,6 @@
       <w:r>
         <w:rPr>
           <w:rFonts w:eastAsia="SimSun"/>
-          <w:b/>
           <w:szCs w:val="26"/>
           <w:lang w:eastAsia="zh-CN"/>
         </w:rPr>
@@ -3022,37 +3165,37 @@
           <w:lang w:eastAsia="zh-CN"/>
         </w:rPr>
         <w:lastRenderedPageBreak/>
-        <w:t xml:space="preserve">− ГОСТ 34.602-2020 “Информационные технологии. Комплекс стандартов на автоматизированные системы. Техническое задание на создание автоматизированной системы”; </w:t>
-      </w:r>
-    </w:p>
-    <w:p>
-      <w:pPr>
-        <w:rPr>
-          <w:rFonts w:eastAsia="SimSun"/>
-          <w:lang w:eastAsia="zh-CN"/>
-        </w:rPr>
-      </w:pPr>
-      <w:r>
-        <w:rPr>
-          <w:rFonts w:eastAsia="SimSun"/>
-          <w:lang w:eastAsia="zh-CN"/>
-        </w:rPr>
-        <w:t xml:space="preserve">− ОС ТУСУР 01-2021 “Образовательный стандарт ВУЗа. Работы студенческие по направлениям подготовки и специальностям технического профиля. Общие требования и правила оформления”; </w:t>
-      </w:r>
-    </w:p>
-    <w:p>
-      <w:pPr>
-        <w:rPr>
-          <w:rFonts w:eastAsia="SimSun"/>
-          <w:lang w:eastAsia="zh-CN"/>
-        </w:rPr>
-      </w:pPr>
-      <w:r>
-        <w:rPr>
-          <w:rFonts w:eastAsia="SimSun"/>
-          <w:lang w:eastAsia="zh-CN"/>
-        </w:rPr>
-        <w:t xml:space="preserve">− ОК 012-93 “Общероссийский классификатор изделий и конструкторских документов (классификатор ЕСКД)”; </w:t>
+        <w:t xml:space="preserve">− ГОСТ 34.602-2020 «Информационные технологии. Комплекс стандартов на автоматизированные системы. Техническое задание на создание автоматизированной системы» [1]; </w:t>
+      </w:r>
+    </w:p>
+    <w:p>
+      <w:pPr>
+        <w:rPr>
+          <w:rFonts w:eastAsia="SimSun"/>
+          <w:lang w:eastAsia="zh-CN"/>
+        </w:rPr>
+      </w:pPr>
+      <w:r>
+        <w:rPr>
+          <w:rFonts w:eastAsia="SimSun"/>
+          <w:lang w:eastAsia="zh-CN"/>
+        </w:rPr>
+        <w:t xml:space="preserve">− ОС ТУСУР 01-2021 «Образовательный стандарт вуза. Работы студенческие по направлениям подготовки и специальностям технического профиля. Общие требования и правила оформления» [2]; </w:t>
+      </w:r>
+    </w:p>
+    <w:p>
+      <w:pPr>
+        <w:rPr>
+          <w:rFonts w:eastAsia="SimSun"/>
+          <w:lang w:eastAsia="zh-CN"/>
+        </w:rPr>
+      </w:pPr>
+      <w:r>
+        <w:rPr>
+          <w:rFonts w:eastAsia="SimSun"/>
+          <w:lang w:eastAsia="zh-CN"/>
+        </w:rPr>
+        <w:t xml:space="preserve">− ОК 012-93 «Общероссийский классификатор изделий и конструкторских документов (классификатор ЕСКД)» [3]; </w:t>
       </w:r>
     </w:p>
     <w:p>
@@ -3069,35 +3212,27 @@
           <w:rFonts w:eastAsia="SimSun"/>
           <w:lang w:eastAsia="zh-CN"/>
         </w:rPr>
-        <w:t xml:space="preserve">− ГОСТ 19.103-77 “Единая система </w:t>
-      </w:r>
-      <w:r>
-        <w:rPr>
-          <w:rFonts w:eastAsia="SimSun"/>
-          <w:lang w:eastAsia="zh-CN"/>
-        </w:rPr>
-        <w:t>программной</w:t>
-      </w:r>
-      <w:r>
-        <w:rPr>
-          <w:rFonts w:eastAsia="SimSun"/>
-          <w:lang w:eastAsia="zh-CN"/>
-        </w:rPr>
-        <w:t xml:space="preserve"> документации. Обозначения программ и программных документов”.</w:t>
+        <w:t>− ГОСТ 19.103-77 «Единая система программной документации. Обозначения программ и программных документов» [4].</w:t>
       </w:r>
       <w:commentRangeEnd w:id="18"/>
       <w:r>
         <w:rPr>
-          <w:rStyle w:val="af1"/>
+          <w:rStyle w:val="CommentReference"/>
+          <w:rFonts w:eastAsia="SimSun"/>
+          <w:sz w:val="28"/>
+          <w:szCs w:val="22"/>
+          <w:lang w:eastAsia="zh-CN"/>
         </w:rPr>
         <w:commentReference w:id="18"/>
       </w:r>
       <w:commentRangeEnd w:id="19"/>
       <w:r>
         <w:rPr>
-          <w:rStyle w:val="af1"/>
-          <w:rFonts w:asciiTheme="minorHAnsi" w:eastAsiaTheme="minorEastAsia" w:hAnsiTheme="minorHAnsi" w:cstheme="minorBidi"/>
-          <w:lang w:val="en-US" w:eastAsia="zh-CN"/>
+          <w:rStyle w:val="CommentReference"/>
+          <w:rFonts w:eastAsia="SimSun"/>
+          <w:sz w:val="28"/>
+          <w:szCs w:val="22"/>
+          <w:lang w:eastAsia="zh-CN"/>
         </w:rPr>
         <w:commentReference w:id="19"/>
       </w:r>
@@ -3112,7 +3247,7 @@
     </w:p>
     <w:p>
       <w:pPr>
-        <w:pStyle w:val="2"/>
+        <w:pStyle w:val="Heading2"/>
         <w:rPr>
           <w:rFonts w:eastAsia="SimSun"/>
           <w:b w:val="0"/>
@@ -3255,7 +3390,7 @@
     </w:p>
     <w:p>
       <w:pPr>
-        <w:pStyle w:val="1"/>
+        <w:pStyle w:val="Heading1"/>
         <w:rPr>
           <w:b w:val="0"/>
           <w:bCs/>
@@ -3276,7 +3411,7 @@
     <w:p/>
     <w:p>
       <w:pPr>
-        <w:pStyle w:val="2"/>
+        <w:pStyle w:val="Heading2"/>
       </w:pPr>
       <w:bookmarkStart w:id="24" w:name="_Toc178595978"/>
       <w:bookmarkStart w:id="25" w:name="_Toc240361340"/>
@@ -3301,7 +3436,6 @@
       <w:r>
         <w:t xml:space="preserve"> выполнения работ по разработке </w:t>
       </w:r>
-      <w:proofErr w:type="spellStart"/>
       <w:r>
         <w:rPr>
           <w:rFonts w:eastAsia="SimSun"/>
@@ -3310,7 +3444,6 @@
         </w:rPr>
         <w:t>WasherPlugin</w:t>
       </w:r>
-      <w:proofErr w:type="spellEnd"/>
       <w:r>
         <w:t xml:space="preserve"> является автоматизация построения</w:t>
       </w:r>
@@ -3318,21 +3451,13 @@
         <w:t xml:space="preserve"> </w:t>
       </w:r>
       <w:r>
-        <w:t xml:space="preserve">3D‑модели эксцентриковой шайбы по параметрам в </w:t>
-      </w:r>
-      <w:proofErr w:type="spellStart"/>
-      <w:r>
-        <w:t>nanoCAD</w:t>
-      </w:r>
-      <w:proofErr w:type="spellEnd"/>
-      <w:r>
-        <w:t>.</w:t>
+        <w:t>3D‑модели эксцентриковой шайбы по параметрам в nanoCAD.</w:t>
       </w:r>
     </w:p>
     <w:p/>
     <w:p>
       <w:pPr>
-        <w:pStyle w:val="2"/>
+        <w:pStyle w:val="Heading2"/>
       </w:pPr>
       <w:bookmarkStart w:id="26" w:name="_Toc178595979"/>
       <w:bookmarkStart w:id="27" w:name="_Toc240361341"/>
@@ -3357,13 +3482,7 @@
         <w:t>шайб</w:t>
       </w:r>
       <w:r>
-        <w:t xml:space="preserve"> смогут наглядно рассмотреть спроектированную модель, при необходимости перестроить под необходимые им параметры. На рисунке 2.1 представлена модель</w:t>
-      </w:r>
-      <w:r>
-        <w:t xml:space="preserve"> эксцентриковой шайбы</w:t>
-      </w:r>
-      <w:r>
-        <w:t>.</w:t>
+        <w:t xml:space="preserve"> смогут наглядно рассмотреть спроектированную модель, при необходимости перестроить под необходимые им параметры. На рисунке 2.1 представлен чертёж эксцентриковой шайбы.</w:t>
       </w:r>
     </w:p>
     <w:p>
@@ -3378,7 +3497,7 @@
         </w:rPr>
         <w:drawing>
           <wp:inline distT="0" distB="0" distL="0" distR="0" wp14:anchorId="123FABC8" wp14:editId="3A5C09E2">
-            <wp:extent cx="3006394" cy="3864334"/>
+            <wp:extent cx="2555434" cy="3284683"/>
             <wp:effectExtent l="0" t="0" r="3810" b="3175"/>
             <wp:docPr id="1068599658" name="Picture 1"/>
             <wp:cNvGraphicFramePr>
@@ -3400,7 +3519,7 @@
                   <pic:spPr>
                     <a:xfrm>
                       <a:off x="0" y="0"/>
-                      <a:ext cx="3011453" cy="3870836"/>
+                      <a:ext cx="2559735" cy="3290210"/>
                     </a:xfrm>
                     <a:prstGeom prst="rect">
                       <a:avLst/>
@@ -3420,7 +3539,7 @@
         <w:jc w:val="center"/>
       </w:pPr>
       <w:r>
-        <w:t xml:space="preserve">Рисунок 2.1 − </w:t>
+        <w:t xml:space="preserve">Рисунок 2.1 – </w:t>
       </w:r>
       <w:r>
         <w:t>Чертеж объекта моделирования</w:t>
@@ -3433,7 +3552,7 @@
     </w:p>
     <w:p>
       <w:pPr>
-        <w:pStyle w:val="1"/>
+        <w:pStyle w:val="Heading1"/>
         <w:rPr>
           <w:b w:val="0"/>
         </w:rPr>
@@ -3448,7 +3567,7 @@
     <w:p/>
     <w:p>
       <w:pPr>
-        <w:pStyle w:val="2"/>
+        <w:pStyle w:val="Heading2"/>
       </w:pPr>
       <w:bookmarkStart w:id="29" w:name="_Toc240361343"/>
       <w:r>
@@ -3467,30 +3586,45 @@
       </w:pPr>
     </w:p>
     <w:p>
+      <w:pPr>
+        <w:ind w:firstLine="0"/>
+        <w:jc w:val="center"/>
+      </w:pPr>
       <w:commentRangeStart w:id="30"/>
       <w:commentRangeStart w:id="31"/>
       <w:r>
+        <w:rPr>
+          <w:b/>
+          <w:bCs/>
+        </w:rPr>
         <w:t>3.1.1 Требования к структуре и функционированию системы</w:t>
       </w:r>
-      <w:r>
-        <w:t>.</w:t>
-      </w:r>
       <w:commentRangeEnd w:id="30"/>
       <w:r>
         <w:rPr>
-          <w:rStyle w:val="af1"/>
+          <w:rStyle w:val="CommentReference"/>
+          <w:sz w:val="28"/>
+          <w:szCs w:val="22"/>
         </w:rPr>
         <w:commentReference w:id="30"/>
       </w:r>
       <w:commentRangeEnd w:id="31"/>
       <w:r>
         <w:rPr>
-          <w:rStyle w:val="af1"/>
-          <w:rFonts w:asciiTheme="minorHAnsi" w:eastAsiaTheme="minorEastAsia" w:hAnsiTheme="minorHAnsi" w:cstheme="minorBidi"/>
-          <w:lang w:val="en-US" w:eastAsia="zh-CN"/>
+          <w:rStyle w:val="CommentReference"/>
+          <w:sz w:val="28"/>
+          <w:szCs w:val="22"/>
         </w:rPr>
         <w:commentReference w:id="31"/>
       </w:r>
+    </w:p>
+    <w:p>
+      <w:pPr>
+        <w:rPr>
+          <w:rFonts w:eastAsia="SimSun"/>
+          <w:lang w:eastAsia="zh-CN"/>
+        </w:rPr>
+      </w:pPr>
     </w:p>
     <w:p>
       <w:r>
@@ -3509,23 +3643,7 @@
         <w:t>в</w:t>
       </w:r>
       <w:r>
-        <w:t xml:space="preserve">строенный плагин САПР </w:t>
-      </w:r>
-      <w:proofErr w:type="spellStart"/>
-      <w:r>
-        <w:t>nanoCAD</w:t>
-      </w:r>
-      <w:proofErr w:type="spellEnd"/>
-      <w:r>
-        <w:t xml:space="preserve"> 26, запускаемый непосредственно из </w:t>
-      </w:r>
-      <w:proofErr w:type="spellStart"/>
-      <w:r>
-        <w:t>nanoCAD</w:t>
-      </w:r>
-      <w:proofErr w:type="spellEnd"/>
-      <w:r>
-        <w:t xml:space="preserve"> и выполняющий построение детали в текущем документе (чертеж/модель).</w:t>
+        <w:t>строенный плагин САПР nanoCAD 26, запускаемый непосредственно из nanoCAD и выполняющий построение детали в текущем документе (чертеж/модель);</w:t>
       </w:r>
     </w:p>
     <w:p>
@@ -3546,31 +3664,7 @@
         <w:t xml:space="preserve"> </w:t>
       </w:r>
       <w:r>
-        <w:t>(</w:t>
-      </w:r>
-      <w:proofErr w:type="spellStart"/>
-      <w:r>
-        <w:t>desktop</w:t>
-      </w:r>
-      <w:proofErr w:type="spellEnd"/>
-      <w:r>
-        <w:t xml:space="preserve">-приложение), способная запускать </w:t>
-      </w:r>
-      <w:proofErr w:type="spellStart"/>
-      <w:r>
-        <w:t>nanoCAD</w:t>
-      </w:r>
-      <w:proofErr w:type="spellEnd"/>
-      <w:r>
-        <w:t xml:space="preserve"> и инициировать построение детали через API/</w:t>
-      </w:r>
-      <w:proofErr w:type="spellStart"/>
-      <w:r>
-        <w:t>скриптинг</w:t>
-      </w:r>
-      <w:proofErr w:type="spellEnd"/>
-      <w:r>
-        <w:t>.</w:t>
+        <w:t>(desktop-приложение), способная запускать nanoCAD и инициировать построение детали через API/скриптинг.</w:t>
       </w:r>
     </w:p>
     <w:p>
@@ -3591,15 +3685,7 @@
         <w:t xml:space="preserve"> </w:t>
       </w:r>
       <w:r>
-        <w:t xml:space="preserve">для </w:t>
-      </w:r>
-      <w:proofErr w:type="spellStart"/>
-      <w:r>
-        <w:t>nanoCAD</w:t>
-      </w:r>
-      <w:proofErr w:type="spellEnd"/>
-      <w:r>
-        <w:t xml:space="preserve"> 26.</w:t>
+        <w:t>для nanoCAD 26.</w:t>
       </w:r>
     </w:p>
     <w:p>
@@ -3614,7 +3700,7 @@
       </w:r>
       <w:r>
         <w:noBreakHyphen/>
-        <w:t>модели детали “Эксцентриковая шайба”</w:t>
+        <w:t>модели детали «Эксцентриковая шайба»</w:t>
       </w:r>
       <w:r>
         <w:t xml:space="preserve"> </w:t>
@@ -3691,10 +3777,37 @@
         <w:t xml:space="preserve">– </w:t>
       </w:r>
       <w:r>
-        <w:t>диаметр отверстия, мм (5–150);</w:t>
-      </w:r>
-      <w:r>
-        <w:tab/>
+        <w:t>диаметр отверстия, мм (5–</w:t>
+      </w:r>
+      <m:oMath>
+        <m:sSub>
+          <m:sSubPr>
+            <m:ctrlPr>
+              <w:rPr>
+                <w:rFonts w:ascii="Cambria Math" w:hAnsi="Cambria Math"/>
+              </w:rPr>
+            </m:ctrlPr>
+          </m:sSubPr>
+          <m:e>
+            <m:r>
+              <w:rPr>
+                <w:rFonts w:ascii="Cambria Math" w:hAnsi="Cambria Math"/>
+              </w:rPr>
+              <m:t>d</m:t>
+            </m:r>
+          </m:e>
+          <m:sub>
+            <m:r>
+              <w:rPr>
+                <w:rFonts w:ascii="Cambria Math" w:hAnsi="Cambria Math"/>
+              </w:rPr>
+              <m:t>max</m:t>
+            </m:r>
+          </m:sub>
+        </m:sSub>
+      </m:oMath>
+      <w:r>
+        <w:t>);</w:t>
       </w:r>
     </w:p>
     <w:p>
@@ -3714,7 +3827,37 @@
         <w:t xml:space="preserve">– </w:t>
       </w:r>
       <w:r>
-        <w:t>эксцентриситет (смещение центра отверстия относительно центра шайбы вдоль оси X), мм (0–80);</w:t>
+        <w:t>эксцентриситет (смещение центра отверстия относительно центра шайбы вдоль оси X), мм (0–</w:t>
+      </w:r>
+      <m:oMath>
+        <m:sSub>
+          <m:sSubPr>
+            <m:ctrlPr>
+              <w:rPr>
+                <w:rFonts w:ascii="Cambria Math" w:hAnsi="Cambria Math"/>
+              </w:rPr>
+            </m:ctrlPr>
+          </m:sSubPr>
+          <m:e>
+            <m:r>
+              <w:rPr>
+                <w:rFonts w:ascii="Cambria Math" w:hAnsi="Cambria Math"/>
+              </w:rPr>
+              <m:t>e</m:t>
+            </m:r>
+          </m:e>
+          <m:sub>
+            <m:r>
+              <w:rPr>
+                <w:rFonts w:ascii="Cambria Math" w:hAnsi="Cambria Math"/>
+              </w:rPr>
+              <m:t>max</m:t>
+            </m:r>
+          </m:sub>
+        </m:sSub>
+      </m:oMath>
+      <w:r>
+        <w:t>);</w:t>
       </w:r>
     </w:p>
     <w:p>
@@ -3734,7 +3877,7 @@
         <w:t xml:space="preserve">– </w:t>
       </w:r>
       <w:r>
-        <w:t>минимальная толщина стенки, мм (0.5–10).</w:t>
+        <w:t>минимальная толщина стенки, мм (0,5–10).</w:t>
       </w:r>
     </w:p>
     <w:p>
@@ -3744,6 +3887,7 @@
     </w:p>
     <w:p>
       <w:r>
+        <w:lastRenderedPageBreak/>
         <w:t>Зависимые параметры:</w:t>
       </w:r>
       <w:r>
@@ -3768,18 +3912,12 @@
         <w:t xml:space="preserve"> </w:t>
       </w:r>
       <w:r>
-        <w:t>являются взаимозависимыми и должны удовлетворять условию</w:t>
-      </w:r>
-      <w:r>
-        <w:t xml:space="preserve"> 3.1</w:t>
-      </w:r>
-      <w:r>
-        <w:t>:</w:t>
+        <w:t>являются взаимозависимыми и должны удовлетворять условию (3.1):</w:t>
       </w:r>
     </w:p>
     <w:tbl>
       <w:tblPr>
-        <w:tblStyle w:val="af2"/>
+        <w:tblStyle w:val="TableGrid"/>
         <w:tblW w:w="9351" w:type="dxa"/>
         <w:tblBorders>
           <w:top w:val="none" w:sz="0" w:space="0" w:color="auto"/>
@@ -3905,18 +4043,12 @@
         <w:t xml:space="preserve"> </w:t>
       </w:r>
       <w:r>
-        <w:t>(верхнюю границу)</w:t>
-      </w:r>
-      <w:r>
-        <w:t xml:space="preserve"> по 3.2</w:t>
-      </w:r>
-      <w:r>
-        <w:t>:</w:t>
+        <w:t>(верхнюю границу) по формуле (3.2):</w:t>
       </w:r>
     </w:p>
     <w:tbl>
       <w:tblPr>
-        <w:tblStyle w:val="af2"/>
+        <w:tblStyle w:val="TableGrid"/>
         <w:tblW w:w="0" w:type="auto"/>
         <w:tblBorders>
           <w:top w:val="none" w:sz="0" w:space="0" w:color="auto"/>
@@ -3991,19 +4123,7 @@
                       <w:rPr>
                         <w:rFonts w:ascii="Cambria Math" w:hAnsi="Cambria Math"/>
                       </w:rPr>
-                      <m:t>D</m:t>
-                    </m:r>
-                    <m:r>
-                      <w:rPr>
-                        <w:rFonts w:ascii="Cambria Math" w:hAnsi="Cambria Math"/>
-                      </w:rPr>
-                      <m:t>-</m:t>
-                    </m:r>
-                    <m:r>
-                      <w:rPr>
-                        <w:rFonts w:ascii="Cambria Math" w:hAnsi="Cambria Math"/>
-                      </w:rPr>
-                      <m:t>d</m:t>
+                      <m:t>D-d</m:t>
                     </m:r>
                   </m:num>
                   <m:den>
@@ -4019,13 +4139,7 @@
                   <w:rPr>
                     <w:rFonts w:ascii="Cambria Math" w:hAnsi="Cambria Math"/>
                   </w:rPr>
-                  <m:t>-</m:t>
-                </m:r>
-                <m:r>
-                  <w:rPr>
-                    <w:rFonts w:ascii="Cambria Math" w:hAnsi="Cambria Math"/>
-                  </w:rPr>
-                  <m:t>S</m:t>
+                  <m:t>-S</m:t>
                 </m:r>
               </m:oMath>
             </m:oMathPara>
@@ -4086,18 +4200,12 @@
         <w:t xml:space="preserve"> </w:t>
       </w:r>
       <w:r>
-        <w:t>(верхнюю границу)</w:t>
-      </w:r>
-      <w:r>
-        <w:t xml:space="preserve"> по 3.3</w:t>
-      </w:r>
-      <w:r>
-        <w:t>:</w:t>
+        <w:t>(верхнюю границу) по формуле (3.3):</w:t>
       </w:r>
     </w:p>
     <w:tbl>
       <w:tblPr>
-        <w:tblStyle w:val="af2"/>
+        <w:tblStyle w:val="TableGrid"/>
         <w:tblW w:w="9351" w:type="dxa"/>
         <w:tblBorders>
           <w:top w:val="none" w:sz="0" w:space="0" w:color="auto"/>
@@ -4160,25 +4268,7 @@
                   <w:rPr>
                     <w:rFonts w:ascii="Cambria Math" w:hAnsi="Cambria Math"/>
                   </w:rPr>
-                  <m:t>=</m:t>
-                </m:r>
-                <m:r>
-                  <w:rPr>
-                    <w:rFonts w:ascii="Cambria Math" w:hAnsi="Cambria Math"/>
-                  </w:rPr>
-                  <m:t>D</m:t>
-                </m:r>
-                <m:r>
-                  <w:rPr>
-                    <w:rFonts w:ascii="Cambria Math" w:hAnsi="Cambria Math"/>
-                  </w:rPr>
-                  <m:t>-</m:t>
-                </m:r>
-                <m:r>
-                  <w:rPr>
-                    <w:rFonts w:ascii="Cambria Math" w:hAnsi="Cambria Math"/>
-                  </w:rPr>
-                  <m:t>2⋅</m:t>
+                  <m:t>=D-2⋅</m:t>
                 </m:r>
                 <m:d>
                   <m:dPr>
@@ -4193,19 +4283,7 @@
                       <w:rPr>
                         <w:rFonts w:ascii="Cambria Math" w:hAnsi="Cambria Math"/>
                       </w:rPr>
-                      <m:t>e</m:t>
-                    </m:r>
-                    <m:r>
-                      <w:rPr>
-                        <w:rFonts w:ascii="Cambria Math" w:hAnsi="Cambria Math"/>
-                      </w:rPr>
-                      <m:t>+</m:t>
-                    </m:r>
-                    <m:r>
-                      <w:rPr>
-                        <w:rFonts w:ascii="Cambria Math" w:hAnsi="Cambria Math"/>
-                      </w:rPr>
-                      <m:t>S</m:t>
+                      <m:t>e+S</m:t>
                     </m:r>
                   </m:e>
                 </m:d>
@@ -4376,33 +4454,67 @@
       </w:r>
     </w:p>
     <w:p>
-      <w:r>
+      <w:pPr>
+        <w:rPr>
+          <w:rFonts w:eastAsia="SimSun"/>
+          <w:lang w:eastAsia="zh-CN"/>
+        </w:rPr>
+      </w:pPr>
+    </w:p>
+    <w:p>
+      <w:pPr>
+        <w:ind w:firstLine="0"/>
+        <w:jc w:val="center"/>
+      </w:pPr>
+      <w:r>
+        <w:rPr>
+          <w:b/>
+          <w:bCs/>
+        </w:rPr>
         <w:t>3.1.2 Требования к численности и квалификации персонала системы</w:t>
       </w:r>
-      <w:r>
-        <w:t>.</w:t>
-      </w:r>
-    </w:p>
-    <w:p>
-      <w:r>
-        <w:t xml:space="preserve">Дополнительные требования к численности и квалификации персонала не предъявляются. Пользователь должен владеть базовыми навыками работы с </w:t>
-      </w:r>
-      <w:proofErr w:type="spellStart"/>
-      <w:r>
-        <w:t>nanoCAD</w:t>
-      </w:r>
-      <w:proofErr w:type="spellEnd"/>
-      <w:r>
-        <w:t>.</w:t>
-      </w:r>
-    </w:p>
-    <w:p>
-      <w:r>
+    </w:p>
+    <w:p>
+      <w:pPr>
+        <w:rPr>
+          <w:rFonts w:eastAsia="SimSun"/>
+          <w:lang w:eastAsia="zh-CN"/>
+        </w:rPr>
+      </w:pPr>
+    </w:p>
+    <w:p>
+      <w:r>
+        <w:t>Дополнительные требования к численности и квалификации персонала не предъявляются. Пользователь должен владеть базовыми навыками работы с nanoCAD.</w:t>
+      </w:r>
+    </w:p>
+    <w:p>
+      <w:pPr>
+        <w:rPr>
+          <w:rFonts w:eastAsia="SimSun"/>
+          <w:lang w:eastAsia="zh-CN"/>
+        </w:rPr>
+      </w:pPr>
+    </w:p>
+    <w:p>
+      <w:pPr>
+        <w:ind w:firstLine="0"/>
+        <w:jc w:val="center"/>
+      </w:pPr>
+      <w:r>
+        <w:rPr>
+          <w:b/>
+          <w:bCs/>
+        </w:rPr>
         <w:t>3.1.3 Показатели назначения</w:t>
       </w:r>
-      <w:r>
-        <w:t>.</w:t>
-      </w:r>
+    </w:p>
+    <w:p>
+      <w:pPr>
+        <w:rPr>
+          <w:rFonts w:eastAsia="SimSun"/>
+          <w:lang w:eastAsia="zh-CN"/>
+        </w:rPr>
+      </w:pPr>
     </w:p>
     <w:p>
       <w:r>
@@ -4421,21 +4533,7 @@
         <w:t>в</w:t>
       </w:r>
       <w:r>
-        <w:t xml:space="preserve">ремя построения модели при условии запущенного </w:t>
-      </w:r>
-      <w:proofErr w:type="spellStart"/>
-      <w:r>
-        <w:t>nanoCAD</w:t>
-      </w:r>
-      <w:proofErr w:type="spellEnd"/>
-      <w:r>
-        <w:t xml:space="preserve"> не должно превышать</w:t>
-      </w:r>
-      <w:r>
-        <w:t xml:space="preserve"> </w:t>
-      </w:r>
-      <w:r>
-        <w:t>одной минуты.</w:t>
+        <w:t>ремя построения модели при условии запущенного nanoCAD не должно превышать одной минуты;</w:t>
       </w:r>
     </w:p>
     <w:p>
@@ -4447,34 +4545,11 @@
         <w:ind w:left="0" w:firstLine="709"/>
       </w:pPr>
       <w:r>
+        <w:lastRenderedPageBreak/>
         <w:t>с</w:t>
       </w:r>
       <w:r>
-        <w:t>истема не должна позволять выполнять построение детали при некорректно заданных параметрах, включая нарушение зависимости</w:t>
-      </w:r>
-      <w:r>
-        <w:t xml:space="preserve"> </w:t>
-      </w:r>
-      <w:r>
-        <w:t>d</w:t>
-      </w:r>
-      <w:r>
-        <w:t xml:space="preserve"> </w:t>
-      </w:r>
-      <w:r>
-        <w:t>и</w:t>
-      </w:r>
-      <w:r>
-        <w:t xml:space="preserve"> </w:t>
-      </w:r>
-      <w:r>
-        <w:t>e</w:t>
-      </w:r>
-      <w:r>
-        <w:t xml:space="preserve"> </w:t>
-      </w:r>
-      <w:r>
-        <w:t>согласно п. 3.1.1.</w:t>
+        <w:t>истема не должна позволять выполнять построение детали при некорректно заданных параметрах, включая нарушение зависимости d и e согласно п. 3.1.1;</w:t>
       </w:r>
     </w:p>
     <w:p>
@@ -4486,19 +4561,37 @@
         <w:ind w:left="0" w:firstLine="709"/>
       </w:pPr>
       <w:r>
-        <w:t>т</w:t>
-      </w:r>
-      <w:r>
-        <w:t>ребования к аппаратной части, достаточной для выполнения указанных показателей, уточняются на этапе технического проектирования.</w:t>
-      </w:r>
-    </w:p>
-    <w:p>
-      <w:r>
+        <w:t>требования к аппаратной части, достаточной для выполнения указанных показателей, приведены в п. 3.3.5.</w:t>
+      </w:r>
+    </w:p>
+    <w:p>
+      <w:pPr>
+        <w:rPr>
+          <w:rFonts w:eastAsia="SimSun"/>
+          <w:lang w:eastAsia="zh-CN"/>
+        </w:rPr>
+      </w:pPr>
+    </w:p>
+    <w:p>
+      <w:pPr>
+        <w:ind w:firstLine="0"/>
+        <w:jc w:val="center"/>
+      </w:pPr>
+      <w:r>
+        <w:rPr>
+          <w:b/>
+          <w:bCs/>
+        </w:rPr>
         <w:t>3.1.4 Требования к надежности</w:t>
       </w:r>
-      <w:r>
-        <w:t>.</w:t>
-      </w:r>
+    </w:p>
+    <w:p>
+      <w:pPr>
+        <w:rPr>
+          <w:rFonts w:eastAsia="SimSun"/>
+          <w:lang w:eastAsia="zh-CN"/>
+        </w:rPr>
+      </w:pPr>
     </w:p>
     <w:p>
       <w:r>
@@ -4506,13 +4599,33 @@
       </w:r>
     </w:p>
     <w:p>
-      <w:r>
-        <w:lastRenderedPageBreak/>
+      <w:pPr>
+        <w:rPr>
+          <w:rFonts w:eastAsia="SimSun"/>
+          <w:lang w:eastAsia="zh-CN"/>
+        </w:rPr>
+      </w:pPr>
+    </w:p>
+    <w:p>
+      <w:pPr>
+        <w:ind w:firstLine="0"/>
+        <w:jc w:val="center"/>
+      </w:pPr>
+      <w:r>
+        <w:rPr>
+          <w:b/>
+          <w:bCs/>
+        </w:rPr>
         <w:t>3.1.5 Требования к безопасности</w:t>
       </w:r>
-      <w:r>
-        <w:t>.</w:t>
-      </w:r>
+    </w:p>
+    <w:p>
+      <w:pPr>
+        <w:rPr>
+          <w:rFonts w:eastAsia="SimSun"/>
+          <w:lang w:eastAsia="zh-CN"/>
+        </w:rPr>
+      </w:pPr>
     </w:p>
     <w:p>
       <w:r>
@@ -4520,33 +4633,41 @@
       </w:r>
     </w:p>
     <w:p>
-      <w:r>
+      <w:pPr>
+        <w:rPr>
+          <w:rFonts w:eastAsia="SimSun"/>
+          <w:lang w:eastAsia="zh-CN"/>
+        </w:rPr>
+      </w:pPr>
+    </w:p>
+    <w:p>
+      <w:pPr>
+        <w:ind w:firstLine="0"/>
+        <w:jc w:val="center"/>
+      </w:pPr>
+      <w:r>
+        <w:rPr>
+          <w:b/>
+          <w:bCs/>
+        </w:rPr>
         <w:t>3.1.6 Требования к эргономике и технической эстетике</w:t>
       </w:r>
-      <w:r>
-        <w:t>.</w:t>
-      </w:r>
-    </w:p>
-    <w:p>
-      <w:r>
-        <w:t xml:space="preserve">Пользовательский интерфейс должен быть выполнен в виде </w:t>
-      </w:r>
-      <w:proofErr w:type="spellStart"/>
-      <w:r>
-        <w:t>desktop</w:t>
-      </w:r>
-      <w:proofErr w:type="spellEnd"/>
+    </w:p>
+    <w:p>
+      <w:pPr>
+        <w:rPr>
+          <w:rFonts w:eastAsia="SimSun"/>
+          <w:lang w:eastAsia="zh-CN"/>
+        </w:rPr>
+      </w:pPr>
+    </w:p>
+    <w:p>
+      <w:r>
+        <w:t>Пользовательский интерфейс должен быть выполнен в виде desktop</w:t>
+      </w:r>
       <w:r>
         <w:noBreakHyphen/>
-        <w:t xml:space="preserve">интерфейса с использованием </w:t>
-      </w:r>
-      <w:proofErr w:type="spellStart"/>
-      <w:r>
-        <w:t>WindowsForms</w:t>
-      </w:r>
-      <w:proofErr w:type="spellEnd"/>
-      <w:r>
-        <w:t>, WPF или аналогичных средств для ОС Windows 10 и выше.</w:t>
+        <w:t>интерфейса с использованием Windows Forms, WPF или аналогичных средств для ОС Windows 10 и выше.</w:t>
       </w:r>
     </w:p>
     <w:p>
@@ -4560,27 +4681,37 @@
         <w:t xml:space="preserve">1920×1080, </w:t>
       </w:r>
       <w:r>
-        <w:t xml:space="preserve">элементы интерфейса должны отвечать рекомендациям по верстке интерфейсов </w:t>
-      </w:r>
-      <w:proofErr w:type="spellStart"/>
-      <w:r>
-        <w:t>desktop</w:t>
-      </w:r>
-      <w:proofErr w:type="spellEnd"/>
-      <w:r>
-        <w:t>-приложений указанным в источнике [1]</w:t>
-      </w:r>
-      <w:r>
-        <w:t>.</w:t>
-      </w:r>
-    </w:p>
-    <w:p>
-      <w:r>
+        <w:t>элементы интерфейса должны отвечать рекомендациям по верстке интерфейсов desktop-приложений, указанным в источнике [5].</w:t>
+      </w:r>
+    </w:p>
+    <w:p>
+      <w:pPr>
+        <w:rPr>
+          <w:rFonts w:eastAsia="SimSun"/>
+          <w:lang w:eastAsia="zh-CN"/>
+        </w:rPr>
+      </w:pPr>
+    </w:p>
+    <w:p>
+      <w:pPr>
+        <w:ind w:firstLine="0"/>
+        <w:jc w:val="center"/>
+      </w:pPr>
+      <w:r>
+        <w:rPr>
+          <w:b/>
+          <w:bCs/>
+        </w:rPr>
         <w:t>3.1.7 Требования к эксплуатации, техническому обслуживанию, ремонту и хранению компонентов системы</w:t>
       </w:r>
-      <w:r>
-        <w:t>.</w:t>
-      </w:r>
+    </w:p>
+    <w:p>
+      <w:pPr>
+        <w:rPr>
+          <w:rFonts w:eastAsia="SimSun"/>
+          <w:lang w:eastAsia="zh-CN"/>
+        </w:rPr>
+      </w:pPr>
     </w:p>
     <w:p>
       <w:r>
@@ -4588,12 +4719,33 @@
       </w:r>
     </w:p>
     <w:p>
-      <w:r>
+      <w:pPr>
+        <w:rPr>
+          <w:rFonts w:eastAsia="SimSun"/>
+          <w:lang w:eastAsia="zh-CN"/>
+        </w:rPr>
+      </w:pPr>
+    </w:p>
+    <w:p>
+      <w:pPr>
+        <w:ind w:firstLine="0"/>
+        <w:jc w:val="center"/>
+      </w:pPr>
+      <w:r>
+        <w:rPr>
+          <w:b/>
+          <w:bCs/>
+        </w:rPr>
         <w:t>3.1.8 Требования к защите информации от несанкционированного доступа</w:t>
       </w:r>
-      <w:r>
-        <w:t>.</w:t>
-      </w:r>
+    </w:p>
+    <w:p>
+      <w:pPr>
+        <w:rPr>
+          <w:rFonts w:eastAsia="SimSun"/>
+          <w:lang w:eastAsia="zh-CN"/>
+        </w:rPr>
+      </w:pPr>
     </w:p>
     <w:p>
       <w:r>
@@ -4601,12 +4753,33 @@
       </w:r>
     </w:p>
     <w:p>
-      <w:r>
+      <w:pPr>
+        <w:rPr>
+          <w:rFonts w:eastAsia="SimSun"/>
+          <w:lang w:eastAsia="zh-CN"/>
+        </w:rPr>
+      </w:pPr>
+    </w:p>
+    <w:p>
+      <w:pPr>
+        <w:ind w:firstLine="0"/>
+        <w:jc w:val="center"/>
+      </w:pPr>
+      <w:r>
+        <w:rPr>
+          <w:b/>
+          <w:bCs/>
+        </w:rPr>
         <w:t>3.1.9 Требования по сохранности информации при авариях</w:t>
       </w:r>
-      <w:r>
-        <w:t>.</w:t>
-      </w:r>
+    </w:p>
+    <w:p>
+      <w:pPr>
+        <w:rPr>
+          <w:rFonts w:eastAsia="SimSun"/>
+          <w:lang w:eastAsia="zh-CN"/>
+        </w:rPr>
+      </w:pPr>
     </w:p>
     <w:p>
       <w:r>
@@ -4614,12 +4787,33 @@
       </w:r>
     </w:p>
     <w:p>
-      <w:r>
+      <w:pPr>
+        <w:rPr>
+          <w:rFonts w:eastAsia="SimSun"/>
+          <w:lang w:eastAsia="zh-CN"/>
+        </w:rPr>
+      </w:pPr>
+    </w:p>
+    <w:p>
+      <w:pPr>
+        <w:ind w:firstLine="0"/>
+        <w:jc w:val="center"/>
+      </w:pPr>
+      <w:r>
+        <w:rPr>
+          <w:b/>
+          <w:bCs/>
+        </w:rPr>
         <w:t>3.1.10 Требования к защите от влияния внешних воздействий</w:t>
       </w:r>
-      <w:r>
-        <w:t>.</w:t>
-      </w:r>
+    </w:p>
+    <w:p>
+      <w:pPr>
+        <w:rPr>
+          <w:rFonts w:eastAsia="SimSun"/>
+          <w:lang w:eastAsia="zh-CN"/>
+        </w:rPr>
+      </w:pPr>
     </w:p>
     <w:p>
       <w:r>
@@ -4627,12 +4821,33 @@
       </w:r>
     </w:p>
     <w:p>
-      <w:r>
+      <w:pPr>
+        <w:rPr>
+          <w:rFonts w:eastAsia="SimSun"/>
+          <w:lang w:eastAsia="zh-CN"/>
+        </w:rPr>
+      </w:pPr>
+    </w:p>
+    <w:p>
+      <w:pPr>
+        <w:ind w:firstLine="0"/>
+        <w:jc w:val="center"/>
+      </w:pPr>
+      <w:r>
+        <w:rPr>
+          <w:b/>
+          <w:bCs/>
+        </w:rPr>
         <w:t>3.1.11 Требования к патентной чистоте</w:t>
       </w:r>
-      <w:r>
-        <w:t>.</w:t>
-      </w:r>
+    </w:p>
+    <w:p>
+      <w:pPr>
+        <w:rPr>
+          <w:rFonts w:eastAsia="SimSun"/>
+          <w:lang w:eastAsia="zh-CN"/>
+        </w:rPr>
+      </w:pPr>
     </w:p>
     <w:p>
       <w:r>
@@ -4640,12 +4855,33 @@
       </w:r>
     </w:p>
     <w:p>
-      <w:r>
+      <w:pPr>
+        <w:rPr>
+          <w:rFonts w:eastAsia="SimSun"/>
+          <w:lang w:eastAsia="zh-CN"/>
+        </w:rPr>
+      </w:pPr>
+    </w:p>
+    <w:p>
+      <w:pPr>
+        <w:ind w:firstLine="0"/>
+        <w:jc w:val="center"/>
+      </w:pPr>
+      <w:r>
+        <w:rPr>
+          <w:b/>
+          <w:bCs/>
+        </w:rPr>
         <w:t>3.1.12 Требования по стандартизации и унификации</w:t>
       </w:r>
-      <w:r>
-        <w:t>.</w:t>
-      </w:r>
+    </w:p>
+    <w:p>
+      <w:pPr>
+        <w:rPr>
+          <w:rFonts w:eastAsia="SimSun"/>
+          <w:lang w:eastAsia="zh-CN"/>
+        </w:rPr>
+      </w:pPr>
     </w:p>
     <w:p>
       <w:r>
@@ -4655,13 +4891,7 @@
         <w:t xml:space="preserve"> </w:t>
       </w:r>
       <w:r>
-        <w:t>Р50-54-38-88</w:t>
-      </w:r>
-      <w:r>
-        <w:t xml:space="preserve"> </w:t>
-      </w:r>
-      <w:r>
-        <w:t>«Общесистемное ядро САПР машиностроительного применения. Общие требования».</w:t>
+        <w:t>Р 50-54-38-88 «Общесистемное ядро САПР машиностроительного применения. Общие требования» [6].</w:t>
       </w:r>
     </w:p>
     <w:p>
@@ -4671,11 +4901,10 @@
     </w:p>
     <w:p>
       <w:pPr>
-        <w:pStyle w:val="2"/>
+        <w:pStyle w:val="Heading2"/>
       </w:pPr>
       <w:bookmarkStart w:id="32" w:name="_Toc240361344"/>
       <w:r>
-        <w:lastRenderedPageBreak/>
         <w:t>3.2 Требования к функциям (задачам), выполняемым АС</w:t>
       </w:r>
       <w:bookmarkEnd w:id="32"/>
@@ -4690,31 +4919,44 @@
       <w:pPr>
         <w:keepNext/>
         <w:keepLines/>
+        <w:ind w:firstLine="0"/>
+        <w:jc w:val="center"/>
       </w:pPr>
       <w:commentRangeStart w:id="33"/>
       <w:commentRangeStart w:id="34"/>
       <w:r>
+        <w:rPr>
+          <w:b/>
+          <w:bCs/>
+        </w:rPr>
         <w:t>3.2.1 Перечень функций, задач или их комплексов</w:t>
       </w:r>
-      <w:r>
-        <w:t>.</w:t>
-      </w:r>
       <w:commentRangeEnd w:id="33"/>
       <w:r>
         <w:rPr>
-          <w:rStyle w:val="af1"/>
+          <w:rStyle w:val="CommentReference"/>
+          <w:sz w:val="28"/>
+          <w:szCs w:val="22"/>
         </w:rPr>
         <w:commentReference w:id="33"/>
       </w:r>
       <w:commentRangeEnd w:id="34"/>
       <w:r>
         <w:rPr>
-          <w:rStyle w:val="af1"/>
-          <w:rFonts w:asciiTheme="minorHAnsi" w:eastAsiaTheme="minorEastAsia" w:hAnsiTheme="minorHAnsi" w:cstheme="minorBidi"/>
-          <w:lang w:val="en-US" w:eastAsia="zh-CN"/>
+          <w:rStyle w:val="CommentReference"/>
+          <w:sz w:val="28"/>
+          <w:szCs w:val="22"/>
         </w:rPr>
         <w:commentReference w:id="34"/>
       </w:r>
+    </w:p>
+    <w:p>
+      <w:pPr>
+        <w:rPr>
+          <w:rFonts w:eastAsia="SimSun"/>
+          <w:lang w:eastAsia="zh-CN"/>
+        </w:rPr>
+      </w:pPr>
     </w:p>
     <w:p>
       <w:pPr>
@@ -4763,6 +5005,7 @@
         <w:ind w:left="0" w:firstLine="709"/>
       </w:pPr>
       <w:r>
+        <w:lastRenderedPageBreak/>
         <w:t>вычисление допустимых диапазонов для зависимых параметров</w:t>
       </w:r>
       <w:r>
@@ -4815,15 +5058,7 @@
       </w:r>
       <w:r>
         <w:noBreakHyphen/>
-        <w:t xml:space="preserve">модели в </w:t>
-      </w:r>
-      <w:proofErr w:type="spellStart"/>
-      <w:r>
-        <w:t>nanoCAD</w:t>
-      </w:r>
-      <w:proofErr w:type="spellEnd"/>
-      <w:r>
-        <w:t xml:space="preserve"> через .NET API (создание 3D</w:t>
+        <w:t>модели в nanoCAD через .NET API (создание 3D</w:t>
       </w:r>
       <w:r>
         <w:noBreakHyphen/>
@@ -4845,7 +5080,7 @@
     <w:p/>
     <w:p>
       <w:pPr>
-        <w:pStyle w:val="2"/>
+        <w:pStyle w:val="Heading2"/>
       </w:pPr>
       <w:bookmarkStart w:id="35" w:name="_Toc240361345"/>
       <w:r>
@@ -4855,44 +5090,59 @@
     </w:p>
     <w:p/>
     <w:p>
-      <w:r>
+      <w:pPr>
+        <w:ind w:firstLine="0"/>
+        <w:jc w:val="center"/>
+      </w:pPr>
+      <w:r>
+        <w:rPr>
+          <w:b/>
+          <w:bCs/>
+        </w:rPr>
         <w:t>3.3.1 Требования к математическому обеспечению системы</w:t>
       </w:r>
-      <w:r>
-        <w:t>.</w:t>
-      </w:r>
-    </w:p>
-    <w:p>
-      <w:r>
-        <w:t>Дополнительные требования не предъявляются. Математическое обеспечение включает расчёт зависимостей параметров и диапазонов (</w:t>
-      </w:r>
-      <w:proofErr w:type="spellStart"/>
-      <w:r>
-        <w:t>e_max</w:t>
-      </w:r>
-      <w:proofErr w:type="spellEnd"/>
-      <w:r>
-        <w:t>,</w:t>
-      </w:r>
-      <w:r>
-        <w:t xml:space="preserve"> </w:t>
-      </w:r>
-      <w:proofErr w:type="spellStart"/>
-      <w:r>
-        <w:t>d_max</w:t>
-      </w:r>
-      <w:proofErr w:type="spellEnd"/>
-      <w:r>
-        <w:t>) и проверки корректности.</w:t>
-      </w:r>
-    </w:p>
-    <w:p>
-      <w:r>
+    </w:p>
+    <w:p>
+      <w:pPr>
+        <w:rPr>
+          <w:rFonts w:eastAsia="SimSun"/>
+          <w:lang w:eastAsia="zh-CN"/>
+        </w:rPr>
+      </w:pPr>
+    </w:p>
+    <w:p>
+      <w:r>
+        <w:t>Математическое обеспечение системы должно включать расчёт верхних границ допустимых значений параметров e и d по формулам (3.2) и (3.3) и проверку условий корректности параметров, приведённых в п. 3.1.1.</w:t>
+      </w:r>
+    </w:p>
+    <w:p>
+      <w:pPr>
+        <w:rPr>
+          <w:rFonts w:eastAsia="SimSun"/>
+          <w:lang w:eastAsia="zh-CN"/>
+        </w:rPr>
+      </w:pPr>
+    </w:p>
+    <w:p>
+      <w:pPr>
+        <w:ind w:firstLine="0"/>
+        <w:jc w:val="center"/>
+      </w:pPr>
+      <w:r>
+        <w:rPr>
+          <w:b/>
+          <w:bCs/>
+        </w:rPr>
         <w:t>3.3.2 Требования к информационному обеспечению системы</w:t>
       </w:r>
-      <w:r>
-        <w:t>.</w:t>
-      </w:r>
+    </w:p>
+    <w:p>
+      <w:pPr>
+        <w:rPr>
+          <w:rFonts w:eastAsia="SimSun"/>
+          <w:lang w:eastAsia="zh-CN"/>
+        </w:rPr>
+      </w:pPr>
     </w:p>
     <w:p>
       <w:r>
@@ -4900,12 +5150,33 @@
       </w:r>
     </w:p>
     <w:p>
-      <w:r>
+      <w:pPr>
+        <w:rPr>
+          <w:rFonts w:eastAsia="SimSun"/>
+          <w:lang w:eastAsia="zh-CN"/>
+        </w:rPr>
+      </w:pPr>
+    </w:p>
+    <w:p>
+      <w:pPr>
+        <w:ind w:firstLine="0"/>
+        <w:jc w:val="center"/>
+      </w:pPr>
+      <w:r>
+        <w:rPr>
+          <w:b/>
+          <w:bCs/>
+        </w:rPr>
         <w:t>3.3.3 Требования к лингвистическому обеспечению системы</w:t>
       </w:r>
-      <w:r>
-        <w:t>.</w:t>
-      </w:r>
+    </w:p>
+    <w:p>
+      <w:pPr>
+        <w:rPr>
+          <w:rFonts w:eastAsia="SimSun"/>
+          <w:lang w:eastAsia="zh-CN"/>
+        </w:rPr>
+      </w:pPr>
     </w:p>
     <w:p>
       <w:r>
@@ -4913,12 +5184,33 @@
       </w:r>
     </w:p>
     <w:p>
-      <w:r>
+      <w:pPr>
+        <w:rPr>
+          <w:rFonts w:eastAsia="SimSun"/>
+          <w:lang w:eastAsia="zh-CN"/>
+        </w:rPr>
+      </w:pPr>
+    </w:p>
+    <w:p>
+      <w:pPr>
+        <w:ind w:firstLine="0"/>
+        <w:jc w:val="center"/>
+      </w:pPr>
+      <w:r>
+        <w:rPr>
+          <w:b/>
+          <w:bCs/>
+        </w:rPr>
         <w:t>3.3.4 Требования к программному обеспечению системы</w:t>
       </w:r>
-      <w:r>
-        <w:t>.</w:t>
-      </w:r>
+    </w:p>
+    <w:p>
+      <w:pPr>
+        <w:rPr>
+          <w:rFonts w:eastAsia="SimSun"/>
+          <w:lang w:eastAsia="zh-CN"/>
+        </w:rPr>
+      </w:pPr>
     </w:p>
     <w:p>
       <w:pPr>
@@ -4934,13 +5226,8 @@
       <w:r>
         <w:t xml:space="preserve"> </w:t>
       </w:r>
-      <w:proofErr w:type="spellStart"/>
-      <w:r>
-        <w:t>nanoCAD</w:t>
-      </w:r>
-      <w:proofErr w:type="spellEnd"/>
-      <w:r>
-        <w:t xml:space="preserve"> 26</w:t>
+      <w:r>
+        <w:t>nanoCAD 26</w:t>
       </w:r>
       <w:r>
         <w:t xml:space="preserve"> </w:t>
@@ -4958,7 +5245,6 @@
         <w:ind w:left="0" w:firstLine="709"/>
       </w:pPr>
       <w:r>
-        <w:lastRenderedPageBreak/>
         <w:t>Плагин:</w:t>
       </w:r>
       <w:r>
@@ -4983,6 +5269,7 @@
         <w:ind w:left="0" w:firstLine="709"/>
       </w:pPr>
       <w:r>
+        <w:lastRenderedPageBreak/>
         <w:t>ОС: Windows 10 и выше, разрядность</w:t>
       </w:r>
       <w:r>
@@ -5001,41 +5288,41 @@
         <w:ind w:left="0" w:firstLine="709"/>
       </w:pPr>
       <w:r>
-        <w:t xml:space="preserve">В части качества кода рекомендуется применение </w:t>
-      </w:r>
-      <w:proofErr w:type="spellStart"/>
-      <w:r>
-        <w:t>unit</w:t>
-      </w:r>
-      <w:proofErr w:type="spellEnd"/>
+        <w:t>В части качества кода рекомендуется применение unit</w:t>
+      </w:r>
       <w:r>
         <w:noBreakHyphen/>
-        <w:t xml:space="preserve">тестов (например, </w:t>
-      </w:r>
-      <w:proofErr w:type="spellStart"/>
-      <w:r>
-        <w:t>NUnit</w:t>
-      </w:r>
-      <w:proofErr w:type="spellEnd"/>
-      <w:r>
-        <w:t xml:space="preserve">) для проверки расчётов диапазонов и правил валидации (логика проверяется отдельно от API </w:t>
-      </w:r>
-      <w:proofErr w:type="spellStart"/>
-      <w:r>
-        <w:t>nanoCAD</w:t>
-      </w:r>
-      <w:proofErr w:type="spellEnd"/>
-      <w:r>
-        <w:t>).</w:t>
-      </w:r>
-    </w:p>
-    <w:p>
-      <w:r>
+        <w:t>тестов (например, NUnit) для проверки расчётов диапазонов и правил валидации (логика проверяется отдельно от API nanoCAD).</w:t>
+      </w:r>
+    </w:p>
+    <w:p>
+      <w:pPr>
+        <w:rPr>
+          <w:rFonts w:eastAsia="SimSun"/>
+          <w:lang w:eastAsia="zh-CN"/>
+        </w:rPr>
+      </w:pPr>
+    </w:p>
+    <w:p>
+      <w:pPr>
+        <w:ind w:firstLine="0"/>
+        <w:jc w:val="center"/>
+      </w:pPr>
+      <w:r>
+        <w:rPr>
+          <w:b/>
+          <w:bCs/>
+        </w:rPr>
         <w:t>3.3.5 Требования к техническому обеспечению системы</w:t>
       </w:r>
-      <w:r>
-        <w:t>.</w:t>
-      </w:r>
+    </w:p>
+    <w:p>
+      <w:pPr>
+        <w:rPr>
+          <w:rFonts w:eastAsia="SimSun"/>
+          <w:lang w:eastAsia="zh-CN"/>
+        </w:rPr>
+      </w:pPr>
     </w:p>
     <w:p>
       <w:r>
@@ -5051,7 +5338,7 @@
         <w:ind w:left="0" w:firstLine="709"/>
       </w:pPr>
       <w:r>
-        <w:t>ЦП: 2.5 ГГц и выше;</w:t>
+        <w:t>ЦП: тактовая частота не менее 2,5 ГГц;</w:t>
       </w:r>
     </w:p>
     <w:p>
@@ -5063,7 +5350,7 @@
         <w:ind w:left="0" w:firstLine="709"/>
       </w:pPr>
       <w:r>
-        <w:t>ОЗУ: 8–16 ГБ;</w:t>
+        <w:t>ОЗУ: не менее 8 ГБ;</w:t>
       </w:r>
     </w:p>
     <w:p>
@@ -5075,15 +5362,7 @@
         <w:ind w:left="0" w:firstLine="709"/>
       </w:pPr>
       <w:r>
-        <w:t xml:space="preserve">место на диске: 10 ГБ и более (с учётом установки </w:t>
-      </w:r>
-      <w:proofErr w:type="spellStart"/>
-      <w:r>
-        <w:t>nanoCAD</w:t>
-      </w:r>
-      <w:proofErr w:type="spellEnd"/>
-      <w:r>
-        <w:t xml:space="preserve"> и SDK);</w:t>
+        <w:t>место на диске: 10 ГБ и более (с учётом установки nanoCAD и SDK);</w:t>
       </w:r>
     </w:p>
     <w:p>
@@ -5095,24 +5374,37 @@
         <w:ind w:left="0" w:firstLine="709"/>
       </w:pPr>
       <w:r>
-        <w:t xml:space="preserve">графическая подсистема с поддержкой DirectX (по требованиям </w:t>
-      </w:r>
-      <w:proofErr w:type="spellStart"/>
-      <w:r>
-        <w:t>nanoCAD</w:t>
-      </w:r>
-      <w:proofErr w:type="spellEnd"/>
-      <w:r>
-        <w:t>).</w:t>
-      </w:r>
-    </w:p>
-    <w:p>
-      <w:r>
+        <w:t>графическая подсистема с поддержкой DirectX (по требованиям nanoCAD).</w:t>
+      </w:r>
+    </w:p>
+    <w:p>
+      <w:pPr>
+        <w:rPr>
+          <w:rFonts w:eastAsia="SimSun"/>
+          <w:lang w:eastAsia="zh-CN"/>
+        </w:rPr>
+      </w:pPr>
+    </w:p>
+    <w:p>
+      <w:pPr>
+        <w:ind w:firstLine="0"/>
+        <w:jc w:val="center"/>
+      </w:pPr>
+      <w:r>
+        <w:rPr>
+          <w:b/>
+          <w:bCs/>
+        </w:rPr>
         <w:t>3.3.6 Требования к метрологическому обеспечению</w:t>
       </w:r>
-      <w:r>
-        <w:t>.</w:t>
-      </w:r>
+    </w:p>
+    <w:p>
+      <w:pPr>
+        <w:rPr>
+          <w:rFonts w:eastAsia="SimSun"/>
+          <w:lang w:eastAsia="zh-CN"/>
+        </w:rPr>
+      </w:pPr>
     </w:p>
     <w:p>
       <w:r>
@@ -5120,12 +5412,33 @@
       </w:r>
     </w:p>
     <w:p>
-      <w:r>
+      <w:pPr>
+        <w:rPr>
+          <w:rFonts w:eastAsia="SimSun"/>
+          <w:lang w:eastAsia="zh-CN"/>
+        </w:rPr>
+      </w:pPr>
+    </w:p>
+    <w:p>
+      <w:pPr>
+        <w:ind w:firstLine="0"/>
+        <w:jc w:val="center"/>
+      </w:pPr>
+      <w:r>
+        <w:rPr>
+          <w:b/>
+          <w:bCs/>
+        </w:rPr>
         <w:t>3.3.7 Требования к организационному обеспечению</w:t>
       </w:r>
-      <w:r>
-        <w:t>.</w:t>
-      </w:r>
+    </w:p>
+    <w:p>
+      <w:pPr>
+        <w:rPr>
+          <w:rFonts w:eastAsia="SimSun"/>
+          <w:lang w:eastAsia="zh-CN"/>
+        </w:rPr>
+      </w:pPr>
     </w:p>
     <w:p>
       <w:r>
@@ -5135,7 +5448,7 @@
     <w:p/>
     <w:p>
       <w:pPr>
-        <w:pStyle w:val="2"/>
+        <w:pStyle w:val="Heading2"/>
       </w:pPr>
       <w:bookmarkStart w:id="36" w:name="_Toc240361346"/>
       <w:r>
@@ -5146,7 +5459,7 @@
     <w:p/>
     <w:p>
       <w:r>
-        <w:t>Требования к общим техническим требованиям к АС не предъявляются.</w:t>
+        <w:t>Общие технические требования к АС не предъявляются.</w:t>
       </w:r>
     </w:p>
     <w:p>
@@ -5156,7 +5469,7 @@
     </w:p>
     <w:p>
       <w:pPr>
-        <w:pStyle w:val="1"/>
+        <w:pStyle w:val="Heading1"/>
         <w:rPr>
           <w:rFonts w:eastAsia="SimSun" w:cs="Times New Roman"/>
           <w:bCs/>
@@ -5210,7 +5523,6 @@
         </w:rPr>
         <w:t xml:space="preserve">Этапы проведения работ по разработке </w:t>
       </w:r>
-      <w:proofErr w:type="spellStart"/>
       <w:r>
         <w:rPr>
           <w:rFonts w:eastAsia="SimSun"/>
@@ -5219,7 +5531,6 @@
         </w:rPr>
         <w:t>WasherPlugin</w:t>
       </w:r>
-      <w:proofErr w:type="spellEnd"/>
       <w:r>
         <w:rPr>
           <w:rFonts w:eastAsia="SimSun"/>
@@ -5264,7 +5575,7 @@
           <w:szCs w:val="28"/>
           <w:lang w:eastAsia="zh-CN"/>
         </w:rPr>
-        <w:t xml:space="preserve">Таблица </w:t>
+        <w:t xml:space="preserve">Таблица 4.1 – </w:t>
       </w:r>
       <w:r>
         <w:rPr>
@@ -5272,9 +5583,8 @@
           <w:szCs w:val="28"/>
           <w:lang w:eastAsia="zh-CN"/>
         </w:rPr>
-        <w:t xml:space="preserve">4.1 − Этапы проведения работ по разработке </w:t>
-      </w:r>
-      <w:proofErr w:type="spellStart"/>
+        <w:t xml:space="preserve">Этапы проведения работ по разработке </w:t>
+      </w:r>
       <w:r>
         <w:rPr>
           <w:rFonts w:eastAsia="SimSun"/>
@@ -5283,37 +5593,32 @@
         </w:rPr>
         <w:t>WasherPlugin</w:t>
       </w:r>
-      <w:proofErr w:type="spellEnd"/>
-      <w:del w:id="41" w:author="Арсалан Дамбаев" w:date="2026-09-23T11:37:00Z">
-        <w:r>
-          <w:rPr>
-            <w:rFonts w:eastAsia="SimSun"/>
-            <w:szCs w:val="28"/>
-            <w:lang w:eastAsia="zh-CN"/>
-          </w:rPr>
-          <w:delText>.</w:delText>
-        </w:r>
-      </w:del>
       <w:commentRangeEnd w:id="39"/>
       <w:r>
         <w:rPr>
-          <w:rStyle w:val="af1"/>
+          <w:rStyle w:val="CommentReference"/>
+          <w:rFonts w:eastAsia="SimSun"/>
+          <w:sz w:val="28"/>
+          <w:szCs w:val="28"/>
+          <w:lang w:eastAsia="zh-CN"/>
         </w:rPr>
         <w:commentReference w:id="39"/>
       </w:r>
       <w:commentRangeEnd w:id="40"/>
       <w:r>
         <w:rPr>
-          <w:rStyle w:val="af1"/>
-          <w:rFonts w:asciiTheme="minorHAnsi" w:eastAsiaTheme="minorEastAsia" w:hAnsiTheme="minorHAnsi" w:cstheme="minorBidi"/>
-          <w:lang w:val="en-US" w:eastAsia="zh-CN"/>
+          <w:rStyle w:val="CommentReference"/>
+          <w:rFonts w:eastAsia="SimSun"/>
+          <w:sz w:val="28"/>
+          <w:szCs w:val="28"/>
+          <w:lang w:eastAsia="zh-CN"/>
         </w:rPr>
         <w:commentReference w:id="40"/>
       </w:r>
     </w:p>
     <w:tbl>
       <w:tblPr>
-        <w:tblStyle w:val="af2"/>
+        <w:tblStyle w:val="TableGrid"/>
         <w:tblW w:w="9072" w:type="dxa"/>
         <w:tblInd w:w="250" w:type="dxa"/>
         <w:tblBorders>
@@ -5582,7 +5887,7 @@
                 <w:szCs w:val="24"/>
                 <w:lang w:eastAsia="zh-CN"/>
               </w:rPr>
-              <w:t>ГОСТ 34.602-2020</w:t>
+              <w:t>ГОСТ 34.602-2020 [1]</w:t>
             </w:r>
           </w:p>
         </w:tc>
@@ -5761,23 +6066,7 @@
                 <w:szCs w:val="24"/>
                 <w:lang w:eastAsia="zh-CN"/>
               </w:rPr>
-              <w:t xml:space="preserve">Не позднее </w:t>
-            </w:r>
-            <w:r>
-              <w:rPr>
-                <w:sz w:val="24"/>
-                <w:szCs w:val="24"/>
-                <w:lang w:eastAsia="zh-CN"/>
-              </w:rPr>
-              <w:t>2.11</w:t>
-            </w:r>
-            <w:r>
-              <w:rPr>
-                <w:sz w:val="24"/>
-                <w:szCs w:val="24"/>
-                <w:lang w:eastAsia="zh-CN"/>
-              </w:rPr>
-              <w:t xml:space="preserve">.2026 </w:t>
+              <w:t xml:space="preserve">Не позднее 02.11.2026 </w:t>
             </w:r>
           </w:p>
         </w:tc>
@@ -5903,7 +6192,7 @@
                 <w:szCs w:val="24"/>
                 <w:lang w:val="en-US" w:eastAsia="zh-CN"/>
               </w:rPr>
-              <w:t>RSDN Magazine #1-2004</w:t>
+              <w:t>RSDN Magazine #1-2004 [7]</w:t>
             </w:r>
           </w:p>
         </w:tc>
@@ -6319,7 +6608,7 @@
                 <w:szCs w:val="24"/>
                 <w:lang w:val="en-US" w:eastAsia="zh-CN"/>
               </w:rPr>
-              <w:t>RSDN Magazine #1-2004</w:t>
+              <w:t>RSDN Magazine #1-2004 [7]</w:t>
             </w:r>
           </w:p>
           <w:p>
@@ -6359,8 +6648,8 @@
                 <w:lang w:eastAsia="zh-CN"/>
               </w:rPr>
             </w:pPr>
+            <w:commentRangeStart w:id="41"/>
             <w:commentRangeStart w:id="42"/>
-            <w:commentRangeStart w:id="43"/>
             <w:r>
               <w:rPr>
                 <w:sz w:val="24"/>
@@ -6385,21 +6674,25 @@
               </w:rPr>
               <w:t>.12.2026</w:t>
             </w:r>
+            <w:commentRangeEnd w:id="41"/>
+            <w:r>
+              <w:rPr>
+                <w:rStyle w:val="CommentReference"/>
+                <w:sz w:val="24"/>
+                <w:szCs w:val="24"/>
+                <w:lang w:eastAsia="zh-CN"/>
+              </w:rPr>
+              <w:commentReference w:id="41"/>
+            </w:r>
             <w:commentRangeEnd w:id="42"/>
             <w:r>
               <w:rPr>
-                <w:rStyle w:val="af1"/>
+                <w:rStyle w:val="CommentReference"/>
+                <w:sz w:val="24"/>
+                <w:szCs w:val="24"/>
+                <w:lang w:eastAsia="zh-CN"/>
               </w:rPr>
               <w:commentReference w:id="42"/>
-            </w:r>
-            <w:commentRangeEnd w:id="43"/>
-            <w:r>
-              <w:rPr>
-                <w:rStyle w:val="af1"/>
-                <w:rFonts w:asciiTheme="minorHAnsi" w:eastAsiaTheme="minorEastAsia" w:hAnsiTheme="minorHAnsi" w:cstheme="minorBidi"/>
-                <w:lang w:val="en-US" w:eastAsia="zh-CN"/>
-              </w:rPr>
-              <w:commentReference w:id="43"/>
             </w:r>
           </w:p>
         </w:tc>
@@ -6454,7 +6747,8 @@
             </w:pPr>
             <w:r>
               <w:rPr>
-                <w:sz w:val="22"/>
+                <w:sz w:val="24"/>
+                <w:szCs w:val="24"/>
                 <w:lang w:eastAsia="zh-CN"/>
               </w:rPr>
               <w:t>Модульные тесты</w:t>
@@ -6557,7 +6851,8 @@
             </w:pPr>
             <w:r>
               <w:rPr>
-                <w:sz w:val="22"/>
+                <w:sz w:val="24"/>
+                <w:szCs w:val="24"/>
                 <w:lang w:eastAsia="zh-CN"/>
               </w:rPr>
               <w:t>Пояснительная записка</w:t>
@@ -6623,14 +6918,14 @@
     </w:p>
     <w:p>
       <w:pPr>
-        <w:pStyle w:val="1"/>
-      </w:pPr>
-      <w:bookmarkStart w:id="44" w:name="_Toc240361348"/>
+        <w:pStyle w:val="Heading1"/>
+      </w:pPr>
+      <w:bookmarkStart w:id="43" w:name="_Toc240361348"/>
       <w:r>
         <w:lastRenderedPageBreak/>
         <w:t>5 ПОРЯДОК РАЗРАБОТКИ АВТОМАТИЗИРОВАННОЙ СИСТЕМЫ</w:t>
       </w:r>
-      <w:bookmarkEnd w:id="44"/>
+      <w:bookmarkEnd w:id="43"/>
     </w:p>
     <w:p>
       <w:pPr>
@@ -6643,12 +6938,37 @@
     </w:p>
     <w:p>
       <w:pPr>
-        <w:pStyle w:val="2"/>
-      </w:pPr>
-      <w:bookmarkStart w:id="45" w:name="_Toc240361349"/>
+        <w:pStyle w:val="Heading2"/>
+      </w:pPr>
+      <w:bookmarkStart w:id="44" w:name="_Toc240361349"/>
       <w:r>
         <w:t>5.1 Порядок организации разработки АС</w:t>
       </w:r>
+      <w:bookmarkEnd w:id="44"/>
+    </w:p>
+    <w:p>
+      <w:pPr>
+        <w:ind w:firstLine="0"/>
+      </w:pPr>
+    </w:p>
+    <w:p>
+      <w:r>
+        <w:t>Работа по разработке АС организуется в удаленном формате с возможностью очного присутствия в рабочие часы и использовании для разработки ПК, находящихся в распоряжении кафедры КСУП.</w:t>
+      </w:r>
+    </w:p>
+    <w:p>
+      <w:pPr>
+        <w:ind w:firstLine="0"/>
+      </w:pPr>
+    </w:p>
+    <w:p>
+      <w:pPr>
+        <w:pStyle w:val="Heading2"/>
+      </w:pPr>
+      <w:bookmarkStart w:id="45" w:name="_Toc240361350"/>
+      <w:r>
+        <w:t>5.2 Перечень документов и исходных данных для разработки АС</w:t>
+      </w:r>
       <w:bookmarkEnd w:id="45"/>
     </w:p>
     <w:p>
@@ -6658,34 +6978,8 @@
     </w:p>
     <w:p>
       <w:r>
-        <w:t>Работа по разработке АС организуется в удаленном формате с возможностью очного присутствия в рабочие часы и использовании для разработки ПК, находящихся в распоряжении кафедры КСУП.</w:t>
-      </w:r>
-    </w:p>
-    <w:p>
-      <w:pPr>
-        <w:ind w:firstLine="0"/>
-      </w:pPr>
-    </w:p>
-    <w:p>
-      <w:pPr>
-        <w:pStyle w:val="2"/>
-      </w:pPr>
-      <w:bookmarkStart w:id="46" w:name="_Toc240361350"/>
-      <w:r>
-        <w:t>5.2 Перечень документов и исходных данных для разработки АС</w:t>
-      </w:r>
-      <w:bookmarkEnd w:id="46"/>
-    </w:p>
-    <w:p>
-      <w:pPr>
-        <w:ind w:firstLine="0"/>
-      </w:pPr>
-    </w:p>
-    <w:p>
-      <w:r>
         <w:t xml:space="preserve">Для разработки плагина </w:t>
       </w:r>
-      <w:proofErr w:type="spellStart"/>
       <w:r>
         <w:rPr>
           <w:rFonts w:eastAsia="SimSun"/>
@@ -6694,7 +6988,6 @@
         </w:rPr>
         <w:t>WasherPlugin</w:t>
       </w:r>
-      <w:proofErr w:type="spellEnd"/>
       <w:r>
         <w:t xml:space="preserve"> </w:t>
       </w:r>
@@ -6724,56 +7017,17 @@
         <w:t xml:space="preserve">− </w:t>
       </w:r>
       <w:r>
-        <w:t xml:space="preserve">документация и примеры </w:t>
-      </w:r>
-      <w:proofErr w:type="spellStart"/>
-      <w:r>
-        <w:t>nanoCAD</w:t>
-      </w:r>
-      <w:proofErr w:type="spellEnd"/>
-      <w:r>
-        <w:t xml:space="preserve"> 26 .NET API / </w:t>
-      </w:r>
-      <w:proofErr w:type="spellStart"/>
-      <w:r>
-        <w:t>NcadSDK</w:t>
-      </w:r>
-      <w:proofErr w:type="spellEnd"/>
-      <w:r>
-        <w:t xml:space="preserve"> 26 (руководство разработчика, </w:t>
-      </w:r>
-      <w:proofErr w:type="spellStart"/>
-      <w:r>
-        <w:t>reference</w:t>
-      </w:r>
-      <w:proofErr w:type="spellEnd"/>
-      <w:r>
-        <w:t xml:space="preserve">, </w:t>
-      </w:r>
-      <w:proofErr w:type="spellStart"/>
-      <w:r>
-        <w:t>sample</w:t>
-      </w:r>
-      <w:proofErr w:type="spellEnd"/>
-      <w:r>
-        <w:t>‑проекты).</w:t>
-      </w:r>
-    </w:p>
-    <w:p>
-      <w:r>
-        <w:t xml:space="preserve">– </w:t>
-      </w:r>
-      <w:r>
-        <w:t>ГОСТ 18123-82 «Шайбы. Общие технические условия»</w:t>
-      </w:r>
-      <w:r>
-        <w:t xml:space="preserve"> </w:t>
-      </w:r>
-      <w:r>
-        <w:t>[5]</w:t>
-      </w:r>
-      <w:r>
-        <w:t>.</w:t>
+        <w:t>документация и примеры nanoCAD 26 .NET API / NcadSDK 26 (руководство разработчика, reference, sample‑проекты);</w:t>
+      </w:r>
+    </w:p>
+    <w:p>
+      <w:r>
+        <w:t>− ГОСТ 18123-82 «Шайбы. Общие технические условия» [8];</w:t>
+      </w:r>
+    </w:p>
+    <w:p>
+      <w:r>
+        <w:t>− литература по основам САПР и языку моделирования UML [9, 10].</w:t>
       </w:r>
     </w:p>
     <w:p>
@@ -6783,13 +7037,13 @@
     </w:p>
     <w:p>
       <w:pPr>
-        <w:pStyle w:val="2"/>
-      </w:pPr>
-      <w:bookmarkStart w:id="47" w:name="_Toc240361351"/>
+        <w:pStyle w:val="Heading2"/>
+      </w:pPr>
+      <w:bookmarkStart w:id="46" w:name="_Toc240361351"/>
       <w:r>
         <w:t>5.3 Перечень документов, предъявляемых по окончании соответствующих этапов работ</w:t>
       </w:r>
-      <w:bookmarkEnd w:id="47"/>
+      <w:bookmarkEnd w:id="46"/>
     </w:p>
     <w:p>
       <w:pPr>
@@ -6828,91 +7082,85 @@
     </w:p>
     <w:p>
       <w:pPr>
-        <w:pStyle w:val="1"/>
-      </w:pPr>
-      <w:bookmarkStart w:id="48" w:name="_Toc240361352"/>
+        <w:pStyle w:val="Heading1"/>
+      </w:pPr>
+      <w:bookmarkStart w:id="47" w:name="_Toc240361352"/>
       <w:r>
         <w:lastRenderedPageBreak/>
         <w:t>6 ПОРЯДОК КОНТРОЛЯ И ПРИЕМКИ АВТОМАТИЗИРОВАННОЙ СИСТЕМЫ</w:t>
       </w:r>
+      <w:bookmarkEnd w:id="47"/>
+    </w:p>
+    <w:p/>
+    <w:p>
+      <w:pPr>
+        <w:pStyle w:val="Heading2"/>
+      </w:pPr>
+      <w:bookmarkStart w:id="48" w:name="_Toc240361353"/>
+      <w:r>
+        <w:t>6.1 Виды, состав и методы испытаний АС и ее составных частей</w:t>
+      </w:r>
       <w:bookmarkEnd w:id="48"/>
     </w:p>
     <w:p/>
     <w:p>
-      <w:pPr>
-        <w:pStyle w:val="2"/>
-      </w:pPr>
-      <w:bookmarkStart w:id="49" w:name="_Toc240361353"/>
-      <w:r>
-        <w:t>6.1 Виды, состав и методы испытаний АС и ее составных частей</w:t>
+      <w:r>
+        <w:t>Испытания должны быть организованы и проведены в соответствии с [11]. Должны быть проведены следующие виды испытаний:</w:t>
+      </w:r>
+    </w:p>
+    <w:p>
+      <w:r>
+        <w:t xml:space="preserve">− предварительные испытания; </w:t>
+      </w:r>
+    </w:p>
+    <w:p>
+      <w:r>
+        <w:t xml:space="preserve">− опытная эксплуатация (ОЭ); </w:t>
+      </w:r>
+    </w:p>
+    <w:p>
+      <w:r>
+        <w:t xml:space="preserve">− приёмочные испытания. </w:t>
+      </w:r>
+    </w:p>
+    <w:p>
+      <w:r>
+        <w:t xml:space="preserve">В предварительные испытания плагина входят следующие пункты: </w:t>
+      </w:r>
+    </w:p>
+    <w:p>
+      <w:r>
+        <w:t>− модульное тестирование логики;</w:t>
+      </w:r>
+    </w:p>
+    <w:p>
+      <w:r>
+        <w:t xml:space="preserve">− нагрузочное тестирование; </w:t>
+      </w:r>
+    </w:p>
+    <w:p>
+      <w:r>
+        <w:t xml:space="preserve">− ручное тестирование. </w:t>
+      </w:r>
+    </w:p>
+    <w:p>
+      <w:r>
+        <w:t>В этап опытной эксплуатации входит ручное тестирование. В этап приемочного испытания входит ручное тестирование</w:t>
+      </w:r>
+      <w:r>
+        <w:t>.</w:t>
+      </w:r>
+    </w:p>
+    <w:p/>
+    <w:p>
+      <w:pPr>
+        <w:pStyle w:val="Heading2"/>
+      </w:pPr>
+      <w:bookmarkStart w:id="49" w:name="_Toc240361354"/>
+      <w:r>
+        <w:t>6.2 Общие требования к приёмке работ по стадиям</w:t>
       </w:r>
       <w:bookmarkEnd w:id="49"/>
-    </w:p>
-    <w:p/>
-    <w:p>
-      <w:r>
-        <w:t xml:space="preserve">Испытания должны быть организованы и проведены в соответствии </w:t>
-      </w:r>
-      <w:r>
-        <w:t>с [2-3].</w:t>
-      </w:r>
-      <w:r>
-        <w:t xml:space="preserve"> Должны быть проведены следующие виды испытаний:</w:t>
-      </w:r>
-    </w:p>
-    <w:p>
-      <w:r>
-        <w:t xml:space="preserve">− предварительные испытания; </w:t>
-      </w:r>
-    </w:p>
-    <w:p>
-      <w:r>
-        <w:t xml:space="preserve">− опытная эксплуатация (ОЭ); </w:t>
-      </w:r>
-    </w:p>
-    <w:p>
-      <w:r>
-        <w:t xml:space="preserve">− приёмочные испытания. </w:t>
-      </w:r>
-    </w:p>
-    <w:p>
-      <w:r>
-        <w:t xml:space="preserve">В предварительные испытания плагина входят следующие пункты: </w:t>
-      </w:r>
-    </w:p>
-    <w:p>
-      <w:r>
-        <w:t>− модульное тестирование логики;</w:t>
-      </w:r>
-    </w:p>
-    <w:p>
-      <w:r>
-        <w:t xml:space="preserve">− нагрузочное тестирование; </w:t>
-      </w:r>
-    </w:p>
-    <w:p>
-      <w:r>
-        <w:t xml:space="preserve">− ручное тестирование. </w:t>
-      </w:r>
-    </w:p>
-    <w:p>
-      <w:r>
-        <w:t>В этап опытной эксплуатации входит ручное тестирование. В этап приемочного испытания входит ручное тестирование</w:t>
-      </w:r>
-      <w:r>
-        <w:t>.</w:t>
-      </w:r>
-    </w:p>
-    <w:p/>
-    <w:p>
-      <w:pPr>
-        <w:pStyle w:val="2"/>
-      </w:pPr>
-      <w:bookmarkStart w:id="50" w:name="_Toc240361354"/>
-      <w:r>
-        <w:t>6.2 Общие требования к приёмке работ по стадиям</w:t>
-      </w:r>
-      <w:bookmarkEnd w:id="50"/>
     </w:p>
     <w:p>
       <w:pPr>
@@ -6931,192 +7179,178 @@
     </w:p>
     <w:p>
       <w:r>
-        <w:t xml:space="preserve">В процессе приёмки работ должна быть осуществлена проверка системы на соответствие требованиям разработанных ТЗ. </w:t>
-      </w:r>
-    </w:p>
-    <w:p>
+        <w:t xml:space="preserve">В процессе приёмки работ должна быть осуществлена проверка системы на соответствие требованиям настоящего ТЗ. </w:t>
+      </w:r>
+    </w:p>
+    <w:p>
+      <w:commentRangeStart w:id="50"/>
       <w:commentRangeStart w:id="51"/>
-      <w:commentRangeStart w:id="52"/>
-      <w:r>
-        <w:t xml:space="preserve">Прочие требования и дефекты системы, выявленные на испытаниях и не относящиеся к требованиям, приведённым в разработанных частных технических заданиях, могут документироваться как желательные доработки. </w:t>
-      </w:r>
-      <w:commentRangeEnd w:id="51"/>
-      <w:r>
-        <w:rPr>
-          <w:rStyle w:val="af1"/>
-        </w:rPr>
-        <w:commentReference w:id="51"/>
-      </w:r>
-      <w:commentRangeEnd w:id="52"/>
-      <w:r>
-        <w:rPr>
-          <w:rStyle w:val="af1"/>
-          <w:rFonts w:asciiTheme="minorHAnsi" w:eastAsiaTheme="minorEastAsia" w:hAnsiTheme="minorHAnsi" w:cstheme="minorBidi"/>
-          <w:lang w:val="en-US" w:eastAsia="zh-CN"/>
-        </w:rPr>
-        <w:commentReference w:id="52"/>
-      </w:r>
-    </w:p>
-    <w:p>
-      <w:r>
-        <w:t xml:space="preserve">Наличие желательных доработок не влияет на приёмку работ и процесс передачи системы в эксплуатацию. </w:t>
-      </w:r>
-      <w:commentRangeStart w:id="53"/>
-      <w:commentRangeStart w:id="54"/>
-      <w:r>
-        <w:t>Комплектность передаваемой отчётной документации подлежит проверке Заказчиком.</w:t>
-      </w:r>
-      <w:commentRangeEnd w:id="53"/>
-      <w:r>
-        <w:rPr>
-          <w:rStyle w:val="af1"/>
+      <w:r>
+        <w:t xml:space="preserve">Прочие требования и дефекты системы, выявленные на испытаниях и не относящиеся к требованиям, приведённым в настоящем техническом задании, могут документироваться как желательные доработки. </w:t>
+      </w:r>
+      <w:commentRangeEnd w:id="50"/>
+      <w:r>
+        <w:rPr>
+          <w:rStyle w:val="CommentReference"/>
           <w:sz w:val="28"/>
           <w:szCs w:val="22"/>
         </w:rPr>
+        <w:commentReference w:id="50"/>
+      </w:r>
+      <w:commentRangeEnd w:id="51"/>
+      <w:r>
+        <w:rPr>
+          <w:rStyle w:val="CommentReference"/>
+          <w:sz w:val="28"/>
+          <w:szCs w:val="22"/>
+        </w:rPr>
+        <w:commentReference w:id="51"/>
+      </w:r>
+    </w:p>
+    <w:p>
+      <w:r>
+        <w:t xml:space="preserve">Наличие желательных доработок не влияет на приёмку работ и процесс передачи системы в эксплуатацию. </w:t>
+      </w:r>
+      <w:commentRangeStart w:id="52"/>
+      <w:commentRangeStart w:id="53"/>
+      <w:r>
+        <w:t>Комплектность передаваемой отчётной документации подлежит проверке Заказчиком.</w:t>
+      </w:r>
+      <w:commentRangeEnd w:id="52"/>
+      <w:r>
+        <w:rPr>
+          <w:rStyle w:val="CommentReference"/>
+          <w:sz w:val="28"/>
+          <w:szCs w:val="22"/>
+        </w:rPr>
+        <w:commentReference w:id="52"/>
+      </w:r>
+      <w:commentRangeEnd w:id="53"/>
+      <w:r>
+        <w:rPr>
+          <w:rStyle w:val="CommentReference"/>
+          <w:sz w:val="28"/>
+          <w:szCs w:val="22"/>
+        </w:rPr>
         <w:commentReference w:id="53"/>
       </w:r>
-      <w:commentRangeEnd w:id="54"/>
-      <w:r>
-        <w:rPr>
-          <w:rStyle w:val="af1"/>
-          <w:rFonts w:asciiTheme="minorHAnsi" w:eastAsiaTheme="minorEastAsia" w:hAnsiTheme="minorHAnsi" w:cstheme="minorBidi"/>
-          <w:lang w:val="en-US" w:eastAsia="zh-CN"/>
-        </w:rPr>
-        <w:commentReference w:id="54"/>
-      </w:r>
       <w:r>
         <w:br w:type="page"/>
       </w:r>
     </w:p>
     <w:p>
       <w:pPr>
-        <w:pStyle w:val="1"/>
-      </w:pPr>
-      <w:bookmarkStart w:id="55" w:name="_Toc240361355"/>
+        <w:pStyle w:val="Heading1"/>
+      </w:pPr>
+      <w:bookmarkStart w:id="54" w:name="_Toc240361355"/>
       <w:r>
         <w:lastRenderedPageBreak/>
         <w:t>7 ТРЕБОВАНИЯ К ДОКУМЕНТИРОВАНИЮ</w:t>
       </w:r>
+      <w:bookmarkEnd w:id="54"/>
+    </w:p>
+    <w:p/>
+    <w:p>
+      <w:r>
+        <w:t>Отчётная документация должна передаваться Заказчику в электронном виде на русском языке. Вспомогательная документация (не указанная в качестве непосредственного результата работ) также передаётся только в электронном виде.</w:t>
+      </w:r>
+    </w:p>
+    <w:p/>
+    <w:p>
+      <w:pPr>
+        <w:pStyle w:val="Heading2"/>
+      </w:pPr>
+      <w:bookmarkStart w:id="55" w:name="_Toc240361356"/>
+      <w:r>
+        <w:t>7.1 Перечень подлежащих разработке документов</w:t>
+      </w:r>
       <w:bookmarkEnd w:id="55"/>
     </w:p>
     <w:p/>
     <w:p>
       <w:r>
-        <w:t>Отчётная документация должна передаваться Заказчику в электронном виде на русском языке. Вспомогательная документация (не указанная в качестве непосредственного результата работ) также передаётся только в электронном виде.</w:t>
+        <w:t>Документы «Проект системы» и «Пояснительная записка» должны разрабатываться согласно требованиям [2].</w:t>
       </w:r>
     </w:p>
     <w:p/>
     <w:p>
       <w:pPr>
-        <w:pStyle w:val="2"/>
-      </w:pPr>
-      <w:bookmarkStart w:id="56" w:name="_Toc240361356"/>
-      <w:r>
-        <w:t>7.1 Перечень подлежащих разработке документов</w:t>
+        <w:pStyle w:val="Heading2"/>
+      </w:pPr>
+      <w:bookmarkStart w:id="56" w:name="_Toc240361357"/>
+      <w:r>
+        <w:t>7.2 Вид представления и количество документов</w:t>
       </w:r>
       <w:bookmarkEnd w:id="56"/>
     </w:p>
     <w:p/>
     <w:p>
       <w:r>
-        <w:t>Документы «Проект системы» и «Пояснительная записка» должны разрабатываться согласно требованиям [4].</w:t>
+        <w:t>Н</w:t>
+      </w:r>
+      <w:r>
+        <w:t>ижеперечисленные документы к АС предоставляются в электронном виде в форматах .docx и .pdf по одному экземпляру каждый:</w:t>
+      </w:r>
+    </w:p>
+    <w:p>
+      <w:r>
+        <w:t xml:space="preserve">1. </w:t>
+      </w:r>
+      <w:r>
+        <w:t>т</w:t>
+      </w:r>
+      <w:r>
+        <w:t xml:space="preserve">ехническое задание; </w:t>
+      </w:r>
+    </w:p>
+    <w:p>
+      <w:r>
+        <w:t xml:space="preserve">2. </w:t>
+      </w:r>
+      <w:r>
+        <w:t>п</w:t>
+      </w:r>
+      <w:r>
+        <w:t xml:space="preserve">роект системы; </w:t>
+      </w:r>
+    </w:p>
+    <w:p>
+      <w:r>
+        <w:t xml:space="preserve">3. </w:t>
+      </w:r>
+      <w:r>
+        <w:t>п</w:t>
+      </w:r>
+      <w:r>
+        <w:t xml:space="preserve">ояснительная записка; </w:t>
+      </w:r>
+    </w:p>
+    <w:p>
+      <w:r>
+        <w:t xml:space="preserve">4. </w:t>
+      </w:r>
+      <w:r>
+        <w:t>т</w:t>
+      </w:r>
+      <w:r>
+        <w:t>ри варианта дополнительной функциональности на согласование.</w:t>
       </w:r>
     </w:p>
     <w:p/>
     <w:p>
       <w:pPr>
-        <w:pStyle w:val="2"/>
-      </w:pPr>
-      <w:bookmarkStart w:id="57" w:name="_Toc240361357"/>
-      <w:r>
-        <w:t>7.2 Вид представления и количество документов</w:t>
+        <w:pStyle w:val="Heading2"/>
+      </w:pPr>
+      <w:bookmarkStart w:id="57" w:name="_Toc240361358"/>
+      <w:r>
+        <w:t>7.3 Требования по использованию ЕСКД и ЕСПД при разработке документов</w:t>
       </w:r>
       <w:bookmarkEnd w:id="57"/>
     </w:p>
     <w:p/>
     <w:p>
       <w:r>
-        <w:t>Н</w:t>
-      </w:r>
-      <w:r>
-        <w:t>ижеперечисленные документы к АС предоставляются в электронном виде в форматах .</w:t>
-      </w:r>
-      <w:proofErr w:type="spellStart"/>
-      <w:r>
-        <w:t>docx</w:t>
-      </w:r>
-      <w:proofErr w:type="spellEnd"/>
-      <w:r>
-        <w:t xml:space="preserve"> и .</w:t>
-      </w:r>
-      <w:proofErr w:type="spellStart"/>
-      <w:r>
-        <w:t>pdf</w:t>
-      </w:r>
-      <w:proofErr w:type="spellEnd"/>
-      <w:r>
-        <w:t xml:space="preserve"> по одному экземпляру каждый:</w:t>
-      </w:r>
-    </w:p>
-    <w:p>
-      <w:r>
-        <w:t xml:space="preserve">1. </w:t>
-      </w:r>
-      <w:r>
-        <w:t>т</w:t>
-      </w:r>
-      <w:r>
-        <w:t xml:space="preserve">ехническое задание; </w:t>
-      </w:r>
-    </w:p>
-    <w:p>
-      <w:r>
-        <w:t xml:space="preserve">2. </w:t>
-      </w:r>
-      <w:r>
-        <w:t>п</w:t>
-      </w:r>
-      <w:r>
-        <w:t xml:space="preserve">роект системы; </w:t>
-      </w:r>
-    </w:p>
-    <w:p>
-      <w:r>
-        <w:t xml:space="preserve">3. </w:t>
-      </w:r>
-      <w:r>
-        <w:t>п</w:t>
-      </w:r>
-      <w:r>
-        <w:t xml:space="preserve">ояснительная записка; </w:t>
-      </w:r>
-    </w:p>
-    <w:p>
-      <w:r>
-        <w:t xml:space="preserve">4. </w:t>
-      </w:r>
-      <w:r>
-        <w:t>т</w:t>
-      </w:r>
-      <w:r>
-        <w:t>ри варианта дополнительной функциональности на согласование.</w:t>
-      </w:r>
-    </w:p>
-    <w:p/>
-    <w:p>
-      <w:pPr>
-        <w:pStyle w:val="2"/>
-      </w:pPr>
-      <w:bookmarkStart w:id="58" w:name="_Toc240361358"/>
-      <w:r>
-        <w:t>7.3 Требования по использованию ЕСКД и ЕСПД при разработке документов</w:t>
-      </w:r>
-      <w:bookmarkEnd w:id="58"/>
-    </w:p>
-    <w:p/>
-    <w:p>
-      <w:r>
-        <w:t xml:space="preserve">Документы на Систему оформляют в соответствии с требованиями ОС ТУСУР-2021. </w:t>
+        <w:t xml:space="preserve">Документы на Систему оформляют в соответствии с требованиями ОС ТУСУР 01-2021 [2]. </w:t>
       </w:r>
     </w:p>
     <w:p>
@@ -7131,15 +7365,7 @@
     </w:p>
     <w:p>
       <w:r>
-        <w:t xml:space="preserve">− шрифт – Times New </w:t>
-      </w:r>
-      <w:proofErr w:type="spellStart"/>
-      <w:r>
-        <w:t>Roman</w:t>
-      </w:r>
-      <w:proofErr w:type="spellEnd"/>
-      <w:r>
-        <w:t xml:space="preserve"> 14;</w:t>
+        <w:t>− шрифт – Times New Roman 14;</w:t>
       </w:r>
     </w:p>
     <w:p>
@@ -7160,7 +7386,7 @@
     </w:p>
     <w:p>
       <w:r>
-        <w:t xml:space="preserve">− перенос слов – автоматический </w:t>
+        <w:t xml:space="preserve">− перенос слов – автоматический; </w:t>
       </w:r>
     </w:p>
     <w:p>
@@ -7175,14 +7401,14 @@
     </w:p>
     <w:p>
       <w:pPr>
-        <w:pStyle w:val="1"/>
-      </w:pPr>
-      <w:bookmarkStart w:id="59" w:name="_Toc240361359"/>
+        <w:pStyle w:val="Heading1"/>
+      </w:pPr>
+      <w:bookmarkStart w:id="58" w:name="_Toc240361359"/>
       <w:r>
         <w:lastRenderedPageBreak/>
         <w:t>8 ИСТОЧНИКИ РАЗРАБОТКИ</w:t>
       </w:r>
-      <w:bookmarkEnd w:id="59"/>
+      <w:bookmarkEnd w:id="58"/>
     </w:p>
     <w:p/>
     <w:p>
@@ -7199,35 +7425,7 @@
         <w:ind w:firstLine="709"/>
       </w:pPr>
       <w:r>
-        <w:t xml:space="preserve">Новые технологии в программировании: учебное пособие / А. А. </w:t>
-      </w:r>
-      <w:proofErr w:type="spellStart"/>
-      <w:r>
-        <w:t>Калентьев</w:t>
-      </w:r>
-      <w:proofErr w:type="spellEnd"/>
-      <w:r>
-        <w:t xml:space="preserve">, Д. В. </w:t>
-      </w:r>
-      <w:proofErr w:type="spellStart"/>
-      <w:r>
-        <w:t>Гарайс</w:t>
-      </w:r>
-      <w:proofErr w:type="spellEnd"/>
-      <w:r>
-        <w:t xml:space="preserve">, А. Е. Горяинов </w:t>
-      </w:r>
-      <w:r>
-        <w:t>–</w:t>
-      </w:r>
-      <w:r>
-        <w:t xml:space="preserve"> Томск : Эль Контент, 2014. </w:t>
-      </w:r>
-      <w:r>
-        <w:t xml:space="preserve">– </w:t>
-      </w:r>
-      <w:r>
-        <w:t xml:space="preserve">176 с. </w:t>
+        <w:t>ГОСТ 34.602–2020. Информационные технологии. Комплекс стандартов на автоматизированные системы. Техническое задание на создание автоматизированной системы : межгосударственный стандарт. – Текст : непосредственный.</w:t>
       </w:r>
     </w:p>
     <w:p>
@@ -7239,7 +7437,7 @@
         <w:ind w:firstLine="709"/>
       </w:pPr>
       <w:r>
-        <w:t xml:space="preserve">ГОСТ 34.603 «Информационная технология. Виды испытаний автоматизированных систем» </w:t>
+        <w:t>ОС ТУСУР 01-2021. Работы студенческие по направлениям подготовки и специальностям технического профиля. Общие требования и правила оформления : образовательный стандарт вуза : утверждён 25.11.2021. – Томск, 2021. – 52 с. – Текст : непосредственный.</w:t>
       </w:r>
     </w:p>
     <w:p>
@@ -7251,7 +7449,7 @@
         <w:ind w:firstLine="709"/>
       </w:pPr>
       <w:r>
-        <w:t xml:space="preserve">ГОСТ 34.602 – 2020 «Информационные технологии. Комплекс стандартов на автоматизированные системы. Техническое задание на создание автоматизированной системы»; </w:t>
+        <w:t>ОК 012-93. Общероссийский классификатор изделий и конструкторских документов (классификатор ЕСКД). – Текст : непосредственный.</w:t>
       </w:r>
     </w:p>
     <w:p>
@@ -7263,7 +7461,7 @@
         <w:ind w:firstLine="709"/>
       </w:pPr>
       <w:r>
-        <w:t xml:space="preserve">ОС ТУСУР 01-2021 «Работы студенческие по направлениям подготовки и специальностям технического профиля. Общие требования и правила оформления от 25.11.2021»; </w:t>
+        <w:t>ГОСТ 19.103–77. Единая система программной документации. Обозначения программ и программных документов : межгосударственный стандарт. – Текст : непосредственный.</w:t>
       </w:r>
     </w:p>
     <w:p>
@@ -7275,13 +7473,7 @@
         <w:ind w:firstLine="709"/>
       </w:pPr>
       <w:r>
-        <w:t xml:space="preserve"> ГОСТ </w:t>
-      </w:r>
-      <w:r>
-        <w:t>18123-82 «Шайбы. Общие технические условия</w:t>
-      </w:r>
-      <w:r>
-        <w:t>».</w:t>
+        <w:t>Калентьев, А. А. Новые технологии в программировании : учебное пособие / А. А. Калентьев, Д. В. Гарайс, А. Е. Горяинов. – Томск : Эль Контент, 2014. – 176 с. – Текст : непосредственный.</w:t>
       </w:r>
     </w:p>
     <w:p>
@@ -7293,7 +7485,7 @@
         <w:ind w:firstLine="709"/>
       </w:pPr>
       <w:r>
-        <w:t xml:space="preserve">Рабочая программа дисциплины «Основы разработки САПР»; </w:t>
+        <w:t>Р 50-54-38-88. Рекомендации. Общесистемное ядро САПР машиностроительного применения. Общие требования. – Текст : непосредственный.</w:t>
       </w:r>
     </w:p>
     <w:p>
@@ -7305,7 +7497,7 @@
         <w:ind w:firstLine="709"/>
       </w:pPr>
       <w:r>
-        <w:t xml:space="preserve">Учебное пособие для студентов направления «Электроника и микроэлектроника» «Математические модели и САПР электронных приборов и устройств»; </w:t>
+        <w:t>RSDN Magazine. – 2004. – № 1. – 96 с. – Текст : непосредственный.</w:t>
       </w:r>
     </w:p>
     <w:p>
@@ -7317,32 +7509,7 @@
         <w:ind w:firstLine="709"/>
       </w:pPr>
       <w:r>
-        <w:t xml:space="preserve">Введение в UML от создателей языка [Текст] : руководство пользователя / Г. Буч, Д. </w:t>
-      </w:r>
-      <w:proofErr w:type="spellStart"/>
-      <w:r>
-        <w:t>Рамбо</w:t>
-      </w:r>
-      <w:proofErr w:type="spellEnd"/>
-      <w:r>
-        <w:t xml:space="preserve">, И. Якобсон. - 2-е изд. - М. : ДМК Пресс, 2012. - 494 с. : ил. - (Классика программирования). </w:t>
-      </w:r>
-      <w:r>
-        <w:rPr>
-          <w:lang w:val="en-US"/>
-        </w:rPr>
-        <w:t xml:space="preserve">– </w:t>
-      </w:r>
-      <w:r>
-        <w:t xml:space="preserve"> </w:t>
-      </w:r>
-      <w:proofErr w:type="spellStart"/>
-      <w:r>
-        <w:t>Предм</w:t>
-      </w:r>
-      <w:proofErr w:type="spellEnd"/>
-      <w:r>
-        <w:t xml:space="preserve">. указ.: с. 483- 493. - ISBN 978-5-94074-644-7; </w:t>
+        <w:t>ГОСТ 18123–82. Шайбы. Общие технические условия : межгосударственный стандарт. – Текст : непосредственный.</w:t>
       </w:r>
     </w:p>
     <w:p>
@@ -7354,15 +7521,32 @@
         <w:ind w:firstLine="709"/>
       </w:pPr>
       <w:r>
-        <w:t xml:space="preserve">Ли. К. Основы САПР (CAD/CAM/CAE). – </w:t>
-      </w:r>
-      <w:proofErr w:type="spellStart"/>
-      <w:r>
-        <w:t>Спб</w:t>
-      </w:r>
-      <w:proofErr w:type="spellEnd"/>
-      <w:r>
-        <w:t>.:«Питер», 2004. – 560с.</w:t>
+        <w:t>Ли, К. Основы САПР (CAD/CAM/CAE) / К. Ли. – Санкт-Петербург : Питер, 2004. – 560 с. – Текст : непосредственный.</w:t>
+      </w:r>
+    </w:p>
+    <w:p>
+      <w:pPr>
+        <w:numPr>
+          <w:ilvl w:val="0"/>
+          <w:numId w:val="8"/>
+        </w:numPr>
+        <w:ind w:firstLine="709"/>
+      </w:pPr>
+      <w:r>
+        <w:lastRenderedPageBreak/>
+        <w:t>Буч, Г. Введение в UML от создателей языка : руководство пользователя / Г. Буч, Д. Рамбо, И. Якобсон. – 2-е изд. – Москва : ДМК Пресс, 2012. – 494 с. – (Классика программирования). – ISBN 978-5-94074-644-7. – Текст : непосредственный.</w:t>
+      </w:r>
+    </w:p>
+    <w:p>
+      <w:pPr>
+        <w:numPr>
+          <w:ilvl w:val="0"/>
+          <w:numId w:val="8"/>
+        </w:numPr>
+        <w:ind w:firstLine="709"/>
+      </w:pPr>
+      <w:r>
+        <w:t>ГОСТ 34.603–92. Информационная технология. Виды испытаний автоматизированных систем : межгосударственный стандарт. – Текст : непосредственный.</w:t>
       </w:r>
     </w:p>
     <w:sectPr>
@@ -7376,18 +7560,18 @@
 </file>
 
 <file path=word/comments.xml><?xml version="1.0" encoding="utf-8"?>
-<w:comments xmlns:wpc="http://schemas.microsoft.com/office/word/2010/wordprocessingCanvas" xmlns:cx="http://schemas.microsoft.com/office/drawing/2014/chartex" xmlns:cx1="http://schemas.microsoft.com/office/drawing/2015/9/8/chartex" xmlns:cx2="http://schemas.microsoft.com/office/drawing/2015/10/21/chartex" xmlns:cx3="http://schemas.microsoft.com/office/drawing/2016/5/9/chartex" xmlns:cx4="http://schemas.microsoft.com/office/drawing/2016/5/10/chartex" xmlns:cx5="http://schemas.microsoft.com/office/drawing/2016/5/11/chartex" xmlns:cx6="http://schemas.microsoft.com/office/drawing/2016/5/12/chartex" xmlns:cx7="http://schemas.microsoft.com/office/drawing/2016/5/13/chartex" xmlns:cx8="http://schemas.microsoft.com/office/drawing/2016/5/14/chartex" xmlns:mc="http://schemas.openxmlformats.org/markup-compatibility/2006" xmlns:aink="http://schemas.microsoft.com/office/drawing/2016/ink" xmlns:am3d="http://schemas.microsoft.com/office/drawing/2017/model3d" xmlns:o="urn:schemas-microsoft-com:office:office" xmlns:r="http://schemas.openxmlformats.org/officeDocument/2006/relationships" xmlns:m="http://schemas.openxmlformats.org/officeDocument/2006/math" xmlns:v="urn:schemas-microsoft-com:vml" xmlns:wp14="http://schemas.microsoft.com/office/word/2010/wordprocessingDrawing" xmlns:wp="http://schemas.openxmlformats.org/drawingml/2006/wordprocessingDrawing" xmlns:w10="urn:schemas-microsoft-com:office:word" xmlns:w="http://schemas.openxmlformats.org/wordprocessingml/2006/main" xmlns:w14="http://schemas.microsoft.com/office/word/2010/wordml" xmlns:w15="http://schemas.microsoft.com/office/word/2012/wordml" xmlns:w16cex="http://schemas.microsoft.com/office/word/2018/wordml/cex" xmlns:w16cid="http://schemas.microsoft.com/office/word/2016/wordml/cid" xmlns:w16="http://schemas.microsoft.com/office/word/2018/wordml" xmlns:w16sdtdh="http://schemas.microsoft.com/office/word/2020/wordml/sdtdatahash" xmlns:w16se="http://schemas.microsoft.com/office/word/2015/wordml/symex" xmlns:wpg="http://schemas.microsoft.com/office/word/2010/wordprocessingGroup" xmlns:wpi="http://schemas.microsoft.com/office/word/2010/wordprocessingInk" xmlns:wne="http://schemas.microsoft.com/office/word/2006/wordml" xmlns:wps="http://schemas.microsoft.com/office/word/2010/wordprocessingShape" mc:Ignorable="w14 w15 w16se w16cid w16 w16cex w16sdtdh wp14">
-  <w:comment w:id="1" w:author="Kalentyev Alexey" w:date="2026-09-23T02:48:00Z" w:initials="KA">
-    <w:p>
-      <w:pPr>
-        <w:pStyle w:val="af"/>
+<w:comments xmlns:wpc="http://schemas.microsoft.com/office/word/2010/wordprocessingCanvas" xmlns:cx="http://schemas.microsoft.com/office/drawing/2014/chartex" xmlns:cx1="http://schemas.microsoft.com/office/drawing/2015/9/8/chartex" xmlns:cx2="http://schemas.microsoft.com/office/drawing/2015/10/21/chartex" xmlns:cx3="http://schemas.microsoft.com/office/drawing/2016/5/9/chartex" xmlns:cx4="http://schemas.microsoft.com/office/drawing/2016/5/10/chartex" xmlns:cx5="http://schemas.microsoft.com/office/drawing/2016/5/11/chartex" xmlns:cx6="http://schemas.microsoft.com/office/drawing/2016/5/12/chartex" xmlns:cx7="http://schemas.microsoft.com/office/drawing/2016/5/13/chartex" xmlns:cx8="http://schemas.microsoft.com/office/drawing/2016/5/14/chartex" xmlns:mc="http://schemas.openxmlformats.org/markup-compatibility/2006" xmlns:aink="http://schemas.microsoft.com/office/drawing/2016/ink" xmlns:am3d="http://schemas.microsoft.com/office/drawing/2017/model3d" xmlns:o="urn:schemas-microsoft-com:office:office" xmlns:oel="http://schemas.microsoft.com/office/2019/extlst" xmlns:r="http://schemas.openxmlformats.org/officeDocument/2006/relationships" xmlns:m="http://schemas.openxmlformats.org/officeDocument/2006/math" xmlns:v="urn:schemas-microsoft-com:vml" xmlns:wp14="http://schemas.microsoft.com/office/word/2010/wordprocessingDrawing" xmlns:wp="http://schemas.openxmlformats.org/drawingml/2006/wordprocessingDrawing" xmlns:w10="urn:schemas-microsoft-com:office:word" xmlns:w="http://schemas.openxmlformats.org/wordprocessingml/2006/main" xmlns:w14="http://schemas.microsoft.com/office/word/2010/wordml" xmlns:w15="http://schemas.microsoft.com/office/word/2012/wordml" xmlns:w16cex="http://schemas.microsoft.com/office/word/2018/wordml/cex" xmlns:w16cid="http://schemas.microsoft.com/office/word/2016/wordml/cid" xmlns:w16="http://schemas.microsoft.com/office/word/2018/wordml" xmlns:w16du="http://schemas.microsoft.com/office/word/2023/wordml/word16du" xmlns:w16sdtdh="http://schemas.microsoft.com/office/word/2020/wordml/sdtdatahash" xmlns:w16sdtfl="http://schemas.microsoft.com/office/word/2024/wordml/sdtformatlock" xmlns:w16se="http://schemas.microsoft.com/office/word/2015/wordml/symex" xmlns:wpg="http://schemas.microsoft.com/office/word/2010/wordprocessingGroup" xmlns:wpi="http://schemas.microsoft.com/office/word/2010/wordprocessingInk" xmlns:wne="http://schemas.microsoft.com/office/word/2006/wordml" xmlns:wps="http://schemas.microsoft.com/office/word/2010/wordprocessingShape" mc:Ignorable="w14 w15 w16se w16cid w16 w16cex w16sdtdh w16sdtfl w16du wp14">
+  <w:comment w:id="0" w:author="Kalentyev Alexey" w:date="2026-09-23T02:48:00Z" w:initials="KA">
+    <w:p>
+      <w:pPr>
+        <w:pStyle w:val="CommentText"/>
         <w:rPr>
           <w:lang w:val="ru-RU"/>
         </w:rPr>
       </w:pPr>
       <w:r>
         <w:rPr>
-          <w:rStyle w:val="af1"/>
+          <w:rStyle w:val="CommentReference"/>
         </w:rPr>
         <w:annotationRef/>
       </w:r>
@@ -7399,17 +7583,17 @@
       </w:r>
     </w:p>
   </w:comment>
-  <w:comment w:id="0" w:author="Арсалан Дамбаев" w:date="2026-09-23T10:44:00Z" w:initials="АД">
-    <w:p>
-      <w:pPr>
-        <w:pStyle w:val="af"/>
+  <w:comment w:id="1" w:author="Арсалан Дамбаев" w:date="2026-09-23T10:44:00Z" w:initials="АД">
+    <w:p>
+      <w:pPr>
+        <w:pStyle w:val="CommentText"/>
         <w:rPr>
           <w:lang w:val="ru-RU"/>
         </w:rPr>
       </w:pPr>
       <w:r>
         <w:rPr>
-          <w:rStyle w:val="af1"/>
+          <w:rStyle w:val="CommentReference"/>
         </w:rPr>
         <w:annotationRef/>
       </w:r>
@@ -7424,14 +7608,14 @@
   <w:comment w:id="2" w:author="Kalentyev Alexey" w:date="2026-09-23T02:48:00Z" w:initials="KA">
     <w:p>
       <w:pPr>
-        <w:pStyle w:val="af"/>
+        <w:pStyle w:val="CommentText"/>
         <w:rPr>
           <w:lang w:val="ru-RU"/>
         </w:rPr>
       </w:pPr>
       <w:r>
         <w:rPr>
-          <w:rStyle w:val="af1"/>
+          <w:rStyle w:val="CommentReference"/>
         </w:rPr>
         <w:annotationRef/>
       </w:r>
@@ -7446,14 +7630,14 @@
   <w:comment w:id="3" w:author="Арсалан Дамбаев" w:date="2026-09-23T11:05:00Z" w:initials="АД">
     <w:p>
       <w:pPr>
-        <w:pStyle w:val="af"/>
+        <w:pStyle w:val="CommentText"/>
         <w:rPr>
           <w:lang w:val="ru-RU"/>
         </w:rPr>
       </w:pPr>
       <w:r>
         <w:rPr>
-          <w:rStyle w:val="af1"/>
+          <w:rStyle w:val="CommentReference"/>
         </w:rPr>
         <w:annotationRef/>
       </w:r>
@@ -7468,14 +7652,14 @@
   <w:comment w:id="13" w:author="Kalentyev Alexey" w:date="2026-09-23T02:48:00Z" w:initials="KA">
     <w:p>
       <w:pPr>
-        <w:pStyle w:val="af"/>
+        <w:pStyle w:val="CommentText"/>
         <w:rPr>
           <w:lang w:val="ru-RU"/>
         </w:rPr>
       </w:pPr>
       <w:r>
         <w:rPr>
-          <w:rStyle w:val="af1"/>
+          <w:rStyle w:val="CommentReference"/>
         </w:rPr>
         <w:annotationRef/>
       </w:r>
@@ -7483,27 +7667,21 @@
         <w:rPr>
           <w:lang w:val="ru-RU"/>
         </w:rPr>
-        <w:t>Дополните пункт сведениями об известном разработчике: кто выполняет ра</w:t>
-      </w:r>
-      <w:r>
-        <w:rPr>
-          <w:lang w:val="ru-RU"/>
-        </w:rPr>
-        <w:t>боту, его подразделение и группа.</w:t>
+        <w:t>Дополните пункт сведениями об известном разработчике: кто выполняет работу, его подразделение и группа.</w:t>
       </w:r>
     </w:p>
   </w:comment>
   <w:comment w:id="14" w:author="Арсалан Дамбаев" w:date="2026-09-23T10:56:00Z" w:initials="АД">
     <w:p>
       <w:pPr>
-        <w:pStyle w:val="af"/>
+        <w:pStyle w:val="CommentText"/>
         <w:rPr>
           <w:lang w:val="ru-RU"/>
         </w:rPr>
       </w:pPr>
       <w:r>
         <w:rPr>
-          <w:rStyle w:val="af1"/>
+          <w:rStyle w:val="CommentReference"/>
         </w:rPr>
         <w:annotationRef/>
       </w:r>
@@ -7518,14 +7696,14 @@
   <w:comment w:id="18" w:author="Kalentyev Alexey" w:date="2026-09-23T02:48:00Z" w:initials="KA">
     <w:p>
       <w:pPr>
-        <w:pStyle w:val="af"/>
+        <w:pStyle w:val="CommentText"/>
         <w:rPr>
           <w:lang w:val="ru-RU"/>
         </w:rPr>
       </w:pPr>
       <w:r>
         <w:rPr>
-          <w:rStyle w:val="af1"/>
+          <w:rStyle w:val="CommentReference"/>
         </w:rPr>
         <w:annotationRef/>
       </w:r>
@@ -7540,14 +7718,14 @@
   <w:comment w:id="19" w:author="Арсалан Дамбаев" w:date="2026-09-23T10:49:00Z" w:initials="АД">
     <w:p>
       <w:pPr>
-        <w:pStyle w:val="af"/>
+        <w:pStyle w:val="CommentText"/>
         <w:rPr>
           <w:lang w:val="ru-RU"/>
         </w:rPr>
       </w:pPr>
       <w:r>
         <w:rPr>
-          <w:rStyle w:val="af1"/>
+          <w:rStyle w:val="CommentReference"/>
         </w:rPr>
         <w:annotationRef/>
       </w:r>
@@ -7562,14 +7740,14 @@
   <w:comment w:id="30" w:author="Kalentyev Alexey" w:date="2026-09-23T02:48:00Z" w:initials="KA">
     <w:p>
       <w:pPr>
-        <w:pStyle w:val="af"/>
+        <w:pStyle w:val="CommentText"/>
         <w:rPr>
           <w:lang w:val="ru-RU"/>
         </w:rPr>
       </w:pPr>
       <w:r>
         <w:rPr>
-          <w:rStyle w:val="af1"/>
+          <w:rStyle w:val="CommentReference"/>
         </w:rPr>
         <w:annotationRef/>
       </w:r>
@@ -7584,48 +7762,30 @@
   <w:comment w:id="31" w:author="Арсалан Дамбаев" w:date="2026-09-23T11:15:00Z" w:initials="АД">
     <w:p>
       <w:pPr>
-        <w:pStyle w:val="af"/>
-        <w:rPr>
-          <w:lang w:val="ru-RU"/>
-        </w:rPr>
-      </w:pPr>
-      <w:r>
-        <w:rPr>
-          <w:rStyle w:val="af1"/>
+        <w:pStyle w:val="CommentText"/>
+      </w:pPr>
+      <w:r>
+        <w:rPr>
+          <w:rStyle w:val="CommentReference"/>
         </w:rPr>
         <w:annotationRef/>
       </w:r>
       <w:r>
-        <w:rPr>
-          <w:lang w:val="ru-RU"/>
-        </w:rPr>
-        <w:t xml:space="preserve">По ОС ТУСУР пункт 5.4.1 </w:t>
-      </w:r>
-      <w:r>
-        <w:rPr>
-          <w:lang w:val="ru-RU"/>
-        </w:rPr>
-        <w:t xml:space="preserve">- </w:t>
-      </w:r>
-      <w:r>
-        <w:rPr>
-          <w:lang w:val="ru-RU"/>
-        </w:rPr>
-        <w:t>пункты заголовков не имеют</w:t>
+        <w:t>+</w:t>
       </w:r>
     </w:p>
   </w:comment>
   <w:comment w:id="33" w:author="Kalentyev Alexey" w:date="2026-09-23T02:48:00Z" w:initials="KA">
     <w:p>
       <w:pPr>
-        <w:pStyle w:val="af"/>
+        <w:pStyle w:val="CommentText"/>
         <w:rPr>
           <w:lang w:val="ru-RU"/>
         </w:rPr>
       </w:pPr>
       <w:r>
         <w:rPr>
-          <w:rStyle w:val="af1"/>
+          <w:rStyle w:val="CommentReference"/>
         </w:rPr>
         <w:annotationRef/>
       </w:r>
@@ -7633,27 +7793,21 @@
         <w:rPr>
           <w:lang w:val="ru-RU"/>
         </w:rPr>
-        <w:t>Перенесите заголовки 3.2 и 3.2.1 вместе с началом текста на следующую страницу; включите для них «Не отрывать от сл</w:t>
-      </w:r>
-      <w:r>
-        <w:rPr>
-          <w:lang w:val="ru-RU"/>
-        </w:rPr>
-        <w:t>едующего».</w:t>
+        <w:t>Перенесите заголовки 3.2 и 3.2.1 вместе с началом текста на следующую страницу; включите для них «Не отрывать от следующего».</w:t>
       </w:r>
     </w:p>
   </w:comment>
   <w:comment w:id="34" w:author="Арсалан Дамбаев" w:date="2026-09-23T11:01:00Z" w:initials="АД">
     <w:p>
       <w:pPr>
-        <w:pStyle w:val="af"/>
+        <w:pStyle w:val="CommentText"/>
         <w:rPr>
           <w:lang w:val="ru-RU"/>
         </w:rPr>
       </w:pPr>
       <w:r>
         <w:rPr>
-          <w:rStyle w:val="af1"/>
+          <w:rStyle w:val="CommentReference"/>
         </w:rPr>
         <w:annotationRef/>
       </w:r>
@@ -7668,14 +7822,14 @@
   <w:comment w:id="39" w:author="Kalentyev Alexey" w:date="2026-09-23T02:48:00Z" w:initials="KA">
     <w:p>
       <w:pPr>
-        <w:pStyle w:val="af"/>
+        <w:pStyle w:val="CommentText"/>
         <w:rPr>
           <w:lang w:val="ru-RU"/>
         </w:rPr>
       </w:pPr>
       <w:r>
         <w:rPr>
-          <w:rStyle w:val="af1"/>
+          <w:rStyle w:val="CommentReference"/>
         </w:rPr>
         <w:annotationRef/>
       </w:r>
@@ -7683,20 +7837,14 @@
         <w:rPr>
           <w:lang w:val="ru-RU"/>
         </w:rPr>
-        <w:t>Уберите абзацный отступ у названия таблицы 4.1: оно должно начинаться над левым верхним углом таблиц</w:t>
-      </w:r>
-      <w:r>
-        <w:rPr>
-          <w:lang w:val="ru-RU"/>
-        </w:rPr>
-        <w:t>ы.</w:t>
+        <w:t>Уберите абзацный отступ у названия таблицы 4.1: оно должно начинаться над левым верхним углом таблицы.</w:t>
       </w:r>
     </w:p>
   </w:comment>
   <w:comment w:id="40" w:author="Арсалан Дамбаев" w:date="2026-09-23T10:46:00Z" w:initials="АД">
     <w:p>
       <w:pPr>
-        <w:pStyle w:val="af"/>
+        <w:pStyle w:val="CommentText"/>
         <w:rPr>
           <w:vertAlign w:val="subscript"/>
           <w:lang w:val="ru-RU"/>
@@ -7704,7 +7852,7 @@
       </w:pPr>
       <w:r>
         <w:rPr>
-          <w:rStyle w:val="af1"/>
+          <w:rStyle w:val="CommentReference"/>
         </w:rPr>
         <w:annotationRef/>
       </w:r>
@@ -7717,17 +7865,17 @@
       </w:r>
     </w:p>
   </w:comment>
-  <w:comment w:id="42" w:author="Kalentyev Alexey" w:date="2026-09-23T02:48:00Z" w:initials="KA">
-    <w:p>
-      <w:pPr>
-        <w:pStyle w:val="af"/>
+  <w:comment w:id="41" w:author="Kalentyev Alexey" w:date="2026-09-23T02:48:00Z" w:initials="KA">
+    <w:p>
+      <w:pPr>
+        <w:pStyle w:val="CommentText"/>
         <w:rPr>
           <w:lang w:val="ru-RU"/>
         </w:rPr>
       </w:pPr>
       <w:r>
         <w:rPr>
-          <w:rStyle w:val="af1"/>
+          <w:rStyle w:val="CommentReference"/>
         </w:rPr>
         <w:annotationRef/>
       </w:r>
@@ -7739,17 +7887,17 @@
       </w:r>
     </w:p>
   </w:comment>
-  <w:comment w:id="43" w:author="Арсалан Дамбаев" w:date="2026-09-23T10:46:00Z" w:initials="АД">
-    <w:p>
-      <w:pPr>
-        <w:pStyle w:val="af"/>
+  <w:comment w:id="42" w:author="Арсалан Дамбаев" w:date="2026-09-23T10:46:00Z" w:initials="АД">
+    <w:p>
+      <w:pPr>
+        <w:pStyle w:val="CommentText"/>
         <w:rPr>
           <w:lang w:val="ru-RU"/>
         </w:rPr>
       </w:pPr>
       <w:r>
         <w:rPr>
-          <w:rStyle w:val="af1"/>
+          <w:rStyle w:val="CommentReference"/>
         </w:rPr>
         <w:annotationRef/>
       </w:r>
@@ -7761,17 +7909,17 @@
       </w:r>
     </w:p>
   </w:comment>
-  <w:comment w:id="51" w:author="Kalentyev Alexey" w:date="2026-09-23T02:48:00Z" w:initials="KA">
-    <w:p>
-      <w:pPr>
-        <w:pStyle w:val="af"/>
+  <w:comment w:id="50" w:author="Kalentyev Alexey" w:date="2026-09-23T02:48:00Z" w:initials="KA">
+    <w:p>
+      <w:pPr>
+        <w:pStyle w:val="CommentText"/>
         <w:rPr>
           <w:lang w:val="ru-RU"/>
         </w:rPr>
       </w:pPr>
       <w:r>
         <w:rPr>
-          <w:rStyle w:val="af1"/>
+          <w:rStyle w:val="CommentReference"/>
         </w:rPr>
         <w:annotationRef/>
       </w:r>
@@ -7783,17 +7931,17 @@
       </w:r>
     </w:p>
   </w:comment>
-  <w:comment w:id="52" w:author="Арсалан Дамбаев" w:date="2026-09-23T11:02:00Z" w:initials="АД">
-    <w:p>
-      <w:pPr>
-        <w:pStyle w:val="af"/>
+  <w:comment w:id="51" w:author="Арсалан Дамбаев" w:date="2026-09-23T11:02:00Z" w:initials="АД">
+    <w:p>
+      <w:pPr>
+        <w:pStyle w:val="CommentText"/>
         <w:rPr>
           <w:lang w:val="ru-RU"/>
         </w:rPr>
       </w:pPr>
       <w:r>
         <w:rPr>
-          <w:rStyle w:val="af1"/>
+          <w:rStyle w:val="CommentReference"/>
         </w:rPr>
         <w:annotationRef/>
       </w:r>
@@ -7805,14 +7953,14 @@
       </w:r>
     </w:p>
   </w:comment>
-  <w:comment w:id="53" w:author="Kalentyev Alexey" w:date="2026-09-16T12:00:00Z" w:initials="KA">
-    <w:p>
-      <w:pPr>
-        <w:pStyle w:val="af"/>
-      </w:pPr>
-      <w:r>
-        <w:rPr>
-          <w:rStyle w:val="af1"/>
+  <w:comment w:id="52" w:author="Kalentyev Alexey" w:date="2026-09-16T12:00:00Z" w:initials="KA">
+    <w:p>
+      <w:pPr>
+        <w:pStyle w:val="CommentText"/>
+      </w:pPr>
+      <w:r>
+        <w:rPr>
+          <w:rStyle w:val="CommentReference"/>
         </w:rPr>
         <w:annotationRef/>
       </w:r>
@@ -7824,17 +7972,17 @@
       </w:r>
     </w:p>
   </w:comment>
-  <w:comment w:id="54" w:author="Арсалан Дамбаев" w:date="2026-09-23T11:02:00Z" w:initials="АД">
-    <w:p>
-      <w:pPr>
-        <w:pStyle w:val="af"/>
+  <w:comment w:id="53" w:author="Арсалан Дамбаев" w:date="2026-09-23T11:02:00Z" w:initials="АД">
+    <w:p>
+      <w:pPr>
+        <w:pStyle w:val="CommentText"/>
         <w:rPr>
           <w:lang w:val="ru-RU"/>
         </w:rPr>
       </w:pPr>
       <w:r>
         <w:rPr>
-          <w:rStyle w:val="af1"/>
+          <w:rStyle w:val="CommentReference"/>
         </w:rPr>
         <w:annotationRef/>
       </w:r>
@@ -7850,7 +7998,7 @@
 </file>
 
 <file path=word/commentsExtended.xml><?xml version="1.0" encoding="utf-8"?>
-<w15:commentsEx xmlns:wpc="http://schemas.microsoft.com/office/word/2010/wordprocessingCanvas" xmlns:cx="http://schemas.microsoft.com/office/drawing/2014/chartex" xmlns:cx1="http://schemas.microsoft.com/office/drawing/2015/9/8/chartex" xmlns:cx2="http://schemas.microsoft.com/office/drawing/2015/10/21/chartex" xmlns:cx3="http://schemas.microsoft.com/office/drawing/2016/5/9/chartex" xmlns:cx4="http://schemas.microsoft.com/office/drawing/2016/5/10/chartex" xmlns:cx5="http://schemas.microsoft.com/office/drawing/2016/5/11/chartex" xmlns:cx6="http://schemas.microsoft.com/office/drawing/2016/5/12/chartex" xmlns:cx7="http://schemas.microsoft.com/office/drawing/2016/5/13/chartex" xmlns:cx8="http://schemas.microsoft.com/office/drawing/2016/5/14/chartex" xmlns:mc="http://schemas.openxmlformats.org/markup-compatibility/2006" xmlns:aink="http://schemas.microsoft.com/office/drawing/2016/ink" xmlns:am3d="http://schemas.microsoft.com/office/drawing/2017/model3d" xmlns:o="urn:schemas-microsoft-com:office:office" xmlns:r="http://schemas.openxmlformats.org/officeDocument/2006/relationships" xmlns:m="http://schemas.openxmlformats.org/officeDocument/2006/math" xmlns:v="urn:schemas-microsoft-com:vml" xmlns:wp14="http://schemas.microsoft.com/office/word/2010/wordprocessingDrawing" xmlns:wp="http://schemas.openxmlformats.org/drawingml/2006/wordprocessingDrawing" xmlns:w10="urn:schemas-microsoft-com:office:word" xmlns:w="http://schemas.openxmlformats.org/wordprocessingml/2006/main" xmlns:w14="http://schemas.microsoft.com/office/word/2010/wordml" xmlns:w15="http://schemas.microsoft.com/office/word/2012/wordml" xmlns:w16cex="http://schemas.microsoft.com/office/word/2018/wordml/cex" xmlns:w16cid="http://schemas.microsoft.com/office/word/2016/wordml/cid" xmlns:w16="http://schemas.microsoft.com/office/word/2018/wordml" xmlns:w16sdtdh="http://schemas.microsoft.com/office/word/2020/wordml/sdtdatahash" xmlns:w16se="http://schemas.microsoft.com/office/word/2015/wordml/symex" xmlns:wpg="http://schemas.microsoft.com/office/word/2010/wordprocessingGroup" xmlns:wpi="http://schemas.microsoft.com/office/word/2010/wordprocessingInk" xmlns:wne="http://schemas.microsoft.com/office/word/2006/wordml" xmlns:wps="http://schemas.microsoft.com/office/word/2010/wordprocessingShape" mc:Ignorable="w14 w15 w16se w16cid w16 w16cex w16sdtdh wp14">
+<w15:commentsEx xmlns:wpc="http://schemas.microsoft.com/office/word/2010/wordprocessingCanvas" xmlns:cx="http://schemas.microsoft.com/office/drawing/2014/chartex" xmlns:cx1="http://schemas.microsoft.com/office/drawing/2015/9/8/chartex" xmlns:cx2="http://schemas.microsoft.com/office/drawing/2015/10/21/chartex" xmlns:cx3="http://schemas.microsoft.com/office/drawing/2016/5/9/chartex" xmlns:cx4="http://schemas.microsoft.com/office/drawing/2016/5/10/chartex" xmlns:cx5="http://schemas.microsoft.com/office/drawing/2016/5/11/chartex" xmlns:cx6="http://schemas.microsoft.com/office/drawing/2016/5/12/chartex" xmlns:cx7="http://schemas.microsoft.com/office/drawing/2016/5/13/chartex" xmlns:cx8="http://schemas.microsoft.com/office/drawing/2016/5/14/chartex" xmlns:mc="http://schemas.openxmlformats.org/markup-compatibility/2006" xmlns:aink="http://schemas.microsoft.com/office/drawing/2016/ink" xmlns:am3d="http://schemas.microsoft.com/office/drawing/2017/model3d" xmlns:o="urn:schemas-microsoft-com:office:office" xmlns:oel="http://schemas.microsoft.com/office/2019/extlst" xmlns:r="http://schemas.openxmlformats.org/officeDocument/2006/relationships" xmlns:m="http://schemas.openxmlformats.org/officeDocument/2006/math" xmlns:v="urn:schemas-microsoft-com:vml" xmlns:wp14="http://schemas.microsoft.com/office/word/2010/wordprocessingDrawing" xmlns:wp="http://schemas.openxmlformats.org/drawingml/2006/wordprocessingDrawing" xmlns:w10="urn:schemas-microsoft-com:office:word" xmlns:w="http://schemas.openxmlformats.org/wordprocessingml/2006/main" xmlns:w14="http://schemas.microsoft.com/office/word/2010/wordml" xmlns:w15="http://schemas.microsoft.com/office/word/2012/wordml" xmlns:w16cex="http://schemas.microsoft.com/office/word/2018/wordml/cex" xmlns:w16cid="http://schemas.microsoft.com/office/word/2016/wordml/cid" xmlns:w16="http://schemas.microsoft.com/office/word/2018/wordml" xmlns:w16du="http://schemas.microsoft.com/office/word/2023/wordml/word16du" xmlns:w16sdtdh="http://schemas.microsoft.com/office/word/2020/wordml/sdtdatahash" xmlns:w16sdtfl="http://schemas.microsoft.com/office/word/2024/wordml/sdtformatlock" xmlns:w16se="http://schemas.microsoft.com/office/word/2015/wordml/symex" xmlns:wpg="http://schemas.microsoft.com/office/word/2010/wordprocessingGroup" xmlns:wpi="http://schemas.microsoft.com/office/word/2010/wordprocessingInk" xmlns:wne="http://schemas.microsoft.com/office/word/2006/wordml" xmlns:wps="http://schemas.microsoft.com/office/word/2010/wordprocessingShape" mc:Ignorable="w14 w15 w16se w16cid w16 w16cex w16sdtdh w16sdtfl w16du wp14">
   <w15:commentEx w15:paraId="52295174" w15:done="0"/>
   <w15:commentEx w15:paraId="164D715C" w15:paraIdParent="52295174" w15:done="0"/>
   <w15:commentEx w15:paraId="19C59CF7" w15:done="0"/>
@@ -7875,7 +8023,7 @@
 </file>
 
 <file path=word/commentsExtensible.xml><?xml version="1.0" encoding="utf-8"?>
-<w16cex:commentsExtensible xmlns:wpc="http://schemas.microsoft.com/office/word/2010/wordprocessingCanvas" xmlns:cx="http://schemas.microsoft.com/office/drawing/2014/chartex" xmlns:cx1="http://schemas.microsoft.com/office/drawing/2015/9/8/chartex" xmlns:cx2="http://schemas.microsoft.com/office/drawing/2015/10/21/chartex" xmlns:cx3="http://schemas.microsoft.com/office/drawing/2016/5/9/chartex" xmlns:cx4="http://schemas.microsoft.com/office/drawing/2016/5/10/chartex" xmlns:cx5="http://schemas.microsoft.com/office/drawing/2016/5/11/chartex" xmlns:cx6="http://schemas.microsoft.com/office/drawing/2016/5/12/chartex" xmlns:cx7="http://schemas.microsoft.com/office/drawing/2016/5/13/chartex" xmlns:cx8="http://schemas.microsoft.com/office/drawing/2016/5/14/chartex" xmlns:mc="http://schemas.openxmlformats.org/markup-compatibility/2006" xmlns:aink="http://schemas.microsoft.com/office/drawing/2016/ink" xmlns:am3d="http://schemas.microsoft.com/office/drawing/2017/model3d" xmlns:o="urn:schemas-microsoft-com:office:office" xmlns:r="http://schemas.openxmlformats.org/officeDocument/2006/relationships" xmlns:m="http://schemas.openxmlformats.org/officeDocument/2006/math" xmlns:v="urn:schemas-microsoft-com:vml" xmlns:wp14="http://schemas.microsoft.com/office/word/2010/wordprocessingDrawing" xmlns:wp="http://schemas.openxmlformats.org/drawingml/2006/wordprocessingDrawing" xmlns:w10="urn:schemas-microsoft-com:office:word" xmlns:w="http://schemas.openxmlformats.org/wordprocessingml/2006/main" xmlns:w14="http://schemas.microsoft.com/office/word/2010/wordml" xmlns:w15="http://schemas.microsoft.com/office/word/2012/wordml" xmlns:w16cex="http://schemas.microsoft.com/office/word/2018/wordml/cex" xmlns:w16cid="http://schemas.microsoft.com/office/word/2016/wordml/cid" xmlns:w16="http://schemas.microsoft.com/office/word/2018/wordml" xmlns:w16sdtdh="http://schemas.microsoft.com/office/word/2020/wordml/sdtdatahash" xmlns:w16se="http://schemas.microsoft.com/office/word/2015/wordml/symex" xmlns:wpg="http://schemas.microsoft.com/office/word/2010/wordprocessingGroup" xmlns:wpi="http://schemas.microsoft.com/office/word/2010/wordprocessingInk" xmlns:wne="http://schemas.microsoft.com/office/word/2006/wordml" xmlns:wps="http://schemas.microsoft.com/office/word/2010/wordprocessingShape" mc:Ignorable="w14 w15 w16se w16cid w16 w16cex w16sdtdh wp14">
+<w16cex:commentsExtensible xmlns:wpc="http://schemas.microsoft.com/office/word/2010/wordprocessingCanvas" xmlns:cx="http://schemas.microsoft.com/office/drawing/2014/chartex" xmlns:cx1="http://schemas.microsoft.com/office/drawing/2015/9/8/chartex" xmlns:cx2="http://schemas.microsoft.com/office/drawing/2015/10/21/chartex" xmlns:cx3="http://schemas.microsoft.com/office/drawing/2016/5/9/chartex" xmlns:cx4="http://schemas.microsoft.com/office/drawing/2016/5/10/chartex" xmlns:cx5="http://schemas.microsoft.com/office/drawing/2016/5/11/chartex" xmlns:cx6="http://schemas.microsoft.com/office/drawing/2016/5/12/chartex" xmlns:cx7="http://schemas.microsoft.com/office/drawing/2016/5/13/chartex" xmlns:cx8="http://schemas.microsoft.com/office/drawing/2016/5/14/chartex" xmlns:cr="http://schemas.microsoft.com/office/comments/2020/reactions" xmlns:mc="http://schemas.openxmlformats.org/markup-compatibility/2006" xmlns:aink="http://schemas.microsoft.com/office/drawing/2016/ink" xmlns:am3d="http://schemas.microsoft.com/office/drawing/2017/model3d" xmlns:o="urn:schemas-microsoft-com:office:office" xmlns:oel="http://schemas.microsoft.com/office/2019/extlst" xmlns:r="http://schemas.openxmlformats.org/officeDocument/2006/relationships" xmlns:m="http://schemas.openxmlformats.org/officeDocument/2006/math" xmlns:v="urn:schemas-microsoft-com:vml" xmlns:wp14="http://schemas.microsoft.com/office/word/2010/wordprocessingDrawing" xmlns:wp="http://schemas.openxmlformats.org/drawingml/2006/wordprocessingDrawing" xmlns:w10="urn:schemas-microsoft-com:office:word" xmlns:w="http://schemas.openxmlformats.org/wordprocessingml/2006/main" xmlns:w14="http://schemas.microsoft.com/office/word/2010/wordml" xmlns:w15="http://schemas.microsoft.com/office/word/2012/wordml" xmlns:w16cex="http://schemas.microsoft.com/office/word/2018/wordml/cex" xmlns:w16cid="http://schemas.microsoft.com/office/word/2016/wordml/cid" xmlns:w16="http://schemas.microsoft.com/office/word/2018/wordml" xmlns:w16du="http://schemas.microsoft.com/office/word/2023/wordml/word16du" xmlns:w16sdtdh="http://schemas.microsoft.com/office/word/2020/wordml/sdtdatahash" xmlns:w16sdtfl="http://schemas.microsoft.com/office/word/2024/wordml/sdtformatlock" xmlns:w16se="http://schemas.microsoft.com/office/word/2015/wordml/symex" xmlns:wpg="http://schemas.microsoft.com/office/word/2010/wordprocessingGroup" xmlns:wpi="http://schemas.microsoft.com/office/word/2010/wordprocessingInk" xmlns:wne="http://schemas.microsoft.com/office/word/2006/wordml" xmlns:wps="http://schemas.microsoft.com/office/word/2010/wordprocessingShape" mc:Ignorable="w14 w15 w16se w16cid w16 w16cex w16sdtdh w16sdtfl cr w16du wp14">
   <w16cex:commentExtensible w16cex:durableId="2E5E2C1A" w16cex:dateUtc="2026-09-23T03:44:00Z"/>
   <w16cex:commentExtensible w16cex:durableId="2E5E30E2" w16cex:dateUtc="2026-09-23T04:05:00Z"/>
   <w16cex:commentExtensible w16cex:durableId="2E5E2EFB" w16cex:dateUtc="2026-09-23T03:56:00Z"/>
@@ -7892,7 +8040,8 @@
 </file>
 
 <file path=word/commentsIds.xml><?xml version="1.0" encoding="utf-8"?>
-<w16cid:commentsIds xmlns:wpc="http://schemas.microsoft.com/office/word/2010/wordprocessingCanvas" xmlns:cx="http://schemas.microsoft.com/office/drawing/2014/chartex" xmlns:cx1="http://schemas.microsoft.com/office/drawing/2015/9/8/chartex" xmlns:cx2="http://schemas.microsoft.com/office/drawing/2015/10/21/chartex" xmlns:cx3="http://schemas.microsoft.com/office/drawing/2016/5/9/chartex" xmlns:cx4="http://schemas.microsoft.com/office/drawing/2016/5/10/chartex" xmlns:cx5="http://schemas.microsoft.com/office/drawing/2016/5/11/chartex" xmlns:cx6="http://schemas.microsoft.com/office/drawing/2016/5/12/chartex" xmlns:cx7="http://schemas.microsoft.com/office/drawing/2016/5/13/chartex" xmlns:cx8="http://schemas.microsoft.com/office/drawing/2016/5/14/chartex" xmlns:mc="http://schemas.openxmlformats.org/markup-compatibility/2006" xmlns:aink="http://schemas.microsoft.com/office/drawing/2016/ink" xmlns:am3d="http://schemas.microsoft.com/office/drawing/2017/model3d" xmlns:o="urn:schemas-microsoft-com:office:office" xmlns:r="http://schemas.openxmlformats.org/officeDocument/2006/relationships" xmlns:m="http://schemas.openxmlformats.org/officeDocument/2006/math" xmlns:v="urn:schemas-microsoft-com:vml" xmlns:wp14="http://schemas.microsoft.com/office/word/2010/wordprocessingDrawing" xmlns:wp="http://schemas.openxmlformats.org/drawingml/2006/wordprocessingDrawing" xmlns:w10="urn:schemas-microsoft-com:office:word" xmlns:w="http://schemas.openxmlformats.org/wordprocessingml/2006/main" xmlns:w14="http://schemas.microsoft.com/office/word/2010/wordml" xmlns:w15="http://schemas.microsoft.com/office/word/2012/wordml" xmlns:w16cex="http://schemas.microsoft.com/office/word/2018/wordml/cex" xmlns:w16cid="http://schemas.microsoft.com/office/word/2016/wordml/cid" xmlns:w16="http://schemas.microsoft.com/office/word/2018/wordml" xmlns:w16sdtdh="http://schemas.microsoft.com/office/word/2020/wordml/sdtdatahash" xmlns:w16se="http://schemas.microsoft.com/office/word/2015/wordml/symex" xmlns:wpg="http://schemas.microsoft.com/office/word/2010/wordprocessingGroup" xmlns:wpi="http://schemas.microsoft.com/office/word/2010/wordprocessingInk" xmlns:wne="http://schemas.microsoft.com/office/word/2006/wordml" xmlns:wps="http://schemas.microsoft.com/office/word/2010/wordprocessingShape" mc:Ignorable="w14 w15 w16se w16cid w16 w16cex w16sdtdh wp14">
+<w16cid:commentsIds xmlns:wpc="http://schemas.microsoft.com/office/word/2010/wordprocessingCanvas" xmlns:cx="http://schemas.microsoft.com/office/drawing/2014/chartex" xmlns:cx1="http://schemas.microsoft.com/office/drawing/2015/9/8/chartex" xmlns:cx2="http://schemas.microsoft.com/office/drawing/2015/10/21/chartex" xmlns:cx3="http://schemas.microsoft.com/office/drawing/2016/5/9/chartex" xmlns:cx4="http://schemas.microsoft.com/office/drawing/2016/5/10/chartex" xmlns:cx5="http://schemas.microsoft.com/office/drawing/2016/5/11/chartex" xmlns:cx6="http://schemas.microsoft.com/office/drawing/2016/5/12/chartex" xmlns:cx7="http://schemas.microsoft.com/office/drawing/2016/5/13/chartex" xmlns:cx8="http://schemas.microsoft.com/office/drawing/2016/5/14/chartex" xmlns:mc="http://schemas.openxmlformats.org/markup-compatibility/2006" xmlns:aink="http://schemas.microsoft.com/office/drawing/2016/ink" xmlns:am3d="http://schemas.microsoft.com/office/drawing/2017/model3d" xmlns:o="urn:schemas-microsoft-com:office:office" xmlns:oel="http://schemas.microsoft.com/office/2019/extlst" xmlns:r="http://schemas.openxmlformats.org/officeDocument/2006/relationships" xmlns:m="http://schemas.openxmlformats.org/officeDocument/2006/math" xmlns:v="urn:schemas-microsoft-com:vml" xmlns:wp14="http://schemas.microsoft.com/office/word/2010/wordprocessingDrawing" xmlns:wp="http://schemas.openxmlformats.org/drawingml/2006/wordprocessingDrawing" xmlns:w10="urn:schemas-microsoft-com:office:word" xmlns:w="http://schemas.openxmlformats.org/wordprocessingml/2006/main" xmlns:w14="http://schemas.microsoft.com/office/word/2010/wordml" xmlns:w15="http://schemas.microsoft.com/office/word/2012/wordml" xmlns:w16cex="http://schemas.microsoft.com/office/word/2018/wordml/cex" xmlns:w16cid="http://schemas.microsoft.com/office/word/2016/wordml/cid" xmlns:w16="http://schemas.microsoft.com/office/word/2018/wordml" xmlns:w16du="http://schemas.microsoft.com/office/word/2023/wordml/word16du" xmlns:w16sdtdh="http://schemas.microsoft.com/office/word/2020/wordml/sdtdatahash" xmlns:w16sdtfl="http://schemas.microsoft.com/office/word/2024/wordml/sdtformatlock" xmlns:w16se="http://schemas.microsoft.com/office/word/2015/wordml/symex" xmlns:wpg="http://schemas.microsoft.com/office/word/2010/wordprocessingGroup" xmlns:wpi="http://schemas.microsoft.com/office/word/2010/wordprocessingInk" xmlns:wne="http://schemas.microsoft.com/office/word/2006/wordml" xmlns:wps="http://schemas.microsoft.com/office/word/2010/wordprocessingShape" mc:Ignorable="w14 w15 w16se w16cid w16 w16cex w16sdtdh w16sdtfl w16du wp14">
+  <w16cid:commentId w16cid:paraId="52295174" w16cid:durableId="52295174"/>
   <w16cid:commentId w16cid:paraId="164D715C" w16cid:durableId="2E5E2C1A"/>
   <w16cid:commentId w16cid:paraId="19C59CF7" w16cid:durableId="2E5E2C0B"/>
   <w16cid:commentId w16cid:paraId="086239E5" w16cid:durableId="2E5E30E2"/>
@@ -7916,7 +8065,7 @@
 </file>
 
 <file path=word/endnotes.xml><?xml version="1.0" encoding="utf-8"?>
-<w:endnotes xmlns:wpc="http://schemas.microsoft.com/office/word/2010/wordprocessingCanvas" xmlns:cx="http://schemas.microsoft.com/office/drawing/2014/chartex" xmlns:cx1="http://schemas.microsoft.com/office/drawing/2015/9/8/chartex" xmlns:cx2="http://schemas.microsoft.com/office/drawing/2015/10/21/chartex" xmlns:cx3="http://schemas.microsoft.com/office/drawing/2016/5/9/chartex" xmlns:cx4="http://schemas.microsoft.com/office/drawing/2016/5/10/chartex" xmlns:cx5="http://schemas.microsoft.com/office/drawing/2016/5/11/chartex" xmlns:cx6="http://schemas.microsoft.com/office/drawing/2016/5/12/chartex" xmlns:cx7="http://schemas.microsoft.com/office/drawing/2016/5/13/chartex" xmlns:cx8="http://schemas.microsoft.com/office/drawing/2016/5/14/chartex" xmlns:mc="http://schemas.openxmlformats.org/markup-compatibility/2006" xmlns:aink="http://schemas.microsoft.com/office/drawing/2016/ink" xmlns:am3d="http://schemas.microsoft.com/office/drawing/2017/model3d" xmlns:o="urn:schemas-microsoft-com:office:office" xmlns:r="http://schemas.openxmlformats.org/officeDocument/2006/relationships" xmlns:m="http://schemas.openxmlformats.org/officeDocument/2006/math" xmlns:v="urn:schemas-microsoft-com:vml" xmlns:wp14="http://schemas.microsoft.com/office/word/2010/wordprocessingDrawing" xmlns:wp="http://schemas.openxmlformats.org/drawingml/2006/wordprocessingDrawing" xmlns:w10="urn:schemas-microsoft-com:office:word" xmlns:w="http://schemas.openxmlformats.org/wordprocessingml/2006/main" xmlns:w14="http://schemas.microsoft.com/office/word/2010/wordml" xmlns:w15="http://schemas.microsoft.com/office/word/2012/wordml" xmlns:w16cex="http://schemas.microsoft.com/office/word/2018/wordml/cex" xmlns:w16cid="http://schemas.microsoft.com/office/word/2016/wordml/cid" xmlns:w16="http://schemas.microsoft.com/office/word/2018/wordml" xmlns:w16sdtdh="http://schemas.microsoft.com/office/word/2020/wordml/sdtdatahash" xmlns:w16se="http://schemas.microsoft.com/office/word/2015/wordml/symex" xmlns:wpg="http://schemas.microsoft.com/office/word/2010/wordprocessingGroup" xmlns:wpi="http://schemas.microsoft.com/office/word/2010/wordprocessingInk" xmlns:wne="http://schemas.microsoft.com/office/word/2006/wordml" xmlns:wps="http://schemas.microsoft.com/office/word/2010/wordprocessingShape" mc:Ignorable="w14 w15 w16se w16cid w16 w16cex w16sdtdh wp14">
+<w:endnotes xmlns:wpc="http://schemas.microsoft.com/office/word/2010/wordprocessingCanvas" xmlns:cx="http://schemas.microsoft.com/office/drawing/2014/chartex" xmlns:cx1="http://schemas.microsoft.com/office/drawing/2015/9/8/chartex" xmlns:cx2="http://schemas.microsoft.com/office/drawing/2015/10/21/chartex" xmlns:cx3="http://schemas.microsoft.com/office/drawing/2016/5/9/chartex" xmlns:cx4="http://schemas.microsoft.com/office/drawing/2016/5/10/chartex" xmlns:cx5="http://schemas.microsoft.com/office/drawing/2016/5/11/chartex" xmlns:cx6="http://schemas.microsoft.com/office/drawing/2016/5/12/chartex" xmlns:cx7="http://schemas.microsoft.com/office/drawing/2016/5/13/chartex" xmlns:cx8="http://schemas.microsoft.com/office/drawing/2016/5/14/chartex" xmlns:mc="http://schemas.openxmlformats.org/markup-compatibility/2006" xmlns:aink="http://schemas.microsoft.com/office/drawing/2016/ink" xmlns:am3d="http://schemas.microsoft.com/office/drawing/2017/model3d" xmlns:o="urn:schemas-microsoft-com:office:office" xmlns:oel="http://schemas.microsoft.com/office/2019/extlst" xmlns:r="http://schemas.openxmlformats.org/officeDocument/2006/relationships" xmlns:m="http://schemas.openxmlformats.org/officeDocument/2006/math" xmlns:v="urn:schemas-microsoft-com:vml" xmlns:wp14="http://schemas.microsoft.com/office/word/2010/wordprocessingDrawing" xmlns:wp="http://schemas.openxmlformats.org/drawingml/2006/wordprocessingDrawing" xmlns:w10="urn:schemas-microsoft-com:office:word" xmlns:w="http://schemas.openxmlformats.org/wordprocessingml/2006/main" xmlns:w14="http://schemas.microsoft.com/office/word/2010/wordml" xmlns:w15="http://schemas.microsoft.com/office/word/2012/wordml" xmlns:w16cex="http://schemas.microsoft.com/office/word/2018/wordml/cex" xmlns:w16cid="http://schemas.microsoft.com/office/word/2016/wordml/cid" xmlns:w16="http://schemas.microsoft.com/office/word/2018/wordml" xmlns:w16du="http://schemas.microsoft.com/office/word/2023/wordml/word16du" xmlns:w16sdtdh="http://schemas.microsoft.com/office/word/2020/wordml/sdtdatahash" xmlns:w16sdtfl="http://schemas.microsoft.com/office/word/2024/wordml/sdtformatlock" xmlns:w16se="http://schemas.microsoft.com/office/word/2015/wordml/symex" xmlns:wpg="http://schemas.microsoft.com/office/word/2010/wordprocessingGroup" xmlns:wpi="http://schemas.microsoft.com/office/word/2010/wordprocessingInk" xmlns:wne="http://schemas.microsoft.com/office/word/2006/wordml" xmlns:wps="http://schemas.microsoft.com/office/word/2010/wordprocessingShape" mc:Ignorable="w14 w15 w16se w16cid w16 w16cex w16sdtdh w16sdtfl w16du wp14">
   <w:endnote w:type="separator" w:id="-1">
     <w:p>
       <w:pPr>
@@ -7941,7 +8090,7 @@
 </file>
 
 <file path=word/footer1.xml><?xml version="1.0" encoding="utf-8"?>
-<w:ftr xmlns:wpc="http://schemas.microsoft.com/office/word/2010/wordprocessingCanvas" xmlns:cx="http://schemas.microsoft.com/office/drawing/2014/chartex" xmlns:cx1="http://schemas.microsoft.com/office/drawing/2015/9/8/chartex" xmlns:cx2="http://schemas.microsoft.com/office/drawing/2015/10/21/chartex" xmlns:cx3="http://schemas.microsoft.com/office/drawing/2016/5/9/chartex" xmlns:cx4="http://schemas.microsoft.com/office/drawing/2016/5/10/chartex" xmlns:cx5="http://schemas.microsoft.com/office/drawing/2016/5/11/chartex" xmlns:cx6="http://schemas.microsoft.com/office/drawing/2016/5/12/chartex" xmlns:cx7="http://schemas.microsoft.com/office/drawing/2016/5/13/chartex" xmlns:cx8="http://schemas.microsoft.com/office/drawing/2016/5/14/chartex" xmlns:mc="http://schemas.openxmlformats.org/markup-compatibility/2006" xmlns:aink="http://schemas.microsoft.com/office/drawing/2016/ink" xmlns:am3d="http://schemas.microsoft.com/office/drawing/2017/model3d" xmlns:o="urn:schemas-microsoft-com:office:office" xmlns:r="http://schemas.openxmlformats.org/officeDocument/2006/relationships" xmlns:m="http://schemas.openxmlformats.org/officeDocument/2006/math" xmlns:v="urn:schemas-microsoft-com:vml" xmlns:wp14="http://schemas.microsoft.com/office/word/2010/wordprocessingDrawing" xmlns:wp="http://schemas.openxmlformats.org/drawingml/2006/wordprocessingDrawing" xmlns:w10="urn:schemas-microsoft-com:office:word" xmlns:w="http://schemas.openxmlformats.org/wordprocessingml/2006/main" xmlns:w14="http://schemas.microsoft.com/office/word/2010/wordml" xmlns:w15="http://schemas.microsoft.com/office/word/2012/wordml" xmlns:w16cex="http://schemas.microsoft.com/office/word/2018/wordml/cex" xmlns:w16cid="http://schemas.microsoft.com/office/word/2016/wordml/cid" xmlns:w16="http://schemas.microsoft.com/office/word/2018/wordml" xmlns:w16sdtdh="http://schemas.microsoft.com/office/word/2020/wordml/sdtdatahash" xmlns:w16se="http://schemas.microsoft.com/office/word/2015/wordml/symex" xmlns:wpg="http://schemas.microsoft.com/office/word/2010/wordprocessingGroup" xmlns:wpi="http://schemas.microsoft.com/office/word/2010/wordprocessingInk" xmlns:wne="http://schemas.microsoft.com/office/word/2006/wordml" xmlns:wps="http://schemas.microsoft.com/office/word/2010/wordprocessingShape" mc:Ignorable="w14 w15 w16se w16cid w16 w16cex w16sdtdh wp14">
+<w:ftr xmlns:wpc="http://schemas.microsoft.com/office/word/2010/wordprocessingCanvas" xmlns:cx="http://schemas.microsoft.com/office/drawing/2014/chartex" xmlns:cx1="http://schemas.microsoft.com/office/drawing/2015/9/8/chartex" xmlns:cx2="http://schemas.microsoft.com/office/drawing/2015/10/21/chartex" xmlns:cx3="http://schemas.microsoft.com/office/drawing/2016/5/9/chartex" xmlns:cx4="http://schemas.microsoft.com/office/drawing/2016/5/10/chartex" xmlns:cx5="http://schemas.microsoft.com/office/drawing/2016/5/11/chartex" xmlns:cx6="http://schemas.microsoft.com/office/drawing/2016/5/12/chartex" xmlns:cx7="http://schemas.microsoft.com/office/drawing/2016/5/13/chartex" xmlns:cx8="http://schemas.microsoft.com/office/drawing/2016/5/14/chartex" xmlns:mc="http://schemas.openxmlformats.org/markup-compatibility/2006" xmlns:aink="http://schemas.microsoft.com/office/drawing/2016/ink" xmlns:am3d="http://schemas.microsoft.com/office/drawing/2017/model3d" xmlns:o="urn:schemas-microsoft-com:office:office" xmlns:oel="http://schemas.microsoft.com/office/2019/extlst" xmlns:r="http://schemas.openxmlformats.org/officeDocument/2006/relationships" xmlns:m="http://schemas.openxmlformats.org/officeDocument/2006/math" xmlns:v="urn:schemas-microsoft-com:vml" xmlns:wp14="http://schemas.microsoft.com/office/word/2010/wordprocessingDrawing" xmlns:wp="http://schemas.openxmlformats.org/drawingml/2006/wordprocessingDrawing" xmlns:w10="urn:schemas-microsoft-com:office:word" xmlns:w="http://schemas.openxmlformats.org/wordprocessingml/2006/main" xmlns:w14="http://schemas.microsoft.com/office/word/2010/wordml" xmlns:w15="http://schemas.microsoft.com/office/word/2012/wordml" xmlns:w16cex="http://schemas.microsoft.com/office/word/2018/wordml/cex" xmlns:w16cid="http://schemas.microsoft.com/office/word/2016/wordml/cid" xmlns:w16="http://schemas.microsoft.com/office/word/2018/wordml" xmlns:w16du="http://schemas.microsoft.com/office/word/2023/wordml/word16du" xmlns:w16sdtdh="http://schemas.microsoft.com/office/word/2020/wordml/sdtdatahash" xmlns:w16sdtfl="http://schemas.microsoft.com/office/word/2024/wordml/sdtformatlock" xmlns:w16se="http://schemas.microsoft.com/office/word/2015/wordml/symex" xmlns:wpg="http://schemas.microsoft.com/office/word/2010/wordprocessingGroup" xmlns:wpi="http://schemas.microsoft.com/office/word/2010/wordprocessingInk" xmlns:wne="http://schemas.microsoft.com/office/word/2006/wordml" xmlns:wps="http://schemas.microsoft.com/office/word/2010/wordprocessingShape" mc:Ignorable="w14 w15 w16se w16cid w16 w16cex w16sdtdh w16sdtfl w16du wp14">
   <w:sdt>
     <w:sdtPr>
       <w:id w:val="-1562786329"/>
@@ -7953,7 +8102,7 @@
     <w:sdtContent>
       <w:p>
         <w:pPr>
-          <w:pStyle w:val="af7"/>
+          <w:pStyle w:val="Footer"/>
           <w:ind w:firstLine="0"/>
           <w:jc w:val="center"/>
         </w:pPr>
@@ -7979,7 +8128,7 @@
 </file>
 
 <file path=word/footnotes.xml><?xml version="1.0" encoding="utf-8"?>
-<w:footnotes xmlns:wpc="http://schemas.microsoft.com/office/word/2010/wordprocessingCanvas" xmlns:cx="http://schemas.microsoft.com/office/drawing/2014/chartex" xmlns:cx1="http://schemas.microsoft.com/office/drawing/2015/9/8/chartex" xmlns:cx2="http://schemas.microsoft.com/office/drawing/2015/10/21/chartex" xmlns:cx3="http://schemas.microsoft.com/office/drawing/2016/5/9/chartex" xmlns:cx4="http://schemas.microsoft.com/office/drawing/2016/5/10/chartex" xmlns:cx5="http://schemas.microsoft.com/office/drawing/2016/5/11/chartex" xmlns:cx6="http://schemas.microsoft.com/office/drawing/2016/5/12/chartex" xmlns:cx7="http://schemas.microsoft.com/office/drawing/2016/5/13/chartex" xmlns:cx8="http://schemas.microsoft.com/office/drawing/2016/5/14/chartex" xmlns:mc="http://schemas.openxmlformats.org/markup-compatibility/2006" xmlns:aink="http://schemas.microsoft.com/office/drawing/2016/ink" xmlns:am3d="http://schemas.microsoft.com/office/drawing/2017/model3d" xmlns:o="urn:schemas-microsoft-com:office:office" xmlns:r="http://schemas.openxmlformats.org/officeDocument/2006/relationships" xmlns:m="http://schemas.openxmlformats.org/officeDocument/2006/math" xmlns:v="urn:schemas-microsoft-com:vml" xmlns:wp14="http://schemas.microsoft.com/office/word/2010/wordprocessingDrawing" xmlns:wp="http://schemas.openxmlformats.org/drawingml/2006/wordprocessingDrawing" xmlns:w10="urn:schemas-microsoft-com:office:word" xmlns:w="http://schemas.openxmlformats.org/wordprocessingml/2006/main" xmlns:w14="http://schemas.microsoft.com/office/word/2010/wordml" xmlns:w15="http://schemas.microsoft.com/office/word/2012/wordml" xmlns:w16cex="http://schemas.microsoft.com/office/word/2018/wordml/cex" xmlns:w16cid="http://schemas.microsoft.com/office/word/2016/wordml/cid" xmlns:w16="http://schemas.microsoft.com/office/word/2018/wordml" xmlns:w16sdtdh="http://schemas.microsoft.com/office/word/2020/wordml/sdtdatahash" xmlns:w16se="http://schemas.microsoft.com/office/word/2015/wordml/symex" xmlns:wpg="http://schemas.microsoft.com/office/word/2010/wordprocessingGroup" xmlns:wpi="http://schemas.microsoft.com/office/word/2010/wordprocessingInk" xmlns:wne="http://schemas.microsoft.com/office/word/2006/wordml" xmlns:wps="http://schemas.microsoft.com/office/word/2010/wordprocessingShape" mc:Ignorable="w14 w15 w16se w16cid w16 w16cex w16sdtdh wp14">
+<w:footnotes xmlns:wpc="http://schemas.microsoft.com/office/word/2010/wordprocessingCanvas" xmlns:cx="http://schemas.microsoft.com/office/drawing/2014/chartex" xmlns:cx1="http://schemas.microsoft.com/office/drawing/2015/9/8/chartex" xmlns:cx2="http://schemas.microsoft.com/office/drawing/2015/10/21/chartex" xmlns:cx3="http://schemas.microsoft.com/office/drawing/2016/5/9/chartex" xmlns:cx4="http://schemas.microsoft.com/office/drawing/2016/5/10/chartex" xmlns:cx5="http://schemas.microsoft.com/office/drawing/2016/5/11/chartex" xmlns:cx6="http://schemas.microsoft.com/office/drawing/2016/5/12/chartex" xmlns:cx7="http://schemas.microsoft.com/office/drawing/2016/5/13/chartex" xmlns:cx8="http://schemas.microsoft.com/office/drawing/2016/5/14/chartex" xmlns:mc="http://schemas.openxmlformats.org/markup-compatibility/2006" xmlns:aink="http://schemas.microsoft.com/office/drawing/2016/ink" xmlns:am3d="http://schemas.microsoft.com/office/drawing/2017/model3d" xmlns:o="urn:schemas-microsoft-com:office:office" xmlns:oel="http://schemas.microsoft.com/office/2019/extlst" xmlns:r="http://schemas.openxmlformats.org/officeDocument/2006/relationships" xmlns:m="http://schemas.openxmlformats.org/officeDocument/2006/math" xmlns:v="urn:schemas-microsoft-com:vml" xmlns:wp14="http://schemas.microsoft.com/office/word/2010/wordprocessingDrawing" xmlns:wp="http://schemas.openxmlformats.org/drawingml/2006/wordprocessingDrawing" xmlns:w10="urn:schemas-microsoft-com:office:word" xmlns:w="http://schemas.openxmlformats.org/wordprocessingml/2006/main" xmlns:w14="http://schemas.microsoft.com/office/word/2010/wordml" xmlns:w15="http://schemas.microsoft.com/office/word/2012/wordml" xmlns:w16cex="http://schemas.microsoft.com/office/word/2018/wordml/cex" xmlns:w16cid="http://schemas.microsoft.com/office/word/2016/wordml/cid" xmlns:w16="http://schemas.microsoft.com/office/word/2018/wordml" xmlns:w16du="http://schemas.microsoft.com/office/word/2023/wordml/word16du" xmlns:w16sdtdh="http://schemas.microsoft.com/office/word/2020/wordml/sdtdatahash" xmlns:w16sdtfl="http://schemas.microsoft.com/office/word/2024/wordml/sdtformatlock" xmlns:w16se="http://schemas.microsoft.com/office/word/2015/wordml/symex" xmlns:wpg="http://schemas.microsoft.com/office/word/2010/wordprocessingGroup" xmlns:wpi="http://schemas.microsoft.com/office/word/2010/wordprocessingInk" xmlns:wne="http://schemas.microsoft.com/office/word/2006/wordml" xmlns:wps="http://schemas.microsoft.com/office/word/2010/wordprocessingShape" mc:Ignorable="w14 w15 w16se w16cid w16 w16cex w16sdtdh w16sdtfl w16du wp14">
   <w:footnote w:type="separator" w:id="-1">
     <w:p>
       <w:pPr>
@@ -8004,7 +8153,7 @@
 </file>
 
 <file path=word/numbering.xml><?xml version="1.0" encoding="utf-8"?>
-<w:numbering xmlns:wpc="http://schemas.microsoft.com/office/word/2010/wordprocessingCanvas" xmlns:cx="http://schemas.microsoft.com/office/drawing/2014/chartex" xmlns:cx1="http://schemas.microsoft.com/office/drawing/2015/9/8/chartex" xmlns:cx2="http://schemas.microsoft.com/office/drawing/2015/10/21/chartex" xmlns:cx3="http://schemas.microsoft.com/office/drawing/2016/5/9/chartex" xmlns:cx4="http://schemas.microsoft.com/office/drawing/2016/5/10/chartex" xmlns:cx5="http://schemas.microsoft.com/office/drawing/2016/5/11/chartex" xmlns:cx6="http://schemas.microsoft.com/office/drawing/2016/5/12/chartex" xmlns:cx7="http://schemas.microsoft.com/office/drawing/2016/5/13/chartex" xmlns:cx8="http://schemas.microsoft.com/office/drawing/2016/5/14/chartex" xmlns:mc="http://schemas.openxmlformats.org/markup-compatibility/2006" xmlns:aink="http://schemas.microsoft.com/office/drawing/2016/ink" xmlns:am3d="http://schemas.microsoft.com/office/drawing/2017/model3d" xmlns:o="urn:schemas-microsoft-com:office:office" xmlns:r="http://schemas.openxmlformats.org/officeDocument/2006/relationships" xmlns:m="http://schemas.openxmlformats.org/officeDocument/2006/math" xmlns:v="urn:schemas-microsoft-com:vml" xmlns:wp14="http://schemas.microsoft.com/office/word/2010/wordprocessingDrawing" xmlns:wp="http://schemas.openxmlformats.org/drawingml/2006/wordprocessingDrawing" xmlns:w10="urn:schemas-microsoft-com:office:word" xmlns:w="http://schemas.openxmlformats.org/wordprocessingml/2006/main" xmlns:w14="http://schemas.microsoft.com/office/word/2010/wordml" xmlns:w15="http://schemas.microsoft.com/office/word/2012/wordml" xmlns:w16cex="http://schemas.microsoft.com/office/word/2018/wordml/cex" xmlns:w16cid="http://schemas.microsoft.com/office/word/2016/wordml/cid" xmlns:w16="http://schemas.microsoft.com/office/word/2018/wordml" xmlns:w16sdtdh="http://schemas.microsoft.com/office/word/2020/wordml/sdtdatahash" xmlns:w16se="http://schemas.microsoft.com/office/word/2015/wordml/symex" xmlns:wpg="http://schemas.microsoft.com/office/word/2010/wordprocessingGroup" xmlns:wpi="http://schemas.microsoft.com/office/word/2010/wordprocessingInk" xmlns:wne="http://schemas.microsoft.com/office/word/2006/wordml" xmlns:wps="http://schemas.microsoft.com/office/word/2010/wordprocessingShape" mc:Ignorable="w14 w15 w16se w16cid w16 w16cex w16sdtdh wp14">
+<w:numbering xmlns:wpc="http://schemas.microsoft.com/office/word/2010/wordprocessingCanvas" xmlns:cx="http://schemas.microsoft.com/office/drawing/2014/chartex" xmlns:cx1="http://schemas.microsoft.com/office/drawing/2015/9/8/chartex" xmlns:cx2="http://schemas.microsoft.com/office/drawing/2015/10/21/chartex" xmlns:cx3="http://schemas.microsoft.com/office/drawing/2016/5/9/chartex" xmlns:cx4="http://schemas.microsoft.com/office/drawing/2016/5/10/chartex" xmlns:cx5="http://schemas.microsoft.com/office/drawing/2016/5/11/chartex" xmlns:cx6="http://schemas.microsoft.com/office/drawing/2016/5/12/chartex" xmlns:cx7="http://schemas.microsoft.com/office/drawing/2016/5/13/chartex" xmlns:cx8="http://schemas.microsoft.com/office/drawing/2016/5/14/chartex" xmlns:mc="http://schemas.openxmlformats.org/markup-compatibility/2006" xmlns:aink="http://schemas.microsoft.com/office/drawing/2016/ink" xmlns:am3d="http://schemas.microsoft.com/office/drawing/2017/model3d" xmlns:o="urn:schemas-microsoft-com:office:office" xmlns:oel="http://schemas.microsoft.com/office/2019/extlst" xmlns:r="http://schemas.openxmlformats.org/officeDocument/2006/relationships" xmlns:m="http://schemas.openxmlformats.org/officeDocument/2006/math" xmlns:v="urn:schemas-microsoft-com:vml" xmlns:wp14="http://schemas.microsoft.com/office/word/2010/wordprocessingDrawing" xmlns:wp="http://schemas.openxmlformats.org/drawingml/2006/wordprocessingDrawing" xmlns:w10="urn:schemas-microsoft-com:office:word" xmlns:w="http://schemas.openxmlformats.org/wordprocessingml/2006/main" xmlns:w14="http://schemas.microsoft.com/office/word/2010/wordml" xmlns:w15="http://schemas.microsoft.com/office/word/2012/wordml" xmlns:w16cex="http://schemas.microsoft.com/office/word/2018/wordml/cex" xmlns:w16cid="http://schemas.microsoft.com/office/word/2016/wordml/cid" xmlns:w16="http://schemas.microsoft.com/office/word/2018/wordml" xmlns:w16du="http://schemas.microsoft.com/office/word/2023/wordml/word16du" xmlns:w16sdtdh="http://schemas.microsoft.com/office/word/2020/wordml/sdtdatahash" xmlns:w16sdtfl="http://schemas.microsoft.com/office/word/2024/wordml/sdtformatlock" xmlns:w16se="http://schemas.microsoft.com/office/word/2015/wordml/symex" xmlns:wpg="http://schemas.microsoft.com/office/word/2010/wordprocessingGroup" xmlns:wpi="http://schemas.microsoft.com/office/word/2010/wordprocessingInk" xmlns:wne="http://schemas.microsoft.com/office/word/2006/wordml" xmlns:wps="http://schemas.microsoft.com/office/word/2010/wordprocessingShape" mc:Ignorable="w14 w15 w16se w16cid w16 w16cex w16sdtdh w16sdtfl w16du wp14">
   <w:abstractNum w:abstractNumId="0" w15:restartNumberingAfterBreak="0">
     <w:nsid w:val="D8861D71"/>
     <w:multiLevelType w:val="singleLevel"/>
@@ -8027,7 +8176,7 @@
     <w:lvl w:ilvl="0">
       <w:start w:val="1"/>
       <w:numFmt w:val="bullet"/>
-      <w:lvlText w:val=""/>
+      <w:lvlText w:val="–"/>
       <w:lvlJc w:val="left"/>
       <w:pPr>
         <w:tabs>
@@ -8036,7 +8185,7 @@
         <w:ind w:left="720" w:hanging="360"/>
       </w:pPr>
       <w:rPr>
-        <w:rFonts w:ascii="Symbol" w:hAnsi="Symbol" w:hint="default"/>
+        <w:rFonts w:ascii="Times New Roman" w:hAnsi="Times New Roman" w:cs="Times New Roman"/>
         <w:sz w:val="20"/>
       </w:rPr>
     </w:lvl>
@@ -8176,7 +8325,7 @@
     <w:lvl w:ilvl="0">
       <w:start w:val="1"/>
       <w:numFmt w:val="bullet"/>
-      <w:lvlText w:val=""/>
+      <w:lvlText w:val="–"/>
       <w:lvlJc w:val="left"/>
       <w:pPr>
         <w:tabs>
@@ -8185,7 +8334,7 @@
         <w:ind w:left="720" w:hanging="360"/>
       </w:pPr>
       <w:rPr>
-        <w:rFonts w:ascii="Symbol" w:hAnsi="Symbol" w:hint="default"/>
+        <w:rFonts w:ascii="Times New Roman" w:hAnsi="Times New Roman" w:cs="Times New Roman"/>
         <w:sz w:val="20"/>
       </w:rPr>
     </w:lvl>
@@ -8337,7 +8486,7 @@
     <w:lvl w:ilvl="0">
       <w:start w:val="1"/>
       <w:numFmt w:val="bullet"/>
-      <w:lvlText w:val=""/>
+      <w:lvlText w:val="–"/>
       <w:lvlJc w:val="left"/>
       <w:pPr>
         <w:tabs>
@@ -8346,7 +8495,7 @@
         <w:ind w:left="720" w:hanging="360"/>
       </w:pPr>
       <w:rPr>
-        <w:rFonts w:ascii="Symbol" w:hAnsi="Symbol" w:hint="default"/>
+        <w:rFonts w:ascii="Times New Roman" w:hAnsi="Times New Roman" w:cs="Times New Roman"/>
         <w:sz w:val="20"/>
       </w:rPr>
     </w:lvl>
@@ -8486,7 +8635,7 @@
     <w:lvl w:ilvl="0">
       <w:start w:val="1"/>
       <w:numFmt w:val="bullet"/>
-      <w:lvlText w:val=""/>
+      <w:lvlText w:val="–"/>
       <w:lvlJc w:val="left"/>
       <w:pPr>
         <w:tabs>
@@ -8495,7 +8644,7 @@
         <w:ind w:left="720" w:hanging="360"/>
       </w:pPr>
       <w:rPr>
-        <w:rFonts w:ascii="Symbol" w:hAnsi="Symbol" w:hint="default"/>
+        <w:rFonts w:ascii="Times New Roman" w:hAnsi="Times New Roman" w:cs="Times New Roman"/>
         <w:sz w:val="20"/>
       </w:rPr>
     </w:lvl>
@@ -8635,7 +8784,7 @@
     <w:lvl w:ilvl="0">
       <w:start w:val="1"/>
       <w:numFmt w:val="bullet"/>
-      <w:lvlText w:val=""/>
+      <w:lvlText w:val="–"/>
       <w:lvlJc w:val="left"/>
       <w:pPr>
         <w:tabs>
@@ -8644,7 +8793,7 @@
         <w:ind w:left="720" w:hanging="360"/>
       </w:pPr>
       <w:rPr>
-        <w:rFonts w:ascii="Symbol" w:hAnsi="Symbol" w:hint="default"/>
+        <w:rFonts w:ascii="Times New Roman" w:hAnsi="Times New Roman" w:cs="Times New Roman"/>
         <w:sz w:val="20"/>
       </w:rPr>
     </w:lvl>
@@ -8784,7 +8933,7 @@
     <w:lvl w:ilvl="0">
       <w:start w:val="1"/>
       <w:numFmt w:val="bullet"/>
-      <w:lvlText w:val=""/>
+      <w:lvlText w:val="–"/>
       <w:lvlJc w:val="left"/>
       <w:pPr>
         <w:tabs>
@@ -8793,7 +8942,7 @@
         <w:ind w:left="720" w:hanging="360"/>
       </w:pPr>
       <w:rPr>
-        <w:rFonts w:ascii="Symbol" w:hAnsi="Symbol" w:hint="default"/>
+        <w:rFonts w:ascii="Times New Roman" w:hAnsi="Times New Roman" w:cs="Times New Roman"/>
         <w:sz w:val="20"/>
       </w:rPr>
     </w:lvl>
@@ -8933,7 +9082,7 @@
     <w:lvl w:ilvl="0">
       <w:start w:val="1"/>
       <w:numFmt w:val="bullet"/>
-      <w:lvlText w:val=""/>
+      <w:lvlText w:val="–"/>
       <w:lvlJc w:val="left"/>
       <w:pPr>
         <w:tabs>
@@ -8942,7 +9091,7 @@
         <w:ind w:left="720" w:hanging="360"/>
       </w:pPr>
       <w:rPr>
-        <w:rFonts w:ascii="Symbol" w:hAnsi="Symbol" w:hint="default"/>
+        <w:rFonts w:ascii="Times New Roman" w:hAnsi="Times New Roman" w:cs="Times New Roman"/>
         <w:sz w:val="20"/>
       </w:rPr>
     </w:lvl>
@@ -9082,7 +9231,7 @@
     <w:lvl w:ilvl="0">
       <w:start w:val="1"/>
       <w:numFmt w:val="bullet"/>
-      <w:lvlText w:val=""/>
+      <w:lvlText w:val="–"/>
       <w:lvlJc w:val="left"/>
       <w:pPr>
         <w:tabs>
@@ -9091,7 +9240,7 @@
         <w:ind w:left="720" w:hanging="360"/>
       </w:pPr>
       <w:rPr>
-        <w:rFonts w:ascii="Symbol" w:hAnsi="Symbol" w:hint="default"/>
+        <w:rFonts w:ascii="Times New Roman" w:hAnsi="Times New Roman" w:cs="Times New Roman"/>
         <w:sz w:val="20"/>
       </w:rPr>
     </w:lvl>
@@ -9236,47 +9385,47 @@
       <w:lvlJc w:val="left"/>
     </w:lvl>
   </w:abstractNum>
-  <w:num w:numId="1">
+  <w:num w:numId="1" w16cid:durableId="1518734292">
     <w:abstractNumId w:val="1"/>
   </w:num>
-  <w:num w:numId="2">
+  <w:num w:numId="2" w16cid:durableId="1477181719">
     <w:abstractNumId w:val="9"/>
   </w:num>
-  <w:num w:numId="3">
+  <w:num w:numId="3" w16cid:durableId="1042050954">
     <w:abstractNumId w:val="7"/>
   </w:num>
-  <w:num w:numId="4">
+  <w:num w:numId="4" w16cid:durableId="1180852858">
     <w:abstractNumId w:val="5"/>
   </w:num>
-  <w:num w:numId="5">
+  <w:num w:numId="5" w16cid:durableId="458186188">
     <w:abstractNumId w:val="8"/>
   </w:num>
-  <w:num w:numId="6">
+  <w:num w:numId="6" w16cid:durableId="1407459800">
     <w:abstractNumId w:val="2"/>
   </w:num>
-  <w:num w:numId="7">
+  <w:num w:numId="7" w16cid:durableId="1165168996">
     <w:abstractNumId w:val="4"/>
   </w:num>
-  <w:num w:numId="8">
+  <w:num w:numId="8" w16cid:durableId="709644336">
     <w:abstractNumId w:val="0"/>
     <w:lvlOverride w:ilvl="0">
       <w:startOverride w:val="1"/>
     </w:lvlOverride>
   </w:num>
-  <w:num w:numId="9">
+  <w:num w:numId="9" w16cid:durableId="16542319">
     <w:abstractNumId w:val="10"/>
   </w:num>
-  <w:num w:numId="10">
+  <w:num w:numId="10" w16cid:durableId="446894544">
     <w:abstractNumId w:val="3"/>
   </w:num>
-  <w:num w:numId="11">
+  <w:num w:numId="11" w16cid:durableId="1976173861">
     <w:abstractNumId w:val="6"/>
   </w:num>
 </w:numbering>
 </file>
 
 <file path=word/people.xml><?xml version="1.0" encoding="utf-8"?>
-<w15:people xmlns:wpc="http://schemas.microsoft.com/office/word/2010/wordprocessingCanvas" xmlns:cx="http://schemas.microsoft.com/office/drawing/2014/chartex" xmlns:cx1="http://schemas.microsoft.com/office/drawing/2015/9/8/chartex" xmlns:cx2="http://schemas.microsoft.com/office/drawing/2015/10/21/chartex" xmlns:cx3="http://schemas.microsoft.com/office/drawing/2016/5/9/chartex" xmlns:cx4="http://schemas.microsoft.com/office/drawing/2016/5/10/chartex" xmlns:cx5="http://schemas.microsoft.com/office/drawing/2016/5/11/chartex" xmlns:cx6="http://schemas.microsoft.com/office/drawing/2016/5/12/chartex" xmlns:cx7="http://schemas.microsoft.com/office/drawing/2016/5/13/chartex" xmlns:cx8="http://schemas.microsoft.com/office/drawing/2016/5/14/chartex" xmlns:mc="http://schemas.openxmlformats.org/markup-compatibility/2006" xmlns:aink="http://schemas.microsoft.com/office/drawing/2016/ink" xmlns:am3d="http://schemas.microsoft.com/office/drawing/2017/model3d" xmlns:o="urn:schemas-microsoft-com:office:office" xmlns:r="http://schemas.openxmlformats.org/officeDocument/2006/relationships" xmlns:m="http://schemas.openxmlformats.org/officeDocument/2006/math" xmlns:v="urn:schemas-microsoft-com:vml" xmlns:wp14="http://schemas.microsoft.com/office/word/2010/wordprocessingDrawing" xmlns:wp="http://schemas.openxmlformats.org/drawingml/2006/wordprocessingDrawing" xmlns:w10="urn:schemas-microsoft-com:office:word" xmlns:w="http://schemas.openxmlformats.org/wordprocessingml/2006/main" xmlns:w14="http://schemas.microsoft.com/office/word/2010/wordml" xmlns:w15="http://schemas.microsoft.com/office/word/2012/wordml" xmlns:w16cex="http://schemas.microsoft.com/office/word/2018/wordml/cex" xmlns:w16cid="http://schemas.microsoft.com/office/word/2016/wordml/cid" xmlns:w16="http://schemas.microsoft.com/office/word/2018/wordml" xmlns:w16sdtdh="http://schemas.microsoft.com/office/word/2020/wordml/sdtdatahash" xmlns:w16se="http://schemas.microsoft.com/office/word/2015/wordml/symex" xmlns:wpg="http://schemas.microsoft.com/office/word/2010/wordprocessingGroup" xmlns:wpi="http://schemas.microsoft.com/office/word/2010/wordprocessingInk" xmlns:wne="http://schemas.microsoft.com/office/word/2006/wordml" xmlns:wps="http://schemas.microsoft.com/office/word/2010/wordprocessingShape" mc:Ignorable="w14 w15 w16se w16cid w16 w16cex w16sdtdh wp14">
+<w15:people xmlns:wpc="http://schemas.microsoft.com/office/word/2010/wordprocessingCanvas" xmlns:cx="http://schemas.microsoft.com/office/drawing/2014/chartex" xmlns:cx1="http://schemas.microsoft.com/office/drawing/2015/9/8/chartex" xmlns:cx2="http://schemas.microsoft.com/office/drawing/2015/10/21/chartex" xmlns:cx3="http://schemas.microsoft.com/office/drawing/2016/5/9/chartex" xmlns:cx4="http://schemas.microsoft.com/office/drawing/2016/5/10/chartex" xmlns:cx5="http://schemas.microsoft.com/office/drawing/2016/5/11/chartex" xmlns:cx6="http://schemas.microsoft.com/office/drawing/2016/5/12/chartex" xmlns:cx7="http://schemas.microsoft.com/office/drawing/2016/5/13/chartex" xmlns:cx8="http://schemas.microsoft.com/office/drawing/2016/5/14/chartex" xmlns:mc="http://schemas.openxmlformats.org/markup-compatibility/2006" xmlns:aink="http://schemas.microsoft.com/office/drawing/2016/ink" xmlns:am3d="http://schemas.microsoft.com/office/drawing/2017/model3d" xmlns:o="urn:schemas-microsoft-com:office:office" xmlns:oel="http://schemas.microsoft.com/office/2019/extlst" xmlns:r="http://schemas.openxmlformats.org/officeDocument/2006/relationships" xmlns:m="http://schemas.openxmlformats.org/officeDocument/2006/math" xmlns:v="urn:schemas-microsoft-com:vml" xmlns:wp14="http://schemas.microsoft.com/office/word/2010/wordprocessingDrawing" xmlns:wp="http://schemas.openxmlformats.org/drawingml/2006/wordprocessingDrawing" xmlns:w10="urn:schemas-microsoft-com:office:word" xmlns:w="http://schemas.openxmlformats.org/wordprocessingml/2006/main" xmlns:w14="http://schemas.microsoft.com/office/word/2010/wordml" xmlns:w15="http://schemas.microsoft.com/office/word/2012/wordml" xmlns:w16cex="http://schemas.microsoft.com/office/word/2018/wordml/cex" xmlns:w16cid="http://schemas.microsoft.com/office/word/2016/wordml/cid" xmlns:w16="http://schemas.microsoft.com/office/word/2018/wordml" xmlns:w16du="http://schemas.microsoft.com/office/word/2023/wordml/word16du" xmlns:w16sdtdh="http://schemas.microsoft.com/office/word/2020/wordml/sdtdatahash" xmlns:w16sdtfl="http://schemas.microsoft.com/office/word/2024/wordml/sdtformatlock" xmlns:w16se="http://schemas.microsoft.com/office/word/2015/wordml/symex" xmlns:wpg="http://schemas.microsoft.com/office/word/2010/wordprocessingGroup" xmlns:wpi="http://schemas.microsoft.com/office/word/2010/wordprocessingInk" xmlns:wne="http://schemas.microsoft.com/office/word/2006/wordml" xmlns:wps="http://schemas.microsoft.com/office/word/2010/wordprocessingShape" mc:Ignorable="w14 w15 w16se w16cid w16 w16cex w16sdtdh w16sdtfl w16du wp14">
   <w15:person w15:author="Kalentyev Alexey">
     <w15:presenceInfo w15:providerId="Windows Live" w15:userId="da819b8650d7d997"/>
   </w15:person>
@@ -9287,7 +9436,7 @@
 </file>
 
 <file path=word/styles.xml><?xml version="1.0" encoding="utf-8"?>
-<w:styles xmlns:mc="http://schemas.openxmlformats.org/markup-compatibility/2006" xmlns:r="http://schemas.openxmlformats.org/officeDocument/2006/relationships" xmlns:w="http://schemas.openxmlformats.org/wordprocessingml/2006/main" xmlns:w14="http://schemas.microsoft.com/office/word/2010/wordml" xmlns:w15="http://schemas.microsoft.com/office/word/2012/wordml" xmlns:w16cex="http://schemas.microsoft.com/office/word/2018/wordml/cex" xmlns:w16cid="http://schemas.microsoft.com/office/word/2016/wordml/cid" xmlns:w16="http://schemas.microsoft.com/office/word/2018/wordml" xmlns:w16sdtdh="http://schemas.microsoft.com/office/word/2020/wordml/sdtdatahash" xmlns:w16se="http://schemas.microsoft.com/office/word/2015/wordml/symex" mc:Ignorable="w14 w15 w16se w16cid w16 w16cex w16sdtdh">
+<w:styles xmlns:mc="http://schemas.openxmlformats.org/markup-compatibility/2006" xmlns:r="http://schemas.openxmlformats.org/officeDocument/2006/relationships" xmlns:w="http://schemas.openxmlformats.org/wordprocessingml/2006/main" xmlns:w14="http://schemas.microsoft.com/office/word/2010/wordml" xmlns:w15="http://schemas.microsoft.com/office/word/2012/wordml" xmlns:w16cex="http://schemas.microsoft.com/office/word/2018/wordml/cex" xmlns:w16cid="http://schemas.microsoft.com/office/word/2016/wordml/cid" xmlns:w16="http://schemas.microsoft.com/office/word/2018/wordml" xmlns:w16du="http://schemas.microsoft.com/office/word/2023/wordml/word16du" xmlns:w16sdtdh="http://schemas.microsoft.com/office/word/2020/wordml/sdtdatahash" xmlns:w16sdtfl="http://schemas.microsoft.com/office/word/2024/wordml/sdtformatlock" xmlns:w16se="http://schemas.microsoft.com/office/word/2015/wordml/symex" mc:Ignorable="w14 w15 w16se w16cid w16 w16cex w16sdtdh w16sdtfl w16du">
   <w:docDefaults>
     <w:rPrDefault>
       <w:rPr>
@@ -9685,7 +9834,7 @@
     <w:lsdException w:name="Unresolved Mention" w:semiHidden="1" w:unhideWhenUsed="1"/>
     <w:lsdException w:name="Smart Link" w:semiHidden="1" w:unhideWhenUsed="1"/>
   </w:latentStyles>
-  <w:style w:type="paragraph" w:default="1" w:styleId="a">
+  <w:style w:type="paragraph" w:default="1" w:styleId="Normal">
     <w:name w:val="Normal"/>
     <w:aliases w:val="OS_Tusur"/>
     <w:uiPriority w:val="1"/>
@@ -9699,11 +9848,11 @@
       <w14:ligatures w14:val="none"/>
     </w:rPr>
   </w:style>
-  <w:style w:type="paragraph" w:styleId="1">
+  <w:style w:type="paragraph" w:styleId="Heading1">
     <w:name w:val="heading 1"/>
-    <w:basedOn w:val="a"/>
-    <w:next w:val="a"/>
-    <w:link w:val="10"/>
+    <w:basedOn w:val="Normal"/>
+    <w:next w:val="Normal"/>
+    <w:link w:val="Heading1Char"/>
     <w:uiPriority w:val="9"/>
     <w:qFormat/>
     <w:rsid w:val="005F73FA"/>
@@ -9721,11 +9870,11 @@
       <w:szCs w:val="40"/>
     </w:rPr>
   </w:style>
-  <w:style w:type="paragraph" w:styleId="2">
+  <w:style w:type="paragraph" w:styleId="Heading2">
     <w:name w:val="heading 2"/>
-    <w:basedOn w:val="a"/>
-    <w:next w:val="a"/>
-    <w:link w:val="20"/>
+    <w:basedOn w:val="Normal"/>
+    <w:next w:val="Normal"/>
+    <w:link w:val="Heading2Char"/>
     <w:uiPriority w:val="9"/>
     <w:unhideWhenUsed/>
     <w:qFormat/>
@@ -9744,11 +9893,11 @@
       <w:szCs w:val="32"/>
     </w:rPr>
   </w:style>
-  <w:style w:type="paragraph" w:styleId="3">
+  <w:style w:type="paragraph" w:styleId="Heading3">
     <w:name w:val="heading 3"/>
-    <w:basedOn w:val="a"/>
-    <w:next w:val="a"/>
-    <w:link w:val="30"/>
+    <w:basedOn w:val="Normal"/>
+    <w:next w:val="Normal"/>
+    <w:link w:val="Heading3Char"/>
     <w:uiPriority w:val="9"/>
     <w:unhideWhenUsed/>
     <w:qFormat/>
@@ -9765,11 +9914,11 @@
       <w:szCs w:val="28"/>
     </w:rPr>
   </w:style>
-  <w:style w:type="paragraph" w:styleId="4">
+  <w:style w:type="paragraph" w:styleId="Heading4">
     <w:name w:val="heading 4"/>
-    <w:basedOn w:val="a"/>
-    <w:next w:val="a"/>
-    <w:link w:val="40"/>
+    <w:basedOn w:val="Normal"/>
+    <w:next w:val="Normal"/>
+    <w:link w:val="Heading4Char"/>
     <w:uiPriority w:val="9"/>
     <w:unhideWhenUsed/>
     <w:qFormat/>
@@ -9787,11 +9936,11 @@
       <w:color w:val="0F4761" w:themeColor="accent1" w:themeShade="BF"/>
     </w:rPr>
   </w:style>
-  <w:style w:type="paragraph" w:styleId="5">
+  <w:style w:type="paragraph" w:styleId="Heading5">
     <w:name w:val="heading 5"/>
-    <w:basedOn w:val="a"/>
-    <w:next w:val="a"/>
-    <w:link w:val="50"/>
+    <w:basedOn w:val="Normal"/>
+    <w:next w:val="Normal"/>
+    <w:link w:val="Heading5Char"/>
     <w:uiPriority w:val="9"/>
     <w:semiHidden/>
     <w:unhideWhenUsed/>
@@ -9808,11 +9957,11 @@
       <w:color w:val="0F4761" w:themeColor="accent1" w:themeShade="BF"/>
     </w:rPr>
   </w:style>
-  <w:style w:type="paragraph" w:styleId="6">
+  <w:style w:type="paragraph" w:styleId="Heading6">
     <w:name w:val="heading 6"/>
-    <w:basedOn w:val="a"/>
-    <w:next w:val="a"/>
-    <w:link w:val="60"/>
+    <w:basedOn w:val="Normal"/>
+    <w:next w:val="Normal"/>
+    <w:link w:val="Heading6Char"/>
     <w:uiPriority w:val="9"/>
     <w:semiHidden/>
     <w:unhideWhenUsed/>
@@ -9831,11 +9980,11 @@
       <w:color w:val="595959" w:themeColor="text1" w:themeTint="A6"/>
     </w:rPr>
   </w:style>
-  <w:style w:type="paragraph" w:styleId="7">
+  <w:style w:type="paragraph" w:styleId="Heading7">
     <w:name w:val="heading 7"/>
-    <w:basedOn w:val="a"/>
-    <w:next w:val="a"/>
-    <w:link w:val="70"/>
+    <w:basedOn w:val="Normal"/>
+    <w:next w:val="Normal"/>
+    <w:link w:val="Heading7Char"/>
     <w:uiPriority w:val="9"/>
     <w:semiHidden/>
     <w:unhideWhenUsed/>
@@ -9852,11 +10001,11 @@
       <w:color w:val="595959" w:themeColor="text1" w:themeTint="A6"/>
     </w:rPr>
   </w:style>
-  <w:style w:type="paragraph" w:styleId="8">
+  <w:style w:type="paragraph" w:styleId="Heading8">
     <w:name w:val="heading 8"/>
-    <w:basedOn w:val="a"/>
-    <w:next w:val="a"/>
-    <w:link w:val="80"/>
+    <w:basedOn w:val="Normal"/>
+    <w:next w:val="Normal"/>
+    <w:link w:val="Heading8Char"/>
     <w:uiPriority w:val="9"/>
     <w:semiHidden/>
     <w:unhideWhenUsed/>
@@ -9874,11 +10023,11 @@
       <w:color w:val="272727" w:themeColor="text1" w:themeTint="D8"/>
     </w:rPr>
   </w:style>
-  <w:style w:type="paragraph" w:styleId="9">
+  <w:style w:type="paragraph" w:styleId="Heading9">
     <w:name w:val="heading 9"/>
-    <w:basedOn w:val="a"/>
-    <w:next w:val="a"/>
-    <w:link w:val="90"/>
+    <w:basedOn w:val="Normal"/>
+    <w:next w:val="Normal"/>
+    <w:link w:val="Heading9Char"/>
     <w:uiPriority w:val="9"/>
     <w:semiHidden/>
     <w:unhideWhenUsed/>
@@ -9894,13 +10043,13 @@
       <w:color w:val="272727" w:themeColor="text1" w:themeTint="D8"/>
     </w:rPr>
   </w:style>
-  <w:style w:type="character" w:default="1" w:styleId="a0">
+  <w:style w:type="character" w:default="1" w:styleId="DefaultParagraphFont">
     <w:name w:val="Default Paragraph Font"/>
     <w:uiPriority w:val="1"/>
     <w:semiHidden/>
     <w:unhideWhenUsed/>
   </w:style>
-  <w:style w:type="table" w:default="1" w:styleId="a1">
+  <w:style w:type="table" w:default="1" w:styleId="TableNormal">
     <w:name w:val="Normal Table"/>
     <w:uiPriority w:val="99"/>
     <w:semiHidden/>
@@ -9915,16 +10064,16 @@
       </w:tblCellMar>
     </w:tblPr>
   </w:style>
-  <w:style w:type="numbering" w:default="1" w:styleId="a2">
+  <w:style w:type="numbering" w:default="1" w:styleId="NoList">
     <w:name w:val="No List"/>
     <w:uiPriority w:val="99"/>
     <w:semiHidden/>
     <w:unhideWhenUsed/>
   </w:style>
-  <w:style w:type="paragraph" w:styleId="a3">
+  <w:style w:type="paragraph" w:styleId="BodyText">
     <w:name w:val="Body Text"/>
-    <w:basedOn w:val="a"/>
-    <w:link w:val="a4"/>
+    <w:basedOn w:val="Normal"/>
+    <w:link w:val="BodyTextChar"/>
     <w:uiPriority w:val="1"/>
     <w:qFormat/>
     <w:rsid w:val="0046104E"/>
@@ -9935,10 +10084,10 @@
       <w:szCs w:val="28"/>
     </w:rPr>
   </w:style>
-  <w:style w:type="character" w:customStyle="1" w:styleId="a4">
-    <w:name w:val="Основной текст Знак"/>
-    <w:basedOn w:val="a0"/>
-    <w:link w:val="a3"/>
+  <w:style w:type="character" w:customStyle="1" w:styleId="BodyTextChar">
+    <w:name w:val="Body Text Char"/>
+    <w:basedOn w:val="DefaultParagraphFont"/>
+    <w:link w:val="BodyText"/>
     <w:uiPriority w:val="1"/>
     <w:rsid w:val="0046104E"/>
     <w:rPr>
@@ -9950,7 +10099,7 @@
   </w:style>
   <w:style w:type="paragraph" w:customStyle="1" w:styleId="Style1">
     <w:name w:val="Style1"/>
-    <w:basedOn w:val="a"/>
+    <w:basedOn w:val="Normal"/>
     <w:link w:val="Style1Char"/>
     <w:autoRedefine/>
     <w:qFormat/>
@@ -9964,7 +10113,7 @@
   </w:style>
   <w:style w:type="character" w:customStyle="1" w:styleId="Style1Char">
     <w:name w:val="Style1 Char"/>
-    <w:basedOn w:val="a0"/>
+    <w:basedOn w:val="DefaultParagraphFont"/>
     <w:link w:val="Style1"/>
     <w:rsid w:val="00AF0E3F"/>
     <w:rPr>
@@ -9972,10 +10121,10 @@
       <w:sz w:val="28"/>
     </w:rPr>
   </w:style>
-  <w:style w:type="character" w:customStyle="1" w:styleId="10">
-    <w:name w:val="Заголовок 1 Знак"/>
-    <w:basedOn w:val="a0"/>
-    <w:link w:val="1"/>
+  <w:style w:type="character" w:customStyle="1" w:styleId="Heading1Char">
+    <w:name w:val="Heading 1 Char"/>
+    <w:basedOn w:val="DefaultParagraphFont"/>
+    <w:link w:val="Heading1"/>
     <w:uiPriority w:val="9"/>
     <w:rsid w:val="005F73FA"/>
     <w:rPr>
@@ -9988,10 +10137,10 @@
       <w14:ligatures w14:val="none"/>
     </w:rPr>
   </w:style>
-  <w:style w:type="character" w:customStyle="1" w:styleId="20">
-    <w:name w:val="Заголовок 2 Знак"/>
-    <w:basedOn w:val="a0"/>
-    <w:link w:val="2"/>
+  <w:style w:type="character" w:customStyle="1" w:styleId="Heading2Char">
+    <w:name w:val="Heading 2 Char"/>
+    <w:basedOn w:val="DefaultParagraphFont"/>
+    <w:link w:val="Heading2"/>
     <w:uiPriority w:val="9"/>
     <w:rsid w:val="005F73FA"/>
     <w:rPr>
@@ -10004,10 +10153,10 @@
       <w14:ligatures w14:val="none"/>
     </w:rPr>
   </w:style>
-  <w:style w:type="character" w:customStyle="1" w:styleId="30">
-    <w:name w:val="Заголовок 3 Знак"/>
-    <w:basedOn w:val="a0"/>
-    <w:link w:val="3"/>
+  <w:style w:type="character" w:customStyle="1" w:styleId="Heading3Char">
+    <w:name w:val="Heading 3 Char"/>
+    <w:basedOn w:val="DefaultParagraphFont"/>
+    <w:link w:val="Heading3"/>
     <w:uiPriority w:val="9"/>
     <w:rsid w:val="005D2BA2"/>
     <w:rPr>
@@ -10019,10 +10168,10 @@
       <w14:ligatures w14:val="none"/>
     </w:rPr>
   </w:style>
-  <w:style w:type="character" w:customStyle="1" w:styleId="40">
-    <w:name w:val="Заголовок 4 Знак"/>
-    <w:basedOn w:val="a0"/>
-    <w:link w:val="4"/>
+  <w:style w:type="character" w:customStyle="1" w:styleId="Heading4Char">
+    <w:name w:val="Heading 4 Char"/>
+    <w:basedOn w:val="DefaultParagraphFont"/>
+    <w:link w:val="Heading4"/>
     <w:uiPriority w:val="9"/>
     <w:rsid w:val="005D2BA2"/>
     <w:rPr>
@@ -10036,10 +10185,10 @@
       <w14:ligatures w14:val="none"/>
     </w:rPr>
   </w:style>
-  <w:style w:type="character" w:customStyle="1" w:styleId="50">
-    <w:name w:val="Заголовок 5 Знак"/>
-    <w:basedOn w:val="a0"/>
-    <w:link w:val="5"/>
+  <w:style w:type="character" w:customStyle="1" w:styleId="Heading5Char">
+    <w:name w:val="Heading 5 Char"/>
+    <w:basedOn w:val="DefaultParagraphFont"/>
+    <w:link w:val="Heading5"/>
     <w:uiPriority w:val="9"/>
     <w:semiHidden/>
     <w:rsid w:val="005D2BA2"/>
@@ -10052,10 +10201,10 @@
       <w14:ligatures w14:val="none"/>
     </w:rPr>
   </w:style>
-  <w:style w:type="character" w:customStyle="1" w:styleId="60">
-    <w:name w:val="Заголовок 6 Знак"/>
-    <w:basedOn w:val="a0"/>
-    <w:link w:val="6"/>
+  <w:style w:type="character" w:customStyle="1" w:styleId="Heading6Char">
+    <w:name w:val="Heading 6 Char"/>
+    <w:basedOn w:val="DefaultParagraphFont"/>
+    <w:link w:val="Heading6"/>
     <w:uiPriority w:val="9"/>
     <w:semiHidden/>
     <w:rsid w:val="005D2BA2"/>
@@ -10070,10 +10219,10 @@
       <w14:ligatures w14:val="none"/>
     </w:rPr>
   </w:style>
-  <w:style w:type="character" w:customStyle="1" w:styleId="70">
-    <w:name w:val="Заголовок 7 Знак"/>
-    <w:basedOn w:val="a0"/>
-    <w:link w:val="7"/>
+  <w:style w:type="character" w:customStyle="1" w:styleId="Heading7Char">
+    <w:name w:val="Heading 7 Char"/>
+    <w:basedOn w:val="DefaultParagraphFont"/>
+    <w:link w:val="Heading7"/>
     <w:uiPriority w:val="9"/>
     <w:semiHidden/>
     <w:rsid w:val="005D2BA2"/>
@@ -10086,10 +10235,10 @@
       <w14:ligatures w14:val="none"/>
     </w:rPr>
   </w:style>
-  <w:style w:type="character" w:customStyle="1" w:styleId="80">
-    <w:name w:val="Заголовок 8 Знак"/>
-    <w:basedOn w:val="a0"/>
-    <w:link w:val="8"/>
+  <w:style w:type="character" w:customStyle="1" w:styleId="Heading8Char">
+    <w:name w:val="Heading 8 Char"/>
+    <w:basedOn w:val="DefaultParagraphFont"/>
+    <w:link w:val="Heading8"/>
     <w:uiPriority w:val="9"/>
     <w:semiHidden/>
     <w:rsid w:val="005D2BA2"/>
@@ -10104,10 +10253,10 @@
       <w14:ligatures w14:val="none"/>
     </w:rPr>
   </w:style>
-  <w:style w:type="character" w:customStyle="1" w:styleId="90">
-    <w:name w:val="Заголовок 9 Знак"/>
-    <w:basedOn w:val="a0"/>
-    <w:link w:val="9"/>
+  <w:style w:type="character" w:customStyle="1" w:styleId="Heading9Char">
+    <w:name w:val="Heading 9 Char"/>
+    <w:basedOn w:val="DefaultParagraphFont"/>
+    <w:link w:val="Heading9"/>
     <w:uiPriority w:val="9"/>
     <w:semiHidden/>
     <w:rsid w:val="005D2BA2"/>
@@ -10120,11 +10269,11 @@
       <w14:ligatures w14:val="none"/>
     </w:rPr>
   </w:style>
-  <w:style w:type="paragraph" w:styleId="a5">
+  <w:style w:type="paragraph" w:styleId="Title">
     <w:name w:val="Title"/>
-    <w:basedOn w:val="a"/>
-    <w:next w:val="a"/>
-    <w:link w:val="a6"/>
+    <w:basedOn w:val="Normal"/>
+    <w:next w:val="Normal"/>
+    <w:link w:val="TitleChar"/>
     <w:uiPriority w:val="10"/>
     <w:qFormat/>
     <w:rsid w:val="005D2BA2"/>
@@ -10140,10 +10289,10 @@
       <w:szCs w:val="56"/>
     </w:rPr>
   </w:style>
-  <w:style w:type="character" w:customStyle="1" w:styleId="a6">
-    <w:name w:val="Заголовок Знак"/>
-    <w:basedOn w:val="a0"/>
-    <w:link w:val="a5"/>
+  <w:style w:type="character" w:customStyle="1" w:styleId="TitleChar">
+    <w:name w:val="Title Char"/>
+    <w:basedOn w:val="DefaultParagraphFont"/>
+    <w:link w:val="Title"/>
     <w:uiPriority w:val="10"/>
     <w:rsid w:val="005D2BA2"/>
     <w:rPr>
@@ -10155,11 +10304,11 @@
       <w14:ligatures w14:val="none"/>
     </w:rPr>
   </w:style>
-  <w:style w:type="paragraph" w:styleId="a7">
+  <w:style w:type="paragraph" w:styleId="Subtitle">
     <w:name w:val="Subtitle"/>
-    <w:basedOn w:val="a"/>
-    <w:next w:val="a"/>
-    <w:link w:val="a8"/>
+    <w:basedOn w:val="Normal"/>
+    <w:next w:val="Normal"/>
+    <w:link w:val="SubtitleChar"/>
     <w:uiPriority w:val="11"/>
     <w:qFormat/>
     <w:rsid w:val="005D2BA2"/>
@@ -10177,10 +10326,10 @@
       <w:szCs w:val="28"/>
     </w:rPr>
   </w:style>
-  <w:style w:type="character" w:customStyle="1" w:styleId="a8">
-    <w:name w:val="Подзаголовок Знак"/>
-    <w:basedOn w:val="a0"/>
-    <w:link w:val="a7"/>
+  <w:style w:type="character" w:customStyle="1" w:styleId="SubtitleChar">
+    <w:name w:val="Subtitle Char"/>
+    <w:basedOn w:val="DefaultParagraphFont"/>
+    <w:link w:val="Subtitle"/>
     <w:uiPriority w:val="11"/>
     <w:rsid w:val="005D2BA2"/>
     <w:rPr>
@@ -10193,11 +10342,11 @@
       <w14:ligatures w14:val="none"/>
     </w:rPr>
   </w:style>
-  <w:style w:type="paragraph" w:styleId="21">
+  <w:style w:type="paragraph" w:styleId="Quote">
     <w:name w:val="Quote"/>
-    <w:basedOn w:val="a"/>
-    <w:next w:val="a"/>
-    <w:link w:val="22"/>
+    <w:basedOn w:val="Normal"/>
+    <w:next w:val="Normal"/>
+    <w:link w:val="QuoteChar"/>
     <w:uiPriority w:val="29"/>
     <w:qFormat/>
     <w:rsid w:val="005D2BA2"/>
@@ -10211,10 +10360,10 @@
       <w:color w:val="404040" w:themeColor="text1" w:themeTint="BF"/>
     </w:rPr>
   </w:style>
-  <w:style w:type="character" w:customStyle="1" w:styleId="22">
-    <w:name w:val="Цитата 2 Знак"/>
-    <w:basedOn w:val="a0"/>
-    <w:link w:val="21"/>
+  <w:style w:type="character" w:customStyle="1" w:styleId="QuoteChar">
+    <w:name w:val="Quote Char"/>
+    <w:basedOn w:val="DefaultParagraphFont"/>
+    <w:link w:val="Quote"/>
     <w:uiPriority w:val="29"/>
     <w:rsid w:val="005D2BA2"/>
     <w:rPr>
@@ -10228,9 +10377,9 @@
       <w14:ligatures w14:val="none"/>
     </w:rPr>
   </w:style>
-  <w:style w:type="paragraph" w:styleId="a9">
+  <w:style w:type="paragraph" w:styleId="ListParagraph">
     <w:name w:val="List Paragraph"/>
-    <w:basedOn w:val="a"/>
+    <w:basedOn w:val="Normal"/>
     <w:uiPriority w:val="34"/>
     <w:qFormat/>
     <w:rsid w:val="005D2BA2"/>
@@ -10239,9 +10388,9 @@
       <w:contextualSpacing/>
     </w:pPr>
   </w:style>
-  <w:style w:type="character" w:styleId="aa">
+  <w:style w:type="character" w:styleId="IntenseEmphasis">
     <w:name w:val="Intense Emphasis"/>
-    <w:basedOn w:val="a0"/>
+    <w:basedOn w:val="DefaultParagraphFont"/>
     <w:uiPriority w:val="21"/>
     <w:qFormat/>
     <w:rsid w:val="005D2BA2"/>
@@ -10251,11 +10400,11 @@
       <w:color w:val="0F4761" w:themeColor="accent1" w:themeShade="BF"/>
     </w:rPr>
   </w:style>
-  <w:style w:type="paragraph" w:styleId="ab">
+  <w:style w:type="paragraph" w:styleId="IntenseQuote">
     <w:name w:val="Intense Quote"/>
-    <w:basedOn w:val="a"/>
-    <w:next w:val="a"/>
-    <w:link w:val="ac"/>
+    <w:basedOn w:val="Normal"/>
+    <w:next w:val="Normal"/>
+    <w:link w:val="IntenseQuoteChar"/>
     <w:uiPriority w:val="30"/>
     <w:qFormat/>
     <w:rsid w:val="005D2BA2"/>
@@ -10274,10 +10423,10 @@
       <w:color w:val="0F4761" w:themeColor="accent1" w:themeShade="BF"/>
     </w:rPr>
   </w:style>
-  <w:style w:type="character" w:customStyle="1" w:styleId="ac">
-    <w:name w:val="Выделенная цитата Знак"/>
-    <w:basedOn w:val="a0"/>
-    <w:link w:val="ab"/>
+  <w:style w:type="character" w:customStyle="1" w:styleId="IntenseQuoteChar">
+    <w:name w:val="Intense Quote Char"/>
+    <w:basedOn w:val="DefaultParagraphFont"/>
+    <w:link w:val="IntenseQuote"/>
     <w:uiPriority w:val="30"/>
     <w:rsid w:val="005D2BA2"/>
     <w:rPr>
@@ -10291,9 +10440,9 @@
       <w14:ligatures w14:val="none"/>
     </w:rPr>
   </w:style>
-  <w:style w:type="character" w:styleId="ad">
+  <w:style w:type="character" w:styleId="IntenseReference">
     <w:name w:val="Intense Reference"/>
-    <w:basedOn w:val="a0"/>
+    <w:basedOn w:val="DefaultParagraphFont"/>
     <w:uiPriority w:val="32"/>
     <w:qFormat/>
     <w:rsid w:val="005D2BA2"/>
@@ -10305,10 +10454,10 @@
       <w:spacing w:val="5"/>
     </w:rPr>
   </w:style>
-  <w:style w:type="paragraph" w:styleId="11">
+  <w:style w:type="paragraph" w:styleId="TOC1">
     <w:name w:val="toc 1"/>
-    <w:basedOn w:val="a"/>
-    <w:next w:val="a"/>
+    <w:basedOn w:val="Normal"/>
+    <w:next w:val="Normal"/>
     <w:autoRedefine/>
     <w:uiPriority w:val="39"/>
     <w:unhideWhenUsed/>
@@ -10325,10 +10474,10 @@
       <w:bCs/>
     </w:rPr>
   </w:style>
-  <w:style w:type="paragraph" w:styleId="23">
+  <w:style w:type="paragraph" w:styleId="TOC2">
     <w:name w:val="toc 2"/>
-    <w:basedOn w:val="a"/>
-    <w:next w:val="a"/>
+    <w:basedOn w:val="Normal"/>
+    <w:next w:val="Normal"/>
     <w:autoRedefine/>
     <w:uiPriority w:val="39"/>
     <w:unhideWhenUsed/>
@@ -10337,10 +10486,10 @@
       <w:ind w:left="284" w:firstLine="0"/>
     </w:pPr>
   </w:style>
-  <w:style w:type="paragraph" w:styleId="31">
+  <w:style w:type="paragraph" w:styleId="TOC3">
     <w:name w:val="toc 3"/>
-    <w:basedOn w:val="a"/>
-    <w:next w:val="a"/>
+    <w:basedOn w:val="Normal"/>
+    <w:next w:val="Normal"/>
     <w:autoRedefine/>
     <w:uiPriority w:val="39"/>
     <w:semiHidden/>
@@ -10350,9 +10499,9 @@
       <w:ind w:firstLine="284"/>
     </w:pPr>
   </w:style>
-  <w:style w:type="character" w:styleId="ae">
+  <w:style w:type="character" w:styleId="Hyperlink">
     <w:name w:val="Hyperlink"/>
-    <w:basedOn w:val="a0"/>
+    <w:basedOn w:val="DefaultParagraphFont"/>
     <w:uiPriority w:val="99"/>
     <w:unhideWhenUsed/>
     <w:rsid w:val="00D32C7B"/>
@@ -10361,10 +10510,10 @@
       <w:u w:val="single"/>
     </w:rPr>
   </w:style>
-  <w:style w:type="paragraph" w:styleId="af">
+  <w:style w:type="paragraph" w:styleId="CommentText">
     <w:name w:val="annotation text"/>
-    <w:basedOn w:val="a"/>
-    <w:link w:val="af0"/>
+    <w:basedOn w:val="Normal"/>
+    <w:link w:val="CommentTextChar"/>
     <w:unhideWhenUsed/>
     <w:rsid w:val="003514BD"/>
     <w:pPr>
@@ -10379,10 +10528,10 @@
       <w:lang w:val="en-US" w:eastAsia="zh-CN"/>
     </w:rPr>
   </w:style>
-  <w:style w:type="character" w:customStyle="1" w:styleId="af0">
-    <w:name w:val="Текст примечания Знак"/>
-    <w:basedOn w:val="a0"/>
-    <w:link w:val="af"/>
+  <w:style w:type="character" w:customStyle="1" w:styleId="CommentTextChar">
+    <w:name w:val="Comment Text Char"/>
+    <w:basedOn w:val="DefaultParagraphFont"/>
+    <w:link w:val="CommentText"/>
     <w:rsid w:val="003514BD"/>
     <w:rPr>
       <w:rFonts w:eastAsiaTheme="minorEastAsia"/>
@@ -10393,9 +10542,9 @@
       <w14:ligatures w14:val="none"/>
     </w:rPr>
   </w:style>
-  <w:style w:type="character" w:styleId="af1">
+  <w:style w:type="character" w:styleId="CommentReference">
     <w:name w:val="annotation reference"/>
-    <w:basedOn w:val="a0"/>
+    <w:basedOn w:val="DefaultParagraphFont"/>
     <w:semiHidden/>
     <w:unhideWhenUsed/>
     <w:rsid w:val="003514BD"/>
@@ -10404,9 +10553,9 @@
       <w:szCs w:val="16"/>
     </w:rPr>
   </w:style>
-  <w:style w:type="table" w:styleId="af2">
+  <w:style w:type="table" w:styleId="TableGrid">
     <w:name w:val="Table Grid"/>
-    <w:basedOn w:val="a1"/>
+    <w:basedOn w:val="TableNormal"/>
     <w:rsid w:val="003333C3"/>
     <w:pPr>
       <w:widowControl w:val="0"/>
@@ -10432,11 +10581,11 @@
       </w:tblBorders>
     </w:tblPr>
   </w:style>
-  <w:style w:type="paragraph" w:styleId="af3">
+  <w:style w:type="paragraph" w:styleId="CommentSubject">
     <w:name w:val="annotation subject"/>
-    <w:basedOn w:val="af"/>
-    <w:next w:val="af"/>
-    <w:link w:val="af4"/>
+    <w:basedOn w:val="CommentText"/>
+    <w:next w:val="CommentText"/>
+    <w:link w:val="CommentSubjectChar"/>
     <w:uiPriority w:val="99"/>
     <w:semiHidden/>
     <w:unhideWhenUsed/>
@@ -10452,10 +10601,10 @@
       <w:lang w:val="ru-RU" w:eastAsia="en-US"/>
     </w:rPr>
   </w:style>
-  <w:style w:type="character" w:customStyle="1" w:styleId="af4">
-    <w:name w:val="Тема примечания Знак"/>
-    <w:basedOn w:val="af0"/>
-    <w:link w:val="af3"/>
+  <w:style w:type="character" w:customStyle="1" w:styleId="CommentSubjectChar">
+    <w:name w:val="Comment Subject Char"/>
+    <w:basedOn w:val="CommentTextChar"/>
+    <w:link w:val="CommentSubject"/>
     <w:uiPriority w:val="99"/>
     <w:semiHidden/>
     <w:rsid w:val="00A35A07"/>
@@ -10470,10 +10619,10 @@
       <w14:ligatures w14:val="none"/>
     </w:rPr>
   </w:style>
-  <w:style w:type="paragraph" w:styleId="af5">
+  <w:style w:type="paragraph" w:styleId="Header">
     <w:name w:val="header"/>
-    <w:basedOn w:val="a"/>
-    <w:link w:val="af6"/>
+    <w:basedOn w:val="Normal"/>
+    <w:link w:val="HeaderChar"/>
     <w:uiPriority w:val="99"/>
     <w:unhideWhenUsed/>
     <w:rsid w:val="002262EE"/>
@@ -10485,10 +10634,10 @@
       <w:spacing w:line="240" w:lineRule="auto"/>
     </w:pPr>
   </w:style>
-  <w:style w:type="character" w:customStyle="1" w:styleId="af6">
-    <w:name w:val="Верхний колонтитул Знак"/>
-    <w:basedOn w:val="a0"/>
-    <w:link w:val="af5"/>
+  <w:style w:type="character" w:customStyle="1" w:styleId="HeaderChar">
+    <w:name w:val="Header Char"/>
+    <w:basedOn w:val="DefaultParagraphFont"/>
+    <w:link w:val="Header"/>
     <w:uiPriority w:val="99"/>
     <w:rsid w:val="002262EE"/>
     <w:rPr>
@@ -10499,10 +10648,10 @@
       <w14:ligatures w14:val="none"/>
     </w:rPr>
   </w:style>
-  <w:style w:type="paragraph" w:styleId="af7">
+  <w:style w:type="paragraph" w:styleId="Footer">
     <w:name w:val="footer"/>
-    <w:basedOn w:val="a"/>
-    <w:link w:val="af8"/>
+    <w:basedOn w:val="Normal"/>
+    <w:link w:val="FooterChar"/>
     <w:uiPriority w:val="99"/>
     <w:unhideWhenUsed/>
     <w:rsid w:val="002262EE"/>
@@ -10514,10 +10663,10 @@
       <w:spacing w:line="240" w:lineRule="auto"/>
     </w:pPr>
   </w:style>
-  <w:style w:type="character" w:customStyle="1" w:styleId="af8">
-    <w:name w:val="Нижний колонтитул Знак"/>
-    <w:basedOn w:val="a0"/>
-    <w:link w:val="af7"/>
+  <w:style w:type="character" w:customStyle="1" w:styleId="FooterChar">
+    <w:name w:val="Footer Char"/>
+    <w:basedOn w:val="DefaultParagraphFont"/>
+    <w:link w:val="Footer"/>
     <w:uiPriority w:val="99"/>
     <w:rsid w:val="002262EE"/>
     <w:rPr>

--- a/docs/tz.docx
+++ b/docs/tz.docx
@@ -2927,7 +2927,23 @@
           <w:szCs w:val="28"/>
           <w:lang w:eastAsia="zh-CN"/>
         </w:rPr>
-        <w:t>Заказчик: Федеральное государственное бюджетное образовательно</w:t>
+        <w:t xml:space="preserve">Заказчик: Федеральное государственное </w:t>
+      </w:r>
+      <w:r>
+        <w:rPr>
+          <w:rFonts w:eastAsia="SimSun"/>
+          <w:szCs w:val="28"/>
+          <w:lang w:eastAsia="zh-CN"/>
+        </w:rPr>
+        <w:t>автономное</w:t>
+      </w:r>
+      <w:r>
+        <w:rPr>
+          <w:rFonts w:eastAsia="SimSun"/>
+          <w:szCs w:val="28"/>
+          <w:lang w:eastAsia="zh-CN"/>
+        </w:rPr>
+        <w:t xml:space="preserve"> образовательно</w:t>
       </w:r>
       <w:r>
         <w:rPr>

--- a/docs/tz.docx
+++ b/docs/tz.docx
@@ -370,19 +370,406 @@
     <w:p>
       <w:pPr>
         <w:pStyle w:val="TOC1"/>
-      </w:pPr>
-      <w:r>
-        <w:rPr>
-          <w:szCs w:val="28"/>
-        </w:rPr>
+        <w:jc w:val="center"/>
+      </w:pPr>
+      <w:bookmarkStart w:id="2" w:name="_Toc242262579"/>
+      <w:r>
         <w:lastRenderedPageBreak/>
         <w:t>Оглавление</w:t>
       </w:r>
+      <w:bookmarkEnd w:id="2"/>
     </w:p>
     <w:p>
       <w:pPr>
         <w:pStyle w:val="TOC1"/>
       </w:pPr>
+    </w:p>
+    <w:p>
+      <w:pPr>
+        <w:pStyle w:val="TOC3"/>
+        <w:ind w:left="0"/>
+        <w:rPr>
+          <w:rFonts w:asciiTheme="minorHAnsi" w:eastAsiaTheme="minorEastAsia" w:hAnsiTheme="minorHAnsi" w:cstheme="minorBidi"/>
+          <w:noProof/>
+          <w:kern w:val="2"/>
+          <w:sz w:val="24"/>
+          <w:szCs w:val="24"/>
+          <w:lang w:eastAsia="ru-RU"/>
+          <w14:ligatures w14:val="standardContextual"/>
+        </w:rPr>
+      </w:pPr>
+      <w:r>
+        <w:fldChar w:fldCharType="begin"/>
+      </w:r>
+      <w:r>
+        <w:instrText xml:space="preserve"> TOC \o "1-3" \h \z \u </w:instrText>
+      </w:r>
+      <w:r>
+        <w:fldChar w:fldCharType="separate"/>
+      </w:r>
+      <w:hyperlink w:anchor="_Toc242262580" w:history="1">
+        <w:r>
+          <w:rPr>
+            <w:rStyle w:val="Hyperlink"/>
+            <w:rFonts w:eastAsia="SimSun"/>
+            <w:noProof/>
+            <w:lang w:eastAsia="zh-CN"/>
+          </w:rPr>
+          <w:t>1 ОБЩИЕ СВЕДЕНИЯ</w:t>
+        </w:r>
+        <w:r>
+          <w:rPr>
+            <w:noProof/>
+            <w:webHidden/>
+          </w:rPr>
+          <w:tab/>
+        </w:r>
+        <w:r>
+          <w:rPr>
+            <w:noProof/>
+            <w:webHidden/>
+          </w:rPr>
+          <w:fldChar w:fldCharType="begin"/>
+        </w:r>
+        <w:r>
+          <w:rPr>
+            <w:noProof/>
+            <w:webHidden/>
+          </w:rPr>
+          <w:instrText xml:space="preserve"> PAGEREF _Toc242262580 \h </w:instrText>
+        </w:r>
+        <w:r>
+          <w:rPr>
+            <w:noProof/>
+            <w:webHidden/>
+          </w:rPr>
+        </w:r>
+        <w:r>
+          <w:rPr>
+            <w:noProof/>
+            <w:webHidden/>
+          </w:rPr>
+          <w:fldChar w:fldCharType="separate"/>
+        </w:r>
+        <w:r>
+          <w:rPr>
+            <w:noProof/>
+            <w:webHidden/>
+          </w:rPr>
+          <w:t>4</w:t>
+        </w:r>
+        <w:r>
+          <w:rPr>
+            <w:noProof/>
+            <w:webHidden/>
+          </w:rPr>
+          <w:fldChar w:fldCharType="end"/>
+        </w:r>
+      </w:hyperlink>
+    </w:p>
+    <w:p>
+      <w:pPr>
+        <w:pStyle w:val="TOC2"/>
+        <w:tabs>
+          <w:tab w:val="right" w:leader="dot" w:pos="9345"/>
+        </w:tabs>
+        <w:rPr>
+          <w:rFonts w:asciiTheme="minorHAnsi" w:eastAsiaTheme="minorEastAsia" w:hAnsiTheme="minorHAnsi" w:cstheme="minorBidi"/>
+          <w:noProof/>
+          <w:kern w:val="2"/>
+          <w:sz w:val="24"/>
+          <w:szCs w:val="24"/>
+          <w:lang w:eastAsia="ru-RU"/>
+          <w14:ligatures w14:val="standardContextual"/>
+        </w:rPr>
+      </w:pPr>
+      <w:hyperlink w:anchor="_Toc242262581" w:history="1">
+        <w:r>
+          <w:rPr>
+            <w:rStyle w:val="Hyperlink"/>
+            <w:rFonts w:eastAsia="SimSun"/>
+            <w:noProof/>
+            <w:lang w:eastAsia="zh-CN"/>
+          </w:rPr>
+          <w:t>1.1 Полное наименование автоматизированной системы и её условное обозначение</w:t>
+        </w:r>
+        <w:r>
+          <w:rPr>
+            <w:noProof/>
+            <w:webHidden/>
+          </w:rPr>
+          <w:tab/>
+        </w:r>
+        <w:r>
+          <w:rPr>
+            <w:noProof/>
+            <w:webHidden/>
+          </w:rPr>
+          <w:fldChar w:fldCharType="begin"/>
+        </w:r>
+        <w:r>
+          <w:rPr>
+            <w:noProof/>
+            <w:webHidden/>
+          </w:rPr>
+          <w:instrText xml:space="preserve"> PAGEREF _Toc242262581 \h </w:instrText>
+        </w:r>
+        <w:r>
+          <w:rPr>
+            <w:noProof/>
+            <w:webHidden/>
+          </w:rPr>
+        </w:r>
+        <w:r>
+          <w:rPr>
+            <w:noProof/>
+            <w:webHidden/>
+          </w:rPr>
+          <w:fldChar w:fldCharType="separate"/>
+        </w:r>
+        <w:r>
+          <w:rPr>
+            <w:noProof/>
+            <w:webHidden/>
+          </w:rPr>
+          <w:t>4</w:t>
+        </w:r>
+        <w:r>
+          <w:rPr>
+            <w:noProof/>
+            <w:webHidden/>
+          </w:rPr>
+          <w:fldChar w:fldCharType="end"/>
+        </w:r>
+      </w:hyperlink>
+    </w:p>
+    <w:p>
+      <w:pPr>
+        <w:pStyle w:val="TOC2"/>
+        <w:tabs>
+          <w:tab w:val="right" w:leader="dot" w:pos="9345"/>
+        </w:tabs>
+        <w:rPr>
+          <w:rFonts w:asciiTheme="minorHAnsi" w:eastAsiaTheme="minorEastAsia" w:hAnsiTheme="minorHAnsi" w:cstheme="minorBidi"/>
+          <w:noProof/>
+          <w:kern w:val="2"/>
+          <w:sz w:val="24"/>
+          <w:szCs w:val="24"/>
+          <w:lang w:eastAsia="ru-RU"/>
+          <w14:ligatures w14:val="standardContextual"/>
+        </w:rPr>
+      </w:pPr>
+      <w:hyperlink w:anchor="_Toc242262582" w:history="1">
+        <w:r>
+          <w:rPr>
+            <w:rStyle w:val="Hyperlink"/>
+            <w:rFonts w:eastAsia="SimSun"/>
+            <w:noProof/>
+            <w:lang w:eastAsia="zh-CN"/>
+          </w:rPr>
+          <w:t>1.2 Наименование заказчика</w:t>
+        </w:r>
+        <w:r>
+          <w:rPr>
+            <w:noProof/>
+            <w:webHidden/>
+          </w:rPr>
+          <w:tab/>
+        </w:r>
+        <w:r>
+          <w:rPr>
+            <w:noProof/>
+            <w:webHidden/>
+          </w:rPr>
+          <w:fldChar w:fldCharType="begin"/>
+        </w:r>
+        <w:r>
+          <w:rPr>
+            <w:noProof/>
+            <w:webHidden/>
+          </w:rPr>
+          <w:instrText xml:space="preserve"> PAGEREF _Toc242262582 \h </w:instrText>
+        </w:r>
+        <w:r>
+          <w:rPr>
+            <w:noProof/>
+            <w:webHidden/>
+          </w:rPr>
+        </w:r>
+        <w:r>
+          <w:rPr>
+            <w:noProof/>
+            <w:webHidden/>
+          </w:rPr>
+          <w:fldChar w:fldCharType="separate"/>
+        </w:r>
+        <w:r>
+          <w:rPr>
+            <w:noProof/>
+            <w:webHidden/>
+          </w:rPr>
+          <w:t>4</w:t>
+        </w:r>
+        <w:r>
+          <w:rPr>
+            <w:noProof/>
+            <w:webHidden/>
+          </w:rPr>
+          <w:fldChar w:fldCharType="end"/>
+        </w:r>
+      </w:hyperlink>
+    </w:p>
+    <w:p>
+      <w:pPr>
+        <w:pStyle w:val="TOC2"/>
+        <w:tabs>
+          <w:tab w:val="right" w:leader="dot" w:pos="9345"/>
+        </w:tabs>
+        <w:rPr>
+          <w:rFonts w:asciiTheme="minorHAnsi" w:eastAsiaTheme="minorEastAsia" w:hAnsiTheme="minorHAnsi" w:cstheme="minorBidi"/>
+          <w:noProof/>
+          <w:kern w:val="2"/>
+          <w:sz w:val="24"/>
+          <w:szCs w:val="24"/>
+          <w:lang w:eastAsia="ru-RU"/>
+          <w14:ligatures w14:val="standardContextual"/>
+        </w:rPr>
+      </w:pPr>
+      <w:hyperlink w:anchor="_Toc242262583" w:history="1">
+        <w:r>
+          <w:rPr>
+            <w:rStyle w:val="Hyperlink"/>
+            <w:rFonts w:eastAsia="SimSun"/>
+            <w:noProof/>
+            <w:lang w:eastAsia="zh-CN"/>
+          </w:rPr>
+          <w:t>1.3 Перечень документов, на основании которых создается АС</w:t>
+        </w:r>
+        <w:r>
+          <w:rPr>
+            <w:noProof/>
+            <w:webHidden/>
+          </w:rPr>
+          <w:tab/>
+        </w:r>
+        <w:r>
+          <w:rPr>
+            <w:noProof/>
+            <w:webHidden/>
+          </w:rPr>
+          <w:fldChar w:fldCharType="begin"/>
+        </w:r>
+        <w:r>
+          <w:rPr>
+            <w:noProof/>
+            <w:webHidden/>
+          </w:rPr>
+          <w:instrText xml:space="preserve"> PAGEREF _Toc242262583 \h </w:instrText>
+        </w:r>
+        <w:r>
+          <w:rPr>
+            <w:noProof/>
+            <w:webHidden/>
+          </w:rPr>
+        </w:r>
+        <w:r>
+          <w:rPr>
+            <w:noProof/>
+            <w:webHidden/>
+          </w:rPr>
+          <w:fldChar w:fldCharType="separate"/>
+        </w:r>
+        <w:r>
+          <w:rPr>
+            <w:noProof/>
+            <w:webHidden/>
+          </w:rPr>
+          <w:t>4</w:t>
+        </w:r>
+        <w:r>
+          <w:rPr>
+            <w:noProof/>
+            <w:webHidden/>
+          </w:rPr>
+          <w:fldChar w:fldCharType="end"/>
+        </w:r>
+      </w:hyperlink>
+    </w:p>
+    <w:p>
+      <w:pPr>
+        <w:pStyle w:val="TOC2"/>
+        <w:tabs>
+          <w:tab w:val="right" w:leader="dot" w:pos="9345"/>
+        </w:tabs>
+        <w:rPr>
+          <w:rFonts w:asciiTheme="minorHAnsi" w:eastAsiaTheme="minorEastAsia" w:hAnsiTheme="minorHAnsi" w:cstheme="minorBidi"/>
+          <w:noProof/>
+          <w:kern w:val="2"/>
+          <w:sz w:val="24"/>
+          <w:szCs w:val="24"/>
+          <w:lang w:eastAsia="ru-RU"/>
+          <w14:ligatures w14:val="standardContextual"/>
+        </w:rPr>
+      </w:pPr>
+      <w:hyperlink w:anchor="_Toc242262584" w:history="1">
+        <w:r>
+          <w:rPr>
+            <w:rStyle w:val="Hyperlink"/>
+            <w:rFonts w:eastAsia="SimSun"/>
+            <w:noProof/>
+            <w:lang w:eastAsia="zh-CN"/>
+          </w:rPr>
+          <w:t>1.4 Плановые сроки начала и окончания работы по созданию АС</w:t>
+        </w:r>
+        <w:r>
+          <w:rPr>
+            <w:noProof/>
+            <w:webHidden/>
+          </w:rPr>
+          <w:tab/>
+        </w:r>
+        <w:r>
+          <w:rPr>
+            <w:noProof/>
+            <w:webHidden/>
+          </w:rPr>
+          <w:fldChar w:fldCharType="begin"/>
+        </w:r>
+        <w:r>
+          <w:rPr>
+            <w:noProof/>
+            <w:webHidden/>
+          </w:rPr>
+          <w:instrText xml:space="preserve"> PAGEREF _Toc242262584 \h </w:instrText>
+        </w:r>
+        <w:r>
+          <w:rPr>
+            <w:noProof/>
+            <w:webHidden/>
+          </w:rPr>
+        </w:r>
+        <w:r>
+          <w:rPr>
+            <w:noProof/>
+            <w:webHidden/>
+          </w:rPr>
+          <w:fldChar w:fldCharType="separate"/>
+        </w:r>
+        <w:r>
+          <w:rPr>
+            <w:noProof/>
+            <w:webHidden/>
+          </w:rPr>
+          <w:t>5</w:t>
+        </w:r>
+        <w:r>
+          <w:rPr>
+            <w:noProof/>
+            <w:webHidden/>
+          </w:rPr>
+          <w:fldChar w:fldCharType="end"/>
+        </w:r>
+      </w:hyperlink>
     </w:p>
     <w:p>
       <w:pPr>
@@ -399,157 +786,232 @@
           <w14:ligatures w14:val="standardContextual"/>
         </w:rPr>
       </w:pPr>
-      <w:r>
-        <w:rPr>
-          <w:b w:val="0"/>
-          <w:bCs w:val="0"/>
-          <w:szCs w:val="28"/>
-        </w:rPr>
-        <w:fldChar w:fldCharType="begin"/>
-      </w:r>
-      <w:r>
-        <w:rPr>
-          <w:b w:val="0"/>
-          <w:bCs w:val="0"/>
-          <w:szCs w:val="28"/>
-        </w:rPr>
-        <w:instrText xml:space="preserve"> TOC \o "1-2" \h \z \u </w:instrText>
-      </w:r>
-      <w:r>
-        <w:rPr>
-          <w:b w:val="0"/>
-          <w:bCs w:val="0"/>
-          <w:szCs w:val="28"/>
-        </w:rPr>
-        <w:fldChar w:fldCharType="separate"/>
-      </w:r>
-      <w:commentRangeStart w:id="2"/>
-      <w:commentRangeStart w:id="3"/>
-      <w:r>
-        <w:rPr>
-          <w:b w:val="0"/>
-          <w:bCs w:val="0"/>
-          <w:szCs w:val="28"/>
-        </w:rPr>
-        <w:fldChar w:fldCharType="begin"/>
-      </w:r>
-      <w:r>
-        <w:rPr>
-          <w:b w:val="0"/>
-          <w:bCs w:val="0"/>
-          <w:szCs w:val="28"/>
-        </w:rPr>
-        <w:instrText xml:space="preserve"> HYPERLINK \l "_Toc240361334" </w:instrText>
-      </w:r>
-      <w:r>
-        <w:rPr>
-          <w:b w:val="0"/>
-          <w:bCs w:val="0"/>
-          <w:szCs w:val="28"/>
-        </w:rPr>
-      </w:r>
-      <w:r>
-        <w:rPr>
-          <w:b w:val="0"/>
-          <w:bCs w:val="0"/>
-          <w:szCs w:val="28"/>
-        </w:rPr>
-        <w:fldChar w:fldCharType="separate"/>
-      </w:r>
-      <w:r>
-        <w:rPr>
-          <w:rStyle w:val="Hyperlink"/>
-          <w:rFonts w:eastAsia="SimSun"/>
-          <w:b w:val="0"/>
-          <w:bCs w:val="0"/>
+      <w:hyperlink w:anchor="_Toc242262585" w:history="1">
+        <w:r>
+          <w:rPr>
+            <w:rStyle w:val="Hyperlink"/>
+            <w:b w:val="0"/>
+            <w:bCs w:val="0"/>
+            <w:noProof/>
+          </w:rPr>
+          <w:t>2 ЦЕЛИ И НАЗНАЧЕНИЕ СОЗДАНИЯ АВТОМАТИЗИРОВАННОЙ СИСТЕМЫ</w:t>
+        </w:r>
+        <w:r>
+          <w:rPr>
+            <w:b w:val="0"/>
+            <w:bCs w:val="0"/>
+            <w:noProof/>
+            <w:webHidden/>
+          </w:rPr>
+          <w:tab/>
+        </w:r>
+        <w:r>
+          <w:rPr>
+            <w:b w:val="0"/>
+            <w:bCs w:val="0"/>
+            <w:noProof/>
+            <w:webHidden/>
+          </w:rPr>
+          <w:fldChar w:fldCharType="begin"/>
+        </w:r>
+        <w:r>
+          <w:rPr>
+            <w:b w:val="0"/>
+            <w:bCs w:val="0"/>
+            <w:noProof/>
+            <w:webHidden/>
+          </w:rPr>
+          <w:instrText xml:space="preserve"> PAGEREF _Toc242262585 \h </w:instrText>
+        </w:r>
+        <w:r>
+          <w:rPr>
+            <w:b w:val="0"/>
+            <w:bCs w:val="0"/>
+            <w:noProof/>
+            <w:webHidden/>
+          </w:rPr>
+        </w:r>
+        <w:r>
+          <w:rPr>
+            <w:b w:val="0"/>
+            <w:bCs w:val="0"/>
+            <w:noProof/>
+            <w:webHidden/>
+          </w:rPr>
+          <w:fldChar w:fldCharType="separate"/>
+        </w:r>
+        <w:r>
+          <w:rPr>
+            <w:b w:val="0"/>
+            <w:bCs w:val="0"/>
+            <w:noProof/>
+            <w:webHidden/>
+          </w:rPr>
+          <w:t>6</w:t>
+        </w:r>
+        <w:r>
+          <w:rPr>
+            <w:b w:val="0"/>
+            <w:bCs w:val="0"/>
+            <w:noProof/>
+            <w:webHidden/>
+          </w:rPr>
+          <w:fldChar w:fldCharType="end"/>
+        </w:r>
+      </w:hyperlink>
+    </w:p>
+    <w:p>
+      <w:pPr>
+        <w:pStyle w:val="TOC2"/>
+        <w:tabs>
+          <w:tab w:val="right" w:leader="dot" w:pos="9345"/>
+        </w:tabs>
+        <w:rPr>
+          <w:rFonts w:asciiTheme="minorHAnsi" w:eastAsiaTheme="minorEastAsia" w:hAnsiTheme="minorHAnsi" w:cstheme="minorBidi"/>
           <w:noProof/>
-          <w:szCs w:val="28"/>
-          <w:lang w:eastAsia="zh-CN"/>
-        </w:rPr>
-        <w:t>1 ОБЩИЕ СВЕДЕНИЯ</w:t>
-      </w:r>
-      <w:r>
-        <w:rPr>
-          <w:b w:val="0"/>
-          <w:bCs w:val="0"/>
+          <w:kern w:val="2"/>
+          <w:sz w:val="24"/>
+          <w:szCs w:val="24"/>
+          <w:lang w:eastAsia="ru-RU"/>
+          <w14:ligatures w14:val="standardContextual"/>
+        </w:rPr>
+      </w:pPr>
+      <w:hyperlink w:anchor="_Toc242262586" w:history="1">
+        <w:r>
+          <w:rPr>
+            <w:rStyle w:val="Hyperlink"/>
+            <w:noProof/>
+          </w:rPr>
+          <w:t>2.1 Цели создания АС</w:t>
+        </w:r>
+        <w:r>
+          <w:rPr>
+            <w:noProof/>
+            <w:webHidden/>
+          </w:rPr>
+          <w:tab/>
+        </w:r>
+        <w:r>
+          <w:rPr>
+            <w:noProof/>
+            <w:webHidden/>
+          </w:rPr>
+          <w:fldChar w:fldCharType="begin"/>
+        </w:r>
+        <w:r>
+          <w:rPr>
+            <w:noProof/>
+            <w:webHidden/>
+          </w:rPr>
+          <w:instrText xml:space="preserve"> PAGEREF _Toc242262586 \h </w:instrText>
+        </w:r>
+        <w:r>
+          <w:rPr>
+            <w:noProof/>
+            <w:webHidden/>
+          </w:rPr>
+        </w:r>
+        <w:r>
+          <w:rPr>
+            <w:noProof/>
+            <w:webHidden/>
+          </w:rPr>
+          <w:fldChar w:fldCharType="separate"/>
+        </w:r>
+        <w:r>
+          <w:rPr>
+            <w:noProof/>
+            <w:webHidden/>
+          </w:rPr>
+          <w:t>6</w:t>
+        </w:r>
+        <w:r>
+          <w:rPr>
+            <w:noProof/>
+            <w:webHidden/>
+          </w:rPr>
+          <w:fldChar w:fldCharType="end"/>
+        </w:r>
+      </w:hyperlink>
+    </w:p>
+    <w:p>
+      <w:pPr>
+        <w:pStyle w:val="TOC2"/>
+        <w:tabs>
+          <w:tab w:val="right" w:leader="dot" w:pos="9345"/>
+        </w:tabs>
+        <w:rPr>
+          <w:rFonts w:asciiTheme="minorHAnsi" w:eastAsiaTheme="minorEastAsia" w:hAnsiTheme="minorHAnsi" w:cstheme="minorBidi"/>
           <w:noProof/>
-          <w:webHidden/>
-          <w:szCs w:val="28"/>
-        </w:rPr>
-        <w:tab/>
-      </w:r>
-      <w:r>
-        <w:rPr>
-          <w:b w:val="0"/>
-          <w:bCs w:val="0"/>
-          <w:noProof/>
-          <w:webHidden/>
-          <w:szCs w:val="28"/>
-        </w:rPr>
-        <w:fldChar w:fldCharType="begin"/>
-      </w:r>
-      <w:r>
-        <w:rPr>
-          <w:b w:val="0"/>
-          <w:bCs w:val="0"/>
-          <w:noProof/>
-          <w:webHidden/>
-          <w:szCs w:val="28"/>
-        </w:rPr>
-        <w:instrText xml:space="preserve"> PAGEREF _Toc240361334 \h </w:instrText>
-      </w:r>
-      <w:r>
-        <w:rPr>
-          <w:b w:val="0"/>
-          <w:bCs w:val="0"/>
-          <w:noProof/>
-          <w:webHidden/>
-          <w:szCs w:val="28"/>
-        </w:rPr>
-      </w:r>
-      <w:r>
-        <w:rPr>
-          <w:b w:val="0"/>
-          <w:bCs w:val="0"/>
-          <w:noProof/>
-          <w:webHidden/>
-          <w:szCs w:val="28"/>
-        </w:rPr>
-        <w:fldChar w:fldCharType="separate"/>
-      </w:r>
-      <w:r>
-        <w:rPr>
-          <w:b w:val="0"/>
-          <w:bCs w:val="0"/>
-          <w:noProof/>
-          <w:webHidden/>
-          <w:szCs w:val="28"/>
-        </w:rPr>
-        <w:t>4</w:t>
-      </w:r>
-      <w:r>
-        <w:rPr>
-          <w:b w:val="0"/>
-          <w:bCs w:val="0"/>
-          <w:noProof/>
-          <w:webHidden/>
-          <w:szCs w:val="28"/>
-        </w:rPr>
-        <w:fldChar w:fldCharType="end"/>
-      </w:r>
-      <w:r>
-        <w:rPr>
-          <w:b w:val="0"/>
-          <w:bCs w:val="0"/>
-          <w:noProof/>
-          <w:szCs w:val="28"/>
-        </w:rPr>
-        <w:fldChar w:fldCharType="end"/>
-      </w:r>
-      <w:commentRangeEnd w:id="2"/>
-      <w:r>
-        <w:rPr>
-          <w:rStyle w:val="CommentReference"/>
+          <w:kern w:val="2"/>
+          <w:sz w:val="24"/>
+          <w:szCs w:val="24"/>
+          <w:lang w:eastAsia="ru-RU"/>
+          <w14:ligatures w14:val="standardContextual"/>
+        </w:rPr>
+      </w:pPr>
+      <w:hyperlink w:anchor="_Toc242262587" w:history="1">
+        <w:r>
+          <w:rPr>
+            <w:rStyle w:val="Hyperlink"/>
+            <w:noProof/>
+          </w:rPr>
+          <w:t>2.2 Назначение АС</w:t>
+        </w:r>
+        <w:r>
+          <w:rPr>
+            <w:noProof/>
+            <w:webHidden/>
+          </w:rPr>
+          <w:tab/>
+        </w:r>
+        <w:r>
+          <w:rPr>
+            <w:noProof/>
+            <w:webHidden/>
+          </w:rPr>
+          <w:fldChar w:fldCharType="begin"/>
+        </w:r>
+        <w:r>
+          <w:rPr>
+            <w:noProof/>
+            <w:webHidden/>
+          </w:rPr>
+          <w:instrText xml:space="preserve"> PAGEREF _Toc242262587 \h </w:instrText>
+        </w:r>
+        <w:r>
+          <w:rPr>
+            <w:noProof/>
+            <w:webHidden/>
+          </w:rPr>
+        </w:r>
+        <w:r>
+          <w:rPr>
+            <w:noProof/>
+            <w:webHidden/>
+          </w:rPr>
+          <w:fldChar w:fldCharType="separate"/>
+        </w:r>
+        <w:r>
+          <w:rPr>
+            <w:noProof/>
+            <w:webHidden/>
+          </w:rPr>
+          <w:t>6</w:t>
+        </w:r>
+        <w:r>
+          <w:rPr>
+            <w:noProof/>
+            <w:webHidden/>
+          </w:rPr>
+          <w:fldChar w:fldCharType="end"/>
+        </w:r>
+      </w:hyperlink>
+    </w:p>
+    <w:p>
+      <w:pPr>
+        <w:pStyle w:val="TOC1"/>
+        <w:rPr>
           <w:rFonts w:asciiTheme="minorHAnsi" w:eastAsiaTheme="minorEastAsia" w:hAnsiTheme="minorHAnsi" w:cstheme="minorBidi"/>
           <w:b w:val="0"/>
           <w:bCs w:val="0"/>
@@ -560,12 +1022,1801 @@
           <w:lang w:eastAsia="ru-RU"/>
           <w14:ligatures w14:val="standardContextual"/>
         </w:rPr>
-        <w:commentReference w:id="2"/>
-      </w:r>
-      <w:commentRangeEnd w:id="3"/>
-      <w:r>
-        <w:rPr>
-          <w:rStyle w:val="CommentReference"/>
+      </w:pPr>
+      <w:hyperlink w:anchor="_Toc242262588" w:history="1">
+        <w:r>
+          <w:rPr>
+            <w:rStyle w:val="Hyperlink"/>
+            <w:b w:val="0"/>
+            <w:bCs w:val="0"/>
+            <w:noProof/>
+          </w:rPr>
+          <w:t>3 ТРЕБОВАНИЯ К АВТОМАТИЗИРОВАННОЙ СИСТЕМЕ</w:t>
+        </w:r>
+        <w:r>
+          <w:rPr>
+            <w:b w:val="0"/>
+            <w:bCs w:val="0"/>
+            <w:noProof/>
+            <w:webHidden/>
+          </w:rPr>
+          <w:tab/>
+        </w:r>
+        <w:r>
+          <w:rPr>
+            <w:b w:val="0"/>
+            <w:bCs w:val="0"/>
+            <w:noProof/>
+            <w:webHidden/>
+          </w:rPr>
+          <w:fldChar w:fldCharType="begin"/>
+        </w:r>
+        <w:r>
+          <w:rPr>
+            <w:b w:val="0"/>
+            <w:bCs w:val="0"/>
+            <w:noProof/>
+            <w:webHidden/>
+          </w:rPr>
+          <w:instrText xml:space="preserve"> PAGEREF _Toc242262588 \h </w:instrText>
+        </w:r>
+        <w:r>
+          <w:rPr>
+            <w:b w:val="0"/>
+            <w:bCs w:val="0"/>
+            <w:noProof/>
+            <w:webHidden/>
+          </w:rPr>
+        </w:r>
+        <w:r>
+          <w:rPr>
+            <w:b w:val="0"/>
+            <w:bCs w:val="0"/>
+            <w:noProof/>
+            <w:webHidden/>
+          </w:rPr>
+          <w:fldChar w:fldCharType="separate"/>
+        </w:r>
+        <w:r>
+          <w:rPr>
+            <w:b w:val="0"/>
+            <w:bCs w:val="0"/>
+            <w:noProof/>
+            <w:webHidden/>
+          </w:rPr>
+          <w:t>7</w:t>
+        </w:r>
+        <w:r>
+          <w:rPr>
+            <w:b w:val="0"/>
+            <w:bCs w:val="0"/>
+            <w:noProof/>
+            <w:webHidden/>
+          </w:rPr>
+          <w:fldChar w:fldCharType="end"/>
+        </w:r>
+      </w:hyperlink>
+    </w:p>
+    <w:p>
+      <w:pPr>
+        <w:pStyle w:val="TOC2"/>
+        <w:tabs>
+          <w:tab w:val="right" w:leader="dot" w:pos="9345"/>
+        </w:tabs>
+        <w:rPr>
+          <w:rFonts w:asciiTheme="minorHAnsi" w:eastAsiaTheme="minorEastAsia" w:hAnsiTheme="minorHAnsi" w:cstheme="minorBidi"/>
+          <w:noProof/>
+          <w:kern w:val="2"/>
+          <w:sz w:val="24"/>
+          <w:szCs w:val="24"/>
+          <w:lang w:eastAsia="ru-RU"/>
+          <w14:ligatures w14:val="standardContextual"/>
+        </w:rPr>
+      </w:pPr>
+      <w:hyperlink w:anchor="_Toc242262589" w:history="1">
+        <w:r>
+          <w:rPr>
+            <w:rStyle w:val="Hyperlink"/>
+            <w:noProof/>
+          </w:rPr>
+          <w:t>3.1 Требования к структуре АС в целом</w:t>
+        </w:r>
+        <w:r>
+          <w:rPr>
+            <w:noProof/>
+            <w:webHidden/>
+          </w:rPr>
+          <w:tab/>
+        </w:r>
+        <w:r>
+          <w:rPr>
+            <w:noProof/>
+            <w:webHidden/>
+          </w:rPr>
+          <w:fldChar w:fldCharType="begin"/>
+        </w:r>
+        <w:r>
+          <w:rPr>
+            <w:noProof/>
+            <w:webHidden/>
+          </w:rPr>
+          <w:instrText xml:space="preserve"> PAGEREF _Toc242262589 \h </w:instrText>
+        </w:r>
+        <w:r>
+          <w:rPr>
+            <w:noProof/>
+            <w:webHidden/>
+          </w:rPr>
+        </w:r>
+        <w:r>
+          <w:rPr>
+            <w:noProof/>
+            <w:webHidden/>
+          </w:rPr>
+          <w:fldChar w:fldCharType="separate"/>
+        </w:r>
+        <w:r>
+          <w:rPr>
+            <w:noProof/>
+            <w:webHidden/>
+          </w:rPr>
+          <w:t>7</w:t>
+        </w:r>
+        <w:r>
+          <w:rPr>
+            <w:noProof/>
+            <w:webHidden/>
+          </w:rPr>
+          <w:fldChar w:fldCharType="end"/>
+        </w:r>
+      </w:hyperlink>
+    </w:p>
+    <w:p>
+      <w:pPr>
+        <w:pStyle w:val="TOC3"/>
+        <w:rPr>
+          <w:rFonts w:asciiTheme="minorHAnsi" w:eastAsiaTheme="minorEastAsia" w:hAnsiTheme="minorHAnsi" w:cstheme="minorBidi"/>
+          <w:noProof/>
+          <w:kern w:val="2"/>
+          <w:sz w:val="24"/>
+          <w:szCs w:val="24"/>
+          <w:lang w:eastAsia="ru-RU"/>
+          <w14:ligatures w14:val="standardContextual"/>
+        </w:rPr>
+      </w:pPr>
+      <w:hyperlink w:anchor="_Toc242262590" w:history="1">
+        <w:r>
+          <w:rPr>
+            <w:rStyle w:val="Hyperlink"/>
+            <w:noProof/>
+          </w:rPr>
+          <w:t>3.1.1 Требования к структуре и функционированию системы</w:t>
+        </w:r>
+        <w:r>
+          <w:rPr>
+            <w:noProof/>
+            <w:webHidden/>
+          </w:rPr>
+          <w:tab/>
+        </w:r>
+        <w:r>
+          <w:rPr>
+            <w:noProof/>
+            <w:webHidden/>
+          </w:rPr>
+          <w:fldChar w:fldCharType="begin"/>
+        </w:r>
+        <w:r>
+          <w:rPr>
+            <w:noProof/>
+            <w:webHidden/>
+          </w:rPr>
+          <w:instrText xml:space="preserve"> PAGEREF _Toc242262590 \h </w:instrText>
+        </w:r>
+        <w:r>
+          <w:rPr>
+            <w:noProof/>
+            <w:webHidden/>
+          </w:rPr>
+        </w:r>
+        <w:r>
+          <w:rPr>
+            <w:noProof/>
+            <w:webHidden/>
+          </w:rPr>
+          <w:fldChar w:fldCharType="separate"/>
+        </w:r>
+        <w:r>
+          <w:rPr>
+            <w:noProof/>
+            <w:webHidden/>
+          </w:rPr>
+          <w:t>7</w:t>
+        </w:r>
+        <w:r>
+          <w:rPr>
+            <w:noProof/>
+            <w:webHidden/>
+          </w:rPr>
+          <w:fldChar w:fldCharType="end"/>
+        </w:r>
+      </w:hyperlink>
+    </w:p>
+    <w:p>
+      <w:pPr>
+        <w:pStyle w:val="TOC3"/>
+        <w:rPr>
+          <w:rFonts w:asciiTheme="minorHAnsi" w:eastAsiaTheme="minorEastAsia" w:hAnsiTheme="minorHAnsi" w:cstheme="minorBidi"/>
+          <w:noProof/>
+          <w:kern w:val="2"/>
+          <w:sz w:val="24"/>
+          <w:szCs w:val="24"/>
+          <w:lang w:eastAsia="ru-RU"/>
+          <w14:ligatures w14:val="standardContextual"/>
+        </w:rPr>
+      </w:pPr>
+      <w:hyperlink w:anchor="_Toc242262591" w:history="1">
+        <w:r>
+          <w:rPr>
+            <w:rStyle w:val="Hyperlink"/>
+            <w:noProof/>
+          </w:rPr>
+          <w:t>3.1.2 Требования к численности и квалификации персонала системы</w:t>
+        </w:r>
+        <w:r>
+          <w:rPr>
+            <w:noProof/>
+            <w:webHidden/>
+          </w:rPr>
+          <w:tab/>
+        </w:r>
+        <w:r>
+          <w:rPr>
+            <w:noProof/>
+            <w:webHidden/>
+          </w:rPr>
+          <w:fldChar w:fldCharType="begin"/>
+        </w:r>
+        <w:r>
+          <w:rPr>
+            <w:noProof/>
+            <w:webHidden/>
+          </w:rPr>
+          <w:instrText xml:space="preserve"> PAGEREF _Toc242262591 \h </w:instrText>
+        </w:r>
+        <w:r>
+          <w:rPr>
+            <w:noProof/>
+            <w:webHidden/>
+          </w:rPr>
+        </w:r>
+        <w:r>
+          <w:rPr>
+            <w:noProof/>
+            <w:webHidden/>
+          </w:rPr>
+          <w:fldChar w:fldCharType="separate"/>
+        </w:r>
+        <w:r>
+          <w:rPr>
+            <w:noProof/>
+            <w:webHidden/>
+          </w:rPr>
+          <w:t>8</w:t>
+        </w:r>
+        <w:r>
+          <w:rPr>
+            <w:noProof/>
+            <w:webHidden/>
+          </w:rPr>
+          <w:fldChar w:fldCharType="end"/>
+        </w:r>
+      </w:hyperlink>
+    </w:p>
+    <w:p>
+      <w:pPr>
+        <w:pStyle w:val="TOC3"/>
+        <w:rPr>
+          <w:rFonts w:asciiTheme="minorHAnsi" w:eastAsiaTheme="minorEastAsia" w:hAnsiTheme="minorHAnsi" w:cstheme="minorBidi"/>
+          <w:noProof/>
+          <w:kern w:val="2"/>
+          <w:sz w:val="24"/>
+          <w:szCs w:val="24"/>
+          <w:lang w:eastAsia="ru-RU"/>
+          <w14:ligatures w14:val="standardContextual"/>
+        </w:rPr>
+      </w:pPr>
+      <w:hyperlink w:anchor="_Toc242262592" w:history="1">
+        <w:r>
+          <w:rPr>
+            <w:rStyle w:val="Hyperlink"/>
+            <w:noProof/>
+          </w:rPr>
+          <w:t>3.1.3 Показатели назначения</w:t>
+        </w:r>
+        <w:r>
+          <w:rPr>
+            <w:noProof/>
+            <w:webHidden/>
+          </w:rPr>
+          <w:tab/>
+        </w:r>
+        <w:r>
+          <w:rPr>
+            <w:noProof/>
+            <w:webHidden/>
+          </w:rPr>
+          <w:fldChar w:fldCharType="begin"/>
+        </w:r>
+        <w:r>
+          <w:rPr>
+            <w:noProof/>
+            <w:webHidden/>
+          </w:rPr>
+          <w:instrText xml:space="preserve"> PAGEREF _Toc242262592 \h </w:instrText>
+        </w:r>
+        <w:r>
+          <w:rPr>
+            <w:noProof/>
+            <w:webHidden/>
+          </w:rPr>
+        </w:r>
+        <w:r>
+          <w:rPr>
+            <w:noProof/>
+            <w:webHidden/>
+          </w:rPr>
+          <w:fldChar w:fldCharType="separate"/>
+        </w:r>
+        <w:r>
+          <w:rPr>
+            <w:noProof/>
+            <w:webHidden/>
+          </w:rPr>
+          <w:t>8</w:t>
+        </w:r>
+        <w:r>
+          <w:rPr>
+            <w:noProof/>
+            <w:webHidden/>
+          </w:rPr>
+          <w:fldChar w:fldCharType="end"/>
+        </w:r>
+      </w:hyperlink>
+    </w:p>
+    <w:p>
+      <w:pPr>
+        <w:pStyle w:val="TOC3"/>
+        <w:rPr>
+          <w:rFonts w:asciiTheme="minorHAnsi" w:eastAsiaTheme="minorEastAsia" w:hAnsiTheme="minorHAnsi" w:cstheme="minorBidi"/>
+          <w:noProof/>
+          <w:kern w:val="2"/>
+          <w:sz w:val="24"/>
+          <w:szCs w:val="24"/>
+          <w:lang w:eastAsia="ru-RU"/>
+          <w14:ligatures w14:val="standardContextual"/>
+        </w:rPr>
+      </w:pPr>
+      <w:hyperlink w:anchor="_Toc242262593" w:history="1">
+        <w:r>
+          <w:rPr>
+            <w:rStyle w:val="Hyperlink"/>
+            <w:noProof/>
+          </w:rPr>
+          <w:t>3.1.4 Требования к надежности</w:t>
+        </w:r>
+        <w:r>
+          <w:rPr>
+            <w:noProof/>
+            <w:webHidden/>
+          </w:rPr>
+          <w:tab/>
+        </w:r>
+        <w:r>
+          <w:rPr>
+            <w:noProof/>
+            <w:webHidden/>
+          </w:rPr>
+          <w:fldChar w:fldCharType="begin"/>
+        </w:r>
+        <w:r>
+          <w:rPr>
+            <w:noProof/>
+            <w:webHidden/>
+          </w:rPr>
+          <w:instrText xml:space="preserve"> PAGEREF _Toc242262593 \h </w:instrText>
+        </w:r>
+        <w:r>
+          <w:rPr>
+            <w:noProof/>
+            <w:webHidden/>
+          </w:rPr>
+        </w:r>
+        <w:r>
+          <w:rPr>
+            <w:noProof/>
+            <w:webHidden/>
+          </w:rPr>
+          <w:fldChar w:fldCharType="separate"/>
+        </w:r>
+        <w:r>
+          <w:rPr>
+            <w:noProof/>
+            <w:webHidden/>
+          </w:rPr>
+          <w:t>9</w:t>
+        </w:r>
+        <w:r>
+          <w:rPr>
+            <w:noProof/>
+            <w:webHidden/>
+          </w:rPr>
+          <w:fldChar w:fldCharType="end"/>
+        </w:r>
+      </w:hyperlink>
+    </w:p>
+    <w:p>
+      <w:pPr>
+        <w:pStyle w:val="TOC3"/>
+        <w:rPr>
+          <w:rFonts w:asciiTheme="minorHAnsi" w:eastAsiaTheme="minorEastAsia" w:hAnsiTheme="minorHAnsi" w:cstheme="minorBidi"/>
+          <w:noProof/>
+          <w:kern w:val="2"/>
+          <w:sz w:val="24"/>
+          <w:szCs w:val="24"/>
+          <w:lang w:eastAsia="ru-RU"/>
+          <w14:ligatures w14:val="standardContextual"/>
+        </w:rPr>
+      </w:pPr>
+      <w:hyperlink w:anchor="_Toc242262594" w:history="1">
+        <w:r>
+          <w:rPr>
+            <w:rStyle w:val="Hyperlink"/>
+            <w:noProof/>
+          </w:rPr>
+          <w:t>3.1.5 Требования к безопасности</w:t>
+        </w:r>
+        <w:r>
+          <w:rPr>
+            <w:noProof/>
+            <w:webHidden/>
+          </w:rPr>
+          <w:tab/>
+        </w:r>
+        <w:r>
+          <w:rPr>
+            <w:noProof/>
+            <w:webHidden/>
+          </w:rPr>
+          <w:fldChar w:fldCharType="begin"/>
+        </w:r>
+        <w:r>
+          <w:rPr>
+            <w:noProof/>
+            <w:webHidden/>
+          </w:rPr>
+          <w:instrText xml:space="preserve"> PAGEREF _Toc242262594 \h </w:instrText>
+        </w:r>
+        <w:r>
+          <w:rPr>
+            <w:noProof/>
+            <w:webHidden/>
+          </w:rPr>
+        </w:r>
+        <w:r>
+          <w:rPr>
+            <w:noProof/>
+            <w:webHidden/>
+          </w:rPr>
+          <w:fldChar w:fldCharType="separate"/>
+        </w:r>
+        <w:r>
+          <w:rPr>
+            <w:noProof/>
+            <w:webHidden/>
+          </w:rPr>
+          <w:t>9</w:t>
+        </w:r>
+        <w:r>
+          <w:rPr>
+            <w:noProof/>
+            <w:webHidden/>
+          </w:rPr>
+          <w:fldChar w:fldCharType="end"/>
+        </w:r>
+      </w:hyperlink>
+    </w:p>
+    <w:p>
+      <w:pPr>
+        <w:pStyle w:val="TOC3"/>
+        <w:rPr>
+          <w:rFonts w:asciiTheme="minorHAnsi" w:eastAsiaTheme="minorEastAsia" w:hAnsiTheme="minorHAnsi" w:cstheme="minorBidi"/>
+          <w:noProof/>
+          <w:kern w:val="2"/>
+          <w:sz w:val="24"/>
+          <w:szCs w:val="24"/>
+          <w:lang w:eastAsia="ru-RU"/>
+          <w14:ligatures w14:val="standardContextual"/>
+        </w:rPr>
+      </w:pPr>
+      <w:hyperlink w:anchor="_Toc242262595" w:history="1">
+        <w:r>
+          <w:rPr>
+            <w:rStyle w:val="Hyperlink"/>
+            <w:noProof/>
+          </w:rPr>
+          <w:t>3.1.6 Требования к эргономике и технической эстетике</w:t>
+        </w:r>
+        <w:r>
+          <w:rPr>
+            <w:noProof/>
+            <w:webHidden/>
+          </w:rPr>
+          <w:tab/>
+        </w:r>
+        <w:r>
+          <w:rPr>
+            <w:noProof/>
+            <w:webHidden/>
+          </w:rPr>
+          <w:fldChar w:fldCharType="begin"/>
+        </w:r>
+        <w:r>
+          <w:rPr>
+            <w:noProof/>
+            <w:webHidden/>
+          </w:rPr>
+          <w:instrText xml:space="preserve"> PAGEREF _Toc242262595 \h </w:instrText>
+        </w:r>
+        <w:r>
+          <w:rPr>
+            <w:noProof/>
+            <w:webHidden/>
+          </w:rPr>
+        </w:r>
+        <w:r>
+          <w:rPr>
+            <w:noProof/>
+            <w:webHidden/>
+          </w:rPr>
+          <w:fldChar w:fldCharType="separate"/>
+        </w:r>
+        <w:r>
+          <w:rPr>
+            <w:noProof/>
+            <w:webHidden/>
+          </w:rPr>
+          <w:t>9</w:t>
+        </w:r>
+        <w:r>
+          <w:rPr>
+            <w:noProof/>
+            <w:webHidden/>
+          </w:rPr>
+          <w:fldChar w:fldCharType="end"/>
+        </w:r>
+      </w:hyperlink>
+    </w:p>
+    <w:p>
+      <w:pPr>
+        <w:pStyle w:val="TOC3"/>
+        <w:rPr>
+          <w:rFonts w:asciiTheme="minorHAnsi" w:eastAsiaTheme="minorEastAsia" w:hAnsiTheme="minorHAnsi" w:cstheme="minorBidi"/>
+          <w:noProof/>
+          <w:kern w:val="2"/>
+          <w:sz w:val="24"/>
+          <w:szCs w:val="24"/>
+          <w:lang w:eastAsia="ru-RU"/>
+          <w14:ligatures w14:val="standardContextual"/>
+        </w:rPr>
+      </w:pPr>
+      <w:hyperlink w:anchor="_Toc242262596" w:history="1">
+        <w:r>
+          <w:rPr>
+            <w:rStyle w:val="Hyperlink"/>
+            <w:noProof/>
+          </w:rPr>
+          <w:t>3.1.7 Требования к эксплуатации, техническому обслуживанию, ремонту и хранению компонентов системы</w:t>
+        </w:r>
+        <w:r>
+          <w:rPr>
+            <w:noProof/>
+            <w:webHidden/>
+          </w:rPr>
+          <w:tab/>
+        </w:r>
+        <w:r>
+          <w:rPr>
+            <w:noProof/>
+            <w:webHidden/>
+          </w:rPr>
+          <w:fldChar w:fldCharType="begin"/>
+        </w:r>
+        <w:r>
+          <w:rPr>
+            <w:noProof/>
+            <w:webHidden/>
+          </w:rPr>
+          <w:instrText xml:space="preserve"> PAGEREF _Toc242262596 \h </w:instrText>
+        </w:r>
+        <w:r>
+          <w:rPr>
+            <w:noProof/>
+            <w:webHidden/>
+          </w:rPr>
+        </w:r>
+        <w:r>
+          <w:rPr>
+            <w:noProof/>
+            <w:webHidden/>
+          </w:rPr>
+          <w:fldChar w:fldCharType="separate"/>
+        </w:r>
+        <w:r>
+          <w:rPr>
+            <w:noProof/>
+            <w:webHidden/>
+          </w:rPr>
+          <w:t>9</w:t>
+        </w:r>
+        <w:r>
+          <w:rPr>
+            <w:noProof/>
+            <w:webHidden/>
+          </w:rPr>
+          <w:fldChar w:fldCharType="end"/>
+        </w:r>
+      </w:hyperlink>
+    </w:p>
+    <w:p>
+      <w:pPr>
+        <w:pStyle w:val="TOC3"/>
+        <w:rPr>
+          <w:rFonts w:asciiTheme="minorHAnsi" w:eastAsiaTheme="minorEastAsia" w:hAnsiTheme="minorHAnsi" w:cstheme="minorBidi"/>
+          <w:noProof/>
+          <w:kern w:val="2"/>
+          <w:sz w:val="24"/>
+          <w:szCs w:val="24"/>
+          <w:lang w:eastAsia="ru-RU"/>
+          <w14:ligatures w14:val="standardContextual"/>
+        </w:rPr>
+      </w:pPr>
+      <w:hyperlink w:anchor="_Toc242262597" w:history="1">
+        <w:r>
+          <w:rPr>
+            <w:rStyle w:val="Hyperlink"/>
+            <w:noProof/>
+          </w:rPr>
+          <w:t>3.1.8 Требования к защите информации от несанкционированного доступа</w:t>
+        </w:r>
+        <w:r>
+          <w:rPr>
+            <w:noProof/>
+            <w:webHidden/>
+          </w:rPr>
+          <w:tab/>
+        </w:r>
+        <w:r>
+          <w:rPr>
+            <w:noProof/>
+            <w:webHidden/>
+          </w:rPr>
+          <w:fldChar w:fldCharType="begin"/>
+        </w:r>
+        <w:r>
+          <w:rPr>
+            <w:noProof/>
+            <w:webHidden/>
+          </w:rPr>
+          <w:instrText xml:space="preserve"> PAGEREF _Toc242262597 \h </w:instrText>
+        </w:r>
+        <w:r>
+          <w:rPr>
+            <w:noProof/>
+            <w:webHidden/>
+          </w:rPr>
+        </w:r>
+        <w:r>
+          <w:rPr>
+            <w:noProof/>
+            <w:webHidden/>
+          </w:rPr>
+          <w:fldChar w:fldCharType="separate"/>
+        </w:r>
+        <w:r>
+          <w:rPr>
+            <w:noProof/>
+            <w:webHidden/>
+          </w:rPr>
+          <w:t>9</w:t>
+        </w:r>
+        <w:r>
+          <w:rPr>
+            <w:noProof/>
+            <w:webHidden/>
+          </w:rPr>
+          <w:fldChar w:fldCharType="end"/>
+        </w:r>
+      </w:hyperlink>
+    </w:p>
+    <w:p>
+      <w:pPr>
+        <w:pStyle w:val="TOC3"/>
+        <w:rPr>
+          <w:rFonts w:asciiTheme="minorHAnsi" w:eastAsiaTheme="minorEastAsia" w:hAnsiTheme="minorHAnsi" w:cstheme="minorBidi"/>
+          <w:noProof/>
+          <w:kern w:val="2"/>
+          <w:sz w:val="24"/>
+          <w:szCs w:val="24"/>
+          <w:lang w:eastAsia="ru-RU"/>
+          <w14:ligatures w14:val="standardContextual"/>
+        </w:rPr>
+      </w:pPr>
+      <w:hyperlink w:anchor="_Toc242262598" w:history="1">
+        <w:r>
+          <w:rPr>
+            <w:rStyle w:val="Hyperlink"/>
+            <w:noProof/>
+          </w:rPr>
+          <w:t>3.1.9 Требования по сохранности информации при авариях</w:t>
+        </w:r>
+        <w:r>
+          <w:rPr>
+            <w:noProof/>
+            <w:webHidden/>
+          </w:rPr>
+          <w:tab/>
+        </w:r>
+        <w:r>
+          <w:rPr>
+            <w:noProof/>
+            <w:webHidden/>
+          </w:rPr>
+          <w:fldChar w:fldCharType="begin"/>
+        </w:r>
+        <w:r>
+          <w:rPr>
+            <w:noProof/>
+            <w:webHidden/>
+          </w:rPr>
+          <w:instrText xml:space="preserve"> PAGEREF _Toc242262598 \h </w:instrText>
+        </w:r>
+        <w:r>
+          <w:rPr>
+            <w:noProof/>
+            <w:webHidden/>
+          </w:rPr>
+        </w:r>
+        <w:r>
+          <w:rPr>
+            <w:noProof/>
+            <w:webHidden/>
+          </w:rPr>
+          <w:fldChar w:fldCharType="separate"/>
+        </w:r>
+        <w:r>
+          <w:rPr>
+            <w:noProof/>
+            <w:webHidden/>
+          </w:rPr>
+          <w:t>10</w:t>
+        </w:r>
+        <w:r>
+          <w:rPr>
+            <w:noProof/>
+            <w:webHidden/>
+          </w:rPr>
+          <w:fldChar w:fldCharType="end"/>
+        </w:r>
+      </w:hyperlink>
+    </w:p>
+    <w:p>
+      <w:pPr>
+        <w:pStyle w:val="TOC3"/>
+        <w:rPr>
+          <w:rFonts w:asciiTheme="minorHAnsi" w:eastAsiaTheme="minorEastAsia" w:hAnsiTheme="minorHAnsi" w:cstheme="minorBidi"/>
+          <w:noProof/>
+          <w:kern w:val="2"/>
+          <w:sz w:val="24"/>
+          <w:szCs w:val="24"/>
+          <w:lang w:eastAsia="ru-RU"/>
+          <w14:ligatures w14:val="standardContextual"/>
+        </w:rPr>
+      </w:pPr>
+      <w:hyperlink w:anchor="_Toc242262599" w:history="1">
+        <w:r>
+          <w:rPr>
+            <w:rStyle w:val="Hyperlink"/>
+            <w:noProof/>
+          </w:rPr>
+          <w:t>3.1.10 Требования к защите от влияния внешних воздействий</w:t>
+        </w:r>
+        <w:r>
+          <w:rPr>
+            <w:noProof/>
+            <w:webHidden/>
+          </w:rPr>
+          <w:tab/>
+        </w:r>
+        <w:r>
+          <w:rPr>
+            <w:noProof/>
+            <w:webHidden/>
+          </w:rPr>
+          <w:fldChar w:fldCharType="begin"/>
+        </w:r>
+        <w:r>
+          <w:rPr>
+            <w:noProof/>
+            <w:webHidden/>
+          </w:rPr>
+          <w:instrText xml:space="preserve"> PAGEREF _Toc242262599 \h </w:instrText>
+        </w:r>
+        <w:r>
+          <w:rPr>
+            <w:noProof/>
+            <w:webHidden/>
+          </w:rPr>
+        </w:r>
+        <w:r>
+          <w:rPr>
+            <w:noProof/>
+            <w:webHidden/>
+          </w:rPr>
+          <w:fldChar w:fldCharType="separate"/>
+        </w:r>
+        <w:r>
+          <w:rPr>
+            <w:noProof/>
+            <w:webHidden/>
+          </w:rPr>
+          <w:t>10</w:t>
+        </w:r>
+        <w:r>
+          <w:rPr>
+            <w:noProof/>
+            <w:webHidden/>
+          </w:rPr>
+          <w:fldChar w:fldCharType="end"/>
+        </w:r>
+      </w:hyperlink>
+    </w:p>
+    <w:p>
+      <w:pPr>
+        <w:pStyle w:val="TOC3"/>
+        <w:rPr>
+          <w:rFonts w:asciiTheme="minorHAnsi" w:eastAsiaTheme="minorEastAsia" w:hAnsiTheme="minorHAnsi" w:cstheme="minorBidi"/>
+          <w:noProof/>
+          <w:kern w:val="2"/>
+          <w:sz w:val="24"/>
+          <w:szCs w:val="24"/>
+          <w:lang w:eastAsia="ru-RU"/>
+          <w14:ligatures w14:val="standardContextual"/>
+        </w:rPr>
+      </w:pPr>
+      <w:hyperlink w:anchor="_Toc242262600" w:history="1">
+        <w:r>
+          <w:rPr>
+            <w:rStyle w:val="Hyperlink"/>
+            <w:noProof/>
+          </w:rPr>
+          <w:t>3.1.11 Требования к патентной чистоте</w:t>
+        </w:r>
+        <w:r>
+          <w:rPr>
+            <w:noProof/>
+            <w:webHidden/>
+          </w:rPr>
+          <w:tab/>
+        </w:r>
+        <w:r>
+          <w:rPr>
+            <w:noProof/>
+            <w:webHidden/>
+          </w:rPr>
+          <w:fldChar w:fldCharType="begin"/>
+        </w:r>
+        <w:r>
+          <w:rPr>
+            <w:noProof/>
+            <w:webHidden/>
+          </w:rPr>
+          <w:instrText xml:space="preserve"> PAGEREF _Toc242262600 \h </w:instrText>
+        </w:r>
+        <w:r>
+          <w:rPr>
+            <w:noProof/>
+            <w:webHidden/>
+          </w:rPr>
+        </w:r>
+        <w:r>
+          <w:rPr>
+            <w:noProof/>
+            <w:webHidden/>
+          </w:rPr>
+          <w:fldChar w:fldCharType="separate"/>
+        </w:r>
+        <w:r>
+          <w:rPr>
+            <w:noProof/>
+            <w:webHidden/>
+          </w:rPr>
+          <w:t>10</w:t>
+        </w:r>
+        <w:r>
+          <w:rPr>
+            <w:noProof/>
+            <w:webHidden/>
+          </w:rPr>
+          <w:fldChar w:fldCharType="end"/>
+        </w:r>
+      </w:hyperlink>
+    </w:p>
+    <w:p>
+      <w:pPr>
+        <w:pStyle w:val="TOC3"/>
+        <w:rPr>
+          <w:rFonts w:asciiTheme="minorHAnsi" w:eastAsiaTheme="minorEastAsia" w:hAnsiTheme="minorHAnsi" w:cstheme="minorBidi"/>
+          <w:noProof/>
+          <w:kern w:val="2"/>
+          <w:sz w:val="24"/>
+          <w:szCs w:val="24"/>
+          <w:lang w:eastAsia="ru-RU"/>
+          <w14:ligatures w14:val="standardContextual"/>
+        </w:rPr>
+      </w:pPr>
+      <w:hyperlink w:anchor="_Toc242262601" w:history="1">
+        <w:r>
+          <w:rPr>
+            <w:rStyle w:val="Hyperlink"/>
+            <w:noProof/>
+          </w:rPr>
+          <w:t>3.1.12 Требования по стандартизации и унификации</w:t>
+        </w:r>
+        <w:r>
+          <w:rPr>
+            <w:noProof/>
+            <w:webHidden/>
+          </w:rPr>
+          <w:tab/>
+        </w:r>
+        <w:r>
+          <w:rPr>
+            <w:noProof/>
+            <w:webHidden/>
+          </w:rPr>
+          <w:fldChar w:fldCharType="begin"/>
+        </w:r>
+        <w:r>
+          <w:rPr>
+            <w:noProof/>
+            <w:webHidden/>
+          </w:rPr>
+          <w:instrText xml:space="preserve"> PAGEREF _Toc242262601 \h </w:instrText>
+        </w:r>
+        <w:r>
+          <w:rPr>
+            <w:noProof/>
+            <w:webHidden/>
+          </w:rPr>
+        </w:r>
+        <w:r>
+          <w:rPr>
+            <w:noProof/>
+            <w:webHidden/>
+          </w:rPr>
+          <w:fldChar w:fldCharType="separate"/>
+        </w:r>
+        <w:r>
+          <w:rPr>
+            <w:noProof/>
+            <w:webHidden/>
+          </w:rPr>
+          <w:t>10</w:t>
+        </w:r>
+        <w:r>
+          <w:rPr>
+            <w:noProof/>
+            <w:webHidden/>
+          </w:rPr>
+          <w:fldChar w:fldCharType="end"/>
+        </w:r>
+      </w:hyperlink>
+    </w:p>
+    <w:p>
+      <w:pPr>
+        <w:pStyle w:val="TOC2"/>
+        <w:tabs>
+          <w:tab w:val="right" w:leader="dot" w:pos="9345"/>
+        </w:tabs>
+        <w:rPr>
+          <w:rFonts w:asciiTheme="minorHAnsi" w:eastAsiaTheme="minorEastAsia" w:hAnsiTheme="minorHAnsi" w:cstheme="minorBidi"/>
+          <w:noProof/>
+          <w:kern w:val="2"/>
+          <w:sz w:val="24"/>
+          <w:szCs w:val="24"/>
+          <w:lang w:eastAsia="ru-RU"/>
+          <w14:ligatures w14:val="standardContextual"/>
+        </w:rPr>
+      </w:pPr>
+      <w:hyperlink w:anchor="_Toc242262602" w:history="1">
+        <w:r>
+          <w:rPr>
+            <w:rStyle w:val="Hyperlink"/>
+            <w:noProof/>
+          </w:rPr>
+          <w:t>3.2 Требования к функциям (задачам), выполняемым АС</w:t>
+        </w:r>
+        <w:r>
+          <w:rPr>
+            <w:noProof/>
+            <w:webHidden/>
+          </w:rPr>
+          <w:tab/>
+        </w:r>
+        <w:r>
+          <w:rPr>
+            <w:noProof/>
+            <w:webHidden/>
+          </w:rPr>
+          <w:fldChar w:fldCharType="begin"/>
+        </w:r>
+        <w:r>
+          <w:rPr>
+            <w:noProof/>
+            <w:webHidden/>
+          </w:rPr>
+          <w:instrText xml:space="preserve"> PAGEREF _Toc242262602 \h </w:instrText>
+        </w:r>
+        <w:r>
+          <w:rPr>
+            <w:noProof/>
+            <w:webHidden/>
+          </w:rPr>
+        </w:r>
+        <w:r>
+          <w:rPr>
+            <w:noProof/>
+            <w:webHidden/>
+          </w:rPr>
+          <w:fldChar w:fldCharType="separate"/>
+        </w:r>
+        <w:r>
+          <w:rPr>
+            <w:noProof/>
+            <w:webHidden/>
+          </w:rPr>
+          <w:t>10</w:t>
+        </w:r>
+        <w:r>
+          <w:rPr>
+            <w:noProof/>
+            <w:webHidden/>
+          </w:rPr>
+          <w:fldChar w:fldCharType="end"/>
+        </w:r>
+      </w:hyperlink>
+    </w:p>
+    <w:p>
+      <w:pPr>
+        <w:pStyle w:val="TOC3"/>
+        <w:rPr>
+          <w:rFonts w:asciiTheme="minorHAnsi" w:eastAsiaTheme="minorEastAsia" w:hAnsiTheme="minorHAnsi" w:cstheme="minorBidi"/>
+          <w:noProof/>
+          <w:kern w:val="2"/>
+          <w:sz w:val="24"/>
+          <w:szCs w:val="24"/>
+          <w:lang w:eastAsia="ru-RU"/>
+          <w14:ligatures w14:val="standardContextual"/>
+        </w:rPr>
+      </w:pPr>
+      <w:hyperlink w:anchor="_Toc242262603" w:history="1">
+        <w:r>
+          <w:rPr>
+            <w:rStyle w:val="Hyperlink"/>
+            <w:noProof/>
+          </w:rPr>
+          <w:t>3.2.1 Перечень функций, задач или их комплексов</w:t>
+        </w:r>
+        <w:r>
+          <w:rPr>
+            <w:noProof/>
+            <w:webHidden/>
+          </w:rPr>
+          <w:tab/>
+        </w:r>
+        <w:r>
+          <w:rPr>
+            <w:noProof/>
+            <w:webHidden/>
+          </w:rPr>
+          <w:fldChar w:fldCharType="begin"/>
+        </w:r>
+        <w:r>
+          <w:rPr>
+            <w:noProof/>
+            <w:webHidden/>
+          </w:rPr>
+          <w:instrText xml:space="preserve"> PAGEREF _Toc242262603 \h </w:instrText>
+        </w:r>
+        <w:r>
+          <w:rPr>
+            <w:noProof/>
+            <w:webHidden/>
+          </w:rPr>
+        </w:r>
+        <w:r>
+          <w:rPr>
+            <w:noProof/>
+            <w:webHidden/>
+          </w:rPr>
+          <w:fldChar w:fldCharType="separate"/>
+        </w:r>
+        <w:r>
+          <w:rPr>
+            <w:noProof/>
+            <w:webHidden/>
+          </w:rPr>
+          <w:t>10</w:t>
+        </w:r>
+        <w:r>
+          <w:rPr>
+            <w:noProof/>
+            <w:webHidden/>
+          </w:rPr>
+          <w:fldChar w:fldCharType="end"/>
+        </w:r>
+      </w:hyperlink>
+    </w:p>
+    <w:p>
+      <w:pPr>
+        <w:pStyle w:val="TOC2"/>
+        <w:tabs>
+          <w:tab w:val="right" w:leader="dot" w:pos="9345"/>
+        </w:tabs>
+        <w:rPr>
+          <w:rFonts w:asciiTheme="minorHAnsi" w:eastAsiaTheme="minorEastAsia" w:hAnsiTheme="minorHAnsi" w:cstheme="minorBidi"/>
+          <w:noProof/>
+          <w:kern w:val="2"/>
+          <w:sz w:val="24"/>
+          <w:szCs w:val="24"/>
+          <w:lang w:eastAsia="ru-RU"/>
+          <w14:ligatures w14:val="standardContextual"/>
+        </w:rPr>
+      </w:pPr>
+      <w:hyperlink w:anchor="_Toc242262604" w:history="1">
+        <w:r>
+          <w:rPr>
+            <w:rStyle w:val="Hyperlink"/>
+            <w:noProof/>
+          </w:rPr>
+          <w:t>3.3 Требования к видам обеспечения АС</w:t>
+        </w:r>
+        <w:r>
+          <w:rPr>
+            <w:noProof/>
+            <w:webHidden/>
+          </w:rPr>
+          <w:tab/>
+        </w:r>
+        <w:r>
+          <w:rPr>
+            <w:noProof/>
+            <w:webHidden/>
+          </w:rPr>
+          <w:fldChar w:fldCharType="begin"/>
+        </w:r>
+        <w:r>
+          <w:rPr>
+            <w:noProof/>
+            <w:webHidden/>
+          </w:rPr>
+          <w:instrText xml:space="preserve"> PAGEREF _Toc242262604 \h </w:instrText>
+        </w:r>
+        <w:r>
+          <w:rPr>
+            <w:noProof/>
+            <w:webHidden/>
+          </w:rPr>
+        </w:r>
+        <w:r>
+          <w:rPr>
+            <w:noProof/>
+            <w:webHidden/>
+          </w:rPr>
+          <w:fldChar w:fldCharType="separate"/>
+        </w:r>
+        <w:r>
+          <w:rPr>
+            <w:noProof/>
+            <w:webHidden/>
+          </w:rPr>
+          <w:t>11</w:t>
+        </w:r>
+        <w:r>
+          <w:rPr>
+            <w:noProof/>
+            <w:webHidden/>
+          </w:rPr>
+          <w:fldChar w:fldCharType="end"/>
+        </w:r>
+      </w:hyperlink>
+    </w:p>
+    <w:p>
+      <w:pPr>
+        <w:pStyle w:val="TOC3"/>
+        <w:rPr>
+          <w:rFonts w:asciiTheme="minorHAnsi" w:eastAsiaTheme="minorEastAsia" w:hAnsiTheme="minorHAnsi" w:cstheme="minorBidi"/>
+          <w:noProof/>
+          <w:kern w:val="2"/>
+          <w:sz w:val="24"/>
+          <w:szCs w:val="24"/>
+          <w:lang w:eastAsia="ru-RU"/>
+          <w14:ligatures w14:val="standardContextual"/>
+        </w:rPr>
+      </w:pPr>
+      <w:hyperlink w:anchor="_Toc242262605" w:history="1">
+        <w:r>
+          <w:rPr>
+            <w:rStyle w:val="Hyperlink"/>
+            <w:noProof/>
+          </w:rPr>
+          <w:t>3.3.1 Требования к математическому обеспечению системы</w:t>
+        </w:r>
+        <w:r>
+          <w:rPr>
+            <w:noProof/>
+            <w:webHidden/>
+          </w:rPr>
+          <w:tab/>
+        </w:r>
+        <w:r>
+          <w:rPr>
+            <w:noProof/>
+            <w:webHidden/>
+          </w:rPr>
+          <w:fldChar w:fldCharType="begin"/>
+        </w:r>
+        <w:r>
+          <w:rPr>
+            <w:noProof/>
+            <w:webHidden/>
+          </w:rPr>
+          <w:instrText xml:space="preserve"> PAGEREF _Toc242262605 \h </w:instrText>
+        </w:r>
+        <w:r>
+          <w:rPr>
+            <w:noProof/>
+            <w:webHidden/>
+          </w:rPr>
+        </w:r>
+        <w:r>
+          <w:rPr>
+            <w:noProof/>
+            <w:webHidden/>
+          </w:rPr>
+          <w:fldChar w:fldCharType="separate"/>
+        </w:r>
+        <w:r>
+          <w:rPr>
+            <w:noProof/>
+            <w:webHidden/>
+          </w:rPr>
+          <w:t>11</w:t>
+        </w:r>
+        <w:r>
+          <w:rPr>
+            <w:noProof/>
+            <w:webHidden/>
+          </w:rPr>
+          <w:fldChar w:fldCharType="end"/>
+        </w:r>
+      </w:hyperlink>
+    </w:p>
+    <w:p>
+      <w:pPr>
+        <w:pStyle w:val="TOC3"/>
+        <w:rPr>
+          <w:rFonts w:asciiTheme="minorHAnsi" w:eastAsiaTheme="minorEastAsia" w:hAnsiTheme="minorHAnsi" w:cstheme="minorBidi"/>
+          <w:noProof/>
+          <w:kern w:val="2"/>
+          <w:sz w:val="24"/>
+          <w:szCs w:val="24"/>
+          <w:lang w:eastAsia="ru-RU"/>
+          <w14:ligatures w14:val="standardContextual"/>
+        </w:rPr>
+      </w:pPr>
+      <w:hyperlink w:anchor="_Toc242262606" w:history="1">
+        <w:r>
+          <w:rPr>
+            <w:rStyle w:val="Hyperlink"/>
+            <w:noProof/>
+          </w:rPr>
+          <w:t>3.3.2 Требования к информационному обеспечению системы</w:t>
+        </w:r>
+        <w:r>
+          <w:rPr>
+            <w:noProof/>
+            <w:webHidden/>
+          </w:rPr>
+          <w:tab/>
+        </w:r>
+        <w:r>
+          <w:rPr>
+            <w:noProof/>
+            <w:webHidden/>
+          </w:rPr>
+          <w:fldChar w:fldCharType="begin"/>
+        </w:r>
+        <w:r>
+          <w:rPr>
+            <w:noProof/>
+            <w:webHidden/>
+          </w:rPr>
+          <w:instrText xml:space="preserve"> PAGEREF _Toc242262606 \h </w:instrText>
+        </w:r>
+        <w:r>
+          <w:rPr>
+            <w:noProof/>
+            <w:webHidden/>
+          </w:rPr>
+        </w:r>
+        <w:r>
+          <w:rPr>
+            <w:noProof/>
+            <w:webHidden/>
+          </w:rPr>
+          <w:fldChar w:fldCharType="separate"/>
+        </w:r>
+        <w:r>
+          <w:rPr>
+            <w:noProof/>
+            <w:webHidden/>
+          </w:rPr>
+          <w:t>11</w:t>
+        </w:r>
+        <w:r>
+          <w:rPr>
+            <w:noProof/>
+            <w:webHidden/>
+          </w:rPr>
+          <w:fldChar w:fldCharType="end"/>
+        </w:r>
+      </w:hyperlink>
+    </w:p>
+    <w:p>
+      <w:pPr>
+        <w:pStyle w:val="TOC3"/>
+        <w:rPr>
+          <w:rFonts w:asciiTheme="minorHAnsi" w:eastAsiaTheme="minorEastAsia" w:hAnsiTheme="minorHAnsi" w:cstheme="minorBidi"/>
+          <w:noProof/>
+          <w:kern w:val="2"/>
+          <w:sz w:val="24"/>
+          <w:szCs w:val="24"/>
+          <w:lang w:eastAsia="ru-RU"/>
+          <w14:ligatures w14:val="standardContextual"/>
+        </w:rPr>
+      </w:pPr>
+      <w:hyperlink w:anchor="_Toc242262607" w:history="1">
+        <w:r>
+          <w:rPr>
+            <w:rStyle w:val="Hyperlink"/>
+            <w:noProof/>
+          </w:rPr>
+          <w:t>3.3.3 Требования к лингвистическому обеспечению системы</w:t>
+        </w:r>
+        <w:r>
+          <w:rPr>
+            <w:noProof/>
+            <w:webHidden/>
+          </w:rPr>
+          <w:tab/>
+        </w:r>
+        <w:r>
+          <w:rPr>
+            <w:noProof/>
+            <w:webHidden/>
+          </w:rPr>
+          <w:fldChar w:fldCharType="begin"/>
+        </w:r>
+        <w:r>
+          <w:rPr>
+            <w:noProof/>
+            <w:webHidden/>
+          </w:rPr>
+          <w:instrText xml:space="preserve"> PAGEREF _Toc242262607 \h </w:instrText>
+        </w:r>
+        <w:r>
+          <w:rPr>
+            <w:noProof/>
+            <w:webHidden/>
+          </w:rPr>
+        </w:r>
+        <w:r>
+          <w:rPr>
+            <w:noProof/>
+            <w:webHidden/>
+          </w:rPr>
+          <w:fldChar w:fldCharType="separate"/>
+        </w:r>
+        <w:r>
+          <w:rPr>
+            <w:noProof/>
+            <w:webHidden/>
+          </w:rPr>
+          <w:t>11</w:t>
+        </w:r>
+        <w:r>
+          <w:rPr>
+            <w:noProof/>
+            <w:webHidden/>
+          </w:rPr>
+          <w:fldChar w:fldCharType="end"/>
+        </w:r>
+      </w:hyperlink>
+    </w:p>
+    <w:p>
+      <w:pPr>
+        <w:pStyle w:val="TOC3"/>
+        <w:rPr>
+          <w:rFonts w:asciiTheme="minorHAnsi" w:eastAsiaTheme="minorEastAsia" w:hAnsiTheme="minorHAnsi" w:cstheme="minorBidi"/>
+          <w:noProof/>
+          <w:kern w:val="2"/>
+          <w:sz w:val="24"/>
+          <w:szCs w:val="24"/>
+          <w:lang w:eastAsia="ru-RU"/>
+          <w14:ligatures w14:val="standardContextual"/>
+        </w:rPr>
+      </w:pPr>
+      <w:hyperlink w:anchor="_Toc242262608" w:history="1">
+        <w:r>
+          <w:rPr>
+            <w:rStyle w:val="Hyperlink"/>
+            <w:noProof/>
+          </w:rPr>
+          <w:t>3.3.4 Требования к программному обеспечению системы</w:t>
+        </w:r>
+        <w:r>
+          <w:rPr>
+            <w:noProof/>
+            <w:webHidden/>
+          </w:rPr>
+          <w:tab/>
+        </w:r>
+        <w:r>
+          <w:rPr>
+            <w:noProof/>
+            <w:webHidden/>
+          </w:rPr>
+          <w:fldChar w:fldCharType="begin"/>
+        </w:r>
+        <w:r>
+          <w:rPr>
+            <w:noProof/>
+            <w:webHidden/>
+          </w:rPr>
+          <w:instrText xml:space="preserve"> PAGEREF _Toc242262608 \h </w:instrText>
+        </w:r>
+        <w:r>
+          <w:rPr>
+            <w:noProof/>
+            <w:webHidden/>
+          </w:rPr>
+        </w:r>
+        <w:r>
+          <w:rPr>
+            <w:noProof/>
+            <w:webHidden/>
+          </w:rPr>
+          <w:fldChar w:fldCharType="separate"/>
+        </w:r>
+        <w:r>
+          <w:rPr>
+            <w:noProof/>
+            <w:webHidden/>
+          </w:rPr>
+          <w:t>11</w:t>
+        </w:r>
+        <w:r>
+          <w:rPr>
+            <w:noProof/>
+            <w:webHidden/>
+          </w:rPr>
+          <w:fldChar w:fldCharType="end"/>
+        </w:r>
+      </w:hyperlink>
+    </w:p>
+    <w:p>
+      <w:pPr>
+        <w:pStyle w:val="TOC3"/>
+        <w:rPr>
+          <w:rFonts w:asciiTheme="minorHAnsi" w:eastAsiaTheme="minorEastAsia" w:hAnsiTheme="minorHAnsi" w:cstheme="minorBidi"/>
+          <w:noProof/>
+          <w:kern w:val="2"/>
+          <w:sz w:val="24"/>
+          <w:szCs w:val="24"/>
+          <w:lang w:eastAsia="ru-RU"/>
+          <w14:ligatures w14:val="standardContextual"/>
+        </w:rPr>
+      </w:pPr>
+      <w:hyperlink w:anchor="_Toc242262609" w:history="1">
+        <w:r>
+          <w:rPr>
+            <w:rStyle w:val="Hyperlink"/>
+            <w:noProof/>
+          </w:rPr>
+          <w:t>3.3.5 Требования к техническому обеспечению системы</w:t>
+        </w:r>
+        <w:r>
+          <w:rPr>
+            <w:noProof/>
+            <w:webHidden/>
+          </w:rPr>
+          <w:tab/>
+        </w:r>
+        <w:r>
+          <w:rPr>
+            <w:noProof/>
+            <w:webHidden/>
+          </w:rPr>
+          <w:fldChar w:fldCharType="begin"/>
+        </w:r>
+        <w:r>
+          <w:rPr>
+            <w:noProof/>
+            <w:webHidden/>
+          </w:rPr>
+          <w:instrText xml:space="preserve"> PAGEREF _Toc242262609 \h </w:instrText>
+        </w:r>
+        <w:r>
+          <w:rPr>
+            <w:noProof/>
+            <w:webHidden/>
+          </w:rPr>
+        </w:r>
+        <w:r>
+          <w:rPr>
+            <w:noProof/>
+            <w:webHidden/>
+          </w:rPr>
+          <w:fldChar w:fldCharType="separate"/>
+        </w:r>
+        <w:r>
+          <w:rPr>
+            <w:noProof/>
+            <w:webHidden/>
+          </w:rPr>
+          <w:t>12</w:t>
+        </w:r>
+        <w:r>
+          <w:rPr>
+            <w:noProof/>
+            <w:webHidden/>
+          </w:rPr>
+          <w:fldChar w:fldCharType="end"/>
+        </w:r>
+      </w:hyperlink>
+    </w:p>
+    <w:p>
+      <w:pPr>
+        <w:pStyle w:val="TOC3"/>
+        <w:rPr>
+          <w:rFonts w:asciiTheme="minorHAnsi" w:eastAsiaTheme="minorEastAsia" w:hAnsiTheme="minorHAnsi" w:cstheme="minorBidi"/>
+          <w:noProof/>
+          <w:kern w:val="2"/>
+          <w:sz w:val="24"/>
+          <w:szCs w:val="24"/>
+          <w:lang w:eastAsia="ru-RU"/>
+          <w14:ligatures w14:val="standardContextual"/>
+        </w:rPr>
+      </w:pPr>
+      <w:hyperlink w:anchor="_Toc242262610" w:history="1">
+        <w:r>
+          <w:rPr>
+            <w:rStyle w:val="Hyperlink"/>
+            <w:noProof/>
+          </w:rPr>
+          <w:t>3.3.6 Требования к метрологическому обеспечению</w:t>
+        </w:r>
+        <w:r>
+          <w:rPr>
+            <w:noProof/>
+            <w:webHidden/>
+          </w:rPr>
+          <w:tab/>
+        </w:r>
+        <w:r>
+          <w:rPr>
+            <w:noProof/>
+            <w:webHidden/>
+          </w:rPr>
+          <w:fldChar w:fldCharType="begin"/>
+        </w:r>
+        <w:r>
+          <w:rPr>
+            <w:noProof/>
+            <w:webHidden/>
+          </w:rPr>
+          <w:instrText xml:space="preserve"> PAGEREF _Toc242262610 \h </w:instrText>
+        </w:r>
+        <w:r>
+          <w:rPr>
+            <w:noProof/>
+            <w:webHidden/>
+          </w:rPr>
+        </w:r>
+        <w:r>
+          <w:rPr>
+            <w:noProof/>
+            <w:webHidden/>
+          </w:rPr>
+          <w:fldChar w:fldCharType="separate"/>
+        </w:r>
+        <w:r>
+          <w:rPr>
+            <w:noProof/>
+            <w:webHidden/>
+          </w:rPr>
+          <w:t>12</w:t>
+        </w:r>
+        <w:r>
+          <w:rPr>
+            <w:noProof/>
+            <w:webHidden/>
+          </w:rPr>
+          <w:fldChar w:fldCharType="end"/>
+        </w:r>
+      </w:hyperlink>
+    </w:p>
+    <w:p>
+      <w:pPr>
+        <w:pStyle w:val="TOC3"/>
+        <w:rPr>
+          <w:rFonts w:asciiTheme="minorHAnsi" w:eastAsiaTheme="minorEastAsia" w:hAnsiTheme="minorHAnsi" w:cstheme="minorBidi"/>
+          <w:noProof/>
+          <w:kern w:val="2"/>
+          <w:sz w:val="24"/>
+          <w:szCs w:val="24"/>
+          <w:lang w:eastAsia="ru-RU"/>
+          <w14:ligatures w14:val="standardContextual"/>
+        </w:rPr>
+      </w:pPr>
+      <w:hyperlink w:anchor="_Toc242262611" w:history="1">
+        <w:r>
+          <w:rPr>
+            <w:rStyle w:val="Hyperlink"/>
+            <w:noProof/>
+          </w:rPr>
+          <w:t>3.3.7 Требования к организационному обеспечению</w:t>
+        </w:r>
+        <w:r>
+          <w:rPr>
+            <w:noProof/>
+            <w:webHidden/>
+          </w:rPr>
+          <w:tab/>
+        </w:r>
+        <w:r>
+          <w:rPr>
+            <w:noProof/>
+            <w:webHidden/>
+          </w:rPr>
+          <w:fldChar w:fldCharType="begin"/>
+        </w:r>
+        <w:r>
+          <w:rPr>
+            <w:noProof/>
+            <w:webHidden/>
+          </w:rPr>
+          <w:instrText xml:space="preserve"> PAGEREF _Toc242262611 \h </w:instrText>
+        </w:r>
+        <w:r>
+          <w:rPr>
+            <w:noProof/>
+            <w:webHidden/>
+          </w:rPr>
+        </w:r>
+        <w:r>
+          <w:rPr>
+            <w:noProof/>
+            <w:webHidden/>
+          </w:rPr>
+          <w:fldChar w:fldCharType="separate"/>
+        </w:r>
+        <w:r>
+          <w:rPr>
+            <w:noProof/>
+            <w:webHidden/>
+          </w:rPr>
+          <w:t>12</w:t>
+        </w:r>
+        <w:r>
+          <w:rPr>
+            <w:noProof/>
+            <w:webHidden/>
+          </w:rPr>
+          <w:fldChar w:fldCharType="end"/>
+        </w:r>
+      </w:hyperlink>
+    </w:p>
+    <w:p>
+      <w:pPr>
+        <w:pStyle w:val="TOC2"/>
+        <w:tabs>
+          <w:tab w:val="right" w:leader="dot" w:pos="9345"/>
+        </w:tabs>
+        <w:rPr>
+          <w:rFonts w:asciiTheme="minorHAnsi" w:eastAsiaTheme="minorEastAsia" w:hAnsiTheme="minorHAnsi" w:cstheme="minorBidi"/>
+          <w:noProof/>
+          <w:kern w:val="2"/>
+          <w:sz w:val="24"/>
+          <w:szCs w:val="24"/>
+          <w:lang w:eastAsia="ru-RU"/>
+          <w14:ligatures w14:val="standardContextual"/>
+        </w:rPr>
+      </w:pPr>
+      <w:hyperlink w:anchor="_Toc242262612" w:history="1">
+        <w:r>
+          <w:rPr>
+            <w:rStyle w:val="Hyperlink"/>
+            <w:noProof/>
+          </w:rPr>
+          <w:t>3.4 Общие технические требования к АС</w:t>
+        </w:r>
+        <w:r>
+          <w:rPr>
+            <w:noProof/>
+            <w:webHidden/>
+          </w:rPr>
+          <w:tab/>
+        </w:r>
+        <w:r>
+          <w:rPr>
+            <w:noProof/>
+            <w:webHidden/>
+          </w:rPr>
+          <w:fldChar w:fldCharType="begin"/>
+        </w:r>
+        <w:r>
+          <w:rPr>
+            <w:noProof/>
+            <w:webHidden/>
+          </w:rPr>
+          <w:instrText xml:space="preserve"> PAGEREF _Toc242262612 \h </w:instrText>
+        </w:r>
+        <w:r>
+          <w:rPr>
+            <w:noProof/>
+            <w:webHidden/>
+          </w:rPr>
+        </w:r>
+        <w:r>
+          <w:rPr>
+            <w:noProof/>
+            <w:webHidden/>
+          </w:rPr>
+          <w:fldChar w:fldCharType="separate"/>
+        </w:r>
+        <w:r>
+          <w:rPr>
+            <w:noProof/>
+            <w:webHidden/>
+          </w:rPr>
+          <w:t>12</w:t>
+        </w:r>
+        <w:r>
+          <w:rPr>
+            <w:noProof/>
+            <w:webHidden/>
+          </w:rPr>
+          <w:fldChar w:fldCharType="end"/>
+        </w:r>
+      </w:hyperlink>
+    </w:p>
+    <w:p>
+      <w:pPr>
+        <w:pStyle w:val="TOC1"/>
+        <w:rPr>
           <w:rFonts w:asciiTheme="minorHAnsi" w:eastAsiaTheme="minorEastAsia" w:hAnsiTheme="minorHAnsi" w:cstheme="minorBidi"/>
           <w:b w:val="0"/>
           <w:bCs w:val="0"/>
@@ -576,88 +2827,78 @@
           <w:lang w:eastAsia="ru-RU"/>
           <w14:ligatures w14:val="standardContextual"/>
         </w:rPr>
-        <w:commentReference w:id="3"/>
-      </w:r>
-    </w:p>
-    <w:p>
-      <w:pPr>
-        <w:pStyle w:val="TOC2"/>
-        <w:tabs>
-          <w:tab w:val="right" w:leader="dot" w:pos="9345"/>
-        </w:tabs>
-        <w:rPr>
-          <w:rFonts w:asciiTheme="minorHAnsi" w:eastAsiaTheme="minorEastAsia" w:hAnsiTheme="minorHAnsi" w:cstheme="minorBidi"/>
-          <w:noProof/>
-          <w:kern w:val="2"/>
-          <w:sz w:val="24"/>
-          <w:szCs w:val="24"/>
-          <w:lang w:eastAsia="ru-RU"/>
-          <w14:ligatures w14:val="standardContextual"/>
-        </w:rPr>
-      </w:pPr>
-      <w:hyperlink w:anchor="_Toc240361335" w:history="1">
+      </w:pPr>
+      <w:hyperlink w:anchor="_Toc242262613" w:history="1">
         <w:r>
           <w:rPr>
             <w:rStyle w:val="Hyperlink"/>
             <w:rFonts w:eastAsia="SimSun"/>
-            <w:noProof/>
-            <w:szCs w:val="28"/>
+            <w:b w:val="0"/>
+            <w:bCs w:val="0"/>
+            <w:noProof/>
             <w:lang w:eastAsia="zh-CN"/>
           </w:rPr>
-          <w:t>1.1 Полное наименование автоматизированной системы и её условное обозначение</w:t>
-        </w:r>
-        <w:r>
-          <w:rPr>
-            <w:noProof/>
-            <w:webHidden/>
-            <w:szCs w:val="28"/>
+          <w:t>4 СОСТАВ И СОДЕРЖАНИЕ РАБОТ ПО СОЗДАНИЮ АВТОМАТИЗИРОВАННОЙ СИСТЕМЫ</w:t>
+        </w:r>
+        <w:r>
+          <w:rPr>
+            <w:b w:val="0"/>
+            <w:bCs w:val="0"/>
+            <w:noProof/>
+            <w:webHidden/>
           </w:rPr>
           <w:tab/>
         </w:r>
         <w:r>
           <w:rPr>
-            <w:noProof/>
-            <w:webHidden/>
-            <w:szCs w:val="28"/>
+            <w:b w:val="0"/>
+            <w:bCs w:val="0"/>
+            <w:noProof/>
+            <w:webHidden/>
           </w:rPr>
           <w:fldChar w:fldCharType="begin"/>
         </w:r>
         <w:r>
           <w:rPr>
-            <w:noProof/>
-            <w:webHidden/>
-            <w:szCs w:val="28"/>
-          </w:rPr>
-          <w:instrText xml:space="preserve"> PAGEREF _Toc240361335 \h </w:instrText>
-        </w:r>
-        <w:r>
-          <w:rPr>
-            <w:noProof/>
-            <w:webHidden/>
-            <w:szCs w:val="28"/>
-          </w:rPr>
-        </w:r>
-        <w:r>
-          <w:rPr>
-            <w:noProof/>
-            <w:webHidden/>
-            <w:szCs w:val="28"/>
+            <w:b w:val="0"/>
+            <w:bCs w:val="0"/>
+            <w:noProof/>
+            <w:webHidden/>
+          </w:rPr>
+          <w:instrText xml:space="preserve"> PAGEREF _Toc242262613 \h </w:instrText>
+        </w:r>
+        <w:r>
+          <w:rPr>
+            <w:b w:val="0"/>
+            <w:bCs w:val="0"/>
+            <w:noProof/>
+            <w:webHidden/>
+          </w:rPr>
+        </w:r>
+        <w:r>
+          <w:rPr>
+            <w:b w:val="0"/>
+            <w:bCs w:val="0"/>
+            <w:noProof/>
+            <w:webHidden/>
           </w:rPr>
           <w:fldChar w:fldCharType="separate"/>
         </w:r>
         <w:r>
           <w:rPr>
-            <w:noProof/>
-            <w:webHidden/>
-            <w:szCs w:val="28"/>
-          </w:rPr>
-          <w:t>4</w:t>
-        </w:r>
-        <w:r>
-          <w:rPr>
-            <w:noProof/>
-            <w:webHidden/>
-            <w:szCs w:val="28"/>
+            <w:b w:val="0"/>
+            <w:bCs w:val="0"/>
+            <w:noProof/>
+            <w:webHidden/>
+          </w:rPr>
+          <w:t>13</w:t>
+        </w:r>
+        <w:r>
+          <w:rPr>
+            <w:b w:val="0"/>
+            <w:bCs w:val="0"/>
+            <w:noProof/>
+            <w:webHidden/>
           </w:rPr>
           <w:fldChar w:fldCharType="end"/>
         </w:r>
@@ -665,260 +2906,7 @@
     </w:p>
     <w:p>
       <w:pPr>
-        <w:pStyle w:val="TOC2"/>
-        <w:tabs>
-          <w:tab w:val="right" w:leader="dot" w:pos="9345"/>
-        </w:tabs>
-        <w:rPr>
-          <w:rFonts w:asciiTheme="minorHAnsi" w:eastAsiaTheme="minorEastAsia" w:hAnsiTheme="minorHAnsi" w:cstheme="minorBidi"/>
-          <w:noProof/>
-          <w:kern w:val="2"/>
-          <w:sz w:val="24"/>
-          <w:szCs w:val="24"/>
-          <w:lang w:eastAsia="ru-RU"/>
-          <w14:ligatures w14:val="standardContextual"/>
-        </w:rPr>
-      </w:pPr>
-      <w:hyperlink w:anchor="_Toc240361336" w:history="1">
-        <w:r>
-          <w:rPr>
-            <w:rStyle w:val="Hyperlink"/>
-            <w:rFonts w:eastAsia="SimSun"/>
-            <w:noProof/>
-            <w:szCs w:val="28"/>
-            <w:lang w:eastAsia="zh-CN"/>
-          </w:rPr>
-          <w:t>1.2 Наименование заказчика</w:t>
-        </w:r>
-        <w:r>
-          <w:rPr>
-            <w:noProof/>
-            <w:webHidden/>
-            <w:szCs w:val="28"/>
-          </w:rPr>
-          <w:tab/>
-        </w:r>
-        <w:r>
-          <w:rPr>
-            <w:noProof/>
-            <w:webHidden/>
-            <w:szCs w:val="28"/>
-          </w:rPr>
-          <w:fldChar w:fldCharType="begin"/>
-        </w:r>
-        <w:r>
-          <w:rPr>
-            <w:noProof/>
-            <w:webHidden/>
-            <w:szCs w:val="28"/>
-          </w:rPr>
-          <w:instrText xml:space="preserve"> PAGEREF _Toc240361336 \h </w:instrText>
-        </w:r>
-        <w:r>
-          <w:rPr>
-            <w:noProof/>
-            <w:webHidden/>
-            <w:szCs w:val="28"/>
-          </w:rPr>
-        </w:r>
-        <w:r>
-          <w:rPr>
-            <w:noProof/>
-            <w:webHidden/>
-            <w:szCs w:val="28"/>
-          </w:rPr>
-          <w:fldChar w:fldCharType="separate"/>
-        </w:r>
-        <w:r>
-          <w:rPr>
-            <w:noProof/>
-            <w:webHidden/>
-            <w:szCs w:val="28"/>
-          </w:rPr>
-          <w:t>4</w:t>
-        </w:r>
-        <w:r>
-          <w:rPr>
-            <w:noProof/>
-            <w:webHidden/>
-            <w:szCs w:val="28"/>
-          </w:rPr>
-          <w:fldChar w:fldCharType="end"/>
-        </w:r>
-      </w:hyperlink>
-    </w:p>
-    <w:p>
-      <w:pPr>
-        <w:pStyle w:val="TOC2"/>
-        <w:tabs>
-          <w:tab w:val="right" w:leader="dot" w:pos="9345"/>
-        </w:tabs>
-        <w:rPr>
-          <w:rFonts w:asciiTheme="minorHAnsi" w:eastAsiaTheme="minorEastAsia" w:hAnsiTheme="minorHAnsi" w:cstheme="minorBidi"/>
-          <w:noProof/>
-          <w:kern w:val="2"/>
-          <w:sz w:val="24"/>
-          <w:szCs w:val="24"/>
-          <w:lang w:eastAsia="ru-RU"/>
-          <w14:ligatures w14:val="standardContextual"/>
-        </w:rPr>
-      </w:pPr>
-      <w:hyperlink w:anchor="_Toc240361337" w:history="1">
-        <w:r>
-          <w:rPr>
-            <w:rStyle w:val="Hyperlink"/>
-            <w:rFonts w:eastAsia="SimSun"/>
-            <w:noProof/>
-            <w:szCs w:val="28"/>
-            <w:lang w:eastAsia="zh-CN"/>
-          </w:rPr>
-          <w:t>1.3 Перечень документов, на основании которых создается АС</w:t>
-        </w:r>
-        <w:r>
-          <w:rPr>
-            <w:noProof/>
-            <w:webHidden/>
-            <w:szCs w:val="28"/>
-          </w:rPr>
-          <w:tab/>
-        </w:r>
-        <w:r>
-          <w:rPr>
-            <w:noProof/>
-            <w:webHidden/>
-            <w:szCs w:val="28"/>
-          </w:rPr>
-          <w:fldChar w:fldCharType="begin"/>
-        </w:r>
-        <w:r>
-          <w:rPr>
-            <w:noProof/>
-            <w:webHidden/>
-            <w:szCs w:val="28"/>
-          </w:rPr>
-          <w:instrText xml:space="preserve"> PAGEREF _Toc240361337 \h </w:instrText>
-        </w:r>
-        <w:r>
-          <w:rPr>
-            <w:noProof/>
-            <w:webHidden/>
-            <w:szCs w:val="28"/>
-          </w:rPr>
-        </w:r>
-        <w:r>
-          <w:rPr>
-            <w:noProof/>
-            <w:webHidden/>
-            <w:szCs w:val="28"/>
-          </w:rPr>
-          <w:fldChar w:fldCharType="separate"/>
-        </w:r>
-        <w:r>
-          <w:rPr>
-            <w:noProof/>
-            <w:webHidden/>
-            <w:szCs w:val="28"/>
-          </w:rPr>
-          <w:t>4</w:t>
-        </w:r>
-        <w:r>
-          <w:rPr>
-            <w:noProof/>
-            <w:webHidden/>
-            <w:szCs w:val="28"/>
-          </w:rPr>
-          <w:fldChar w:fldCharType="end"/>
-        </w:r>
-      </w:hyperlink>
-    </w:p>
-    <w:p>
-      <w:pPr>
-        <w:pStyle w:val="TOC2"/>
-        <w:tabs>
-          <w:tab w:val="right" w:leader="dot" w:pos="9345"/>
-        </w:tabs>
-        <w:rPr>
-          <w:rFonts w:asciiTheme="minorHAnsi" w:eastAsiaTheme="minorEastAsia" w:hAnsiTheme="minorHAnsi" w:cstheme="minorBidi"/>
-          <w:noProof/>
-          <w:kern w:val="2"/>
-          <w:sz w:val="24"/>
-          <w:szCs w:val="24"/>
-          <w:lang w:eastAsia="ru-RU"/>
-          <w14:ligatures w14:val="standardContextual"/>
-        </w:rPr>
-      </w:pPr>
-      <w:hyperlink w:anchor="_Toc240361338" w:history="1">
-        <w:r>
-          <w:rPr>
-            <w:rStyle w:val="Hyperlink"/>
-            <w:rFonts w:eastAsia="SimSun"/>
-            <w:noProof/>
-            <w:szCs w:val="28"/>
-            <w:lang w:eastAsia="zh-CN"/>
-          </w:rPr>
-          <w:t>1.4 Плановые сроки начала и окончания работы по созданию АС</w:t>
-        </w:r>
-        <w:r>
-          <w:rPr>
-            <w:noProof/>
-            <w:webHidden/>
-            <w:szCs w:val="28"/>
-          </w:rPr>
-          <w:tab/>
-        </w:r>
-        <w:r>
-          <w:rPr>
-            <w:noProof/>
-            <w:webHidden/>
-            <w:szCs w:val="28"/>
-          </w:rPr>
-          <w:fldChar w:fldCharType="begin"/>
-        </w:r>
-        <w:r>
-          <w:rPr>
-            <w:noProof/>
-            <w:webHidden/>
-            <w:szCs w:val="28"/>
-          </w:rPr>
-          <w:instrText xml:space="preserve"> PAGEREF _Toc240361338 \h </w:instrText>
-        </w:r>
-        <w:r>
-          <w:rPr>
-            <w:noProof/>
-            <w:webHidden/>
-            <w:szCs w:val="28"/>
-          </w:rPr>
-        </w:r>
-        <w:r>
-          <w:rPr>
-            <w:noProof/>
-            <w:webHidden/>
-            <w:szCs w:val="28"/>
-          </w:rPr>
-          <w:fldChar w:fldCharType="separate"/>
-        </w:r>
-        <w:r>
-          <w:rPr>
-            <w:noProof/>
-            <w:webHidden/>
-            <w:szCs w:val="28"/>
-          </w:rPr>
-          <w:t>5</w:t>
-        </w:r>
-        <w:r>
-          <w:rPr>
-            <w:noProof/>
-            <w:webHidden/>
-            <w:szCs w:val="28"/>
-          </w:rPr>
-          <w:fldChar w:fldCharType="end"/>
-        </w:r>
-      </w:hyperlink>
-    </w:p>
-    <w:p>
-      <w:pPr>
         <w:pStyle w:val="TOC1"/>
-        <w:jc w:val="both"/>
         <w:rPr>
           <w:rFonts w:asciiTheme="minorHAnsi" w:eastAsiaTheme="minorEastAsia" w:hAnsiTheme="minorHAnsi" w:cstheme="minorBidi"/>
           <w:b w:val="0"/>
@@ -931,16 +2919,15 @@
           <w14:ligatures w14:val="standardContextual"/>
         </w:rPr>
       </w:pPr>
-      <w:hyperlink w:anchor="_Toc240361339" w:history="1">
+      <w:hyperlink w:anchor="_Toc242262614" w:history="1">
         <w:r>
           <w:rPr>
             <w:rStyle w:val="Hyperlink"/>
             <w:b w:val="0"/>
             <w:bCs w:val="0"/>
             <w:noProof/>
-            <w:szCs w:val="28"/>
-          </w:rPr>
-          <w:t>2 ЦЕЛИ И НАЗНАЧЕНИЕ СОЗДАНИЯ АВТОМАТИЗИРОВАННОЙ СИСТЕМЫ</w:t>
+          </w:rPr>
+          <w:t>5 ПОРЯДОК РАЗРАБОТКИ АВТОМАТИЗИРОВАННОЙ СИСТЕМЫ</w:t>
         </w:r>
         <w:r>
           <w:rPr>
@@ -948,7 +2935,6 @@
             <w:bCs w:val="0"/>
             <w:noProof/>
             <w:webHidden/>
-            <w:szCs w:val="28"/>
           </w:rPr>
           <w:tab/>
         </w:r>
@@ -958,7 +2944,6 @@
             <w:bCs w:val="0"/>
             <w:noProof/>
             <w:webHidden/>
-            <w:szCs w:val="28"/>
           </w:rPr>
           <w:fldChar w:fldCharType="begin"/>
         </w:r>
@@ -968,9 +2953,8 @@
             <w:bCs w:val="0"/>
             <w:noProof/>
             <w:webHidden/>
-            <w:szCs w:val="28"/>
-          </w:rPr>
-          <w:instrText xml:space="preserve"> PAGEREF _Toc240361339 \h </w:instrText>
+          </w:rPr>
+          <w:instrText xml:space="preserve"> PAGEREF _Toc242262614 \h </w:instrText>
         </w:r>
         <w:r>
           <w:rPr>
@@ -978,7 +2962,6 @@
             <w:bCs w:val="0"/>
             <w:noProof/>
             <w:webHidden/>
-            <w:szCs w:val="28"/>
           </w:rPr>
         </w:r>
         <w:r>
@@ -987,7 +2970,6 @@
             <w:bCs w:val="0"/>
             <w:noProof/>
             <w:webHidden/>
-            <w:szCs w:val="28"/>
           </w:rPr>
           <w:fldChar w:fldCharType="separate"/>
         </w:r>
@@ -997,9 +2979,8 @@
             <w:bCs w:val="0"/>
             <w:noProof/>
             <w:webHidden/>
-            <w:szCs w:val="28"/>
-          </w:rPr>
-          <w:t>6</w:t>
+          </w:rPr>
+          <w:t>14</w:t>
         </w:r>
         <w:r>
           <w:rPr>
@@ -1007,7 +2988,6 @@
             <w:bCs w:val="0"/>
             <w:noProof/>
             <w:webHidden/>
-            <w:szCs w:val="28"/>
           </w:rPr>
           <w:fldChar w:fldCharType="end"/>
         </w:r>
@@ -1029,20 +3009,18 @@
           <w14:ligatures w14:val="standardContextual"/>
         </w:rPr>
       </w:pPr>
-      <w:hyperlink w:anchor="_Toc240361340" w:history="1">
+      <w:hyperlink w:anchor="_Toc242262615" w:history="1">
         <w:r>
           <w:rPr>
             <w:rStyle w:val="Hyperlink"/>
             <w:noProof/>
-            <w:szCs w:val="28"/>
-          </w:rPr>
-          <w:t>2.1 Цели создания АС</w:t>
-        </w:r>
-        <w:r>
-          <w:rPr>
-            <w:noProof/>
-            <w:webHidden/>
-            <w:szCs w:val="28"/>
+          </w:rPr>
+          <w:t>5.1 Порядок организации разработки АС</w:t>
+        </w:r>
+        <w:r>
+          <w:rPr>
+            <w:noProof/>
+            <w:webHidden/>
           </w:rPr>
           <w:tab/>
         </w:r>
@@ -1050,7 +3028,6 @@
           <w:rPr>
             <w:noProof/>
             <w:webHidden/>
-            <w:szCs w:val="28"/>
           </w:rPr>
           <w:fldChar w:fldCharType="begin"/>
         </w:r>
@@ -1058,22 +3035,19 @@
           <w:rPr>
             <w:noProof/>
             <w:webHidden/>
-            <w:szCs w:val="28"/>
-          </w:rPr>
-          <w:instrText xml:space="preserve"> PAGEREF _Toc240361340 \h </w:instrText>
-        </w:r>
-        <w:r>
-          <w:rPr>
-            <w:noProof/>
-            <w:webHidden/>
-            <w:szCs w:val="28"/>
-          </w:rPr>
-        </w:r>
-        <w:r>
-          <w:rPr>
-            <w:noProof/>
-            <w:webHidden/>
-            <w:szCs w:val="28"/>
+          </w:rPr>
+          <w:instrText xml:space="preserve"> PAGEREF _Toc242262615 \h </w:instrText>
+        </w:r>
+        <w:r>
+          <w:rPr>
+            <w:noProof/>
+            <w:webHidden/>
+          </w:rPr>
+        </w:r>
+        <w:r>
+          <w:rPr>
+            <w:noProof/>
+            <w:webHidden/>
           </w:rPr>
           <w:fldChar w:fldCharType="separate"/>
         </w:r>
@@ -1081,15 +3055,13 @@
           <w:rPr>
             <w:noProof/>
             <w:webHidden/>
-            <w:szCs w:val="28"/>
-          </w:rPr>
-          <w:t>6</w:t>
-        </w:r>
-        <w:r>
-          <w:rPr>
-            <w:noProof/>
-            <w:webHidden/>
-            <w:szCs w:val="28"/>
+          </w:rPr>
+          <w:t>14</w:t>
+        </w:r>
+        <w:r>
+          <w:rPr>
+            <w:noProof/>
+            <w:webHidden/>
           </w:rPr>
           <w:fldChar w:fldCharType="end"/>
         </w:r>
@@ -1111,20 +3083,18 @@
           <w14:ligatures w14:val="standardContextual"/>
         </w:rPr>
       </w:pPr>
-      <w:hyperlink w:anchor="_Toc240361341" w:history="1">
+      <w:hyperlink w:anchor="_Toc242262616" w:history="1">
         <w:r>
           <w:rPr>
             <w:rStyle w:val="Hyperlink"/>
             <w:noProof/>
-            <w:szCs w:val="28"/>
-          </w:rPr>
-          <w:t>2.2 Назначение АС</w:t>
-        </w:r>
-        <w:r>
-          <w:rPr>
-            <w:noProof/>
-            <w:webHidden/>
-            <w:szCs w:val="28"/>
+          </w:rPr>
+          <w:t>5.2 Перечень документов и исходных данных для разработки АС</w:t>
+        </w:r>
+        <w:r>
+          <w:rPr>
+            <w:noProof/>
+            <w:webHidden/>
           </w:rPr>
           <w:tab/>
         </w:r>
@@ -1132,7 +3102,6 @@
           <w:rPr>
             <w:noProof/>
             <w:webHidden/>
-            <w:szCs w:val="28"/>
           </w:rPr>
           <w:fldChar w:fldCharType="begin"/>
         </w:r>
@@ -1140,22 +3109,19 @@
           <w:rPr>
             <w:noProof/>
             <w:webHidden/>
-            <w:szCs w:val="28"/>
-          </w:rPr>
-          <w:instrText xml:space="preserve"> PAGEREF _Toc240361341 \h </w:instrText>
-        </w:r>
-        <w:r>
-          <w:rPr>
-            <w:noProof/>
-            <w:webHidden/>
-            <w:szCs w:val="28"/>
-          </w:rPr>
-        </w:r>
-        <w:r>
-          <w:rPr>
-            <w:noProof/>
-            <w:webHidden/>
-            <w:szCs w:val="28"/>
+          </w:rPr>
+          <w:instrText xml:space="preserve"> PAGEREF _Toc242262616 \h </w:instrText>
+        </w:r>
+        <w:r>
+          <w:rPr>
+            <w:noProof/>
+            <w:webHidden/>
+          </w:rPr>
+        </w:r>
+        <w:r>
+          <w:rPr>
+            <w:noProof/>
+            <w:webHidden/>
           </w:rPr>
           <w:fldChar w:fldCharType="separate"/>
         </w:r>
@@ -1163,15 +3129,87 @@
           <w:rPr>
             <w:noProof/>
             <w:webHidden/>
-            <w:szCs w:val="28"/>
-          </w:rPr>
-          <w:t>6</w:t>
-        </w:r>
-        <w:r>
-          <w:rPr>
-            <w:noProof/>
-            <w:webHidden/>
-            <w:szCs w:val="28"/>
+          </w:rPr>
+          <w:t>14</w:t>
+        </w:r>
+        <w:r>
+          <w:rPr>
+            <w:noProof/>
+            <w:webHidden/>
+          </w:rPr>
+          <w:fldChar w:fldCharType="end"/>
+        </w:r>
+      </w:hyperlink>
+    </w:p>
+    <w:p>
+      <w:pPr>
+        <w:pStyle w:val="TOC2"/>
+        <w:tabs>
+          <w:tab w:val="right" w:leader="dot" w:pos="9345"/>
+        </w:tabs>
+        <w:rPr>
+          <w:rFonts w:asciiTheme="minorHAnsi" w:eastAsiaTheme="minorEastAsia" w:hAnsiTheme="minorHAnsi" w:cstheme="minorBidi"/>
+          <w:noProof/>
+          <w:kern w:val="2"/>
+          <w:sz w:val="24"/>
+          <w:szCs w:val="24"/>
+          <w:lang w:eastAsia="ru-RU"/>
+          <w14:ligatures w14:val="standardContextual"/>
+        </w:rPr>
+      </w:pPr>
+      <w:hyperlink w:anchor="_Toc242262617" w:history="1">
+        <w:r>
+          <w:rPr>
+            <w:rStyle w:val="Hyperlink"/>
+            <w:noProof/>
+          </w:rPr>
+          <w:t>5.3 Перечень документов, предъявляемых по окончании соответствующих этапов работ</w:t>
+        </w:r>
+        <w:r>
+          <w:rPr>
+            <w:noProof/>
+            <w:webHidden/>
+          </w:rPr>
+          <w:tab/>
+        </w:r>
+        <w:r>
+          <w:rPr>
+            <w:noProof/>
+            <w:webHidden/>
+          </w:rPr>
+          <w:fldChar w:fldCharType="begin"/>
+        </w:r>
+        <w:r>
+          <w:rPr>
+            <w:noProof/>
+            <w:webHidden/>
+          </w:rPr>
+          <w:instrText xml:space="preserve"> PAGEREF _Toc242262617 \h </w:instrText>
+        </w:r>
+        <w:r>
+          <w:rPr>
+            <w:noProof/>
+            <w:webHidden/>
+          </w:rPr>
+        </w:r>
+        <w:r>
+          <w:rPr>
+            <w:noProof/>
+            <w:webHidden/>
+          </w:rPr>
+          <w:fldChar w:fldCharType="separate"/>
+        </w:r>
+        <w:r>
+          <w:rPr>
+            <w:noProof/>
+            <w:webHidden/>
+          </w:rPr>
+          <w:t>14</w:t>
+        </w:r>
+        <w:r>
+          <w:rPr>
+            <w:noProof/>
+            <w:webHidden/>
           </w:rPr>
           <w:fldChar w:fldCharType="end"/>
         </w:r>
@@ -1192,16 +3230,15 @@
           <w14:ligatures w14:val="standardContextual"/>
         </w:rPr>
       </w:pPr>
-      <w:hyperlink w:anchor="_Toc240361342" w:history="1">
+      <w:hyperlink w:anchor="_Toc242262618" w:history="1">
         <w:r>
           <w:rPr>
             <w:rStyle w:val="Hyperlink"/>
             <w:b w:val="0"/>
             <w:bCs w:val="0"/>
             <w:noProof/>
-            <w:szCs w:val="28"/>
-          </w:rPr>
-          <w:t>3 ТРЕБОВАНИЯ К АВТОМАТИЗИРОВАННОЙ СИСТЕМЕ</w:t>
+          </w:rPr>
+          <w:t>6 ПОРЯДОК КОНТРОЛЯ И ПРИЕМКИ АВТОМАТИЗИРОВАННОЙ СИСТЕМЫ</w:t>
         </w:r>
         <w:r>
           <w:rPr>
@@ -1209,7 +3246,6 @@
             <w:bCs w:val="0"/>
             <w:noProof/>
             <w:webHidden/>
-            <w:szCs w:val="28"/>
           </w:rPr>
           <w:tab/>
         </w:r>
@@ -1219,7 +3255,6 @@
             <w:bCs w:val="0"/>
             <w:noProof/>
             <w:webHidden/>
-            <w:szCs w:val="28"/>
           </w:rPr>
           <w:fldChar w:fldCharType="begin"/>
         </w:r>
@@ -1229,9 +3264,8 @@
             <w:bCs w:val="0"/>
             <w:noProof/>
             <w:webHidden/>
-            <w:szCs w:val="28"/>
-          </w:rPr>
-          <w:instrText xml:space="preserve"> PAGEREF _Toc240361342 \h </w:instrText>
+          </w:rPr>
+          <w:instrText xml:space="preserve"> PAGEREF _Toc242262618 \h </w:instrText>
         </w:r>
         <w:r>
           <w:rPr>
@@ -1239,7 +3273,6 @@
             <w:bCs w:val="0"/>
             <w:noProof/>
             <w:webHidden/>
-            <w:szCs w:val="28"/>
           </w:rPr>
         </w:r>
         <w:r>
@@ -1248,7 +3281,6 @@
             <w:bCs w:val="0"/>
             <w:noProof/>
             <w:webHidden/>
-            <w:szCs w:val="28"/>
           </w:rPr>
           <w:fldChar w:fldCharType="separate"/>
         </w:r>
@@ -1258,9 +3290,8 @@
             <w:bCs w:val="0"/>
             <w:noProof/>
             <w:webHidden/>
-            <w:szCs w:val="28"/>
-          </w:rPr>
-          <w:t>7</w:t>
+          </w:rPr>
+          <w:t>15</w:t>
         </w:r>
         <w:r>
           <w:rPr>
@@ -1268,7 +3299,6 @@
             <w:bCs w:val="0"/>
             <w:noProof/>
             <w:webHidden/>
-            <w:szCs w:val="28"/>
           </w:rPr>
           <w:fldChar w:fldCharType="end"/>
         </w:r>
@@ -1290,20 +3320,18 @@
           <w14:ligatures w14:val="standardContextual"/>
         </w:rPr>
       </w:pPr>
-      <w:hyperlink w:anchor="_Toc240361343" w:history="1">
+      <w:hyperlink w:anchor="_Toc242262619" w:history="1">
         <w:r>
           <w:rPr>
             <w:rStyle w:val="Hyperlink"/>
             <w:noProof/>
-            <w:szCs w:val="28"/>
-          </w:rPr>
-          <w:t>3.1 Требования к структуре АС в целом</w:t>
-        </w:r>
-        <w:r>
-          <w:rPr>
-            <w:noProof/>
-            <w:webHidden/>
-            <w:szCs w:val="28"/>
+          </w:rPr>
+          <w:t>6.1 Виды, состав и методы испытаний АС и ее составных частей</w:t>
+        </w:r>
+        <w:r>
+          <w:rPr>
+            <w:noProof/>
+            <w:webHidden/>
           </w:rPr>
           <w:tab/>
         </w:r>
@@ -1311,7 +3339,6 @@
           <w:rPr>
             <w:noProof/>
             <w:webHidden/>
-            <w:szCs w:val="28"/>
           </w:rPr>
           <w:fldChar w:fldCharType="begin"/>
         </w:r>
@@ -1319,22 +3346,19 @@
           <w:rPr>
             <w:noProof/>
             <w:webHidden/>
-            <w:szCs w:val="28"/>
-          </w:rPr>
-          <w:instrText xml:space="preserve"> PAGEREF _Toc240361343 \h </w:instrText>
-        </w:r>
-        <w:r>
-          <w:rPr>
-            <w:noProof/>
-            <w:webHidden/>
-            <w:szCs w:val="28"/>
-          </w:rPr>
-        </w:r>
-        <w:r>
-          <w:rPr>
-            <w:noProof/>
-            <w:webHidden/>
-            <w:szCs w:val="28"/>
+          </w:rPr>
+          <w:instrText xml:space="preserve"> PAGEREF _Toc242262619 \h </w:instrText>
+        </w:r>
+        <w:r>
+          <w:rPr>
+            <w:noProof/>
+            <w:webHidden/>
+          </w:rPr>
+        </w:r>
+        <w:r>
+          <w:rPr>
+            <w:noProof/>
+            <w:webHidden/>
           </w:rPr>
           <w:fldChar w:fldCharType="separate"/>
         </w:r>
@@ -1342,15 +3366,13 @@
           <w:rPr>
             <w:noProof/>
             <w:webHidden/>
-            <w:szCs w:val="28"/>
-          </w:rPr>
-          <w:t>7</w:t>
-        </w:r>
-        <w:r>
-          <w:rPr>
-            <w:noProof/>
-            <w:webHidden/>
-            <w:szCs w:val="28"/>
+          </w:rPr>
+          <w:t>15</w:t>
+        </w:r>
+        <w:r>
+          <w:rPr>
+            <w:noProof/>
+            <w:webHidden/>
           </w:rPr>
           <w:fldChar w:fldCharType="end"/>
         </w:r>
@@ -1372,20 +3394,18 @@
           <w14:ligatures w14:val="standardContextual"/>
         </w:rPr>
       </w:pPr>
-      <w:hyperlink w:anchor="_Toc240361344" w:history="1">
+      <w:hyperlink w:anchor="_Toc242262620" w:history="1">
         <w:r>
           <w:rPr>
             <w:rStyle w:val="Hyperlink"/>
             <w:noProof/>
-            <w:szCs w:val="28"/>
-          </w:rPr>
-          <w:t>3.2 Требования к функциям (задачам), выполняемым АС</w:t>
-        </w:r>
-        <w:r>
-          <w:rPr>
-            <w:noProof/>
-            <w:webHidden/>
-            <w:szCs w:val="28"/>
+          </w:rPr>
+          <w:t>6.2 Общие требования к приёмке работ по стадиям</w:t>
+        </w:r>
+        <w:r>
+          <w:rPr>
+            <w:noProof/>
+            <w:webHidden/>
           </w:rPr>
           <w:tab/>
         </w:r>
@@ -1393,7 +3413,6 @@
           <w:rPr>
             <w:noProof/>
             <w:webHidden/>
-            <w:szCs w:val="28"/>
           </w:rPr>
           <w:fldChar w:fldCharType="begin"/>
         </w:r>
@@ -1401,22 +3420,19 @@
           <w:rPr>
             <w:noProof/>
             <w:webHidden/>
-            <w:szCs w:val="28"/>
-          </w:rPr>
-          <w:instrText xml:space="preserve"> PAGEREF _Toc240361344 \h </w:instrText>
-        </w:r>
-        <w:r>
-          <w:rPr>
-            <w:noProof/>
-            <w:webHidden/>
-            <w:szCs w:val="28"/>
-          </w:rPr>
-        </w:r>
-        <w:r>
-          <w:rPr>
-            <w:noProof/>
-            <w:webHidden/>
-            <w:szCs w:val="28"/>
+          </w:rPr>
+          <w:instrText xml:space="preserve"> PAGEREF _Toc242262620 \h </w:instrText>
+        </w:r>
+        <w:r>
+          <w:rPr>
+            <w:noProof/>
+            <w:webHidden/>
+          </w:rPr>
+        </w:r>
+        <w:r>
+          <w:rPr>
+            <w:noProof/>
+            <w:webHidden/>
           </w:rPr>
           <w:fldChar w:fldCharType="separate"/>
         </w:r>
@@ -1424,15 +3440,13 @@
           <w:rPr>
             <w:noProof/>
             <w:webHidden/>
-            <w:szCs w:val="28"/>
-          </w:rPr>
-          <w:t>9</w:t>
-        </w:r>
-        <w:r>
-          <w:rPr>
-            <w:noProof/>
-            <w:webHidden/>
-            <w:szCs w:val="28"/>
+          </w:rPr>
+          <w:t>15</w:t>
+        </w:r>
+        <w:r>
+          <w:rPr>
+            <w:noProof/>
+            <w:webHidden/>
           </w:rPr>
           <w:fldChar w:fldCharType="end"/>
         </w:r>
@@ -1440,172 +3454,7 @@
     </w:p>
     <w:p>
       <w:pPr>
-        <w:pStyle w:val="TOC2"/>
-        <w:tabs>
-          <w:tab w:val="right" w:leader="dot" w:pos="9345"/>
-        </w:tabs>
-        <w:rPr>
-          <w:rFonts w:asciiTheme="minorHAnsi" w:eastAsiaTheme="minorEastAsia" w:hAnsiTheme="minorHAnsi" w:cstheme="minorBidi"/>
-          <w:noProof/>
-          <w:kern w:val="2"/>
-          <w:sz w:val="24"/>
-          <w:szCs w:val="24"/>
-          <w:lang w:eastAsia="ru-RU"/>
-          <w14:ligatures w14:val="standardContextual"/>
-        </w:rPr>
-      </w:pPr>
-      <w:hyperlink w:anchor="_Toc240361345" w:history="1">
-        <w:r>
-          <w:rPr>
-            <w:rStyle w:val="Hyperlink"/>
-            <w:noProof/>
-            <w:szCs w:val="28"/>
-          </w:rPr>
-          <w:t>3.3 Требования к видам обеспечения АС</w:t>
-        </w:r>
-        <w:r>
-          <w:rPr>
-            <w:noProof/>
-            <w:webHidden/>
-            <w:szCs w:val="28"/>
-          </w:rPr>
-          <w:tab/>
-        </w:r>
-        <w:r>
-          <w:rPr>
-            <w:noProof/>
-            <w:webHidden/>
-            <w:szCs w:val="28"/>
-          </w:rPr>
-          <w:fldChar w:fldCharType="begin"/>
-        </w:r>
-        <w:r>
-          <w:rPr>
-            <w:noProof/>
-            <w:webHidden/>
-            <w:szCs w:val="28"/>
-          </w:rPr>
-          <w:instrText xml:space="preserve"> PAGEREF _Toc240361345 \h </w:instrText>
-        </w:r>
-        <w:r>
-          <w:rPr>
-            <w:noProof/>
-            <w:webHidden/>
-            <w:szCs w:val="28"/>
-          </w:rPr>
-        </w:r>
-        <w:r>
-          <w:rPr>
-            <w:noProof/>
-            <w:webHidden/>
-            <w:szCs w:val="28"/>
-          </w:rPr>
-          <w:fldChar w:fldCharType="separate"/>
-        </w:r>
-        <w:r>
-          <w:rPr>
-            <w:noProof/>
-            <w:webHidden/>
-            <w:szCs w:val="28"/>
-          </w:rPr>
-          <w:t>10</w:t>
-        </w:r>
-        <w:r>
-          <w:rPr>
-            <w:noProof/>
-            <w:webHidden/>
-            <w:szCs w:val="28"/>
-          </w:rPr>
-          <w:fldChar w:fldCharType="end"/>
-        </w:r>
-      </w:hyperlink>
-    </w:p>
-    <w:p>
-      <w:pPr>
-        <w:pStyle w:val="TOC2"/>
-        <w:tabs>
-          <w:tab w:val="right" w:leader="dot" w:pos="9345"/>
-        </w:tabs>
-        <w:rPr>
-          <w:rFonts w:asciiTheme="minorHAnsi" w:eastAsiaTheme="minorEastAsia" w:hAnsiTheme="minorHAnsi" w:cstheme="minorBidi"/>
-          <w:noProof/>
-          <w:kern w:val="2"/>
-          <w:sz w:val="24"/>
-          <w:szCs w:val="24"/>
-          <w:lang w:eastAsia="ru-RU"/>
-          <w14:ligatures w14:val="standardContextual"/>
-        </w:rPr>
-      </w:pPr>
-      <w:hyperlink w:anchor="_Toc240361346" w:history="1">
-        <w:r>
-          <w:rPr>
-            <w:rStyle w:val="Hyperlink"/>
-            <w:noProof/>
-            <w:szCs w:val="28"/>
-          </w:rPr>
-          <w:t>3.4 Общие технические требования к АС</w:t>
-        </w:r>
-        <w:r>
-          <w:rPr>
-            <w:noProof/>
-            <w:webHidden/>
-            <w:szCs w:val="28"/>
-          </w:rPr>
-          <w:tab/>
-        </w:r>
-        <w:r>
-          <w:rPr>
-            <w:noProof/>
-            <w:webHidden/>
-            <w:szCs w:val="28"/>
-          </w:rPr>
-          <w:fldChar w:fldCharType="begin"/>
-        </w:r>
-        <w:r>
-          <w:rPr>
-            <w:noProof/>
-            <w:webHidden/>
-            <w:szCs w:val="28"/>
-          </w:rPr>
-          <w:instrText xml:space="preserve"> PAGEREF _Toc240361346 \h </w:instrText>
-        </w:r>
-        <w:r>
-          <w:rPr>
-            <w:noProof/>
-            <w:webHidden/>
-            <w:szCs w:val="28"/>
-          </w:rPr>
-        </w:r>
-        <w:r>
-          <w:rPr>
-            <w:noProof/>
-            <w:webHidden/>
-            <w:szCs w:val="28"/>
-          </w:rPr>
-          <w:fldChar w:fldCharType="separate"/>
-        </w:r>
-        <w:r>
-          <w:rPr>
-            <w:noProof/>
-            <w:webHidden/>
-            <w:szCs w:val="28"/>
-          </w:rPr>
-          <w:t>11</w:t>
-        </w:r>
-        <w:r>
-          <w:rPr>
-            <w:noProof/>
-            <w:webHidden/>
-            <w:szCs w:val="28"/>
-          </w:rPr>
-          <w:fldChar w:fldCharType="end"/>
-        </w:r>
-      </w:hyperlink>
-    </w:p>
-    <w:p>
-      <w:pPr>
         <w:pStyle w:val="TOC1"/>
-        <w:jc w:val="both"/>
         <w:rPr>
           <w:rFonts w:asciiTheme="minorHAnsi" w:eastAsiaTheme="minorEastAsia" w:hAnsiTheme="minorHAnsi" w:cstheme="minorBidi"/>
           <w:b w:val="0"/>
@@ -1618,18 +3467,15 @@
           <w14:ligatures w14:val="standardContextual"/>
         </w:rPr>
       </w:pPr>
-      <w:hyperlink w:anchor="_Toc240361347" w:history="1">
+      <w:hyperlink w:anchor="_Toc242262621" w:history="1">
         <w:r>
           <w:rPr>
             <w:rStyle w:val="Hyperlink"/>
-            <w:rFonts w:eastAsia="SimSun"/>
             <w:b w:val="0"/>
             <w:bCs w:val="0"/>
             <w:noProof/>
-            <w:szCs w:val="28"/>
-            <w:lang w:eastAsia="zh-CN"/>
-          </w:rPr>
-          <w:t>4 СОСТАВ И СОДЕРЖАНИЕ РАБОТ ПО СОЗДАНИЮ АВТОМАТИЗИРОВАННОЙ СИСТЕМЫ</w:t>
+          </w:rPr>
+          <w:t>7 ТРЕБОВАНИЯ К ДОКУМЕНТИРОВАНИЮ</w:t>
         </w:r>
         <w:r>
           <w:rPr>
@@ -1637,7 +3483,6 @@
             <w:bCs w:val="0"/>
             <w:noProof/>
             <w:webHidden/>
-            <w:szCs w:val="28"/>
           </w:rPr>
           <w:tab/>
         </w:r>
@@ -1647,7 +3492,6 @@
             <w:bCs w:val="0"/>
             <w:noProof/>
             <w:webHidden/>
-            <w:szCs w:val="28"/>
           </w:rPr>
           <w:fldChar w:fldCharType="begin"/>
         </w:r>
@@ -1657,9 +3501,8 @@
             <w:bCs w:val="0"/>
             <w:noProof/>
             <w:webHidden/>
-            <w:szCs w:val="28"/>
-          </w:rPr>
-          <w:instrText xml:space="preserve"> PAGEREF _Toc240361347 \h </w:instrText>
+          </w:rPr>
+          <w:instrText xml:space="preserve"> PAGEREF _Toc242262621 \h </w:instrText>
         </w:r>
         <w:r>
           <w:rPr>
@@ -1667,7 +3510,6 @@
             <w:bCs w:val="0"/>
             <w:noProof/>
             <w:webHidden/>
-            <w:szCs w:val="28"/>
           </w:rPr>
         </w:r>
         <w:r>
@@ -1676,7 +3518,6 @@
             <w:bCs w:val="0"/>
             <w:noProof/>
             <w:webHidden/>
-            <w:szCs w:val="28"/>
           </w:rPr>
           <w:fldChar w:fldCharType="separate"/>
         </w:r>
@@ -1686,9 +3527,8 @@
             <w:bCs w:val="0"/>
             <w:noProof/>
             <w:webHidden/>
-            <w:szCs w:val="28"/>
-          </w:rPr>
-          <w:t>12</w:t>
+          </w:rPr>
+          <w:t>16</w:t>
         </w:r>
         <w:r>
           <w:rPr>
@@ -1696,7 +3536,228 @@
             <w:bCs w:val="0"/>
             <w:noProof/>
             <w:webHidden/>
-            <w:szCs w:val="28"/>
+          </w:rPr>
+          <w:fldChar w:fldCharType="end"/>
+        </w:r>
+      </w:hyperlink>
+    </w:p>
+    <w:p>
+      <w:pPr>
+        <w:pStyle w:val="TOC2"/>
+        <w:tabs>
+          <w:tab w:val="right" w:leader="dot" w:pos="9345"/>
+        </w:tabs>
+        <w:rPr>
+          <w:rFonts w:asciiTheme="minorHAnsi" w:eastAsiaTheme="minorEastAsia" w:hAnsiTheme="minorHAnsi" w:cstheme="minorBidi"/>
+          <w:noProof/>
+          <w:kern w:val="2"/>
+          <w:sz w:val="24"/>
+          <w:szCs w:val="24"/>
+          <w:lang w:eastAsia="ru-RU"/>
+          <w14:ligatures w14:val="standardContextual"/>
+        </w:rPr>
+      </w:pPr>
+      <w:hyperlink w:anchor="_Toc242262622" w:history="1">
+        <w:r>
+          <w:rPr>
+            <w:rStyle w:val="Hyperlink"/>
+            <w:noProof/>
+          </w:rPr>
+          <w:t>7.1 Перечень подлежащих разработке документов</w:t>
+        </w:r>
+        <w:r>
+          <w:rPr>
+            <w:noProof/>
+            <w:webHidden/>
+          </w:rPr>
+          <w:tab/>
+        </w:r>
+        <w:r>
+          <w:rPr>
+            <w:noProof/>
+            <w:webHidden/>
+          </w:rPr>
+          <w:fldChar w:fldCharType="begin"/>
+        </w:r>
+        <w:r>
+          <w:rPr>
+            <w:noProof/>
+            <w:webHidden/>
+          </w:rPr>
+          <w:instrText xml:space="preserve"> PAGEREF _Toc242262622 \h </w:instrText>
+        </w:r>
+        <w:r>
+          <w:rPr>
+            <w:noProof/>
+            <w:webHidden/>
+          </w:rPr>
+        </w:r>
+        <w:r>
+          <w:rPr>
+            <w:noProof/>
+            <w:webHidden/>
+          </w:rPr>
+          <w:fldChar w:fldCharType="separate"/>
+        </w:r>
+        <w:r>
+          <w:rPr>
+            <w:noProof/>
+            <w:webHidden/>
+          </w:rPr>
+          <w:t>16</w:t>
+        </w:r>
+        <w:r>
+          <w:rPr>
+            <w:noProof/>
+            <w:webHidden/>
+          </w:rPr>
+          <w:fldChar w:fldCharType="end"/>
+        </w:r>
+      </w:hyperlink>
+    </w:p>
+    <w:p>
+      <w:pPr>
+        <w:pStyle w:val="TOC2"/>
+        <w:tabs>
+          <w:tab w:val="right" w:leader="dot" w:pos="9345"/>
+        </w:tabs>
+        <w:rPr>
+          <w:rFonts w:asciiTheme="minorHAnsi" w:eastAsiaTheme="minorEastAsia" w:hAnsiTheme="minorHAnsi" w:cstheme="minorBidi"/>
+          <w:noProof/>
+          <w:kern w:val="2"/>
+          <w:sz w:val="24"/>
+          <w:szCs w:val="24"/>
+          <w:lang w:eastAsia="ru-RU"/>
+          <w14:ligatures w14:val="standardContextual"/>
+        </w:rPr>
+      </w:pPr>
+      <w:hyperlink w:anchor="_Toc242262623" w:history="1">
+        <w:r>
+          <w:rPr>
+            <w:rStyle w:val="Hyperlink"/>
+            <w:noProof/>
+          </w:rPr>
+          <w:t>7.2 Вид представления и количество документов</w:t>
+        </w:r>
+        <w:r>
+          <w:rPr>
+            <w:noProof/>
+            <w:webHidden/>
+          </w:rPr>
+          <w:tab/>
+        </w:r>
+        <w:r>
+          <w:rPr>
+            <w:noProof/>
+            <w:webHidden/>
+          </w:rPr>
+          <w:fldChar w:fldCharType="begin"/>
+        </w:r>
+        <w:r>
+          <w:rPr>
+            <w:noProof/>
+            <w:webHidden/>
+          </w:rPr>
+          <w:instrText xml:space="preserve"> PAGEREF _Toc242262623 \h </w:instrText>
+        </w:r>
+        <w:r>
+          <w:rPr>
+            <w:noProof/>
+            <w:webHidden/>
+          </w:rPr>
+        </w:r>
+        <w:r>
+          <w:rPr>
+            <w:noProof/>
+            <w:webHidden/>
+          </w:rPr>
+          <w:fldChar w:fldCharType="separate"/>
+        </w:r>
+        <w:r>
+          <w:rPr>
+            <w:noProof/>
+            <w:webHidden/>
+          </w:rPr>
+          <w:t>16</w:t>
+        </w:r>
+        <w:r>
+          <w:rPr>
+            <w:noProof/>
+            <w:webHidden/>
+          </w:rPr>
+          <w:fldChar w:fldCharType="end"/>
+        </w:r>
+      </w:hyperlink>
+    </w:p>
+    <w:p>
+      <w:pPr>
+        <w:pStyle w:val="TOC2"/>
+        <w:tabs>
+          <w:tab w:val="right" w:leader="dot" w:pos="9345"/>
+        </w:tabs>
+        <w:rPr>
+          <w:rFonts w:asciiTheme="minorHAnsi" w:eastAsiaTheme="minorEastAsia" w:hAnsiTheme="minorHAnsi" w:cstheme="minorBidi"/>
+          <w:noProof/>
+          <w:kern w:val="2"/>
+          <w:sz w:val="24"/>
+          <w:szCs w:val="24"/>
+          <w:lang w:eastAsia="ru-RU"/>
+          <w14:ligatures w14:val="standardContextual"/>
+        </w:rPr>
+      </w:pPr>
+      <w:hyperlink w:anchor="_Toc242262624" w:history="1">
+        <w:r>
+          <w:rPr>
+            <w:rStyle w:val="Hyperlink"/>
+            <w:noProof/>
+          </w:rPr>
+          <w:t>7.3 Требования по использованию ЕСКД и ЕСПД при разработке документов</w:t>
+        </w:r>
+        <w:r>
+          <w:rPr>
+            <w:noProof/>
+            <w:webHidden/>
+          </w:rPr>
+          <w:tab/>
+        </w:r>
+        <w:r>
+          <w:rPr>
+            <w:noProof/>
+            <w:webHidden/>
+          </w:rPr>
+          <w:fldChar w:fldCharType="begin"/>
+        </w:r>
+        <w:r>
+          <w:rPr>
+            <w:noProof/>
+            <w:webHidden/>
+          </w:rPr>
+          <w:instrText xml:space="preserve"> PAGEREF _Toc242262624 \h </w:instrText>
+        </w:r>
+        <w:r>
+          <w:rPr>
+            <w:noProof/>
+            <w:webHidden/>
+          </w:rPr>
+        </w:r>
+        <w:r>
+          <w:rPr>
+            <w:noProof/>
+            <w:webHidden/>
+          </w:rPr>
+          <w:fldChar w:fldCharType="separate"/>
+        </w:r>
+        <w:r>
+          <w:rPr>
+            <w:noProof/>
+            <w:webHidden/>
+          </w:rPr>
+          <w:t>16</w:t>
+        </w:r>
+        <w:r>
+          <w:rPr>
+            <w:noProof/>
+            <w:webHidden/>
           </w:rPr>
           <w:fldChar w:fldCharType="end"/>
         </w:r>
@@ -1717,16 +3778,15 @@
           <w14:ligatures w14:val="standardContextual"/>
         </w:rPr>
       </w:pPr>
-      <w:hyperlink w:anchor="_Toc240361348" w:history="1">
+      <w:hyperlink w:anchor="_Toc242262625" w:history="1">
         <w:r>
           <w:rPr>
             <w:rStyle w:val="Hyperlink"/>
             <w:b w:val="0"/>
             <w:bCs w:val="0"/>
             <w:noProof/>
-            <w:szCs w:val="28"/>
-          </w:rPr>
-          <w:t>5 ПОРЯДОК РАЗРАБОТКИ АВТОМАТИЗИРОВАННОЙ СИСТЕМЫ</w:t>
+          </w:rPr>
+          <w:t>8 ИСТОЧНИКИ РАЗРАБОТКИ</w:t>
         </w:r>
         <w:r>
           <w:rPr>
@@ -1734,7 +3794,6 @@
             <w:bCs w:val="0"/>
             <w:noProof/>
             <w:webHidden/>
-            <w:szCs w:val="28"/>
           </w:rPr>
           <w:tab/>
         </w:r>
@@ -1744,7 +3803,6 @@
             <w:bCs w:val="0"/>
             <w:noProof/>
             <w:webHidden/>
-            <w:szCs w:val="28"/>
           </w:rPr>
           <w:fldChar w:fldCharType="begin"/>
         </w:r>
@@ -1754,9 +3812,8 @@
             <w:bCs w:val="0"/>
             <w:noProof/>
             <w:webHidden/>
-            <w:szCs w:val="28"/>
-          </w:rPr>
-          <w:instrText xml:space="preserve"> PAGEREF _Toc240361348 \h </w:instrText>
+          </w:rPr>
+          <w:instrText xml:space="preserve"> PAGEREF _Toc242262625 \h </w:instrText>
         </w:r>
         <w:r>
           <w:rPr>
@@ -1764,7 +3821,6 @@
             <w:bCs w:val="0"/>
             <w:noProof/>
             <w:webHidden/>
-            <w:szCs w:val="28"/>
           </w:rPr>
         </w:r>
         <w:r>
@@ -1773,7 +3829,6 @@
             <w:bCs w:val="0"/>
             <w:noProof/>
             <w:webHidden/>
-            <w:szCs w:val="28"/>
           </w:rPr>
           <w:fldChar w:fldCharType="separate"/>
         </w:r>
@@ -1783,9 +3838,8 @@
             <w:bCs w:val="0"/>
             <w:noProof/>
             <w:webHidden/>
-            <w:szCs w:val="28"/>
-          </w:rPr>
-          <w:t>13</w:t>
+          </w:rPr>
+          <w:t>18</w:t>
         </w:r>
         <w:r>
           <w:rPr>
@@ -1793,955 +3847,6 @@
             <w:bCs w:val="0"/>
             <w:noProof/>
             <w:webHidden/>
-            <w:szCs w:val="28"/>
-          </w:rPr>
-          <w:fldChar w:fldCharType="end"/>
-        </w:r>
-      </w:hyperlink>
-    </w:p>
-    <w:p>
-      <w:pPr>
-        <w:pStyle w:val="TOC2"/>
-        <w:tabs>
-          <w:tab w:val="right" w:leader="dot" w:pos="9345"/>
-        </w:tabs>
-        <w:rPr>
-          <w:rFonts w:asciiTheme="minorHAnsi" w:eastAsiaTheme="minorEastAsia" w:hAnsiTheme="minorHAnsi" w:cstheme="minorBidi"/>
-          <w:noProof/>
-          <w:kern w:val="2"/>
-          <w:sz w:val="24"/>
-          <w:szCs w:val="24"/>
-          <w:lang w:eastAsia="ru-RU"/>
-          <w14:ligatures w14:val="standardContextual"/>
-        </w:rPr>
-      </w:pPr>
-      <w:hyperlink w:anchor="_Toc240361349" w:history="1">
-        <w:r>
-          <w:rPr>
-            <w:rStyle w:val="Hyperlink"/>
-            <w:noProof/>
-            <w:szCs w:val="28"/>
-          </w:rPr>
-          <w:t>5.1 Порядок организации разработки АС</w:t>
-        </w:r>
-        <w:r>
-          <w:rPr>
-            <w:noProof/>
-            <w:webHidden/>
-            <w:szCs w:val="28"/>
-          </w:rPr>
-          <w:tab/>
-        </w:r>
-        <w:r>
-          <w:rPr>
-            <w:noProof/>
-            <w:webHidden/>
-            <w:szCs w:val="28"/>
-          </w:rPr>
-          <w:fldChar w:fldCharType="begin"/>
-        </w:r>
-        <w:r>
-          <w:rPr>
-            <w:noProof/>
-            <w:webHidden/>
-            <w:szCs w:val="28"/>
-          </w:rPr>
-          <w:instrText xml:space="preserve"> PAGEREF _Toc240361349 \h </w:instrText>
-        </w:r>
-        <w:r>
-          <w:rPr>
-            <w:noProof/>
-            <w:webHidden/>
-            <w:szCs w:val="28"/>
-          </w:rPr>
-        </w:r>
-        <w:r>
-          <w:rPr>
-            <w:noProof/>
-            <w:webHidden/>
-            <w:szCs w:val="28"/>
-          </w:rPr>
-          <w:fldChar w:fldCharType="separate"/>
-        </w:r>
-        <w:r>
-          <w:rPr>
-            <w:noProof/>
-            <w:webHidden/>
-            <w:szCs w:val="28"/>
-          </w:rPr>
-          <w:t>13</w:t>
-        </w:r>
-        <w:r>
-          <w:rPr>
-            <w:noProof/>
-            <w:webHidden/>
-            <w:szCs w:val="28"/>
-          </w:rPr>
-          <w:fldChar w:fldCharType="end"/>
-        </w:r>
-      </w:hyperlink>
-    </w:p>
-    <w:p>
-      <w:pPr>
-        <w:pStyle w:val="TOC2"/>
-        <w:tabs>
-          <w:tab w:val="right" w:leader="dot" w:pos="9345"/>
-        </w:tabs>
-        <w:rPr>
-          <w:rFonts w:asciiTheme="minorHAnsi" w:eastAsiaTheme="minorEastAsia" w:hAnsiTheme="minorHAnsi" w:cstheme="minorBidi"/>
-          <w:noProof/>
-          <w:kern w:val="2"/>
-          <w:sz w:val="24"/>
-          <w:szCs w:val="24"/>
-          <w:lang w:eastAsia="ru-RU"/>
-          <w14:ligatures w14:val="standardContextual"/>
-        </w:rPr>
-      </w:pPr>
-      <w:hyperlink w:anchor="_Toc240361350" w:history="1">
-        <w:r>
-          <w:rPr>
-            <w:rStyle w:val="Hyperlink"/>
-            <w:noProof/>
-            <w:szCs w:val="28"/>
-          </w:rPr>
-          <w:t>5.2 Перечень документов и исходных данных для разработки АС</w:t>
-        </w:r>
-        <w:r>
-          <w:rPr>
-            <w:noProof/>
-            <w:webHidden/>
-            <w:szCs w:val="28"/>
-          </w:rPr>
-          <w:tab/>
-        </w:r>
-        <w:r>
-          <w:rPr>
-            <w:noProof/>
-            <w:webHidden/>
-            <w:szCs w:val="28"/>
-          </w:rPr>
-          <w:fldChar w:fldCharType="begin"/>
-        </w:r>
-        <w:r>
-          <w:rPr>
-            <w:noProof/>
-            <w:webHidden/>
-            <w:szCs w:val="28"/>
-          </w:rPr>
-          <w:instrText xml:space="preserve"> PAGEREF _Toc240361350 \h </w:instrText>
-        </w:r>
-        <w:r>
-          <w:rPr>
-            <w:noProof/>
-            <w:webHidden/>
-            <w:szCs w:val="28"/>
-          </w:rPr>
-        </w:r>
-        <w:r>
-          <w:rPr>
-            <w:noProof/>
-            <w:webHidden/>
-            <w:szCs w:val="28"/>
-          </w:rPr>
-          <w:fldChar w:fldCharType="separate"/>
-        </w:r>
-        <w:r>
-          <w:rPr>
-            <w:noProof/>
-            <w:webHidden/>
-            <w:szCs w:val="28"/>
-          </w:rPr>
-          <w:t>13</w:t>
-        </w:r>
-        <w:r>
-          <w:rPr>
-            <w:noProof/>
-            <w:webHidden/>
-            <w:szCs w:val="28"/>
-          </w:rPr>
-          <w:fldChar w:fldCharType="end"/>
-        </w:r>
-      </w:hyperlink>
-    </w:p>
-    <w:p>
-      <w:pPr>
-        <w:pStyle w:val="TOC2"/>
-        <w:tabs>
-          <w:tab w:val="right" w:leader="dot" w:pos="9345"/>
-        </w:tabs>
-        <w:rPr>
-          <w:rFonts w:asciiTheme="minorHAnsi" w:eastAsiaTheme="minorEastAsia" w:hAnsiTheme="minorHAnsi" w:cstheme="minorBidi"/>
-          <w:noProof/>
-          <w:kern w:val="2"/>
-          <w:sz w:val="24"/>
-          <w:szCs w:val="24"/>
-          <w:lang w:eastAsia="ru-RU"/>
-          <w14:ligatures w14:val="standardContextual"/>
-        </w:rPr>
-      </w:pPr>
-      <w:hyperlink w:anchor="_Toc240361351" w:history="1">
-        <w:r>
-          <w:rPr>
-            <w:rStyle w:val="Hyperlink"/>
-            <w:noProof/>
-            <w:szCs w:val="28"/>
-          </w:rPr>
-          <w:t>5.3 Перечень документов, предъявляемых по окончании соответствующих этапов работ</w:t>
-        </w:r>
-        <w:r>
-          <w:rPr>
-            <w:noProof/>
-            <w:webHidden/>
-            <w:szCs w:val="28"/>
-          </w:rPr>
-          <w:tab/>
-        </w:r>
-        <w:r>
-          <w:rPr>
-            <w:noProof/>
-            <w:webHidden/>
-            <w:szCs w:val="28"/>
-          </w:rPr>
-          <w:fldChar w:fldCharType="begin"/>
-        </w:r>
-        <w:r>
-          <w:rPr>
-            <w:noProof/>
-            <w:webHidden/>
-            <w:szCs w:val="28"/>
-          </w:rPr>
-          <w:instrText xml:space="preserve"> PAGEREF _Toc240361351 \h </w:instrText>
-        </w:r>
-        <w:r>
-          <w:rPr>
-            <w:noProof/>
-            <w:webHidden/>
-            <w:szCs w:val="28"/>
-          </w:rPr>
-        </w:r>
-        <w:r>
-          <w:rPr>
-            <w:noProof/>
-            <w:webHidden/>
-            <w:szCs w:val="28"/>
-          </w:rPr>
-          <w:fldChar w:fldCharType="separate"/>
-        </w:r>
-        <w:r>
-          <w:rPr>
-            <w:noProof/>
-            <w:webHidden/>
-            <w:szCs w:val="28"/>
-          </w:rPr>
-          <w:t>13</w:t>
-        </w:r>
-        <w:r>
-          <w:rPr>
-            <w:noProof/>
-            <w:webHidden/>
-            <w:szCs w:val="28"/>
-          </w:rPr>
-          <w:fldChar w:fldCharType="end"/>
-        </w:r>
-      </w:hyperlink>
-    </w:p>
-    <w:p>
-      <w:pPr>
-        <w:pStyle w:val="TOC1"/>
-        <w:jc w:val="both"/>
-        <w:rPr>
-          <w:rFonts w:asciiTheme="minorHAnsi" w:eastAsiaTheme="minorEastAsia" w:hAnsiTheme="minorHAnsi" w:cstheme="minorBidi"/>
-          <w:b w:val="0"/>
-          <w:bCs w:val="0"/>
-          <w:noProof/>
-          <w:kern w:val="2"/>
-          <w:sz w:val="24"/>
-          <w:szCs w:val="24"/>
-          <w:lang w:eastAsia="ru-RU"/>
-          <w14:ligatures w14:val="standardContextual"/>
-        </w:rPr>
-      </w:pPr>
-      <w:hyperlink w:anchor="_Toc240361352" w:history="1">
-        <w:r>
-          <w:rPr>
-            <w:rStyle w:val="Hyperlink"/>
-            <w:b w:val="0"/>
-            <w:bCs w:val="0"/>
-            <w:noProof/>
-            <w:szCs w:val="28"/>
-          </w:rPr>
-          <w:t>6 ПОРЯДОК КОНТРОЛЯ И ПРИЕМКИ АВТОМАТИЗИРОВАННОЙ СИСТЕМЫ</w:t>
-        </w:r>
-        <w:r>
-          <w:rPr>
-            <w:b w:val="0"/>
-            <w:bCs w:val="0"/>
-            <w:noProof/>
-            <w:webHidden/>
-            <w:szCs w:val="28"/>
-          </w:rPr>
-          <w:tab/>
-        </w:r>
-        <w:r>
-          <w:rPr>
-            <w:b w:val="0"/>
-            <w:bCs w:val="0"/>
-            <w:noProof/>
-            <w:webHidden/>
-            <w:szCs w:val="28"/>
-          </w:rPr>
-          <w:fldChar w:fldCharType="begin"/>
-        </w:r>
-        <w:r>
-          <w:rPr>
-            <w:b w:val="0"/>
-            <w:bCs w:val="0"/>
-            <w:noProof/>
-            <w:webHidden/>
-            <w:szCs w:val="28"/>
-          </w:rPr>
-          <w:instrText xml:space="preserve"> PAGEREF _Toc240361352 \h </w:instrText>
-        </w:r>
-        <w:r>
-          <w:rPr>
-            <w:b w:val="0"/>
-            <w:bCs w:val="0"/>
-            <w:noProof/>
-            <w:webHidden/>
-            <w:szCs w:val="28"/>
-          </w:rPr>
-        </w:r>
-        <w:r>
-          <w:rPr>
-            <w:b w:val="0"/>
-            <w:bCs w:val="0"/>
-            <w:noProof/>
-            <w:webHidden/>
-            <w:szCs w:val="28"/>
-          </w:rPr>
-          <w:fldChar w:fldCharType="separate"/>
-        </w:r>
-        <w:r>
-          <w:rPr>
-            <w:b w:val="0"/>
-            <w:bCs w:val="0"/>
-            <w:noProof/>
-            <w:webHidden/>
-            <w:szCs w:val="28"/>
-          </w:rPr>
-          <w:t>14</w:t>
-        </w:r>
-        <w:r>
-          <w:rPr>
-            <w:b w:val="0"/>
-            <w:bCs w:val="0"/>
-            <w:noProof/>
-            <w:webHidden/>
-            <w:szCs w:val="28"/>
-          </w:rPr>
-          <w:fldChar w:fldCharType="end"/>
-        </w:r>
-      </w:hyperlink>
-    </w:p>
-    <w:p>
-      <w:pPr>
-        <w:pStyle w:val="TOC2"/>
-        <w:tabs>
-          <w:tab w:val="right" w:leader="dot" w:pos="9345"/>
-        </w:tabs>
-        <w:rPr>
-          <w:rFonts w:asciiTheme="minorHAnsi" w:eastAsiaTheme="minorEastAsia" w:hAnsiTheme="minorHAnsi" w:cstheme="minorBidi"/>
-          <w:noProof/>
-          <w:kern w:val="2"/>
-          <w:sz w:val="24"/>
-          <w:szCs w:val="24"/>
-          <w:lang w:eastAsia="ru-RU"/>
-          <w14:ligatures w14:val="standardContextual"/>
-        </w:rPr>
-      </w:pPr>
-      <w:hyperlink w:anchor="_Toc240361353" w:history="1">
-        <w:r>
-          <w:rPr>
-            <w:rStyle w:val="Hyperlink"/>
-            <w:noProof/>
-            <w:szCs w:val="28"/>
-          </w:rPr>
-          <w:t>6.1 Виды, состав и методы испытаний АС и ее составных частей</w:t>
-        </w:r>
-        <w:r>
-          <w:rPr>
-            <w:noProof/>
-            <w:webHidden/>
-            <w:szCs w:val="28"/>
-          </w:rPr>
-          <w:tab/>
-        </w:r>
-        <w:r>
-          <w:rPr>
-            <w:noProof/>
-            <w:webHidden/>
-            <w:szCs w:val="28"/>
-          </w:rPr>
-          <w:fldChar w:fldCharType="begin"/>
-        </w:r>
-        <w:r>
-          <w:rPr>
-            <w:noProof/>
-            <w:webHidden/>
-            <w:szCs w:val="28"/>
-          </w:rPr>
-          <w:instrText xml:space="preserve"> PAGEREF _Toc240361353 \h </w:instrText>
-        </w:r>
-        <w:r>
-          <w:rPr>
-            <w:noProof/>
-            <w:webHidden/>
-            <w:szCs w:val="28"/>
-          </w:rPr>
-        </w:r>
-        <w:r>
-          <w:rPr>
-            <w:noProof/>
-            <w:webHidden/>
-            <w:szCs w:val="28"/>
-          </w:rPr>
-          <w:fldChar w:fldCharType="separate"/>
-        </w:r>
-        <w:r>
-          <w:rPr>
-            <w:noProof/>
-            <w:webHidden/>
-            <w:szCs w:val="28"/>
-          </w:rPr>
-          <w:t>14</w:t>
-        </w:r>
-        <w:r>
-          <w:rPr>
-            <w:noProof/>
-            <w:webHidden/>
-            <w:szCs w:val="28"/>
-          </w:rPr>
-          <w:fldChar w:fldCharType="end"/>
-        </w:r>
-      </w:hyperlink>
-    </w:p>
-    <w:p>
-      <w:pPr>
-        <w:pStyle w:val="TOC2"/>
-        <w:tabs>
-          <w:tab w:val="right" w:leader="dot" w:pos="9345"/>
-        </w:tabs>
-        <w:rPr>
-          <w:rFonts w:asciiTheme="minorHAnsi" w:eastAsiaTheme="minorEastAsia" w:hAnsiTheme="minorHAnsi" w:cstheme="minorBidi"/>
-          <w:noProof/>
-          <w:kern w:val="2"/>
-          <w:sz w:val="24"/>
-          <w:szCs w:val="24"/>
-          <w:lang w:eastAsia="ru-RU"/>
-          <w14:ligatures w14:val="standardContextual"/>
-        </w:rPr>
-      </w:pPr>
-      <w:hyperlink w:anchor="_Toc240361354" w:history="1">
-        <w:r>
-          <w:rPr>
-            <w:rStyle w:val="Hyperlink"/>
-            <w:noProof/>
-            <w:szCs w:val="28"/>
-          </w:rPr>
-          <w:t>6.2 Общие требования к приёмке работ по стадиям</w:t>
-        </w:r>
-        <w:r>
-          <w:rPr>
-            <w:noProof/>
-            <w:webHidden/>
-            <w:szCs w:val="28"/>
-          </w:rPr>
-          <w:tab/>
-        </w:r>
-        <w:r>
-          <w:rPr>
-            <w:noProof/>
-            <w:webHidden/>
-            <w:szCs w:val="28"/>
-          </w:rPr>
-          <w:fldChar w:fldCharType="begin"/>
-        </w:r>
-        <w:r>
-          <w:rPr>
-            <w:noProof/>
-            <w:webHidden/>
-            <w:szCs w:val="28"/>
-          </w:rPr>
-          <w:instrText xml:space="preserve"> PAGEREF _Toc240361354 \h </w:instrText>
-        </w:r>
-        <w:r>
-          <w:rPr>
-            <w:noProof/>
-            <w:webHidden/>
-            <w:szCs w:val="28"/>
-          </w:rPr>
-        </w:r>
-        <w:r>
-          <w:rPr>
-            <w:noProof/>
-            <w:webHidden/>
-            <w:szCs w:val="28"/>
-          </w:rPr>
-          <w:fldChar w:fldCharType="separate"/>
-        </w:r>
-        <w:r>
-          <w:rPr>
-            <w:noProof/>
-            <w:webHidden/>
-            <w:szCs w:val="28"/>
-          </w:rPr>
-          <w:t>14</w:t>
-        </w:r>
-        <w:r>
-          <w:rPr>
-            <w:noProof/>
-            <w:webHidden/>
-            <w:szCs w:val="28"/>
-          </w:rPr>
-          <w:fldChar w:fldCharType="end"/>
-        </w:r>
-      </w:hyperlink>
-    </w:p>
-    <w:p>
-      <w:pPr>
-        <w:pStyle w:val="TOC1"/>
-        <w:rPr>
-          <w:rFonts w:asciiTheme="minorHAnsi" w:eastAsiaTheme="minorEastAsia" w:hAnsiTheme="minorHAnsi" w:cstheme="minorBidi"/>
-          <w:b w:val="0"/>
-          <w:bCs w:val="0"/>
-          <w:noProof/>
-          <w:kern w:val="2"/>
-          <w:sz w:val="24"/>
-          <w:szCs w:val="24"/>
-          <w:lang w:eastAsia="ru-RU"/>
-          <w14:ligatures w14:val="standardContextual"/>
-        </w:rPr>
-      </w:pPr>
-      <w:hyperlink w:anchor="_Toc240361355" w:history="1">
-        <w:r>
-          <w:rPr>
-            <w:rStyle w:val="Hyperlink"/>
-            <w:b w:val="0"/>
-            <w:bCs w:val="0"/>
-            <w:noProof/>
-            <w:szCs w:val="28"/>
-          </w:rPr>
-          <w:t>7 ТРЕБОВАНИЯ К ДОКУМЕНТИРОВАНИЮ</w:t>
-        </w:r>
-        <w:r>
-          <w:rPr>
-            <w:b w:val="0"/>
-            <w:bCs w:val="0"/>
-            <w:noProof/>
-            <w:webHidden/>
-            <w:szCs w:val="28"/>
-          </w:rPr>
-          <w:tab/>
-        </w:r>
-        <w:r>
-          <w:rPr>
-            <w:b w:val="0"/>
-            <w:bCs w:val="0"/>
-            <w:noProof/>
-            <w:webHidden/>
-            <w:szCs w:val="28"/>
-          </w:rPr>
-          <w:fldChar w:fldCharType="begin"/>
-        </w:r>
-        <w:r>
-          <w:rPr>
-            <w:b w:val="0"/>
-            <w:bCs w:val="0"/>
-            <w:noProof/>
-            <w:webHidden/>
-            <w:szCs w:val="28"/>
-          </w:rPr>
-          <w:instrText xml:space="preserve"> PAGEREF _Toc240361355 \h </w:instrText>
-        </w:r>
-        <w:r>
-          <w:rPr>
-            <w:b w:val="0"/>
-            <w:bCs w:val="0"/>
-            <w:noProof/>
-            <w:webHidden/>
-            <w:szCs w:val="28"/>
-          </w:rPr>
-        </w:r>
-        <w:r>
-          <w:rPr>
-            <w:b w:val="0"/>
-            <w:bCs w:val="0"/>
-            <w:noProof/>
-            <w:webHidden/>
-            <w:szCs w:val="28"/>
-          </w:rPr>
-          <w:fldChar w:fldCharType="separate"/>
-        </w:r>
-        <w:r>
-          <w:rPr>
-            <w:b w:val="0"/>
-            <w:bCs w:val="0"/>
-            <w:noProof/>
-            <w:webHidden/>
-            <w:szCs w:val="28"/>
-          </w:rPr>
-          <w:t>16</w:t>
-        </w:r>
-        <w:r>
-          <w:rPr>
-            <w:b w:val="0"/>
-            <w:bCs w:val="0"/>
-            <w:noProof/>
-            <w:webHidden/>
-            <w:szCs w:val="28"/>
-          </w:rPr>
-          <w:fldChar w:fldCharType="end"/>
-        </w:r>
-      </w:hyperlink>
-    </w:p>
-    <w:p>
-      <w:pPr>
-        <w:pStyle w:val="TOC2"/>
-        <w:tabs>
-          <w:tab w:val="right" w:leader="dot" w:pos="9345"/>
-        </w:tabs>
-        <w:rPr>
-          <w:rFonts w:asciiTheme="minorHAnsi" w:eastAsiaTheme="minorEastAsia" w:hAnsiTheme="minorHAnsi" w:cstheme="minorBidi"/>
-          <w:noProof/>
-          <w:kern w:val="2"/>
-          <w:sz w:val="24"/>
-          <w:szCs w:val="24"/>
-          <w:lang w:eastAsia="ru-RU"/>
-          <w14:ligatures w14:val="standardContextual"/>
-        </w:rPr>
-      </w:pPr>
-      <w:hyperlink w:anchor="_Toc240361356" w:history="1">
-        <w:r>
-          <w:rPr>
-            <w:rStyle w:val="Hyperlink"/>
-            <w:noProof/>
-            <w:szCs w:val="28"/>
-          </w:rPr>
-          <w:t>7.1 Перечень подлежащих разработке документов</w:t>
-        </w:r>
-        <w:r>
-          <w:rPr>
-            <w:noProof/>
-            <w:webHidden/>
-            <w:szCs w:val="28"/>
-          </w:rPr>
-          <w:tab/>
-        </w:r>
-        <w:r>
-          <w:rPr>
-            <w:noProof/>
-            <w:webHidden/>
-            <w:szCs w:val="28"/>
-          </w:rPr>
-          <w:fldChar w:fldCharType="begin"/>
-        </w:r>
-        <w:r>
-          <w:rPr>
-            <w:noProof/>
-            <w:webHidden/>
-            <w:szCs w:val="28"/>
-          </w:rPr>
-          <w:instrText xml:space="preserve"> PAGEREF _Toc240361356 \h </w:instrText>
-        </w:r>
-        <w:r>
-          <w:rPr>
-            <w:noProof/>
-            <w:webHidden/>
-            <w:szCs w:val="28"/>
-          </w:rPr>
-        </w:r>
-        <w:r>
-          <w:rPr>
-            <w:noProof/>
-            <w:webHidden/>
-            <w:szCs w:val="28"/>
-          </w:rPr>
-          <w:fldChar w:fldCharType="separate"/>
-        </w:r>
-        <w:r>
-          <w:rPr>
-            <w:noProof/>
-            <w:webHidden/>
-            <w:szCs w:val="28"/>
-          </w:rPr>
-          <w:t>16</w:t>
-        </w:r>
-        <w:r>
-          <w:rPr>
-            <w:noProof/>
-            <w:webHidden/>
-            <w:szCs w:val="28"/>
-          </w:rPr>
-          <w:fldChar w:fldCharType="end"/>
-        </w:r>
-      </w:hyperlink>
-    </w:p>
-    <w:p>
-      <w:pPr>
-        <w:pStyle w:val="TOC2"/>
-        <w:tabs>
-          <w:tab w:val="right" w:leader="dot" w:pos="9345"/>
-        </w:tabs>
-        <w:rPr>
-          <w:rFonts w:asciiTheme="minorHAnsi" w:eastAsiaTheme="minorEastAsia" w:hAnsiTheme="minorHAnsi" w:cstheme="minorBidi"/>
-          <w:noProof/>
-          <w:kern w:val="2"/>
-          <w:sz w:val="24"/>
-          <w:szCs w:val="24"/>
-          <w:lang w:eastAsia="ru-RU"/>
-          <w14:ligatures w14:val="standardContextual"/>
-        </w:rPr>
-      </w:pPr>
-      <w:hyperlink w:anchor="_Toc240361357" w:history="1">
-        <w:r>
-          <w:rPr>
-            <w:rStyle w:val="Hyperlink"/>
-            <w:noProof/>
-            <w:szCs w:val="28"/>
-          </w:rPr>
-          <w:t>7.2 Вид представления и количество документов</w:t>
-        </w:r>
-        <w:r>
-          <w:rPr>
-            <w:noProof/>
-            <w:webHidden/>
-            <w:szCs w:val="28"/>
-          </w:rPr>
-          <w:tab/>
-        </w:r>
-        <w:r>
-          <w:rPr>
-            <w:noProof/>
-            <w:webHidden/>
-            <w:szCs w:val="28"/>
-          </w:rPr>
-          <w:fldChar w:fldCharType="begin"/>
-        </w:r>
-        <w:r>
-          <w:rPr>
-            <w:noProof/>
-            <w:webHidden/>
-            <w:szCs w:val="28"/>
-          </w:rPr>
-          <w:instrText xml:space="preserve"> PAGEREF _Toc240361357 \h </w:instrText>
-        </w:r>
-        <w:r>
-          <w:rPr>
-            <w:noProof/>
-            <w:webHidden/>
-            <w:szCs w:val="28"/>
-          </w:rPr>
-        </w:r>
-        <w:r>
-          <w:rPr>
-            <w:noProof/>
-            <w:webHidden/>
-            <w:szCs w:val="28"/>
-          </w:rPr>
-          <w:fldChar w:fldCharType="separate"/>
-        </w:r>
-        <w:r>
-          <w:rPr>
-            <w:noProof/>
-            <w:webHidden/>
-            <w:szCs w:val="28"/>
-          </w:rPr>
-          <w:t>16</w:t>
-        </w:r>
-        <w:r>
-          <w:rPr>
-            <w:noProof/>
-            <w:webHidden/>
-            <w:szCs w:val="28"/>
-          </w:rPr>
-          <w:fldChar w:fldCharType="end"/>
-        </w:r>
-      </w:hyperlink>
-    </w:p>
-    <w:p>
-      <w:pPr>
-        <w:pStyle w:val="TOC2"/>
-        <w:tabs>
-          <w:tab w:val="right" w:leader="dot" w:pos="9345"/>
-        </w:tabs>
-        <w:rPr>
-          <w:rFonts w:asciiTheme="minorHAnsi" w:eastAsiaTheme="minorEastAsia" w:hAnsiTheme="minorHAnsi" w:cstheme="minorBidi"/>
-          <w:noProof/>
-          <w:kern w:val="2"/>
-          <w:sz w:val="24"/>
-          <w:szCs w:val="24"/>
-          <w:lang w:eastAsia="ru-RU"/>
-          <w14:ligatures w14:val="standardContextual"/>
-        </w:rPr>
-      </w:pPr>
-      <w:hyperlink w:anchor="_Toc240361358" w:history="1">
-        <w:r>
-          <w:rPr>
-            <w:rStyle w:val="Hyperlink"/>
-            <w:noProof/>
-            <w:szCs w:val="28"/>
-          </w:rPr>
-          <w:t>7.3 Требования по использованию ЕСКД и ЕСПД при разработке документов</w:t>
-        </w:r>
-        <w:r>
-          <w:rPr>
-            <w:noProof/>
-            <w:webHidden/>
-            <w:szCs w:val="28"/>
-          </w:rPr>
-          <w:tab/>
-        </w:r>
-        <w:r>
-          <w:rPr>
-            <w:noProof/>
-            <w:webHidden/>
-            <w:szCs w:val="28"/>
-          </w:rPr>
-          <w:fldChar w:fldCharType="begin"/>
-        </w:r>
-        <w:r>
-          <w:rPr>
-            <w:noProof/>
-            <w:webHidden/>
-            <w:szCs w:val="28"/>
-          </w:rPr>
-          <w:instrText xml:space="preserve"> PAGEREF _Toc240361358 \h </w:instrText>
-        </w:r>
-        <w:r>
-          <w:rPr>
-            <w:noProof/>
-            <w:webHidden/>
-            <w:szCs w:val="28"/>
-          </w:rPr>
-        </w:r>
-        <w:r>
-          <w:rPr>
-            <w:noProof/>
-            <w:webHidden/>
-            <w:szCs w:val="28"/>
-          </w:rPr>
-          <w:fldChar w:fldCharType="separate"/>
-        </w:r>
-        <w:r>
-          <w:rPr>
-            <w:noProof/>
-            <w:webHidden/>
-            <w:szCs w:val="28"/>
-          </w:rPr>
-          <w:t>16</w:t>
-        </w:r>
-        <w:r>
-          <w:rPr>
-            <w:noProof/>
-            <w:webHidden/>
-            <w:szCs w:val="28"/>
-          </w:rPr>
-          <w:fldChar w:fldCharType="end"/>
-        </w:r>
-      </w:hyperlink>
-    </w:p>
-    <w:p>
-      <w:pPr>
-        <w:pStyle w:val="TOC1"/>
-        <w:rPr>
-          <w:rFonts w:asciiTheme="minorHAnsi" w:eastAsiaTheme="minorEastAsia" w:hAnsiTheme="minorHAnsi" w:cstheme="minorBidi"/>
-          <w:b w:val="0"/>
-          <w:bCs w:val="0"/>
-          <w:noProof/>
-          <w:kern w:val="2"/>
-          <w:sz w:val="24"/>
-          <w:szCs w:val="24"/>
-          <w:lang w:eastAsia="ru-RU"/>
-          <w14:ligatures w14:val="standardContextual"/>
-        </w:rPr>
-      </w:pPr>
-      <w:hyperlink w:anchor="_Toc240361359" w:history="1">
-        <w:r>
-          <w:rPr>
-            <w:rStyle w:val="Hyperlink"/>
-            <w:b w:val="0"/>
-            <w:bCs w:val="0"/>
-            <w:noProof/>
-            <w:szCs w:val="28"/>
-          </w:rPr>
-          <w:t>8 ИСТОЧНИКИ РАЗРАБОТКИ</w:t>
-        </w:r>
-        <w:r>
-          <w:rPr>
-            <w:b w:val="0"/>
-            <w:bCs w:val="0"/>
-            <w:noProof/>
-            <w:webHidden/>
-            <w:szCs w:val="28"/>
-          </w:rPr>
-          <w:tab/>
-        </w:r>
-        <w:r>
-          <w:rPr>
-            <w:b w:val="0"/>
-            <w:bCs w:val="0"/>
-            <w:noProof/>
-            <w:webHidden/>
-            <w:szCs w:val="28"/>
-          </w:rPr>
-          <w:fldChar w:fldCharType="begin"/>
-        </w:r>
-        <w:r>
-          <w:rPr>
-            <w:b w:val="0"/>
-            <w:bCs w:val="0"/>
-            <w:noProof/>
-            <w:webHidden/>
-            <w:szCs w:val="28"/>
-          </w:rPr>
-          <w:instrText xml:space="preserve"> PAGEREF _Toc240361359 \h </w:instrText>
-        </w:r>
-        <w:r>
-          <w:rPr>
-            <w:b w:val="0"/>
-            <w:bCs w:val="0"/>
-            <w:noProof/>
-            <w:webHidden/>
-            <w:szCs w:val="28"/>
-          </w:rPr>
-        </w:r>
-        <w:r>
-          <w:rPr>
-            <w:b w:val="0"/>
-            <w:bCs w:val="0"/>
-            <w:noProof/>
-            <w:webHidden/>
-            <w:szCs w:val="28"/>
-          </w:rPr>
-          <w:fldChar w:fldCharType="separate"/>
-        </w:r>
-        <w:r>
-          <w:rPr>
-            <w:b w:val="0"/>
-            <w:bCs w:val="0"/>
-            <w:noProof/>
-            <w:webHidden/>
-            <w:szCs w:val="28"/>
-          </w:rPr>
-          <w:t>18</w:t>
-        </w:r>
-        <w:r>
-          <w:rPr>
-            <w:b w:val="0"/>
-            <w:bCs w:val="0"/>
-            <w:noProof/>
-            <w:webHidden/>
-            <w:szCs w:val="28"/>
           </w:rPr>
           <w:fldChar w:fldCharType="end"/>
         </w:r>
@@ -2771,9 +3876,9 @@
           <w:lang w:eastAsia="zh-CN"/>
         </w:rPr>
       </w:pPr>
-      <w:bookmarkStart w:id="4" w:name="_Toc178595972"/>
-      <w:bookmarkStart w:id="5" w:name="_Toc240213975"/>
-      <w:bookmarkStart w:id="6" w:name="_Toc240361334"/>
+      <w:bookmarkStart w:id="3" w:name="_Toc178595972"/>
+      <w:bookmarkStart w:id="4" w:name="_Toc240213975"/>
+      <w:bookmarkStart w:id="5" w:name="_Toc242262580"/>
       <w:r>
         <w:rPr>
           <w:rFonts w:eastAsia="SimSun"/>
@@ -2785,9 +3890,9 @@
         <w:lastRenderedPageBreak/>
         <w:t>1 ОБЩИЕ СВЕДЕНИЯ</w:t>
       </w:r>
+      <w:bookmarkEnd w:id="3"/>
       <w:bookmarkEnd w:id="4"/>
       <w:bookmarkEnd w:id="5"/>
-      <w:bookmarkEnd w:id="6"/>
     </w:p>
     <w:p>
       <w:pPr>
@@ -2811,9 +3916,9 @@
           <w:lang w:eastAsia="zh-CN"/>
         </w:rPr>
       </w:pPr>
-      <w:bookmarkStart w:id="7" w:name="_Toc178595973"/>
-      <w:bookmarkStart w:id="8" w:name="_Toc240213976"/>
-      <w:bookmarkStart w:id="9" w:name="_Toc240361335"/>
+      <w:bookmarkStart w:id="6" w:name="_Toc178595973"/>
+      <w:bookmarkStart w:id="7" w:name="_Toc240213976"/>
+      <w:bookmarkStart w:id="8" w:name="_Toc242262581"/>
       <w:r>
         <w:rPr>
           <w:rFonts w:eastAsia="SimSun"/>
@@ -2822,86 +3927,86 @@
         </w:rPr>
         <w:t>1.1 Полное наименование автоматизированной системы и её условное обозначение</w:t>
       </w:r>
+      <w:bookmarkEnd w:id="6"/>
       <w:bookmarkEnd w:id="7"/>
       <w:bookmarkEnd w:id="8"/>
+    </w:p>
+    <w:p>
+      <w:pPr>
+        <w:rPr>
+          <w:rFonts w:eastAsia="SimSun"/>
+          <w:szCs w:val="28"/>
+          <w:lang w:eastAsia="zh-CN"/>
+        </w:rPr>
+      </w:pPr>
+    </w:p>
+    <w:p>
+      <w:pPr>
+        <w:rPr>
+          <w:rFonts w:eastAsia="SimSun"/>
+          <w:szCs w:val="28"/>
+          <w:lang w:eastAsia="zh-CN"/>
+        </w:rPr>
+      </w:pPr>
+      <w:r>
+        <w:rPr>
+          <w:rFonts w:eastAsia="SimSun"/>
+          <w:szCs w:val="28"/>
+          <w:lang w:eastAsia="zh-CN"/>
+        </w:rPr>
+        <w:t>Полное наименование системы: плагин «Эксцентриковая шайба» для системы автоматизированного проектирования (САПР) nanoCAD.</w:t>
+      </w:r>
+    </w:p>
+    <w:p>
+      <w:pPr>
+        <w:rPr>
+          <w:rFonts w:eastAsia="SimSun"/>
+          <w:szCs w:val="28"/>
+          <w:lang w:eastAsia="zh-CN"/>
+        </w:rPr>
+      </w:pPr>
+      <w:r>
+        <w:rPr>
+          <w:rFonts w:eastAsia="SimSun"/>
+          <w:szCs w:val="28"/>
+          <w:lang w:eastAsia="zh-CN"/>
+        </w:rPr>
+        <w:t>Условное обозначение: WasherPlugin.</w:t>
+      </w:r>
+    </w:p>
+    <w:p>
+      <w:pPr>
+        <w:ind w:firstLine="0"/>
+        <w:rPr>
+          <w:rFonts w:eastAsia="SimSun"/>
+          <w:szCs w:val="28"/>
+          <w:lang w:eastAsia="zh-CN"/>
+        </w:rPr>
+      </w:pPr>
+    </w:p>
+    <w:p>
+      <w:pPr>
+        <w:pStyle w:val="Heading2"/>
+        <w:rPr>
+          <w:rFonts w:eastAsia="SimSun"/>
+          <w:szCs w:val="26"/>
+          <w:lang w:eastAsia="zh-CN"/>
+        </w:rPr>
+      </w:pPr>
+      <w:bookmarkStart w:id="9" w:name="_Toc178595974"/>
+      <w:bookmarkStart w:id="10" w:name="_Toc240213977"/>
+      <w:bookmarkStart w:id="11" w:name="_Toc242262582"/>
+      <w:r>
+        <w:rPr>
+          <w:rFonts w:eastAsia="SimSun"/>
+          <w:szCs w:val="26"/>
+          <w:lang w:eastAsia="zh-CN"/>
+        </w:rPr>
+        <w:t>1.2 Наименование заказчика</w:t>
+      </w:r>
       <w:bookmarkEnd w:id="9"/>
-    </w:p>
-    <w:p>
-      <w:pPr>
-        <w:rPr>
-          <w:rFonts w:eastAsia="SimSun"/>
-          <w:szCs w:val="28"/>
-          <w:lang w:eastAsia="zh-CN"/>
-        </w:rPr>
-      </w:pPr>
-    </w:p>
-    <w:p>
-      <w:pPr>
-        <w:rPr>
-          <w:rFonts w:eastAsia="SimSun"/>
-          <w:szCs w:val="28"/>
-          <w:lang w:eastAsia="zh-CN"/>
-        </w:rPr>
-      </w:pPr>
-      <w:r>
-        <w:rPr>
-          <w:rFonts w:eastAsia="SimSun"/>
-          <w:szCs w:val="28"/>
-          <w:lang w:eastAsia="zh-CN"/>
-        </w:rPr>
-        <w:t>Полное наименование системы: плагин «Эксцентриковая шайба» для системы автоматизированного проектирования (САПР) nanoCAD.</w:t>
-      </w:r>
-    </w:p>
-    <w:p>
-      <w:pPr>
-        <w:rPr>
-          <w:rFonts w:eastAsia="SimSun"/>
-          <w:szCs w:val="28"/>
-          <w:lang w:eastAsia="zh-CN"/>
-        </w:rPr>
-      </w:pPr>
-      <w:r>
-        <w:rPr>
-          <w:rFonts w:eastAsia="SimSun"/>
-          <w:szCs w:val="28"/>
-          <w:lang w:eastAsia="zh-CN"/>
-        </w:rPr>
-        <w:t>Условное обозначение: WasherPlugin.</w:t>
-      </w:r>
-    </w:p>
-    <w:p>
-      <w:pPr>
-        <w:ind w:firstLine="0"/>
-        <w:rPr>
-          <w:rFonts w:eastAsia="SimSun"/>
-          <w:szCs w:val="28"/>
-          <w:lang w:eastAsia="zh-CN"/>
-        </w:rPr>
-      </w:pPr>
-    </w:p>
-    <w:p>
-      <w:pPr>
-        <w:pStyle w:val="Heading2"/>
-        <w:rPr>
-          <w:rFonts w:eastAsia="SimSun"/>
-          <w:szCs w:val="26"/>
-          <w:lang w:eastAsia="zh-CN"/>
-        </w:rPr>
-      </w:pPr>
-      <w:bookmarkStart w:id="10" w:name="_Toc178595974"/>
-      <w:bookmarkStart w:id="11" w:name="_Toc240213977"/>
-      <w:bookmarkStart w:id="12" w:name="_Toc240361336"/>
-      <w:r>
-        <w:rPr>
-          <w:rFonts w:eastAsia="SimSun"/>
-          <w:szCs w:val="26"/>
-          <w:lang w:eastAsia="zh-CN"/>
-        </w:rPr>
-        <w:t>1.2 Наименование заказчика</w:t>
-      </w:r>
       <w:bookmarkEnd w:id="10"/>
       <w:bookmarkEnd w:id="11"/>
-      <w:bookmarkEnd w:id="12"/>
     </w:p>
     <w:p>
       <w:pPr>
@@ -3034,8 +4139,8 @@
           <w:lang w:eastAsia="zh-CN"/>
         </w:rPr>
       </w:pPr>
+      <w:commentRangeStart w:id="12"/>
       <w:commentRangeStart w:id="13"/>
-      <w:commentRangeStart w:id="14"/>
       <w:r>
         <w:rPr>
           <w:rFonts w:eastAsia="SimSun"/>
@@ -3044,7 +4149,7 @@
         </w:rPr>
         <w:t xml:space="preserve">Заказчиком работ является: кандидат технических наук, доцент КСУП Калентьев Алексей Анатольевич. </w:t>
       </w:r>
-      <w:commentRangeEnd w:id="13"/>
+      <w:commentRangeEnd w:id="12"/>
       <w:r>
         <w:rPr>
           <w:rStyle w:val="CommentReference"/>
@@ -3053,9 +4158,9 @@
           <w:szCs w:val="28"/>
           <w:lang w:eastAsia="zh-CN"/>
         </w:rPr>
-        <w:commentReference w:id="13"/>
-      </w:r>
-      <w:commentRangeEnd w:id="14"/>
+        <w:commentReference w:id="12"/>
+      </w:r>
+      <w:commentRangeEnd w:id="13"/>
       <w:r>
         <w:rPr>
           <w:rStyle w:val="CommentReference"/>
@@ -3064,7 +4169,7 @@
           <w:szCs w:val="28"/>
           <w:lang w:eastAsia="zh-CN"/>
         </w:rPr>
-        <w:commentReference w:id="14"/>
+        <w:commentReference w:id="13"/>
       </w:r>
     </w:p>
     <w:p>
@@ -3128,9 +4233,9 @@
           <w:lang w:eastAsia="zh-CN"/>
         </w:rPr>
       </w:pPr>
-      <w:bookmarkStart w:id="15" w:name="_Toc178595975"/>
-      <w:bookmarkStart w:id="16" w:name="_Toc240213978"/>
-      <w:bookmarkStart w:id="17" w:name="_Toc240361337"/>
+      <w:bookmarkStart w:id="14" w:name="_Toc178595975"/>
+      <w:bookmarkStart w:id="15" w:name="_Toc240213978"/>
+      <w:bookmarkStart w:id="16" w:name="_Toc242262583"/>
       <w:r>
         <w:rPr>
           <w:rFonts w:eastAsia="SimSun"/>
@@ -3139,9 +4244,9 @@
         </w:rPr>
         <w:t>1.3 Перечень документов, на основании которых создается АС</w:t>
       </w:r>
+      <w:bookmarkEnd w:id="14"/>
       <w:bookmarkEnd w:id="15"/>
       <w:bookmarkEnd w:id="16"/>
-      <w:bookmarkEnd w:id="17"/>
     </w:p>
     <w:p>
       <w:pPr>
@@ -3221,8 +4326,8 @@
           <w:lang w:eastAsia="zh-CN"/>
         </w:rPr>
       </w:pPr>
+      <w:commentRangeStart w:id="17"/>
       <w:commentRangeStart w:id="18"/>
-      <w:commentRangeStart w:id="19"/>
       <w:r>
         <w:rPr>
           <w:rFonts w:eastAsia="SimSun"/>
@@ -3230,7 +4335,7 @@
         </w:rPr>
         <w:t>− ГОСТ 19.103-77 «Единая система программной документации. Обозначения программ и программных документов» [4].</w:t>
       </w:r>
-      <w:commentRangeEnd w:id="18"/>
+      <w:commentRangeEnd w:id="17"/>
       <w:r>
         <w:rPr>
           <w:rStyle w:val="CommentReference"/>
@@ -3239,9 +4344,9 @@
           <w:szCs w:val="22"/>
           <w:lang w:eastAsia="zh-CN"/>
         </w:rPr>
-        <w:commentReference w:id="18"/>
-      </w:r>
-      <w:commentRangeEnd w:id="19"/>
+        <w:commentReference w:id="17"/>
+      </w:r>
+      <w:commentRangeEnd w:id="18"/>
       <w:r>
         <w:rPr>
           <w:rStyle w:val="CommentReference"/>
@@ -3250,7 +4355,7 @@
           <w:szCs w:val="22"/>
           <w:lang w:eastAsia="zh-CN"/>
         </w:rPr>
-        <w:commentReference w:id="19"/>
+        <w:commentReference w:id="18"/>
       </w:r>
     </w:p>
     <w:p>
@@ -3271,8 +4376,8 @@
           <w:lang w:eastAsia="zh-CN"/>
         </w:rPr>
       </w:pPr>
-      <w:bookmarkStart w:id="20" w:name="_Toc178595976"/>
-      <w:bookmarkStart w:id="21" w:name="_Toc240361338"/>
+      <w:bookmarkStart w:id="19" w:name="_Toc178595976"/>
+      <w:bookmarkStart w:id="20" w:name="_Toc242262584"/>
       <w:r>
         <w:rPr>
           <w:rFonts w:eastAsia="SimSun"/>
@@ -3281,8 +4386,8 @@
         </w:rPr>
         <w:t>1.4 Плановые сроки начала и окончания работы по созданию АС</w:t>
       </w:r>
+      <w:bookmarkEnd w:id="19"/>
       <w:bookmarkEnd w:id="20"/>
-      <w:bookmarkEnd w:id="21"/>
     </w:p>
     <w:p>
       <w:pPr>
@@ -3412,8 +4517,8 @@
           <w:bCs/>
         </w:rPr>
       </w:pPr>
-      <w:bookmarkStart w:id="22" w:name="_Toc178595977"/>
-      <w:bookmarkStart w:id="23" w:name="_Toc240361339"/>
+      <w:bookmarkStart w:id="21" w:name="_Toc178595977"/>
+      <w:bookmarkStart w:id="22" w:name="_Toc242262585"/>
       <w:r>
         <w:rPr>
           <w:bCs/>
@@ -3421,21 +4526,21 @@
         <w:lastRenderedPageBreak/>
         <w:t>2 ЦЕЛИ И НАЗНАЧЕНИЕ СОЗДАНИЯ АВТОМАТИЗИРОВАННОЙ СИСТЕМЫ</w:t>
       </w:r>
+      <w:bookmarkEnd w:id="21"/>
       <w:bookmarkEnd w:id="22"/>
+    </w:p>
+    <w:p/>
+    <w:p>
+      <w:pPr>
+        <w:pStyle w:val="Heading2"/>
+      </w:pPr>
+      <w:bookmarkStart w:id="23" w:name="_Toc178595978"/>
+      <w:bookmarkStart w:id="24" w:name="_Toc242262586"/>
+      <w:r>
+        <w:t>2.1 Цели создания АС</w:t>
+      </w:r>
       <w:bookmarkEnd w:id="23"/>
-    </w:p>
-    <w:p/>
-    <w:p>
-      <w:pPr>
-        <w:pStyle w:val="Heading2"/>
-      </w:pPr>
-      <w:bookmarkStart w:id="24" w:name="_Toc178595978"/>
-      <w:bookmarkStart w:id="25" w:name="_Toc240361340"/>
-      <w:r>
-        <w:t>2.1 Цели создания АС</w:t>
-      </w:r>
       <w:bookmarkEnd w:id="24"/>
-      <w:bookmarkEnd w:id="25"/>
     </w:p>
     <w:p>
       <w:pPr>
@@ -3475,13 +4580,13 @@
       <w:pPr>
         <w:pStyle w:val="Heading2"/>
       </w:pPr>
-      <w:bookmarkStart w:id="26" w:name="_Toc178595979"/>
-      <w:bookmarkStart w:id="27" w:name="_Toc240361341"/>
+      <w:bookmarkStart w:id="25" w:name="_Toc178595979"/>
+      <w:bookmarkStart w:id="26" w:name="_Toc242262587"/>
       <w:r>
         <w:t>2.2 Назначение АС</w:t>
       </w:r>
+      <w:bookmarkEnd w:id="25"/>
       <w:bookmarkEnd w:id="26"/>
-      <w:bookmarkEnd w:id="27"/>
     </w:p>
     <w:p/>
     <w:p>
@@ -3573,23 +4678,23 @@
           <w:b w:val="0"/>
         </w:rPr>
       </w:pPr>
-      <w:bookmarkStart w:id="28" w:name="_Toc240361342"/>
+      <w:bookmarkStart w:id="27" w:name="_Toc242262588"/>
       <w:r>
         <w:lastRenderedPageBreak/>
         <w:t>3 ТРЕБОВАНИЯ К АВТОМАТИЗИРОВАННОЙ СИСТЕМЕ</w:t>
       </w:r>
+      <w:bookmarkEnd w:id="27"/>
+    </w:p>
+    <w:p/>
+    <w:p>
+      <w:pPr>
+        <w:pStyle w:val="Heading2"/>
+      </w:pPr>
+      <w:bookmarkStart w:id="28" w:name="_Toc242262589"/>
+      <w:r>
+        <w:t>3.1 Требования к структуре АС в целом</w:t>
+      </w:r>
       <w:bookmarkEnd w:id="28"/>
-    </w:p>
-    <w:p/>
-    <w:p>
-      <w:pPr>
-        <w:pStyle w:val="Heading2"/>
-      </w:pPr>
-      <w:bookmarkStart w:id="29" w:name="_Toc240361343"/>
-      <w:r>
-        <w:t>3.1 Требования к структуре АС в целом</w:t>
-      </w:r>
-      <w:bookmarkEnd w:id="29"/>
     </w:p>
     <w:p>
       <w:pPr>
@@ -3605,7 +4710,9 @@
       <w:pPr>
         <w:ind w:firstLine="0"/>
         <w:jc w:val="center"/>
-      </w:pPr>
+        <w:outlineLvl w:val="2"/>
+      </w:pPr>
+      <w:bookmarkStart w:id="29" w:name="_Toc242262590"/>
       <w:commentRangeStart w:id="30"/>
       <w:commentRangeStart w:id="31"/>
       <w:r>
@@ -3615,6 +4722,7 @@
         </w:rPr>
         <w:t>3.1.1 Требования к структуре и функционированию системы</w:t>
       </w:r>
+      <w:bookmarkEnd w:id="29"/>
       <w:commentRangeEnd w:id="30"/>
       <w:r>
         <w:rPr>
@@ -4481,7 +5589,9 @@
       <w:pPr>
         <w:ind w:firstLine="0"/>
         <w:jc w:val="center"/>
-      </w:pPr>
+        <w:outlineLvl w:val="2"/>
+      </w:pPr>
+      <w:bookmarkStart w:id="32" w:name="_Toc242262591"/>
       <w:r>
         <w:rPr>
           <w:b/>
@@ -4489,6 +5599,7 @@
         </w:rPr>
         <w:t>3.1.2 Требования к численности и квалификации персонала системы</w:t>
       </w:r>
+      <w:bookmarkEnd w:id="32"/>
     </w:p>
     <w:p>
       <w:pPr>
@@ -4515,7 +5626,9 @@
       <w:pPr>
         <w:ind w:firstLine="0"/>
         <w:jc w:val="center"/>
-      </w:pPr>
+        <w:outlineLvl w:val="2"/>
+      </w:pPr>
+      <w:bookmarkStart w:id="33" w:name="_Toc242262592"/>
       <w:r>
         <w:rPr>
           <w:b/>
@@ -4523,6 +5636,7 @@
         </w:rPr>
         <w:t>3.1.3 Показатели назначения</w:t>
       </w:r>
+      <w:bookmarkEnd w:id="33"/>
     </w:p>
     <w:p>
       <w:pPr>
@@ -4592,7 +5706,9 @@
       <w:pPr>
         <w:ind w:firstLine="0"/>
         <w:jc w:val="center"/>
-      </w:pPr>
+        <w:outlineLvl w:val="2"/>
+      </w:pPr>
+      <w:bookmarkStart w:id="34" w:name="_Toc242262593"/>
       <w:r>
         <w:rPr>
           <w:b/>
@@ -4600,6 +5716,7 @@
         </w:rPr>
         <w:t>3.1.4 Требования к надежности</w:t>
       </w:r>
+      <w:bookmarkEnd w:id="34"/>
     </w:p>
     <w:p>
       <w:pPr>
@@ -4626,7 +5743,9 @@
       <w:pPr>
         <w:ind w:firstLine="0"/>
         <w:jc w:val="center"/>
-      </w:pPr>
+        <w:outlineLvl w:val="2"/>
+      </w:pPr>
+      <w:bookmarkStart w:id="35" w:name="_Toc242262594"/>
       <w:r>
         <w:rPr>
           <w:b/>
@@ -4634,6 +5753,7 @@
         </w:rPr>
         <w:t>3.1.5 Требования к безопасности</w:t>
       </w:r>
+      <w:bookmarkEnd w:id="35"/>
     </w:p>
     <w:p>
       <w:pPr>
@@ -4660,7 +5780,9 @@
       <w:pPr>
         <w:ind w:firstLine="0"/>
         <w:jc w:val="center"/>
-      </w:pPr>
+        <w:outlineLvl w:val="2"/>
+      </w:pPr>
+      <w:bookmarkStart w:id="36" w:name="_Toc242262595"/>
       <w:r>
         <w:rPr>
           <w:b/>
@@ -4668,6 +5790,7 @@
         </w:rPr>
         <w:t>3.1.6 Требования к эргономике и технической эстетике</w:t>
       </w:r>
+      <w:bookmarkEnd w:id="36"/>
     </w:p>
     <w:p>
       <w:pPr>
@@ -4712,7 +5835,9 @@
       <w:pPr>
         <w:ind w:firstLine="0"/>
         <w:jc w:val="center"/>
-      </w:pPr>
+        <w:outlineLvl w:val="2"/>
+      </w:pPr>
+      <w:bookmarkStart w:id="37" w:name="_Toc242262596"/>
       <w:r>
         <w:rPr>
           <w:b/>
@@ -4720,6 +5845,7 @@
         </w:rPr>
         <w:t>3.1.7 Требования к эксплуатации, техническому обслуживанию, ремонту и хранению компонентов системы</w:t>
       </w:r>
+      <w:bookmarkEnd w:id="37"/>
     </w:p>
     <w:p>
       <w:pPr>
@@ -4746,7 +5872,9 @@
       <w:pPr>
         <w:ind w:firstLine="0"/>
         <w:jc w:val="center"/>
-      </w:pPr>
+        <w:outlineLvl w:val="2"/>
+      </w:pPr>
+      <w:bookmarkStart w:id="38" w:name="_Toc242262597"/>
       <w:r>
         <w:rPr>
           <w:b/>
@@ -4754,6 +5882,7 @@
         </w:rPr>
         <w:t>3.1.8 Требования к защите информации от несанкционированного доступа</w:t>
       </w:r>
+      <w:bookmarkEnd w:id="38"/>
     </w:p>
     <w:p>
       <w:pPr>
@@ -4780,7 +5909,9 @@
       <w:pPr>
         <w:ind w:firstLine="0"/>
         <w:jc w:val="center"/>
-      </w:pPr>
+        <w:outlineLvl w:val="2"/>
+      </w:pPr>
+      <w:bookmarkStart w:id="39" w:name="_Toc242262598"/>
       <w:r>
         <w:rPr>
           <w:b/>
@@ -4788,6 +5919,7 @@
         </w:rPr>
         <w:t>3.1.9 Требования по сохранности информации при авариях</w:t>
       </w:r>
+      <w:bookmarkEnd w:id="39"/>
     </w:p>
     <w:p>
       <w:pPr>
@@ -4814,7 +5946,9 @@
       <w:pPr>
         <w:ind w:firstLine="0"/>
         <w:jc w:val="center"/>
-      </w:pPr>
+        <w:outlineLvl w:val="2"/>
+      </w:pPr>
+      <w:bookmarkStart w:id="40" w:name="_Toc242262599"/>
       <w:r>
         <w:rPr>
           <w:b/>
@@ -4822,6 +5956,7 @@
         </w:rPr>
         <w:t>3.1.10 Требования к защите от влияния внешних воздействий</w:t>
       </w:r>
+      <w:bookmarkEnd w:id="40"/>
     </w:p>
     <w:p>
       <w:pPr>
@@ -4848,7 +5983,9 @@
       <w:pPr>
         <w:ind w:firstLine="0"/>
         <w:jc w:val="center"/>
-      </w:pPr>
+        <w:outlineLvl w:val="2"/>
+      </w:pPr>
+      <w:bookmarkStart w:id="41" w:name="_Toc242262600"/>
       <w:r>
         <w:rPr>
           <w:b/>
@@ -4856,6 +5993,7 @@
         </w:rPr>
         <w:t>3.1.11 Требования к патентной чистоте</w:t>
       </w:r>
+      <w:bookmarkEnd w:id="41"/>
     </w:p>
     <w:p>
       <w:pPr>
@@ -4882,7 +6020,9 @@
       <w:pPr>
         <w:ind w:firstLine="0"/>
         <w:jc w:val="center"/>
-      </w:pPr>
+        <w:outlineLvl w:val="2"/>
+      </w:pPr>
+      <w:bookmarkStart w:id="42" w:name="_Toc242262601"/>
       <w:r>
         <w:rPr>
           <w:b/>
@@ -4890,6 +6030,7 @@
         </w:rPr>
         <w:t>3.1.12 Требования по стандартизации и унификации</w:t>
       </w:r>
+      <w:bookmarkEnd w:id="42"/>
     </w:p>
     <w:p>
       <w:pPr>
@@ -4919,11 +6060,11 @@
       <w:pPr>
         <w:pStyle w:val="Heading2"/>
       </w:pPr>
-      <w:bookmarkStart w:id="32" w:name="_Toc240361344"/>
+      <w:bookmarkStart w:id="43" w:name="_Toc242262602"/>
       <w:r>
         <w:t>3.2 Требования к функциям (задачам), выполняемым АС</w:t>
       </w:r>
-      <w:bookmarkEnd w:id="32"/>
+      <w:bookmarkEnd w:id="43"/>
     </w:p>
     <w:p>
       <w:pPr>
@@ -4937,9 +6078,11 @@
         <w:keepLines/>
         <w:ind w:firstLine="0"/>
         <w:jc w:val="center"/>
-      </w:pPr>
-      <w:commentRangeStart w:id="33"/>
-      <w:commentRangeStart w:id="34"/>
+        <w:outlineLvl w:val="2"/>
+      </w:pPr>
+      <w:bookmarkStart w:id="44" w:name="_Toc242262603"/>
+      <w:commentRangeStart w:id="45"/>
+      <w:commentRangeStart w:id="46"/>
       <w:r>
         <w:rPr>
           <w:b/>
@@ -4947,23 +6090,24 @@
         </w:rPr>
         <w:t>3.2.1 Перечень функций, задач или их комплексов</w:t>
       </w:r>
-      <w:commentRangeEnd w:id="33"/>
+      <w:bookmarkEnd w:id="44"/>
+      <w:commentRangeEnd w:id="45"/>
       <w:r>
         <w:rPr>
           <w:rStyle w:val="CommentReference"/>
           <w:sz w:val="28"/>
           <w:szCs w:val="22"/>
         </w:rPr>
-        <w:commentReference w:id="33"/>
-      </w:r>
-      <w:commentRangeEnd w:id="34"/>
+        <w:commentReference w:id="45"/>
+      </w:r>
+      <w:commentRangeEnd w:id="46"/>
       <w:r>
         <w:rPr>
           <w:rStyle w:val="CommentReference"/>
           <w:sz w:val="28"/>
           <w:szCs w:val="22"/>
         </w:rPr>
-        <w:commentReference w:id="34"/>
+        <w:commentReference w:id="46"/>
       </w:r>
     </w:p>
     <w:p>
@@ -5098,18 +6242,20 @@
       <w:pPr>
         <w:pStyle w:val="Heading2"/>
       </w:pPr>
-      <w:bookmarkStart w:id="35" w:name="_Toc240361345"/>
+      <w:bookmarkStart w:id="47" w:name="_Toc242262604"/>
       <w:r>
         <w:t>3.3 Требования к видам обеспечения АС</w:t>
       </w:r>
-      <w:bookmarkEnd w:id="35"/>
+      <w:bookmarkEnd w:id="47"/>
     </w:p>
     <w:p/>
     <w:p>
       <w:pPr>
         <w:ind w:firstLine="0"/>
         <w:jc w:val="center"/>
-      </w:pPr>
+        <w:outlineLvl w:val="2"/>
+      </w:pPr>
+      <w:bookmarkStart w:id="48" w:name="_Toc242262605"/>
       <w:r>
         <w:rPr>
           <w:b/>
@@ -5117,6 +6263,7 @@
         </w:rPr>
         <w:t>3.3.1 Требования к математическому обеспечению системы</w:t>
       </w:r>
+      <w:bookmarkEnd w:id="48"/>
     </w:p>
     <w:p>
       <w:pPr>
@@ -5143,7 +6290,9 @@
       <w:pPr>
         <w:ind w:firstLine="0"/>
         <w:jc w:val="center"/>
-      </w:pPr>
+        <w:outlineLvl w:val="2"/>
+      </w:pPr>
+      <w:bookmarkStart w:id="49" w:name="_Toc242262606"/>
       <w:r>
         <w:rPr>
           <w:b/>
@@ -5151,6 +6300,7 @@
         </w:rPr>
         <w:t>3.3.2 Требования к информационному обеспечению системы</w:t>
       </w:r>
+      <w:bookmarkEnd w:id="49"/>
     </w:p>
     <w:p>
       <w:pPr>
@@ -5177,7 +6327,9 @@
       <w:pPr>
         <w:ind w:firstLine="0"/>
         <w:jc w:val="center"/>
-      </w:pPr>
+        <w:outlineLvl w:val="2"/>
+      </w:pPr>
+      <w:bookmarkStart w:id="50" w:name="_Toc242262607"/>
       <w:r>
         <w:rPr>
           <w:b/>
@@ -5185,6 +6337,7 @@
         </w:rPr>
         <w:t>3.3.3 Требования к лингвистическому обеспечению системы</w:t>
       </w:r>
+      <w:bookmarkEnd w:id="50"/>
     </w:p>
     <w:p>
       <w:pPr>
@@ -5211,7 +6364,9 @@
       <w:pPr>
         <w:ind w:firstLine="0"/>
         <w:jc w:val="center"/>
-      </w:pPr>
+        <w:outlineLvl w:val="2"/>
+      </w:pPr>
+      <w:bookmarkStart w:id="51" w:name="_Toc242262608"/>
       <w:r>
         <w:rPr>
           <w:b/>
@@ -5219,6 +6374,7 @@
         </w:rPr>
         <w:t>3.3.4 Требования к программному обеспечению системы</w:t>
       </w:r>
+      <w:bookmarkEnd w:id="51"/>
     </w:p>
     <w:p>
       <w:pPr>
@@ -5323,7 +6479,9 @@
       <w:pPr>
         <w:ind w:firstLine="0"/>
         <w:jc w:val="center"/>
-      </w:pPr>
+        <w:outlineLvl w:val="2"/>
+      </w:pPr>
+      <w:bookmarkStart w:id="52" w:name="_Toc242262609"/>
       <w:r>
         <w:rPr>
           <w:b/>
@@ -5331,6 +6489,7 @@
         </w:rPr>
         <w:t>3.3.5 Требования к техническому обеспечению системы</w:t>
       </w:r>
+      <w:bookmarkEnd w:id="52"/>
     </w:p>
     <w:p>
       <w:pPr>
@@ -5405,7 +6564,9 @@
       <w:pPr>
         <w:ind w:firstLine="0"/>
         <w:jc w:val="center"/>
-      </w:pPr>
+        <w:outlineLvl w:val="2"/>
+      </w:pPr>
+      <w:bookmarkStart w:id="53" w:name="_Toc242262610"/>
       <w:r>
         <w:rPr>
           <w:b/>
@@ -5413,6 +6574,7 @@
         </w:rPr>
         <w:t>3.3.6 Требования к метрологическому обеспечению</w:t>
       </w:r>
+      <w:bookmarkEnd w:id="53"/>
     </w:p>
     <w:p>
       <w:pPr>
@@ -5439,7 +6601,9 @@
       <w:pPr>
         <w:ind w:firstLine="0"/>
         <w:jc w:val="center"/>
-      </w:pPr>
+        <w:outlineLvl w:val="2"/>
+      </w:pPr>
+      <w:bookmarkStart w:id="54" w:name="_Toc242262611"/>
       <w:r>
         <w:rPr>
           <w:b/>
@@ -5447,6 +6611,7 @@
         </w:rPr>
         <w:t>3.3.7 Требования к организационному обеспечению</w:t>
       </w:r>
+      <w:bookmarkEnd w:id="54"/>
     </w:p>
     <w:p>
       <w:pPr>
@@ -5466,11 +6631,11 @@
       <w:pPr>
         <w:pStyle w:val="Heading2"/>
       </w:pPr>
-      <w:bookmarkStart w:id="36" w:name="_Toc240361346"/>
+      <w:bookmarkStart w:id="55" w:name="_Toc242262612"/>
       <w:r>
         <w:t>3.4 Общие технические требования к АС</w:t>
       </w:r>
-      <w:bookmarkEnd w:id="36"/>
+      <w:bookmarkEnd w:id="55"/>
     </w:p>
     <w:p/>
     <w:p>
@@ -5494,8 +6659,8 @@
           <w:lang w:eastAsia="zh-CN"/>
         </w:rPr>
       </w:pPr>
-      <w:bookmarkStart w:id="37" w:name="_Toc178595985"/>
-      <w:bookmarkStart w:id="38" w:name="_Toc240361347"/>
+      <w:bookmarkStart w:id="56" w:name="_Toc178595985"/>
+      <w:bookmarkStart w:id="57" w:name="_Toc242262613"/>
       <w:r>
         <w:rPr>
           <w:rFonts w:eastAsia="SimSun" w:cs="Times New Roman"/>
@@ -5507,8 +6672,8 @@
         <w:lastRenderedPageBreak/>
         <w:t>4 СОСТАВ И СОДЕРЖАНИЕ РАБОТ ПО СОЗДАНИЮ АВТОМАТИЗИРОВАННОЙ СИСТЕМЫ</w:t>
       </w:r>
-      <w:bookmarkEnd w:id="37"/>
-      <w:bookmarkEnd w:id="38"/>
+      <w:bookmarkEnd w:id="56"/>
+      <w:bookmarkEnd w:id="57"/>
     </w:p>
     <w:p>
       <w:pPr>
@@ -5583,8 +6748,8 @@
           <w:lang w:eastAsia="zh-CN"/>
         </w:rPr>
       </w:pPr>
-      <w:commentRangeStart w:id="39"/>
-      <w:commentRangeStart w:id="40"/>
+      <w:commentRangeStart w:id="58"/>
+      <w:commentRangeStart w:id="59"/>
       <w:r>
         <w:rPr>
           <w:rFonts w:eastAsia="SimSun"/>
@@ -5609,7 +6774,7 @@
         </w:rPr>
         <w:t>WasherPlugin</w:t>
       </w:r>
-      <w:commentRangeEnd w:id="39"/>
+      <w:commentRangeEnd w:id="58"/>
       <w:r>
         <w:rPr>
           <w:rStyle w:val="CommentReference"/>
@@ -5618,9 +6783,9 @@
           <w:szCs w:val="28"/>
           <w:lang w:eastAsia="zh-CN"/>
         </w:rPr>
-        <w:commentReference w:id="39"/>
-      </w:r>
-      <w:commentRangeEnd w:id="40"/>
+        <w:commentReference w:id="58"/>
+      </w:r>
+      <w:commentRangeEnd w:id="59"/>
       <w:r>
         <w:rPr>
           <w:rStyle w:val="CommentReference"/>
@@ -5629,7 +6794,7 @@
           <w:szCs w:val="28"/>
           <w:lang w:eastAsia="zh-CN"/>
         </w:rPr>
-        <w:commentReference w:id="40"/>
+        <w:commentReference w:id="59"/>
       </w:r>
     </w:p>
     <w:tbl>
@@ -6664,8 +7829,8 @@
                 <w:lang w:eastAsia="zh-CN"/>
               </w:rPr>
             </w:pPr>
-            <w:commentRangeStart w:id="41"/>
-            <w:commentRangeStart w:id="42"/>
+            <w:commentRangeStart w:id="60"/>
+            <w:commentRangeStart w:id="61"/>
             <w:r>
               <w:rPr>
                 <w:sz w:val="24"/>
@@ -6690,7 +7855,7 @@
               </w:rPr>
               <w:t>.12.2026</w:t>
             </w:r>
-            <w:commentRangeEnd w:id="41"/>
+            <w:commentRangeEnd w:id="60"/>
             <w:r>
               <w:rPr>
                 <w:rStyle w:val="CommentReference"/>
@@ -6698,9 +7863,9 @@
                 <w:szCs w:val="24"/>
                 <w:lang w:eastAsia="zh-CN"/>
               </w:rPr>
-              <w:commentReference w:id="41"/>
+              <w:commentReference w:id="60"/>
             </w:r>
-            <w:commentRangeEnd w:id="42"/>
+            <w:commentRangeEnd w:id="61"/>
             <w:r>
               <w:rPr>
                 <w:rStyle w:val="CommentReference"/>
@@ -6708,7 +7873,7 @@
                 <w:szCs w:val="24"/>
                 <w:lang w:eastAsia="zh-CN"/>
               </w:rPr>
-              <w:commentReference w:id="42"/>
+              <w:commentReference w:id="61"/>
             </w:r>
           </w:p>
         </w:tc>
@@ -6936,12 +8101,12 @@
       <w:pPr>
         <w:pStyle w:val="Heading1"/>
       </w:pPr>
-      <w:bookmarkStart w:id="43" w:name="_Toc240361348"/>
+      <w:bookmarkStart w:id="62" w:name="_Toc242262614"/>
       <w:r>
         <w:lastRenderedPageBreak/>
         <w:t>5 ПОРЯДОК РАЗРАБОТКИ АВТОМАТИЗИРОВАННОЙ СИСТЕМЫ</w:t>
       </w:r>
-      <w:bookmarkEnd w:id="43"/>
+      <w:bookmarkEnd w:id="62"/>
     </w:p>
     <w:p>
       <w:pPr>
@@ -6956,11 +8121,11 @@
       <w:pPr>
         <w:pStyle w:val="Heading2"/>
       </w:pPr>
-      <w:bookmarkStart w:id="44" w:name="_Toc240361349"/>
+      <w:bookmarkStart w:id="63" w:name="_Toc242262615"/>
       <w:r>
         <w:t>5.1 Порядок организации разработки АС</w:t>
       </w:r>
-      <w:bookmarkEnd w:id="44"/>
+      <w:bookmarkEnd w:id="63"/>
     </w:p>
     <w:p>
       <w:pPr>
@@ -6981,11 +8146,11 @@
       <w:pPr>
         <w:pStyle w:val="Heading2"/>
       </w:pPr>
-      <w:bookmarkStart w:id="45" w:name="_Toc240361350"/>
+      <w:bookmarkStart w:id="64" w:name="_Toc242262616"/>
       <w:r>
         <w:t>5.2 Перечень документов и исходных данных для разработки АС</w:t>
       </w:r>
-      <w:bookmarkEnd w:id="45"/>
+      <w:bookmarkEnd w:id="64"/>
     </w:p>
     <w:p>
       <w:pPr>
@@ -7055,11 +8220,11 @@
       <w:pPr>
         <w:pStyle w:val="Heading2"/>
       </w:pPr>
-      <w:bookmarkStart w:id="46" w:name="_Toc240361351"/>
+      <w:bookmarkStart w:id="65" w:name="_Toc242262617"/>
       <w:r>
         <w:t>5.3 Перечень документов, предъявляемых по окончании соответствующих этапов работ</w:t>
       </w:r>
-      <w:bookmarkEnd w:id="46"/>
+      <w:bookmarkEnd w:id="65"/>
     </w:p>
     <w:p>
       <w:pPr>
@@ -7100,23 +8265,23 @@
       <w:pPr>
         <w:pStyle w:val="Heading1"/>
       </w:pPr>
-      <w:bookmarkStart w:id="47" w:name="_Toc240361352"/>
+      <w:bookmarkStart w:id="66" w:name="_Toc242262618"/>
       <w:r>
         <w:lastRenderedPageBreak/>
         <w:t>6 ПОРЯДОК КОНТРОЛЯ И ПРИЕМКИ АВТОМАТИЗИРОВАННОЙ СИСТЕМЫ</w:t>
       </w:r>
-      <w:bookmarkEnd w:id="47"/>
+      <w:bookmarkEnd w:id="66"/>
     </w:p>
     <w:p/>
     <w:p>
       <w:pPr>
         <w:pStyle w:val="Heading2"/>
       </w:pPr>
-      <w:bookmarkStart w:id="48" w:name="_Toc240361353"/>
+      <w:bookmarkStart w:id="67" w:name="_Toc242262619"/>
       <w:r>
         <w:t>6.1 Виды, состав и методы испытаний АС и ее составных частей</w:t>
       </w:r>
-      <w:bookmarkEnd w:id="48"/>
+      <w:bookmarkEnd w:id="67"/>
     </w:p>
     <w:p/>
     <w:p>
@@ -7172,11 +8337,11 @@
       <w:pPr>
         <w:pStyle w:val="Heading2"/>
       </w:pPr>
-      <w:bookmarkStart w:id="49" w:name="_Toc240361354"/>
+      <w:bookmarkStart w:id="68" w:name="_Toc242262620"/>
       <w:r>
         <w:t>6.2 Общие требования к приёмке работ по стадиям</w:t>
       </w:r>
-      <w:bookmarkEnd w:id="49"/>
+      <w:bookmarkEnd w:id="68"/>
     </w:p>
     <w:p>
       <w:pPr>
@@ -7199,56 +8364,56 @@
       </w:r>
     </w:p>
     <w:p>
-      <w:commentRangeStart w:id="50"/>
-      <w:commentRangeStart w:id="51"/>
+      <w:commentRangeStart w:id="69"/>
+      <w:commentRangeStart w:id="70"/>
       <w:r>
         <w:t xml:space="preserve">Прочие требования и дефекты системы, выявленные на испытаниях и не относящиеся к требованиям, приведённым в настоящем техническом задании, могут документироваться как желательные доработки. </w:t>
       </w:r>
-      <w:commentRangeEnd w:id="50"/>
+      <w:commentRangeEnd w:id="69"/>
       <w:r>
         <w:rPr>
           <w:rStyle w:val="CommentReference"/>
           <w:sz w:val="28"/>
           <w:szCs w:val="22"/>
         </w:rPr>
-        <w:commentReference w:id="50"/>
-      </w:r>
-      <w:commentRangeEnd w:id="51"/>
+        <w:commentReference w:id="69"/>
+      </w:r>
+      <w:commentRangeEnd w:id="70"/>
       <w:r>
         <w:rPr>
           <w:rStyle w:val="CommentReference"/>
           <w:sz w:val="28"/>
           <w:szCs w:val="22"/>
         </w:rPr>
-        <w:commentReference w:id="51"/>
+        <w:commentReference w:id="70"/>
       </w:r>
     </w:p>
     <w:p>
       <w:r>
         <w:t xml:space="preserve">Наличие желательных доработок не влияет на приёмку работ и процесс передачи системы в эксплуатацию. </w:t>
       </w:r>
-      <w:commentRangeStart w:id="52"/>
-      <w:commentRangeStart w:id="53"/>
+      <w:commentRangeStart w:id="71"/>
+      <w:commentRangeStart w:id="72"/>
       <w:r>
         <w:t>Комплектность передаваемой отчётной документации подлежит проверке Заказчиком.</w:t>
       </w:r>
-      <w:commentRangeEnd w:id="52"/>
+      <w:commentRangeEnd w:id="71"/>
       <w:r>
         <w:rPr>
           <w:rStyle w:val="CommentReference"/>
           <w:sz w:val="28"/>
           <w:szCs w:val="22"/>
         </w:rPr>
-        <w:commentReference w:id="52"/>
-      </w:r>
-      <w:commentRangeEnd w:id="53"/>
+        <w:commentReference w:id="71"/>
+      </w:r>
+      <w:commentRangeEnd w:id="72"/>
       <w:r>
         <w:rPr>
           <w:rStyle w:val="CommentReference"/>
           <w:sz w:val="28"/>
           <w:szCs w:val="22"/>
         </w:rPr>
-        <w:commentReference w:id="53"/>
+        <w:commentReference w:id="72"/>
       </w:r>
       <w:r>
         <w:br w:type="page"/>
@@ -7258,12 +8423,12 @@
       <w:pPr>
         <w:pStyle w:val="Heading1"/>
       </w:pPr>
-      <w:bookmarkStart w:id="54" w:name="_Toc240361355"/>
+      <w:bookmarkStart w:id="73" w:name="_Toc242262621"/>
       <w:r>
         <w:lastRenderedPageBreak/>
         <w:t>7 ТРЕБОВАНИЯ К ДОКУМЕНТИРОВАНИЮ</w:t>
       </w:r>
-      <w:bookmarkEnd w:id="54"/>
+      <w:bookmarkEnd w:id="73"/>
     </w:p>
     <w:p/>
     <w:p>
@@ -7276,11 +8441,11 @@
       <w:pPr>
         <w:pStyle w:val="Heading2"/>
       </w:pPr>
-      <w:bookmarkStart w:id="55" w:name="_Toc240361356"/>
+      <w:bookmarkStart w:id="74" w:name="_Toc242262622"/>
       <w:r>
         <w:t>7.1 Перечень подлежащих разработке документов</w:t>
       </w:r>
-      <w:bookmarkEnd w:id="55"/>
+      <w:bookmarkEnd w:id="74"/>
     </w:p>
     <w:p/>
     <w:p>
@@ -7293,11 +8458,11 @@
       <w:pPr>
         <w:pStyle w:val="Heading2"/>
       </w:pPr>
-      <w:bookmarkStart w:id="56" w:name="_Toc240361357"/>
+      <w:bookmarkStart w:id="75" w:name="_Toc242262623"/>
       <w:r>
         <w:t>7.2 Вид представления и количество документов</w:t>
       </w:r>
-      <w:bookmarkEnd w:id="56"/>
+      <w:bookmarkEnd w:id="75"/>
     </w:p>
     <w:p/>
     <w:p>
@@ -7357,11 +8522,11 @@
       <w:pPr>
         <w:pStyle w:val="Heading2"/>
       </w:pPr>
-      <w:bookmarkStart w:id="57" w:name="_Toc240361358"/>
+      <w:bookmarkStart w:id="76" w:name="_Toc242262624"/>
       <w:r>
         <w:t>7.3 Требования по использованию ЕСКД и ЕСПД при разработке документов</w:t>
       </w:r>
-      <w:bookmarkEnd w:id="57"/>
+      <w:bookmarkEnd w:id="76"/>
     </w:p>
     <w:p/>
     <w:p>
@@ -7419,12 +8584,12 @@
       <w:pPr>
         <w:pStyle w:val="Heading1"/>
       </w:pPr>
-      <w:bookmarkStart w:id="58" w:name="_Toc240361359"/>
+      <w:bookmarkStart w:id="77" w:name="_Toc242262625"/>
       <w:r>
         <w:lastRenderedPageBreak/>
         <w:t>8 ИСТОЧНИКИ РАЗРАБОТКИ</w:t>
       </w:r>
-      <w:bookmarkEnd w:id="58"/>
+      <w:bookmarkEnd w:id="77"/>
     </w:p>
     <w:p/>
     <w:p>
@@ -7621,7 +8786,7 @@
       </w:r>
     </w:p>
   </w:comment>
-  <w:comment w:id="2" w:author="Kalentyev Alexey" w:date="2026-09-23T02:48:00Z" w:initials="KA">
+  <w:comment w:id="12" w:author="Kalentyev Alexey" w:date="2026-09-23T02:48:00Z" w:initials="KA">
     <w:p>
       <w:pPr>
         <w:pStyle w:val="CommentText"/>
@@ -7639,11 +8804,11 @@
         <w:rPr>
           <w:lang w:val="ru-RU"/>
         </w:rPr>
-        <w:t>Добавьте перед перечнем разделов заголовок «Оглавление»: по центру, полужирным, без номера.</w:t>
+        <w:t>Дополните пункт сведениями об известном разработчике: кто выполняет работу, его подразделение и группа.</w:t>
       </w:r>
     </w:p>
   </w:comment>
-  <w:comment w:id="3" w:author="Арсалан Дамбаев" w:date="2026-09-23T11:05:00Z" w:initials="АД">
+  <w:comment w:id="13" w:author="Арсалан Дамбаев" w:date="2026-09-23T10:56:00Z" w:initials="АД">
     <w:p>
       <w:pPr>
         <w:pStyle w:val="CommentText"/>
@@ -7665,7 +8830,7 @@
       </w:r>
     </w:p>
   </w:comment>
-  <w:comment w:id="13" w:author="Kalentyev Alexey" w:date="2026-09-23T02:48:00Z" w:initials="KA">
+  <w:comment w:id="17" w:author="Kalentyev Alexey" w:date="2026-09-23T02:48:00Z" w:initials="KA">
     <w:p>
       <w:pPr>
         <w:pStyle w:val="CommentText"/>
@@ -7683,55 +8848,11 @@
         <w:rPr>
           <w:lang w:val="ru-RU"/>
         </w:rPr>
-        <w:t>Дополните пункт сведениями об известном разработчике: кто выполняет работу, его подразделение и группа.</w:t>
+        <w:t>Исправьте название комплекса: ГОСТ 19.103-77 относится к Единой системе программной документации (ЕСПД).</w:t>
       </w:r>
     </w:p>
   </w:comment>
-  <w:comment w:id="14" w:author="Арсалан Дамбаев" w:date="2026-09-23T10:56:00Z" w:initials="АД">
-    <w:p>
-      <w:pPr>
-        <w:pStyle w:val="CommentText"/>
-        <w:rPr>
-          <w:lang w:val="ru-RU"/>
-        </w:rPr>
-      </w:pPr>
-      <w:r>
-        <w:rPr>
-          <w:rStyle w:val="CommentReference"/>
-        </w:rPr>
-        <w:annotationRef/>
-      </w:r>
-      <w:r>
-        <w:rPr>
-          <w:lang w:val="ru-RU"/>
-        </w:rPr>
-        <w:t>+</w:t>
-      </w:r>
-    </w:p>
-  </w:comment>
-  <w:comment w:id="18" w:author="Kalentyev Alexey" w:date="2026-09-23T02:48:00Z" w:initials="KA">
-    <w:p>
-      <w:pPr>
-        <w:pStyle w:val="CommentText"/>
-        <w:rPr>
-          <w:lang w:val="ru-RU"/>
-        </w:rPr>
-      </w:pPr>
-      <w:r>
-        <w:rPr>
-          <w:rStyle w:val="CommentReference"/>
-        </w:rPr>
-        <w:annotationRef/>
-      </w:r>
-      <w:r>
-        <w:rPr>
-          <w:lang w:val="ru-RU"/>
-        </w:rPr>
-        <w:t>Исправьте название комплекса: ГОСТ 19.103-77 относится к Единой системе программной документации (ЕСПД).</w:t>
-      </w:r>
-    </w:p>
-  </w:comment>
-  <w:comment w:id="19" w:author="Арсалан Дамбаев" w:date="2026-09-23T10:49:00Z" w:initials="АД">
+  <w:comment w:id="18" w:author="Арсалан Дамбаев" w:date="2026-09-23T10:49:00Z" w:initials="АД">
     <w:p>
       <w:pPr>
         <w:pStyle w:val="CommentText"/>
@@ -7791,7 +8912,7 @@
       </w:r>
     </w:p>
   </w:comment>
-  <w:comment w:id="33" w:author="Kalentyev Alexey" w:date="2026-09-23T02:48:00Z" w:initials="KA">
+  <w:comment w:id="45" w:author="Kalentyev Alexey" w:date="2026-09-23T02:48:00Z" w:initials="KA">
     <w:p>
       <w:pPr>
         <w:pStyle w:val="CommentText"/>
@@ -7813,7 +8934,7 @@
       </w:r>
     </w:p>
   </w:comment>
-  <w:comment w:id="34" w:author="Арсалан Дамбаев" w:date="2026-09-23T11:01:00Z" w:initials="АД">
+  <w:comment w:id="46" w:author="Арсалан Дамбаев" w:date="2026-09-23T11:01:00Z" w:initials="АД">
     <w:p>
       <w:pPr>
         <w:pStyle w:val="CommentText"/>
@@ -7835,7 +8956,7 @@
       </w:r>
     </w:p>
   </w:comment>
-  <w:comment w:id="39" w:author="Kalentyev Alexey" w:date="2026-09-23T02:48:00Z" w:initials="KA">
+  <w:comment w:id="58" w:author="Kalentyev Alexey" w:date="2026-09-23T02:48:00Z" w:initials="KA">
     <w:p>
       <w:pPr>
         <w:pStyle w:val="CommentText"/>
@@ -7857,7 +8978,7 @@
       </w:r>
     </w:p>
   </w:comment>
-  <w:comment w:id="40" w:author="Арсалан Дамбаев" w:date="2026-09-23T10:46:00Z" w:initials="АД">
+  <w:comment w:id="59" w:author="Арсалан Дамбаев" w:date="2026-09-23T10:46:00Z" w:initials="АД">
     <w:p>
       <w:pPr>
         <w:pStyle w:val="CommentText"/>
@@ -7881,7 +9002,7 @@
       </w:r>
     </w:p>
   </w:comment>
-  <w:comment w:id="41" w:author="Kalentyev Alexey" w:date="2026-09-23T02:48:00Z" w:initials="KA">
+  <w:comment w:id="60" w:author="Kalentyev Alexey" w:date="2026-09-23T02:48:00Z" w:initials="KA">
     <w:p>
       <w:pPr>
         <w:pStyle w:val="CommentText"/>
@@ -7903,7 +9024,7 @@
       </w:r>
     </w:p>
   </w:comment>
-  <w:comment w:id="42" w:author="Арсалан Дамбаев" w:date="2026-09-23T10:46:00Z" w:initials="АД">
+  <w:comment w:id="61" w:author="Арсалан Дамбаев" w:date="2026-09-23T10:46:00Z" w:initials="АД">
     <w:p>
       <w:pPr>
         <w:pStyle w:val="CommentText"/>
@@ -7925,7 +9046,7 @@
       </w:r>
     </w:p>
   </w:comment>
-  <w:comment w:id="50" w:author="Kalentyev Alexey" w:date="2026-09-23T02:48:00Z" w:initials="KA">
+  <w:comment w:id="69" w:author="Kalentyev Alexey" w:date="2026-09-23T02:48:00Z" w:initials="KA">
     <w:p>
       <w:pPr>
         <w:pStyle w:val="CommentText"/>
@@ -7947,7 +9068,7 @@
       </w:r>
     </w:p>
   </w:comment>
-  <w:comment w:id="51" w:author="Арсалан Дамбаев" w:date="2026-09-23T11:02:00Z" w:initials="АД">
+  <w:comment w:id="70" w:author="Арсалан Дамбаев" w:date="2026-09-23T11:02:00Z" w:initials="АД">
     <w:p>
       <w:pPr>
         <w:pStyle w:val="CommentText"/>
@@ -7969,7 +9090,7 @@
       </w:r>
     </w:p>
   </w:comment>
-  <w:comment w:id="52" w:author="Kalentyev Alexey" w:date="2026-09-16T12:00:00Z" w:initials="KA">
+  <w:comment w:id="71" w:author="Kalentyev Alexey" w:date="2026-09-16T12:00:00Z" w:initials="KA">
     <w:p>
       <w:pPr>
         <w:pStyle w:val="CommentText"/>
@@ -7988,7 +9109,7 @@
       </w:r>
     </w:p>
   </w:comment>
-  <w:comment w:id="53" w:author="Арсалан Дамбаев" w:date="2026-09-23T11:02:00Z" w:initials="АД">
+  <w:comment w:id="72" w:author="Арсалан Дамбаев" w:date="2026-09-23T11:02:00Z" w:initials="АД">
     <w:p>
       <w:pPr>
         <w:pStyle w:val="CommentText"/>
@@ -8017,8 +9138,6 @@
 <w15:commentsEx xmlns:wpc="http://schemas.microsoft.com/office/word/2010/wordprocessingCanvas" xmlns:cx="http://schemas.microsoft.com/office/drawing/2014/chartex" xmlns:cx1="http://schemas.microsoft.com/office/drawing/2015/9/8/chartex" xmlns:cx2="http://schemas.microsoft.com/office/drawing/2015/10/21/chartex" xmlns:cx3="http://schemas.microsoft.com/office/drawing/2016/5/9/chartex" xmlns:cx4="http://schemas.microsoft.com/office/drawing/2016/5/10/chartex" xmlns:cx5="http://schemas.microsoft.com/office/drawing/2016/5/11/chartex" xmlns:cx6="http://schemas.microsoft.com/office/drawing/2016/5/12/chartex" xmlns:cx7="http://schemas.microsoft.com/office/drawing/2016/5/13/chartex" xmlns:cx8="http://schemas.microsoft.com/office/drawing/2016/5/14/chartex" xmlns:mc="http://schemas.openxmlformats.org/markup-compatibility/2006" xmlns:aink="http://schemas.microsoft.com/office/drawing/2016/ink" xmlns:am3d="http://schemas.microsoft.com/office/drawing/2017/model3d" xmlns:o="urn:schemas-microsoft-com:office:office" xmlns:oel="http://schemas.microsoft.com/office/2019/extlst" xmlns:r="http://schemas.openxmlformats.org/officeDocument/2006/relationships" xmlns:m="http://schemas.openxmlformats.org/officeDocument/2006/math" xmlns:v="urn:schemas-microsoft-com:vml" xmlns:wp14="http://schemas.microsoft.com/office/word/2010/wordprocessingDrawing" xmlns:wp="http://schemas.openxmlformats.org/drawingml/2006/wordprocessingDrawing" xmlns:w10="urn:schemas-microsoft-com:office:word" xmlns:w="http://schemas.openxmlformats.org/wordprocessingml/2006/main" xmlns:w14="http://schemas.microsoft.com/office/word/2010/wordml" xmlns:w15="http://schemas.microsoft.com/office/word/2012/wordml" xmlns:w16cex="http://schemas.microsoft.com/office/word/2018/wordml/cex" xmlns:w16cid="http://schemas.microsoft.com/office/word/2016/wordml/cid" xmlns:w16="http://schemas.microsoft.com/office/word/2018/wordml" xmlns:w16du="http://schemas.microsoft.com/office/word/2023/wordml/word16du" xmlns:w16sdtdh="http://schemas.microsoft.com/office/word/2020/wordml/sdtdatahash" xmlns:w16sdtfl="http://schemas.microsoft.com/office/word/2024/wordml/sdtformatlock" xmlns:w16se="http://schemas.microsoft.com/office/word/2015/wordml/symex" xmlns:wpg="http://schemas.microsoft.com/office/word/2010/wordprocessingGroup" xmlns:wpi="http://schemas.microsoft.com/office/word/2010/wordprocessingInk" xmlns:wne="http://schemas.microsoft.com/office/word/2006/wordml" xmlns:wps="http://schemas.microsoft.com/office/word/2010/wordprocessingShape" mc:Ignorable="w14 w15 w16se w16cid w16 w16cex w16sdtdh w16sdtfl w16du wp14">
   <w15:commentEx w15:paraId="52295174" w15:done="0"/>
   <w15:commentEx w15:paraId="164D715C" w15:paraIdParent="52295174" w15:done="0"/>
-  <w15:commentEx w15:paraId="19C59CF7" w15:done="0"/>
-  <w15:commentEx w15:paraId="086239E5" w15:paraIdParent="19C59CF7" w15:done="0"/>
   <w15:commentEx w15:paraId="0EBBE533" w15:done="0"/>
   <w15:commentEx w15:paraId="4132C9ED" w15:paraIdParent="0EBBE533" w15:done="0"/>
   <w15:commentEx w15:paraId="5954A10E" w15:done="0"/>
@@ -8041,7 +9160,6 @@
 <file path=word/commentsExtensible.xml><?xml version="1.0" encoding="utf-8"?>
 <w16cex:commentsExtensible xmlns:wpc="http://schemas.microsoft.com/office/word/2010/wordprocessingCanvas" xmlns:cx="http://schemas.microsoft.com/office/drawing/2014/chartex" xmlns:cx1="http://schemas.microsoft.com/office/drawing/2015/9/8/chartex" xmlns:cx2="http://schemas.microsoft.com/office/drawing/2015/10/21/chartex" xmlns:cx3="http://schemas.microsoft.com/office/drawing/2016/5/9/chartex" xmlns:cx4="http://schemas.microsoft.com/office/drawing/2016/5/10/chartex" xmlns:cx5="http://schemas.microsoft.com/office/drawing/2016/5/11/chartex" xmlns:cx6="http://schemas.microsoft.com/office/drawing/2016/5/12/chartex" xmlns:cx7="http://schemas.microsoft.com/office/drawing/2016/5/13/chartex" xmlns:cx8="http://schemas.microsoft.com/office/drawing/2016/5/14/chartex" xmlns:cr="http://schemas.microsoft.com/office/comments/2020/reactions" xmlns:mc="http://schemas.openxmlformats.org/markup-compatibility/2006" xmlns:aink="http://schemas.microsoft.com/office/drawing/2016/ink" xmlns:am3d="http://schemas.microsoft.com/office/drawing/2017/model3d" xmlns:o="urn:schemas-microsoft-com:office:office" xmlns:oel="http://schemas.microsoft.com/office/2019/extlst" xmlns:r="http://schemas.openxmlformats.org/officeDocument/2006/relationships" xmlns:m="http://schemas.openxmlformats.org/officeDocument/2006/math" xmlns:v="urn:schemas-microsoft-com:vml" xmlns:wp14="http://schemas.microsoft.com/office/word/2010/wordprocessingDrawing" xmlns:wp="http://schemas.openxmlformats.org/drawingml/2006/wordprocessingDrawing" xmlns:w10="urn:schemas-microsoft-com:office:word" xmlns:w="http://schemas.openxmlformats.org/wordprocessingml/2006/main" xmlns:w14="http://schemas.microsoft.com/office/word/2010/wordml" xmlns:w15="http://schemas.microsoft.com/office/word/2012/wordml" xmlns:w16cex="http://schemas.microsoft.com/office/word/2018/wordml/cex" xmlns:w16cid="http://schemas.microsoft.com/office/word/2016/wordml/cid" xmlns:w16="http://schemas.microsoft.com/office/word/2018/wordml" xmlns:w16du="http://schemas.microsoft.com/office/word/2023/wordml/word16du" xmlns:w16sdtdh="http://schemas.microsoft.com/office/word/2020/wordml/sdtdatahash" xmlns:w16sdtfl="http://schemas.microsoft.com/office/word/2024/wordml/sdtformatlock" xmlns:w16se="http://schemas.microsoft.com/office/word/2015/wordml/symex" xmlns:wpg="http://schemas.microsoft.com/office/word/2010/wordprocessingGroup" xmlns:wpi="http://schemas.microsoft.com/office/word/2010/wordprocessingInk" xmlns:wne="http://schemas.microsoft.com/office/word/2006/wordml" xmlns:wps="http://schemas.microsoft.com/office/word/2010/wordprocessingShape" mc:Ignorable="w14 w15 w16se w16cid w16 w16cex w16sdtdh w16sdtfl cr w16du wp14">
   <w16cex:commentExtensible w16cex:durableId="2E5E2C1A" w16cex:dateUtc="2026-09-23T03:44:00Z"/>
-  <w16cex:commentExtensible w16cex:durableId="2E5E30E2" w16cex:dateUtc="2026-09-23T04:05:00Z"/>
   <w16cex:commentExtensible w16cex:durableId="2E5E2EFB" w16cex:dateUtc="2026-09-23T03:56:00Z"/>
   <w16cex:commentExtensible w16cex:durableId="2E5E2D21" w16cex:dateUtc="2026-09-23T03:49:00Z"/>
   <w16cex:commentExtensible w16cex:durableId="2E5E3369" w16cex:dateUtc="2026-09-23T04:15:00Z"/>
@@ -8059,8 +9177,6 @@
 <w16cid:commentsIds xmlns:wpc="http://schemas.microsoft.com/office/word/2010/wordprocessingCanvas" xmlns:cx="http://schemas.microsoft.com/office/drawing/2014/chartex" xmlns:cx1="http://schemas.microsoft.com/office/drawing/2015/9/8/chartex" xmlns:cx2="http://schemas.microsoft.com/office/drawing/2015/10/21/chartex" xmlns:cx3="http://schemas.microsoft.com/office/drawing/2016/5/9/chartex" xmlns:cx4="http://schemas.microsoft.com/office/drawing/2016/5/10/chartex" xmlns:cx5="http://schemas.microsoft.com/office/drawing/2016/5/11/chartex" xmlns:cx6="http://schemas.microsoft.com/office/drawing/2016/5/12/chartex" xmlns:cx7="http://schemas.microsoft.com/office/drawing/2016/5/13/chartex" xmlns:cx8="http://schemas.microsoft.com/office/drawing/2016/5/14/chartex" xmlns:mc="http://schemas.openxmlformats.org/markup-compatibility/2006" xmlns:aink="http://schemas.microsoft.com/office/drawing/2016/ink" xmlns:am3d="http://schemas.microsoft.com/office/drawing/2017/model3d" xmlns:o="urn:schemas-microsoft-com:office:office" xmlns:oel="http://schemas.microsoft.com/office/2019/extlst" xmlns:r="http://schemas.openxmlformats.org/officeDocument/2006/relationships" xmlns:m="http://schemas.openxmlformats.org/officeDocument/2006/math" xmlns:v="urn:schemas-microsoft-com:vml" xmlns:wp14="http://schemas.microsoft.com/office/word/2010/wordprocessingDrawing" xmlns:wp="http://schemas.openxmlformats.org/drawingml/2006/wordprocessingDrawing" xmlns:w10="urn:schemas-microsoft-com:office:word" xmlns:w="http://schemas.openxmlformats.org/wordprocessingml/2006/main" xmlns:w14="http://schemas.microsoft.com/office/word/2010/wordml" xmlns:w15="http://schemas.microsoft.com/office/word/2012/wordml" xmlns:w16cex="http://schemas.microsoft.com/office/word/2018/wordml/cex" xmlns:w16cid="http://schemas.microsoft.com/office/word/2016/wordml/cid" xmlns:w16="http://schemas.microsoft.com/office/word/2018/wordml" xmlns:w16du="http://schemas.microsoft.com/office/word/2023/wordml/word16du" xmlns:w16sdtdh="http://schemas.microsoft.com/office/word/2020/wordml/sdtdatahash" xmlns:w16sdtfl="http://schemas.microsoft.com/office/word/2024/wordml/sdtformatlock" xmlns:w16se="http://schemas.microsoft.com/office/word/2015/wordml/symex" xmlns:wpg="http://schemas.microsoft.com/office/word/2010/wordprocessingGroup" xmlns:wpi="http://schemas.microsoft.com/office/word/2010/wordprocessingInk" xmlns:wne="http://schemas.microsoft.com/office/word/2006/wordml" xmlns:wps="http://schemas.microsoft.com/office/word/2010/wordprocessingShape" mc:Ignorable="w14 w15 w16se w16cid w16 w16cex w16sdtdh w16sdtfl w16du wp14">
   <w16cid:commentId w16cid:paraId="52295174" w16cid:durableId="52295174"/>
   <w16cid:commentId w16cid:paraId="164D715C" w16cid:durableId="2E5E2C1A"/>
-  <w16cid:commentId w16cid:paraId="19C59CF7" w16cid:durableId="2E5E2C0B"/>
-  <w16cid:commentId w16cid:paraId="086239E5" w16cid:durableId="2E5E30E2"/>
   <w16cid:commentId w16cid:paraId="0EBBE533" w16cid:durableId="2E5E2C0E"/>
   <w16cid:commentId w16cid:paraId="4132C9ED" w16cid:durableId="2E5E2EFB"/>
   <w16cid:commentId w16cid:paraId="5954A10E" w16cid:durableId="2E5E2C0F"/>
@@ -10477,13 +11593,13 @@
     <w:autoRedefine/>
     <w:uiPriority w:val="39"/>
     <w:unhideWhenUsed/>
-    <w:rsid w:val="002262EE"/>
+    <w:rsid w:val="000614D8"/>
     <w:pPr>
       <w:tabs>
         <w:tab w:val="right" w:leader="dot" w:pos="9345"/>
       </w:tabs>
       <w:ind w:firstLine="0"/>
-      <w:jc w:val="center"/>
+      <w:outlineLvl w:val="2"/>
     </w:pPr>
     <w:rPr>
       <w:b/>
@@ -10497,7 +11613,7 @@
     <w:autoRedefine/>
     <w:uiPriority w:val="39"/>
     <w:unhideWhenUsed/>
-    <w:rsid w:val="005F73FA"/>
+    <w:rsid w:val="000614D8"/>
     <w:pPr>
       <w:ind w:left="284" w:firstLine="0"/>
     </w:pPr>
@@ -10508,11 +11624,13 @@
     <w:next w:val="Normal"/>
     <w:autoRedefine/>
     <w:uiPriority w:val="39"/>
-    <w:semiHidden/>
     <w:unhideWhenUsed/>
-    <w:rsid w:val="00D32C7B"/>
+    <w:rsid w:val="000614D8"/>
     <w:pPr>
-      <w:ind w:firstLine="284"/>
+      <w:tabs>
+        <w:tab w:val="right" w:leader="dot" w:pos="9345"/>
+      </w:tabs>
+      <w:ind w:left="567" w:firstLine="0"/>
     </w:pPr>
   </w:style>
   <w:style w:type="character" w:styleId="Hyperlink">
@@ -10691,6 +11809,28 @@
       <w:sz w:val="28"/>
       <w:szCs w:val="22"/>
       <w14:ligatures w14:val="none"/>
+    </w:rPr>
+  </w:style>
+  <w:style w:type="paragraph" w:styleId="TOCHeading">
+    <w:name w:val="TOC Heading"/>
+    <w:basedOn w:val="Heading1"/>
+    <w:next w:val="Normal"/>
+    <w:uiPriority w:val="39"/>
+    <w:unhideWhenUsed/>
+    <w:qFormat/>
+    <w:rsid w:val="00E3347A"/>
+    <w:pPr>
+      <w:spacing w:before="240" w:line="259" w:lineRule="auto"/>
+      <w:jc w:val="left"/>
+      <w:outlineLvl w:val="9"/>
+    </w:pPr>
+    <w:rPr>
+      <w:rFonts w:asciiTheme="majorHAnsi" w:hAnsiTheme="majorHAnsi"/>
+      <w:b w:val="0"/>
+      <w:color w:val="0F4761" w:themeColor="accent1" w:themeShade="BF"/>
+      <w:sz w:val="32"/>
+      <w:szCs w:val="32"/>
+      <w:lang w:val="en-US"/>
     </w:rPr>
   </w:style>
 </w:styles>

--- a/docs/tz.docx
+++ b/docs/tz.docx
@@ -179,34 +179,6 @@
           <w:lang w:eastAsia="zh-CN"/>
         </w:rPr>
         <w:t>ТЕХНИЧЕСКОЕ ЗАДАНИЕ</w:t>
-      </w:r>
-      <w:commentRangeStart w:id="0"/>
-      <w:commentRangeStart w:id="1"/>
-      <w:commentRangeEnd w:id="0"/>
-      <w:r>
-        <w:rPr>
-          <w:rStyle w:val="CommentReference"/>
-          <w:rFonts w:eastAsia="SimSun"/>
-          <w:b/>
-          <w:bCs/>
-          <w:sz w:val="28"/>
-          <w:szCs w:val="28"/>
-          <w:lang w:eastAsia="zh-CN"/>
-        </w:rPr>
-        <w:commentReference w:id="0"/>
-      </w:r>
-      <w:commentRangeEnd w:id="1"/>
-      <w:r>
-        <w:rPr>
-          <w:rStyle w:val="CommentReference"/>
-          <w:rFonts w:eastAsia="SimSun"/>
-          <w:b/>
-          <w:bCs/>
-          <w:sz w:val="28"/>
-          <w:szCs w:val="28"/>
-          <w:lang w:eastAsia="zh-CN"/>
-        </w:rPr>
-        <w:commentReference w:id="1"/>
       </w:r>
     </w:p>
     <w:p>
@@ -4139,8 +4111,6 @@
           <w:lang w:eastAsia="zh-CN"/>
         </w:rPr>
       </w:pPr>
-      <w:commentRangeStart w:id="12"/>
-      <w:commentRangeStart w:id="13"/>
       <w:r>
         <w:rPr>
           <w:rFonts w:eastAsia="SimSun"/>
@@ -4148,28 +4118,6 @@
           <w:lang w:eastAsia="zh-CN"/>
         </w:rPr>
         <w:t xml:space="preserve">Заказчиком работ является: кандидат технических наук, доцент КСУП Калентьев Алексей Анатольевич. </w:t>
-      </w:r>
-      <w:commentRangeEnd w:id="12"/>
-      <w:r>
-        <w:rPr>
-          <w:rStyle w:val="CommentReference"/>
-          <w:rFonts w:eastAsia="SimSun"/>
-          <w:sz w:val="28"/>
-          <w:szCs w:val="28"/>
-          <w:lang w:eastAsia="zh-CN"/>
-        </w:rPr>
-        <w:commentReference w:id="12"/>
-      </w:r>
-      <w:commentRangeEnd w:id="13"/>
-      <w:r>
-        <w:rPr>
-          <w:rStyle w:val="CommentReference"/>
-          <w:rFonts w:eastAsia="SimSun"/>
-          <w:sz w:val="28"/>
-          <w:szCs w:val="28"/>
-          <w:lang w:eastAsia="zh-CN"/>
-        </w:rPr>
-        <w:commentReference w:id="13"/>
       </w:r>
     </w:p>
     <w:p>
@@ -4265,12 +4213,20 @@
           <w:lang w:eastAsia="zh-CN"/>
         </w:rPr>
       </w:pPr>
+      <w:commentRangeStart w:id="80"/>
       <w:r>
         <w:rPr>
           <w:rFonts w:eastAsia="SimSun"/>
           <w:lang w:eastAsia="zh-CN"/>
         </w:rPr>
         <w:t xml:space="preserve">Выполняемая работа и оформление её результатов должны отвечать требованиям нормативно-правовых актов, а также соответствующих государственных стандартов из числа Комплекса стандартов на автоматизированные системы: </w:t>
+      </w:r>
+      <w:commentRangeEnd w:id="80"/>
+      <w:r>
+        <w:rPr>
+          <w:rStyle w:val="CommentReference"/>
+        </w:rPr>
+        <w:commentReference w:id="80"/>
       </w:r>
     </w:p>
     <w:p>
@@ -4326,36 +4282,12 @@
           <w:lang w:eastAsia="zh-CN"/>
         </w:rPr>
       </w:pPr>
-      <w:commentRangeStart w:id="17"/>
-      <w:commentRangeStart w:id="18"/>
       <w:r>
         <w:rPr>
           <w:rFonts w:eastAsia="SimSun"/>
           <w:lang w:eastAsia="zh-CN"/>
         </w:rPr>
         <w:t>− ГОСТ 19.103-77 «Единая система программной документации. Обозначения программ и программных документов» [4].</w:t>
-      </w:r>
-      <w:commentRangeEnd w:id="17"/>
-      <w:r>
-        <w:rPr>
-          <w:rStyle w:val="CommentReference"/>
-          <w:rFonts w:eastAsia="SimSun"/>
-          <w:sz w:val="28"/>
-          <w:szCs w:val="22"/>
-          <w:lang w:eastAsia="zh-CN"/>
-        </w:rPr>
-        <w:commentReference w:id="17"/>
-      </w:r>
-      <w:commentRangeEnd w:id="18"/>
-      <w:r>
-        <w:rPr>
-          <w:rStyle w:val="CommentReference"/>
-          <w:rFonts w:eastAsia="SimSun"/>
-          <w:sz w:val="28"/>
-          <w:szCs w:val="22"/>
-          <w:lang w:eastAsia="zh-CN"/>
-        </w:rPr>
-        <w:commentReference w:id="18"/>
       </w:r>
     </w:p>
     <w:p>
@@ -4659,11 +4591,19 @@
         <w:ind w:firstLine="0"/>
         <w:jc w:val="center"/>
       </w:pPr>
+      <w:commentRangeStart w:id="73"/>
       <w:r>
         <w:t xml:space="preserve">Рисунок 2.1 – </w:t>
       </w:r>
       <w:r>
         <w:t>Чертеж объекта моделирования</w:t>
+      </w:r>
+      <w:commentRangeEnd w:id="73"/>
+      <w:r>
+        <w:rPr>
+          <w:rStyle w:val="CommentReference"/>
+        </w:rPr>
+        <w:commentReference w:id="73"/>
       </w:r>
     </w:p>
     <w:p>
@@ -4713,8 +4653,6 @@
         <w:outlineLvl w:val="2"/>
       </w:pPr>
       <w:bookmarkStart w:id="29" w:name="_Toc242262590"/>
-      <w:commentRangeStart w:id="30"/>
-      <w:commentRangeStart w:id="31"/>
       <w:r>
         <w:rPr>
           <w:b/>
@@ -4723,24 +4661,6 @@
         <w:t>3.1.1 Требования к структуре и функционированию системы</w:t>
       </w:r>
       <w:bookmarkEnd w:id="29"/>
-      <w:commentRangeEnd w:id="30"/>
-      <w:r>
-        <w:rPr>
-          <w:rStyle w:val="CommentReference"/>
-          <w:sz w:val="28"/>
-          <w:szCs w:val="22"/>
-        </w:rPr>
-        <w:commentReference w:id="30"/>
-      </w:r>
-      <w:commentRangeEnd w:id="31"/>
-      <w:r>
-        <w:rPr>
-          <w:rStyle w:val="CommentReference"/>
-          <w:sz w:val="28"/>
-          <w:szCs w:val="22"/>
-        </w:rPr>
-        <w:commentReference w:id="31"/>
-      </w:r>
     </w:p>
     <w:p>
       <w:pPr>
@@ -4851,6 +4771,7 @@
           <w:numId w:val="2"/>
         </w:numPr>
       </w:pPr>
+      <w:commentRangeStart w:id="77"/>
       <w:r>
         <w:t>D</w:t>
       </w:r>
@@ -4862,6 +4783,13 @@
       </w:r>
       <w:r>
         <w:t>внешний диаметр шайбы, мм (20–200);</w:t>
+      </w:r>
+      <w:commentRangeEnd w:id="77"/>
+      <w:r>
+        <w:rPr>
+          <w:rStyle w:val="CommentReference"/>
+        </w:rPr>
+        <w:commentReference w:id="77"/>
       </w:r>
     </w:p>
     <w:p>
@@ -5010,6 +4938,7 @@
       </w:r>
     </w:p>
     <w:p>
+      <w:commentRangeStart w:id="76"/>
       <w:r>
         <w:lastRenderedPageBreak/>
         <w:t>Зависимые параметры:</w:t>
@@ -5037,6 +4966,13 @@
       </w:r>
       <w:r>
         <w:t>являются взаимозависимыми и должны удовлетворять условию (3.1):</w:t>
+      </w:r>
+      <w:commentRangeEnd w:id="76"/>
+      <w:r>
+        <w:rPr>
+          <w:rStyle w:val="CommentReference"/>
+        </w:rPr>
+        <w:commentReference w:id="76"/>
       </w:r>
     </w:p>
     <w:tbl>
@@ -5893,8 +5829,16 @@
       </w:pPr>
     </w:p>
     <w:p>
+      <w:commentRangeStart w:id="75"/>
       <w:r>
         <w:t>Дополнительные требования не предъявляются.</w:t>
+      </w:r>
+      <w:commentRangeEnd w:id="75"/>
+      <w:r>
+        <w:rPr>
+          <w:rStyle w:val="CommentReference"/>
+        </w:rPr>
+        <w:commentReference w:id="75"/>
       </w:r>
     </w:p>
     <w:p>
@@ -6081,8 +6025,7 @@
         <w:outlineLvl w:val="2"/>
       </w:pPr>
       <w:bookmarkStart w:id="44" w:name="_Toc242262603"/>
-      <w:commentRangeStart w:id="45"/>
-      <w:commentRangeStart w:id="46"/>
+      <w:commentRangeStart w:id="78"/>
       <w:r>
         <w:rPr>
           <w:b/>
@@ -6090,25 +6033,14 @@
         </w:rPr>
         <w:t>3.2.1 Перечень функций, задач или их комплексов</w:t>
       </w:r>
+      <w:commentRangeEnd w:id="78"/>
+      <w:r>
+        <w:rPr>
+          <w:rStyle w:val="CommentReference"/>
+        </w:rPr>
+        <w:commentReference w:id="78"/>
+      </w:r>
       <w:bookmarkEnd w:id="44"/>
-      <w:commentRangeEnd w:id="45"/>
-      <w:r>
-        <w:rPr>
-          <w:rStyle w:val="CommentReference"/>
-          <w:sz w:val="28"/>
-          <w:szCs w:val="22"/>
-        </w:rPr>
-        <w:commentReference w:id="45"/>
-      </w:r>
-      <w:commentRangeEnd w:id="46"/>
-      <w:r>
-        <w:rPr>
-          <w:rStyle w:val="CommentReference"/>
-          <w:sz w:val="28"/>
-          <w:szCs w:val="22"/>
-        </w:rPr>
-        <w:commentReference w:id="46"/>
-      </w:r>
     </w:p>
     <w:p>
       <w:pPr>
@@ -6459,12 +6391,20 @@
         </w:numPr>
         <w:ind w:left="0" w:firstLine="709"/>
       </w:pPr>
+      <w:commentRangeStart w:id="74"/>
       <w:r>
         <w:t>В части качества кода рекомендуется применение unit</w:t>
       </w:r>
       <w:r>
         <w:noBreakHyphen/>
         <w:t>тестов (например, NUnit) для проверки расчётов диапазонов и правил валидации (логика проверяется отдельно от API nanoCAD).</w:t>
+      </w:r>
+      <w:commentRangeEnd w:id="74"/>
+      <w:r>
+        <w:rPr>
+          <w:rStyle w:val="CommentReference"/>
+        </w:rPr>
+        <w:commentReference w:id="74"/>
       </w:r>
     </w:p>
     <w:p>
@@ -6750,6 +6690,7 @@
       </w:pPr>
       <w:commentRangeStart w:id="58"/>
       <w:commentRangeStart w:id="59"/>
+      <w:commentRangeStart w:id="81"/>
       <w:r>
         <w:rPr>
           <w:rFonts w:eastAsia="SimSun"/>
@@ -6773,6 +6714,13 @@
           <w:lang w:val="en-US" w:eastAsia="zh-CN"/>
         </w:rPr>
         <w:t>WasherPlugin</w:t>
+      </w:r>
+      <w:commentRangeEnd w:id="81"/>
+      <w:r>
+        <w:rPr>
+          <w:rStyle w:val="CommentReference"/>
+        </w:rPr>
+        <w:commentReference w:id="81"/>
       </w:r>
       <w:commentRangeEnd w:id="58"/>
       <w:r>
@@ -7708,6 +7656,7 @@
                 <w:lang w:eastAsia="zh-CN"/>
               </w:rPr>
             </w:pPr>
+            <w:commentRangeStart w:id="79"/>
             <w:r>
               <w:rPr>
                 <w:sz w:val="24"/>
@@ -7715,6 +7664,13 @@
                 <w:lang w:eastAsia="zh-CN"/>
               </w:rPr>
               <w:t>Создание пояснительной записки</w:t>
+            </w:r>
+            <w:commentRangeEnd w:id="79"/>
+            <w:r>
+              <w:rPr>
+                <w:rStyle w:val="CommentReference"/>
+              </w:rPr>
+              <w:commentReference w:id="79"/>
             </w:r>
           </w:p>
         </w:tc>
@@ -7829,8 +7785,6 @@
                 <w:lang w:eastAsia="zh-CN"/>
               </w:rPr>
             </w:pPr>
-            <w:commentRangeStart w:id="60"/>
-            <w:commentRangeStart w:id="61"/>
             <w:r>
               <w:rPr>
                 <w:sz w:val="24"/>
@@ -7854,26 +7808,6 @@
                 <w:lang w:eastAsia="zh-CN"/>
               </w:rPr>
               <w:t>.12.2026</w:t>
-            </w:r>
-            <w:commentRangeEnd w:id="60"/>
-            <w:r>
-              <w:rPr>
-                <w:rStyle w:val="CommentReference"/>
-                <w:sz w:val="24"/>
-                <w:szCs w:val="24"/>
-                <w:lang w:eastAsia="zh-CN"/>
-              </w:rPr>
-              <w:commentReference w:id="60"/>
-            </w:r>
-            <w:commentRangeEnd w:id="61"/>
-            <w:r>
-              <w:rPr>
-                <w:rStyle w:val="CommentReference"/>
-                <w:sz w:val="24"/>
-                <w:szCs w:val="24"/>
-                <w:lang w:eastAsia="zh-CN"/>
-              </w:rPr>
-              <w:commentReference w:id="61"/>
             </w:r>
           </w:p>
         </w:tc>
@@ -8364,56 +8298,16 @@
       </w:r>
     </w:p>
     <w:p>
-      <w:commentRangeStart w:id="69"/>
-      <w:commentRangeStart w:id="70"/>
       <w:r>
         <w:t xml:space="preserve">Прочие требования и дефекты системы, выявленные на испытаниях и не относящиеся к требованиям, приведённым в настоящем техническом задании, могут документироваться как желательные доработки. </w:t>
       </w:r>
-      <w:commentRangeEnd w:id="69"/>
-      <w:r>
-        <w:rPr>
-          <w:rStyle w:val="CommentReference"/>
-          <w:sz w:val="28"/>
-          <w:szCs w:val="22"/>
-        </w:rPr>
-        <w:commentReference w:id="69"/>
-      </w:r>
-      <w:commentRangeEnd w:id="70"/>
-      <w:r>
-        <w:rPr>
-          <w:rStyle w:val="CommentReference"/>
-          <w:sz w:val="28"/>
-          <w:szCs w:val="22"/>
-        </w:rPr>
-        <w:commentReference w:id="70"/>
-      </w:r>
     </w:p>
     <w:p>
       <w:r>
         <w:t xml:space="preserve">Наличие желательных доработок не влияет на приёмку работ и процесс передачи системы в эксплуатацию. </w:t>
       </w:r>
-      <w:commentRangeStart w:id="71"/>
-      <w:commentRangeStart w:id="72"/>
       <w:r>
         <w:t>Комплектность передаваемой отчётной документации подлежит проверке Заказчиком.</w:t>
-      </w:r>
-      <w:commentRangeEnd w:id="71"/>
-      <w:r>
-        <w:rPr>
-          <w:rStyle w:val="CommentReference"/>
-          <w:sz w:val="28"/>
-          <w:szCs w:val="22"/>
-        </w:rPr>
-        <w:commentReference w:id="71"/>
-      </w:r>
-      <w:commentRangeEnd w:id="72"/>
-      <w:r>
-        <w:rPr>
-          <w:rStyle w:val="CommentReference"/>
-          <w:sz w:val="28"/>
-          <w:szCs w:val="22"/>
-        </w:rPr>
-        <w:commentReference w:id="72"/>
       </w:r>
       <w:r>
         <w:br w:type="page"/>
@@ -8742,220 +8636,6 @@
 
 <file path=word/comments.xml><?xml version="1.0" encoding="utf-8"?>
 <w:comments xmlns:wpc="http://schemas.microsoft.com/office/word/2010/wordprocessingCanvas" xmlns:cx="http://schemas.microsoft.com/office/drawing/2014/chartex" xmlns:cx1="http://schemas.microsoft.com/office/drawing/2015/9/8/chartex" xmlns:cx2="http://schemas.microsoft.com/office/drawing/2015/10/21/chartex" xmlns:cx3="http://schemas.microsoft.com/office/drawing/2016/5/9/chartex" xmlns:cx4="http://schemas.microsoft.com/office/drawing/2016/5/10/chartex" xmlns:cx5="http://schemas.microsoft.com/office/drawing/2016/5/11/chartex" xmlns:cx6="http://schemas.microsoft.com/office/drawing/2016/5/12/chartex" xmlns:cx7="http://schemas.microsoft.com/office/drawing/2016/5/13/chartex" xmlns:cx8="http://schemas.microsoft.com/office/drawing/2016/5/14/chartex" xmlns:mc="http://schemas.openxmlformats.org/markup-compatibility/2006" xmlns:aink="http://schemas.microsoft.com/office/drawing/2016/ink" xmlns:am3d="http://schemas.microsoft.com/office/drawing/2017/model3d" xmlns:o="urn:schemas-microsoft-com:office:office" xmlns:oel="http://schemas.microsoft.com/office/2019/extlst" xmlns:r="http://schemas.openxmlformats.org/officeDocument/2006/relationships" xmlns:m="http://schemas.openxmlformats.org/officeDocument/2006/math" xmlns:v="urn:schemas-microsoft-com:vml" xmlns:wp14="http://schemas.microsoft.com/office/word/2010/wordprocessingDrawing" xmlns:wp="http://schemas.openxmlformats.org/drawingml/2006/wordprocessingDrawing" xmlns:w10="urn:schemas-microsoft-com:office:word" xmlns:w="http://schemas.openxmlformats.org/wordprocessingml/2006/main" xmlns:w14="http://schemas.microsoft.com/office/word/2010/wordml" xmlns:w15="http://schemas.microsoft.com/office/word/2012/wordml" xmlns:w16cex="http://schemas.microsoft.com/office/word/2018/wordml/cex" xmlns:w16cid="http://schemas.microsoft.com/office/word/2016/wordml/cid" xmlns:w16="http://schemas.microsoft.com/office/word/2018/wordml" xmlns:w16du="http://schemas.microsoft.com/office/word/2023/wordml/word16du" xmlns:w16sdtdh="http://schemas.microsoft.com/office/word/2020/wordml/sdtdatahash" xmlns:w16sdtfl="http://schemas.microsoft.com/office/word/2024/wordml/sdtformatlock" xmlns:w16se="http://schemas.microsoft.com/office/word/2015/wordml/symex" xmlns:wpg="http://schemas.microsoft.com/office/word/2010/wordprocessingGroup" xmlns:wpi="http://schemas.microsoft.com/office/word/2010/wordprocessingInk" xmlns:wne="http://schemas.microsoft.com/office/word/2006/wordml" xmlns:wps="http://schemas.microsoft.com/office/word/2010/wordprocessingShape" mc:Ignorable="w14 w15 w16se w16cid w16 w16cex w16sdtdh w16sdtfl w16du wp14">
-  <w:comment w:id="0" w:author="Kalentyev Alexey" w:date="2026-09-23T02:48:00Z" w:initials="KA">
-    <w:p>
-      <w:pPr>
-        <w:pStyle w:val="CommentText"/>
-        <w:rPr>
-          <w:lang w:val="ru-RU"/>
-        </w:rPr>
-      </w:pPr>
-      <w:r>
-        <w:rPr>
-          <w:rStyle w:val="CommentReference"/>
-        </w:rPr>
-        <w:annotationRef/>
-      </w:r>
-      <w:r>
-        <w:rPr>
-          <w:lang w:val="ru-RU"/>
-        </w:rPr>
-        <w:t>Установите на титульной странице поля: слева 30 мм, справа 15 мм, сверху и снизу 20 мм.</w:t>
-      </w:r>
-    </w:p>
-  </w:comment>
-  <w:comment w:id="1" w:author="Арсалан Дамбаев" w:date="2026-09-23T10:44:00Z" w:initials="АД">
-    <w:p>
-      <w:pPr>
-        <w:pStyle w:val="CommentText"/>
-        <w:rPr>
-          <w:lang w:val="ru-RU"/>
-        </w:rPr>
-      </w:pPr>
-      <w:r>
-        <w:rPr>
-          <w:rStyle w:val="CommentReference"/>
-        </w:rPr>
-        <w:annotationRef/>
-      </w:r>
-      <w:r>
-        <w:rPr>
-          <w:lang w:val="ru-RU"/>
-        </w:rPr>
-        <w:t>+</w:t>
-      </w:r>
-    </w:p>
-  </w:comment>
-  <w:comment w:id="12" w:author="Kalentyev Alexey" w:date="2026-09-23T02:48:00Z" w:initials="KA">
-    <w:p>
-      <w:pPr>
-        <w:pStyle w:val="CommentText"/>
-        <w:rPr>
-          <w:lang w:val="ru-RU"/>
-        </w:rPr>
-      </w:pPr>
-      <w:r>
-        <w:rPr>
-          <w:rStyle w:val="CommentReference"/>
-        </w:rPr>
-        <w:annotationRef/>
-      </w:r>
-      <w:r>
-        <w:rPr>
-          <w:lang w:val="ru-RU"/>
-        </w:rPr>
-        <w:t>Дополните пункт сведениями об известном разработчике: кто выполняет работу, его подразделение и группа.</w:t>
-      </w:r>
-    </w:p>
-  </w:comment>
-  <w:comment w:id="13" w:author="Арсалан Дамбаев" w:date="2026-09-23T10:56:00Z" w:initials="АД">
-    <w:p>
-      <w:pPr>
-        <w:pStyle w:val="CommentText"/>
-        <w:rPr>
-          <w:lang w:val="ru-RU"/>
-        </w:rPr>
-      </w:pPr>
-      <w:r>
-        <w:rPr>
-          <w:rStyle w:val="CommentReference"/>
-        </w:rPr>
-        <w:annotationRef/>
-      </w:r>
-      <w:r>
-        <w:rPr>
-          <w:lang w:val="ru-RU"/>
-        </w:rPr>
-        <w:t>+</w:t>
-      </w:r>
-    </w:p>
-  </w:comment>
-  <w:comment w:id="17" w:author="Kalentyev Alexey" w:date="2026-09-23T02:48:00Z" w:initials="KA">
-    <w:p>
-      <w:pPr>
-        <w:pStyle w:val="CommentText"/>
-        <w:rPr>
-          <w:lang w:val="ru-RU"/>
-        </w:rPr>
-      </w:pPr>
-      <w:r>
-        <w:rPr>
-          <w:rStyle w:val="CommentReference"/>
-        </w:rPr>
-        <w:annotationRef/>
-      </w:r>
-      <w:r>
-        <w:rPr>
-          <w:lang w:val="ru-RU"/>
-        </w:rPr>
-        <w:t>Исправьте название комплекса: ГОСТ 19.103-77 относится к Единой системе программной документации (ЕСПД).</w:t>
-      </w:r>
-    </w:p>
-  </w:comment>
-  <w:comment w:id="18" w:author="Арсалан Дамбаев" w:date="2026-09-23T10:49:00Z" w:initials="АД">
-    <w:p>
-      <w:pPr>
-        <w:pStyle w:val="CommentText"/>
-        <w:rPr>
-          <w:lang w:val="ru-RU"/>
-        </w:rPr>
-      </w:pPr>
-      <w:r>
-        <w:rPr>
-          <w:rStyle w:val="CommentReference"/>
-        </w:rPr>
-        <w:annotationRef/>
-      </w:r>
-      <w:r>
-        <w:rPr>
-          <w:lang w:val="ru-RU"/>
-        </w:rPr>
-        <w:t>+</w:t>
-      </w:r>
-    </w:p>
-  </w:comment>
-  <w:comment w:id="30" w:author="Kalentyev Alexey" w:date="2026-09-23T02:48:00Z" w:initials="KA">
-    <w:p>
-      <w:pPr>
-        <w:pStyle w:val="CommentText"/>
-        <w:rPr>
-          <w:lang w:val="ru-RU"/>
-        </w:rPr>
-      </w:pPr>
-      <w:r>
-        <w:rPr>
-          <w:rStyle w:val="CommentReference"/>
-        </w:rPr>
-        <w:annotationRef/>
-      </w:r>
-      <w:r>
-        <w:rPr>
-          <w:lang w:val="ru-RU"/>
-        </w:rPr>
-        <w:t>Оформите заголовки 3.1.1, 3.1.2 и аналогичные единообразно: полужирным, по центру, без точки в конце; отделите их от текста пустой строкой.</w:t>
-      </w:r>
-    </w:p>
-  </w:comment>
-  <w:comment w:id="31" w:author="Арсалан Дамбаев" w:date="2026-09-23T11:15:00Z" w:initials="АД">
-    <w:p>
-      <w:pPr>
-        <w:pStyle w:val="CommentText"/>
-      </w:pPr>
-      <w:r>
-        <w:rPr>
-          <w:rStyle w:val="CommentReference"/>
-        </w:rPr>
-        <w:annotationRef/>
-      </w:r>
-      <w:r>
-        <w:t>+</w:t>
-      </w:r>
-    </w:p>
-  </w:comment>
-  <w:comment w:id="45" w:author="Kalentyev Alexey" w:date="2026-09-23T02:48:00Z" w:initials="KA">
-    <w:p>
-      <w:pPr>
-        <w:pStyle w:val="CommentText"/>
-        <w:rPr>
-          <w:lang w:val="ru-RU"/>
-        </w:rPr>
-      </w:pPr>
-      <w:r>
-        <w:rPr>
-          <w:rStyle w:val="CommentReference"/>
-        </w:rPr>
-        <w:annotationRef/>
-      </w:r>
-      <w:r>
-        <w:rPr>
-          <w:lang w:val="ru-RU"/>
-        </w:rPr>
-        <w:t>Перенесите заголовки 3.2 и 3.2.1 вместе с началом текста на следующую страницу; включите для них «Не отрывать от следующего».</w:t>
-      </w:r>
-    </w:p>
-  </w:comment>
-  <w:comment w:id="46" w:author="Арсалан Дамбаев" w:date="2026-09-23T11:01:00Z" w:initials="АД">
-    <w:p>
-      <w:pPr>
-        <w:pStyle w:val="CommentText"/>
-        <w:rPr>
-          <w:lang w:val="ru-RU"/>
-        </w:rPr>
-      </w:pPr>
-      <w:r>
-        <w:rPr>
-          <w:rStyle w:val="CommentReference"/>
-        </w:rPr>
-        <w:annotationRef/>
-      </w:r>
-      <w:r>
-        <w:rPr>
-          <w:lang w:val="ru-RU"/>
-        </w:rPr>
-        <w:t>+</w:t>
-      </w:r>
-    </w:p>
-  </w:comment>
   <w:comment w:id="58" w:author="Kalentyev Alexey" w:date="2026-09-23T02:48:00Z" w:initials="KA">
     <w:p>
       <w:pPr>
@@ -9002,132 +8682,120 @@
       </w:r>
     </w:p>
   </w:comment>
-  <w:comment w:id="60" w:author="Kalentyev Alexey" w:date="2026-09-23T02:48:00Z" w:initials="KA">
+  <w:comment w:id="73" w:author="Kalentyev Alexey" w:initials="KA" w:date="2026-10-08T04:27:55Z">
     <w:p>
       <w:pPr>
         <w:pStyle w:val="CommentText"/>
-        <w:rPr>
-          <w:lang w:val="ru-RU"/>
-        </w:rPr>
-      </w:pPr>
-      <w:r>
-        <w:rPr>
-          <w:rStyle w:val="CommentReference"/>
-        </w:rPr>
+      </w:pPr>
+      <w:r>
         <w:annotationRef/>
       </w:r>
       <w:r>
-        <w:rPr>
-          <w:lang w:val="ru-RU"/>
-        </w:rPr>
-        <w:t>Согласуйте даты: в п. 1.4 работа завершается не позднее 27.12.2026, а последний этап таблицы 4.1 — 29.12.2026.</w:t>
+        <w:t xml:space="preserve">Различите на рисунке фактическую толщину стенки и задаваемый пользователем допустимый минимум S. Например, обозначьте размер как t и поясните: t = (D − d)/2 − e, t ≥ S.</w:t>
       </w:r>
     </w:p>
   </w:comment>
-  <w:comment w:id="61" w:author="Арсалан Дамбаев" w:date="2026-09-23T10:46:00Z" w:initials="АД">
+  <w:comment w:id="74" w:author="Kalentyev Alexey" w:initials="KA" w:date="2026-10-08T04:27:55Z">
     <w:p>
       <w:pPr>
         <w:pStyle w:val="CommentText"/>
-        <w:rPr>
-          <w:lang w:val="ru-RU"/>
-        </w:rPr>
-      </w:pPr>
-      <w:r>
-        <w:rPr>
-          <w:rStyle w:val="CommentReference"/>
-        </w:rPr>
+      </w:pPr>
+      <w:r>
         <w:annotationRef/>
       </w:r>
       <w:r>
-        <w:rPr>
-          <w:lang w:val="ru-RU"/>
-        </w:rPr>
-        <w:t>+</w:t>
+        <w:t xml:space="preserve">Укажите обязательность модульного тестирования расчётов и валидации и требуемое методичкой полное покрытие бизнес-логики. Согласуйте формулировку с п. 6.1 и таблицей 4.1.</w:t>
       </w:r>
     </w:p>
   </w:comment>
-  <w:comment w:id="69" w:author="Kalentyev Alexey" w:date="2026-09-23T02:48:00Z" w:initials="KA">
+  <w:comment w:id="75" w:author="Kalentyev Alexey" w:initials="KA" w:date="2026-10-08T04:27:55Z">
     <w:p>
       <w:pPr>
         <w:pStyle w:val="CommentText"/>
-        <w:rPr>
-          <w:lang w:val="ru-RU"/>
-        </w:rPr>
-      </w:pPr>
-      <w:r>
-        <w:rPr>
-          <w:rStyle w:val="CommentReference"/>
-        </w:rPr>
+      </w:pPr>
+      <w:r>
         <w:annotationRef/>
       </w:r>
       <w:r>
-        <w:rPr>
-          <w:lang w:val="ru-RU"/>
-        </w:rPr>
-        <w:t>Удалите постороннее число «63» из фразы «желательные 63 доработки».</w:t>
+        <w:t xml:space="preserve">Разместите заголовок 3.1.8 вместе с текстом пункта. Свяжите заголовок и промежуточный пустой абзац с последующим текстом, чтобы короткий абзац не оставался отдельно в начале страницы.</w:t>
       </w:r>
     </w:p>
   </w:comment>
-  <w:comment w:id="70" w:author="Арсалан Дамбаев" w:date="2026-09-23T11:02:00Z" w:initials="АД">
+  <w:comment w:id="76" w:author="Kalentyev Alexey" w:initials="KA" w:date="2026-10-08T04:27:55Z">
     <w:p>
       <w:pPr>
         <w:pStyle w:val="CommentText"/>
-        <w:rPr>
-          <w:lang w:val="ru-RU"/>
-        </w:rPr>
-      </w:pPr>
-      <w:r>
-        <w:rPr>
-          <w:rStyle w:val="CommentReference"/>
-        </w:rPr>
+      </w:pPr>
+      <w:r>
         <w:annotationRef/>
       </w:r>
       <w:r>
-        <w:rPr>
-          <w:lang w:val="ru-RU"/>
-        </w:rPr>
-        <w:t>+</w:t>
+        <w:t xml:space="preserve">Оформите непосредственно под формулами расшифровки обозначений: со слова «где» без двоеточия, каждый символ с новой строки в порядке появления.</w:t>
       </w:r>
     </w:p>
   </w:comment>
-  <w:comment w:id="71" w:author="Kalentyev Alexey" w:date="2026-09-16T12:00:00Z" w:initials="KA">
+  <w:comment w:id="77" w:author="Kalentyev Alexey" w:initials="KA" w:date="2026-10-08T04:27:55Z">
     <w:p>
       <w:pPr>
         <w:pStyle w:val="CommentText"/>
       </w:pPr>
       <w:r>
-        <w:rPr>
-          <w:rStyle w:val="CommentReference"/>
-        </w:rPr>
         <w:annotationRef/>
       </w:r>
       <w:r>
-        <w:rPr>
-          <w:lang w:val="ru-RU"/>
-        </w:rPr>
-        <w:t>Висячая строка</w:t>
+        <w:t xml:space="preserve">Приведите перечень параметров D, H, d, e, S к единому оформлению с остальными списками: согласуйте положение маркеров и начала текста, соблюдая абзацный отступ 1,25 см.</w:t>
       </w:r>
     </w:p>
   </w:comment>
-  <w:comment w:id="72" w:author="Арсалан Дамбаев" w:date="2026-09-23T11:02:00Z" w:initials="АД">
+  <w:comment w:id="78" w:author="Kalentyev Alexey" w:initials="KA" w:date="2026-10-08T04:27:55Z">
     <w:p>
       <w:pPr>
         <w:pStyle w:val="CommentText"/>
-        <w:rPr>
-          <w:lang w:val="ru-RU"/>
-        </w:rPr>
-      </w:pPr>
-      <w:r>
-        <w:rPr>
-          <w:rStyle w:val="CommentReference"/>
-        </w:rPr>
+      </w:pPr>
+      <w:r>
         <w:annotationRef/>
       </w:r>
       <w:r>
-        <w:rPr>
-          <w:lang w:val="ru-RU"/>
-        </w:rPr>
-        <w:t>+</w:t>
+        <w:t xml:space="preserve">Уберите номер 3.2.1 у единственного пункта подраздела 3.2 либо объедините его содержание с подразделом 3.2. Обновите оглавление после исправления.</w:t>
+      </w:r>
+    </w:p>
+  </w:comment>
+  <w:comment w:id="79" w:author="Kalentyev Alexey" w:initials="KA" w:date="2026-10-08T04:27:55Z">
+    <w:p>
+      <w:pPr>
+        <w:pStyle w:val="CommentText"/>
+      </w:pPr>
+      <w:r>
+        <w:annotationRef/>
+      </w:r>
+      <w:r>
+        <w:t xml:space="preserve">Исправьте разрывы слов «пояснительной» и «Обозначение» в таблице 4.1. Подберите ширину столбцов или корректные переносы по слогам.</w:t>
+      </w:r>
+    </w:p>
+  </w:comment>
+  <w:comment w:id="80" w:author="Kalentyev Alexey" w:initials="KA" w:date="2026-10-08T04:27:55Z">
+    <w:p>
+      <w:pPr>
+        <w:pStyle w:val="CommentText"/>
+      </w:pPr>
+      <w:r>
+        <w:annotationRef/>
+      </w:r>
+      <w:r>
+        <w:t xml:space="preserve">Перенесите вводный абзац пункта 1.3 вместе хотя бы с первым пунктом перечня стандартов.</w:t>
+      </w:r>
+    </w:p>
+  </w:comment>
+  <w:comment w:id="81" w:author="Kalentyev Alexey" w:initials="KA" w:date="2026-10-08T04:27:55Z">
+    <w:p>
+      <w:pPr>
+        <w:pStyle w:val="CommentText"/>
+      </w:pPr>
+      <w:r>
+        <w:annotationRef/>
+      </w:r>
+      <w:r>
+        <w:t xml:space="preserve">На странице 13 подпись начинается левее левой границы таблицы, поэтому требование расположить её над левым верхним углом выполнено не полностью</w:t>
       </w:r>
     </w:p>
   </w:comment>
@@ -9136,63 +8804,48 @@
 
 <file path=word/commentsExtended.xml><?xml version="1.0" encoding="utf-8"?>
 <w15:commentsEx xmlns:wpc="http://schemas.microsoft.com/office/word/2010/wordprocessingCanvas" xmlns:cx="http://schemas.microsoft.com/office/drawing/2014/chartex" xmlns:cx1="http://schemas.microsoft.com/office/drawing/2015/9/8/chartex" xmlns:cx2="http://schemas.microsoft.com/office/drawing/2015/10/21/chartex" xmlns:cx3="http://schemas.microsoft.com/office/drawing/2016/5/9/chartex" xmlns:cx4="http://schemas.microsoft.com/office/drawing/2016/5/10/chartex" xmlns:cx5="http://schemas.microsoft.com/office/drawing/2016/5/11/chartex" xmlns:cx6="http://schemas.microsoft.com/office/drawing/2016/5/12/chartex" xmlns:cx7="http://schemas.microsoft.com/office/drawing/2016/5/13/chartex" xmlns:cx8="http://schemas.microsoft.com/office/drawing/2016/5/14/chartex" xmlns:mc="http://schemas.openxmlformats.org/markup-compatibility/2006" xmlns:aink="http://schemas.microsoft.com/office/drawing/2016/ink" xmlns:am3d="http://schemas.microsoft.com/office/drawing/2017/model3d" xmlns:o="urn:schemas-microsoft-com:office:office" xmlns:oel="http://schemas.microsoft.com/office/2019/extlst" xmlns:r="http://schemas.openxmlformats.org/officeDocument/2006/relationships" xmlns:m="http://schemas.openxmlformats.org/officeDocument/2006/math" xmlns:v="urn:schemas-microsoft-com:vml" xmlns:wp14="http://schemas.microsoft.com/office/word/2010/wordprocessingDrawing" xmlns:wp="http://schemas.openxmlformats.org/drawingml/2006/wordprocessingDrawing" xmlns:w10="urn:schemas-microsoft-com:office:word" xmlns:w="http://schemas.openxmlformats.org/wordprocessingml/2006/main" xmlns:w14="http://schemas.microsoft.com/office/word/2010/wordml" xmlns:w15="http://schemas.microsoft.com/office/word/2012/wordml" xmlns:w16cex="http://schemas.microsoft.com/office/word/2018/wordml/cex" xmlns:w16cid="http://schemas.microsoft.com/office/word/2016/wordml/cid" xmlns:w16="http://schemas.microsoft.com/office/word/2018/wordml" xmlns:w16du="http://schemas.microsoft.com/office/word/2023/wordml/word16du" xmlns:w16sdtdh="http://schemas.microsoft.com/office/word/2020/wordml/sdtdatahash" xmlns:w16sdtfl="http://schemas.microsoft.com/office/word/2024/wordml/sdtformatlock" xmlns:w16se="http://schemas.microsoft.com/office/word/2015/wordml/symex" xmlns:wpg="http://schemas.microsoft.com/office/word/2010/wordprocessingGroup" xmlns:wpi="http://schemas.microsoft.com/office/word/2010/wordprocessingInk" xmlns:wne="http://schemas.microsoft.com/office/word/2006/wordml" xmlns:wps="http://schemas.microsoft.com/office/word/2010/wordprocessingShape" mc:Ignorable="w14 w15 w16se w16cid w16 w16cex w16sdtdh w16sdtfl w16du wp14">
-  <w15:commentEx w15:paraId="52295174" w15:done="0"/>
-  <w15:commentEx w15:paraId="164D715C" w15:paraIdParent="52295174" w15:done="0"/>
-  <w15:commentEx w15:paraId="0EBBE533" w15:done="0"/>
-  <w15:commentEx w15:paraId="4132C9ED" w15:paraIdParent="0EBBE533" w15:done="0"/>
-  <w15:commentEx w15:paraId="5954A10E" w15:done="0"/>
-  <w15:commentEx w15:paraId="513EEA15" w15:paraIdParent="5954A10E" w15:done="0"/>
-  <w15:commentEx w15:paraId="6563A28F" w15:done="0"/>
-  <w15:commentEx w15:paraId="5ED1B74D" w15:paraIdParent="6563A28F" w15:done="0"/>
-  <w15:commentEx w15:paraId="1EB37386" w15:done="0"/>
-  <w15:commentEx w15:paraId="53BE70E7" w15:paraIdParent="1EB37386" w15:done="0"/>
   <w15:commentEx w15:paraId="43A94E74" w15:done="0"/>
   <w15:commentEx w15:paraId="55B5203C" w15:paraIdParent="43A94E74" w15:done="0"/>
-  <w15:commentEx w15:paraId="12A867F3" w15:done="0"/>
-  <w15:commentEx w15:paraId="06AF467B" w15:paraIdParent="12A867F3" w15:done="0"/>
-  <w15:commentEx w15:paraId="5FC11E7F" w15:done="0"/>
-  <w15:commentEx w15:paraId="7569A28C" w15:paraIdParent="5FC11E7F" w15:done="0"/>
-  <w15:commentEx w15:paraId="466186D6" w15:done="0"/>
-  <w15:commentEx w15:paraId="0D92EA88" w15:paraIdParent="466186D6" w15:done="0"/>
+  <w15:commentEx w15:paraId="4EDA7614" w15:done="0"/>
+  <w15:commentEx w15:paraId="4ADFC53D" w15:done="0"/>
+  <w15:commentEx w15:paraId="4CE168ED" w15:done="0"/>
+  <w15:commentEx w15:paraId="650F57B5" w15:done="0"/>
+  <w15:commentEx w15:paraId="61331C42" w15:done="0"/>
+  <w15:commentEx w15:paraId="5EFD622E" w15:done="0"/>
+  <w15:commentEx w15:paraId="570A00AE" w15:done="0"/>
+  <w15:commentEx w15:paraId="0A1342BA" w15:done="0"/>
+  <w15:commentEx w15:paraId="4F29C78E" w15:done="0"/>
 </w15:commentsEx>
 </file>
 
 <file path=word/commentsExtensible.xml><?xml version="1.0" encoding="utf-8"?>
 <w16cex:commentsExtensible xmlns:wpc="http://schemas.microsoft.com/office/word/2010/wordprocessingCanvas" xmlns:cx="http://schemas.microsoft.com/office/drawing/2014/chartex" xmlns:cx1="http://schemas.microsoft.com/office/drawing/2015/9/8/chartex" xmlns:cx2="http://schemas.microsoft.com/office/drawing/2015/10/21/chartex" xmlns:cx3="http://schemas.microsoft.com/office/drawing/2016/5/9/chartex" xmlns:cx4="http://schemas.microsoft.com/office/drawing/2016/5/10/chartex" xmlns:cx5="http://schemas.microsoft.com/office/drawing/2016/5/11/chartex" xmlns:cx6="http://schemas.microsoft.com/office/drawing/2016/5/12/chartex" xmlns:cx7="http://schemas.microsoft.com/office/drawing/2016/5/13/chartex" xmlns:cx8="http://schemas.microsoft.com/office/drawing/2016/5/14/chartex" xmlns:cr="http://schemas.microsoft.com/office/comments/2020/reactions" xmlns:mc="http://schemas.openxmlformats.org/markup-compatibility/2006" xmlns:aink="http://schemas.microsoft.com/office/drawing/2016/ink" xmlns:am3d="http://schemas.microsoft.com/office/drawing/2017/model3d" xmlns:o="urn:schemas-microsoft-com:office:office" xmlns:oel="http://schemas.microsoft.com/office/2019/extlst" xmlns:r="http://schemas.openxmlformats.org/officeDocument/2006/relationships" xmlns:m="http://schemas.openxmlformats.org/officeDocument/2006/math" xmlns:v="urn:schemas-microsoft-com:vml" xmlns:wp14="http://schemas.microsoft.com/office/word/2010/wordprocessingDrawing" xmlns:wp="http://schemas.openxmlformats.org/drawingml/2006/wordprocessingDrawing" xmlns:w10="urn:schemas-microsoft-com:office:word" xmlns:w="http://schemas.openxmlformats.org/wordprocessingml/2006/main" xmlns:w14="http://schemas.microsoft.com/office/word/2010/wordml" xmlns:w15="http://schemas.microsoft.com/office/word/2012/wordml" xmlns:w16cex="http://schemas.microsoft.com/office/word/2018/wordml/cex" xmlns:w16cid="http://schemas.microsoft.com/office/word/2016/wordml/cid" xmlns:w16="http://schemas.microsoft.com/office/word/2018/wordml" xmlns:w16du="http://schemas.microsoft.com/office/word/2023/wordml/word16du" xmlns:w16sdtdh="http://schemas.microsoft.com/office/word/2020/wordml/sdtdatahash" xmlns:w16sdtfl="http://schemas.microsoft.com/office/word/2024/wordml/sdtformatlock" xmlns:w16se="http://schemas.microsoft.com/office/word/2015/wordml/symex" xmlns:wpg="http://schemas.microsoft.com/office/word/2010/wordprocessingGroup" xmlns:wpi="http://schemas.microsoft.com/office/word/2010/wordprocessingInk" xmlns:wne="http://schemas.microsoft.com/office/word/2006/wordml" xmlns:wps="http://schemas.microsoft.com/office/word/2010/wordprocessingShape" mc:Ignorable="w14 w15 w16se w16cid w16 w16cex w16sdtdh w16sdtfl cr w16du wp14">
-  <w16cex:commentExtensible w16cex:durableId="2E5E2C1A" w16cex:dateUtc="2026-09-23T03:44:00Z"/>
-  <w16cex:commentExtensible w16cex:durableId="2E5E2EFB" w16cex:dateUtc="2026-09-23T03:56:00Z"/>
-  <w16cex:commentExtensible w16cex:durableId="2E5E2D21" w16cex:dateUtc="2026-09-23T03:49:00Z"/>
-  <w16cex:commentExtensible w16cex:durableId="2E5E3369" w16cex:dateUtc="2026-09-23T04:15:00Z"/>
-  <w16cex:commentExtensible w16cex:durableId="2E5E3006" w16cex:dateUtc="2026-09-23T04:01:00Z"/>
   <w16cex:commentExtensible w16cex:durableId="2E5E2C89" w16cex:dateUtc="2026-09-23T03:46:00Z"/>
-  <w16cex:commentExtensible w16cex:durableId="13D5D50B" w16cex:dateUtc="2026-09-23T02:48:00Z"/>
-  <w16cex:commentExtensible w16cex:durableId="2E5E2CA2" w16cex:dateUtc="2026-09-23T03:46:00Z"/>
-  <w16cex:commentExtensible w16cex:durableId="2E5E302A" w16cex:dateUtc="2026-09-23T04:02:00Z"/>
-  <w16cex:commentExtensible w16cex:durableId="0F52FDD9" w16cex:dateUtc="2026-09-16T05:00:00Z"/>
-  <w16cex:commentExtensible w16cex:durableId="2E5E302C" w16cex:dateUtc="2026-09-23T04:02:00Z"/>
+  <w16cex:commentExtensible w16cex:durableId="17AF7BB1" w16cex:dateUtc="2026-10-08T04:27:55Z"/>
+  <w16cex:commentExtensible w16cex:durableId="7EE2F426" w16cex:dateUtc="2026-10-08T04:27:55Z"/>
+  <w16cex:commentExtensible w16cex:durableId="00C99907" w16cex:dateUtc="2026-10-08T04:27:55Z"/>
+  <w16cex:commentExtensible w16cex:durableId="2976D56D" w16cex:dateUtc="2026-10-08T04:27:55Z"/>
+  <w16cex:commentExtensible w16cex:durableId="136E239A" w16cex:dateUtc="2026-10-08T04:27:55Z"/>
+  <w16cex:commentExtensible w16cex:durableId="16953E75" w16cex:dateUtc="2026-10-08T04:27:55Z"/>
+  <w16cex:commentExtensible w16cex:durableId="6B22ED5E" w16cex:dateUtc="2026-10-08T04:27:55Z"/>
+  <w16cex:commentExtensible w16cex:durableId="0DB6E0EB" w16cex:dateUtc="2026-10-08T04:27:55Z"/>
+  <w16cex:commentExtensible w16cex:durableId="615EE2E3" w16cex:dateUtc="2026-10-08T04:27:55Z"/>
 </w16cex:commentsExtensible>
 </file>
 
 <file path=word/commentsIds.xml><?xml version="1.0" encoding="utf-8"?>
 <w16cid:commentsIds xmlns:wpc="http://schemas.microsoft.com/office/word/2010/wordprocessingCanvas" xmlns:cx="http://schemas.microsoft.com/office/drawing/2014/chartex" xmlns:cx1="http://schemas.microsoft.com/office/drawing/2015/9/8/chartex" xmlns:cx2="http://schemas.microsoft.com/office/drawing/2015/10/21/chartex" xmlns:cx3="http://schemas.microsoft.com/office/drawing/2016/5/9/chartex" xmlns:cx4="http://schemas.microsoft.com/office/drawing/2016/5/10/chartex" xmlns:cx5="http://schemas.microsoft.com/office/drawing/2016/5/11/chartex" xmlns:cx6="http://schemas.microsoft.com/office/drawing/2016/5/12/chartex" xmlns:cx7="http://schemas.microsoft.com/office/drawing/2016/5/13/chartex" xmlns:cx8="http://schemas.microsoft.com/office/drawing/2016/5/14/chartex" xmlns:mc="http://schemas.openxmlformats.org/markup-compatibility/2006" xmlns:aink="http://schemas.microsoft.com/office/drawing/2016/ink" xmlns:am3d="http://schemas.microsoft.com/office/drawing/2017/model3d" xmlns:o="urn:schemas-microsoft-com:office:office" xmlns:oel="http://schemas.microsoft.com/office/2019/extlst" xmlns:r="http://schemas.openxmlformats.org/officeDocument/2006/relationships" xmlns:m="http://schemas.openxmlformats.org/officeDocument/2006/math" xmlns:v="urn:schemas-microsoft-com:vml" xmlns:wp14="http://schemas.microsoft.com/office/word/2010/wordprocessingDrawing" xmlns:wp="http://schemas.openxmlformats.org/drawingml/2006/wordprocessingDrawing" xmlns:w10="urn:schemas-microsoft-com:office:word" xmlns:w="http://schemas.openxmlformats.org/wordprocessingml/2006/main" xmlns:w14="http://schemas.microsoft.com/office/word/2010/wordml" xmlns:w15="http://schemas.microsoft.com/office/word/2012/wordml" xmlns:w16cex="http://schemas.microsoft.com/office/word/2018/wordml/cex" xmlns:w16cid="http://schemas.microsoft.com/office/word/2016/wordml/cid" xmlns:w16="http://schemas.microsoft.com/office/word/2018/wordml" xmlns:w16du="http://schemas.microsoft.com/office/word/2023/wordml/word16du" xmlns:w16sdtdh="http://schemas.microsoft.com/office/word/2020/wordml/sdtdatahash" xmlns:w16sdtfl="http://schemas.microsoft.com/office/word/2024/wordml/sdtformatlock" xmlns:w16se="http://schemas.microsoft.com/office/word/2015/wordml/symex" xmlns:wpg="http://schemas.microsoft.com/office/word/2010/wordprocessingGroup" xmlns:wpi="http://schemas.microsoft.com/office/word/2010/wordprocessingInk" xmlns:wne="http://schemas.microsoft.com/office/word/2006/wordml" xmlns:wps="http://schemas.microsoft.com/office/word/2010/wordprocessingShape" mc:Ignorable="w14 w15 w16se w16cid w16 w16cex w16sdtdh w16sdtfl w16du wp14">
-  <w16cid:commentId w16cid:paraId="52295174" w16cid:durableId="52295174"/>
-  <w16cid:commentId w16cid:paraId="164D715C" w16cid:durableId="2E5E2C1A"/>
-  <w16cid:commentId w16cid:paraId="0EBBE533" w16cid:durableId="2E5E2C0E"/>
-  <w16cid:commentId w16cid:paraId="4132C9ED" w16cid:durableId="2E5E2EFB"/>
-  <w16cid:commentId w16cid:paraId="5954A10E" w16cid:durableId="2E5E2C0F"/>
-  <w16cid:commentId w16cid:paraId="513EEA15" w16cid:durableId="2E5E2D21"/>
-  <w16cid:commentId w16cid:paraId="6563A28F" w16cid:durableId="2E5E2C10"/>
-  <w16cid:commentId w16cid:paraId="5ED1B74D" w16cid:durableId="2E5E3369"/>
-  <w16cid:commentId w16cid:paraId="1EB37386" w16cid:durableId="2E5E2C11"/>
-  <w16cid:commentId w16cid:paraId="53BE70E7" w16cid:durableId="2E5E3006"/>
   <w16cid:commentId w16cid:paraId="43A94E74" w16cid:durableId="770BD955"/>
   <w16cid:commentId w16cid:paraId="55B5203C" w16cid:durableId="2E5E2C89"/>
-  <w16cid:commentId w16cid:paraId="12A867F3" w16cid:durableId="13D5D50B"/>
-  <w16cid:commentId w16cid:paraId="06AF467B" w16cid:durableId="2E5E2CA2"/>
-  <w16cid:commentId w16cid:paraId="5FC11E7F" w16cid:durableId="2E5E2C14"/>
-  <w16cid:commentId w16cid:paraId="7569A28C" w16cid:durableId="2E5E302A"/>
-  <w16cid:commentId w16cid:paraId="466186D6" w16cid:durableId="0F52FDD9"/>
-  <w16cid:commentId w16cid:paraId="0D92EA88" w16cid:durableId="2E5E302C"/>
+  <w16cid:commentId w16cid:paraId="4EDA7614" w16cid:durableId="17AF7BB1"/>
+  <w16cid:commentId w16cid:paraId="4ADFC53D" w16cid:durableId="7EE2F426"/>
+  <w16cid:commentId w16cid:paraId="4CE168ED" w16cid:durableId="00C99907"/>
+  <w16cid:commentId w16cid:paraId="650F57B5" w16cid:durableId="2976D56D"/>
+  <w16cid:commentId w16cid:paraId="61331C42" w16cid:durableId="136E239A"/>
+  <w16cid:commentId w16cid:paraId="5EFD622E" w16cid:durableId="16953E75"/>
+  <w16cid:commentId w16cid:paraId="570A00AE" w16cid:durableId="6B22ED5E"/>
+  <w16cid:commentId w16cid:paraId="0A1342BA" w16cid:durableId="0DB6E0EB"/>
+  <w16cid:commentId w16cid:paraId="4F29C78E" w16cid:durableId="615EE2E3"/>
 </w16cid:commentsIds>
 </file>
 
